--- a/thesis/doc/ĐỒ-ÁN-MÔN-HỌC-CHUYÊN-ĐỀ-ASP.NET.docx
+++ b/thesis/doc/ĐỒ-ÁN-MÔN-HỌC-CHUYÊN-ĐỀ-ASP.NET.docx
@@ -120,30 +120,54 @@
           <w:sz w:val="48"/>
           <w:lang w:eastAsia="vi-VN"/>
         </w:rPr>
-        <w:pict w14:anchorId="3857B9E8">
-          <v:shapetype id="_x0000_t75" coordsize="21600,21600" o:spt="75" o:preferrelative="t" path="m@4@5l@4@11@9@11@9@5xe" filled="f" stroked="f">
-            <v:stroke joinstyle="miter"/>
-            <v:formulas>
-              <v:f eqn="if lineDrawn pixelLineWidth 0"/>
-              <v:f eqn="sum @0 1 0"/>
-              <v:f eqn="sum 0 0 @1"/>
-              <v:f eqn="prod @2 1 2"/>
-              <v:f eqn="prod @3 21600 pixelWidth"/>
-              <v:f eqn="prod @3 21600 pixelHeight"/>
-              <v:f eqn="sum @0 0 1"/>
-              <v:f eqn="prod @6 1 2"/>
-              <v:f eqn="prod @7 21600 pixelWidth"/>
-              <v:f eqn="sum @8 21600 0"/>
-              <v:f eqn="prod @7 21600 pixelHeight"/>
-              <v:f eqn="sum @10 21600 0"/>
-            </v:formulas>
-            <v:path o:extrusionok="f" gradientshapeok="t" o:connecttype="rect"/>
-            <o:lock v:ext="edit" aspectratio="t"/>
-          </v:shapetype>
-          <v:shape id="_x0000_i1025" type="#_x0000_t75" style="width:71.4pt;height:71.4pt">
-            <v:imagedata r:id="rId8" o:title="TVU-RGB"/>
-          </v:shape>
-        </w:pict>
+        <w:drawing>
+          <wp:inline distT="0" distB="0" distL="0" distR="0" wp14:anchorId="3857B9E8" wp14:editId="1DFC1B10">
+            <wp:extent cx="906780" cy="906780"/>
+            <wp:effectExtent l="0" t="0" r="0" b="0"/>
+            <wp:docPr id="13" name="Picture 1"/>
+            <wp:cNvGraphicFramePr>
+              <a:graphicFrameLocks xmlns:a="http://schemas.openxmlformats.org/drawingml/2006/main" noChangeAspect="1"/>
+            </wp:cNvGraphicFramePr>
+            <a:graphic xmlns:a="http://schemas.openxmlformats.org/drawingml/2006/main">
+              <a:graphicData uri="http://schemas.openxmlformats.org/drawingml/2006/picture">
+                <pic:pic xmlns:pic="http://schemas.openxmlformats.org/drawingml/2006/picture">
+                  <pic:nvPicPr>
+                    <pic:cNvPr id="0" name="Picture 1"/>
+                    <pic:cNvPicPr>
+                      <a:picLocks noChangeAspect="1" noChangeArrowheads="1"/>
+                    </pic:cNvPicPr>
+                  </pic:nvPicPr>
+                  <pic:blipFill>
+                    <a:blip r:embed="rId8" cstate="print">
+                      <a:extLst>
+                        <a:ext uri="{28A0092B-C50C-407E-A947-70E740481C1C}">
+                          <a14:useLocalDpi xmlns:a14="http://schemas.microsoft.com/office/drawing/2010/main" val="0"/>
+                        </a:ext>
+                      </a:extLst>
+                    </a:blip>
+                    <a:srcRect/>
+                    <a:stretch>
+                      <a:fillRect/>
+                    </a:stretch>
+                  </pic:blipFill>
+                  <pic:spPr bwMode="auto">
+                    <a:xfrm>
+                      <a:off x="0" y="0"/>
+                      <a:ext cx="906780" cy="906780"/>
+                    </a:xfrm>
+                    <a:prstGeom prst="rect">
+                      <a:avLst/>
+                    </a:prstGeom>
+                    <a:noFill/>
+                    <a:ln>
+                      <a:noFill/>
+                    </a:ln>
+                  </pic:spPr>
+                </pic:pic>
+              </a:graphicData>
+            </a:graphic>
+          </wp:inline>
+        </w:drawing>
       </w:r>
     </w:p>
     <w:p>
@@ -304,69 +328,193 @@
           <w:sz w:val="26"/>
           <w:szCs w:val="26"/>
         </w:rPr>
-        <w:pict w14:anchorId="1883DAC4">
-          <v:shapetype id="_x0000_t202" coordsize="21600,21600" o:spt="202" path="m,l,21600r21600,l21600,xe">
-            <v:stroke joinstyle="miter"/>
-            <v:path gradientshapeok="t" o:connecttype="rect"/>
-          </v:shapetype>
-          <v:shape id="_x0000_s2051" type="#_x0000_t202" style="position:absolute;margin-left:45pt;margin-top:22.6pt;width:135.5pt;height:54pt;z-index:1;mso-wrap-edited:f" stroked="f">
-            <v:textbox style="mso-next-textbox:#_x0000_s2051">
-              <w:txbxContent>
-                <w:p>
-                  <w:pPr>
-                    <w:rPr>
-                      <w:i/>
-                    </w:rPr>
-                  </w:pPr>
-                  <w:r>
-                    <w:rPr>
-                      <w:i/>
-                    </w:rPr>
-                    <w:t>Giảng</w:t>
-                  </w:r>
-                  <w:r>
-                    <w:rPr>
-                      <w:i/>
-                    </w:rPr>
-                    <w:t xml:space="preserve"> viên hướng dẫn:</w:t>
-                  </w:r>
-                </w:p>
-                <w:p>
-                  <w:r>
-                    <w:rPr>
-                      <w:iCs/>
-                    </w:rPr>
-                    <w:t>[ThS.</w:t>
-                  </w:r>
-                  <w:r>
-                    <w:rPr>
-                      <w:iCs/>
-                    </w:rPr>
-                    <w:t>/TS.</w:t>
-                  </w:r>
-                  <w:r>
-                    <w:rPr>
-                      <w:iCs/>
-                    </w:rPr>
-                    <w:t>]</w:t>
-                  </w:r>
-                  <w:r>
-                    <w:rPr>
-                      <w:iCs/>
-                    </w:rPr>
-                    <w:t xml:space="preserve"> </w:t>
-                  </w:r>
-                  <w:r>
-                    <w:rPr>
-                      <w:iCs/>
-                    </w:rPr>
-                    <w:t>[Họ tên]</w:t>
-                  </w:r>
-                </w:p>
-              </w:txbxContent>
-            </v:textbox>
-          </v:shape>
-        </w:pict>
+        <mc:AlternateContent>
+          <mc:Choice Requires="wps">
+            <w:drawing>
+              <wp:anchor distT="0" distB="0" distL="114300" distR="114300" simplePos="0" relativeHeight="251655680" behindDoc="0" locked="0" layoutInCell="1" allowOverlap="1" wp14:anchorId="1883DAC4" wp14:editId="7F8BAEA3">
+                <wp:simplePos x="0" y="0"/>
+                <wp:positionH relativeFrom="column">
+                  <wp:posOffset>571500</wp:posOffset>
+                </wp:positionH>
+                <wp:positionV relativeFrom="paragraph">
+                  <wp:posOffset>287020</wp:posOffset>
+                </wp:positionV>
+                <wp:extent cx="1720850" cy="685800"/>
+                <wp:effectExtent l="3810" t="3810" r="0" b="0"/>
+                <wp:wrapNone/>
+                <wp:docPr id="20" name="Text Box 3"/>
+                <wp:cNvGraphicFramePr>
+                  <a:graphicFrameLocks xmlns:a="http://schemas.openxmlformats.org/drawingml/2006/main"/>
+                </wp:cNvGraphicFramePr>
+                <a:graphic xmlns:a="http://schemas.openxmlformats.org/drawingml/2006/main">
+                  <a:graphicData uri="http://schemas.microsoft.com/office/word/2010/wordprocessingShape">
+                    <wps:wsp>
+                      <wps:cNvSpPr txBox="1">
+                        <a:spLocks noChangeArrowheads="1"/>
+                      </wps:cNvSpPr>
+                      <wps:spPr bwMode="auto">
+                        <a:xfrm>
+                          <a:off x="0" y="0"/>
+                          <a:ext cx="1720850" cy="685800"/>
+                        </a:xfrm>
+                        <a:prstGeom prst="rect">
+                          <a:avLst/>
+                        </a:prstGeom>
+                        <a:solidFill>
+                          <a:srgbClr val="FFFFFF"/>
+                        </a:solidFill>
+                        <a:ln>
+                          <a:noFill/>
+                        </a:ln>
+                        <a:extLst>
+                          <a:ext uri="{91240B29-F687-4F45-9708-019B960494DF}">
+                            <a14:hiddenLine xmlns:a14="http://schemas.microsoft.com/office/drawing/2010/main" w="9525">
+                              <a:solidFill>
+                                <a:srgbClr val="000000"/>
+                              </a:solidFill>
+                              <a:miter lim="800000"/>
+                              <a:headEnd/>
+                              <a:tailEnd/>
+                            </a14:hiddenLine>
+                          </a:ext>
+                        </a:extLst>
+                      </wps:spPr>
+                      <wps:txbx>
+                        <w:txbxContent>
+                          <w:p>
+                            <w:pPr>
+                              <w:rPr>
+                                <w:i/>
+                              </w:rPr>
+                            </w:pPr>
+                            <w:r>
+                              <w:rPr>
+                                <w:i/>
+                              </w:rPr>
+                              <w:t>Giảng</w:t>
+                            </w:r>
+                            <w:r>
+                              <w:rPr>
+                                <w:i/>
+                              </w:rPr>
+                              <w:t xml:space="preserve"> viên hướng dẫn:</w:t>
+                            </w:r>
+                          </w:p>
+                          <w:p>
+                            <w:r>
+                              <w:rPr>
+                                <w:iCs/>
+                              </w:rPr>
+                              <w:t>[ThS.</w:t>
+                            </w:r>
+                            <w:r>
+                              <w:rPr>
+                                <w:iCs/>
+                              </w:rPr>
+                              <w:t>/TS.</w:t>
+                            </w:r>
+                            <w:r>
+                              <w:rPr>
+                                <w:iCs/>
+                              </w:rPr>
+                              <w:t>]</w:t>
+                            </w:r>
+                            <w:r>
+                              <w:rPr>
+                                <w:iCs/>
+                              </w:rPr>
+                              <w:t xml:space="preserve"> </w:t>
+                            </w:r>
+                            <w:r>
+                              <w:rPr>
+                                <w:iCs/>
+                              </w:rPr>
+                              <w:t>[Họ tên]</w:t>
+                            </w:r>
+                          </w:p>
+                        </w:txbxContent>
+                      </wps:txbx>
+                      <wps:bodyPr rot="0" vert="horz" wrap="square" lIns="91440" tIns="45720" rIns="91440" bIns="45720" anchor="t" anchorCtr="0" upright="1">
+                        <a:noAutofit/>
+                      </wps:bodyPr>
+                    </wps:wsp>
+                  </a:graphicData>
+                </a:graphic>
+                <wp14:sizeRelH relativeFrom="page">
+                  <wp14:pctWidth>0</wp14:pctWidth>
+                </wp14:sizeRelH>
+                <wp14:sizeRelV relativeFrom="page">
+                  <wp14:pctHeight>0</wp14:pctHeight>
+                </wp14:sizeRelV>
+              </wp:anchor>
+            </w:drawing>
+          </mc:Choice>
+          <mc:Fallback>
+            <w:pict>
+              <v:shapetype w14:anchorId="1883DAC4" id="_x0000_t202" coordsize="21600,21600" o:spt="202" path="m,l,21600r21600,l21600,xe">
+                <v:stroke joinstyle="miter"/>
+                <v:path gradientshapeok="t" o:connecttype="rect"/>
+              </v:shapetype>
+              <v:shape id="Text Box 3" o:spid="_x0000_s1026" type="#_x0000_t202" style="position:absolute;margin-left:45pt;margin-top:22.6pt;width:135.5pt;height:54pt;z-index:251655680;visibility:visible;mso-wrap-style:square;mso-width-percent:0;mso-height-percent:0;mso-wrap-distance-left:9pt;mso-wrap-distance-top:0;mso-wrap-distance-right:9pt;mso-wrap-distance-bottom:0;mso-position-horizontal:absolute;mso-position-horizontal-relative:text;mso-position-vertical:absolute;mso-position-vertical-relative:text;mso-width-percent:0;mso-height-percent:0;mso-width-relative:page;mso-height-relative:page;v-text-anchor:top" o:gfxdata="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" stroked="f">
+                <v:textbox>
+                  <w:txbxContent>
+                    <w:p>
+                      <w:pPr>
+                        <w:rPr>
+                          <w:i/>
+                        </w:rPr>
+                      </w:pPr>
+                      <w:r>
+                        <w:rPr>
+                          <w:i/>
+                        </w:rPr>
+                        <w:t>Giảng</w:t>
+                      </w:r>
+                      <w:r>
+                        <w:rPr>
+                          <w:i/>
+                        </w:rPr>
+                        <w:t xml:space="preserve"> viên hướng dẫn:</w:t>
+                      </w:r>
+                    </w:p>
+                    <w:p>
+                      <w:r>
+                        <w:rPr>
+                          <w:iCs/>
+                        </w:rPr>
+                        <w:t>[ThS.</w:t>
+                      </w:r>
+                      <w:r>
+                        <w:rPr>
+                          <w:iCs/>
+                        </w:rPr>
+                        <w:t>/TS.</w:t>
+                      </w:r>
+                      <w:r>
+                        <w:rPr>
+                          <w:iCs/>
+                        </w:rPr>
+                        <w:t>]</w:t>
+                      </w:r>
+                      <w:r>
+                        <w:rPr>
+                          <w:iCs/>
+                        </w:rPr>
+                        <w:t xml:space="preserve"> </w:t>
+                      </w:r>
+                      <w:r>
+                        <w:rPr>
+                          <w:iCs/>
+                        </w:rPr>
+                        <w:t>[Họ tên]</w:t>
+                      </w:r>
+                    </w:p>
+                  </w:txbxContent>
+                </v:textbox>
+              </v:shape>
+            </w:pict>
+          </mc:Fallback>
+        </mc:AlternateContent>
       </w:r>
     </w:p>
     <w:p>
@@ -384,45 +532,149 @@
           <w:sz w:val="26"/>
           <w:szCs w:val="26"/>
         </w:rPr>
-        <w:pict w14:anchorId="156C50BF">
-          <v:shape id="_x0000_s2050" type="#_x0000_t202" style="position:absolute;left:0;text-align:left;margin-left:270pt;margin-top:.6pt;width:169.1pt;height:63pt;z-index:2;mso-wrap-edited:f" stroked="f">
-            <v:textbox style="mso-next-textbox:#_x0000_s2050">
-              <w:txbxContent>
-                <w:p>
-                  <w:pPr>
-                    <w:rPr>
-                      <w:i/>
-                    </w:rPr>
-                  </w:pPr>
-                  <w:r>
-                    <w:rPr>
-                      <w:i/>
-                    </w:rPr>
-                    <w:t>Sinh viên thực hiện:</w:t>
-                  </w:r>
-                </w:p>
-                <w:p>
-                  <w:r>
-                    <w:t>Họ tên:</w:t>
-                  </w:r>
-                  <w:r>
-                    <w:t xml:space="preserve"> Nguyễn Khắc Anh Văn</w:t>
-                  </w:r>
-                </w:p>
-                <w:p>
-                  <w:r>
-                    <w:t>MSSV:</w:t>
-                  </w:r>
-                </w:p>
-                <w:p>
-                  <w:r>
-                    <w:t>Lớp:</w:t>
-                  </w:r>
-                </w:p>
-              </w:txbxContent>
-            </v:textbox>
-          </v:shape>
-        </w:pict>
+        <mc:AlternateContent>
+          <mc:Choice Requires="wps">
+            <w:drawing>
+              <wp:anchor distT="0" distB="0" distL="114300" distR="114300" simplePos="0" relativeHeight="251656704" behindDoc="0" locked="0" layoutInCell="1" allowOverlap="1" wp14:anchorId="156C50BF" wp14:editId="37878173">
+                <wp:simplePos x="0" y="0"/>
+                <wp:positionH relativeFrom="column">
+                  <wp:posOffset>3429000</wp:posOffset>
+                </wp:positionH>
+                <wp:positionV relativeFrom="paragraph">
+                  <wp:posOffset>7620</wp:posOffset>
+                </wp:positionV>
+                <wp:extent cx="2147570" cy="800100"/>
+                <wp:effectExtent l="3810" t="0" r="1270" b="635"/>
+                <wp:wrapNone/>
+                <wp:docPr id="19" name="Text Box 2"/>
+                <wp:cNvGraphicFramePr>
+                  <a:graphicFrameLocks xmlns:a="http://schemas.openxmlformats.org/drawingml/2006/main"/>
+                </wp:cNvGraphicFramePr>
+                <a:graphic xmlns:a="http://schemas.openxmlformats.org/drawingml/2006/main">
+                  <a:graphicData uri="http://schemas.microsoft.com/office/word/2010/wordprocessingShape">
+                    <wps:wsp>
+                      <wps:cNvSpPr txBox="1">
+                        <a:spLocks noChangeArrowheads="1"/>
+                      </wps:cNvSpPr>
+                      <wps:spPr bwMode="auto">
+                        <a:xfrm>
+                          <a:off x="0" y="0"/>
+                          <a:ext cx="2147570" cy="800100"/>
+                        </a:xfrm>
+                        <a:prstGeom prst="rect">
+                          <a:avLst/>
+                        </a:prstGeom>
+                        <a:solidFill>
+                          <a:srgbClr val="FFFFFF"/>
+                        </a:solidFill>
+                        <a:ln>
+                          <a:noFill/>
+                        </a:ln>
+                        <a:extLst>
+                          <a:ext uri="{91240B29-F687-4F45-9708-019B960494DF}">
+                            <a14:hiddenLine xmlns:a14="http://schemas.microsoft.com/office/drawing/2010/main" w="9525">
+                              <a:solidFill>
+                                <a:srgbClr val="000000"/>
+                              </a:solidFill>
+                              <a:miter lim="800000"/>
+                              <a:headEnd/>
+                              <a:tailEnd/>
+                            </a14:hiddenLine>
+                          </a:ext>
+                        </a:extLst>
+                      </wps:spPr>
+                      <wps:txbx>
+                        <w:txbxContent>
+                          <w:p>
+                            <w:pPr>
+                              <w:rPr>
+                                <w:i/>
+                              </w:rPr>
+                            </w:pPr>
+                            <w:r>
+                              <w:rPr>
+                                <w:i/>
+                              </w:rPr>
+                              <w:t>Sinh viên thực hiện:</w:t>
+                            </w:r>
+                          </w:p>
+                          <w:p>
+                            <w:r>
+                              <w:t>Họ tên:</w:t>
+                            </w:r>
+                            <w:r>
+                              <w:t xml:space="preserve"> Nguyễn Khắc Anh Văn</w:t>
+                            </w:r>
+                          </w:p>
+                          <w:p>
+                            <w:r>
+                              <w:t>MSSV:</w:t>
+                            </w:r>
+                          </w:p>
+                          <w:p>
+                            <w:r>
+                              <w:t>Lớp:</w:t>
+                            </w:r>
+                          </w:p>
+                        </w:txbxContent>
+                      </wps:txbx>
+                      <wps:bodyPr rot="0" vert="horz" wrap="square" lIns="91440" tIns="45720" rIns="91440" bIns="45720" anchor="t" anchorCtr="0" upright="1">
+                        <a:noAutofit/>
+                      </wps:bodyPr>
+                    </wps:wsp>
+                  </a:graphicData>
+                </a:graphic>
+                <wp14:sizeRelH relativeFrom="page">
+                  <wp14:pctWidth>0</wp14:pctWidth>
+                </wp14:sizeRelH>
+                <wp14:sizeRelV relativeFrom="page">
+                  <wp14:pctHeight>0</wp14:pctHeight>
+                </wp14:sizeRelV>
+              </wp:anchor>
+            </w:drawing>
+          </mc:Choice>
+          <mc:Fallback>
+            <w:pict>
+              <v:shape w14:anchorId="156C50BF" id="Text Box 2" o:spid="_x0000_s1027" type="#_x0000_t202" style="position:absolute;left:0;text-align:left;margin-left:270pt;margin-top:.6pt;width:169.1pt;height:63pt;z-index:251656704;visibility:visible;mso-wrap-style:square;mso-width-percent:0;mso-height-percent:0;mso-wrap-distance-left:9pt;mso-wrap-distance-top:0;mso-wrap-distance-right:9pt;mso-wrap-distance-bottom:0;mso-position-horizontal:absolute;mso-position-horizontal-relative:text;mso-position-vertical:absolute;mso-position-vertical-relative:text;mso-width-percent:0;mso-height-percent:0;mso-width-relative:page;mso-height-relative:page;v-text-anchor:top" o:gfxdata="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" stroked="f">
+                <v:textbox>
+                  <w:txbxContent>
+                    <w:p>
+                      <w:pPr>
+                        <w:rPr>
+                          <w:i/>
+                        </w:rPr>
+                      </w:pPr>
+                      <w:r>
+                        <w:rPr>
+                          <w:i/>
+                        </w:rPr>
+                        <w:t>Sinh viên thực hiện:</w:t>
+                      </w:r>
+                    </w:p>
+                    <w:p>
+                      <w:r>
+                        <w:t>Họ tên:</w:t>
+                      </w:r>
+                      <w:r>
+                        <w:t xml:space="preserve"> Nguyễn Khắc Anh Văn</w:t>
+                      </w:r>
+                    </w:p>
+                    <w:p>
+                      <w:r>
+                        <w:t>MSSV:</w:t>
+                      </w:r>
+                    </w:p>
+                    <w:p>
+                      <w:r>
+                        <w:t>Lớp:</w:t>
+                      </w:r>
+                    </w:p>
+                  </w:txbxContent>
+                </v:textbox>
+              </v:shape>
+            </w:pict>
+          </mc:Fallback>
+        </mc:AlternateContent>
       </w:r>
     </w:p>
     <w:p>
@@ -626,17 +878,238 @@
           <w:noProof/>
         </w:rPr>
         <w:lastRenderedPageBreak/>
-        <w:pict w14:anchorId="7762640F">
-          <v:group id="Group 7" o:spid="_x0000_s2056" style="position:absolute;margin-left:107.85pt;margin-top:62.9pt;width:423.75pt;height:720.75pt;z-index:-2;mso-wrap-distance-left:0;mso-wrap-distance-right:0;mso-position-horizontal-relative:page;mso-position-vertical-relative:page" coordsize="53816,91535" o:gfxdata="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">
-            <v:shape id="Graphic 8" o:spid="_x0000_s2057" style="position:absolute;left:47;top:47;width:53721;height:91440;visibility:visible;mso-wrap-style:square;v-text-anchor:top" coordsize="5372100,9144000" o:gfxdata="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" path="m5372100,l,,,9144000r5372100,l5372100,xe" stroked="f">
-              <v:path arrowok="t"/>
-            </v:shape>
-            <v:shape id="Graphic 9" o:spid="_x0000_s2058" style="position:absolute;left:47;top:47;width:53721;height:91440;visibility:visible;mso-wrap-style:square;v-text-anchor:top" coordsize="5372100,9144000" o:gfxdata="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" path="m,9144000r5372100,l5372100,,,,,9144000xe" filled="f">
-              <v:path arrowok="t"/>
-            </v:shape>
-            <w10:wrap anchorx="page" anchory="page"/>
-          </v:group>
-        </w:pict>
+        <mc:AlternateContent>
+          <mc:Choice Requires="wpg">
+            <w:drawing>
+              <wp:anchor distT="0" distB="0" distL="0" distR="0" simplePos="0" relativeHeight="251658752" behindDoc="1" locked="0" layoutInCell="1" allowOverlap="1" wp14:anchorId="7762640F" wp14:editId="5BDA3053">
+                <wp:simplePos x="0" y="0"/>
+                <wp:positionH relativeFrom="page">
+                  <wp:posOffset>1369695</wp:posOffset>
+                </wp:positionH>
+                <wp:positionV relativeFrom="page">
+                  <wp:posOffset>798830</wp:posOffset>
+                </wp:positionV>
+                <wp:extent cx="5381625" cy="9153525"/>
+                <wp:effectExtent l="7620" t="8255" r="1905" b="1270"/>
+                <wp:wrapNone/>
+                <wp:docPr id="16" name="Group 7"/>
+                <wp:cNvGraphicFramePr>
+                  <a:graphicFrameLocks xmlns:a="http://schemas.openxmlformats.org/drawingml/2006/main"/>
+                </wp:cNvGraphicFramePr>
+                <a:graphic xmlns:a="http://schemas.openxmlformats.org/drawingml/2006/main">
+                  <a:graphicData uri="http://schemas.microsoft.com/office/word/2010/wordprocessingGroup">
+                    <wpg:wgp>
+                      <wpg:cNvGrpSpPr>
+                        <a:grpSpLocks/>
+                      </wpg:cNvGrpSpPr>
+                      <wpg:grpSpPr bwMode="auto">
+                        <a:xfrm>
+                          <a:off x="0" y="0"/>
+                          <a:ext cx="5381625" cy="9153525"/>
+                          <a:chOff x="0" y="0"/>
+                          <a:chExt cx="53816" cy="91535"/>
+                        </a:xfrm>
+                      </wpg:grpSpPr>
+                      <wps:wsp>
+                        <wps:cNvPr id="17" name="Graphic 8"/>
+                        <wps:cNvSpPr>
+                          <a:spLocks/>
+                        </wps:cNvSpPr>
+                        <wps:spPr bwMode="auto">
+                          <a:xfrm>
+                            <a:off x="47" y="47"/>
+                            <a:ext cx="53721" cy="91440"/>
+                          </a:xfrm>
+                          <a:custGeom>
+                            <a:avLst/>
+                            <a:gdLst>
+                              <a:gd name="T0" fmla="*/ 5372100 w 5372100"/>
+                              <a:gd name="T1" fmla="*/ 0 h 9144000"/>
+                              <a:gd name="T2" fmla="*/ 0 w 5372100"/>
+                              <a:gd name="T3" fmla="*/ 0 h 9144000"/>
+                              <a:gd name="T4" fmla="*/ 0 w 5372100"/>
+                              <a:gd name="T5" fmla="*/ 9144000 h 9144000"/>
+                              <a:gd name="T6" fmla="*/ 5372100 w 5372100"/>
+                              <a:gd name="T7" fmla="*/ 9144000 h 9144000"/>
+                              <a:gd name="T8" fmla="*/ 5372100 w 5372100"/>
+                              <a:gd name="T9" fmla="*/ 0 h 9144000"/>
+                            </a:gdLst>
+                            <a:ahLst/>
+                            <a:cxnLst>
+                              <a:cxn ang="0">
+                                <a:pos x="T0" y="T1"/>
+                              </a:cxn>
+                              <a:cxn ang="0">
+                                <a:pos x="T2" y="T3"/>
+                              </a:cxn>
+                              <a:cxn ang="0">
+                                <a:pos x="T4" y="T5"/>
+                              </a:cxn>
+                              <a:cxn ang="0">
+                                <a:pos x="T6" y="T7"/>
+                              </a:cxn>
+                              <a:cxn ang="0">
+                                <a:pos x="T8" y="T9"/>
+                              </a:cxn>
+                            </a:cxnLst>
+                            <a:rect l="0" t="0" r="r" b="b"/>
+                            <a:pathLst>
+                              <a:path w="5372100" h="9144000">
+                                <a:moveTo>
+                                  <a:pt x="5372100" y="0"/>
+                                </a:moveTo>
+                                <a:lnTo>
+                                  <a:pt x="0" y="0"/>
+                                </a:lnTo>
+                                <a:lnTo>
+                                  <a:pt x="0" y="9144000"/>
+                                </a:lnTo>
+                                <a:lnTo>
+                                  <a:pt x="5372100" y="9144000"/>
+                                </a:lnTo>
+                                <a:lnTo>
+                                  <a:pt x="5372100" y="0"/>
+                                </a:lnTo>
+                                <a:close/>
+                              </a:path>
+                            </a:pathLst>
+                          </a:custGeom>
+                          <a:solidFill>
+                            <a:srgbClr val="FFFFFF"/>
+                          </a:solidFill>
+                          <a:ln>
+                            <a:noFill/>
+                          </a:ln>
+                          <a:extLst>
+                            <a:ext uri="{91240B29-F687-4F45-9708-019B960494DF}">
+                              <a14:hiddenLine xmlns:a14="http://schemas.microsoft.com/office/drawing/2010/main" w="9525">
+                                <a:solidFill>
+                                  <a:srgbClr val="000000"/>
+                                </a:solidFill>
+                                <a:round/>
+                                <a:headEnd/>
+                                <a:tailEnd/>
+                              </a14:hiddenLine>
+                            </a:ext>
+                          </a:extLst>
+                        </wps:spPr>
+                        <wps:bodyPr rot="0" vert="horz" wrap="square" lIns="91440" tIns="45720" rIns="91440" bIns="45720" anchor="t" anchorCtr="0" upright="1">
+                          <a:noAutofit/>
+                        </wps:bodyPr>
+                      </wps:wsp>
+                      <wps:wsp>
+                        <wps:cNvPr id="18" name="Graphic 9"/>
+                        <wps:cNvSpPr>
+                          <a:spLocks/>
+                        </wps:cNvSpPr>
+                        <wps:spPr bwMode="auto">
+                          <a:xfrm>
+                            <a:off x="47" y="47"/>
+                            <a:ext cx="53721" cy="91440"/>
+                          </a:xfrm>
+                          <a:custGeom>
+                            <a:avLst/>
+                            <a:gdLst>
+                              <a:gd name="T0" fmla="*/ 0 w 5372100"/>
+                              <a:gd name="T1" fmla="*/ 9144000 h 9144000"/>
+                              <a:gd name="T2" fmla="*/ 5372100 w 5372100"/>
+                              <a:gd name="T3" fmla="*/ 9144000 h 9144000"/>
+                              <a:gd name="T4" fmla="*/ 5372100 w 5372100"/>
+                              <a:gd name="T5" fmla="*/ 0 h 9144000"/>
+                              <a:gd name="T6" fmla="*/ 0 w 5372100"/>
+                              <a:gd name="T7" fmla="*/ 0 h 9144000"/>
+                              <a:gd name="T8" fmla="*/ 0 w 5372100"/>
+                              <a:gd name="T9" fmla="*/ 9144000 h 9144000"/>
+                            </a:gdLst>
+                            <a:ahLst/>
+                            <a:cxnLst>
+                              <a:cxn ang="0">
+                                <a:pos x="T0" y="T1"/>
+                              </a:cxn>
+                              <a:cxn ang="0">
+                                <a:pos x="T2" y="T3"/>
+                              </a:cxn>
+                              <a:cxn ang="0">
+                                <a:pos x="T4" y="T5"/>
+                              </a:cxn>
+                              <a:cxn ang="0">
+                                <a:pos x="T6" y="T7"/>
+                              </a:cxn>
+                              <a:cxn ang="0">
+                                <a:pos x="T8" y="T9"/>
+                              </a:cxn>
+                            </a:cxnLst>
+                            <a:rect l="0" t="0" r="r" b="b"/>
+                            <a:pathLst>
+                              <a:path w="5372100" h="9144000">
+                                <a:moveTo>
+                                  <a:pt x="0" y="9144000"/>
+                                </a:moveTo>
+                                <a:lnTo>
+                                  <a:pt x="5372100" y="9144000"/>
+                                </a:lnTo>
+                                <a:lnTo>
+                                  <a:pt x="5372100" y="0"/>
+                                </a:lnTo>
+                                <a:lnTo>
+                                  <a:pt x="0" y="0"/>
+                                </a:lnTo>
+                                <a:lnTo>
+                                  <a:pt x="0" y="9144000"/>
+                                </a:lnTo>
+                                <a:close/>
+                              </a:path>
+                            </a:pathLst>
+                          </a:custGeom>
+                          <a:noFill/>
+                          <a:ln w="9525">
+                            <a:solidFill>
+                              <a:srgbClr val="000000"/>
+                            </a:solidFill>
+                            <a:round/>
+                            <a:headEnd/>
+                            <a:tailEnd/>
+                          </a:ln>
+                          <a:extLst>
+                            <a:ext uri="{909E8E84-426E-40DD-AFC4-6F175D3DCCD1}">
+                              <a14:hiddenFill xmlns:a14="http://schemas.microsoft.com/office/drawing/2010/main">
+                                <a:solidFill>
+                                  <a:srgbClr val="FFFFFF"/>
+                                </a:solidFill>
+                              </a14:hiddenFill>
+                            </a:ext>
+                          </a:extLst>
+                        </wps:spPr>
+                        <wps:bodyPr rot="0" vert="horz" wrap="square" lIns="91440" tIns="45720" rIns="91440" bIns="45720" anchor="t" anchorCtr="0" upright="1">
+                          <a:noAutofit/>
+                        </wps:bodyPr>
+                      </wps:wsp>
+                    </wpg:wgp>
+                  </a:graphicData>
+                </a:graphic>
+                <wp14:sizeRelH relativeFrom="page">
+                  <wp14:pctWidth>0</wp14:pctWidth>
+                </wp14:sizeRelH>
+                <wp14:sizeRelV relativeFrom="page">
+                  <wp14:pctHeight>0</wp14:pctHeight>
+                </wp14:sizeRelV>
+              </wp:anchor>
+            </w:drawing>
+          </mc:Choice>
+          <mc:Fallback>
+            <w:pict>
+              <v:group w14:anchorId="5B1933AF" id="Group 7" o:spid="_x0000_s1026" style="position:absolute;margin-left:107.85pt;margin-top:62.9pt;width:423.75pt;height:720.75pt;z-index:-251657728;mso-wrap-distance-left:0;mso-wrap-distance-right:0;mso-position-horizontal-relative:page;mso-position-vertical-relative:page" coordsize="53816,91535" o:gfxdata="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">
+                <v:shape id="Graphic 8" o:spid="_x0000_s1027" style="position:absolute;left:47;top:47;width:53721;height:91440;visibility:visible;mso-wrap-style:square;v-text-anchor:top" coordsize="5372100,9144000" o:gfxdata="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" path="m5372100,l,,,9144000r5372100,l5372100,xe" stroked="f">
+                  <v:path arrowok="t" o:connecttype="custom" o:connectlocs="53721,0;0,0;0,91440;53721,91440;53721,0" o:connectangles="0,0,0,0,0"/>
+                </v:shape>
+                <v:shape id="Graphic 9" o:spid="_x0000_s1028" style="position:absolute;left:47;top:47;width:53721;height:91440;visibility:visible;mso-wrap-style:square;v-text-anchor:top" coordsize="5372100,9144000" o:gfxdata="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" path="m,9144000r5372100,l5372100,,,,,9144000xe" filled="f">
+                  <v:path arrowok="t" o:connecttype="custom" o:connectlocs="0,91440;53721,91440;53721,0;0,0;0,91440" o:connectangles="0,0,0,0,0"/>
+                </v:shape>
+                <w10:wrap anchorx="page" anchory="page"/>
+              </v:group>
+            </w:pict>
+          </mc:Fallback>
+        </mc:AlternateContent>
       </w:r>
     </w:p>
     <w:p>
@@ -1285,139 +1758,318 @@
         <w:rPr>
           <w:noProof/>
         </w:rPr>
-        <w:pict w14:anchorId="14A587E4">
-          <v:shape id="Textbox 10" o:spid="_x0000_s2055" type="#_x0000_t202" style="position:absolute;left:0;text-align:left;margin-left:319.95pt;margin-top:9.65pt;width:194.8pt;height:27.35pt;z-index:-3;visibility:visible;mso-wrap-distance-left:0;mso-wrap-distance-right:0;mso-position-horizontal-relative:page" o:gfxdata="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" filled="f" stroked="f">
-            <v:textbox inset="0,0,0,0">
-              <w:txbxContent>
-                <w:p>
-                  <w:pPr>
-                    <w:spacing w:line="266" w:lineRule="exact"/>
-                    <w:ind w:right="1"/>
-                    <w:jc w:val="right"/>
-                    <w:rPr>
-                      <w:i/>
-                    </w:rPr>
-                  </w:pPr>
-                  <w:r>
-                    <w:rPr>
-                      <w:i/>
-                    </w:rPr>
-                    <w:t>Trà</w:t>
-                  </w:r>
-                  <w:r>
-                    <w:rPr>
-                      <w:i/>
-                      <w:spacing w:val="-3"/>
-                    </w:rPr>
-                    <w:t xml:space="preserve"> </w:t>
-                  </w:r>
-                  <w:r>
-                    <w:rPr>
-                      <w:i/>
-                    </w:rPr>
-                    <w:t>Vinh, ngày</w:t>
-                  </w:r>
-                  <w:r>
-                    <w:rPr>
-                      <w:i/>
-                      <w:spacing w:val="-1"/>
-                    </w:rPr>
-                    <w:t xml:space="preserve"> </w:t>
-                  </w:r>
-                  <w:r>
-                    <w:rPr>
-                      <w:i/>
-                    </w:rPr>
-                    <w:t>….. tháng</w:t>
-                  </w:r>
-                  <w:r>
-                    <w:rPr>
-                      <w:i/>
-                      <w:spacing w:val="-1"/>
-                    </w:rPr>
-                    <w:t xml:space="preserve"> </w:t>
-                  </w:r>
-                  <w:r>
-                    <w:rPr>
-                      <w:i/>
-                    </w:rPr>
-                    <w:t>…… năm</w:t>
-                  </w:r>
-                  <w:r>
-                    <w:rPr>
-                      <w:i/>
-                      <w:spacing w:val="-1"/>
-                    </w:rPr>
-                    <w:t xml:space="preserve"> </w:t>
-                  </w:r>
-                  <w:r>
-                    <w:rPr>
-                      <w:i/>
-                      <w:spacing w:val="-5"/>
-                    </w:rPr>
-                    <w:t>……</w:t>
-                  </w:r>
-                </w:p>
-                <w:p>
-                  <w:pPr>
-                    <w:spacing w:before="5"/>
-                    <w:jc w:val="right"/>
-                    <w:rPr>
-                      <w:b/>
-                    </w:rPr>
-                  </w:pPr>
-                  <w:r>
-                    <w:rPr>
-                      <w:b/>
-                    </w:rPr>
-                    <w:t>Giáo</w:t>
-                  </w:r>
-                  <w:r>
-                    <w:rPr>
-                      <w:b/>
-                      <w:spacing w:val="-2"/>
-                    </w:rPr>
-                    <w:t xml:space="preserve"> </w:t>
-                  </w:r>
-                  <w:r>
-                    <w:rPr>
-                      <w:b/>
-                    </w:rPr>
-                    <w:t>viên</w:t>
-                  </w:r>
-                  <w:r>
-                    <w:rPr>
-                      <w:b/>
-                      <w:spacing w:val="-1"/>
-                    </w:rPr>
-                    <w:t xml:space="preserve"> </w:t>
-                  </w:r>
-                  <w:r>
-                    <w:rPr>
-                      <w:b/>
-                    </w:rPr>
-                    <w:t>hướng</w:t>
-                  </w:r>
-                  <w:r>
-                    <w:rPr>
-                      <w:b/>
-                      <w:spacing w:val="-1"/>
-                    </w:rPr>
-                    <w:t xml:space="preserve"> </w:t>
-                  </w:r>
-                  <w:r>
-                    <w:rPr>
-                      <w:b/>
-                      <w:spacing w:val="-5"/>
-                    </w:rPr>
-                    <w:t>dẫn</w:t>
-                  </w:r>
-                </w:p>
-              </w:txbxContent>
-            </v:textbox>
-            <w10:wrap anchorx="page"/>
-          </v:shape>
-        </w:pict>
+        <mc:AlternateContent>
+          <mc:Choice Requires="wps">
+            <w:drawing>
+              <wp:anchor distT="0" distB="0" distL="0" distR="0" simplePos="0" relativeHeight="251657728" behindDoc="1" locked="0" layoutInCell="1" allowOverlap="1" wp14:anchorId="14A587E4" wp14:editId="78B4E423">
+                <wp:simplePos x="0" y="0"/>
+                <wp:positionH relativeFrom="page">
+                  <wp:posOffset>4063365</wp:posOffset>
+                </wp:positionH>
+                <wp:positionV relativeFrom="paragraph">
+                  <wp:posOffset>122555</wp:posOffset>
+                </wp:positionV>
+                <wp:extent cx="2473960" cy="347345"/>
+                <wp:effectExtent l="0" t="0" r="0" b="0"/>
+                <wp:wrapNone/>
+                <wp:docPr id="15" name="Text Box 15"/>
+                <wp:cNvGraphicFramePr>
+                  <a:graphicFrameLocks xmlns:a="http://schemas.openxmlformats.org/drawingml/2006/main"/>
+                </wp:cNvGraphicFramePr>
+                <a:graphic xmlns:a="http://schemas.openxmlformats.org/drawingml/2006/main">
+                  <a:graphicData uri="http://schemas.microsoft.com/office/word/2010/wordprocessingShape">
+                    <wps:wsp>
+                      <wps:cNvSpPr txBox="1">
+                        <a:spLocks/>
+                      </wps:cNvSpPr>
+                      <wps:spPr>
+                        <a:xfrm>
+                          <a:off x="0" y="0"/>
+                          <a:ext cx="2473960" cy="347345"/>
+                        </a:xfrm>
+                        <a:prstGeom prst="rect">
+                          <a:avLst/>
+                        </a:prstGeom>
+                      </wps:spPr>
+                      <wps:txbx>
+                        <w:txbxContent>
+                          <w:p>
+                            <w:pPr>
+                              <w:spacing w:line="266" w:lineRule="exact"/>
+                              <w:ind w:right="1"/>
+                              <w:jc w:val="right"/>
+                              <w:rPr>
+                                <w:i/>
+                              </w:rPr>
+                            </w:pPr>
+                            <w:r>
+                              <w:rPr>
+                                <w:i/>
+                              </w:rPr>
+                              <w:t>Trà</w:t>
+                            </w:r>
+                            <w:r>
+                              <w:rPr>
+                                <w:i/>
+                                <w:spacing w:val="-3"/>
+                              </w:rPr>
+                              <w:t xml:space="preserve"> </w:t>
+                            </w:r>
+                            <w:r>
+                              <w:rPr>
+                                <w:i/>
+                              </w:rPr>
+                              <w:t>Vinh, ngày</w:t>
+                            </w:r>
+                            <w:r>
+                              <w:rPr>
+                                <w:i/>
+                                <w:spacing w:val="-1"/>
+                              </w:rPr>
+                              <w:t xml:space="preserve"> </w:t>
+                            </w:r>
+                            <w:r>
+                              <w:rPr>
+                                <w:i/>
+                              </w:rPr>
+                              <w:t>….. tháng</w:t>
+                            </w:r>
+                            <w:r>
+                              <w:rPr>
+                                <w:i/>
+                                <w:spacing w:val="-1"/>
+                              </w:rPr>
+                              <w:t xml:space="preserve"> </w:t>
+                            </w:r>
+                            <w:r>
+                              <w:rPr>
+                                <w:i/>
+                              </w:rPr>
+                              <w:t>…… năm</w:t>
+                            </w:r>
+                            <w:r>
+                              <w:rPr>
+                                <w:i/>
+                                <w:spacing w:val="-1"/>
+                              </w:rPr>
+                              <w:t xml:space="preserve"> </w:t>
+                            </w:r>
+                            <w:r>
+                              <w:rPr>
+                                <w:i/>
+                                <w:spacing w:val="-5"/>
+                              </w:rPr>
+                              <w:t>……</w:t>
+                            </w:r>
+                          </w:p>
+                          <w:p>
+                            <w:pPr>
+                              <w:spacing w:before="5"/>
+                              <w:jc w:val="right"/>
+                              <w:rPr>
+                                <w:b/>
+                              </w:rPr>
+                            </w:pPr>
+                            <w:r>
+                              <w:rPr>
+                                <w:b/>
+                              </w:rPr>
+                              <w:t>Giáo</w:t>
+                            </w:r>
+                            <w:r>
+                              <w:rPr>
+                                <w:b/>
+                                <w:spacing w:val="-2"/>
+                              </w:rPr>
+                              <w:t xml:space="preserve"> </w:t>
+                            </w:r>
+                            <w:r>
+                              <w:rPr>
+                                <w:b/>
+                              </w:rPr>
+                              <w:t>viên</w:t>
+                            </w:r>
+                            <w:r>
+                              <w:rPr>
+                                <w:b/>
+                                <w:spacing w:val="-1"/>
+                              </w:rPr>
+                              <w:t xml:space="preserve"> </w:t>
+                            </w:r>
+                            <w:r>
+                              <w:rPr>
+                                <w:b/>
+                              </w:rPr>
+                              <w:t>hướng</w:t>
+                            </w:r>
+                            <w:r>
+                              <w:rPr>
+                                <w:b/>
+                                <w:spacing w:val="-1"/>
+                              </w:rPr>
+                              <w:t xml:space="preserve"> </w:t>
+                            </w:r>
+                            <w:r>
+                              <w:rPr>
+                                <w:b/>
+                                <w:spacing w:val="-5"/>
+                              </w:rPr>
+                              <w:t>dẫn</w:t>
+                            </w:r>
+                          </w:p>
+                        </w:txbxContent>
+                      </wps:txbx>
+                      <wps:bodyPr wrap="square" lIns="0" tIns="0" rIns="0" bIns="0" rtlCol="0">
+                        <a:noAutofit/>
+                      </wps:bodyPr>
+                    </wps:wsp>
+                  </a:graphicData>
+                </a:graphic>
+                <wp14:sizeRelH relativeFrom="page">
+                  <wp14:pctWidth>0</wp14:pctWidth>
+                </wp14:sizeRelH>
+                <wp14:sizeRelV relativeFrom="page">
+                  <wp14:pctHeight>0</wp14:pctHeight>
+                </wp14:sizeRelV>
+              </wp:anchor>
+            </w:drawing>
+          </mc:Choice>
+          <mc:Fallback>
+            <w:pict>
+              <v:shape w14:anchorId="14A587E4" id="Text Box 15" o:spid="_x0000_s1028" type="#_x0000_t202" style="position:absolute;left:0;text-align:left;margin-left:319.95pt;margin-top:9.65pt;width:194.8pt;height:27.35pt;z-index:-251658752;visibility:visible;mso-wrap-style:square;mso-width-percent:0;mso-height-percent:0;mso-wrap-distance-left:0;mso-wrap-distance-top:0;mso-wrap-distance-right:0;mso-wrap-distance-bottom:0;mso-position-horizontal:absolute;mso-position-horizontal-relative:page;mso-position-vertical:absolute;mso-position-vertical-relative:text;mso-width-percent:0;mso-height-percent:0;mso-width-relative:page;mso-height-relative:page;v-text-anchor:top" o:gfxdata="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" filled="f" stroked="f">
+                <v:textbox inset="0,0,0,0">
+                  <w:txbxContent>
+                    <w:p>
+                      <w:pPr>
+                        <w:spacing w:line="266" w:lineRule="exact"/>
+                        <w:ind w:right="1"/>
+                        <w:jc w:val="right"/>
+                        <w:rPr>
+                          <w:i/>
+                        </w:rPr>
+                      </w:pPr>
+                      <w:r>
+                        <w:rPr>
+                          <w:i/>
+                        </w:rPr>
+                        <w:t>Trà</w:t>
+                      </w:r>
+                      <w:r>
+                        <w:rPr>
+                          <w:i/>
+                          <w:spacing w:val="-3"/>
+                        </w:rPr>
+                        <w:t xml:space="preserve"> </w:t>
+                      </w:r>
+                      <w:r>
+                        <w:rPr>
+                          <w:i/>
+                        </w:rPr>
+                        <w:t>Vinh, ngày</w:t>
+                      </w:r>
+                      <w:r>
+                        <w:rPr>
+                          <w:i/>
+                          <w:spacing w:val="-1"/>
+                        </w:rPr>
+                        <w:t xml:space="preserve"> </w:t>
+                      </w:r>
+                      <w:r>
+                        <w:rPr>
+                          <w:i/>
+                        </w:rPr>
+                        <w:t>….. tháng</w:t>
+                      </w:r>
+                      <w:r>
+                        <w:rPr>
+                          <w:i/>
+                          <w:spacing w:val="-1"/>
+                        </w:rPr>
+                        <w:t xml:space="preserve"> </w:t>
+                      </w:r>
+                      <w:r>
+                        <w:rPr>
+                          <w:i/>
+                        </w:rPr>
+                        <w:t>…… năm</w:t>
+                      </w:r>
+                      <w:r>
+                        <w:rPr>
+                          <w:i/>
+                          <w:spacing w:val="-1"/>
+                        </w:rPr>
+                        <w:t xml:space="preserve"> </w:t>
+                      </w:r>
+                      <w:r>
+                        <w:rPr>
+                          <w:i/>
+                          <w:spacing w:val="-5"/>
+                        </w:rPr>
+                        <w:t>……</w:t>
+                      </w:r>
+                    </w:p>
+                    <w:p>
+                      <w:pPr>
+                        <w:spacing w:before="5"/>
+                        <w:jc w:val="right"/>
+                        <w:rPr>
+                          <w:b/>
+                        </w:rPr>
+                      </w:pPr>
+                      <w:r>
+                        <w:rPr>
+                          <w:b/>
+                        </w:rPr>
+                        <w:t>Giáo</w:t>
+                      </w:r>
+                      <w:r>
+                        <w:rPr>
+                          <w:b/>
+                          <w:spacing w:val="-2"/>
+                        </w:rPr>
+                        <w:t xml:space="preserve"> </w:t>
+                      </w:r>
+                      <w:r>
+                        <w:rPr>
+                          <w:b/>
+                        </w:rPr>
+                        <w:t>viên</w:t>
+                      </w:r>
+                      <w:r>
+                        <w:rPr>
+                          <w:b/>
+                          <w:spacing w:val="-1"/>
+                        </w:rPr>
+                        <w:t xml:space="preserve"> </w:t>
+                      </w:r>
+                      <w:r>
+                        <w:rPr>
+                          <w:b/>
+                        </w:rPr>
+                        <w:t>hướng</w:t>
+                      </w:r>
+                      <w:r>
+                        <w:rPr>
+                          <w:b/>
+                          <w:spacing w:val="-1"/>
+                        </w:rPr>
+                        <w:t xml:space="preserve"> </w:t>
+                      </w:r>
+                      <w:r>
+                        <w:rPr>
+                          <w:b/>
+                          <w:spacing w:val="-5"/>
+                        </w:rPr>
+                        <w:t>dẫn</w:t>
+                      </w:r>
+                    </w:p>
+                  </w:txbxContent>
+                </v:textbox>
+                <w10:wrap anchorx="page"/>
+              </v:shape>
+            </w:pict>
+          </mc:Fallback>
+        </mc:AlternateContent>
       </w:r>
       <w:r>
         <w:rPr>
@@ -1577,19 +2229,139 @@
           <w:sz w:val="26"/>
           <w:szCs w:val="26"/>
         </w:rPr>
+        <w:lastRenderedPageBreak/>
         <w:br w:type="page"/>
       </w:r>
       <w:r>
         <w:rPr>
           <w:noProof/>
         </w:rPr>
-        <w:lastRenderedPageBreak/>
-        <w:pict w14:anchorId="2D5AF3CC">
-          <v:shape id="Graphic 11" o:spid="_x0000_s2059" style="position:absolute;margin-left:102.05pt;margin-top:68.65pt;width:423pt;height:10in;z-index:-1;visibility:visible;mso-wrap-style:square;mso-wrap-distance-left:0;mso-wrap-distance-top:0;mso-wrap-distance-right:0;mso-wrap-distance-bottom:0;mso-position-horizontal:absolute;mso-position-horizontal-relative:page;mso-position-vertical:absolute;mso-position-vertical-relative:page;v-text-anchor:top" coordsize="5372100,9144000" o:gfxdata="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" path="m,9144000r5372100,l5372100,,,,,9144000xe" filled="f">
-            <v:path arrowok="t"/>
-            <w10:wrap anchorx="page" anchory="page"/>
-          </v:shape>
-        </w:pict>
+        <mc:AlternateContent>
+          <mc:Choice Requires="wps">
+            <w:drawing>
+              <wp:anchor distT="0" distB="0" distL="0" distR="0" simplePos="0" relativeHeight="251659776" behindDoc="1" locked="0" layoutInCell="1" allowOverlap="1" wp14:anchorId="2D5AF3CC" wp14:editId="64C318C4">
+                <wp:simplePos x="0" y="0"/>
+                <wp:positionH relativeFrom="page">
+                  <wp:posOffset>1296035</wp:posOffset>
+                </wp:positionH>
+                <wp:positionV relativeFrom="page">
+                  <wp:posOffset>871855</wp:posOffset>
+                </wp:positionV>
+                <wp:extent cx="5372100" cy="9144000"/>
+                <wp:effectExtent l="10160" t="5080" r="8890" b="13970"/>
+                <wp:wrapNone/>
+                <wp:docPr id="14" name="Graphic 11"/>
+                <wp:cNvGraphicFramePr>
+                  <a:graphicFrameLocks xmlns:a="http://schemas.openxmlformats.org/drawingml/2006/main"/>
+                </wp:cNvGraphicFramePr>
+                <a:graphic xmlns:a="http://schemas.openxmlformats.org/drawingml/2006/main">
+                  <a:graphicData uri="http://schemas.microsoft.com/office/word/2010/wordprocessingShape">
+                    <wps:wsp>
+                      <wps:cNvSpPr>
+                        <a:spLocks/>
+                      </wps:cNvSpPr>
+                      <wps:spPr bwMode="auto">
+                        <a:xfrm>
+                          <a:off x="0" y="0"/>
+                          <a:ext cx="5372100" cy="9144000"/>
+                        </a:xfrm>
+                        <a:custGeom>
+                          <a:avLst/>
+                          <a:gdLst>
+                            <a:gd name="T0" fmla="*/ 0 w 5372100"/>
+                            <a:gd name="T1" fmla="*/ 9144000 h 9144000"/>
+                            <a:gd name="T2" fmla="*/ 5372100 w 5372100"/>
+                            <a:gd name="T3" fmla="*/ 9144000 h 9144000"/>
+                            <a:gd name="T4" fmla="*/ 5372100 w 5372100"/>
+                            <a:gd name="T5" fmla="*/ 0 h 9144000"/>
+                            <a:gd name="T6" fmla="*/ 0 w 5372100"/>
+                            <a:gd name="T7" fmla="*/ 0 h 9144000"/>
+                            <a:gd name="T8" fmla="*/ 0 w 5372100"/>
+                            <a:gd name="T9" fmla="*/ 9144000 h 9144000"/>
+                          </a:gdLst>
+                          <a:ahLst/>
+                          <a:cxnLst>
+                            <a:cxn ang="0">
+                              <a:pos x="T0" y="T1"/>
+                            </a:cxn>
+                            <a:cxn ang="0">
+                              <a:pos x="T2" y="T3"/>
+                            </a:cxn>
+                            <a:cxn ang="0">
+                              <a:pos x="T4" y="T5"/>
+                            </a:cxn>
+                            <a:cxn ang="0">
+                              <a:pos x="T6" y="T7"/>
+                            </a:cxn>
+                            <a:cxn ang="0">
+                              <a:pos x="T8" y="T9"/>
+                            </a:cxn>
+                          </a:cxnLst>
+                          <a:rect l="0" t="0" r="r" b="b"/>
+                          <a:pathLst>
+                            <a:path w="5372100" h="9144000">
+                              <a:moveTo>
+                                <a:pt x="0" y="9144000"/>
+                              </a:moveTo>
+                              <a:lnTo>
+                                <a:pt x="5372100" y="9144000"/>
+                              </a:lnTo>
+                              <a:lnTo>
+                                <a:pt x="5372100" y="0"/>
+                              </a:lnTo>
+                              <a:lnTo>
+                                <a:pt x="0" y="0"/>
+                              </a:lnTo>
+                              <a:lnTo>
+                                <a:pt x="0" y="9144000"/>
+                              </a:lnTo>
+                              <a:close/>
+                            </a:path>
+                          </a:pathLst>
+                        </a:custGeom>
+                        <a:noFill/>
+                        <a:ln w="9525">
+                          <a:solidFill>
+                            <a:srgbClr val="000000"/>
+                          </a:solidFill>
+                          <a:round/>
+                          <a:headEnd/>
+                          <a:tailEnd/>
+                        </a:ln>
+                        <a:extLst>
+                          <a:ext uri="{909E8E84-426E-40DD-AFC4-6F175D3DCCD1}">
+                            <a14:hiddenFill xmlns:a14="http://schemas.microsoft.com/office/drawing/2010/main">
+                              <a:solidFill>
+                                <a:srgbClr val="FFFFFF"/>
+                              </a:solidFill>
+                            </a14:hiddenFill>
+                          </a:ext>
+                        </a:extLst>
+                      </wps:spPr>
+                      <wps:bodyPr rot="0" vert="horz" wrap="square" lIns="91440" tIns="45720" rIns="91440" bIns="45720" anchor="t" anchorCtr="0" upright="1">
+                        <a:noAutofit/>
+                      </wps:bodyPr>
+                    </wps:wsp>
+                  </a:graphicData>
+                </a:graphic>
+                <wp14:sizeRelH relativeFrom="page">
+                  <wp14:pctWidth>0</wp14:pctWidth>
+                </wp14:sizeRelH>
+                <wp14:sizeRelV relativeFrom="page">
+                  <wp14:pctHeight>0</wp14:pctHeight>
+                </wp14:sizeRelV>
+              </wp:anchor>
+            </w:drawing>
+          </mc:Choice>
+          <mc:Fallback>
+            <w:pict>
+              <v:shape w14:anchorId="01471E25" id="Graphic 11" o:spid="_x0000_s1026" style="position:absolute;margin-left:102.05pt;margin-top:68.65pt;width:423pt;height:10in;z-index:-251656704;visibility:visible;mso-wrap-style:square;mso-width-percent:0;mso-height-percent:0;mso-wrap-distance-left:0;mso-wrap-distance-top:0;mso-wrap-distance-right:0;mso-wrap-distance-bottom:0;mso-position-horizontal:absolute;mso-position-horizontal-relative:page;mso-position-vertical:absolute;mso-position-vertical-relative:page;mso-width-percent:0;mso-height-percent:0;mso-width-relative:page;mso-height-relative:page;v-text-anchor:top" coordsize="5372100,9144000" o:gfxdata="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" path="m,9144000r5372100,l5372100,,,,,9144000xe" filled="f">
+                <v:path arrowok="t" o:connecttype="custom" o:connectlocs="0,9144000;5372100,9144000;5372100,0;0,0;0,9144000" o:connectangles="0,0,0,0,0"/>
+                <w10:wrap anchorx="page" anchory="page"/>
+              </v:shape>
+            </w:pict>
+          </mc:Fallback>
+        </mc:AlternateContent>
       </w:r>
     </w:p>
     <w:p>
@@ -2414,7 +3186,6 @@
           <w:sz w:val="28"/>
           <w:szCs w:val="28"/>
         </w:rPr>
-        <w:lastRenderedPageBreak/>
         <w:t>LỜI</w:t>
       </w:r>
       <w:r>
@@ -5332,11 +6103,154 @@
       </w:r>
       <w:r>
         <w:rPr>
+          <w:color w:val="000000"/>
+          <w:sz w:val="26"/>
+          <w:szCs w:val="26"/>
+        </w:rPr>
+        <w:t>[1]</w:t>
+      </w:r>
+      <w:r>
+        <w:rPr>
+          <w:sz w:val="26"/>
+          <w:szCs w:val="26"/>
+        </w:rPr>
+        <w:t xml:space="preserve">. Đóng vai trò là một tầng trung gian nằm giữa hệ điều hành và ứng dụng, .NET Framework tự động hóa các tác vụ quản lý cấp thấp của phần cứng, giúp đơn giản hóa quá trình phát triển phần mềm, đảm bảo tính an toàn trong thực thi mã lệnh và nâng cao khả năng tương thích giữa các thành phần hệ thống </w:t>
+      </w:r>
+      <w:sdt>
+        <w:sdtPr>
+          <w:rPr>
+            <w:sz w:val="26"/>
+            <w:szCs w:val="26"/>
+          </w:rPr>
+          <w:tag w:val="MENDELEY_CITATION_v3_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"/>
+          <w:id w:val="-42680185"/>
+          <w:placeholder>
+            <w:docPart w:val="DefaultPlaceholder_-1854013440"/>
+          </w:placeholder>
+        </w:sdtPr>
+        <w:sdtContent>
+          <w:r>
+            <w:rPr>
+              <w:color w:val="000000"/>
+              <w:sz w:val="26"/>
+              <w:szCs w:val="26"/>
+            </w:rPr>
+            <w:t>[1]</w:t>
+          </w:r>
+        </w:sdtContent>
+      </w:sdt>
+      <w:r>
+        <w:rPr>
+          <w:sz w:val="26"/>
+          <w:szCs w:val="26"/>
+        </w:rPr>
+        <w:t>.</w:t>
+      </w:r>
+    </w:p>
+    <w:p>
+      <w:pPr>
+        <w:spacing w:before="120" w:after="120" w:line="360" w:lineRule="auto"/>
+        <w:rPr>
+          <w:sz w:val="26"/>
+          <w:szCs w:val="26"/>
+        </w:rPr>
+      </w:pPr>
+      <w:r>
+        <w:rPr>
+          <w:sz w:val="26"/>
+          <w:szCs w:val="26"/>
+        </w:rPr>
+        <w:t xml:space="preserve">Về mặt kiến trúc tổng thể, nền tảng .NET Framework được cấu thành từ hai bộ phận cốt lõi hoạt động bổ trợ chặt chẽ cho nhau: </w:t>
+      </w:r>
+      <w:r>
+        <w:rPr>
+          <w:sz w:val="26"/>
+          <w:szCs w:val="26"/>
+        </w:rPr>
+        <w:t>Môi trường thực thi ngôn ngữ chung (Common Language Runtime - CLR)</w:t>
+      </w:r>
+      <w:r>
+        <w:rPr>
+          <w:sz w:val="26"/>
+          <w:szCs w:val="26"/>
+        </w:rPr>
+        <w:t xml:space="preserve"> và </w:t>
+      </w:r>
+      <w:r>
+        <w:rPr>
+          <w:sz w:val="26"/>
+          <w:szCs w:val="26"/>
+        </w:rPr>
+        <w:t>Bộ thư viện lớp cơ sở (Framework Class Library - FCL)</w:t>
+      </w:r>
+      <w:r>
+        <w:rPr>
+          <w:sz w:val="26"/>
+          <w:szCs w:val="26"/>
+        </w:rPr>
+        <w:t xml:space="preserve"> </w:t>
+      </w:r>
+      <w:r>
+        <w:rPr>
+          <w:color w:val="000000"/>
+          <w:sz w:val="26"/>
+          <w:szCs w:val="26"/>
+        </w:rPr>
+        <w:t>[1], [2]</w:t>
+      </w:r>
+      <w:r>
+        <w:rPr>
+          <w:sz w:val="26"/>
+          <w:szCs w:val="26"/>
+        </w:rPr>
+        <w:t>.</w:t>
+      </w:r>
+    </w:p>
+    <w:p>
+      <w:pPr>
+        <w:numPr>
+          <w:ilvl w:val="0"/>
+          <w:numId w:val="27"/>
+        </w:numPr>
+        <w:spacing w:before="120" w:after="120" w:line="360" w:lineRule="auto"/>
+        <w:ind w:left="357" w:hanging="357"/>
+        <w:rPr>
+          <w:sz w:val="26"/>
+          <w:szCs w:val="26"/>
+        </w:rPr>
+      </w:pPr>
+      <w:r>
+        <w:rPr>
           <w:b/>
           <w:bCs/>
           <w:sz w:val="26"/>
           <w:szCs w:val="26"/>
         </w:rPr>
+        <w:t>Môi trường thực thi ngôn ngữ chung (Common Language Runtime - CLR)</w:t>
+      </w:r>
+    </w:p>
+    <w:p>
+      <w:pPr>
+        <w:spacing w:before="120" w:after="120" w:line="360" w:lineRule="auto"/>
+        <w:ind w:firstLine="357"/>
+        <w:rPr>
+          <w:sz w:val="26"/>
+          <w:szCs w:val="26"/>
+        </w:rPr>
+      </w:pPr>
+      <w:r>
+        <w:rPr>
+          <w:sz w:val="26"/>
+          <w:szCs w:val="26"/>
+        </w:rPr>
+        <w:t xml:space="preserve">CLR là thành phần nhân điều phối trực tiếp việc thực thi các chương trình trên nền tảng .NET </w:t>
+      </w:r>
+      <w:r>
+        <w:rPr>
+          <w:color w:val="000000"/>
+          <w:sz w:val="26"/>
+          <w:szCs w:val="26"/>
+        </w:rPr>
         <w:t>[1]</w:t>
       </w:r>
       <w:r>
@@ -5344,8 +6258,52 @@
           <w:sz w:val="26"/>
           <w:szCs w:val="26"/>
         </w:rPr>
-        <w:t xml:space="preserve">. Đóng vai trò là một tầng trung gian nằm giữa hệ điều hành và ứng dụng, .NET Framework tự động hóa các tác vụ quản lý cấp thấp của phần cứng, giúp đơn giản hóa quá trình phát triển phần mềm, đảm bảo tính an toàn trong thực thi mã lệnh và nâng cao khả năng tương thích giữa các thành phần hệ thống </w:t>
-      </w:r>
+        <w:t xml:space="preserve">. Mã nguồn được biên dịch và chạy dưới sự giám sát, điều khiển của CLR được gọi là </w:t>
+      </w:r>
+      <w:r>
+        <w:rPr>
+          <w:i/>
+          <w:iCs/>
+          <w:sz w:val="26"/>
+          <w:szCs w:val="26"/>
+        </w:rPr>
+        <w:t>Mã có quản lý (Managed Code)</w:t>
+      </w:r>
+      <w:r>
+        <w:rPr>
+          <w:sz w:val="26"/>
+          <w:szCs w:val="26"/>
+        </w:rPr>
+        <w:t xml:space="preserve"> </w:t>
+      </w:r>
+      <w:r>
+        <w:rPr>
+          <w:color w:val="000000"/>
+          <w:sz w:val="26"/>
+          <w:szCs w:val="26"/>
+        </w:rPr>
+        <w:t>[1]</w:t>
+      </w:r>
+      <w:r>
+        <w:rPr>
+          <w:sz w:val="26"/>
+          <w:szCs w:val="26"/>
+        </w:rPr>
+        <w:t>. Để đảm bảo ứng dụng vận hành ổn định, CLR cung cấp các cơ chế và dịch vụ hệ thống cốt lõi sau:</w:t>
+      </w:r>
+    </w:p>
+    <w:p>
+      <w:pPr>
+        <w:numPr>
+          <w:ilvl w:val="0"/>
+          <w:numId w:val="42"/>
+        </w:numPr>
+        <w:spacing w:before="120" w:after="120" w:line="360" w:lineRule="auto"/>
+        <w:rPr>
+          <w:sz w:val="26"/>
+          <w:szCs w:val="26"/>
+        </w:rPr>
+      </w:pPr>
       <w:r>
         <w:rPr>
           <w:b/>
@@ -5353,6 +6311,21 @@
           <w:sz w:val="26"/>
           <w:szCs w:val="26"/>
         </w:rPr>
+        <w:t>Quản lý bộ nhớ tự động (Automatic Memory Management &amp; Garbage Collection):</w:t>
+      </w:r>
+      <w:r>
+        <w:rPr>
+          <w:sz w:val="26"/>
+          <w:szCs w:val="26"/>
+        </w:rPr>
+        <w:t xml:space="preserve"> CLR tự động xử lý việc cấp phát vùng nhớ trên vùng nhớ Heap có quản lý (Managed Heap) mỗi khi một đối tượng mới được khởi tạo </w:t>
+      </w:r>
+      <w:r>
+        <w:rPr>
+          <w:color w:val="000000"/>
+          <w:sz w:val="26"/>
+          <w:szCs w:val="26"/>
+        </w:rPr>
         <w:t>[1]</w:t>
       </w:r>
       <w:r>
@@ -5360,24 +6333,50 @@
           <w:sz w:val="26"/>
           <w:szCs w:val="26"/>
         </w:rPr>
+        <w:t xml:space="preserve">. Khi các đối tượng này không còn được bất kỳ thành phần nào của chương trình tham chiếu tới, </w:t>
+      </w:r>
+      <w:r>
+        <w:rPr>
+          <w:sz w:val="26"/>
+          <w:szCs w:val="26"/>
+        </w:rPr>
+        <w:t>Bộ thu gom rác (Garbage Collector - GC)</w:t>
+      </w:r>
+      <w:r>
+        <w:rPr>
+          <w:sz w:val="26"/>
+          <w:szCs w:val="26"/>
+        </w:rPr>
+        <w:t xml:space="preserve"> của CLR sẽ tự động quét và thu hồi lại vùng nhớ đã cấp phát, giúp ngăn chặn hiện tượng rò rỉ bộ nhớ (Memory Leak) và lỗi truy cập vùng nhớ không hợp lệ </w:t>
+      </w:r>
+      <w:r>
+        <w:rPr>
+          <w:color w:val="000000"/>
+          <w:sz w:val="26"/>
+          <w:szCs w:val="26"/>
+        </w:rPr>
+        <w:t>[1]</w:t>
+      </w:r>
+      <w:r>
+        <w:rPr>
+          <w:sz w:val="26"/>
+          <w:szCs w:val="26"/>
+        </w:rPr>
         <w:t>.</w:t>
       </w:r>
     </w:p>
     <w:p>
       <w:pPr>
+        <w:numPr>
+          <w:ilvl w:val="0"/>
+          <w:numId w:val="42"/>
+        </w:numPr>
         <w:spacing w:before="120" w:after="120" w:line="360" w:lineRule="auto"/>
         <w:rPr>
           <w:sz w:val="26"/>
           <w:szCs w:val="26"/>
         </w:rPr>
       </w:pPr>
-      <w:r>
-        <w:rPr>
-          <w:sz w:val="26"/>
-          <w:szCs w:val="26"/>
-        </w:rPr>
-        <w:t xml:space="preserve">Về mặt kiến trúc tổng thể, nền tảng .NET Framework được cấu thành từ hai bộ phận cốt lõi hoạt động bổ trợ chặt chẽ cho nhau: </w:t>
-      </w:r>
       <w:r>
         <w:rPr>
           <w:b/>
@@ -5385,14 +6384,14 @@
           <w:sz w:val="26"/>
           <w:szCs w:val="26"/>
         </w:rPr>
-        <w:t>Môi trường thực thi ngôn ngữ chung (Common Language Runtime - CLR)</w:t>
-      </w:r>
-      <w:r>
-        <w:rPr>
-          <w:sz w:val="26"/>
-          <w:szCs w:val="26"/>
-        </w:rPr>
-        <w:t xml:space="preserve"> và </w:t>
+        <w:t>Biên dịch tức thời (Just-In-Time Compiler - JIT):</w:t>
+      </w:r>
+      <w:r>
+        <w:rPr>
+          <w:sz w:val="26"/>
+          <w:szCs w:val="26"/>
+        </w:rPr>
+        <w:t xml:space="preserve"> Các ngôn ngữ lập trình trên nền tảng .NET không biên dịch trực tiếp mã nguồn sang mã máy của một hệ vi xử lý cố định, mà dịch sang một ngôn ngữ trung gian gọi là MSIL (Microsoft Intermediate Language) hoặc CIL (Common Intermediate</w:t>
       </w:r>
       <w:r>
         <w:rPr>
@@ -5401,15 +6400,59 @@
           <w:sz w:val="26"/>
           <w:szCs w:val="26"/>
         </w:rPr>
-        <w:t>Bộ thư viện lớp cơ sở (Framework Class Library - FCL)</w:t>
-      </w:r>
-      <w:r>
-        <w:rPr>
-          <w:sz w:val="26"/>
-          <w:szCs w:val="26"/>
-        </w:rPr>
         <w:t xml:space="preserve"> </w:t>
       </w:r>
+      <w:r>
+        <w:rPr>
+          <w:sz w:val="26"/>
+          <w:szCs w:val="26"/>
+        </w:rPr>
+        <w:lastRenderedPageBreak/>
+        <w:t xml:space="preserve">Language) được lưu trữ trong các tệp tin thực thi (.dll hoặc .exe) cùng với siêu dữ liệu (Metadata) </w:t>
+      </w:r>
+      <w:r>
+        <w:rPr>
+          <w:color w:val="000000"/>
+          <w:sz w:val="26"/>
+          <w:szCs w:val="26"/>
+        </w:rPr>
+        <w:t>[1]</w:t>
+      </w:r>
+      <w:r>
+        <w:rPr>
+          <w:sz w:val="26"/>
+          <w:szCs w:val="26"/>
+        </w:rPr>
+        <w:t xml:space="preserve">. Tại thời điểm chương trình khởi chạy, trình biên dịch JIT của CLR mới tiến hành chuyển đổi từng phần mã MSIL sang mã máy bản địa (Native Machine Code) tương ứng với kiến trúc CPU của thiết bị và lưu vào bộ nhớ đệm cho các lần gọi tiếp theo </w:t>
+      </w:r>
+      <w:r>
+        <w:rPr>
+          <w:color w:val="000000"/>
+          <w:sz w:val="26"/>
+          <w:szCs w:val="26"/>
+        </w:rPr>
+        <w:t>[1]</w:t>
+      </w:r>
+      <w:r>
+        <w:rPr>
+          <w:sz w:val="26"/>
+          <w:szCs w:val="26"/>
+        </w:rPr>
+        <w:t>.</w:t>
+      </w:r>
+    </w:p>
+    <w:p>
+      <w:pPr>
+        <w:numPr>
+          <w:ilvl w:val="0"/>
+          <w:numId w:val="42"/>
+        </w:numPr>
+        <w:spacing w:before="120" w:after="120" w:line="360" w:lineRule="auto"/>
+        <w:rPr>
+          <w:sz w:val="26"/>
+          <w:szCs w:val="26"/>
+        </w:rPr>
+      </w:pPr>
       <w:r>
         <w:rPr>
           <w:b/>
@@ -5417,7 +6460,37 @@
           <w:sz w:val="26"/>
           <w:szCs w:val="26"/>
         </w:rPr>
-        <w:t>[1, 2]</w:t>
+        <w:t>Hệ thống kiểu dữ liệu chung (Common Type System - CTS) và Đặc tả ngôn ngữ chung (Common Language Specification - CLS):</w:t>
+      </w:r>
+      <w:r>
+        <w:rPr>
+          <w:sz w:val="26"/>
+          <w:szCs w:val="26"/>
+        </w:rPr>
+        <w:t xml:space="preserve"> CTS xác lập các quy tắc chuẩn mực về cách thức khai báo, sử dụng và quản lý các kiểu dữ liệu trong môi trường thực thi </w:t>
+      </w:r>
+      <w:r>
+        <w:rPr>
+          <w:color w:val="000000"/>
+          <w:sz w:val="26"/>
+          <w:szCs w:val="26"/>
+        </w:rPr>
+        <w:t>[1]</w:t>
+      </w:r>
+      <w:r>
+        <w:rPr>
+          <w:sz w:val="26"/>
+          <w:szCs w:val="26"/>
+        </w:rPr>
+        <w:t xml:space="preserve">. Cùng với bộ quy tắc CLS, cơ chế này đảm bảo sự tương thích hoàn toàn giữa các mô-đun và thư viện khác nhau khi cùng hoạt động trên nền tảng .NET </w:t>
+      </w:r>
+      <w:r>
+        <w:rPr>
+          <w:color w:val="000000"/>
+          <w:sz w:val="26"/>
+          <w:szCs w:val="26"/>
+        </w:rPr>
+        <w:t>[1]</w:t>
       </w:r>
       <w:r>
         <w:rPr>
@@ -5429,6 +6502,10 @@
     </w:p>
     <w:p>
       <w:pPr>
+        <w:numPr>
+          <w:ilvl w:val="0"/>
+          <w:numId w:val="42"/>
+        </w:numPr>
         <w:spacing w:before="120" w:after="120" w:line="360" w:lineRule="auto"/>
         <w:rPr>
           <w:sz w:val="26"/>
@@ -5442,15 +6519,44 @@
           <w:sz w:val="26"/>
           <w:szCs w:val="26"/>
         </w:rPr>
-        <w:t>a) Môi trường thực thi ngôn ngữ chung (Common Language Runtime - CLR)</w:t>
-      </w:r>
-      <w:r>
-        <w:rPr>
-          <w:sz w:val="26"/>
-          <w:szCs w:val="26"/>
-        </w:rPr>
-        <w:t xml:space="preserve"> CLR là thành phần nhân điều phối trực tiếp việc thực thi các chương trình trên nền tảng .NET </w:t>
-      </w:r>
+        <w:t>Kiểm tra an toàn kiểu (Type Verification) và Quản lý bảo mật:</w:t>
+      </w:r>
+      <w:r>
+        <w:rPr>
+          <w:sz w:val="26"/>
+          <w:szCs w:val="26"/>
+        </w:rPr>
+        <w:t xml:space="preserve"> Trước khi trình biên dịch JIT chuyển đổi mã trung gian sang mã máy, CLR thực hiện quá trình xác minh tính toàn vẹn của mã lệnh và siêu dữ liệu, đảm bảo các phép toán chỉ được thực hiện trên đúng kiểu dữ liệu được định nghĩa và không xâm phạm vào các vùng nhớ không được cấp phép </w:t>
+      </w:r>
+      <w:r>
+        <w:rPr>
+          <w:color w:val="000000"/>
+          <w:sz w:val="26"/>
+          <w:szCs w:val="26"/>
+        </w:rPr>
+        <w:t>[1]</w:t>
+      </w:r>
+      <w:r>
+        <w:rPr>
+          <w:sz w:val="26"/>
+          <w:szCs w:val="26"/>
+        </w:rPr>
+        <w:t>.</w:t>
+      </w:r>
+    </w:p>
+    <w:p>
+      <w:pPr>
+        <w:numPr>
+          <w:ilvl w:val="0"/>
+          <w:numId w:val="27"/>
+        </w:numPr>
+        <w:spacing w:before="120" w:after="120" w:line="360" w:lineRule="auto"/>
+        <w:ind w:left="357" w:hanging="357"/>
+        <w:rPr>
+          <w:sz w:val="26"/>
+          <w:szCs w:val="26"/>
+        </w:rPr>
+      </w:pPr>
       <w:r>
         <w:rPr>
           <w:b/>
@@ -5458,116 +6564,61 @@
           <w:sz w:val="26"/>
           <w:szCs w:val="26"/>
         </w:rPr>
-        <w:t>[1]</w:t>
-      </w:r>
-      <w:r>
-        <w:rPr>
-          <w:sz w:val="26"/>
-          <w:szCs w:val="26"/>
-        </w:rPr>
-        <w:t xml:space="preserve">. Mã nguồn được biên dịch và chạy dưới sự giám sát, điều khiển của CLR được gọi là </w:t>
-      </w:r>
-      <w:r>
-        <w:rPr>
-          <w:i/>
-          <w:iCs/>
-          <w:sz w:val="26"/>
-          <w:szCs w:val="26"/>
-        </w:rPr>
-        <w:t>Mã có quản lý (Managed Code)</w:t>
-      </w:r>
-      <w:r>
-        <w:rPr>
-          <w:sz w:val="26"/>
-          <w:szCs w:val="26"/>
-        </w:rPr>
-        <w:t xml:space="preserve"> </w:t>
-      </w:r>
-      <w:r>
-        <w:rPr>
-          <w:b/>
-          <w:bCs/>
-          <w:sz w:val="26"/>
-          <w:szCs w:val="26"/>
-        </w:rPr>
-        <w:t>[1]</w:t>
-      </w:r>
-      <w:r>
-        <w:rPr>
-          <w:sz w:val="26"/>
-          <w:szCs w:val="26"/>
-        </w:rPr>
-        <w:t>. Để đảm bảo ứng dụng vận hành ổn định, CLR cung cấp các cơ chế và dịch vụ hệ thống cốt lõi sau:</w:t>
-      </w:r>
-    </w:p>
-    <w:p>
-      <w:pPr>
-        <w:numPr>
-          <w:ilvl w:val="0"/>
-          <w:numId w:val="40"/>
-        </w:numPr>
+        <w:t>Bộ thư viện lớp cơ sở (Framework Class Library - FCL)</w:t>
+      </w:r>
+    </w:p>
+    <w:p>
+      <w:pPr>
         <w:spacing w:before="120" w:after="120" w:line="360" w:lineRule="auto"/>
-        <w:rPr>
-          <w:sz w:val="26"/>
-          <w:szCs w:val="26"/>
-        </w:rPr>
-      </w:pPr>
-      <w:r>
-        <w:rPr>
-          <w:b/>
-          <w:bCs/>
-          <w:sz w:val="26"/>
-          <w:szCs w:val="26"/>
-        </w:rPr>
-        <w:t>Quản lý bộ nhớ tự động (Automatic Memory Management &amp; Garbage Collection):</w:t>
-      </w:r>
-      <w:r>
-        <w:rPr>
-          <w:sz w:val="26"/>
-          <w:szCs w:val="26"/>
-        </w:rPr>
-        <w:t xml:space="preserve"> CLR tự động xử lý việc cấp phát vùng nhớ trên vùng nhớ Heap có quản lý (Managed Heap) mỗi khi một đối tượng mới được khởi tạo </w:t>
-      </w:r>
-      <w:r>
-        <w:rPr>
-          <w:b/>
-          <w:bCs/>
-          <w:sz w:val="26"/>
-          <w:szCs w:val="26"/>
-        </w:rPr>
-        <w:t>[1]</w:t>
-      </w:r>
-      <w:r>
-        <w:rPr>
-          <w:sz w:val="26"/>
-          <w:szCs w:val="26"/>
-        </w:rPr>
-        <w:t xml:space="preserve">. Khi các đối tượng này không còn được bất kỳ thành phần nào của chương trình tham chiếu tới, </w:t>
-      </w:r>
-      <w:r>
-        <w:rPr>
-          <w:b/>
-          <w:bCs/>
-          <w:sz w:val="26"/>
-          <w:szCs w:val="26"/>
-        </w:rPr>
-        <w:t>Bộ thu gom rác (Garbage Collector - GC)</w:t>
-      </w:r>
-      <w:r>
-        <w:rPr>
-          <w:sz w:val="26"/>
-          <w:szCs w:val="26"/>
-        </w:rPr>
-        <w:t xml:space="preserve"> của CLR sẽ tự động quét và thu hồi lại vùng nhớ đã cấp phát, giúp ngăn chặn hiện tượng rò rỉ bộ nhớ (Memory Leak) và lỗi truy cập vùng nhớ không hợp lệ </w:t>
-      </w:r>
-      <w:r>
-        <w:rPr>
-          <w:b/>
-          <w:bCs/>
-          <w:sz w:val="26"/>
-          <w:szCs w:val="26"/>
-        </w:rPr>
-        <w:t>[1]</w:t>
+        <w:ind w:firstLine="357"/>
+        <w:rPr>
+          <w:sz w:val="26"/>
+          <w:szCs w:val="26"/>
+        </w:rPr>
+      </w:pPr>
+      <w:r>
+        <w:rPr>
+          <w:sz w:val="26"/>
+          <w:szCs w:val="26"/>
+        </w:rPr>
+        <w:t xml:space="preserve">FCL là một tập hợp toàn diện các lớp (Classes), giao diện (Interfaces) và các kiểu dữ liệu giá trị (Value Types) được xây dựng sẵn và tích hợp chặt chẽ với CLR </w:t>
+      </w:r>
+      <w:r>
+        <w:rPr>
+          <w:color w:val="000000"/>
+          <w:sz w:val="26"/>
+          <w:szCs w:val="26"/>
+        </w:rPr>
+        <w:t>[2]</w:t>
+      </w:r>
+      <w:r>
+        <w:rPr>
+          <w:sz w:val="26"/>
+          <w:szCs w:val="26"/>
+        </w:rPr>
+        <w:t xml:space="preserve">. Thư viện này cung cấp khả năng truy cập vào các chức năng của hệ thống và được tổ chức phân cấp một cách khoa học theo từng </w:t>
+      </w:r>
+      <w:r>
+        <w:rPr>
+          <w:sz w:val="26"/>
+          <w:szCs w:val="26"/>
+        </w:rPr>
+        <w:t>Không gian tên (Namespace)</w:t>
+      </w:r>
+      <w:r>
+        <w:rPr>
+          <w:sz w:val="26"/>
+          <w:szCs w:val="26"/>
+        </w:rPr>
+        <w:t xml:space="preserve">, giúp lập trình viên tái sử dụng các cấu trúc dữ liệu và phương thức tiêu chuẩn </w:t>
+      </w:r>
+      <w:r>
+        <w:rPr>
+          <w:color w:val="000000"/>
+          <w:sz w:val="26"/>
+          <w:szCs w:val="26"/>
+        </w:rPr>
+        <w:t>[2]</w:t>
       </w:r>
       <w:r>
         <w:rPr>
@@ -5579,10 +6630,6 @@
     </w:p>
     <w:p>
       <w:pPr>
-        <w:numPr>
-          <w:ilvl w:val="0"/>
-          <w:numId w:val="40"/>
-        </w:numPr>
         <w:spacing w:before="120" w:after="120" w:line="360" w:lineRule="auto"/>
         <w:rPr>
           <w:sz w:val="26"/>
@@ -5591,282 +6638,6 @@
       </w:pPr>
       <w:r>
         <w:rPr>
-          <w:b/>
-          <w:bCs/>
-          <w:sz w:val="26"/>
-          <w:szCs w:val="26"/>
-        </w:rPr>
-        <w:t>Biên dịch tức thời (Just-In-Time Compiler - JIT):</w:t>
-      </w:r>
-      <w:r>
-        <w:rPr>
-          <w:sz w:val="26"/>
-          <w:szCs w:val="26"/>
-        </w:rPr>
-        <w:t xml:space="preserve"> Các ngôn ngữ lập trình trên nền tảng .NET không biên dịch trực tiếp mã nguồn sang mã máy của một hệ vi xử lý cố định, mà dịch sang một ngôn ngữ trung gian gọi là </w:t>
-      </w:r>
-      <w:r>
-        <w:rPr>
-          <w:b/>
-          <w:bCs/>
-          <w:sz w:val="26"/>
-          <w:szCs w:val="26"/>
-        </w:rPr>
-        <w:t>MSIL (Microsoft Intermediate Language)</w:t>
-      </w:r>
-      <w:r>
-        <w:rPr>
-          <w:sz w:val="26"/>
-          <w:szCs w:val="26"/>
-        </w:rPr>
-        <w:t xml:space="preserve"> hoặc </w:t>
-      </w:r>
-      <w:r>
-        <w:rPr>
-          <w:b/>
-          <w:bCs/>
-          <w:sz w:val="26"/>
-          <w:szCs w:val="26"/>
-        </w:rPr>
-        <w:t xml:space="preserve">CIL (Common Intermediate </w:t>
-      </w:r>
-      <w:r>
-        <w:rPr>
-          <w:b/>
-          <w:bCs/>
-          <w:sz w:val="26"/>
-          <w:szCs w:val="26"/>
-        </w:rPr>
-        <w:lastRenderedPageBreak/>
-        <w:t>Language)</w:t>
-      </w:r>
-      <w:r>
-        <w:rPr>
-          <w:sz w:val="26"/>
-          <w:szCs w:val="26"/>
-        </w:rPr>
-        <w:t xml:space="preserve"> được lưu trữ trong các tệp tin thực thi (.dll hoặc .exe) cùng với siêu dữ liệu (Metadata) </w:t>
-      </w:r>
-      <w:r>
-        <w:rPr>
-          <w:b/>
-          <w:bCs/>
-          <w:sz w:val="26"/>
-          <w:szCs w:val="26"/>
-        </w:rPr>
-        <w:t>[1]</w:t>
-      </w:r>
-      <w:r>
-        <w:rPr>
-          <w:sz w:val="26"/>
-          <w:szCs w:val="26"/>
-        </w:rPr>
-        <w:t xml:space="preserve">. Tại thời điểm chương trình khởi chạy, trình biên dịch JIT của CLR mới tiến hành chuyển đổi từng phần mã MSIL sang mã máy bản địa (Native Machine Code) tương ứng với kiến trúc CPU của thiết bị và lưu vào bộ nhớ đệm cho các lần gọi tiếp theo </w:t>
-      </w:r>
-      <w:r>
-        <w:rPr>
-          <w:b/>
-          <w:bCs/>
-          <w:sz w:val="26"/>
-          <w:szCs w:val="26"/>
-        </w:rPr>
-        <w:t>[1]</w:t>
-      </w:r>
-      <w:r>
-        <w:rPr>
-          <w:sz w:val="26"/>
-          <w:szCs w:val="26"/>
-        </w:rPr>
-        <w:t>.</w:t>
-      </w:r>
-    </w:p>
-    <w:p>
-      <w:pPr>
-        <w:numPr>
-          <w:ilvl w:val="0"/>
-          <w:numId w:val="40"/>
-        </w:numPr>
-        <w:spacing w:before="120" w:after="120" w:line="360" w:lineRule="auto"/>
-        <w:rPr>
-          <w:sz w:val="26"/>
-          <w:szCs w:val="26"/>
-        </w:rPr>
-      </w:pPr>
-      <w:r>
-        <w:rPr>
-          <w:b/>
-          <w:bCs/>
-          <w:sz w:val="26"/>
-          <w:szCs w:val="26"/>
-        </w:rPr>
-        <w:t>Hệ thống kiểu dữ liệu chung (Common Type System - CTS) và Đặc tả ngôn ngữ chung (Common Language Specification - CLS):</w:t>
-      </w:r>
-      <w:r>
-        <w:rPr>
-          <w:sz w:val="26"/>
-          <w:szCs w:val="26"/>
-        </w:rPr>
-        <w:t xml:space="preserve"> CTS xác lập các quy tắc chuẩn mực về cách thức khai báo, sử dụng và quản lý các kiểu dữ liệu trong môi trường thực thi </w:t>
-      </w:r>
-      <w:r>
-        <w:rPr>
-          <w:b/>
-          <w:bCs/>
-          <w:sz w:val="26"/>
-          <w:szCs w:val="26"/>
-        </w:rPr>
-        <w:t>[1]</w:t>
-      </w:r>
-      <w:r>
-        <w:rPr>
-          <w:sz w:val="26"/>
-          <w:szCs w:val="26"/>
-        </w:rPr>
-        <w:t xml:space="preserve">. Cùng với bộ quy tắc CLS, cơ chế này đảm bảo sự tương thích hoàn toàn giữa các mô-đun và thư viện khác nhau khi cùng hoạt động trên nền tảng .NET </w:t>
-      </w:r>
-      <w:r>
-        <w:rPr>
-          <w:b/>
-          <w:bCs/>
-          <w:sz w:val="26"/>
-          <w:szCs w:val="26"/>
-        </w:rPr>
-        <w:t>[1]</w:t>
-      </w:r>
-      <w:r>
-        <w:rPr>
-          <w:sz w:val="26"/>
-          <w:szCs w:val="26"/>
-        </w:rPr>
-        <w:t>.</w:t>
-      </w:r>
-    </w:p>
-    <w:p>
-      <w:pPr>
-        <w:numPr>
-          <w:ilvl w:val="0"/>
-          <w:numId w:val="40"/>
-        </w:numPr>
-        <w:spacing w:before="120" w:after="120" w:line="360" w:lineRule="auto"/>
-        <w:rPr>
-          <w:sz w:val="26"/>
-          <w:szCs w:val="26"/>
-        </w:rPr>
-      </w:pPr>
-      <w:r>
-        <w:rPr>
-          <w:b/>
-          <w:bCs/>
-          <w:sz w:val="26"/>
-          <w:szCs w:val="26"/>
-        </w:rPr>
-        <w:t>Kiểm tra an toàn kiểu (Type Verification) và Quản lý bảo mật:</w:t>
-      </w:r>
-      <w:r>
-        <w:rPr>
-          <w:sz w:val="26"/>
-          <w:szCs w:val="26"/>
-        </w:rPr>
-        <w:t xml:space="preserve"> Trước khi trình biên dịch JIT chuyển đổi mã trung gian sang mã máy, CLR thực hiện quá trình xác minh tính toàn vẹn của mã lệnh và siêu dữ liệu, đảm bảo các phép toán chỉ được thực hiện trên đúng kiểu dữ liệu được định nghĩa và không xâm phạm vào các vùng nhớ không được cấp phép </w:t>
-      </w:r>
-      <w:r>
-        <w:rPr>
-          <w:color w:val="000000"/>
-          <w:sz w:val="26"/>
-          <w:szCs w:val="26"/>
-        </w:rPr>
-        <w:t>[1]</w:t>
-      </w:r>
-      <w:r>
-        <w:rPr>
-          <w:sz w:val="26"/>
-          <w:szCs w:val="26"/>
-        </w:rPr>
-        <w:t>.</w:t>
-      </w:r>
-    </w:p>
-    <w:p>
-      <w:pPr>
-        <w:spacing w:before="120" w:after="120" w:line="360" w:lineRule="auto"/>
-        <w:rPr>
-          <w:sz w:val="26"/>
-          <w:szCs w:val="26"/>
-        </w:rPr>
-      </w:pPr>
-      <w:r>
-        <w:rPr>
-          <w:b/>
-          <w:bCs/>
-          <w:sz w:val="26"/>
-          <w:szCs w:val="26"/>
-        </w:rPr>
-        <w:t>b) Bộ thư viện lớp cơ sở (Framework Class Library - FCL)</w:t>
-      </w:r>
-      <w:r>
-        <w:rPr>
-          <w:sz w:val="26"/>
-          <w:szCs w:val="26"/>
-        </w:rPr>
-        <w:t xml:space="preserve"> FCL là một tập hợp toàn diện các lớp (Classes), giao diện (Interfaces) và các kiểu dữ liệu giá trị (Value Types) được xây dựng sẵn và tích hợp chặt chẽ với CLR </w:t>
-      </w:r>
-      <w:r>
-        <w:rPr>
-          <w:color w:val="000000"/>
-          <w:sz w:val="26"/>
-          <w:szCs w:val="26"/>
-        </w:rPr>
-        <w:t>[2]</w:t>
-      </w:r>
-      <w:r>
-        <w:rPr>
-          <w:sz w:val="26"/>
-          <w:szCs w:val="26"/>
-        </w:rPr>
-        <w:t xml:space="preserve">. Thư viện này cung cấp khả năng truy cập vào các chức năng của hệ thống và được tổ chức phân cấp một cách khoa học theo từng </w:t>
-      </w:r>
-      <w:r>
-        <w:rPr>
-          <w:b/>
-          <w:bCs/>
-          <w:sz w:val="26"/>
-          <w:szCs w:val="26"/>
-        </w:rPr>
-        <w:t>Không gian tên (Namespace)</w:t>
-      </w:r>
-      <w:r>
-        <w:rPr>
-          <w:sz w:val="26"/>
-          <w:szCs w:val="26"/>
-        </w:rPr>
-        <w:t xml:space="preserve">, giúp lập trình viên tái sử dụng các cấu trúc dữ liệu và phương thức tiêu chuẩn </w:t>
-      </w:r>
-      <w:r>
-        <w:rPr>
-          <w:b/>
-          <w:bCs/>
-          <w:sz w:val="26"/>
-          <w:szCs w:val="26"/>
-        </w:rPr>
-        <w:t>[2]</w:t>
-      </w:r>
-      <w:r>
-        <w:rPr>
-          <w:sz w:val="26"/>
-          <w:szCs w:val="26"/>
-        </w:rPr>
-        <w:t>.</w:t>
-      </w:r>
-    </w:p>
-    <w:p>
-      <w:pPr>
-        <w:spacing w:before="120" w:after="120" w:line="360" w:lineRule="auto"/>
-        <w:rPr>
-          <w:sz w:val="26"/>
-          <w:szCs w:val="26"/>
-        </w:rPr>
-      </w:pPr>
-      <w:r>
-        <w:rPr>
           <w:sz w:val="26"/>
           <w:szCs w:val="26"/>
         </w:rPr>
@@ -5874,8 +6645,6 @@
       </w:r>
       <w:r>
         <w:rPr>
-          <w:b/>
-          <w:bCs/>
           <w:sz w:val="26"/>
           <w:szCs w:val="26"/>
         </w:rPr>
@@ -5903,8 +6672,8 @@
         <w:tblLook w:val="04A0" w:firstRow="1" w:lastRow="0" w:firstColumn="1" w:lastColumn="0" w:noHBand="0" w:noVBand="1"/>
       </w:tblPr>
       <w:tblGrid>
-        <w:gridCol w:w="3794"/>
-        <w:gridCol w:w="5494"/>
+        <w:gridCol w:w="3758"/>
+        <w:gridCol w:w="5304"/>
       </w:tblGrid>
       <w:tr>
         <w:tc>
@@ -6165,15 +6934,29 @@
               </w:rPr>
               <w:t xml:space="preserve">) </w:t>
             </w:r>
-            <w:r>
-              <w:rPr>
-                <w:b/>
-                <w:bCs/>
-                <w:sz w:val="26"/>
-                <w:szCs w:val="26"/>
-              </w:rPr>
-              <w:t>[2]</w:t>
-            </w:r>
+            <w:sdt>
+              <w:sdtPr>
+                <w:rPr>
+                  <w:sz w:val="26"/>
+                  <w:szCs w:val="26"/>
+                </w:rPr>
+                <w:tag w:val="MENDELEY_CITATION_v3_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"/>
+                <w:id w:val="1487439696"/>
+                <w:placeholder>
+                  <w:docPart w:val="DefaultPlaceholder_-1854013440"/>
+                </w:placeholder>
+              </w:sdtPr>
+              <w:sdtContent>
+                <w:r>
+                  <w:rPr>
+                    <w:color w:val="000000"/>
+                    <w:sz w:val="26"/>
+                    <w:szCs w:val="26"/>
+                  </w:rPr>
+                  <w:t>[2]</w:t>
+                </w:r>
+              </w:sdtContent>
+            </w:sdt>
             <w:r>
               <w:rPr>
                 <w:sz w:val="26"/>
@@ -6332,15 +7115,29 @@
               </w:rPr>
               <w:t xml:space="preserve">) </w:t>
             </w:r>
-            <w:r>
-              <w:rPr>
-                <w:b/>
-                <w:bCs/>
-                <w:sz w:val="26"/>
-                <w:szCs w:val="26"/>
-              </w:rPr>
-              <w:t>[2]</w:t>
-            </w:r>
+            <w:sdt>
+              <w:sdtPr>
+                <w:rPr>
+                  <w:sz w:val="26"/>
+                  <w:szCs w:val="26"/>
+                </w:rPr>
+                <w:tag w:val="MENDELEY_CITATION_v3_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"/>
+                <w:id w:val="1705214446"/>
+                <w:placeholder>
+                  <w:docPart w:val="DefaultPlaceholder_-1854013440"/>
+                </w:placeholder>
+              </w:sdtPr>
+              <w:sdtContent>
+                <w:r>
+                  <w:rPr>
+                    <w:color w:val="000000"/>
+                    <w:sz w:val="26"/>
+                    <w:szCs w:val="26"/>
+                  </w:rPr>
+                  <w:t>[2]</w:t>
+                </w:r>
+              </w:sdtContent>
+            </w:sdt>
             <w:r>
               <w:rPr>
                 <w:sz w:val="26"/>
@@ -6514,15 +7311,29 @@
               </w:rPr>
               <w:t xml:space="preserve">) </w:t>
             </w:r>
-            <w:r>
-              <w:rPr>
-                <w:b/>
-                <w:bCs/>
-                <w:sz w:val="26"/>
-                <w:szCs w:val="26"/>
-              </w:rPr>
-              <w:t>[2]</w:t>
-            </w:r>
+            <w:sdt>
+              <w:sdtPr>
+                <w:rPr>
+                  <w:sz w:val="26"/>
+                  <w:szCs w:val="26"/>
+                </w:rPr>
+                <w:tag w:val="MENDELEY_CITATION_v3_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"/>
+                <w:id w:val="37180371"/>
+                <w:placeholder>
+                  <w:docPart w:val="DefaultPlaceholder_-1854013440"/>
+                </w:placeholder>
+              </w:sdtPr>
+              <w:sdtContent>
+                <w:r>
+                  <w:rPr>
+                    <w:color w:val="000000"/>
+                    <w:sz w:val="26"/>
+                    <w:szCs w:val="26"/>
+                  </w:rPr>
+                  <w:t>[2]</w:t>
+                </w:r>
+              </w:sdtContent>
+            </w:sdt>
             <w:r>
               <w:rPr>
                 <w:sz w:val="26"/>
@@ -6646,17 +7457,38 @@
                 <w:sz w:val="26"/>
                 <w:szCs w:val="26"/>
               </w:rPr>
-              <w:t xml:space="preserve">) và bộ trình điều khiển chuyên biệt để kết nối, thực thi truy vấn trên hệ quản trị cơ sở dữ liệu Microsoft SQL Server </w:t>
+              <w:t>) và bộ trình điều khiển chuyên biệt để kết nối, thực thi truy vấn trên hệ quản trị cơ sở dữ liệu Microsoft SQL Server</w:t>
             </w:r>
             <w:r>
               <w:rPr>
-                <w:b/>
-                <w:bCs/>
                 <w:sz w:val="26"/>
                 <w:szCs w:val="26"/>
               </w:rPr>
-              <w:t>[2]</w:t>
+              <w:t xml:space="preserve"> </w:t>
             </w:r>
+            <w:sdt>
+              <w:sdtPr>
+                <w:rPr>
+                  <w:sz w:val="26"/>
+                  <w:szCs w:val="26"/>
+                </w:rPr>
+                <w:tag w:val="MENDELEY_CITATION_v3_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"/>
+                <w:id w:val="-1106960453"/>
+                <w:placeholder>
+                  <w:docPart w:val="DefaultPlaceholder_-1854013440"/>
+                </w:placeholder>
+              </w:sdtPr>
+              <w:sdtContent>
+                <w:r>
+                  <w:rPr>
+                    <w:color w:val="000000"/>
+                    <w:sz w:val="26"/>
+                    <w:szCs w:val="26"/>
+                  </w:rPr>
+                  <w:t>[2]</w:t>
+                </w:r>
+              </w:sdtContent>
+            </w:sdt>
             <w:r>
               <w:rPr>
                 <w:sz w:val="26"/>
@@ -6764,15 +7596,29 @@
               </w:rPr>
               <w:t xml:space="preserve"> </w:t>
             </w:r>
-            <w:r>
-              <w:rPr>
-                <w:b/>
-                <w:bCs/>
-                <w:sz w:val="26"/>
-                <w:szCs w:val="26"/>
-              </w:rPr>
-              <w:t>[2]</w:t>
-            </w:r>
+            <w:sdt>
+              <w:sdtPr>
+                <w:rPr>
+                  <w:sz w:val="26"/>
+                  <w:szCs w:val="26"/>
+                </w:rPr>
+                <w:tag w:val="MENDELEY_CITATION_v3_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"/>
+                <w:id w:val="469793810"/>
+                <w:placeholder>
+                  <w:docPart w:val="DefaultPlaceholder_-1854013440"/>
+                </w:placeholder>
+              </w:sdtPr>
+              <w:sdtContent>
+                <w:r>
+                  <w:rPr>
+                    <w:color w:val="000000"/>
+                    <w:sz w:val="26"/>
+                    <w:szCs w:val="26"/>
+                  </w:rPr>
+                  <w:t>[2]</w:t>
+                </w:r>
+              </w:sdtContent>
+            </w:sdt>
             <w:r>
               <w:rPr>
                 <w:sz w:val="26"/>
@@ -6896,15 +7742,29 @@
               </w:rPr>
               <w:t xml:space="preserve">) </w:t>
             </w:r>
-            <w:r>
-              <w:rPr>
-                <w:b/>
-                <w:bCs/>
-                <w:sz w:val="26"/>
-                <w:szCs w:val="26"/>
-              </w:rPr>
-              <w:t>[2]</w:t>
-            </w:r>
+            <w:sdt>
+              <w:sdtPr>
+                <w:rPr>
+                  <w:sz w:val="26"/>
+                  <w:szCs w:val="26"/>
+                </w:rPr>
+                <w:tag w:val="MENDELEY_CITATION_v3_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"/>
+                <w:id w:val="913822464"/>
+                <w:placeholder>
+                  <w:docPart w:val="DefaultPlaceholder_-1854013440"/>
+                </w:placeholder>
+              </w:sdtPr>
+              <w:sdtContent>
+                <w:r>
+                  <w:rPr>
+                    <w:color w:val="000000"/>
+                    <w:sz w:val="26"/>
+                    <w:szCs w:val="26"/>
+                  </w:rPr>
+                  <w:t>[2]</w:t>
+                </w:r>
+              </w:sdtContent>
+            </w:sdt>
             <w:r>
               <w:rPr>
                 <w:sz w:val="26"/>
@@ -6939,7 +7799,13 @@
     </w:p>
     <w:p>
       <w:pPr>
+        <w:pStyle w:val="ListParagraph"/>
+        <w:numPr>
+          <w:ilvl w:val="0"/>
+          <w:numId w:val="27"/>
+        </w:numPr>
         <w:spacing w:before="120" w:after="120" w:line="360" w:lineRule="auto"/>
+        <w:ind w:left="357" w:hanging="357"/>
         <w:rPr>
           <w:sz w:val="26"/>
           <w:szCs w:val="26"/>
@@ -6952,14 +7818,25 @@
           <w:sz w:val="26"/>
           <w:szCs w:val="26"/>
         </w:rPr>
-        <w:t>a) Khái niệm chung về ngôn ngữ C#</w:t>
-      </w:r>
-      <w:r>
-        <w:rPr>
-          <w:sz w:val="26"/>
-          <w:szCs w:val="26"/>
-        </w:rPr>
-        <w:t xml:space="preserve"> C# (C-Sharp) là một ngôn ngữ lập trình hiện đại, hướng đối tượng, hướng thành phần và an toàn về kiểu dữ liệu (Type-safe), được Microsoft phát triển để hoạt động trên nền tảng .NET </w:t>
+        <w:t>Khái niệm chung về ngôn ngữ C#</w:t>
+      </w:r>
+    </w:p>
+    <w:p>
+      <w:pPr>
+        <w:spacing w:before="120" w:after="120" w:line="360" w:lineRule="auto"/>
+        <w:ind w:firstLine="357"/>
+        <w:rPr>
+          <w:sz w:val="26"/>
+          <w:szCs w:val="26"/>
+        </w:rPr>
+      </w:pPr>
+      <w:r>
+        <w:rPr>
+          <w:sz w:val="26"/>
+          <w:szCs w:val="26"/>
+        </w:rPr>
+        <w:lastRenderedPageBreak/>
+        <w:t xml:space="preserve">C# (C-Sharp) là một ngôn ngữ lập trình hiện đại, hướng đối tượng, hướng thành phần và an toàn về kiểu dữ liệu (Type-safe), được Microsoft phát triển để hoạt động trên nền tảng .NET </w:t>
       </w:r>
       <w:r>
         <w:rPr>
@@ -6974,16 +7851,47 @@
           <w:sz w:val="26"/>
           <w:szCs w:val="26"/>
         </w:rPr>
-        <w:t xml:space="preserve">. Bắt nguồn từ họ ngôn ngữ </w:t>
-      </w:r>
-      <w:r>
-        <w:rPr>
-          <w:sz w:val="26"/>
-          <w:szCs w:val="26"/>
-        </w:rPr>
-        <w:lastRenderedPageBreak/>
-        <w:t xml:space="preserve">C, cú pháp của C# có tính biểu đạt cao nhưng vẫn giữ được sự rõ ràng, tường minh và quen thuộc đối với các ngôn ngữ như C++ hay Java </w:t>
-      </w:r>
+        <w:t xml:space="preserve">. Bắt nguồn từ họ ngôn ngữ C, cú pháp của C# có tính biểu đạt cao nhưng vẫn giữ được sự rõ ràng, tường minh và quen thuộc đối với các ngôn ngữ như C++ hay Java [3]. C# cung cấp các cấu trúc ngôn ngữ trực tiếp hỗ trợ việc xây dựng các thành phần phần mềm thông qua các thuộc tính (Properties), phương thức (Methods), sự kiện (Events) và siêu dữ liệu (Attributes) </w:t>
+      </w:r>
+      <w:sdt>
+        <w:sdtPr>
+          <w:rPr>
+            <w:sz w:val="26"/>
+            <w:szCs w:val="26"/>
+          </w:rPr>
+          <w:tag w:val="MENDELEY_CITATION_v3_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"/>
+          <w:id w:val="-641663027"/>
+          <w:placeholder>
+            <w:docPart w:val="DefaultPlaceholder_-1854013440"/>
+          </w:placeholder>
+        </w:sdtPr>
+        <w:sdtContent>
+          <w:r>
+            <w:rPr>
+              <w:color w:val="000000"/>
+              <w:sz w:val="26"/>
+              <w:szCs w:val="26"/>
+            </w:rPr>
+            <w:t>[3]</w:t>
+          </w:r>
+        </w:sdtContent>
+      </w:sdt>
+      <w:r>
+        <w:rPr>
+          <w:sz w:val="26"/>
+          <w:szCs w:val="26"/>
+        </w:rPr>
+        <w:t>.</w:t>
+      </w:r>
+    </w:p>
+    <w:p>
+      <w:pPr>
+        <w:spacing w:before="120" w:after="120" w:line="360" w:lineRule="auto"/>
+        <w:rPr>
+          <w:sz w:val="26"/>
+          <w:szCs w:val="26"/>
+        </w:rPr>
+      </w:pPr>
       <w:r>
         <w:rPr>
           <w:b/>
@@ -6991,14 +7899,24 @@
           <w:sz w:val="26"/>
           <w:szCs w:val="26"/>
         </w:rPr>
-        <w:t>[3]</w:t>
-      </w:r>
-      <w:r>
-        <w:rPr>
-          <w:sz w:val="26"/>
-          <w:szCs w:val="26"/>
-        </w:rPr>
-        <w:t xml:space="preserve">. C# cung cấp các cấu trúc ngôn ngữ trực tiếp hỗ trợ việc xây dựng các thành phần phần mềm thông qua các thuộc tính (Properties), phương thức (Methods), sự kiện (Events) và siêu dữ liệu (Attributes) </w:t>
+        <w:t>b) Các đặc trưng kỹ thuật cốt lõi của ngôn ngữ C#</w:t>
+      </w:r>
+    </w:p>
+    <w:p>
+      <w:pPr>
+        <w:spacing w:before="120" w:after="120" w:line="360" w:lineRule="auto"/>
+        <w:ind w:firstLine="360"/>
+        <w:rPr>
+          <w:sz w:val="26"/>
+          <w:szCs w:val="26"/>
+        </w:rPr>
+      </w:pPr>
+      <w:r>
+        <w:rPr>
+          <w:sz w:val="26"/>
+          <w:szCs w:val="26"/>
+        </w:rPr>
+        <w:t>Ngôn ngữ C# sở hữu các đặc tính kỹ thuật chặt chẽ đáp ứng yêu cầu xây dựng các hệ thống phần mềm có cấu trúc phức tạp</w:t>
       </w:r>
       <w:r>
         <w:rPr>
@@ -7007,18 +7925,54 @@
           <w:sz w:val="26"/>
           <w:szCs w:val="26"/>
         </w:rPr>
-        <w:t>[3]</w:t>
-      </w:r>
-      <w:r>
-        <w:rPr>
-          <w:sz w:val="26"/>
-          <w:szCs w:val="26"/>
-        </w:rPr>
-        <w:t>.</w:t>
-      </w:r>
-    </w:p>
-    <w:p>
-      <w:pPr>
+        <w:t xml:space="preserve"> </w:t>
+      </w:r>
+      <w:sdt>
+        <w:sdtPr>
+          <w:rPr>
+            <w:b/>
+            <w:bCs/>
+            <w:sz w:val="26"/>
+            <w:szCs w:val="26"/>
+          </w:rPr>
+          <w:tag w:val="MENDELEY_CITATION_v3_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"/>
+          <w:id w:val="-320196429"/>
+          <w:placeholder>
+            <w:docPart w:val="DefaultPlaceholder_-1854013440"/>
+          </w:placeholder>
+        </w:sdtPr>
+        <w:sdtEndPr>
+          <w:rPr>
+            <w:b w:val="0"/>
+            <w:bCs w:val="0"/>
+          </w:rPr>
+        </w:sdtEndPr>
+        <w:sdtContent>
+          <w:r>
+            <w:rPr>
+              <w:color w:val="000000"/>
+              <w:sz w:val="26"/>
+              <w:szCs w:val="26"/>
+            </w:rPr>
+            <w:t>[3]</w:t>
+          </w:r>
+        </w:sdtContent>
+      </w:sdt>
+      <w:r>
+        <w:rPr>
+          <w:sz w:val="26"/>
+          <w:szCs w:val="26"/>
+        </w:rPr>
+        <w:t>:</w:t>
+      </w:r>
+    </w:p>
+    <w:p>
+      <w:pPr>
+        <w:pStyle w:val="ListParagraph"/>
+        <w:numPr>
+          <w:ilvl w:val="0"/>
+          <w:numId w:val="43"/>
+        </w:numPr>
         <w:spacing w:before="120" w:after="120" w:line="360" w:lineRule="auto"/>
         <w:rPr>
           <w:sz w:val="26"/>
@@ -7032,15 +7986,175 @@
           <w:sz w:val="26"/>
           <w:szCs w:val="26"/>
         </w:rPr>
-        <w:t>b) Các đặc trưng kỹ thuật cốt lõi của ngôn ngữ C#</w:t>
-      </w:r>
-      <w:r>
-        <w:rPr>
-          <w:sz w:val="26"/>
-          <w:szCs w:val="26"/>
-        </w:rPr>
-        <w:t xml:space="preserve"> Ngôn ngữ C# sở hữu các đặc tính kỹ thuật chặt chẽ đáp ứng yêu cầu xây dựng các hệ thống phần mềm có cấu trúc phức tạp </w:t>
-      </w:r>
+        <w:t>Lập trình hướng đối tượng thuần túy (Object-Oriented Programming - OOP):</w:t>
+      </w:r>
+      <w:r>
+        <w:rPr>
+          <w:sz w:val="26"/>
+          <w:szCs w:val="26"/>
+        </w:rPr>
+        <w:t xml:space="preserve"> Trong C#, mọi kiểu dữ liệu và mã lệnh đều được tổ chức bên trong các lớp (Classes) hoặc cấu trúc (Structs) </w:t>
+      </w:r>
+      <w:sdt>
+        <w:sdtPr>
+          <w:tag w:val="MENDELEY_CITATION_v3_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"/>
+          <w:id w:val="1567069684"/>
+          <w:placeholder>
+            <w:docPart w:val="DefaultPlaceholder_-1854013440"/>
+          </w:placeholder>
+        </w:sdtPr>
+        <w:sdtContent>
+          <w:r>
+            <w:rPr>
+              <w:color w:val="000000"/>
+              <w:sz w:val="26"/>
+              <w:szCs w:val="26"/>
+            </w:rPr>
+            <w:t>[3]</w:t>
+          </w:r>
+        </w:sdtContent>
+      </w:sdt>
+      <w:r>
+        <w:rPr>
+          <w:sz w:val="26"/>
+          <w:szCs w:val="26"/>
+        </w:rPr>
+        <w:t>. Ngôn ngữ hỗ trợ toàn diện 4 nguyên lý cốt lõi của lập trình hướng đối tượng [3]:</w:t>
+      </w:r>
+    </w:p>
+    <w:p>
+      <w:pPr>
+        <w:pStyle w:val="ListParagraph"/>
+        <w:numPr>
+          <w:ilvl w:val="1"/>
+          <w:numId w:val="43"/>
+        </w:numPr>
+        <w:spacing w:before="120" w:after="120" w:line="360" w:lineRule="auto"/>
+        <w:rPr>
+          <w:sz w:val="26"/>
+          <w:szCs w:val="26"/>
+        </w:rPr>
+      </w:pPr>
+      <w:r>
+        <w:rPr>
+          <w:i/>
+          <w:iCs/>
+          <w:sz w:val="26"/>
+          <w:szCs w:val="26"/>
+        </w:rPr>
+        <w:t>Tính đóng gói (Encapsulation):</w:t>
+      </w:r>
+      <w:r>
+        <w:rPr>
+          <w:sz w:val="26"/>
+          <w:szCs w:val="26"/>
+        </w:rPr>
+        <w:t xml:space="preserve"> Gom nhóm dữ liệu (Fields) và các phương thức thao tác trên dữ liệu đó vào trong một đơn vị duy nhất là lớp (Class), đồng thời kiểm soát mức độ truy cập từ bên ngoài thông qua các từ khóa phạm vi (public, private, protected, internal) và cơ chế thuộc tính (get/set) [3].</w:t>
+      </w:r>
+    </w:p>
+    <w:p>
+      <w:pPr>
+        <w:pStyle w:val="ListParagraph"/>
+        <w:numPr>
+          <w:ilvl w:val="1"/>
+          <w:numId w:val="43"/>
+        </w:numPr>
+        <w:spacing w:before="120" w:after="120" w:line="360" w:lineRule="auto"/>
+        <w:rPr>
+          <w:sz w:val="26"/>
+          <w:szCs w:val="26"/>
+        </w:rPr>
+      </w:pPr>
+      <w:r>
+        <w:rPr>
+          <w:i/>
+          <w:iCs/>
+          <w:sz w:val="26"/>
+          <w:szCs w:val="26"/>
+        </w:rPr>
+        <w:t>Tính kế thừa (Inheritance):</w:t>
+      </w:r>
+      <w:r>
+        <w:rPr>
+          <w:sz w:val="26"/>
+          <w:szCs w:val="26"/>
+        </w:rPr>
+        <w:t xml:space="preserve"> Cho phép một lớp dẫn xuất (Derived Class) kế thừa các thành phần dữ liệu và hành vi từ một lớp cơ sở (Base Class) duy nhất, đồng thời có thể thực thi nhiều giao diện (Interfaces) khác nhau [3].</w:t>
+      </w:r>
+    </w:p>
+    <w:p>
+      <w:pPr>
+        <w:pStyle w:val="ListParagraph"/>
+        <w:numPr>
+          <w:ilvl w:val="1"/>
+          <w:numId w:val="43"/>
+        </w:numPr>
+        <w:spacing w:before="120" w:after="120" w:line="360" w:lineRule="auto"/>
+        <w:rPr>
+          <w:sz w:val="26"/>
+          <w:szCs w:val="26"/>
+        </w:rPr>
+      </w:pPr>
+      <w:r>
+        <w:rPr>
+          <w:i/>
+          <w:iCs/>
+          <w:sz w:val="26"/>
+          <w:szCs w:val="26"/>
+        </w:rPr>
+        <w:t>Tính đa hình (Polymorphism):</w:t>
+      </w:r>
+      <w:r>
+        <w:rPr>
+          <w:sz w:val="26"/>
+          <w:szCs w:val="26"/>
+        </w:rPr>
+        <w:t xml:space="preserve"> Cho phép các đối tượng thuộc các lớp dẫn xuất khác nhau được xử lý thông qua cùng một giao diện hoặc lớp cơ sở thông qua cơ chế nạp chồng phương thức (Method Overloading) và ghi đè phương thức (virtual / override) [3].</w:t>
+      </w:r>
+    </w:p>
+    <w:p>
+      <w:pPr>
+        <w:pStyle w:val="ListParagraph"/>
+        <w:numPr>
+          <w:ilvl w:val="1"/>
+          <w:numId w:val="43"/>
+        </w:numPr>
+        <w:spacing w:before="120" w:after="120" w:line="360" w:lineRule="auto"/>
+        <w:rPr>
+          <w:sz w:val="26"/>
+          <w:szCs w:val="26"/>
+        </w:rPr>
+      </w:pPr>
+      <w:r>
+        <w:rPr>
+          <w:i/>
+          <w:iCs/>
+          <w:sz w:val="26"/>
+          <w:szCs w:val="26"/>
+        </w:rPr>
+        <w:t>Tính trừu tượng (Abstraction):</w:t>
+      </w:r>
+      <w:r>
+        <w:rPr>
+          <w:sz w:val="26"/>
+          <w:szCs w:val="26"/>
+        </w:rPr>
+        <w:t xml:space="preserve"> Hỗ trợ việc định nghĩa các lớp trừu tượng (abstract class) và giao diện (interface) để thiết lập khuôn mẫu chung cho các lớp con mà không cần cài đặt chi tiết ngay từ đầu [3].</w:t>
+      </w:r>
+    </w:p>
+    <w:p>
+      <w:pPr>
+        <w:pStyle w:val="ListParagraph"/>
+        <w:numPr>
+          <w:ilvl w:val="0"/>
+          <w:numId w:val="43"/>
+        </w:numPr>
+        <w:spacing w:before="120" w:after="120" w:line="360" w:lineRule="auto"/>
+        <w:rPr>
+          <w:sz w:val="26"/>
+          <w:szCs w:val="26"/>
+        </w:rPr>
+      </w:pPr>
       <w:r>
         <w:rPr>
           <w:b/>
@@ -7048,8 +8162,39 @@
           <w:sz w:val="26"/>
           <w:szCs w:val="26"/>
         </w:rPr>
-        <w:t>[3]</w:t>
-      </w:r>
+        <w:lastRenderedPageBreak/>
+        <w:t>Hệ thống kiểu dữ liệu thống nhất và an toàn (Unified &amp; Type-Safe System):</w:t>
+      </w:r>
+      <w:r>
+        <w:rPr>
+          <w:sz w:val="26"/>
+          <w:szCs w:val="26"/>
+        </w:rPr>
+        <w:t xml:space="preserve"> C# là ngôn ngữ định kiểu tĩnh (Statically-typed), nghĩa là kiểu dữ liệu của mọi biến, hằng số và biểu thức đều được trình biên dịch kiểm tra nghiêm ngặt ngay tại thời điểm biên dịch (Compile-time) [3]. Toàn bộ các kiểu dữ liệu trong C# đều kế thừa trực tiếp hoặc gián tiếp từ một kiểu gốc duy nhất là System.Object và được phân chia thành hai nhóm chính </w:t>
+      </w:r>
+      <w:sdt>
+        <w:sdtPr>
+          <w:rPr>
+            <w:sz w:val="26"/>
+            <w:szCs w:val="26"/>
+          </w:rPr>
+          <w:tag w:val="MENDELEY_CITATION_v3_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"/>
+          <w:id w:val="1073703807"/>
+          <w:placeholder>
+            <w:docPart w:val="DefaultPlaceholder_-1854013440"/>
+          </w:placeholder>
+        </w:sdtPr>
+        <w:sdtContent>
+          <w:r>
+            <w:rPr>
+              <w:color w:val="000000"/>
+              <w:sz w:val="26"/>
+              <w:szCs w:val="26"/>
+            </w:rPr>
+            <w:t>[1], [3]</w:t>
+          </w:r>
+        </w:sdtContent>
+      </w:sdt>
       <w:r>
         <w:rPr>
           <w:sz w:val="26"/>
@@ -7060,9 +8205,115 @@
     </w:p>
     <w:p>
       <w:pPr>
+        <w:pStyle w:val="ListParagraph"/>
+        <w:numPr>
+          <w:ilvl w:val="1"/>
+          <w:numId w:val="43"/>
+        </w:numPr>
+        <w:spacing w:before="120" w:after="120" w:line="360" w:lineRule="auto"/>
+        <w:rPr>
+          <w:sz w:val="26"/>
+          <w:szCs w:val="26"/>
+        </w:rPr>
+      </w:pPr>
+      <w:r>
+        <w:rPr>
+          <w:i/>
+          <w:iCs/>
+          <w:sz w:val="26"/>
+          <w:szCs w:val="26"/>
+        </w:rPr>
+        <w:t>Kiểu giá trị (Value Types):</w:t>
+      </w:r>
+      <w:r>
+        <w:rPr>
+          <w:sz w:val="26"/>
+          <w:szCs w:val="26"/>
+        </w:rPr>
+        <w:t xml:space="preserve"> Các biến chứa trực tiếp dữ liệu của chúng và thường được cấp phát trên vùng nhớ Stack, bao gồm các kiểu số nguyên (int, long, byte), kiểu số thực (float, double), kiểu thập phân độ chính xác cao (decimal), kiểu logic (bool), kiểu cấu trúc (struct) và kiểu liệt kê (enum) [3].</w:t>
+      </w:r>
+    </w:p>
+    <w:p>
+      <w:pPr>
+        <w:pStyle w:val="ListParagraph"/>
+        <w:numPr>
+          <w:ilvl w:val="1"/>
+          <w:numId w:val="43"/>
+        </w:numPr>
+        <w:spacing w:before="120" w:after="120" w:line="360" w:lineRule="auto"/>
+        <w:rPr>
+          <w:sz w:val="26"/>
+          <w:szCs w:val="26"/>
+        </w:rPr>
+      </w:pPr>
+      <w:r>
+        <w:rPr>
+          <w:i/>
+          <w:iCs/>
+          <w:sz w:val="26"/>
+          <w:szCs w:val="26"/>
+        </w:rPr>
+        <w:t>Kiểu tham chiếu (Reference Types):</w:t>
+      </w:r>
+      <w:r>
+        <w:rPr>
+          <w:sz w:val="26"/>
+          <w:szCs w:val="26"/>
+        </w:rPr>
+        <w:t xml:space="preserve"> Các biến lưu trữ địa chỉ tham chiếu trỏ tới vùng nhớ thực tế của đối tượng trên vùng nhớ Heap, bao gồm các lớp (class), giao diện (interface), mảng (array), chuỗi ký tự (string) và kiểu ủy quyền (delegate)</w:t>
+      </w:r>
+      <w:r>
+        <w:rPr>
+          <w:b/>
+          <w:bCs/>
+          <w:sz w:val="26"/>
+          <w:szCs w:val="26"/>
+        </w:rPr>
+        <w:t xml:space="preserve"> </w:t>
+      </w:r>
+      <w:sdt>
+        <w:sdtPr>
+          <w:rPr>
+            <w:b/>
+            <w:bCs/>
+          </w:rPr>
+          <w:tag w:val="MENDELEY_CITATION_v3_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"/>
+          <w:id w:val="63079200"/>
+          <w:placeholder>
+            <w:docPart w:val="DefaultPlaceholder_-1854013440"/>
+          </w:placeholder>
+        </w:sdtPr>
+        <w:sdtEndPr>
+          <w:rPr>
+            <w:b w:val="0"/>
+            <w:bCs w:val="0"/>
+          </w:rPr>
+        </w:sdtEndPr>
+        <w:sdtContent>
+          <w:r>
+            <w:rPr>
+              <w:color w:val="000000"/>
+              <w:sz w:val="26"/>
+              <w:szCs w:val="26"/>
+            </w:rPr>
+            <w:t>[1], [3]</w:t>
+          </w:r>
+        </w:sdtContent>
+      </w:sdt>
+      <w:r>
+        <w:rPr>
+          <w:sz w:val="26"/>
+          <w:szCs w:val="26"/>
+        </w:rPr>
+        <w:t>.</w:t>
+      </w:r>
+    </w:p>
+    <w:p>
+      <w:pPr>
+        <w:pStyle w:val="ListParagraph"/>
         <w:numPr>
           <w:ilvl w:val="0"/>
-          <w:numId w:val="41"/>
+          <w:numId w:val="43"/>
         </w:numPr>
         <w:spacing w:before="120" w:after="120" w:line="360" w:lineRule="auto"/>
         <w:rPr>
@@ -7077,15 +8328,29 @@
           <w:sz w:val="26"/>
           <w:szCs w:val="26"/>
         </w:rPr>
-        <w:t>Lập trình hướng đối tượng thuần túy (Object-Oriented Programming - OOP):</w:t>
-      </w:r>
-      <w:r>
-        <w:rPr>
-          <w:sz w:val="26"/>
-          <w:szCs w:val="26"/>
-        </w:rPr>
-        <w:t xml:space="preserve"> Trong C#, mọi kiểu dữ liệu và mã lệnh đều được tổ chức bên trong các lớp (Classes) hoặc cấu trúc (Structs) </w:t>
-      </w:r>
+        <w:t>Cơ chế Ủy quyền (Delegates) và Sự kiện (Events):</w:t>
+      </w:r>
+      <w:r>
+        <w:rPr>
+          <w:sz w:val="26"/>
+          <w:szCs w:val="26"/>
+        </w:rPr>
+        <w:t xml:space="preserve"> C# tích hợp sẵn mô hình lập trình hướng sự kiện ở cấp độ ngôn ngữ [3]. Một delegate là một kiểu dữ liệu tham chiếu an toàn dùng để đóng gói một phương thức có chữ ký (tham số và kiểu trả về) xác định [3]. Dựa trên nền tảng delegate, từ khóa event cho phép một lớp hoặc đối tượng phát đi thông báo tới các lớp khác khi có một hành động hoặc thay đổi trạng thái xảy ra, tạo nên cơ chế liên kết lỏng (Loose Coupling) giữa bộ phận phát sinh sự kiện và bộ phận xử lý sự kiện [3].</w:t>
+      </w:r>
+    </w:p>
+    <w:p>
+      <w:pPr>
+        <w:pStyle w:val="ListParagraph"/>
+        <w:numPr>
+          <w:ilvl w:val="0"/>
+          <w:numId w:val="43"/>
+        </w:numPr>
+        <w:spacing w:before="120" w:after="120" w:line="360" w:lineRule="auto"/>
+        <w:rPr>
+          <w:sz w:val="26"/>
+          <w:szCs w:val="26"/>
+        </w:rPr>
+      </w:pPr>
       <w:r>
         <w:rPr>
           <w:b/>
@@ -7093,37 +8358,22 @@
           <w:sz w:val="26"/>
           <w:szCs w:val="26"/>
         </w:rPr>
-        <w:t>[3]</w:t>
-      </w:r>
-      <w:r>
-        <w:rPr>
-          <w:sz w:val="26"/>
-          <w:szCs w:val="26"/>
-        </w:rPr>
-        <w:t xml:space="preserve">. Ngôn ngữ hỗ trợ toàn diện 4 nguyên lý cốt lõi của lập trình hướng đối tượng </w:t>
-      </w:r>
-      <w:r>
-        <w:rPr>
-          <w:b/>
-          <w:bCs/>
-          <w:sz w:val="26"/>
-          <w:szCs w:val="26"/>
-        </w:rPr>
-        <w:t>[3]</w:t>
-      </w:r>
-      <w:r>
-        <w:rPr>
-          <w:sz w:val="26"/>
-          <w:szCs w:val="26"/>
-        </w:rPr>
-        <w:t>:</w:t>
-      </w:r>
-    </w:p>
-    <w:p>
-      <w:pPr>
+        <w:t>Xử lý ngoại lệ có cấu trúc (Structured Exception Handling) và Quản lý tài nguyên:</w:t>
+      </w:r>
+      <w:r>
+        <w:rPr>
+          <w:sz w:val="26"/>
+          <w:szCs w:val="26"/>
+        </w:rPr>
+        <w:t xml:space="preserve"> Để xử lý các tình huống lỗi phát sinh trong thời gian chạy (Run-time), C# cung cấp cơ chế ngoại lệ dựa trên đối tượng thông qua cấu trúc khối lệnh try - catch - finally [3]:</w:t>
+      </w:r>
+    </w:p>
+    <w:p>
+      <w:pPr>
+        <w:pStyle w:val="ListParagraph"/>
         <w:numPr>
           <w:ilvl w:val="1"/>
-          <w:numId w:val="41"/>
+          <w:numId w:val="43"/>
         </w:numPr>
         <w:spacing w:before="120" w:after="120" w:line="360" w:lineRule="auto"/>
         <w:rPr>
@@ -7133,42 +8383,18 @@
       </w:pPr>
       <w:r>
         <w:rPr>
-          <w:i/>
-          <w:iCs/>
-          <w:sz w:val="26"/>
-          <w:szCs w:val="26"/>
-        </w:rPr>
-        <w:t>Tính đóng gói (Encapsulation):</w:t>
-      </w:r>
-      <w:r>
-        <w:rPr>
-          <w:sz w:val="26"/>
-          <w:szCs w:val="26"/>
-        </w:rPr>
-        <w:t xml:space="preserve"> Gom nhóm dữ liệu (Fields) và các phương thức thao tác trên dữ liệu đó vào trong một đơn vị duy nhất là lớp (Class), đồng thời kiểm soát mức độ truy cập từ bên ngoài thông qua các từ khóa phạm vi (public, private, protected, internal) và cơ chế thuộc tính (get/set) </w:t>
-      </w:r>
-      <w:r>
-        <w:rPr>
-          <w:b/>
-          <w:bCs/>
-          <w:sz w:val="26"/>
-          <w:szCs w:val="26"/>
-        </w:rPr>
-        <w:t>[3]</w:t>
-      </w:r>
-      <w:r>
-        <w:rPr>
-          <w:sz w:val="26"/>
-          <w:szCs w:val="26"/>
-        </w:rPr>
-        <w:t>.</w:t>
-      </w:r>
-    </w:p>
-    <w:p>
-      <w:pPr>
+          <w:sz w:val="26"/>
+          <w:szCs w:val="26"/>
+        </w:rPr>
+        <w:t>Khối try bao bọc các đoạn mã lệnh có khả năng phát sinh lỗi trong lúc thực thi [3].</w:t>
+      </w:r>
+    </w:p>
+    <w:p>
+      <w:pPr>
+        <w:pStyle w:val="ListParagraph"/>
         <w:numPr>
           <w:ilvl w:val="1"/>
-          <w:numId w:val="41"/>
+          <w:numId w:val="43"/>
         </w:numPr>
         <w:spacing w:before="120" w:after="120" w:line="360" w:lineRule="auto"/>
         <w:rPr>
@@ -7178,29 +8404,37 @@
       </w:pPr>
       <w:r>
         <w:rPr>
-          <w:i/>
-          <w:iCs/>
-          <w:sz w:val="26"/>
-          <w:szCs w:val="26"/>
-        </w:rPr>
-        <w:t>Tính kế thừa (Inheritance):</w:t>
-      </w:r>
-      <w:r>
-        <w:rPr>
-          <w:sz w:val="26"/>
-          <w:szCs w:val="26"/>
-        </w:rPr>
-        <w:t xml:space="preserve"> Cho phép một lớp dẫn xuất (Derived Class) kế thừa các thành phần dữ liệu và hành vi từ một lớp cơ sở (Base Class) duy nhất, đồng thời có thể thực thi nhiều giao diện (Interfaces) khác nhau </w:t>
-      </w:r>
-      <w:r>
-        <w:rPr>
-          <w:b/>
-          <w:bCs/>
-          <w:sz w:val="26"/>
-          <w:szCs w:val="26"/>
-        </w:rPr>
-        <w:t>[3]</w:t>
-      </w:r>
+          <w:sz w:val="26"/>
+          <w:szCs w:val="26"/>
+        </w:rPr>
+        <w:t>Khối catch tiếp nhận và xử lý đối tượng ngoại lệ (kế thừa từ lớp System.Exception) tương ứng với từng loại lỗi cụ thể</w:t>
+      </w:r>
+      <w:r>
+        <w:rPr>
+          <w:sz w:val="26"/>
+          <w:szCs w:val="26"/>
+        </w:rPr>
+        <w:t xml:space="preserve"> </w:t>
+      </w:r>
+      <w:sdt>
+        <w:sdtPr>
+          <w:tag w:val="MENDELEY_CITATION_v3_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"/>
+          <w:id w:val="2047023368"/>
+          <w:placeholder>
+            <w:docPart w:val="DefaultPlaceholder_-1854013440"/>
+          </w:placeholder>
+        </w:sdtPr>
+        <w:sdtContent>
+          <w:r>
+            <w:rPr>
+              <w:color w:val="000000"/>
+              <w:sz w:val="26"/>
+              <w:szCs w:val="26"/>
+            </w:rPr>
+            <w:t>[2], [3]</w:t>
+          </w:r>
+        </w:sdtContent>
+      </w:sdt>
       <w:r>
         <w:rPr>
           <w:sz w:val="26"/>
@@ -7211,9 +8445,10 @@
     </w:p>
     <w:p>
       <w:pPr>
+        <w:pStyle w:val="ListParagraph"/>
         <w:numPr>
           <w:ilvl w:val="1"/>
-          <w:numId w:val="41"/>
+          <w:numId w:val="43"/>
         </w:numPr>
         <w:spacing w:before="120" w:after="120" w:line="360" w:lineRule="auto"/>
         <w:rPr>
@@ -7223,109 +8458,10 @@
       </w:pPr>
       <w:r>
         <w:rPr>
-          <w:i/>
-          <w:iCs/>
-          <w:sz w:val="26"/>
-          <w:szCs w:val="26"/>
-        </w:rPr>
-        <w:t>Tính đa hình (Polymorphism):</w:t>
-      </w:r>
-      <w:r>
-        <w:rPr>
-          <w:sz w:val="26"/>
-          <w:szCs w:val="26"/>
-        </w:rPr>
-        <w:t xml:space="preserve"> Cho phép các đối tượng thuộc các lớp dẫn xuất khác nhau được xử lý thông qua cùng một giao diện hoặc lớp cơ sở thông qua cơ chế nạp chồng phương thức (Method Overloading) và ghi đè phương thức (virtual / override) </w:t>
-      </w:r>
-      <w:r>
-        <w:rPr>
-          <w:b/>
-          <w:bCs/>
-          <w:sz w:val="26"/>
-          <w:szCs w:val="26"/>
-        </w:rPr>
-        <w:t>[3]</w:t>
-      </w:r>
-      <w:r>
-        <w:rPr>
-          <w:sz w:val="26"/>
-          <w:szCs w:val="26"/>
-        </w:rPr>
-        <w:t>.</w:t>
-      </w:r>
-    </w:p>
-    <w:p>
-      <w:pPr>
-        <w:numPr>
-          <w:ilvl w:val="1"/>
-          <w:numId w:val="41"/>
-        </w:numPr>
-        <w:spacing w:before="120" w:after="120" w:line="360" w:lineRule="auto"/>
-        <w:rPr>
-          <w:sz w:val="26"/>
-          <w:szCs w:val="26"/>
-        </w:rPr>
-      </w:pPr>
-      <w:r>
-        <w:rPr>
-          <w:i/>
-          <w:iCs/>
-          <w:sz w:val="26"/>
-          <w:szCs w:val="26"/>
-        </w:rPr>
-        <w:t>Tính trừu tượng (Abstraction):</w:t>
-      </w:r>
-      <w:r>
-        <w:rPr>
-          <w:sz w:val="26"/>
-          <w:szCs w:val="26"/>
-        </w:rPr>
-        <w:t xml:space="preserve"> Hỗ trợ việc định nghĩa các lớp trừu tượng (abstract class) và giao diện (interface) để thiết lập khuôn mẫu chung cho các lớp con mà không cần cài đặt chi tiết ngay từ đầu </w:t>
-      </w:r>
-      <w:r>
-        <w:rPr>
-          <w:b/>
-          <w:bCs/>
-          <w:sz w:val="26"/>
-          <w:szCs w:val="26"/>
-        </w:rPr>
-        <w:t>[3]</w:t>
-      </w:r>
-      <w:r>
-        <w:rPr>
-          <w:sz w:val="26"/>
-          <w:szCs w:val="26"/>
-        </w:rPr>
-        <w:t>.</w:t>
-      </w:r>
-    </w:p>
-    <w:p>
-      <w:pPr>
-        <w:numPr>
-          <w:ilvl w:val="0"/>
-          <w:numId w:val="41"/>
-        </w:numPr>
-        <w:spacing w:before="120" w:after="120" w:line="360" w:lineRule="auto"/>
-        <w:rPr>
-          <w:sz w:val="26"/>
-          <w:szCs w:val="26"/>
-        </w:rPr>
-      </w:pPr>
-      <w:r>
-        <w:rPr>
-          <w:b/>
-          <w:bCs/>
-          <w:sz w:val="26"/>
-          <w:szCs w:val="26"/>
-        </w:rPr>
-        <w:t>Hệ thống kiểu dữ liệu thống nhất và an toàn (Unified &amp; Type-Safe System):</w:t>
-      </w:r>
-      <w:r>
-        <w:rPr>
-          <w:sz w:val="26"/>
-          <w:szCs w:val="26"/>
-        </w:rPr>
-        <w:t xml:space="preserve"> C# là ngôn ngữ định kiểu tĩnh (Statically-typed), nghĩa là kiểu dữ liệu của mọi biến, hằng số và biểu thức đều được trình biên dịch kiểm tra nghiêm </w:t>
+          <w:sz w:val="26"/>
+          <w:szCs w:val="26"/>
+        </w:rPr>
+        <w:t xml:space="preserve">Khối finally chứa các câu lệnh luôn luôn được thực thi bất kể ngoại lệ có xảy ra hay không, kết hợp cùng câu lệnh using (áp dụng cho các đối </w:t>
       </w:r>
       <w:r>
         <w:rPr>
@@ -7333,361 +8469,27 @@
           <w:szCs w:val="26"/>
         </w:rPr>
         <w:lastRenderedPageBreak/>
-        <w:t xml:space="preserve">ngặt ngay tại thời điểm biên dịch (Compile-time) </w:t>
-      </w:r>
-      <w:r>
-        <w:rPr>
-          <w:b/>
-          <w:bCs/>
-          <w:sz w:val="26"/>
-          <w:szCs w:val="26"/>
-        </w:rPr>
-        <w:t>[3]</w:t>
-      </w:r>
-      <w:r>
-        <w:rPr>
-          <w:sz w:val="26"/>
-          <w:szCs w:val="26"/>
-        </w:rPr>
-        <w:t xml:space="preserve">. Toàn bộ các kiểu dữ liệu trong C# đều kế thừa trực tiếp hoặc gián tiếp từ một kiểu gốc duy nhất là System.Object và được phân chia thành hai nhóm chính </w:t>
-      </w:r>
-      <w:r>
-        <w:rPr>
-          <w:b/>
-          <w:bCs/>
-          <w:sz w:val="26"/>
-          <w:szCs w:val="26"/>
-        </w:rPr>
-        <w:t>[1, 3]</w:t>
-      </w:r>
-      <w:r>
-        <w:rPr>
-          <w:sz w:val="26"/>
-          <w:szCs w:val="26"/>
-        </w:rPr>
-        <w:t>:</w:t>
-      </w:r>
-    </w:p>
-    <w:p>
-      <w:pPr>
-        <w:numPr>
-          <w:ilvl w:val="1"/>
-          <w:numId w:val="41"/>
-        </w:numPr>
-        <w:spacing w:before="120" w:after="120" w:line="360" w:lineRule="auto"/>
-        <w:rPr>
-          <w:sz w:val="26"/>
-          <w:szCs w:val="26"/>
-        </w:rPr>
-      </w:pPr>
-      <w:r>
-        <w:rPr>
-          <w:i/>
-          <w:iCs/>
-          <w:sz w:val="26"/>
-          <w:szCs w:val="26"/>
-        </w:rPr>
-        <w:t>Kiểu giá trị (Value Types):</w:t>
-      </w:r>
-      <w:r>
-        <w:rPr>
-          <w:sz w:val="26"/>
-          <w:szCs w:val="26"/>
-        </w:rPr>
-        <w:t xml:space="preserve"> Các biến chứa trực tiếp dữ liệu của chúng và thường được cấp phát trên vùng nhớ Stack, bao gồm các kiểu số nguyên (int, long, byte), kiểu số thực (float, double), kiểu thập phân độ chính xác cao (decimal), kiểu logic (bool), kiểu cấu trúc (struct) và kiểu liệt kê (enum) </w:t>
-      </w:r>
-      <w:r>
-        <w:rPr>
-          <w:b/>
-          <w:bCs/>
-          <w:sz w:val="26"/>
-          <w:szCs w:val="26"/>
-        </w:rPr>
-        <w:t>[3]</w:t>
-      </w:r>
-      <w:r>
-        <w:rPr>
-          <w:sz w:val="26"/>
-          <w:szCs w:val="26"/>
-        </w:rPr>
-        <w:t>.</w:t>
-      </w:r>
-    </w:p>
-    <w:p>
-      <w:pPr>
-        <w:numPr>
-          <w:ilvl w:val="1"/>
-          <w:numId w:val="41"/>
-        </w:numPr>
-        <w:spacing w:before="120" w:after="120" w:line="360" w:lineRule="auto"/>
-        <w:rPr>
-          <w:sz w:val="26"/>
-          <w:szCs w:val="26"/>
-        </w:rPr>
-      </w:pPr>
-      <w:r>
-        <w:rPr>
-          <w:i/>
-          <w:iCs/>
-          <w:sz w:val="26"/>
-          <w:szCs w:val="26"/>
-        </w:rPr>
-        <w:t>Kiểu tham chiếu (Reference Types):</w:t>
-      </w:r>
-      <w:r>
-        <w:rPr>
-          <w:sz w:val="26"/>
-          <w:szCs w:val="26"/>
-        </w:rPr>
-        <w:t xml:space="preserve"> Các biến lưu trữ địa chỉ tham chiếu trỏ tới vùng nhớ thực tế của đối tượng trên vùng nhớ Heap, bao gồm các lớp (class), giao diện (interface), mảng (array), chuỗi ký tự (string) và kiểu ủy quyền (delegate) </w:t>
-      </w:r>
-      <w:r>
-        <w:rPr>
-          <w:b/>
-          <w:bCs/>
-          <w:sz w:val="26"/>
-          <w:szCs w:val="26"/>
-        </w:rPr>
-        <w:t>[1, 3]</w:t>
-      </w:r>
-      <w:r>
-        <w:rPr>
-          <w:sz w:val="26"/>
-          <w:szCs w:val="26"/>
-        </w:rPr>
-        <w:t>.</w:t>
-      </w:r>
-    </w:p>
-    <w:p>
-      <w:pPr>
-        <w:numPr>
-          <w:ilvl w:val="0"/>
-          <w:numId w:val="41"/>
-        </w:numPr>
-        <w:spacing w:before="120" w:after="120" w:line="360" w:lineRule="auto"/>
-        <w:rPr>
-          <w:sz w:val="26"/>
-          <w:szCs w:val="26"/>
-        </w:rPr>
-      </w:pPr>
-      <w:r>
-        <w:rPr>
-          <w:b/>
-          <w:bCs/>
-          <w:sz w:val="26"/>
-          <w:szCs w:val="26"/>
-        </w:rPr>
-        <w:t>Cơ chế Ủy quyền (Delegates) và Sự kiện (Events):</w:t>
-      </w:r>
-      <w:r>
-        <w:rPr>
-          <w:sz w:val="26"/>
-          <w:szCs w:val="26"/>
-        </w:rPr>
-        <w:t xml:space="preserve"> C# tích hợp sẵn mô hình lập trình hướng sự kiện ở cấp độ ngôn ngữ </w:t>
-      </w:r>
-      <w:r>
-        <w:rPr>
-          <w:b/>
-          <w:bCs/>
-          <w:sz w:val="26"/>
-          <w:szCs w:val="26"/>
-        </w:rPr>
-        <w:t>[3]</w:t>
-      </w:r>
-      <w:r>
-        <w:rPr>
-          <w:sz w:val="26"/>
-          <w:szCs w:val="26"/>
-        </w:rPr>
-        <w:t xml:space="preserve">. Một delegate là một kiểu dữ liệu tham chiếu an toàn dùng để đóng gói một phương thức có chữ ký (tham số và kiểu trả về) xác định </w:t>
-      </w:r>
-      <w:r>
-        <w:rPr>
-          <w:b/>
-          <w:bCs/>
-          <w:sz w:val="26"/>
-          <w:szCs w:val="26"/>
-        </w:rPr>
-        <w:t>[3]</w:t>
-      </w:r>
-      <w:r>
-        <w:rPr>
-          <w:sz w:val="26"/>
-          <w:szCs w:val="26"/>
-        </w:rPr>
-        <w:t xml:space="preserve">. Dựa trên nền tảng delegate, từ khóa event cho phép một lớp hoặc đối tượng phát đi thông báo tới các lớp khác khi có một hành động hoặc thay đổi trạng thái xảy ra, tạo nên cơ chế liên kết lỏng (Loose Coupling) giữa bộ phận phát sinh sự kiện và bộ phận xử lý sự kiện </w:t>
-      </w:r>
-      <w:r>
-        <w:rPr>
-          <w:b/>
-          <w:bCs/>
-          <w:sz w:val="26"/>
-          <w:szCs w:val="26"/>
-        </w:rPr>
-        <w:t>[3]</w:t>
-      </w:r>
-      <w:r>
-        <w:rPr>
-          <w:sz w:val="26"/>
-          <w:szCs w:val="26"/>
-        </w:rPr>
-        <w:t>.</w:t>
-      </w:r>
-    </w:p>
-    <w:p>
-      <w:pPr>
-        <w:numPr>
-          <w:ilvl w:val="0"/>
-          <w:numId w:val="41"/>
-        </w:numPr>
-        <w:spacing w:before="120" w:after="120" w:line="360" w:lineRule="auto"/>
-        <w:rPr>
-          <w:sz w:val="26"/>
-          <w:szCs w:val="26"/>
-        </w:rPr>
-      </w:pPr>
-      <w:r>
-        <w:rPr>
-          <w:b/>
-          <w:bCs/>
-          <w:sz w:val="26"/>
-          <w:szCs w:val="26"/>
-        </w:rPr>
-        <w:t>Xử lý ngoại lệ có cấu trúc (Structured Exception Handling) và Quản lý tài nguyên:</w:t>
-      </w:r>
-      <w:r>
-        <w:rPr>
-          <w:sz w:val="26"/>
-          <w:szCs w:val="26"/>
-        </w:rPr>
-        <w:t xml:space="preserve"> Để xử lý các tình huống lỗi phát sinh trong thời gian chạy (Run-time), C# cung cấp cơ chế ngoại lệ dựa trên đối tượng thông qua cấu trúc khối lệnh try - catch - finally </w:t>
-      </w:r>
-      <w:r>
-        <w:rPr>
-          <w:b/>
-          <w:bCs/>
-          <w:sz w:val="26"/>
-          <w:szCs w:val="26"/>
-        </w:rPr>
-        <w:t>[3]</w:t>
-      </w:r>
-      <w:r>
-        <w:rPr>
-          <w:sz w:val="26"/>
-          <w:szCs w:val="26"/>
-        </w:rPr>
-        <w:t>:</w:t>
-      </w:r>
-    </w:p>
-    <w:p>
-      <w:pPr>
-        <w:numPr>
-          <w:ilvl w:val="1"/>
-          <w:numId w:val="41"/>
-        </w:numPr>
-        <w:spacing w:before="120" w:after="120" w:line="360" w:lineRule="auto"/>
-        <w:rPr>
-          <w:sz w:val="26"/>
-          <w:szCs w:val="26"/>
-        </w:rPr>
-      </w:pPr>
-      <w:r>
-        <w:rPr>
-          <w:sz w:val="26"/>
-          <w:szCs w:val="26"/>
-        </w:rPr>
-        <w:t xml:space="preserve">Khối try bao bọc các đoạn mã lệnh có khả năng phát sinh lỗi trong lúc thực thi </w:t>
-      </w:r>
-      <w:r>
-        <w:rPr>
-          <w:b/>
-          <w:bCs/>
-          <w:sz w:val="26"/>
-          <w:szCs w:val="26"/>
-        </w:rPr>
-        <w:t>[3]</w:t>
-      </w:r>
-      <w:r>
-        <w:rPr>
-          <w:sz w:val="26"/>
-          <w:szCs w:val="26"/>
-        </w:rPr>
-        <w:t>.</w:t>
-      </w:r>
-    </w:p>
-    <w:p>
-      <w:pPr>
-        <w:numPr>
-          <w:ilvl w:val="1"/>
-          <w:numId w:val="41"/>
-        </w:numPr>
-        <w:spacing w:before="120" w:after="120" w:line="360" w:lineRule="auto"/>
-        <w:rPr>
-          <w:sz w:val="26"/>
-          <w:szCs w:val="26"/>
-        </w:rPr>
-      </w:pPr>
-      <w:r>
-        <w:rPr>
-          <w:sz w:val="26"/>
-          <w:szCs w:val="26"/>
-        </w:rPr>
-        <w:t xml:space="preserve">Khối catch tiếp nhận và xử lý đối tượng ngoại lệ (kế thừa từ lớp System.Exception) tương ứng với từng loại lỗi cụ thể </w:t>
-      </w:r>
-      <w:r>
-        <w:rPr>
-          <w:b/>
-          <w:bCs/>
-          <w:sz w:val="26"/>
-          <w:szCs w:val="26"/>
-        </w:rPr>
-        <w:t>[2, 3]</w:t>
-      </w:r>
-      <w:r>
-        <w:rPr>
-          <w:sz w:val="26"/>
-          <w:szCs w:val="26"/>
-        </w:rPr>
-        <w:t>.</w:t>
-      </w:r>
-    </w:p>
-    <w:p>
-      <w:pPr>
-        <w:numPr>
-          <w:ilvl w:val="1"/>
-          <w:numId w:val="41"/>
-        </w:numPr>
-        <w:spacing w:before="120" w:after="120" w:line="360" w:lineRule="auto"/>
-        <w:rPr>
-          <w:sz w:val="26"/>
-          <w:szCs w:val="26"/>
-        </w:rPr>
-      </w:pPr>
-      <w:r>
-        <w:rPr>
-          <w:sz w:val="26"/>
-          <w:szCs w:val="26"/>
-        </w:rPr>
-        <w:t xml:space="preserve">Khối finally chứa các câu lệnh luôn luôn được thực thi bất kể ngoại lệ có xảy ra hay không, kết hợp cùng câu lệnh using (áp dụng cho các đối tượng thực thi giao diện IDisposable) để đảm bảo thu hồi và giải phóng </w:t>
-      </w:r>
-      <w:r>
-        <w:rPr>
-          <w:sz w:val="26"/>
-          <w:szCs w:val="26"/>
-        </w:rPr>
-        <w:lastRenderedPageBreak/>
-        <w:t xml:space="preserve">kịp thời các tài nguyên hệ thống như luồng tệp tin hay kết nối mạng </w:t>
-      </w:r>
-      <w:r>
-        <w:rPr>
-          <w:b/>
-          <w:bCs/>
-          <w:sz w:val="26"/>
-          <w:szCs w:val="26"/>
-        </w:rPr>
-        <w:t>[2, 3]</w:t>
-      </w:r>
+        <w:t xml:space="preserve">tượng thực thi giao diện IDisposable) để đảm bảo thu hồi và giải phóng kịp thời các tài nguyên hệ thống như luồng tệp tin hay kết nối mạng </w:t>
+      </w:r>
+      <w:sdt>
+        <w:sdtPr>
+          <w:tag w:val="MENDELEY_CITATION_v3_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"/>
+          <w:id w:val="1765109974"/>
+          <w:placeholder>
+            <w:docPart w:val="DefaultPlaceholder_-1854013440"/>
+          </w:placeholder>
+        </w:sdtPr>
+        <w:sdtContent>
+          <w:r>
+            <w:rPr>
+              <w:color w:val="000000"/>
+              <w:sz w:val="26"/>
+              <w:szCs w:val="26"/>
+            </w:rPr>
+            <w:t>[2], [3]</w:t>
+          </w:r>
+        </w:sdtContent>
+      </w:sdt>
       <w:r>
         <w:rPr>
           <w:sz w:val="26"/>
@@ -7881,90 +8683,122 @@
       </w:r>
       <w:bookmarkEnd w:id="16"/>
     </w:p>
-    <w:p>
-      <w:pPr>
-        <w:autoSpaceDE w:val="0"/>
-        <w:autoSpaceDN w:val="0"/>
-        <w:spacing w:before="120" w:after="120" w:line="360" w:lineRule="auto"/>
-        <w:ind w:hanging="640"/>
-        <w:divId w:val="1958100107"/>
+    <w:sdt>
+      <w:sdtPr>
         <w:rPr>
           <w:color w:val="000000"/>
           <w:sz w:val="26"/>
         </w:rPr>
-      </w:pPr>
-      <w:r>
-        <w:rPr>
-          <w:color w:val="000000"/>
-          <w:sz w:val="26"/>
-        </w:rPr>
-        <w:t>[1]</w:t>
-      </w:r>
-      <w:r>
-        <w:rPr>
-          <w:color w:val="000000"/>
-          <w:sz w:val="26"/>
-        </w:rPr>
-        <w:tab/>
-        <w:t>“Common Language Runtime (CLR) overview - .NET | Microsoft Learn.” Accessed: Sep. 28, 2026. [Online]. Available: https://learn.microsoft.com/en-us/dotnet/standard/clr</w:t>
-      </w:r>
-    </w:p>
-    <w:p>
-      <w:pPr>
-        <w:autoSpaceDE w:val="0"/>
-        <w:autoSpaceDN w:val="0"/>
-        <w:spacing w:before="120" w:after="120" w:line="360" w:lineRule="auto"/>
-        <w:ind w:hanging="640"/>
-        <w:divId w:val="689526771"/>
-        <w:rPr>
-          <w:color w:val="000000"/>
-          <w:sz w:val="26"/>
-        </w:rPr>
-      </w:pPr>
-      <w:r>
-        <w:rPr>
-          <w:color w:val="000000"/>
-          <w:sz w:val="26"/>
-        </w:rPr>
-        <w:t>[2]</w:t>
-      </w:r>
-      <w:r>
-        <w:rPr>
-          <w:color w:val="000000"/>
-          <w:sz w:val="26"/>
-        </w:rPr>
-        <w:tab/>
-        <w:t>“Overview of core .NET libraries - .NET | Microsoft Learn.” Accessed: Sep. 28, 2026. [Online]. Available: https://learn.microsoft.com/en-us/dotnet/standard/class-library-overview</w:t>
-      </w:r>
-    </w:p>
-    <w:p>
-      <w:pPr>
-        <w:autoSpaceDE w:val="0"/>
-        <w:autoSpaceDN w:val="0"/>
-        <w:spacing w:before="120" w:after="120" w:line="360" w:lineRule="auto"/>
-        <w:ind w:hanging="640"/>
-        <w:divId w:val="1405033484"/>
-        <w:rPr>
-          <w:color w:val="000000"/>
-          <w:sz w:val="26"/>
-        </w:rPr>
-      </w:pPr>
-      <w:r>
-        <w:rPr>
-          <w:color w:val="000000"/>
-          <w:sz w:val="26"/>
-        </w:rPr>
-        <w:t>[3]</w:t>
-      </w:r>
-      <w:r>
-        <w:rPr>
-          <w:color w:val="000000"/>
-          <w:sz w:val="26"/>
-        </w:rPr>
-        <w:tab/>
-        <w:t>“Overview - A tour of C# | Microsoft Learn.” Accessed: Sep. 28, 2026. [Online]. Available: https://learn.microsoft.com/en-us/dotnet/csharp/tour-of-csharp/overview</w:t>
-      </w:r>
-    </w:p>
+        <w:tag w:val="MENDELEY_BIBLIOGRAPHY"/>
+        <w:id w:val="-1831979456"/>
+        <w:placeholder>
+          <w:docPart w:val="DefaultPlaceholder_-1854013440"/>
+        </w:placeholder>
+      </w:sdtPr>
+      <w:sdtContent>
+        <w:p>
+          <w:pPr>
+            <w:autoSpaceDE w:val="0"/>
+            <w:autoSpaceDN w:val="0"/>
+            <w:spacing w:before="120" w:after="120" w:line="360" w:lineRule="auto"/>
+            <w:ind w:hanging="640"/>
+            <w:divId w:val="213201010"/>
+            <w:rPr>
+              <w:color w:val="000000"/>
+              <w:sz w:val="26"/>
+            </w:rPr>
+          </w:pPr>
+          <w:r>
+            <w:rPr>
+              <w:color w:val="000000"/>
+              <w:sz w:val="26"/>
+            </w:rPr>
+            <w:t>[1]</w:t>
+          </w:r>
+          <w:r>
+            <w:rPr>
+              <w:color w:val="000000"/>
+              <w:sz w:val="26"/>
+            </w:rPr>
+            <w:tab/>
+            <w:t>“Common Language Runtime (CLR) overview - .NET | Microsoft Learn.” Accessed: Sep. 28, 2026. [Online]. Available: https://learn.microsoft.com/en-us/dotnet/standard/clr</w:t>
+          </w:r>
+        </w:p>
+        <w:p>
+          <w:pPr>
+            <w:autoSpaceDE w:val="0"/>
+            <w:autoSpaceDN w:val="0"/>
+            <w:spacing w:before="120" w:after="120" w:line="360" w:lineRule="auto"/>
+            <w:ind w:hanging="640"/>
+            <w:divId w:val="2055230105"/>
+            <w:rPr>
+              <w:color w:val="000000"/>
+              <w:sz w:val="26"/>
+            </w:rPr>
+          </w:pPr>
+          <w:r>
+            <w:rPr>
+              <w:color w:val="000000"/>
+              <w:sz w:val="26"/>
+            </w:rPr>
+            <w:t>[2]</w:t>
+          </w:r>
+          <w:r>
+            <w:rPr>
+              <w:color w:val="000000"/>
+              <w:sz w:val="26"/>
+            </w:rPr>
+            <w:tab/>
+            <w:t>“Overview of core .NET libraries - .NET | Microsoft Learn.” Accessed: Sep. 28, 2026. [Online]. Available: https://learn.microsoft.com/en-us/dotnet/standard/class-library-overview</w:t>
+          </w:r>
+        </w:p>
+        <w:p>
+          <w:pPr>
+            <w:autoSpaceDE w:val="0"/>
+            <w:autoSpaceDN w:val="0"/>
+            <w:spacing w:before="120" w:after="120" w:line="360" w:lineRule="auto"/>
+            <w:ind w:hanging="640"/>
+            <w:divId w:val="257979959"/>
+            <w:rPr>
+              <w:color w:val="000000"/>
+              <w:sz w:val="26"/>
+            </w:rPr>
+          </w:pPr>
+          <w:r>
+            <w:rPr>
+              <w:color w:val="000000"/>
+              <w:sz w:val="26"/>
+            </w:rPr>
+            <w:t>[3]</w:t>
+          </w:r>
+          <w:r>
+            <w:rPr>
+              <w:color w:val="000000"/>
+              <w:sz w:val="26"/>
+            </w:rPr>
+            <w:tab/>
+            <w:t>“Overview - A tour of C# | Microsoft Learn.” Accessed: Sep. 28, 2026. [Online]. Available: https://learn.microsoft.com/en-us/dotnet/csharp/tour-of-csharp/overview</w:t>
+          </w:r>
+        </w:p>
+        <w:p>
+          <w:pPr>
+            <w:spacing w:before="120" w:after="120" w:line="360" w:lineRule="auto"/>
+            <w:jc w:val="both"/>
+            <w:rPr>
+              <w:color w:val="000000"/>
+              <w:sz w:val="26"/>
+            </w:rPr>
+          </w:pPr>
+          <w:r>
+            <w:rPr>
+              <w:color w:val="000000"/>
+              <w:sz w:val="26"/>
+            </w:rPr>
+            <w:t> </w:t>
+          </w:r>
+        </w:p>
+      </w:sdtContent>
+    </w:sdt>
     <w:p>
       <w:pPr>
         <w:spacing w:before="120" w:after="120" w:line="360" w:lineRule="auto"/>
@@ -8064,82 +8898,389 @@
       <w:rPr>
         <w:noProof/>
       </w:rPr>
-      <w:pict w14:anchorId="122E3E65">
-        <v:shape id="Graphic 4" o:spid="_x0000_s1036" style="position:absolute;margin-left:97.8pt;margin-top:793.9pt;width:424.4pt;height:4.5pt;z-index:-9;visibility:visible;mso-wrap-style:square;mso-wrap-distance-left:0;mso-wrap-distance-top:0;mso-wrap-distance-right:0;mso-wrap-distance-bottom:0;mso-position-horizontal:absolute;mso-position-horizontal-relative:page;mso-position-vertical:absolute;mso-position-vertical-relative:page;v-text-anchor:top" coordsize="5389880,57150" o:spt="100" o:gfxdata="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" adj="0,,0" path="m5389740,47256l,47256r,9436l5389740,56692r,-9436xem5389740,l,,,38100r5389740,l5389740,xe" fillcolor="black" stroked="f">
-          <v:stroke joinstyle="round"/>
-          <v:formulas/>
-          <v:path arrowok="t" o:connecttype="segments"/>
-          <w10:wrap anchorx="page" anchory="page"/>
-        </v:shape>
-      </w:pict>
+      <mc:AlternateContent>
+        <mc:Choice Requires="wps">
+          <w:drawing>
+            <wp:anchor distT="0" distB="0" distL="0" distR="0" simplePos="0" relativeHeight="251655168" behindDoc="1" locked="0" layoutInCell="1" allowOverlap="1" wp14:anchorId="122E3E65" wp14:editId="526AF773">
+              <wp:simplePos x="0" y="0"/>
+              <wp:positionH relativeFrom="page">
+                <wp:posOffset>1242060</wp:posOffset>
+              </wp:positionH>
+              <wp:positionV relativeFrom="page">
+                <wp:posOffset>10082530</wp:posOffset>
+              </wp:positionV>
+              <wp:extent cx="5389880" cy="57150"/>
+              <wp:effectExtent l="3810" t="0" r="0" b="0"/>
+              <wp:wrapNone/>
+              <wp:docPr id="9" name="Graphic 4"/>
+              <wp:cNvGraphicFramePr>
+                <a:graphicFrameLocks xmlns:a="http://schemas.openxmlformats.org/drawingml/2006/main"/>
+              </wp:cNvGraphicFramePr>
+              <a:graphic xmlns:a="http://schemas.openxmlformats.org/drawingml/2006/main">
+                <a:graphicData uri="http://schemas.microsoft.com/office/word/2010/wordprocessingShape">
+                  <wps:wsp>
+                    <wps:cNvSpPr>
+                      <a:spLocks/>
+                    </wps:cNvSpPr>
+                    <wps:spPr bwMode="auto">
+                      <a:xfrm>
+                        <a:off x="0" y="0"/>
+                        <a:ext cx="5389880" cy="57150"/>
+                      </a:xfrm>
+                      <a:custGeom>
+                        <a:avLst/>
+                        <a:gdLst>
+                          <a:gd name="T0" fmla="*/ 5389740 w 5389880"/>
+                          <a:gd name="T1" fmla="*/ 47256 h 57150"/>
+                          <a:gd name="T2" fmla="*/ 0 w 5389880"/>
+                          <a:gd name="T3" fmla="*/ 47256 h 57150"/>
+                          <a:gd name="T4" fmla="*/ 0 w 5389880"/>
+                          <a:gd name="T5" fmla="*/ 56692 h 57150"/>
+                          <a:gd name="T6" fmla="*/ 5389740 w 5389880"/>
+                          <a:gd name="T7" fmla="*/ 56692 h 57150"/>
+                          <a:gd name="T8" fmla="*/ 5389740 w 5389880"/>
+                          <a:gd name="T9" fmla="*/ 47256 h 57150"/>
+                          <a:gd name="T10" fmla="*/ 5389740 w 5389880"/>
+                          <a:gd name="T11" fmla="*/ 0 h 57150"/>
+                          <a:gd name="T12" fmla="*/ 0 w 5389880"/>
+                          <a:gd name="T13" fmla="*/ 0 h 57150"/>
+                          <a:gd name="T14" fmla="*/ 0 w 5389880"/>
+                          <a:gd name="T15" fmla="*/ 38100 h 57150"/>
+                          <a:gd name="T16" fmla="*/ 5389740 w 5389880"/>
+                          <a:gd name="T17" fmla="*/ 38100 h 57150"/>
+                          <a:gd name="T18" fmla="*/ 5389740 w 5389880"/>
+                          <a:gd name="T19" fmla="*/ 0 h 57150"/>
+                        </a:gdLst>
+                        <a:ahLst/>
+                        <a:cxnLst>
+                          <a:cxn ang="0">
+                            <a:pos x="T0" y="T1"/>
+                          </a:cxn>
+                          <a:cxn ang="0">
+                            <a:pos x="T2" y="T3"/>
+                          </a:cxn>
+                          <a:cxn ang="0">
+                            <a:pos x="T4" y="T5"/>
+                          </a:cxn>
+                          <a:cxn ang="0">
+                            <a:pos x="T6" y="T7"/>
+                          </a:cxn>
+                          <a:cxn ang="0">
+                            <a:pos x="T8" y="T9"/>
+                          </a:cxn>
+                          <a:cxn ang="0">
+                            <a:pos x="T10" y="T11"/>
+                          </a:cxn>
+                          <a:cxn ang="0">
+                            <a:pos x="T12" y="T13"/>
+                          </a:cxn>
+                          <a:cxn ang="0">
+                            <a:pos x="T14" y="T15"/>
+                          </a:cxn>
+                          <a:cxn ang="0">
+                            <a:pos x="T16" y="T17"/>
+                          </a:cxn>
+                          <a:cxn ang="0">
+                            <a:pos x="T18" y="T19"/>
+                          </a:cxn>
+                        </a:cxnLst>
+                        <a:rect l="0" t="0" r="r" b="b"/>
+                        <a:pathLst>
+                          <a:path w="5389880" h="57150">
+                            <a:moveTo>
+                              <a:pt x="5389740" y="47256"/>
+                            </a:moveTo>
+                            <a:lnTo>
+                              <a:pt x="0" y="47256"/>
+                            </a:lnTo>
+                            <a:lnTo>
+                              <a:pt x="0" y="56692"/>
+                            </a:lnTo>
+                            <a:lnTo>
+                              <a:pt x="5389740" y="56692"/>
+                            </a:lnTo>
+                            <a:lnTo>
+                              <a:pt x="5389740" y="47256"/>
+                            </a:lnTo>
+                            <a:close/>
+                          </a:path>
+                          <a:path w="5389880" h="57150">
+                            <a:moveTo>
+                              <a:pt x="5389740" y="0"/>
+                            </a:moveTo>
+                            <a:lnTo>
+                              <a:pt x="0" y="0"/>
+                            </a:lnTo>
+                            <a:lnTo>
+                              <a:pt x="0" y="38100"/>
+                            </a:lnTo>
+                            <a:lnTo>
+                              <a:pt x="5389740" y="38100"/>
+                            </a:lnTo>
+                            <a:lnTo>
+                              <a:pt x="5389740" y="0"/>
+                            </a:lnTo>
+                            <a:close/>
+                          </a:path>
+                        </a:pathLst>
+                      </a:custGeom>
+                      <a:solidFill>
+                        <a:srgbClr val="000000"/>
+                      </a:solidFill>
+                      <a:ln>
+                        <a:noFill/>
+                      </a:ln>
+                      <a:extLst>
+                        <a:ext uri="{91240B29-F687-4F45-9708-019B960494DF}">
+                          <a14:hiddenLine xmlns:a14="http://schemas.microsoft.com/office/drawing/2010/main" w="9525">
+                            <a:solidFill>
+                              <a:srgbClr val="000000"/>
+                            </a:solidFill>
+                            <a:round/>
+                            <a:headEnd/>
+                            <a:tailEnd/>
+                          </a14:hiddenLine>
+                        </a:ext>
+                      </a:extLst>
+                    </wps:spPr>
+                    <wps:bodyPr rot="0" vert="horz" wrap="square" lIns="91440" tIns="45720" rIns="91440" bIns="45720" anchor="t" anchorCtr="0" upright="1">
+                      <a:noAutofit/>
+                    </wps:bodyPr>
+                  </wps:wsp>
+                </a:graphicData>
+              </a:graphic>
+              <wp14:sizeRelH relativeFrom="page">
+                <wp14:pctWidth>0</wp14:pctWidth>
+              </wp14:sizeRelH>
+              <wp14:sizeRelV relativeFrom="page">
+                <wp14:pctHeight>0</wp14:pctHeight>
+              </wp14:sizeRelV>
+            </wp:anchor>
+          </w:drawing>
+        </mc:Choice>
+        <mc:Fallback>
+          <w:pict>
+            <v:shape w14:anchorId="405405EF" id="Graphic 4" o:spid="_x0000_s1026" style="position:absolute;margin-left:97.8pt;margin-top:793.9pt;width:424.4pt;height:4.5pt;z-index:-251661312;visibility:visible;mso-wrap-style:square;mso-width-percent:0;mso-height-percent:0;mso-wrap-distance-left:0;mso-wrap-distance-top:0;mso-wrap-distance-right:0;mso-wrap-distance-bottom:0;mso-position-horizontal:absolute;mso-position-horizontal-relative:page;mso-position-vertical:absolute;mso-position-vertical-relative:page;mso-width-percent:0;mso-height-percent:0;mso-width-relative:page;mso-height-relative:page;v-text-anchor:top" coordsize="5389880,57150" o:gfxdata="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" path="m5389740,47256l,47256r,9436l5389740,56692r,-9436xem5389740,l,,,38100r5389740,l5389740,xe" fillcolor="black" stroked="f">
+              <v:path arrowok="t" o:connecttype="custom" o:connectlocs="5389740,47256;0,47256;0,56692;5389740,56692;5389740,47256;5389740,0;0,0;0,38100;5389740,38100;5389740,0" o:connectangles="0,0,0,0,0,0,0,0,0,0"/>
+              <w10:wrap anchorx="page" anchory="page"/>
+            </v:shape>
+          </w:pict>
+        </mc:Fallback>
+      </mc:AlternateContent>
     </w:r>
     <w:r>
       <w:rPr>
         <w:noProof/>
       </w:rPr>
-      <w:pict w14:anchorId="131C5FEB">
-        <v:shapetype id="_x0000_t202" coordsize="21600,21600" o:spt="202" path="m,l,21600r21600,l21600,xe">
-          <v:stroke joinstyle="miter"/>
-          <v:path gradientshapeok="t" o:connecttype="rect"/>
-        </v:shapetype>
-        <v:shape id="Textbox 5" o:spid="_x0000_s1035" type="#_x0000_t202" style="position:absolute;margin-left:98.25pt;margin-top:798.55pt;width:114.7pt;height:15.3pt;z-index:-8;visibility:visible;mso-wrap-distance-left:0;mso-wrap-distance-right:0;mso-position-horizontal-relative:page;mso-position-vertical-relative:page" o:gfxdata="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" filled="f" stroked="f">
-          <v:textbox inset="0,0,0,0">
-            <w:txbxContent>
-              <w:p>
-                <w:pPr>
-                  <w:spacing w:before="10"/>
-                  <w:ind w:left="20"/>
-                </w:pPr>
-                <w:r>
-                  <w:t>Nguyễn Khắc Anh Văn</w:t>
-                </w:r>
-              </w:p>
-            </w:txbxContent>
-          </v:textbox>
-          <w10:wrap anchorx="page" anchory="page"/>
-        </v:shape>
-      </w:pict>
+      <mc:AlternateContent>
+        <mc:Choice Requires="wps">
+          <w:drawing>
+            <wp:anchor distT="0" distB="0" distL="0" distR="0" simplePos="0" relativeHeight="251656192" behindDoc="1" locked="0" layoutInCell="1" allowOverlap="1" wp14:anchorId="131C5FEB" wp14:editId="57F8EF6D">
+              <wp:simplePos x="0" y="0"/>
+              <wp:positionH relativeFrom="page">
+                <wp:posOffset>1247775</wp:posOffset>
+              </wp:positionH>
+              <wp:positionV relativeFrom="page">
+                <wp:posOffset>10141585</wp:posOffset>
+              </wp:positionV>
+              <wp:extent cx="1456690" cy="194310"/>
+              <wp:effectExtent l="0" t="0" r="0" b="0"/>
+              <wp:wrapNone/>
+              <wp:docPr id="8" name="Text Box 8"/>
+              <wp:cNvGraphicFramePr>
+                <a:graphicFrameLocks xmlns:a="http://schemas.openxmlformats.org/drawingml/2006/main"/>
+              </wp:cNvGraphicFramePr>
+              <a:graphic xmlns:a="http://schemas.openxmlformats.org/drawingml/2006/main">
+                <a:graphicData uri="http://schemas.microsoft.com/office/word/2010/wordprocessingShape">
+                  <wps:wsp>
+                    <wps:cNvSpPr txBox="1">
+                      <a:spLocks/>
+                    </wps:cNvSpPr>
+                    <wps:spPr>
+                      <a:xfrm>
+                        <a:off x="0" y="0"/>
+                        <a:ext cx="1456690" cy="194310"/>
+                      </a:xfrm>
+                      <a:prstGeom prst="rect">
+                        <a:avLst/>
+                      </a:prstGeom>
+                    </wps:spPr>
+                    <wps:txbx>
+                      <w:txbxContent>
+                        <w:p>
+                          <w:pPr>
+                            <w:spacing w:before="10"/>
+                            <w:ind w:left="20"/>
+                          </w:pPr>
+                          <w:r>
+                            <w:t>Nguyễn Khắc Anh Văn</w:t>
+                          </w:r>
+                        </w:p>
+                      </w:txbxContent>
+                    </wps:txbx>
+                    <wps:bodyPr wrap="square" lIns="0" tIns="0" rIns="0" bIns="0" rtlCol="0">
+                      <a:noAutofit/>
+                    </wps:bodyPr>
+                  </wps:wsp>
+                </a:graphicData>
+              </a:graphic>
+              <wp14:sizeRelH relativeFrom="page">
+                <wp14:pctWidth>0</wp14:pctWidth>
+              </wp14:sizeRelH>
+              <wp14:sizeRelV relativeFrom="page">
+                <wp14:pctHeight>0</wp14:pctHeight>
+              </wp14:sizeRelV>
+            </wp:anchor>
+          </w:drawing>
+        </mc:Choice>
+        <mc:Fallback>
+          <w:pict>
+            <v:shapetype w14:anchorId="131C5FEB" id="_x0000_t202" coordsize="21600,21600" o:spt="202" path="m,l,21600r21600,l21600,xe">
+              <v:stroke joinstyle="miter"/>
+              <v:path gradientshapeok="t" o:connecttype="rect"/>
+            </v:shapetype>
+            <v:shape id="Text Box 8" o:spid="_x0000_s1031" type="#_x0000_t202" style="position:absolute;margin-left:98.25pt;margin-top:798.55pt;width:114.7pt;height:15.3pt;z-index:-251660288;visibility:visible;mso-wrap-style:square;mso-width-percent:0;mso-height-percent:0;mso-wrap-distance-left:0;mso-wrap-distance-top:0;mso-wrap-distance-right:0;mso-wrap-distance-bottom:0;mso-position-horizontal:absolute;mso-position-horizontal-relative:page;mso-position-vertical:absolute;mso-position-vertical-relative:page;mso-width-percent:0;mso-height-percent:0;mso-width-relative:page;mso-height-relative:page;v-text-anchor:top" o:gfxdata="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" filled="f" stroked="f">
+              <v:textbox inset="0,0,0,0">
+                <w:txbxContent>
+                  <w:p>
+                    <w:pPr>
+                      <w:spacing w:before="10"/>
+                      <w:ind w:left="20"/>
+                    </w:pPr>
+                    <w:r>
+                      <w:t>Nguyễn Khắc Anh Văn</w:t>
+                    </w:r>
+                  </w:p>
+                </w:txbxContent>
+              </v:textbox>
+              <w10:wrap anchorx="page" anchory="page"/>
+            </v:shape>
+          </w:pict>
+        </mc:Fallback>
+      </mc:AlternateContent>
     </w:r>
     <w:r>
       <w:rPr>
         <w:noProof/>
       </w:rPr>
-      <w:pict w14:anchorId="429868D4">
-        <v:shape id="Textbox 6" o:spid="_x0000_s1034" type="#_x0000_t202" style="position:absolute;margin-left:504.7pt;margin-top:800.95pt;width:16.7pt;height:15.3pt;z-index:-7;visibility:visible;mso-wrap-distance-left:0;mso-wrap-distance-right:0;mso-position-horizontal-relative:page;mso-position-vertical-relative:page" o:gfxdata="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" filled="f" stroked="f">
-          <v:textbox inset="0,0,0,0">
-            <w:txbxContent>
-              <w:p>
-                <w:pPr>
-                  <w:spacing w:before="10"/>
-                  <w:ind w:left="60"/>
-                </w:pPr>
-                <w:r>
-                  <w:fldChar w:fldCharType="begin"/>
-                </w:r>
-                <w:r>
-                  <w:instrText xml:space="preserve"> PAGE   \* MERGEFORMAT </w:instrText>
-                </w:r>
-                <w:r>
-                  <w:fldChar w:fldCharType="separate"/>
-                </w:r>
-                <w:r>
-                  <w:rPr>
-                    <w:noProof/>
-                  </w:rPr>
-                  <w:t>1</w:t>
-                </w:r>
-                <w:r>
-                  <w:rPr>
-                    <w:noProof/>
-                  </w:rPr>
-                  <w:fldChar w:fldCharType="end"/>
-                </w:r>
-              </w:p>
-            </w:txbxContent>
-          </v:textbox>
-          <w10:wrap anchorx="page" anchory="page"/>
-        </v:shape>
-      </w:pict>
+      <mc:AlternateContent>
+        <mc:Choice Requires="wps">
+          <w:drawing>
+            <wp:anchor distT="0" distB="0" distL="0" distR="0" simplePos="0" relativeHeight="251657216" behindDoc="1" locked="0" layoutInCell="1" allowOverlap="1" wp14:anchorId="429868D4" wp14:editId="19DEA6AE">
+              <wp:simplePos x="0" y="0"/>
+              <wp:positionH relativeFrom="page">
+                <wp:posOffset>6409690</wp:posOffset>
+              </wp:positionH>
+              <wp:positionV relativeFrom="page">
+                <wp:posOffset>10172065</wp:posOffset>
+              </wp:positionV>
+              <wp:extent cx="212090" cy="194310"/>
+              <wp:effectExtent l="0" t="0" r="0" b="0"/>
+              <wp:wrapNone/>
+              <wp:docPr id="7" name="Text Box 7"/>
+              <wp:cNvGraphicFramePr>
+                <a:graphicFrameLocks xmlns:a="http://schemas.openxmlformats.org/drawingml/2006/main"/>
+              </wp:cNvGraphicFramePr>
+              <a:graphic xmlns:a="http://schemas.openxmlformats.org/drawingml/2006/main">
+                <a:graphicData uri="http://schemas.microsoft.com/office/word/2010/wordprocessingShape">
+                  <wps:wsp>
+                    <wps:cNvSpPr txBox="1">
+                      <a:spLocks/>
+                    </wps:cNvSpPr>
+                    <wps:spPr>
+                      <a:xfrm>
+                        <a:off x="0" y="0"/>
+                        <a:ext cx="212090" cy="194310"/>
+                      </a:xfrm>
+                      <a:prstGeom prst="rect">
+                        <a:avLst/>
+                      </a:prstGeom>
+                    </wps:spPr>
+                    <wps:txbx>
+                      <w:txbxContent>
+                        <w:p>
+                          <w:pPr>
+                            <w:spacing w:before="10"/>
+                            <w:ind w:left="60"/>
+                          </w:pPr>
+                          <w:r>
+                            <w:fldChar w:fldCharType="begin"/>
+                          </w:r>
+                          <w:r>
+                            <w:instrText xml:space="preserve"> PAGE   \* MERGEFORMAT </w:instrText>
+                          </w:r>
+                          <w:r>
+                            <w:fldChar w:fldCharType="separate"/>
+                          </w:r>
+                          <w:r>
+                            <w:rPr>
+                              <w:noProof/>
+                            </w:rPr>
+                            <w:t>1</w:t>
+                          </w:r>
+                          <w:r>
+                            <w:rPr>
+                              <w:noProof/>
+                            </w:rPr>
+                            <w:fldChar w:fldCharType="end"/>
+                          </w:r>
+                        </w:p>
+                      </w:txbxContent>
+                    </wps:txbx>
+                    <wps:bodyPr wrap="square" lIns="0" tIns="0" rIns="0" bIns="0" rtlCol="0">
+                      <a:noAutofit/>
+                    </wps:bodyPr>
+                  </wps:wsp>
+                </a:graphicData>
+              </a:graphic>
+              <wp14:sizeRelH relativeFrom="page">
+                <wp14:pctWidth>0</wp14:pctWidth>
+              </wp14:sizeRelH>
+              <wp14:sizeRelV relativeFrom="page">
+                <wp14:pctHeight>0</wp14:pctHeight>
+              </wp14:sizeRelV>
+            </wp:anchor>
+          </w:drawing>
+        </mc:Choice>
+        <mc:Fallback>
+          <w:pict>
+            <v:shape w14:anchorId="429868D4" id="Text Box 7" o:spid="_x0000_s1032" type="#_x0000_t202" style="position:absolute;margin-left:504.7pt;margin-top:800.95pt;width:16.7pt;height:15.3pt;z-index:-251659264;visibility:visible;mso-wrap-style:square;mso-width-percent:0;mso-height-percent:0;mso-wrap-distance-left:0;mso-wrap-distance-top:0;mso-wrap-distance-right:0;mso-wrap-distance-bottom:0;mso-position-horizontal:absolute;mso-position-horizontal-relative:page;mso-position-vertical:absolute;mso-position-vertical-relative:page;mso-width-percent:0;mso-height-percent:0;mso-width-relative:page;mso-height-relative:page;v-text-anchor:top" o:gfxdata="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" filled="f" stroked="f">
+              <v:textbox inset="0,0,0,0">
+                <w:txbxContent>
+                  <w:p>
+                    <w:pPr>
+                      <w:spacing w:before="10"/>
+                      <w:ind w:left="60"/>
+                    </w:pPr>
+                    <w:r>
+                      <w:fldChar w:fldCharType="begin"/>
+                    </w:r>
+                    <w:r>
+                      <w:instrText xml:space="preserve"> PAGE   \* MERGEFORMAT </w:instrText>
+                    </w:r>
+                    <w:r>
+                      <w:fldChar w:fldCharType="separate"/>
+                    </w:r>
+                    <w:r>
+                      <w:rPr>
+                        <w:noProof/>
+                      </w:rPr>
+                      <w:t>1</w:t>
+                    </w:r>
+                    <w:r>
+                      <w:rPr>
+                        <w:noProof/>
+                      </w:rPr>
+                      <w:fldChar w:fldCharType="end"/>
+                    </w:r>
+                  </w:p>
+                </w:txbxContent>
+              </v:textbox>
+              <w10:wrap anchorx="page" anchory="page"/>
+            </v:shape>
+          </w:pict>
+        </mc:Fallback>
+      </mc:AlternateContent>
     </w:r>
   </w:p>
   <w:p>
@@ -8165,130 +9306,485 @@
       <w:rPr>
         <w:noProof/>
       </w:rPr>
-      <w:pict w14:anchorId="1685ADF4">
-        <v:shape id="_x0000_s1040" style="position:absolute;margin-left:97.8pt;margin-top:793.9pt;width:424.4pt;height:4.5pt;z-index:-6;visibility:visible;mso-wrap-style:square;mso-wrap-distance-left:0;mso-wrap-distance-top:0;mso-wrap-distance-right:0;mso-wrap-distance-bottom:0;mso-position-horizontal:absolute;mso-position-horizontal-relative:page;mso-position-vertical:absolute;mso-position-vertical-relative:page;v-text-anchor:top" coordsize="5389880,57150" o:spt="100" o:gfxdata="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" adj="0,,0" path="m5389740,47256l,47256r,9436l5389740,56692r,-9436xem5389740,l,,,38100r5389740,l5389740,xe" fillcolor="black" stroked="f">
-          <v:stroke joinstyle="round"/>
-          <v:formulas/>
-          <v:path arrowok="t" o:connecttype="segments"/>
-          <w10:wrap anchorx="page" anchory="page"/>
-        </v:shape>
-      </w:pict>
+      <mc:AlternateContent>
+        <mc:Choice Requires="wps">
+          <w:drawing>
+            <wp:anchor distT="0" distB="0" distL="0" distR="0" simplePos="0" relativeHeight="251658240" behindDoc="1" locked="0" layoutInCell="1" allowOverlap="1" wp14:anchorId="1685ADF4" wp14:editId="4F26418C">
+              <wp:simplePos x="0" y="0"/>
+              <wp:positionH relativeFrom="page">
+                <wp:posOffset>1242060</wp:posOffset>
+              </wp:positionH>
+              <wp:positionV relativeFrom="page">
+                <wp:posOffset>10082530</wp:posOffset>
+              </wp:positionV>
+              <wp:extent cx="5389880" cy="57150"/>
+              <wp:effectExtent l="3810" t="0" r="0" b="0"/>
+              <wp:wrapNone/>
+              <wp:docPr id="3" name="AutoShape 16"/>
+              <wp:cNvGraphicFramePr>
+                <a:graphicFrameLocks xmlns:a="http://schemas.openxmlformats.org/drawingml/2006/main"/>
+              </wp:cNvGraphicFramePr>
+              <a:graphic xmlns:a="http://schemas.openxmlformats.org/drawingml/2006/main">
+                <a:graphicData uri="http://schemas.microsoft.com/office/word/2010/wordprocessingShape">
+                  <wps:wsp>
+                    <wps:cNvSpPr>
+                      <a:spLocks/>
+                    </wps:cNvSpPr>
+                    <wps:spPr bwMode="auto">
+                      <a:xfrm>
+                        <a:off x="0" y="0"/>
+                        <a:ext cx="5389880" cy="57150"/>
+                      </a:xfrm>
+                      <a:custGeom>
+                        <a:avLst/>
+                        <a:gdLst>
+                          <a:gd name="T0" fmla="*/ 5389740 w 5389880"/>
+                          <a:gd name="T1" fmla="*/ 47256 h 57150"/>
+                          <a:gd name="T2" fmla="*/ 0 w 5389880"/>
+                          <a:gd name="T3" fmla="*/ 47256 h 57150"/>
+                          <a:gd name="T4" fmla="*/ 0 w 5389880"/>
+                          <a:gd name="T5" fmla="*/ 56692 h 57150"/>
+                          <a:gd name="T6" fmla="*/ 5389740 w 5389880"/>
+                          <a:gd name="T7" fmla="*/ 56692 h 57150"/>
+                          <a:gd name="T8" fmla="*/ 5389740 w 5389880"/>
+                          <a:gd name="T9" fmla="*/ 47256 h 57150"/>
+                          <a:gd name="T10" fmla="*/ 5389740 w 5389880"/>
+                          <a:gd name="T11" fmla="*/ 0 h 57150"/>
+                          <a:gd name="T12" fmla="*/ 0 w 5389880"/>
+                          <a:gd name="T13" fmla="*/ 0 h 57150"/>
+                          <a:gd name="T14" fmla="*/ 0 w 5389880"/>
+                          <a:gd name="T15" fmla="*/ 38100 h 57150"/>
+                          <a:gd name="T16" fmla="*/ 5389740 w 5389880"/>
+                          <a:gd name="T17" fmla="*/ 38100 h 57150"/>
+                          <a:gd name="T18" fmla="*/ 5389740 w 5389880"/>
+                          <a:gd name="T19" fmla="*/ 0 h 57150"/>
+                        </a:gdLst>
+                        <a:ahLst/>
+                        <a:cxnLst>
+                          <a:cxn ang="0">
+                            <a:pos x="T0" y="T1"/>
+                          </a:cxn>
+                          <a:cxn ang="0">
+                            <a:pos x="T2" y="T3"/>
+                          </a:cxn>
+                          <a:cxn ang="0">
+                            <a:pos x="T4" y="T5"/>
+                          </a:cxn>
+                          <a:cxn ang="0">
+                            <a:pos x="T6" y="T7"/>
+                          </a:cxn>
+                          <a:cxn ang="0">
+                            <a:pos x="T8" y="T9"/>
+                          </a:cxn>
+                          <a:cxn ang="0">
+                            <a:pos x="T10" y="T11"/>
+                          </a:cxn>
+                          <a:cxn ang="0">
+                            <a:pos x="T12" y="T13"/>
+                          </a:cxn>
+                          <a:cxn ang="0">
+                            <a:pos x="T14" y="T15"/>
+                          </a:cxn>
+                          <a:cxn ang="0">
+                            <a:pos x="T16" y="T17"/>
+                          </a:cxn>
+                          <a:cxn ang="0">
+                            <a:pos x="T18" y="T19"/>
+                          </a:cxn>
+                        </a:cxnLst>
+                        <a:rect l="0" t="0" r="r" b="b"/>
+                        <a:pathLst>
+                          <a:path w="5389880" h="57150">
+                            <a:moveTo>
+                              <a:pt x="5389740" y="47256"/>
+                            </a:moveTo>
+                            <a:lnTo>
+                              <a:pt x="0" y="47256"/>
+                            </a:lnTo>
+                            <a:lnTo>
+                              <a:pt x="0" y="56692"/>
+                            </a:lnTo>
+                            <a:lnTo>
+                              <a:pt x="5389740" y="56692"/>
+                            </a:lnTo>
+                            <a:lnTo>
+                              <a:pt x="5389740" y="47256"/>
+                            </a:lnTo>
+                            <a:close/>
+                          </a:path>
+                          <a:path w="5389880" h="57150">
+                            <a:moveTo>
+                              <a:pt x="5389740" y="0"/>
+                            </a:moveTo>
+                            <a:lnTo>
+                              <a:pt x="0" y="0"/>
+                            </a:lnTo>
+                            <a:lnTo>
+                              <a:pt x="0" y="38100"/>
+                            </a:lnTo>
+                            <a:lnTo>
+                              <a:pt x="5389740" y="38100"/>
+                            </a:lnTo>
+                            <a:lnTo>
+                              <a:pt x="5389740" y="0"/>
+                            </a:lnTo>
+                            <a:close/>
+                          </a:path>
+                        </a:pathLst>
+                      </a:custGeom>
+                      <a:solidFill>
+                        <a:srgbClr val="000000"/>
+                      </a:solidFill>
+                      <a:ln>
+                        <a:noFill/>
+                      </a:ln>
+                      <a:extLst>
+                        <a:ext uri="{91240B29-F687-4F45-9708-019B960494DF}">
+                          <a14:hiddenLine xmlns:a14="http://schemas.microsoft.com/office/drawing/2010/main" w="9525">
+                            <a:solidFill>
+                              <a:srgbClr val="000000"/>
+                            </a:solidFill>
+                            <a:round/>
+                            <a:headEnd/>
+                            <a:tailEnd/>
+                          </a14:hiddenLine>
+                        </a:ext>
+                      </a:extLst>
+                    </wps:spPr>
+                    <wps:bodyPr rot="0" vert="horz" wrap="square" lIns="91440" tIns="45720" rIns="91440" bIns="45720" anchor="t" anchorCtr="0" upright="1">
+                      <a:noAutofit/>
+                    </wps:bodyPr>
+                  </wps:wsp>
+                </a:graphicData>
+              </a:graphic>
+              <wp14:sizeRelH relativeFrom="page">
+                <wp14:pctWidth>0</wp14:pctWidth>
+              </wp14:sizeRelH>
+              <wp14:sizeRelV relativeFrom="page">
+                <wp14:pctHeight>0</wp14:pctHeight>
+              </wp14:sizeRelV>
+            </wp:anchor>
+          </w:drawing>
+        </mc:Choice>
+        <mc:Fallback>
+          <w:pict>
+            <v:shape w14:anchorId="222D5E4F" id="AutoShape 16" o:spid="_x0000_s1026" style="position:absolute;margin-left:97.8pt;margin-top:793.9pt;width:424.4pt;height:4.5pt;z-index:-251658240;visibility:visible;mso-wrap-style:square;mso-width-percent:0;mso-height-percent:0;mso-wrap-distance-left:0;mso-wrap-distance-top:0;mso-wrap-distance-right:0;mso-wrap-distance-bottom:0;mso-position-horizontal:absolute;mso-position-horizontal-relative:page;mso-position-vertical:absolute;mso-position-vertical-relative:page;mso-width-percent:0;mso-height-percent:0;mso-width-relative:page;mso-height-relative:page;v-text-anchor:top" coordsize="5389880,57150" o:gfxdata="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" path="m5389740,47256l,47256r,9436l5389740,56692r,-9436xem5389740,l,,,38100r5389740,l5389740,xe" fillcolor="black" stroked="f">
+              <v:path arrowok="t" o:connecttype="custom" o:connectlocs="5389740,47256;0,47256;0,56692;5389740,56692;5389740,47256;5389740,0;0,0;0,38100;5389740,38100;5389740,0" o:connectangles="0,0,0,0,0,0,0,0,0,0"/>
+              <w10:wrap anchorx="page" anchory="page"/>
+            </v:shape>
+          </w:pict>
+        </mc:Fallback>
+      </mc:AlternateContent>
     </w:r>
     <w:r>
       <w:rPr>
         <w:noProof/>
       </w:rPr>
-      <w:pict w14:anchorId="216F33D2">
-        <v:shapetype id="_x0000_t202" coordsize="21600,21600" o:spt="202" path="m,l,21600r21600,l21600,xe">
-          <v:stroke joinstyle="miter"/>
-          <v:path gradientshapeok="t" o:connecttype="rect"/>
-        </v:shapetype>
-        <v:shape id="_x0000_s1041" type="#_x0000_t202" style="position:absolute;margin-left:98.25pt;margin-top:798.55pt;width:114.7pt;height:15.3pt;z-index:-5;visibility:visible;mso-wrap-distance-left:0;mso-wrap-distance-right:0;mso-position-horizontal-relative:page;mso-position-vertical-relative:page" o:gfxdata="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" filled="f" stroked="f">
-          <v:textbox inset="0,0,0,0">
-            <w:txbxContent>
-              <w:p>
-                <w:pPr>
-                  <w:spacing w:before="10"/>
-                  <w:ind w:left="20"/>
-                </w:pPr>
-                <w:r>
-                  <w:t>Họ</w:t>
-                </w:r>
-                <w:r>
-                  <w:rPr>
-                    <w:spacing w:val="-1"/>
-                  </w:rPr>
-                  <w:t xml:space="preserve"> </w:t>
-                </w:r>
-                <w:r>
-                  <w:t>và</w:t>
-                </w:r>
-                <w:r>
-                  <w:rPr>
-                    <w:spacing w:val="-2"/>
-                  </w:rPr>
-                  <w:t xml:space="preserve"> </w:t>
-                </w:r>
-                <w:r>
-                  <w:t>tên SV</w:t>
-                </w:r>
-                <w:r>
-                  <w:rPr>
-                    <w:spacing w:val="-1"/>
-                  </w:rPr>
-                  <w:t xml:space="preserve"> </w:t>
-                </w:r>
-                <w:r>
-                  <w:t>thực</w:t>
-                </w:r>
-                <w:r>
-                  <w:rPr>
-                    <w:spacing w:val="-2"/>
-                  </w:rPr>
-                  <w:t xml:space="preserve"> </w:t>
-                </w:r>
-                <w:r>
-                  <w:rPr>
-                    <w:spacing w:val="-4"/>
-                  </w:rPr>
-                  <w:t>hiện</w:t>
-                </w:r>
-              </w:p>
-            </w:txbxContent>
-          </v:textbox>
-          <w10:wrap anchorx="page" anchory="page"/>
-        </v:shape>
-      </w:pict>
+      <mc:AlternateContent>
+        <mc:Choice Requires="wps">
+          <w:drawing>
+            <wp:anchor distT="0" distB="0" distL="0" distR="0" simplePos="0" relativeHeight="251659264" behindDoc="1" locked="0" layoutInCell="1" allowOverlap="1" wp14:anchorId="216F33D2" wp14:editId="7BA1D7AF">
+              <wp:simplePos x="0" y="0"/>
+              <wp:positionH relativeFrom="page">
+                <wp:posOffset>1247775</wp:posOffset>
+              </wp:positionH>
+              <wp:positionV relativeFrom="page">
+                <wp:posOffset>10141585</wp:posOffset>
+              </wp:positionV>
+              <wp:extent cx="1456690" cy="194310"/>
+              <wp:effectExtent l="0" t="0" r="0" b="0"/>
+              <wp:wrapNone/>
+              <wp:docPr id="2" name="Text Box 2"/>
+              <wp:cNvGraphicFramePr>
+                <a:graphicFrameLocks xmlns:a="http://schemas.openxmlformats.org/drawingml/2006/main"/>
+              </wp:cNvGraphicFramePr>
+              <a:graphic xmlns:a="http://schemas.openxmlformats.org/drawingml/2006/main">
+                <a:graphicData uri="http://schemas.microsoft.com/office/word/2010/wordprocessingShape">
+                  <wps:wsp>
+                    <wps:cNvSpPr txBox="1">
+                      <a:spLocks/>
+                    </wps:cNvSpPr>
+                    <wps:spPr>
+                      <a:xfrm>
+                        <a:off x="0" y="0"/>
+                        <a:ext cx="1456690" cy="194310"/>
+                      </a:xfrm>
+                      <a:prstGeom prst="rect">
+                        <a:avLst/>
+                      </a:prstGeom>
+                    </wps:spPr>
+                    <wps:txbx>
+                      <w:txbxContent>
+                        <w:p>
+                          <w:pPr>
+                            <w:spacing w:before="10"/>
+                            <w:ind w:left="20"/>
+                          </w:pPr>
+                          <w:r>
+                            <w:t>Họ</w:t>
+                          </w:r>
+                          <w:r>
+                            <w:rPr>
+                              <w:spacing w:val="-1"/>
+                            </w:rPr>
+                            <w:t xml:space="preserve"> </w:t>
+                          </w:r>
+                          <w:r>
+                            <w:t>và</w:t>
+                          </w:r>
+                          <w:r>
+                            <w:rPr>
+                              <w:spacing w:val="-2"/>
+                            </w:rPr>
+                            <w:t xml:space="preserve"> </w:t>
+                          </w:r>
+                          <w:r>
+                            <w:t>tên SV</w:t>
+                          </w:r>
+                          <w:r>
+                            <w:rPr>
+                              <w:spacing w:val="-1"/>
+                            </w:rPr>
+                            <w:t xml:space="preserve"> </w:t>
+                          </w:r>
+                          <w:r>
+                            <w:t>thực</w:t>
+                          </w:r>
+                          <w:r>
+                            <w:rPr>
+                              <w:spacing w:val="-2"/>
+                            </w:rPr>
+                            <w:t xml:space="preserve"> </w:t>
+                          </w:r>
+                          <w:r>
+                            <w:rPr>
+                              <w:spacing w:val="-4"/>
+                            </w:rPr>
+                            <w:t>hiện</w:t>
+                          </w:r>
+                        </w:p>
+                      </w:txbxContent>
+                    </wps:txbx>
+                    <wps:bodyPr wrap="square" lIns="0" tIns="0" rIns="0" bIns="0" rtlCol="0">
+                      <a:noAutofit/>
+                    </wps:bodyPr>
+                  </wps:wsp>
+                </a:graphicData>
+              </a:graphic>
+              <wp14:sizeRelH relativeFrom="page">
+                <wp14:pctWidth>0</wp14:pctWidth>
+              </wp14:sizeRelH>
+              <wp14:sizeRelV relativeFrom="page">
+                <wp14:pctHeight>0</wp14:pctHeight>
+              </wp14:sizeRelV>
+            </wp:anchor>
+          </w:drawing>
+        </mc:Choice>
+        <mc:Fallback>
+          <w:pict>
+            <v:shapetype w14:anchorId="216F33D2" id="_x0000_t202" coordsize="21600,21600" o:spt="202" path="m,l,21600r21600,l21600,xe">
+              <v:stroke joinstyle="miter"/>
+              <v:path gradientshapeok="t" o:connecttype="rect"/>
+            </v:shapetype>
+            <v:shape id="_x0000_s1035" type="#_x0000_t202" style="position:absolute;margin-left:98.25pt;margin-top:798.55pt;width:114.7pt;height:15.3pt;z-index:-251657216;visibility:visible;mso-wrap-style:square;mso-width-percent:0;mso-height-percent:0;mso-wrap-distance-left:0;mso-wrap-distance-top:0;mso-wrap-distance-right:0;mso-wrap-distance-bottom:0;mso-position-horizontal:absolute;mso-position-horizontal-relative:page;mso-position-vertical:absolute;mso-position-vertical-relative:page;mso-width-percent:0;mso-height-percent:0;mso-width-relative:page;mso-height-relative:page;v-text-anchor:top" o:gfxdata="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" filled="f" stroked="f">
+              <v:textbox inset="0,0,0,0">
+                <w:txbxContent>
+                  <w:p>
+                    <w:pPr>
+                      <w:spacing w:before="10"/>
+                      <w:ind w:left="20"/>
+                    </w:pPr>
+                    <w:r>
+                      <w:t>Họ</w:t>
+                    </w:r>
+                    <w:r>
+                      <w:rPr>
+                        <w:spacing w:val="-1"/>
+                      </w:rPr>
+                      <w:t xml:space="preserve"> </w:t>
+                    </w:r>
+                    <w:r>
+                      <w:t>và</w:t>
+                    </w:r>
+                    <w:r>
+                      <w:rPr>
+                        <w:spacing w:val="-2"/>
+                      </w:rPr>
+                      <w:t xml:space="preserve"> </w:t>
+                    </w:r>
+                    <w:r>
+                      <w:t>tên SV</w:t>
+                    </w:r>
+                    <w:r>
+                      <w:rPr>
+                        <w:spacing w:val="-1"/>
+                      </w:rPr>
+                      <w:t xml:space="preserve"> </w:t>
+                    </w:r>
+                    <w:r>
+                      <w:t>thực</w:t>
+                    </w:r>
+                    <w:r>
+                      <w:rPr>
+                        <w:spacing w:val="-2"/>
+                      </w:rPr>
+                      <w:t xml:space="preserve"> </w:t>
+                    </w:r>
+                    <w:r>
+                      <w:rPr>
+                        <w:spacing w:val="-4"/>
+                      </w:rPr>
+                      <w:t>hiện</w:t>
+                    </w:r>
+                  </w:p>
+                </w:txbxContent>
+              </v:textbox>
+              <w10:wrap anchorx="page" anchory="page"/>
+            </v:shape>
+          </w:pict>
+        </mc:Fallback>
+      </mc:AlternateContent>
     </w:r>
     <w:r>
       <w:rPr>
         <w:noProof/>
       </w:rPr>
-      <w:pict w14:anchorId="4223D262">
-        <v:shape id="_x0000_s1042" type="#_x0000_t202" style="position:absolute;margin-left:504.7pt;margin-top:800.95pt;width:16.7pt;height:15.3pt;z-index:-4;visibility:visible;mso-wrap-distance-left:0;mso-wrap-distance-right:0;mso-position-horizontal-relative:page;mso-position-vertical-relative:page" o:gfxdata="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" filled="f" stroked="f">
-          <v:textbox inset="0,0,0,0">
-            <w:txbxContent>
-              <w:p>
-                <w:pPr>
-                  <w:spacing w:before="10"/>
-                  <w:ind w:left="60"/>
-                </w:pPr>
-                <w:r>
-                  <w:rPr>
-                    <w:spacing w:val="-5"/>
-                  </w:rPr>
-                  <w:fldChar w:fldCharType="begin"/>
-                </w:r>
-                <w:r>
-                  <w:rPr>
-                    <w:spacing w:val="-5"/>
-                  </w:rPr>
-                  <w:instrText xml:space="preserve"> PAGE  \* roman </w:instrText>
-                </w:r>
-                <w:r>
-                  <w:rPr>
-                    <w:spacing w:val="-5"/>
-                  </w:rPr>
-                  <w:fldChar w:fldCharType="separate"/>
-                </w:r>
-                <w:r>
-                  <w:rPr>
-                    <w:spacing w:val="-5"/>
-                  </w:rPr>
-                  <w:t>vii</w:t>
-                </w:r>
-                <w:r>
-                  <w:rPr>
-                    <w:spacing w:val="-5"/>
-                  </w:rPr>
-                  <w:fldChar w:fldCharType="end"/>
-                </w:r>
-              </w:p>
-            </w:txbxContent>
-          </v:textbox>
-          <w10:wrap anchorx="page" anchory="page"/>
-        </v:shape>
-      </w:pict>
+      <mc:AlternateContent>
+        <mc:Choice Requires="wps">
+          <w:drawing>
+            <wp:anchor distT="0" distB="0" distL="0" distR="0" simplePos="0" relativeHeight="251660288" behindDoc="1" locked="0" layoutInCell="1" allowOverlap="1" wp14:anchorId="4223D262" wp14:editId="049567FF">
+              <wp:simplePos x="0" y="0"/>
+              <wp:positionH relativeFrom="page">
+                <wp:posOffset>6409690</wp:posOffset>
+              </wp:positionH>
+              <wp:positionV relativeFrom="page">
+                <wp:posOffset>10172065</wp:posOffset>
+              </wp:positionV>
+              <wp:extent cx="212090" cy="194310"/>
+              <wp:effectExtent l="0" t="0" r="0" b="0"/>
+              <wp:wrapNone/>
+              <wp:docPr id="1" name="Text Box 1"/>
+              <wp:cNvGraphicFramePr>
+                <a:graphicFrameLocks xmlns:a="http://schemas.openxmlformats.org/drawingml/2006/main"/>
+              </wp:cNvGraphicFramePr>
+              <a:graphic xmlns:a="http://schemas.openxmlformats.org/drawingml/2006/main">
+                <a:graphicData uri="http://schemas.microsoft.com/office/word/2010/wordprocessingShape">
+                  <wps:wsp>
+                    <wps:cNvSpPr txBox="1">
+                      <a:spLocks/>
+                    </wps:cNvSpPr>
+                    <wps:spPr>
+                      <a:xfrm>
+                        <a:off x="0" y="0"/>
+                        <a:ext cx="212090" cy="194310"/>
+                      </a:xfrm>
+                      <a:prstGeom prst="rect">
+                        <a:avLst/>
+                      </a:prstGeom>
+                    </wps:spPr>
+                    <wps:txbx>
+                      <w:txbxContent>
+                        <w:p>
+                          <w:pPr>
+                            <w:spacing w:before="10"/>
+                            <w:ind w:left="60"/>
+                          </w:pPr>
+                          <w:r>
+                            <w:rPr>
+                              <w:spacing w:val="-5"/>
+                            </w:rPr>
+                            <w:fldChar w:fldCharType="begin"/>
+                          </w:r>
+                          <w:r>
+                            <w:rPr>
+                              <w:spacing w:val="-5"/>
+                            </w:rPr>
+                            <w:instrText xml:space="preserve"> PAGE  \* roman </w:instrText>
+                          </w:r>
+                          <w:r>
+                            <w:rPr>
+                              <w:spacing w:val="-5"/>
+                            </w:rPr>
+                            <w:fldChar w:fldCharType="separate"/>
+                          </w:r>
+                          <w:r>
+                            <w:rPr>
+                              <w:spacing w:val="-5"/>
+                            </w:rPr>
+                            <w:t>vii</w:t>
+                          </w:r>
+                          <w:r>
+                            <w:rPr>
+                              <w:spacing w:val="-5"/>
+                            </w:rPr>
+                            <w:fldChar w:fldCharType="end"/>
+                          </w:r>
+                        </w:p>
+                      </w:txbxContent>
+                    </wps:txbx>
+                    <wps:bodyPr wrap="square" lIns="0" tIns="0" rIns="0" bIns="0" rtlCol="0">
+                      <a:noAutofit/>
+                    </wps:bodyPr>
+                  </wps:wsp>
+                </a:graphicData>
+              </a:graphic>
+              <wp14:sizeRelH relativeFrom="page">
+                <wp14:pctWidth>0</wp14:pctWidth>
+              </wp14:sizeRelH>
+              <wp14:sizeRelV relativeFrom="page">
+                <wp14:pctHeight>0</wp14:pctHeight>
+              </wp14:sizeRelV>
+            </wp:anchor>
+          </w:drawing>
+        </mc:Choice>
+        <mc:Fallback>
+          <w:pict>
+            <v:shape w14:anchorId="4223D262" id="Text Box 1" o:spid="_x0000_s1036" type="#_x0000_t202" style="position:absolute;margin-left:504.7pt;margin-top:800.95pt;width:16.7pt;height:15.3pt;z-index:-251656192;visibility:visible;mso-wrap-style:square;mso-width-percent:0;mso-height-percent:0;mso-wrap-distance-left:0;mso-wrap-distance-top:0;mso-wrap-distance-right:0;mso-wrap-distance-bottom:0;mso-position-horizontal:absolute;mso-position-horizontal-relative:page;mso-position-vertical:absolute;mso-position-vertical-relative:page;mso-width-percent:0;mso-height-percent:0;mso-width-relative:page;mso-height-relative:page;v-text-anchor:top" o:gfxdata="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" filled="f" stroked="f">
+              <v:textbox inset="0,0,0,0">
+                <w:txbxContent>
+                  <w:p>
+                    <w:pPr>
+                      <w:spacing w:before="10"/>
+                      <w:ind w:left="60"/>
+                    </w:pPr>
+                    <w:r>
+                      <w:rPr>
+                        <w:spacing w:val="-5"/>
+                      </w:rPr>
+                      <w:fldChar w:fldCharType="begin"/>
+                    </w:r>
+                    <w:r>
+                      <w:rPr>
+                        <w:spacing w:val="-5"/>
+                      </w:rPr>
+                      <w:instrText xml:space="preserve"> PAGE  \* roman </w:instrText>
+                    </w:r>
+                    <w:r>
+                      <w:rPr>
+                        <w:spacing w:val="-5"/>
+                      </w:rPr>
+                      <w:fldChar w:fldCharType="separate"/>
+                    </w:r>
+                    <w:r>
+                      <w:rPr>
+                        <w:spacing w:val="-5"/>
+                      </w:rPr>
+                      <w:t>vii</w:t>
+                    </w:r>
+                    <w:r>
+                      <w:rPr>
+                        <w:spacing w:val="-5"/>
+                      </w:rPr>
+                      <w:fldChar w:fldCharType="end"/>
+                    </w:r>
+                  </w:p>
+                </w:txbxContent>
+              </v:textbox>
+              <w10:wrap anchorx="page" anchory="page"/>
+            </v:shape>
+          </w:pict>
+        </mc:Fallback>
+      </mc:AlternateContent>
     </w:r>
   </w:p>
   <w:p>
@@ -8332,64 +9828,353 @@
       <w:rPr>
         <w:noProof/>
       </w:rPr>
-      <w:pict w14:anchorId="6D4A945F">
-        <v:shapetype id="_x0000_t202" coordsize="21600,21600" o:spt="202" path="m,l,21600r21600,l21600,xe">
-          <v:stroke joinstyle="miter"/>
-          <v:path gradientshapeok="t" o:connecttype="rect"/>
-        </v:shapetype>
-        <v:shape id="Textbox 2" o:spid="_x0000_s1032" type="#_x0000_t202" style="position:absolute;margin-left:98.25pt;margin-top:27.2pt;width:143.2pt;height:15.3pt;z-index:-11;visibility:visible;mso-wrap-distance-left:0;mso-wrap-distance-right:0;mso-position-horizontal-relative:page;mso-position-vertical-relative:page" o:gfxdata="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" filled="f" stroked="f">
-          <v:textbox inset="0,0,0,0">
-            <w:txbxContent>
-              <w:p>
-                <w:pPr>
-                  <w:spacing w:before="10"/>
-                  <w:ind w:left="20"/>
-                </w:pPr>
-                <w:r>
-                  <w:t>Xây dựng website bán laptop</w:t>
-                </w:r>
-              </w:p>
-            </w:txbxContent>
-          </v:textbox>
-          <w10:wrap anchorx="page" anchory="page"/>
-        </v:shape>
-      </w:pict>
+      <mc:AlternateContent>
+        <mc:Choice Requires="wps">
+          <w:drawing>
+            <wp:anchor distT="0" distB="0" distL="0" distR="0" simplePos="0" relativeHeight="251653120" behindDoc="1" locked="0" layoutInCell="1" allowOverlap="1" wp14:anchorId="6D4A945F" wp14:editId="1E4B3A2B">
+              <wp:simplePos x="0" y="0"/>
+              <wp:positionH relativeFrom="page">
+                <wp:posOffset>1247775</wp:posOffset>
+              </wp:positionH>
+              <wp:positionV relativeFrom="page">
+                <wp:posOffset>345440</wp:posOffset>
+              </wp:positionV>
+              <wp:extent cx="1818640" cy="194310"/>
+              <wp:effectExtent l="0" t="0" r="0" b="0"/>
+              <wp:wrapNone/>
+              <wp:docPr id="12" name="Text Box 12"/>
+              <wp:cNvGraphicFramePr>
+                <a:graphicFrameLocks xmlns:a="http://schemas.openxmlformats.org/drawingml/2006/main"/>
+              </wp:cNvGraphicFramePr>
+              <a:graphic xmlns:a="http://schemas.openxmlformats.org/drawingml/2006/main">
+                <a:graphicData uri="http://schemas.microsoft.com/office/word/2010/wordprocessingShape">
+                  <wps:wsp>
+                    <wps:cNvSpPr txBox="1">
+                      <a:spLocks/>
+                    </wps:cNvSpPr>
+                    <wps:spPr>
+                      <a:xfrm>
+                        <a:off x="0" y="0"/>
+                        <a:ext cx="1818640" cy="194310"/>
+                      </a:xfrm>
+                      <a:prstGeom prst="rect">
+                        <a:avLst/>
+                      </a:prstGeom>
+                    </wps:spPr>
+                    <wps:txbx>
+                      <w:txbxContent>
+                        <w:p>
+                          <w:pPr>
+                            <w:spacing w:before="10"/>
+                            <w:ind w:left="20"/>
+                          </w:pPr>
+                          <w:r>
+                            <w:t>Xây dựng website bán laptop</w:t>
+                          </w:r>
+                        </w:p>
+                      </w:txbxContent>
+                    </wps:txbx>
+                    <wps:bodyPr wrap="square" lIns="0" tIns="0" rIns="0" bIns="0" rtlCol="0">
+                      <a:noAutofit/>
+                    </wps:bodyPr>
+                  </wps:wsp>
+                </a:graphicData>
+              </a:graphic>
+              <wp14:sizeRelH relativeFrom="page">
+                <wp14:pctWidth>0</wp14:pctWidth>
+              </wp14:sizeRelH>
+              <wp14:sizeRelV relativeFrom="page">
+                <wp14:pctHeight>0</wp14:pctHeight>
+              </wp14:sizeRelV>
+            </wp:anchor>
+          </w:drawing>
+        </mc:Choice>
+        <mc:Fallback>
+          <w:pict>
+            <v:shapetype w14:anchorId="6D4A945F" id="_x0000_t202" coordsize="21600,21600" o:spt="202" path="m,l,21600r21600,l21600,xe">
+              <v:stroke joinstyle="miter"/>
+              <v:path gradientshapeok="t" o:connecttype="rect"/>
+            </v:shapetype>
+            <v:shape id="Text Box 12" o:spid="_x0000_s1029" type="#_x0000_t202" style="position:absolute;margin-left:98.25pt;margin-top:27.2pt;width:143.2pt;height:15.3pt;z-index:-251663360;visibility:visible;mso-wrap-style:square;mso-width-percent:0;mso-height-percent:0;mso-wrap-distance-left:0;mso-wrap-distance-top:0;mso-wrap-distance-right:0;mso-wrap-distance-bottom:0;mso-position-horizontal:absolute;mso-position-horizontal-relative:page;mso-position-vertical:absolute;mso-position-vertical-relative:page;mso-width-percent:0;mso-height-percent:0;mso-width-relative:page;mso-height-relative:page;v-text-anchor:top" o:gfxdata="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" filled="f" stroked="f">
+              <v:textbox inset="0,0,0,0">
+                <w:txbxContent>
+                  <w:p>
+                    <w:pPr>
+                      <w:spacing w:before="10"/>
+                      <w:ind w:left="20"/>
+                    </w:pPr>
+                    <w:r>
+                      <w:t>Xây dựng website bán laptop</w:t>
+                    </w:r>
+                  </w:p>
+                </w:txbxContent>
+              </v:textbox>
+              <w10:wrap anchorx="page" anchory="page"/>
+            </v:shape>
+          </w:pict>
+        </mc:Fallback>
+      </mc:AlternateContent>
     </w:r>
     <w:r>
       <w:rPr>
         <w:noProof/>
       </w:rPr>
-      <w:pict w14:anchorId="612ADF12">
-        <v:shape id="Graphic 1" o:spid="_x0000_s1033" style="position:absolute;margin-left:97.8pt;margin-top:42.85pt;width:442.4pt;height:4.45pt;z-index:-12;visibility:visible;mso-wrap-style:square;mso-wrap-distance-left:0;mso-wrap-distance-top:0;mso-wrap-distance-right:0;mso-wrap-distance-bottom:0;mso-position-horizontal:absolute;mso-position-horizontal-relative:page;mso-position-vertical:absolute;mso-position-vertical-relative:page;v-text-anchor:top" coordsize="5618480,56515" o:spt="100" o:gfxdata="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" adj="0,,0" path="m5618353,18288l,18288,,56388r5618353,l5618353,18288xem5618353,l,,,9144r5618353,l5618353,xe" fillcolor="black" stroked="f">
-          <v:stroke joinstyle="round"/>
-          <v:formulas/>
-          <v:path arrowok="t" o:connecttype="segments"/>
-          <w10:wrap anchorx="page" anchory="page"/>
-        </v:shape>
-      </w:pict>
+      <mc:AlternateContent>
+        <mc:Choice Requires="wps">
+          <w:drawing>
+            <wp:anchor distT="0" distB="0" distL="0" distR="0" simplePos="0" relativeHeight="251652096" behindDoc="1" locked="0" layoutInCell="1" allowOverlap="1" wp14:anchorId="612ADF12" wp14:editId="1BB3B813">
+              <wp:simplePos x="0" y="0"/>
+              <wp:positionH relativeFrom="page">
+                <wp:posOffset>1242060</wp:posOffset>
+              </wp:positionH>
+              <wp:positionV relativeFrom="page">
+                <wp:posOffset>544195</wp:posOffset>
+              </wp:positionV>
+              <wp:extent cx="5618480" cy="56515"/>
+              <wp:effectExtent l="3810" t="1270" r="0" b="0"/>
+              <wp:wrapNone/>
+              <wp:docPr id="11" name="Graphic 1"/>
+              <wp:cNvGraphicFramePr>
+                <a:graphicFrameLocks xmlns:a="http://schemas.openxmlformats.org/drawingml/2006/main"/>
+              </wp:cNvGraphicFramePr>
+              <a:graphic xmlns:a="http://schemas.openxmlformats.org/drawingml/2006/main">
+                <a:graphicData uri="http://schemas.microsoft.com/office/word/2010/wordprocessingShape">
+                  <wps:wsp>
+                    <wps:cNvSpPr>
+                      <a:spLocks/>
+                    </wps:cNvSpPr>
+                    <wps:spPr bwMode="auto">
+                      <a:xfrm>
+                        <a:off x="0" y="0"/>
+                        <a:ext cx="5618480" cy="56515"/>
+                      </a:xfrm>
+                      <a:custGeom>
+                        <a:avLst/>
+                        <a:gdLst>
+                          <a:gd name="T0" fmla="*/ 5618353 w 5618480"/>
+                          <a:gd name="T1" fmla="*/ 18288 h 56515"/>
+                          <a:gd name="T2" fmla="*/ 0 w 5618480"/>
+                          <a:gd name="T3" fmla="*/ 18288 h 56515"/>
+                          <a:gd name="T4" fmla="*/ 0 w 5618480"/>
+                          <a:gd name="T5" fmla="*/ 56388 h 56515"/>
+                          <a:gd name="T6" fmla="*/ 5618353 w 5618480"/>
+                          <a:gd name="T7" fmla="*/ 56388 h 56515"/>
+                          <a:gd name="T8" fmla="*/ 5618353 w 5618480"/>
+                          <a:gd name="T9" fmla="*/ 18288 h 56515"/>
+                          <a:gd name="T10" fmla="*/ 5618353 w 5618480"/>
+                          <a:gd name="T11" fmla="*/ 0 h 56515"/>
+                          <a:gd name="T12" fmla="*/ 0 w 5618480"/>
+                          <a:gd name="T13" fmla="*/ 0 h 56515"/>
+                          <a:gd name="T14" fmla="*/ 0 w 5618480"/>
+                          <a:gd name="T15" fmla="*/ 9144 h 56515"/>
+                          <a:gd name="T16" fmla="*/ 5618353 w 5618480"/>
+                          <a:gd name="T17" fmla="*/ 9144 h 56515"/>
+                          <a:gd name="T18" fmla="*/ 5618353 w 5618480"/>
+                          <a:gd name="T19" fmla="*/ 0 h 56515"/>
+                        </a:gdLst>
+                        <a:ahLst/>
+                        <a:cxnLst>
+                          <a:cxn ang="0">
+                            <a:pos x="T0" y="T1"/>
+                          </a:cxn>
+                          <a:cxn ang="0">
+                            <a:pos x="T2" y="T3"/>
+                          </a:cxn>
+                          <a:cxn ang="0">
+                            <a:pos x="T4" y="T5"/>
+                          </a:cxn>
+                          <a:cxn ang="0">
+                            <a:pos x="T6" y="T7"/>
+                          </a:cxn>
+                          <a:cxn ang="0">
+                            <a:pos x="T8" y="T9"/>
+                          </a:cxn>
+                          <a:cxn ang="0">
+                            <a:pos x="T10" y="T11"/>
+                          </a:cxn>
+                          <a:cxn ang="0">
+                            <a:pos x="T12" y="T13"/>
+                          </a:cxn>
+                          <a:cxn ang="0">
+                            <a:pos x="T14" y="T15"/>
+                          </a:cxn>
+                          <a:cxn ang="0">
+                            <a:pos x="T16" y="T17"/>
+                          </a:cxn>
+                          <a:cxn ang="0">
+                            <a:pos x="T18" y="T19"/>
+                          </a:cxn>
+                        </a:cxnLst>
+                        <a:rect l="0" t="0" r="r" b="b"/>
+                        <a:pathLst>
+                          <a:path w="5618480" h="56515">
+                            <a:moveTo>
+                              <a:pt x="5618353" y="18288"/>
+                            </a:moveTo>
+                            <a:lnTo>
+                              <a:pt x="0" y="18288"/>
+                            </a:lnTo>
+                            <a:lnTo>
+                              <a:pt x="0" y="56388"/>
+                            </a:lnTo>
+                            <a:lnTo>
+                              <a:pt x="5618353" y="56388"/>
+                            </a:lnTo>
+                            <a:lnTo>
+                              <a:pt x="5618353" y="18288"/>
+                            </a:lnTo>
+                            <a:close/>
+                          </a:path>
+                          <a:path w="5618480" h="56515">
+                            <a:moveTo>
+                              <a:pt x="5618353" y="0"/>
+                            </a:moveTo>
+                            <a:lnTo>
+                              <a:pt x="0" y="0"/>
+                            </a:lnTo>
+                            <a:lnTo>
+                              <a:pt x="0" y="9144"/>
+                            </a:lnTo>
+                            <a:lnTo>
+                              <a:pt x="5618353" y="9144"/>
+                            </a:lnTo>
+                            <a:lnTo>
+                              <a:pt x="5618353" y="0"/>
+                            </a:lnTo>
+                            <a:close/>
+                          </a:path>
+                        </a:pathLst>
+                      </a:custGeom>
+                      <a:solidFill>
+                        <a:srgbClr val="000000"/>
+                      </a:solidFill>
+                      <a:ln>
+                        <a:noFill/>
+                      </a:ln>
+                      <a:extLst>
+                        <a:ext uri="{91240B29-F687-4F45-9708-019B960494DF}">
+                          <a14:hiddenLine xmlns:a14="http://schemas.microsoft.com/office/drawing/2010/main" w="9525">
+                            <a:solidFill>
+                              <a:srgbClr val="000000"/>
+                            </a:solidFill>
+                            <a:round/>
+                            <a:headEnd/>
+                            <a:tailEnd/>
+                          </a14:hiddenLine>
+                        </a:ext>
+                      </a:extLst>
+                    </wps:spPr>
+                    <wps:bodyPr rot="0" vert="horz" wrap="square" lIns="91440" tIns="45720" rIns="91440" bIns="45720" anchor="t" anchorCtr="0" upright="1">
+                      <a:noAutofit/>
+                    </wps:bodyPr>
+                  </wps:wsp>
+                </a:graphicData>
+              </a:graphic>
+              <wp14:sizeRelH relativeFrom="page">
+                <wp14:pctWidth>0</wp14:pctWidth>
+              </wp14:sizeRelH>
+              <wp14:sizeRelV relativeFrom="page">
+                <wp14:pctHeight>0</wp14:pctHeight>
+              </wp14:sizeRelV>
+            </wp:anchor>
+          </w:drawing>
+        </mc:Choice>
+        <mc:Fallback>
+          <w:pict>
+            <v:shape w14:anchorId="1F148527" id="Graphic 1" o:spid="_x0000_s1026" style="position:absolute;margin-left:97.8pt;margin-top:42.85pt;width:442.4pt;height:4.45pt;z-index:-251664384;visibility:visible;mso-wrap-style:square;mso-width-percent:0;mso-height-percent:0;mso-wrap-distance-left:0;mso-wrap-distance-top:0;mso-wrap-distance-right:0;mso-wrap-distance-bottom:0;mso-position-horizontal:absolute;mso-position-horizontal-relative:page;mso-position-vertical:absolute;mso-position-vertical-relative:page;mso-width-percent:0;mso-height-percent:0;mso-width-relative:page;mso-height-relative:page;v-text-anchor:top" coordsize="5618480,56515" o:gfxdata="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" path="m5618353,18288l,18288,,56388r5618353,l5618353,18288xem5618353,l,,,9144r5618353,l5618353,xe" fillcolor="black" stroked="f">
+              <v:path arrowok="t" o:connecttype="custom" o:connectlocs="5618353,18288;0,18288;0,56388;5618353,56388;5618353,18288;5618353,0;0,0;0,9144;5618353,9144;5618353,0" o:connectangles="0,0,0,0,0,0,0,0,0,0"/>
+              <w10:wrap anchorx="page" anchory="page"/>
+            </v:shape>
+          </w:pict>
+        </mc:Fallback>
+      </mc:AlternateContent>
     </w:r>
     <w:r>
       <w:rPr>
         <w:noProof/>
       </w:rPr>
-      <w:pict w14:anchorId="44BC985F">
-        <v:shape id="Textbox 3" o:spid="_x0000_s1031" type="#_x0000_t202" style="position:absolute;margin-left:434.45pt;margin-top:27.2pt;width:97.75pt;height:15.3pt;z-index:-10;visibility:visible;mso-wrap-distance-left:0;mso-wrap-distance-right:0;mso-position-horizontal-relative:page;mso-position-vertical-relative:page" o:gfxdata="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" filled="f" stroked="f">
-          <v:textbox inset="0,0,0,0">
-            <w:txbxContent>
-              <w:p>
-                <w:pPr>
-                  <w:spacing w:before="10"/>
-                  <w:ind w:left="20"/>
-                </w:pPr>
-                <w:r>
-                  <w:t>Đoàn Phước Miền</w:t>
-                </w:r>
-              </w:p>
-            </w:txbxContent>
-          </v:textbox>
-          <w10:wrap anchorx="page" anchory="page"/>
-        </v:shape>
-      </w:pict>
+      <mc:AlternateContent>
+        <mc:Choice Requires="wps">
+          <w:drawing>
+            <wp:anchor distT="0" distB="0" distL="0" distR="0" simplePos="0" relativeHeight="251654144" behindDoc="1" locked="0" layoutInCell="1" allowOverlap="1" wp14:anchorId="44BC985F" wp14:editId="5571CD39">
+              <wp:simplePos x="0" y="0"/>
+              <wp:positionH relativeFrom="page">
+                <wp:posOffset>5517515</wp:posOffset>
+              </wp:positionH>
+              <wp:positionV relativeFrom="page">
+                <wp:posOffset>345440</wp:posOffset>
+              </wp:positionV>
+              <wp:extent cx="1241425" cy="194310"/>
+              <wp:effectExtent l="0" t="0" r="0" b="0"/>
+              <wp:wrapNone/>
+              <wp:docPr id="10" name="Text Box 10"/>
+              <wp:cNvGraphicFramePr>
+                <a:graphicFrameLocks xmlns:a="http://schemas.openxmlformats.org/drawingml/2006/main"/>
+              </wp:cNvGraphicFramePr>
+              <a:graphic xmlns:a="http://schemas.openxmlformats.org/drawingml/2006/main">
+                <a:graphicData uri="http://schemas.microsoft.com/office/word/2010/wordprocessingShape">
+                  <wps:wsp>
+                    <wps:cNvSpPr txBox="1">
+                      <a:spLocks/>
+                    </wps:cNvSpPr>
+                    <wps:spPr>
+                      <a:xfrm>
+                        <a:off x="0" y="0"/>
+                        <a:ext cx="1241425" cy="194310"/>
+                      </a:xfrm>
+                      <a:prstGeom prst="rect">
+                        <a:avLst/>
+                      </a:prstGeom>
+                    </wps:spPr>
+                    <wps:txbx>
+                      <w:txbxContent>
+                        <w:p>
+                          <w:pPr>
+                            <w:spacing w:before="10"/>
+                            <w:ind w:left="20"/>
+                          </w:pPr>
+                          <w:r>
+                            <w:t>Đoàn Phước Miền</w:t>
+                          </w:r>
+                        </w:p>
+                      </w:txbxContent>
+                    </wps:txbx>
+                    <wps:bodyPr wrap="square" lIns="0" tIns="0" rIns="0" bIns="0" rtlCol="0">
+                      <a:noAutofit/>
+                    </wps:bodyPr>
+                  </wps:wsp>
+                </a:graphicData>
+              </a:graphic>
+              <wp14:sizeRelH relativeFrom="page">
+                <wp14:pctWidth>0</wp14:pctWidth>
+              </wp14:sizeRelH>
+              <wp14:sizeRelV relativeFrom="page">
+                <wp14:pctHeight>0</wp14:pctHeight>
+              </wp14:sizeRelV>
+            </wp:anchor>
+          </w:drawing>
+        </mc:Choice>
+        <mc:Fallback>
+          <w:pict>
+            <v:shape w14:anchorId="44BC985F" id="Text Box 10" o:spid="_x0000_s1030" type="#_x0000_t202" style="position:absolute;margin-left:434.45pt;margin-top:27.2pt;width:97.75pt;height:15.3pt;z-index:-251662336;visibility:visible;mso-wrap-style:square;mso-width-percent:0;mso-height-percent:0;mso-wrap-distance-left:0;mso-wrap-distance-top:0;mso-wrap-distance-right:0;mso-wrap-distance-bottom:0;mso-position-horizontal:absolute;mso-position-horizontal-relative:page;mso-position-vertical:absolute;mso-position-vertical-relative:page;mso-width-percent:0;mso-height-percent:0;mso-width-relative:page;mso-height-relative:page;v-text-anchor:top" o:gfxdata="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" filled="f" stroked="f">
+              <v:textbox inset="0,0,0,0">
+                <w:txbxContent>
+                  <w:p>
+                    <w:pPr>
+                      <w:spacing w:before="10"/>
+                      <w:ind w:left="20"/>
+                    </w:pPr>
+                    <w:r>
+                      <w:t>Đoàn Phước Miền</w:t>
+                    </w:r>
+                  </w:p>
+                </w:txbxContent>
+              </v:textbox>
+              <w10:wrap anchorx="page" anchory="page"/>
+            </v:shape>
+          </w:pict>
+        </mc:Fallback>
+      </mc:AlternateContent>
     </w:r>
   </w:p>
 </w:hdr>
@@ -8409,64 +10194,353 @@
       <w:rPr>
         <w:noProof/>
       </w:rPr>
-      <w:pict w14:anchorId="6BFA582B">
-        <v:shapetype id="_x0000_t202" coordsize="21600,21600" o:spt="202" path="m,l,21600r21600,l21600,xe">
-          <v:stroke joinstyle="miter"/>
-          <v:path gradientshapeok="t" o:connecttype="rect"/>
-        </v:shapetype>
-        <v:shape id="_x0000_s1047" type="#_x0000_t202" style="position:absolute;margin-left:98.25pt;margin-top:27.2pt;width:152.2pt;height:15.3pt;z-index:-2;visibility:visible;mso-wrap-distance-left:0;mso-wrap-distance-right:0;mso-position-horizontal-relative:page;mso-position-vertical-relative:page" o:gfxdata="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" filled="f" stroked="f">
-          <v:textbox inset="0,0,0,0">
-            <w:txbxContent>
-              <w:p>
-                <w:pPr>
-                  <w:spacing w:before="10"/>
-                  <w:ind w:left="20"/>
-                </w:pPr>
-                <w:r>
-                  <w:t>Xây dựng website bán laptop</w:t>
-                </w:r>
-              </w:p>
-            </w:txbxContent>
-          </v:textbox>
-          <w10:wrap anchorx="page" anchory="page"/>
-        </v:shape>
-      </w:pict>
+      <mc:AlternateContent>
+        <mc:Choice Requires="wps">
+          <w:drawing>
+            <wp:anchor distT="0" distB="0" distL="0" distR="0" simplePos="0" relativeHeight="251662336" behindDoc="1" locked="0" layoutInCell="1" allowOverlap="1" wp14:anchorId="6BFA582B" wp14:editId="4F90EFCD">
+              <wp:simplePos x="0" y="0"/>
+              <wp:positionH relativeFrom="page">
+                <wp:posOffset>1247775</wp:posOffset>
+              </wp:positionH>
+              <wp:positionV relativeFrom="page">
+                <wp:posOffset>345440</wp:posOffset>
+              </wp:positionV>
+              <wp:extent cx="1932940" cy="194310"/>
+              <wp:effectExtent l="0" t="0" r="0" b="0"/>
+              <wp:wrapNone/>
+              <wp:docPr id="6" name="Text Box 6"/>
+              <wp:cNvGraphicFramePr>
+                <a:graphicFrameLocks xmlns:a="http://schemas.openxmlformats.org/drawingml/2006/main"/>
+              </wp:cNvGraphicFramePr>
+              <a:graphic xmlns:a="http://schemas.openxmlformats.org/drawingml/2006/main">
+                <a:graphicData uri="http://schemas.microsoft.com/office/word/2010/wordprocessingShape">
+                  <wps:wsp>
+                    <wps:cNvSpPr txBox="1">
+                      <a:spLocks/>
+                    </wps:cNvSpPr>
+                    <wps:spPr>
+                      <a:xfrm>
+                        <a:off x="0" y="0"/>
+                        <a:ext cx="1932940" cy="194310"/>
+                      </a:xfrm>
+                      <a:prstGeom prst="rect">
+                        <a:avLst/>
+                      </a:prstGeom>
+                    </wps:spPr>
+                    <wps:txbx>
+                      <w:txbxContent>
+                        <w:p>
+                          <w:pPr>
+                            <w:spacing w:before="10"/>
+                            <w:ind w:left="20"/>
+                          </w:pPr>
+                          <w:r>
+                            <w:t>Xây dựng website bán laptop</w:t>
+                          </w:r>
+                        </w:p>
+                      </w:txbxContent>
+                    </wps:txbx>
+                    <wps:bodyPr wrap="square" lIns="0" tIns="0" rIns="0" bIns="0" rtlCol="0">
+                      <a:noAutofit/>
+                    </wps:bodyPr>
+                  </wps:wsp>
+                </a:graphicData>
+              </a:graphic>
+              <wp14:sizeRelH relativeFrom="page">
+                <wp14:pctWidth>0</wp14:pctWidth>
+              </wp14:sizeRelH>
+              <wp14:sizeRelV relativeFrom="page">
+                <wp14:pctHeight>0</wp14:pctHeight>
+              </wp14:sizeRelV>
+            </wp:anchor>
+          </w:drawing>
+        </mc:Choice>
+        <mc:Fallback>
+          <w:pict>
+            <v:shapetype w14:anchorId="6BFA582B" id="_x0000_t202" coordsize="21600,21600" o:spt="202" path="m,l,21600r21600,l21600,xe">
+              <v:stroke joinstyle="miter"/>
+              <v:path gradientshapeok="t" o:connecttype="rect"/>
+            </v:shapetype>
+            <v:shape id="Text Box 6" o:spid="_x0000_s1033" type="#_x0000_t202" style="position:absolute;margin-left:98.25pt;margin-top:27.2pt;width:152.2pt;height:15.3pt;z-index:-251654144;visibility:visible;mso-wrap-style:square;mso-width-percent:0;mso-height-percent:0;mso-wrap-distance-left:0;mso-wrap-distance-top:0;mso-wrap-distance-right:0;mso-wrap-distance-bottom:0;mso-position-horizontal:absolute;mso-position-horizontal-relative:page;mso-position-vertical:absolute;mso-position-vertical-relative:page;mso-width-percent:0;mso-height-percent:0;mso-width-relative:page;mso-height-relative:page;v-text-anchor:top" o:gfxdata="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" filled="f" stroked="f">
+              <v:textbox inset="0,0,0,0">
+                <w:txbxContent>
+                  <w:p>
+                    <w:pPr>
+                      <w:spacing w:before="10"/>
+                      <w:ind w:left="20"/>
+                    </w:pPr>
+                    <w:r>
+                      <w:t>Xây dựng website bán laptop</w:t>
+                    </w:r>
+                  </w:p>
+                </w:txbxContent>
+              </v:textbox>
+              <w10:wrap anchorx="page" anchory="page"/>
+            </v:shape>
+          </w:pict>
+        </mc:Fallback>
+      </mc:AlternateContent>
     </w:r>
     <w:r>
       <w:rPr>
         <w:noProof/>
       </w:rPr>
-      <w:pict w14:anchorId="7E154A93">
-        <v:shape id="_x0000_s1046" style="position:absolute;margin-left:97.8pt;margin-top:42.85pt;width:442.4pt;height:4.45pt;z-index:-3;visibility:visible;mso-wrap-style:square;mso-wrap-distance-left:0;mso-wrap-distance-top:0;mso-wrap-distance-right:0;mso-wrap-distance-bottom:0;mso-position-horizontal:absolute;mso-position-horizontal-relative:page;mso-position-vertical:absolute;mso-position-vertical-relative:page;v-text-anchor:top" coordsize="5618480,56515" o:spt="100" o:gfxdata="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" adj="0,,0" path="m5618353,18288l,18288,,56388r5618353,l5618353,18288xem5618353,l,,,9144r5618353,l5618353,xe" fillcolor="black" stroked="f">
-          <v:stroke joinstyle="round"/>
-          <v:formulas/>
-          <v:path arrowok="t" o:connecttype="segments"/>
-          <w10:wrap anchorx="page" anchory="page"/>
-        </v:shape>
-      </w:pict>
+      <mc:AlternateContent>
+        <mc:Choice Requires="wps">
+          <w:drawing>
+            <wp:anchor distT="0" distB="0" distL="0" distR="0" simplePos="0" relativeHeight="251661312" behindDoc="1" locked="0" layoutInCell="1" allowOverlap="1" wp14:anchorId="7E154A93" wp14:editId="28B6A7C5">
+              <wp:simplePos x="0" y="0"/>
+              <wp:positionH relativeFrom="page">
+                <wp:posOffset>1242060</wp:posOffset>
+              </wp:positionH>
+              <wp:positionV relativeFrom="page">
+                <wp:posOffset>544195</wp:posOffset>
+              </wp:positionV>
+              <wp:extent cx="5618480" cy="56515"/>
+              <wp:effectExtent l="3810" t="1270" r="0" b="0"/>
+              <wp:wrapNone/>
+              <wp:docPr id="5" name="AutoShape 22"/>
+              <wp:cNvGraphicFramePr>
+                <a:graphicFrameLocks xmlns:a="http://schemas.openxmlformats.org/drawingml/2006/main"/>
+              </wp:cNvGraphicFramePr>
+              <a:graphic xmlns:a="http://schemas.openxmlformats.org/drawingml/2006/main">
+                <a:graphicData uri="http://schemas.microsoft.com/office/word/2010/wordprocessingShape">
+                  <wps:wsp>
+                    <wps:cNvSpPr>
+                      <a:spLocks/>
+                    </wps:cNvSpPr>
+                    <wps:spPr bwMode="auto">
+                      <a:xfrm>
+                        <a:off x="0" y="0"/>
+                        <a:ext cx="5618480" cy="56515"/>
+                      </a:xfrm>
+                      <a:custGeom>
+                        <a:avLst/>
+                        <a:gdLst>
+                          <a:gd name="T0" fmla="*/ 5618353 w 5618480"/>
+                          <a:gd name="T1" fmla="*/ 18288 h 56515"/>
+                          <a:gd name="T2" fmla="*/ 0 w 5618480"/>
+                          <a:gd name="T3" fmla="*/ 18288 h 56515"/>
+                          <a:gd name="T4" fmla="*/ 0 w 5618480"/>
+                          <a:gd name="T5" fmla="*/ 56388 h 56515"/>
+                          <a:gd name="T6" fmla="*/ 5618353 w 5618480"/>
+                          <a:gd name="T7" fmla="*/ 56388 h 56515"/>
+                          <a:gd name="T8" fmla="*/ 5618353 w 5618480"/>
+                          <a:gd name="T9" fmla="*/ 18288 h 56515"/>
+                          <a:gd name="T10" fmla="*/ 5618353 w 5618480"/>
+                          <a:gd name="T11" fmla="*/ 0 h 56515"/>
+                          <a:gd name="T12" fmla="*/ 0 w 5618480"/>
+                          <a:gd name="T13" fmla="*/ 0 h 56515"/>
+                          <a:gd name="T14" fmla="*/ 0 w 5618480"/>
+                          <a:gd name="T15" fmla="*/ 9144 h 56515"/>
+                          <a:gd name="T16" fmla="*/ 5618353 w 5618480"/>
+                          <a:gd name="T17" fmla="*/ 9144 h 56515"/>
+                          <a:gd name="T18" fmla="*/ 5618353 w 5618480"/>
+                          <a:gd name="T19" fmla="*/ 0 h 56515"/>
+                        </a:gdLst>
+                        <a:ahLst/>
+                        <a:cxnLst>
+                          <a:cxn ang="0">
+                            <a:pos x="T0" y="T1"/>
+                          </a:cxn>
+                          <a:cxn ang="0">
+                            <a:pos x="T2" y="T3"/>
+                          </a:cxn>
+                          <a:cxn ang="0">
+                            <a:pos x="T4" y="T5"/>
+                          </a:cxn>
+                          <a:cxn ang="0">
+                            <a:pos x="T6" y="T7"/>
+                          </a:cxn>
+                          <a:cxn ang="0">
+                            <a:pos x="T8" y="T9"/>
+                          </a:cxn>
+                          <a:cxn ang="0">
+                            <a:pos x="T10" y="T11"/>
+                          </a:cxn>
+                          <a:cxn ang="0">
+                            <a:pos x="T12" y="T13"/>
+                          </a:cxn>
+                          <a:cxn ang="0">
+                            <a:pos x="T14" y="T15"/>
+                          </a:cxn>
+                          <a:cxn ang="0">
+                            <a:pos x="T16" y="T17"/>
+                          </a:cxn>
+                          <a:cxn ang="0">
+                            <a:pos x="T18" y="T19"/>
+                          </a:cxn>
+                        </a:cxnLst>
+                        <a:rect l="0" t="0" r="r" b="b"/>
+                        <a:pathLst>
+                          <a:path w="5618480" h="56515">
+                            <a:moveTo>
+                              <a:pt x="5618353" y="18288"/>
+                            </a:moveTo>
+                            <a:lnTo>
+                              <a:pt x="0" y="18288"/>
+                            </a:lnTo>
+                            <a:lnTo>
+                              <a:pt x="0" y="56388"/>
+                            </a:lnTo>
+                            <a:lnTo>
+                              <a:pt x="5618353" y="56388"/>
+                            </a:lnTo>
+                            <a:lnTo>
+                              <a:pt x="5618353" y="18288"/>
+                            </a:lnTo>
+                            <a:close/>
+                          </a:path>
+                          <a:path w="5618480" h="56515">
+                            <a:moveTo>
+                              <a:pt x="5618353" y="0"/>
+                            </a:moveTo>
+                            <a:lnTo>
+                              <a:pt x="0" y="0"/>
+                            </a:lnTo>
+                            <a:lnTo>
+                              <a:pt x="0" y="9144"/>
+                            </a:lnTo>
+                            <a:lnTo>
+                              <a:pt x="5618353" y="9144"/>
+                            </a:lnTo>
+                            <a:lnTo>
+                              <a:pt x="5618353" y="0"/>
+                            </a:lnTo>
+                            <a:close/>
+                          </a:path>
+                        </a:pathLst>
+                      </a:custGeom>
+                      <a:solidFill>
+                        <a:srgbClr val="000000"/>
+                      </a:solidFill>
+                      <a:ln>
+                        <a:noFill/>
+                      </a:ln>
+                      <a:extLst>
+                        <a:ext uri="{91240B29-F687-4F45-9708-019B960494DF}">
+                          <a14:hiddenLine xmlns:a14="http://schemas.microsoft.com/office/drawing/2010/main" w="9525">
+                            <a:solidFill>
+                              <a:srgbClr val="000000"/>
+                            </a:solidFill>
+                            <a:round/>
+                            <a:headEnd/>
+                            <a:tailEnd/>
+                          </a14:hiddenLine>
+                        </a:ext>
+                      </a:extLst>
+                    </wps:spPr>
+                    <wps:bodyPr rot="0" vert="horz" wrap="square" lIns="91440" tIns="45720" rIns="91440" bIns="45720" anchor="t" anchorCtr="0" upright="1">
+                      <a:noAutofit/>
+                    </wps:bodyPr>
+                  </wps:wsp>
+                </a:graphicData>
+              </a:graphic>
+              <wp14:sizeRelH relativeFrom="page">
+                <wp14:pctWidth>0</wp14:pctWidth>
+              </wp14:sizeRelH>
+              <wp14:sizeRelV relativeFrom="page">
+                <wp14:pctHeight>0</wp14:pctHeight>
+              </wp14:sizeRelV>
+            </wp:anchor>
+          </w:drawing>
+        </mc:Choice>
+        <mc:Fallback>
+          <w:pict>
+            <v:shape w14:anchorId="207C924C" id="AutoShape 22" o:spid="_x0000_s1026" style="position:absolute;margin-left:97.8pt;margin-top:42.85pt;width:442.4pt;height:4.45pt;z-index:-251655168;visibility:visible;mso-wrap-style:square;mso-width-percent:0;mso-height-percent:0;mso-wrap-distance-left:0;mso-wrap-distance-top:0;mso-wrap-distance-right:0;mso-wrap-distance-bottom:0;mso-position-horizontal:absolute;mso-position-horizontal-relative:page;mso-position-vertical:absolute;mso-position-vertical-relative:page;mso-width-percent:0;mso-height-percent:0;mso-width-relative:page;mso-height-relative:page;v-text-anchor:top" coordsize="5618480,56515" o:gfxdata="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" path="m5618353,18288l,18288,,56388r5618353,l5618353,18288xem5618353,l,,,9144r5618353,l5618353,xe" fillcolor="black" stroked="f">
+              <v:path arrowok="t" o:connecttype="custom" o:connectlocs="5618353,18288;0,18288;0,56388;5618353,56388;5618353,18288;5618353,0;0,0;0,9144;5618353,9144;5618353,0" o:connectangles="0,0,0,0,0,0,0,0,0,0"/>
+              <w10:wrap anchorx="page" anchory="page"/>
+            </v:shape>
+          </w:pict>
+        </mc:Fallback>
+      </mc:AlternateContent>
     </w:r>
     <w:r>
       <w:rPr>
         <w:noProof/>
       </w:rPr>
-      <w:pict w14:anchorId="11DAEB68">
-        <v:shape id="_x0000_s1048" type="#_x0000_t202" style="position:absolute;margin-left:434.45pt;margin-top:27.2pt;width:97.75pt;height:15.3pt;z-index:-1;visibility:visible;mso-wrap-distance-left:0;mso-wrap-distance-right:0;mso-position-horizontal-relative:page;mso-position-vertical-relative:page" o:gfxdata="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" filled="f" stroked="f">
-          <v:textbox inset="0,0,0,0">
-            <w:txbxContent>
-              <w:p>
-                <w:pPr>
-                  <w:spacing w:before="10"/>
-                  <w:ind w:left="20"/>
-                </w:pPr>
-                <w:r>
-                  <w:t>Đoàn Phước Miền</w:t>
-                </w:r>
-              </w:p>
-            </w:txbxContent>
-          </v:textbox>
-          <w10:wrap anchorx="page" anchory="page"/>
-        </v:shape>
-      </w:pict>
+      <mc:AlternateContent>
+        <mc:Choice Requires="wps">
+          <w:drawing>
+            <wp:anchor distT="0" distB="0" distL="0" distR="0" simplePos="0" relativeHeight="251663360" behindDoc="1" locked="0" layoutInCell="1" allowOverlap="1" wp14:anchorId="11DAEB68" wp14:editId="3F42DE8A">
+              <wp:simplePos x="0" y="0"/>
+              <wp:positionH relativeFrom="page">
+                <wp:posOffset>5517515</wp:posOffset>
+              </wp:positionH>
+              <wp:positionV relativeFrom="page">
+                <wp:posOffset>345440</wp:posOffset>
+              </wp:positionV>
+              <wp:extent cx="1241425" cy="194310"/>
+              <wp:effectExtent l="0" t="0" r="0" b="0"/>
+              <wp:wrapNone/>
+              <wp:docPr id="4" name="Text Box 4"/>
+              <wp:cNvGraphicFramePr>
+                <a:graphicFrameLocks xmlns:a="http://schemas.openxmlformats.org/drawingml/2006/main"/>
+              </wp:cNvGraphicFramePr>
+              <a:graphic xmlns:a="http://schemas.openxmlformats.org/drawingml/2006/main">
+                <a:graphicData uri="http://schemas.microsoft.com/office/word/2010/wordprocessingShape">
+                  <wps:wsp>
+                    <wps:cNvSpPr txBox="1">
+                      <a:spLocks/>
+                    </wps:cNvSpPr>
+                    <wps:spPr>
+                      <a:xfrm>
+                        <a:off x="0" y="0"/>
+                        <a:ext cx="1241425" cy="194310"/>
+                      </a:xfrm>
+                      <a:prstGeom prst="rect">
+                        <a:avLst/>
+                      </a:prstGeom>
+                    </wps:spPr>
+                    <wps:txbx>
+                      <w:txbxContent>
+                        <w:p>
+                          <w:pPr>
+                            <w:spacing w:before="10"/>
+                            <w:ind w:left="20"/>
+                          </w:pPr>
+                          <w:r>
+                            <w:t>Đoàn Phước Miền</w:t>
+                          </w:r>
+                        </w:p>
+                      </w:txbxContent>
+                    </wps:txbx>
+                    <wps:bodyPr wrap="square" lIns="0" tIns="0" rIns="0" bIns="0" rtlCol="0">
+                      <a:noAutofit/>
+                    </wps:bodyPr>
+                  </wps:wsp>
+                </a:graphicData>
+              </a:graphic>
+              <wp14:sizeRelH relativeFrom="page">
+                <wp14:pctWidth>0</wp14:pctWidth>
+              </wp14:sizeRelH>
+              <wp14:sizeRelV relativeFrom="page">
+                <wp14:pctHeight>0</wp14:pctHeight>
+              </wp14:sizeRelV>
+            </wp:anchor>
+          </w:drawing>
+        </mc:Choice>
+        <mc:Fallback>
+          <w:pict>
+            <v:shape w14:anchorId="11DAEB68" id="Text Box 4" o:spid="_x0000_s1034" type="#_x0000_t202" style="position:absolute;margin-left:434.45pt;margin-top:27.2pt;width:97.75pt;height:15.3pt;z-index:-251653120;visibility:visible;mso-wrap-style:square;mso-width-percent:0;mso-height-percent:0;mso-wrap-distance-left:0;mso-wrap-distance-top:0;mso-wrap-distance-right:0;mso-wrap-distance-bottom:0;mso-position-horizontal:absolute;mso-position-horizontal-relative:page;mso-position-vertical:absolute;mso-position-vertical-relative:page;mso-width-percent:0;mso-height-percent:0;mso-width-relative:page;mso-height-relative:page;v-text-anchor:top" o:gfxdata="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" filled="f" stroked="f">
+              <v:textbox inset="0,0,0,0">
+                <w:txbxContent>
+                  <w:p>
+                    <w:pPr>
+                      <w:spacing w:before="10"/>
+                      <w:ind w:left="20"/>
+                    </w:pPr>
+                    <w:r>
+                      <w:t>Đoàn Phước Miền</w:t>
+                    </w:r>
+                  </w:p>
+                </w:txbxContent>
+              </v:textbox>
+              <w10:wrap anchorx="page" anchory="page"/>
+            </v:shape>
+          </w:pict>
+        </mc:Fallback>
+      </mc:AlternateContent>
     </w:r>
   </w:p>
   <w:p>
@@ -9004,6 +11078,119 @@
     </w:lvl>
   </w:abstractNum>
   <w:abstractNum w:abstractNumId="4" w15:restartNumberingAfterBreak="0">
+    <w:nsid w:val="09872279"/>
+    <w:multiLevelType w:val="hybridMultilevel"/>
+    <w:tmpl w:val="BB7C243A"/>
+    <w:lvl w:ilvl="0" w:tplc="04090001">
+      <w:start w:val="1"/>
+      <w:numFmt w:val="bullet"/>
+      <w:lvlText w:val=""/>
+      <w:lvlJc w:val="left"/>
+      <w:pPr>
+        <w:ind w:left="720" w:hanging="360"/>
+      </w:pPr>
+      <w:rPr>
+        <w:rFonts w:ascii="Symbol" w:hAnsi="Symbol" w:hint="default"/>
+      </w:rPr>
+    </w:lvl>
+    <w:lvl w:ilvl="1" w:tplc="04090003">
+      <w:start w:val="1"/>
+      <w:numFmt w:val="bullet"/>
+      <w:lvlText w:val="o"/>
+      <w:lvlJc w:val="left"/>
+      <w:pPr>
+        <w:ind w:left="1440" w:hanging="360"/>
+      </w:pPr>
+      <w:rPr>
+        <w:rFonts w:ascii="Courier New" w:hAnsi="Courier New" w:cs="Courier New" w:hint="default"/>
+      </w:rPr>
+    </w:lvl>
+    <w:lvl w:ilvl="2" w:tplc="04090005" w:tentative="1">
+      <w:start w:val="1"/>
+      <w:numFmt w:val="bullet"/>
+      <w:lvlText w:val=""/>
+      <w:lvlJc w:val="left"/>
+      <w:pPr>
+        <w:ind w:left="2160" w:hanging="360"/>
+      </w:pPr>
+      <w:rPr>
+        <w:rFonts w:ascii="Wingdings" w:hAnsi="Wingdings" w:hint="default"/>
+      </w:rPr>
+    </w:lvl>
+    <w:lvl w:ilvl="3" w:tplc="04090001" w:tentative="1">
+      <w:start w:val="1"/>
+      <w:numFmt w:val="bullet"/>
+      <w:lvlText w:val=""/>
+      <w:lvlJc w:val="left"/>
+      <w:pPr>
+        <w:ind w:left="2880" w:hanging="360"/>
+      </w:pPr>
+      <w:rPr>
+        <w:rFonts w:ascii="Symbol" w:hAnsi="Symbol" w:hint="default"/>
+      </w:rPr>
+    </w:lvl>
+    <w:lvl w:ilvl="4" w:tplc="04090003" w:tentative="1">
+      <w:start w:val="1"/>
+      <w:numFmt w:val="bullet"/>
+      <w:lvlText w:val="o"/>
+      <w:lvlJc w:val="left"/>
+      <w:pPr>
+        <w:ind w:left="3600" w:hanging="360"/>
+      </w:pPr>
+      <w:rPr>
+        <w:rFonts w:ascii="Courier New" w:hAnsi="Courier New" w:cs="Courier New" w:hint="default"/>
+      </w:rPr>
+    </w:lvl>
+    <w:lvl w:ilvl="5" w:tplc="04090005" w:tentative="1">
+      <w:start w:val="1"/>
+      <w:numFmt w:val="bullet"/>
+      <w:lvlText w:val=""/>
+      <w:lvlJc w:val="left"/>
+      <w:pPr>
+        <w:ind w:left="4320" w:hanging="360"/>
+      </w:pPr>
+      <w:rPr>
+        <w:rFonts w:ascii="Wingdings" w:hAnsi="Wingdings" w:hint="default"/>
+      </w:rPr>
+    </w:lvl>
+    <w:lvl w:ilvl="6" w:tplc="04090001" w:tentative="1">
+      <w:start w:val="1"/>
+      <w:numFmt w:val="bullet"/>
+      <w:lvlText w:val=""/>
+      <w:lvlJc w:val="left"/>
+      <w:pPr>
+        <w:ind w:left="5040" w:hanging="360"/>
+      </w:pPr>
+      <w:rPr>
+        <w:rFonts w:ascii="Symbol" w:hAnsi="Symbol" w:hint="default"/>
+      </w:rPr>
+    </w:lvl>
+    <w:lvl w:ilvl="7" w:tplc="04090003" w:tentative="1">
+      <w:start w:val="1"/>
+      <w:numFmt w:val="bullet"/>
+      <w:lvlText w:val="o"/>
+      <w:lvlJc w:val="left"/>
+      <w:pPr>
+        <w:ind w:left="5760" w:hanging="360"/>
+      </w:pPr>
+      <w:rPr>
+        <w:rFonts w:ascii="Courier New" w:hAnsi="Courier New" w:cs="Courier New" w:hint="default"/>
+      </w:rPr>
+    </w:lvl>
+    <w:lvl w:ilvl="8" w:tplc="04090005" w:tentative="1">
+      <w:start w:val="1"/>
+      <w:numFmt w:val="bullet"/>
+      <w:lvlText w:val=""/>
+      <w:lvlJc w:val="left"/>
+      <w:pPr>
+        <w:ind w:left="6480" w:hanging="360"/>
+      </w:pPr>
+      <w:rPr>
+        <w:rFonts w:ascii="Wingdings" w:hAnsi="Wingdings" w:hint="default"/>
+      </w:rPr>
+    </w:lvl>
+  </w:abstractNum>
+  <w:abstractNum w:abstractNumId="5" w15:restartNumberingAfterBreak="0">
     <w:nsid w:val="13AC5674"/>
     <w:multiLevelType w:val="hybridMultilevel"/>
     <w:tmpl w:val="B35C54C2"/>
@@ -9089,7 +11276,7 @@
       </w:pPr>
     </w:lvl>
   </w:abstractNum>
-  <w:abstractNum w:abstractNumId="5" w15:restartNumberingAfterBreak="0">
+  <w:abstractNum w:abstractNumId="6" w15:restartNumberingAfterBreak="0">
     <w:nsid w:val="171815E0"/>
     <w:multiLevelType w:val="hybridMultilevel"/>
     <w:tmpl w:val="AEC0AB08"/>
@@ -9202,7 +11389,7 @@
       </w:rPr>
     </w:lvl>
   </w:abstractNum>
-  <w:abstractNum w:abstractNumId="6" w15:restartNumberingAfterBreak="0">
+  <w:abstractNum w:abstractNumId="7" w15:restartNumberingAfterBreak="0">
     <w:nsid w:val="17624108"/>
     <w:multiLevelType w:val="multilevel"/>
     <w:tmpl w:val="FE18A16A"/>
@@ -9213,6 +11400,467 @@
       <w:lvlJc w:val="left"/>
       <w:pPr>
         <w:tabs>
+          <w:tab w:val="num" w:pos="717"/>
+        </w:tabs>
+        <w:ind w:left="717" w:hanging="360"/>
+      </w:pPr>
+      <w:rPr>
+        <w:rFonts w:ascii="Symbol" w:hAnsi="Symbol" w:hint="default"/>
+        <w:sz w:val="20"/>
+      </w:rPr>
+    </w:lvl>
+    <w:lvl w:ilvl="1" w:tentative="1">
+      <w:start w:val="1"/>
+      <w:numFmt w:val="bullet"/>
+      <w:lvlText w:val="o"/>
+      <w:lvlJc w:val="left"/>
+      <w:pPr>
+        <w:tabs>
+          <w:tab w:val="num" w:pos="1437"/>
+        </w:tabs>
+        <w:ind w:left="1437" w:hanging="360"/>
+      </w:pPr>
+      <w:rPr>
+        <w:rFonts w:ascii="Courier New" w:hAnsi="Courier New" w:hint="default"/>
+        <w:sz w:val="20"/>
+      </w:rPr>
+    </w:lvl>
+    <w:lvl w:ilvl="2" w:tentative="1">
+      <w:start w:val="1"/>
+      <w:numFmt w:val="bullet"/>
+      <w:lvlText w:val=""/>
+      <w:lvlJc w:val="left"/>
+      <w:pPr>
+        <w:tabs>
+          <w:tab w:val="num" w:pos="2157"/>
+        </w:tabs>
+        <w:ind w:left="2157" w:hanging="360"/>
+      </w:pPr>
+      <w:rPr>
+        <w:rFonts w:ascii="Wingdings" w:hAnsi="Wingdings" w:hint="default"/>
+        <w:sz w:val="20"/>
+      </w:rPr>
+    </w:lvl>
+    <w:lvl w:ilvl="3" w:tentative="1">
+      <w:start w:val="1"/>
+      <w:numFmt w:val="bullet"/>
+      <w:lvlText w:val=""/>
+      <w:lvlJc w:val="left"/>
+      <w:pPr>
+        <w:tabs>
+          <w:tab w:val="num" w:pos="2877"/>
+        </w:tabs>
+        <w:ind w:left="2877" w:hanging="360"/>
+      </w:pPr>
+      <w:rPr>
+        <w:rFonts w:ascii="Wingdings" w:hAnsi="Wingdings" w:hint="default"/>
+        <w:sz w:val="20"/>
+      </w:rPr>
+    </w:lvl>
+    <w:lvl w:ilvl="4" w:tentative="1">
+      <w:start w:val="1"/>
+      <w:numFmt w:val="bullet"/>
+      <w:lvlText w:val=""/>
+      <w:lvlJc w:val="left"/>
+      <w:pPr>
+        <w:tabs>
+          <w:tab w:val="num" w:pos="3597"/>
+        </w:tabs>
+        <w:ind w:left="3597" w:hanging="360"/>
+      </w:pPr>
+      <w:rPr>
+        <w:rFonts w:ascii="Wingdings" w:hAnsi="Wingdings" w:hint="default"/>
+        <w:sz w:val="20"/>
+      </w:rPr>
+    </w:lvl>
+    <w:lvl w:ilvl="5" w:tentative="1">
+      <w:start w:val="1"/>
+      <w:numFmt w:val="bullet"/>
+      <w:lvlText w:val=""/>
+      <w:lvlJc w:val="left"/>
+      <w:pPr>
+        <w:tabs>
+          <w:tab w:val="num" w:pos="4317"/>
+        </w:tabs>
+        <w:ind w:left="4317" w:hanging="360"/>
+      </w:pPr>
+      <w:rPr>
+        <w:rFonts w:ascii="Wingdings" w:hAnsi="Wingdings" w:hint="default"/>
+        <w:sz w:val="20"/>
+      </w:rPr>
+    </w:lvl>
+    <w:lvl w:ilvl="6" w:tentative="1">
+      <w:start w:val="1"/>
+      <w:numFmt w:val="bullet"/>
+      <w:lvlText w:val=""/>
+      <w:lvlJc w:val="left"/>
+      <w:pPr>
+        <w:tabs>
+          <w:tab w:val="num" w:pos="5037"/>
+        </w:tabs>
+        <w:ind w:left="5037" w:hanging="360"/>
+      </w:pPr>
+      <w:rPr>
+        <w:rFonts w:ascii="Wingdings" w:hAnsi="Wingdings" w:hint="default"/>
+        <w:sz w:val="20"/>
+      </w:rPr>
+    </w:lvl>
+    <w:lvl w:ilvl="7" w:tentative="1">
+      <w:start w:val="1"/>
+      <w:numFmt w:val="bullet"/>
+      <w:lvlText w:val=""/>
+      <w:lvlJc w:val="left"/>
+      <w:pPr>
+        <w:tabs>
+          <w:tab w:val="num" w:pos="5757"/>
+        </w:tabs>
+        <w:ind w:left="5757" w:hanging="360"/>
+      </w:pPr>
+      <w:rPr>
+        <w:rFonts w:ascii="Wingdings" w:hAnsi="Wingdings" w:hint="default"/>
+        <w:sz w:val="20"/>
+      </w:rPr>
+    </w:lvl>
+    <w:lvl w:ilvl="8" w:tentative="1">
+      <w:start w:val="1"/>
+      <w:numFmt w:val="bullet"/>
+      <w:lvlText w:val=""/>
+      <w:lvlJc w:val="left"/>
+      <w:pPr>
+        <w:tabs>
+          <w:tab w:val="num" w:pos="6477"/>
+        </w:tabs>
+        <w:ind w:left="6477" w:hanging="360"/>
+      </w:pPr>
+      <w:rPr>
+        <w:rFonts w:ascii="Wingdings" w:hAnsi="Wingdings" w:hint="default"/>
+        <w:sz w:val="20"/>
+      </w:rPr>
+    </w:lvl>
+  </w:abstractNum>
+  <w:abstractNum w:abstractNumId="8" w15:restartNumberingAfterBreak="0">
+    <w:nsid w:val="199D5EC2"/>
+    <w:multiLevelType w:val="hybridMultilevel"/>
+    <w:tmpl w:val="29F06588"/>
+    <w:lvl w:ilvl="0" w:tplc="04090001">
+      <w:start w:val="1"/>
+      <w:numFmt w:val="bullet"/>
+      <w:lvlText w:val=""/>
+      <w:lvlJc w:val="left"/>
+      <w:pPr>
+        <w:ind w:left="717" w:hanging="360"/>
+      </w:pPr>
+      <w:rPr>
+        <w:rFonts w:ascii="Symbol" w:hAnsi="Symbol" w:hint="default"/>
+      </w:rPr>
+    </w:lvl>
+    <w:lvl w:ilvl="1" w:tplc="04090003" w:tentative="1">
+      <w:start w:val="1"/>
+      <w:numFmt w:val="bullet"/>
+      <w:lvlText w:val="o"/>
+      <w:lvlJc w:val="left"/>
+      <w:pPr>
+        <w:ind w:left="1437" w:hanging="360"/>
+      </w:pPr>
+      <w:rPr>
+        <w:rFonts w:ascii="Courier New" w:hAnsi="Courier New" w:cs="Courier New" w:hint="default"/>
+      </w:rPr>
+    </w:lvl>
+    <w:lvl w:ilvl="2" w:tplc="04090005" w:tentative="1">
+      <w:start w:val="1"/>
+      <w:numFmt w:val="bullet"/>
+      <w:lvlText w:val=""/>
+      <w:lvlJc w:val="left"/>
+      <w:pPr>
+        <w:ind w:left="2157" w:hanging="360"/>
+      </w:pPr>
+      <w:rPr>
+        <w:rFonts w:ascii="Wingdings" w:hAnsi="Wingdings" w:hint="default"/>
+      </w:rPr>
+    </w:lvl>
+    <w:lvl w:ilvl="3" w:tplc="04090001" w:tentative="1">
+      <w:start w:val="1"/>
+      <w:numFmt w:val="bullet"/>
+      <w:lvlText w:val=""/>
+      <w:lvlJc w:val="left"/>
+      <w:pPr>
+        <w:ind w:left="2877" w:hanging="360"/>
+      </w:pPr>
+      <w:rPr>
+        <w:rFonts w:ascii="Symbol" w:hAnsi="Symbol" w:hint="default"/>
+      </w:rPr>
+    </w:lvl>
+    <w:lvl w:ilvl="4" w:tplc="04090003" w:tentative="1">
+      <w:start w:val="1"/>
+      <w:numFmt w:val="bullet"/>
+      <w:lvlText w:val="o"/>
+      <w:lvlJc w:val="left"/>
+      <w:pPr>
+        <w:ind w:left="3597" w:hanging="360"/>
+      </w:pPr>
+      <w:rPr>
+        <w:rFonts w:ascii="Courier New" w:hAnsi="Courier New" w:cs="Courier New" w:hint="default"/>
+      </w:rPr>
+    </w:lvl>
+    <w:lvl w:ilvl="5" w:tplc="04090005" w:tentative="1">
+      <w:start w:val="1"/>
+      <w:numFmt w:val="bullet"/>
+      <w:lvlText w:val=""/>
+      <w:lvlJc w:val="left"/>
+      <w:pPr>
+        <w:ind w:left="4317" w:hanging="360"/>
+      </w:pPr>
+      <w:rPr>
+        <w:rFonts w:ascii="Wingdings" w:hAnsi="Wingdings" w:hint="default"/>
+      </w:rPr>
+    </w:lvl>
+    <w:lvl w:ilvl="6" w:tplc="04090001" w:tentative="1">
+      <w:start w:val="1"/>
+      <w:numFmt w:val="bullet"/>
+      <w:lvlText w:val=""/>
+      <w:lvlJc w:val="left"/>
+      <w:pPr>
+        <w:ind w:left="5037" w:hanging="360"/>
+      </w:pPr>
+      <w:rPr>
+        <w:rFonts w:ascii="Symbol" w:hAnsi="Symbol" w:hint="default"/>
+      </w:rPr>
+    </w:lvl>
+    <w:lvl w:ilvl="7" w:tplc="04090003" w:tentative="1">
+      <w:start w:val="1"/>
+      <w:numFmt w:val="bullet"/>
+      <w:lvlText w:val="o"/>
+      <w:lvlJc w:val="left"/>
+      <w:pPr>
+        <w:ind w:left="5757" w:hanging="360"/>
+      </w:pPr>
+      <w:rPr>
+        <w:rFonts w:ascii="Courier New" w:hAnsi="Courier New" w:cs="Courier New" w:hint="default"/>
+      </w:rPr>
+    </w:lvl>
+    <w:lvl w:ilvl="8" w:tplc="04090005" w:tentative="1">
+      <w:start w:val="1"/>
+      <w:numFmt w:val="bullet"/>
+      <w:lvlText w:val=""/>
+      <w:lvlJc w:val="left"/>
+      <w:pPr>
+        <w:ind w:left="6477" w:hanging="360"/>
+      </w:pPr>
+      <w:rPr>
+        <w:rFonts w:ascii="Wingdings" w:hAnsi="Wingdings" w:hint="default"/>
+      </w:rPr>
+    </w:lvl>
+  </w:abstractNum>
+  <w:abstractNum w:abstractNumId="9" w15:restartNumberingAfterBreak="0">
+    <w:nsid w:val="1A515115"/>
+    <w:multiLevelType w:val="hybridMultilevel"/>
+    <w:tmpl w:val="7D34B43E"/>
+    <w:lvl w:ilvl="0" w:tplc="04090001">
+      <w:start w:val="1"/>
+      <w:numFmt w:val="bullet"/>
+      <w:lvlText w:val=""/>
+      <w:lvlJc w:val="left"/>
+      <w:pPr>
+        <w:ind w:left="717" w:hanging="360"/>
+      </w:pPr>
+      <w:rPr>
+        <w:rFonts w:ascii="Symbol" w:hAnsi="Symbol" w:hint="default"/>
+      </w:rPr>
+    </w:lvl>
+    <w:lvl w:ilvl="1" w:tplc="04090003" w:tentative="1">
+      <w:start w:val="1"/>
+      <w:numFmt w:val="bullet"/>
+      <w:lvlText w:val="o"/>
+      <w:lvlJc w:val="left"/>
+      <w:pPr>
+        <w:ind w:left="1437" w:hanging="360"/>
+      </w:pPr>
+      <w:rPr>
+        <w:rFonts w:ascii="Courier New" w:hAnsi="Courier New" w:cs="Courier New" w:hint="default"/>
+      </w:rPr>
+    </w:lvl>
+    <w:lvl w:ilvl="2" w:tplc="04090005" w:tentative="1">
+      <w:start w:val="1"/>
+      <w:numFmt w:val="bullet"/>
+      <w:lvlText w:val=""/>
+      <w:lvlJc w:val="left"/>
+      <w:pPr>
+        <w:ind w:left="2157" w:hanging="360"/>
+      </w:pPr>
+      <w:rPr>
+        <w:rFonts w:ascii="Wingdings" w:hAnsi="Wingdings" w:hint="default"/>
+      </w:rPr>
+    </w:lvl>
+    <w:lvl w:ilvl="3" w:tplc="04090001" w:tentative="1">
+      <w:start w:val="1"/>
+      <w:numFmt w:val="bullet"/>
+      <w:lvlText w:val=""/>
+      <w:lvlJc w:val="left"/>
+      <w:pPr>
+        <w:ind w:left="2877" w:hanging="360"/>
+      </w:pPr>
+      <w:rPr>
+        <w:rFonts w:ascii="Symbol" w:hAnsi="Symbol" w:hint="default"/>
+      </w:rPr>
+    </w:lvl>
+    <w:lvl w:ilvl="4" w:tplc="04090003" w:tentative="1">
+      <w:start w:val="1"/>
+      <w:numFmt w:val="bullet"/>
+      <w:lvlText w:val="o"/>
+      <w:lvlJc w:val="left"/>
+      <w:pPr>
+        <w:ind w:left="3597" w:hanging="360"/>
+      </w:pPr>
+      <w:rPr>
+        <w:rFonts w:ascii="Courier New" w:hAnsi="Courier New" w:cs="Courier New" w:hint="default"/>
+      </w:rPr>
+    </w:lvl>
+    <w:lvl w:ilvl="5" w:tplc="04090005" w:tentative="1">
+      <w:start w:val="1"/>
+      <w:numFmt w:val="bullet"/>
+      <w:lvlText w:val=""/>
+      <w:lvlJc w:val="left"/>
+      <w:pPr>
+        <w:ind w:left="4317" w:hanging="360"/>
+      </w:pPr>
+      <w:rPr>
+        <w:rFonts w:ascii="Wingdings" w:hAnsi="Wingdings" w:hint="default"/>
+      </w:rPr>
+    </w:lvl>
+    <w:lvl w:ilvl="6" w:tplc="04090001" w:tentative="1">
+      <w:start w:val="1"/>
+      <w:numFmt w:val="bullet"/>
+      <w:lvlText w:val=""/>
+      <w:lvlJc w:val="left"/>
+      <w:pPr>
+        <w:ind w:left="5037" w:hanging="360"/>
+      </w:pPr>
+      <w:rPr>
+        <w:rFonts w:ascii="Symbol" w:hAnsi="Symbol" w:hint="default"/>
+      </w:rPr>
+    </w:lvl>
+    <w:lvl w:ilvl="7" w:tplc="04090003" w:tentative="1">
+      <w:start w:val="1"/>
+      <w:numFmt w:val="bullet"/>
+      <w:lvlText w:val="o"/>
+      <w:lvlJc w:val="left"/>
+      <w:pPr>
+        <w:ind w:left="5757" w:hanging="360"/>
+      </w:pPr>
+      <w:rPr>
+        <w:rFonts w:ascii="Courier New" w:hAnsi="Courier New" w:cs="Courier New" w:hint="default"/>
+      </w:rPr>
+    </w:lvl>
+    <w:lvl w:ilvl="8" w:tplc="04090005" w:tentative="1">
+      <w:start w:val="1"/>
+      <w:numFmt w:val="bullet"/>
+      <w:lvlText w:val=""/>
+      <w:lvlJc w:val="left"/>
+      <w:pPr>
+        <w:ind w:left="6477" w:hanging="360"/>
+      </w:pPr>
+      <w:rPr>
+        <w:rFonts w:ascii="Wingdings" w:hAnsi="Wingdings" w:hint="default"/>
+      </w:rPr>
+    </w:lvl>
+  </w:abstractNum>
+  <w:abstractNum w:abstractNumId="10" w15:restartNumberingAfterBreak="0">
+    <w:nsid w:val="257C30F3"/>
+    <w:multiLevelType w:val="hybridMultilevel"/>
+    <w:tmpl w:val="3D64A170"/>
+    <w:lvl w:ilvl="0" w:tplc="0409000F">
+      <w:start w:val="1"/>
+      <w:numFmt w:val="decimal"/>
+      <w:lvlText w:val="%1."/>
+      <w:lvlJc w:val="left"/>
+      <w:pPr>
+        <w:ind w:left="720" w:hanging="360"/>
+      </w:pPr>
+    </w:lvl>
+    <w:lvl w:ilvl="1" w:tplc="04090019" w:tentative="1">
+      <w:start w:val="1"/>
+      <w:numFmt w:val="lowerLetter"/>
+      <w:lvlText w:val="%2."/>
+      <w:lvlJc w:val="left"/>
+      <w:pPr>
+        <w:ind w:left="1440" w:hanging="360"/>
+      </w:pPr>
+    </w:lvl>
+    <w:lvl w:ilvl="2" w:tplc="0409001B" w:tentative="1">
+      <w:start w:val="1"/>
+      <w:numFmt w:val="lowerRoman"/>
+      <w:lvlText w:val="%3."/>
+      <w:lvlJc w:val="right"/>
+      <w:pPr>
+        <w:ind w:left="2160" w:hanging="180"/>
+      </w:pPr>
+    </w:lvl>
+    <w:lvl w:ilvl="3" w:tplc="0409000F" w:tentative="1">
+      <w:start w:val="1"/>
+      <w:numFmt w:val="decimal"/>
+      <w:lvlText w:val="%4."/>
+      <w:lvlJc w:val="left"/>
+      <w:pPr>
+        <w:ind w:left="2880" w:hanging="360"/>
+      </w:pPr>
+    </w:lvl>
+    <w:lvl w:ilvl="4" w:tplc="04090019" w:tentative="1">
+      <w:start w:val="1"/>
+      <w:numFmt w:val="lowerLetter"/>
+      <w:lvlText w:val="%5."/>
+      <w:lvlJc w:val="left"/>
+      <w:pPr>
+        <w:ind w:left="3600" w:hanging="360"/>
+      </w:pPr>
+    </w:lvl>
+    <w:lvl w:ilvl="5" w:tplc="0409001B" w:tentative="1">
+      <w:start w:val="1"/>
+      <w:numFmt w:val="lowerRoman"/>
+      <w:lvlText w:val="%6."/>
+      <w:lvlJc w:val="right"/>
+      <w:pPr>
+        <w:ind w:left="4320" w:hanging="180"/>
+      </w:pPr>
+    </w:lvl>
+    <w:lvl w:ilvl="6" w:tplc="0409000F" w:tentative="1">
+      <w:start w:val="1"/>
+      <w:numFmt w:val="decimal"/>
+      <w:lvlText w:val="%7."/>
+      <w:lvlJc w:val="left"/>
+      <w:pPr>
+        <w:ind w:left="5040" w:hanging="360"/>
+      </w:pPr>
+    </w:lvl>
+    <w:lvl w:ilvl="7" w:tplc="04090019" w:tentative="1">
+      <w:start w:val="1"/>
+      <w:numFmt w:val="lowerLetter"/>
+      <w:lvlText w:val="%8."/>
+      <w:lvlJc w:val="left"/>
+      <w:pPr>
+        <w:ind w:left="5760" w:hanging="360"/>
+      </w:pPr>
+    </w:lvl>
+    <w:lvl w:ilvl="8" w:tplc="0409001B" w:tentative="1">
+      <w:start w:val="1"/>
+      <w:numFmt w:val="lowerRoman"/>
+      <w:lvlText w:val="%9."/>
+      <w:lvlJc w:val="right"/>
+      <w:pPr>
+        <w:ind w:left="6480" w:hanging="180"/>
+      </w:pPr>
+    </w:lvl>
+  </w:abstractNum>
+  <w:abstractNum w:abstractNumId="11" w15:restartNumberingAfterBreak="0">
+    <w:nsid w:val="3149690D"/>
+    <w:multiLevelType w:val="multilevel"/>
+    <w:tmpl w:val="ECDC3E00"/>
+    <w:lvl w:ilvl="0">
+      <w:start w:val="1"/>
+      <w:numFmt w:val="bullet"/>
+      <w:lvlText w:val=""/>
+      <w:lvlJc w:val="left"/>
+      <w:pPr>
+        <w:tabs>
           <w:tab w:val="num" w:pos="720"/>
         </w:tabs>
         <w:ind w:left="720" w:hanging="360"/>
@@ -9351,16 +11999,129 @@
       </w:rPr>
     </w:lvl>
   </w:abstractNum>
-  <w:abstractNum w:abstractNumId="7" w15:restartNumberingAfterBreak="0">
-    <w:nsid w:val="1A515115"/>
+  <w:abstractNum w:abstractNumId="12" w15:restartNumberingAfterBreak="0">
+    <w:nsid w:val="32052F7C"/>
     <w:multiLevelType w:val="hybridMultilevel"/>
-    <w:tmpl w:val="7D34B43E"/>
+    <w:tmpl w:val="A6A22CB4"/>
     <w:lvl w:ilvl="0" w:tplc="04090001">
       <w:start w:val="1"/>
       <w:numFmt w:val="bullet"/>
       <w:lvlText w:val=""/>
       <w:lvlJc w:val="left"/>
       <w:pPr>
+        <w:ind w:left="720" w:hanging="360"/>
+      </w:pPr>
+      <w:rPr>
+        <w:rFonts w:ascii="Symbol" w:hAnsi="Symbol" w:hint="default"/>
+      </w:rPr>
+    </w:lvl>
+    <w:lvl w:ilvl="1" w:tplc="04090003" w:tentative="1">
+      <w:start w:val="1"/>
+      <w:numFmt w:val="bullet"/>
+      <w:lvlText w:val="o"/>
+      <w:lvlJc w:val="left"/>
+      <w:pPr>
+        <w:ind w:left="1440" w:hanging="360"/>
+      </w:pPr>
+      <w:rPr>
+        <w:rFonts w:ascii="Courier New" w:hAnsi="Courier New" w:cs="Courier New" w:hint="default"/>
+      </w:rPr>
+    </w:lvl>
+    <w:lvl w:ilvl="2" w:tplc="04090005" w:tentative="1">
+      <w:start w:val="1"/>
+      <w:numFmt w:val="bullet"/>
+      <w:lvlText w:val=""/>
+      <w:lvlJc w:val="left"/>
+      <w:pPr>
+        <w:ind w:left="2160" w:hanging="360"/>
+      </w:pPr>
+      <w:rPr>
+        <w:rFonts w:ascii="Wingdings" w:hAnsi="Wingdings" w:hint="default"/>
+      </w:rPr>
+    </w:lvl>
+    <w:lvl w:ilvl="3" w:tplc="04090001" w:tentative="1">
+      <w:start w:val="1"/>
+      <w:numFmt w:val="bullet"/>
+      <w:lvlText w:val=""/>
+      <w:lvlJc w:val="left"/>
+      <w:pPr>
+        <w:ind w:left="2880" w:hanging="360"/>
+      </w:pPr>
+      <w:rPr>
+        <w:rFonts w:ascii="Symbol" w:hAnsi="Symbol" w:hint="default"/>
+      </w:rPr>
+    </w:lvl>
+    <w:lvl w:ilvl="4" w:tplc="04090003" w:tentative="1">
+      <w:start w:val="1"/>
+      <w:numFmt w:val="bullet"/>
+      <w:lvlText w:val="o"/>
+      <w:lvlJc w:val="left"/>
+      <w:pPr>
+        <w:ind w:left="3600" w:hanging="360"/>
+      </w:pPr>
+      <w:rPr>
+        <w:rFonts w:ascii="Courier New" w:hAnsi="Courier New" w:cs="Courier New" w:hint="default"/>
+      </w:rPr>
+    </w:lvl>
+    <w:lvl w:ilvl="5" w:tplc="04090005" w:tentative="1">
+      <w:start w:val="1"/>
+      <w:numFmt w:val="bullet"/>
+      <w:lvlText w:val=""/>
+      <w:lvlJc w:val="left"/>
+      <w:pPr>
+        <w:ind w:left="4320" w:hanging="360"/>
+      </w:pPr>
+      <w:rPr>
+        <w:rFonts w:ascii="Wingdings" w:hAnsi="Wingdings" w:hint="default"/>
+      </w:rPr>
+    </w:lvl>
+    <w:lvl w:ilvl="6" w:tplc="04090001" w:tentative="1">
+      <w:start w:val="1"/>
+      <w:numFmt w:val="bullet"/>
+      <w:lvlText w:val=""/>
+      <w:lvlJc w:val="left"/>
+      <w:pPr>
+        <w:ind w:left="5040" w:hanging="360"/>
+      </w:pPr>
+      <w:rPr>
+        <w:rFonts w:ascii="Symbol" w:hAnsi="Symbol" w:hint="default"/>
+      </w:rPr>
+    </w:lvl>
+    <w:lvl w:ilvl="7" w:tplc="04090003" w:tentative="1">
+      <w:start w:val="1"/>
+      <w:numFmt w:val="bullet"/>
+      <w:lvlText w:val="o"/>
+      <w:lvlJc w:val="left"/>
+      <w:pPr>
+        <w:ind w:left="5760" w:hanging="360"/>
+      </w:pPr>
+      <w:rPr>
+        <w:rFonts w:ascii="Courier New" w:hAnsi="Courier New" w:cs="Courier New" w:hint="default"/>
+      </w:rPr>
+    </w:lvl>
+    <w:lvl w:ilvl="8" w:tplc="04090005" w:tentative="1">
+      <w:start w:val="1"/>
+      <w:numFmt w:val="bullet"/>
+      <w:lvlText w:val=""/>
+      <w:lvlJc w:val="left"/>
+      <w:pPr>
+        <w:ind w:left="6480" w:hanging="360"/>
+      </w:pPr>
+      <w:rPr>
+        <w:rFonts w:ascii="Wingdings" w:hAnsi="Wingdings" w:hint="default"/>
+      </w:rPr>
+    </w:lvl>
+  </w:abstractNum>
+  <w:abstractNum w:abstractNumId="13" w15:restartNumberingAfterBreak="0">
+    <w:nsid w:val="459367F6"/>
+    <w:multiLevelType w:val="hybridMultilevel"/>
+    <w:tmpl w:val="2D9C3A54"/>
+    <w:lvl w:ilvl="0" w:tplc="04090001">
+      <w:start w:val="1"/>
+      <w:numFmt w:val="bullet"/>
+      <w:lvlText w:val=""/>
+      <w:lvlJc w:val="left"/>
+      <w:pPr>
         <w:ind w:left="717" w:hanging="360"/>
       </w:pPr>
       <w:rPr>
@@ -9464,96 +12225,410 @@
       </w:rPr>
     </w:lvl>
   </w:abstractNum>
-  <w:abstractNum w:abstractNumId="8" w15:restartNumberingAfterBreak="0">
-    <w:nsid w:val="257C30F3"/>
+  <w:abstractNum w:abstractNumId="14" w15:restartNumberingAfterBreak="0">
+    <w:nsid w:val="4A090829"/>
+    <w:multiLevelType w:val="multilevel"/>
+    <w:tmpl w:val="A7A2751A"/>
+    <w:lvl w:ilvl="0">
+      <w:start w:val="1"/>
+      <w:numFmt w:val="decimal"/>
+      <w:lvlText w:val="%1"/>
+      <w:lvlJc w:val="left"/>
+      <w:pPr>
+        <w:ind w:left="432" w:hanging="432"/>
+      </w:pPr>
+    </w:lvl>
+    <w:lvl w:ilvl="1">
+      <w:start w:val="1"/>
+      <w:numFmt w:val="decimal"/>
+      <w:lvlText w:val="%1.%2"/>
+      <w:lvlJc w:val="left"/>
+      <w:pPr>
+        <w:ind w:left="576" w:hanging="576"/>
+      </w:pPr>
+    </w:lvl>
+    <w:lvl w:ilvl="2">
+      <w:start w:val="1"/>
+      <w:numFmt w:val="decimal"/>
+      <w:lvlText w:val="%1.%2.%3"/>
+      <w:lvlJc w:val="left"/>
+      <w:pPr>
+        <w:ind w:left="720" w:hanging="720"/>
+      </w:pPr>
+    </w:lvl>
+    <w:lvl w:ilvl="3">
+      <w:start w:val="1"/>
+      <w:numFmt w:val="decimal"/>
+      <w:lvlText w:val="%1.%2.%3.%4"/>
+      <w:lvlJc w:val="left"/>
+      <w:pPr>
+        <w:ind w:left="864" w:hanging="864"/>
+      </w:pPr>
+    </w:lvl>
+    <w:lvl w:ilvl="4">
+      <w:start w:val="1"/>
+      <w:numFmt w:val="decimal"/>
+      <w:lvlText w:val="%1.%2.%3.%4.%5"/>
+      <w:lvlJc w:val="left"/>
+      <w:pPr>
+        <w:ind w:left="1008" w:hanging="1008"/>
+      </w:pPr>
+    </w:lvl>
+    <w:lvl w:ilvl="5">
+      <w:start w:val="1"/>
+      <w:numFmt w:val="decimal"/>
+      <w:lvlText w:val="%1.%2.%3.%4.%5.%6"/>
+      <w:lvlJc w:val="left"/>
+      <w:pPr>
+        <w:ind w:left="1152" w:hanging="1152"/>
+      </w:pPr>
+    </w:lvl>
+    <w:lvl w:ilvl="6">
+      <w:start w:val="1"/>
+      <w:numFmt w:val="decimal"/>
+      <w:lvlText w:val="%1.%2.%3.%4.%5.%6.%7"/>
+      <w:lvlJc w:val="left"/>
+      <w:pPr>
+        <w:ind w:left="1296" w:hanging="1296"/>
+      </w:pPr>
+    </w:lvl>
+    <w:lvl w:ilvl="7">
+      <w:start w:val="1"/>
+      <w:numFmt w:val="decimal"/>
+      <w:lvlText w:val="%1.%2.%3.%4.%5.%6.%7.%8"/>
+      <w:lvlJc w:val="left"/>
+      <w:pPr>
+        <w:ind w:left="1440" w:hanging="1440"/>
+      </w:pPr>
+    </w:lvl>
+    <w:lvl w:ilvl="8">
+      <w:start w:val="1"/>
+      <w:numFmt w:val="decimal"/>
+      <w:lvlText w:val="%1.%2.%3.%4.%5.%6.%7.%8.%9"/>
+      <w:lvlJc w:val="left"/>
+      <w:pPr>
+        <w:ind w:left="1584" w:hanging="1584"/>
+      </w:pPr>
+    </w:lvl>
+  </w:abstractNum>
+  <w:abstractNum w:abstractNumId="15" w15:restartNumberingAfterBreak="0">
+    <w:nsid w:val="56F82041"/>
     <w:multiLevelType w:val="hybridMultilevel"/>
-    <w:tmpl w:val="3D64A170"/>
-    <w:lvl w:ilvl="0" w:tplc="0409000F">
+    <w:tmpl w:val="7B260636"/>
+    <w:lvl w:ilvl="0" w:tplc="822A2B8E">
+      <w:start w:val="1"/>
+      <w:numFmt w:val="bullet"/>
+      <w:lvlText w:val=""/>
+      <w:lvlJc w:val="left"/>
+      <w:pPr>
+        <w:ind w:left="360" w:hanging="360"/>
+      </w:pPr>
+      <w:rPr>
+        <w:rFonts w:ascii="Wingdings" w:hAnsi="Wingdings" w:hint="default"/>
+        <w:sz w:val="26"/>
+        <w:szCs w:val="26"/>
+      </w:rPr>
+    </w:lvl>
+    <w:lvl w:ilvl="1" w:tplc="04090003" w:tentative="1">
+      <w:start w:val="1"/>
+      <w:numFmt w:val="bullet"/>
+      <w:lvlText w:val="o"/>
+      <w:lvlJc w:val="left"/>
+      <w:pPr>
+        <w:ind w:left="1080" w:hanging="360"/>
+      </w:pPr>
+      <w:rPr>
+        <w:rFonts w:ascii="Courier New" w:hAnsi="Courier New" w:cs="Courier New" w:hint="default"/>
+      </w:rPr>
+    </w:lvl>
+    <w:lvl w:ilvl="2" w:tplc="04090005" w:tentative="1">
+      <w:start w:val="1"/>
+      <w:numFmt w:val="bullet"/>
+      <w:lvlText w:val=""/>
+      <w:lvlJc w:val="left"/>
+      <w:pPr>
+        <w:ind w:left="1800" w:hanging="360"/>
+      </w:pPr>
+      <w:rPr>
+        <w:rFonts w:ascii="Wingdings" w:hAnsi="Wingdings" w:hint="default"/>
+      </w:rPr>
+    </w:lvl>
+    <w:lvl w:ilvl="3" w:tplc="04090001" w:tentative="1">
+      <w:start w:val="1"/>
+      <w:numFmt w:val="bullet"/>
+      <w:lvlText w:val=""/>
+      <w:lvlJc w:val="left"/>
+      <w:pPr>
+        <w:ind w:left="2520" w:hanging="360"/>
+      </w:pPr>
+      <w:rPr>
+        <w:rFonts w:ascii="Symbol" w:hAnsi="Symbol" w:hint="default"/>
+      </w:rPr>
+    </w:lvl>
+    <w:lvl w:ilvl="4" w:tplc="04090003" w:tentative="1">
+      <w:start w:val="1"/>
+      <w:numFmt w:val="bullet"/>
+      <w:lvlText w:val="o"/>
+      <w:lvlJc w:val="left"/>
+      <w:pPr>
+        <w:ind w:left="3240" w:hanging="360"/>
+      </w:pPr>
+      <w:rPr>
+        <w:rFonts w:ascii="Courier New" w:hAnsi="Courier New" w:cs="Courier New" w:hint="default"/>
+      </w:rPr>
+    </w:lvl>
+    <w:lvl w:ilvl="5" w:tplc="04090005" w:tentative="1">
+      <w:start w:val="1"/>
+      <w:numFmt w:val="bullet"/>
+      <w:lvlText w:val=""/>
+      <w:lvlJc w:val="left"/>
+      <w:pPr>
+        <w:ind w:left="3960" w:hanging="360"/>
+      </w:pPr>
+      <w:rPr>
+        <w:rFonts w:ascii="Wingdings" w:hAnsi="Wingdings" w:hint="default"/>
+      </w:rPr>
+    </w:lvl>
+    <w:lvl w:ilvl="6" w:tplc="04090001" w:tentative="1">
+      <w:start w:val="1"/>
+      <w:numFmt w:val="bullet"/>
+      <w:lvlText w:val=""/>
+      <w:lvlJc w:val="left"/>
+      <w:pPr>
+        <w:ind w:left="4680" w:hanging="360"/>
+      </w:pPr>
+      <w:rPr>
+        <w:rFonts w:ascii="Symbol" w:hAnsi="Symbol" w:hint="default"/>
+      </w:rPr>
+    </w:lvl>
+    <w:lvl w:ilvl="7" w:tplc="04090003" w:tentative="1">
+      <w:start w:val="1"/>
+      <w:numFmt w:val="bullet"/>
+      <w:lvlText w:val="o"/>
+      <w:lvlJc w:val="left"/>
+      <w:pPr>
+        <w:ind w:left="5400" w:hanging="360"/>
+      </w:pPr>
+      <w:rPr>
+        <w:rFonts w:ascii="Courier New" w:hAnsi="Courier New" w:cs="Courier New" w:hint="default"/>
+      </w:rPr>
+    </w:lvl>
+    <w:lvl w:ilvl="8" w:tplc="04090005" w:tentative="1">
+      <w:start w:val="1"/>
+      <w:numFmt w:val="bullet"/>
+      <w:lvlText w:val=""/>
+      <w:lvlJc w:val="left"/>
+      <w:pPr>
+        <w:ind w:left="6120" w:hanging="360"/>
+      </w:pPr>
+      <w:rPr>
+        <w:rFonts w:ascii="Wingdings" w:hAnsi="Wingdings" w:hint="default"/>
+      </w:rPr>
+    </w:lvl>
+  </w:abstractNum>
+  <w:abstractNum w:abstractNumId="16" w15:restartNumberingAfterBreak="0">
+    <w:nsid w:val="572D1B42"/>
+    <w:multiLevelType w:val="multilevel"/>
+    <w:tmpl w:val="80EEC8F2"/>
+    <w:lvl w:ilvl="0">
       <w:start w:val="1"/>
       <w:numFmt w:val="decimal"/>
-      <w:lvlText w:val="%1."/>
+      <w:lvlText w:val="%1"/>
+      <w:lvlJc w:val="left"/>
+      <w:pPr>
+        <w:ind w:left="432" w:hanging="432"/>
+      </w:pPr>
+    </w:lvl>
+    <w:lvl w:ilvl="1">
+      <w:start w:val="1"/>
+      <w:numFmt w:val="decimal"/>
+      <w:lvlText w:val="%1.%2"/>
+      <w:lvlJc w:val="left"/>
+      <w:pPr>
+        <w:ind w:left="576" w:hanging="576"/>
+      </w:pPr>
+    </w:lvl>
+    <w:lvl w:ilvl="2">
+      <w:start w:val="1"/>
+      <w:numFmt w:val="decimal"/>
+      <w:lvlText w:val="%1.%2.%3"/>
+      <w:lvlJc w:val="left"/>
+      <w:pPr>
+        <w:ind w:left="720" w:hanging="720"/>
+      </w:pPr>
+    </w:lvl>
+    <w:lvl w:ilvl="3">
+      <w:start w:val="1"/>
+      <w:numFmt w:val="decimal"/>
+      <w:lvlText w:val="%1.%2.%3.%4"/>
+      <w:lvlJc w:val="left"/>
+      <w:pPr>
+        <w:ind w:left="864" w:hanging="864"/>
+      </w:pPr>
+    </w:lvl>
+    <w:lvl w:ilvl="4">
+      <w:start w:val="1"/>
+      <w:numFmt w:val="decimal"/>
+      <w:lvlText w:val="%1.%2.%3.%4.%5"/>
+      <w:lvlJc w:val="left"/>
+      <w:pPr>
+        <w:ind w:left="1008" w:hanging="1008"/>
+      </w:pPr>
+    </w:lvl>
+    <w:lvl w:ilvl="5">
+      <w:start w:val="1"/>
+      <w:numFmt w:val="decimal"/>
+      <w:lvlText w:val="%1.%2.%3.%4.%5.%6"/>
+      <w:lvlJc w:val="left"/>
+      <w:pPr>
+        <w:ind w:left="1152" w:hanging="1152"/>
+      </w:pPr>
+    </w:lvl>
+    <w:lvl w:ilvl="6">
+      <w:start w:val="1"/>
+      <w:numFmt w:val="decimal"/>
+      <w:lvlText w:val="%1.%2.%3.%4.%5.%6.%7"/>
+      <w:lvlJc w:val="left"/>
+      <w:pPr>
+        <w:ind w:left="1296" w:hanging="1296"/>
+      </w:pPr>
+    </w:lvl>
+    <w:lvl w:ilvl="7">
+      <w:start w:val="1"/>
+      <w:numFmt w:val="decimal"/>
+      <w:lvlText w:val="%1.%2.%3.%4.%5.%6.%7.%8"/>
+      <w:lvlJc w:val="left"/>
+      <w:pPr>
+        <w:ind w:left="1440" w:hanging="1440"/>
+      </w:pPr>
+    </w:lvl>
+    <w:lvl w:ilvl="8">
+      <w:start w:val="1"/>
+      <w:numFmt w:val="decimal"/>
+      <w:lvlText w:val="%1.%2.%3.%4.%5.%6.%7.%8.%9"/>
+      <w:lvlJc w:val="left"/>
+      <w:pPr>
+        <w:ind w:left="1584" w:hanging="1584"/>
+      </w:pPr>
+    </w:lvl>
+  </w:abstractNum>
+  <w:abstractNum w:abstractNumId="17" w15:restartNumberingAfterBreak="0">
+    <w:nsid w:val="5C3243E7"/>
+    <w:multiLevelType w:val="hybridMultilevel"/>
+    <w:tmpl w:val="704A3902"/>
+    <w:lvl w:ilvl="0" w:tplc="04090001">
+      <w:start w:val="1"/>
+      <w:numFmt w:val="bullet"/>
+      <w:lvlText w:val=""/>
       <w:lvlJc w:val="left"/>
       <w:pPr>
         <w:ind w:left="720" w:hanging="360"/>
       </w:pPr>
-    </w:lvl>
-    <w:lvl w:ilvl="1" w:tplc="04090019" w:tentative="1">
-      <w:start w:val="1"/>
-      <w:numFmt w:val="lowerLetter"/>
-      <w:lvlText w:val="%2."/>
+      <w:rPr>
+        <w:rFonts w:ascii="Symbol" w:hAnsi="Symbol" w:hint="default"/>
+      </w:rPr>
+    </w:lvl>
+    <w:lvl w:ilvl="1" w:tplc="04090003" w:tentative="1">
+      <w:start w:val="1"/>
+      <w:numFmt w:val="bullet"/>
+      <w:lvlText w:val="o"/>
       <w:lvlJc w:val="left"/>
       <w:pPr>
         <w:ind w:left="1440" w:hanging="360"/>
       </w:pPr>
-    </w:lvl>
-    <w:lvl w:ilvl="2" w:tplc="0409001B" w:tentative="1">
-      <w:start w:val="1"/>
-      <w:numFmt w:val="lowerRoman"/>
-      <w:lvlText w:val="%3."/>
-      <w:lvlJc w:val="right"/>
-      <w:pPr>
-        <w:ind w:left="2160" w:hanging="180"/>
-      </w:pPr>
-    </w:lvl>
-    <w:lvl w:ilvl="3" w:tplc="0409000F" w:tentative="1">
-      <w:start w:val="1"/>
-      <w:numFmt w:val="decimal"/>
-      <w:lvlText w:val="%4."/>
+      <w:rPr>
+        <w:rFonts w:ascii="Courier New" w:hAnsi="Courier New" w:cs="Courier New" w:hint="default"/>
+      </w:rPr>
+    </w:lvl>
+    <w:lvl w:ilvl="2" w:tplc="04090005" w:tentative="1">
+      <w:start w:val="1"/>
+      <w:numFmt w:val="bullet"/>
+      <w:lvlText w:val=""/>
+      <w:lvlJc w:val="left"/>
+      <w:pPr>
+        <w:ind w:left="2160" w:hanging="360"/>
+      </w:pPr>
+      <w:rPr>
+        <w:rFonts w:ascii="Wingdings" w:hAnsi="Wingdings" w:hint="default"/>
+      </w:rPr>
+    </w:lvl>
+    <w:lvl w:ilvl="3" w:tplc="04090001" w:tentative="1">
+      <w:start w:val="1"/>
+      <w:numFmt w:val="bullet"/>
+      <w:lvlText w:val=""/>
       <w:lvlJc w:val="left"/>
       <w:pPr>
         <w:ind w:left="2880" w:hanging="360"/>
       </w:pPr>
-    </w:lvl>
-    <w:lvl w:ilvl="4" w:tplc="04090019" w:tentative="1">
-      <w:start w:val="1"/>
-      <w:numFmt w:val="lowerLetter"/>
-      <w:lvlText w:val="%5."/>
+      <w:rPr>
+        <w:rFonts w:ascii="Symbol" w:hAnsi="Symbol" w:hint="default"/>
+      </w:rPr>
+    </w:lvl>
+    <w:lvl w:ilvl="4" w:tplc="04090003" w:tentative="1">
+      <w:start w:val="1"/>
+      <w:numFmt w:val="bullet"/>
+      <w:lvlText w:val="o"/>
       <w:lvlJc w:val="left"/>
       <w:pPr>
         <w:ind w:left="3600" w:hanging="360"/>
       </w:pPr>
-    </w:lvl>
-    <w:lvl w:ilvl="5" w:tplc="0409001B" w:tentative="1">
-      <w:start w:val="1"/>
-      <w:numFmt w:val="lowerRoman"/>
-      <w:lvlText w:val="%6."/>
-      <w:lvlJc w:val="right"/>
-      <w:pPr>
-        <w:ind w:left="4320" w:hanging="180"/>
-      </w:pPr>
-    </w:lvl>
-    <w:lvl w:ilvl="6" w:tplc="0409000F" w:tentative="1">
-      <w:start w:val="1"/>
-      <w:numFmt w:val="decimal"/>
-      <w:lvlText w:val="%7."/>
+      <w:rPr>
+        <w:rFonts w:ascii="Courier New" w:hAnsi="Courier New" w:cs="Courier New" w:hint="default"/>
+      </w:rPr>
+    </w:lvl>
+    <w:lvl w:ilvl="5" w:tplc="04090005" w:tentative="1">
+      <w:start w:val="1"/>
+      <w:numFmt w:val="bullet"/>
+      <w:lvlText w:val=""/>
+      <w:lvlJc w:val="left"/>
+      <w:pPr>
+        <w:ind w:left="4320" w:hanging="360"/>
+      </w:pPr>
+      <w:rPr>
+        <w:rFonts w:ascii="Wingdings" w:hAnsi="Wingdings" w:hint="default"/>
+      </w:rPr>
+    </w:lvl>
+    <w:lvl w:ilvl="6" w:tplc="04090001" w:tentative="1">
+      <w:start w:val="1"/>
+      <w:numFmt w:val="bullet"/>
+      <w:lvlText w:val=""/>
       <w:lvlJc w:val="left"/>
       <w:pPr>
         <w:ind w:left="5040" w:hanging="360"/>
       </w:pPr>
-    </w:lvl>
-    <w:lvl w:ilvl="7" w:tplc="04090019" w:tentative="1">
-      <w:start w:val="1"/>
-      <w:numFmt w:val="lowerLetter"/>
-      <w:lvlText w:val="%8."/>
+      <w:rPr>
+        <w:rFonts w:ascii="Symbol" w:hAnsi="Symbol" w:hint="default"/>
+      </w:rPr>
+    </w:lvl>
+    <w:lvl w:ilvl="7" w:tplc="04090003" w:tentative="1">
+      <w:start w:val="1"/>
+      <w:numFmt w:val="bullet"/>
+      <w:lvlText w:val="o"/>
       <w:lvlJc w:val="left"/>
       <w:pPr>
         <w:ind w:left="5760" w:hanging="360"/>
       </w:pPr>
-    </w:lvl>
-    <w:lvl w:ilvl="8" w:tplc="0409001B" w:tentative="1">
-      <w:start w:val="1"/>
-      <w:numFmt w:val="lowerRoman"/>
-      <w:lvlText w:val="%9."/>
-      <w:lvlJc w:val="right"/>
-      <w:pPr>
-        <w:ind w:left="6480" w:hanging="180"/>
-      </w:pPr>
+      <w:rPr>
+        <w:rFonts w:ascii="Courier New" w:hAnsi="Courier New" w:cs="Courier New" w:hint="default"/>
+      </w:rPr>
+    </w:lvl>
+    <w:lvl w:ilvl="8" w:tplc="04090005" w:tentative="1">
+      <w:start w:val="1"/>
+      <w:numFmt w:val="bullet"/>
+      <w:lvlText w:val=""/>
+      <w:lvlJc w:val="left"/>
+      <w:pPr>
+        <w:ind w:left="6480" w:hanging="360"/>
+      </w:pPr>
+      <w:rPr>
+        <w:rFonts w:ascii="Wingdings" w:hAnsi="Wingdings" w:hint="default"/>
+      </w:rPr>
     </w:lvl>
   </w:abstractNum>
-  <w:abstractNum w:abstractNumId="9" w15:restartNumberingAfterBreak="0">
-    <w:nsid w:val="3149690D"/>
+  <w:abstractNum w:abstractNumId="18" w15:restartNumberingAfterBreak="0">
+    <w:nsid w:val="64C93B76"/>
     <w:multiLevelType w:val="multilevel"/>
-    <w:tmpl w:val="ECDC3E00"/>
+    <w:tmpl w:val="E22659CC"/>
     <w:lvl w:ilvl="0">
       <w:start w:val="1"/>
       <w:numFmt w:val="bullet"/>
@@ -9570,7 +12645,7 @@
         <w:sz w:val="20"/>
       </w:rPr>
     </w:lvl>
-    <w:lvl w:ilvl="1" w:tentative="1">
+    <w:lvl w:ilvl="1">
       <w:start w:val="1"/>
       <w:numFmt w:val="bullet"/>
       <w:lvlText w:val="o"/>
@@ -9699,236 +12774,10 @@
       </w:rPr>
     </w:lvl>
   </w:abstractNum>
-  <w:abstractNum w:abstractNumId="10" w15:restartNumberingAfterBreak="0">
-    <w:nsid w:val="32052F7C"/>
-    <w:multiLevelType w:val="hybridMultilevel"/>
-    <w:tmpl w:val="A6A22CB4"/>
-    <w:lvl w:ilvl="0" w:tplc="04090001">
-      <w:start w:val="1"/>
-      <w:numFmt w:val="bullet"/>
-      <w:lvlText w:val=""/>
-      <w:lvlJc w:val="left"/>
-      <w:pPr>
-        <w:ind w:left="720" w:hanging="360"/>
-      </w:pPr>
-      <w:rPr>
-        <w:rFonts w:ascii="Symbol" w:hAnsi="Symbol" w:hint="default"/>
-      </w:rPr>
-    </w:lvl>
-    <w:lvl w:ilvl="1" w:tplc="04090003" w:tentative="1">
-      <w:start w:val="1"/>
-      <w:numFmt w:val="bullet"/>
-      <w:lvlText w:val="o"/>
-      <w:lvlJc w:val="left"/>
-      <w:pPr>
-        <w:ind w:left="1440" w:hanging="360"/>
-      </w:pPr>
-      <w:rPr>
-        <w:rFonts w:ascii="Courier New" w:hAnsi="Courier New" w:cs="Courier New" w:hint="default"/>
-      </w:rPr>
-    </w:lvl>
-    <w:lvl w:ilvl="2" w:tplc="04090005" w:tentative="1">
-      <w:start w:val="1"/>
-      <w:numFmt w:val="bullet"/>
-      <w:lvlText w:val=""/>
-      <w:lvlJc w:val="left"/>
-      <w:pPr>
-        <w:ind w:left="2160" w:hanging="360"/>
-      </w:pPr>
-      <w:rPr>
-        <w:rFonts w:ascii="Wingdings" w:hAnsi="Wingdings" w:hint="default"/>
-      </w:rPr>
-    </w:lvl>
-    <w:lvl w:ilvl="3" w:tplc="04090001" w:tentative="1">
-      <w:start w:val="1"/>
-      <w:numFmt w:val="bullet"/>
-      <w:lvlText w:val=""/>
-      <w:lvlJc w:val="left"/>
-      <w:pPr>
-        <w:ind w:left="2880" w:hanging="360"/>
-      </w:pPr>
-      <w:rPr>
-        <w:rFonts w:ascii="Symbol" w:hAnsi="Symbol" w:hint="default"/>
-      </w:rPr>
-    </w:lvl>
-    <w:lvl w:ilvl="4" w:tplc="04090003" w:tentative="1">
-      <w:start w:val="1"/>
-      <w:numFmt w:val="bullet"/>
-      <w:lvlText w:val="o"/>
-      <w:lvlJc w:val="left"/>
-      <w:pPr>
-        <w:ind w:left="3600" w:hanging="360"/>
-      </w:pPr>
-      <w:rPr>
-        <w:rFonts w:ascii="Courier New" w:hAnsi="Courier New" w:cs="Courier New" w:hint="default"/>
-      </w:rPr>
-    </w:lvl>
-    <w:lvl w:ilvl="5" w:tplc="04090005" w:tentative="1">
-      <w:start w:val="1"/>
-      <w:numFmt w:val="bullet"/>
-      <w:lvlText w:val=""/>
-      <w:lvlJc w:val="left"/>
-      <w:pPr>
-        <w:ind w:left="4320" w:hanging="360"/>
-      </w:pPr>
-      <w:rPr>
-        <w:rFonts w:ascii="Wingdings" w:hAnsi="Wingdings" w:hint="default"/>
-      </w:rPr>
-    </w:lvl>
-    <w:lvl w:ilvl="6" w:tplc="04090001" w:tentative="1">
-      <w:start w:val="1"/>
-      <w:numFmt w:val="bullet"/>
-      <w:lvlText w:val=""/>
-      <w:lvlJc w:val="left"/>
-      <w:pPr>
-        <w:ind w:left="5040" w:hanging="360"/>
-      </w:pPr>
-      <w:rPr>
-        <w:rFonts w:ascii="Symbol" w:hAnsi="Symbol" w:hint="default"/>
-      </w:rPr>
-    </w:lvl>
-    <w:lvl w:ilvl="7" w:tplc="04090003" w:tentative="1">
-      <w:start w:val="1"/>
-      <w:numFmt w:val="bullet"/>
-      <w:lvlText w:val="o"/>
-      <w:lvlJc w:val="left"/>
-      <w:pPr>
-        <w:ind w:left="5760" w:hanging="360"/>
-      </w:pPr>
-      <w:rPr>
-        <w:rFonts w:ascii="Courier New" w:hAnsi="Courier New" w:cs="Courier New" w:hint="default"/>
-      </w:rPr>
-    </w:lvl>
-    <w:lvl w:ilvl="8" w:tplc="04090005" w:tentative="1">
-      <w:start w:val="1"/>
-      <w:numFmt w:val="bullet"/>
-      <w:lvlText w:val=""/>
-      <w:lvlJc w:val="left"/>
-      <w:pPr>
-        <w:ind w:left="6480" w:hanging="360"/>
-      </w:pPr>
-      <w:rPr>
-        <w:rFonts w:ascii="Wingdings" w:hAnsi="Wingdings" w:hint="default"/>
-      </w:rPr>
-    </w:lvl>
-  </w:abstractNum>
-  <w:abstractNum w:abstractNumId="11" w15:restartNumberingAfterBreak="0">
-    <w:nsid w:val="459367F6"/>
-    <w:multiLevelType w:val="hybridMultilevel"/>
-    <w:tmpl w:val="2D9C3A54"/>
-    <w:lvl w:ilvl="0" w:tplc="04090001">
-      <w:start w:val="1"/>
-      <w:numFmt w:val="bullet"/>
-      <w:lvlText w:val=""/>
-      <w:lvlJc w:val="left"/>
-      <w:pPr>
-        <w:ind w:left="717" w:hanging="360"/>
-      </w:pPr>
-      <w:rPr>
-        <w:rFonts w:ascii="Symbol" w:hAnsi="Symbol" w:hint="default"/>
-      </w:rPr>
-    </w:lvl>
-    <w:lvl w:ilvl="1" w:tplc="04090003" w:tentative="1">
-      <w:start w:val="1"/>
-      <w:numFmt w:val="bullet"/>
-      <w:lvlText w:val="o"/>
-      <w:lvlJc w:val="left"/>
-      <w:pPr>
-        <w:ind w:left="1437" w:hanging="360"/>
-      </w:pPr>
-      <w:rPr>
-        <w:rFonts w:ascii="Courier New" w:hAnsi="Courier New" w:cs="Courier New" w:hint="default"/>
-      </w:rPr>
-    </w:lvl>
-    <w:lvl w:ilvl="2" w:tplc="04090005" w:tentative="1">
-      <w:start w:val="1"/>
-      <w:numFmt w:val="bullet"/>
-      <w:lvlText w:val=""/>
-      <w:lvlJc w:val="left"/>
-      <w:pPr>
-        <w:ind w:left="2157" w:hanging="360"/>
-      </w:pPr>
-      <w:rPr>
-        <w:rFonts w:ascii="Wingdings" w:hAnsi="Wingdings" w:hint="default"/>
-      </w:rPr>
-    </w:lvl>
-    <w:lvl w:ilvl="3" w:tplc="04090001" w:tentative="1">
-      <w:start w:val="1"/>
-      <w:numFmt w:val="bullet"/>
-      <w:lvlText w:val=""/>
-      <w:lvlJc w:val="left"/>
-      <w:pPr>
-        <w:ind w:left="2877" w:hanging="360"/>
-      </w:pPr>
-      <w:rPr>
-        <w:rFonts w:ascii="Symbol" w:hAnsi="Symbol" w:hint="default"/>
-      </w:rPr>
-    </w:lvl>
-    <w:lvl w:ilvl="4" w:tplc="04090003" w:tentative="1">
-      <w:start w:val="1"/>
-      <w:numFmt w:val="bullet"/>
-      <w:lvlText w:val="o"/>
-      <w:lvlJc w:val="left"/>
-      <w:pPr>
-        <w:ind w:left="3597" w:hanging="360"/>
-      </w:pPr>
-      <w:rPr>
-        <w:rFonts w:ascii="Courier New" w:hAnsi="Courier New" w:cs="Courier New" w:hint="default"/>
-      </w:rPr>
-    </w:lvl>
-    <w:lvl w:ilvl="5" w:tplc="04090005" w:tentative="1">
-      <w:start w:val="1"/>
-      <w:numFmt w:val="bullet"/>
-      <w:lvlText w:val=""/>
-      <w:lvlJc w:val="left"/>
-      <w:pPr>
-        <w:ind w:left="4317" w:hanging="360"/>
-      </w:pPr>
-      <w:rPr>
-        <w:rFonts w:ascii="Wingdings" w:hAnsi="Wingdings" w:hint="default"/>
-      </w:rPr>
-    </w:lvl>
-    <w:lvl w:ilvl="6" w:tplc="04090001" w:tentative="1">
-      <w:start w:val="1"/>
-      <w:numFmt w:val="bullet"/>
-      <w:lvlText w:val=""/>
-      <w:lvlJc w:val="left"/>
-      <w:pPr>
-        <w:ind w:left="5037" w:hanging="360"/>
-      </w:pPr>
-      <w:rPr>
-        <w:rFonts w:ascii="Symbol" w:hAnsi="Symbol" w:hint="default"/>
-      </w:rPr>
-    </w:lvl>
-    <w:lvl w:ilvl="7" w:tplc="04090003" w:tentative="1">
-      <w:start w:val="1"/>
-      <w:numFmt w:val="bullet"/>
-      <w:lvlText w:val="o"/>
-      <w:lvlJc w:val="left"/>
-      <w:pPr>
-        <w:ind w:left="5757" w:hanging="360"/>
-      </w:pPr>
-      <w:rPr>
-        <w:rFonts w:ascii="Courier New" w:hAnsi="Courier New" w:cs="Courier New" w:hint="default"/>
-      </w:rPr>
-    </w:lvl>
-    <w:lvl w:ilvl="8" w:tplc="04090005" w:tentative="1">
-      <w:start w:val="1"/>
-      <w:numFmt w:val="bullet"/>
-      <w:lvlText w:val=""/>
-      <w:lvlJc w:val="left"/>
-      <w:pPr>
-        <w:ind w:left="6477" w:hanging="360"/>
-      </w:pPr>
-      <w:rPr>
-        <w:rFonts w:ascii="Wingdings" w:hAnsi="Wingdings" w:hint="default"/>
-      </w:rPr>
-    </w:lvl>
-  </w:abstractNum>
-  <w:abstractNum w:abstractNumId="12" w15:restartNumberingAfterBreak="0">
-    <w:nsid w:val="4A090829"/>
+  <w:abstractNum w:abstractNumId="19" w15:restartNumberingAfterBreak="0">
+    <w:nsid w:val="68E01C9F"/>
     <w:multiLevelType w:val="multilevel"/>
-    <w:tmpl w:val="A7A2751A"/>
+    <w:tmpl w:val="15EAFBD8"/>
     <w:lvl w:ilvl="0">
       <w:start w:val="1"/>
       <w:numFmt w:val="decimal"/>
@@ -9937,6 +12786,9 @@
       <w:pPr>
         <w:ind w:left="432" w:hanging="432"/>
       </w:pPr>
+      <w:rPr>
+        <w:rFonts w:hint="default"/>
+      </w:rPr>
     </w:lvl>
     <w:lvl w:ilvl="1">
       <w:start w:val="1"/>
@@ -9946,6 +12798,9 @@
       <w:pPr>
         <w:ind w:left="576" w:hanging="576"/>
       </w:pPr>
+      <w:rPr>
+        <w:rFonts w:hint="default"/>
+      </w:rPr>
     </w:lvl>
     <w:lvl w:ilvl="2">
       <w:start w:val="1"/>
@@ -9955,6 +12810,9 @@
       <w:pPr>
         <w:ind w:left="720" w:hanging="720"/>
       </w:pPr>
+      <w:rPr>
+        <w:rFonts w:hint="default"/>
+      </w:rPr>
     </w:lvl>
     <w:lvl w:ilvl="3">
       <w:start w:val="1"/>
@@ -9964,6 +12822,9 @@
       <w:pPr>
         <w:ind w:left="864" w:hanging="864"/>
       </w:pPr>
+      <w:rPr>
+        <w:rFonts w:hint="default"/>
+      </w:rPr>
     </w:lvl>
     <w:lvl w:ilvl="4">
       <w:start w:val="1"/>
@@ -9973,6 +12834,9 @@
       <w:pPr>
         <w:ind w:left="1008" w:hanging="1008"/>
       </w:pPr>
+      <w:rPr>
+        <w:rFonts w:hint="default"/>
+      </w:rPr>
     </w:lvl>
     <w:lvl w:ilvl="5">
       <w:start w:val="1"/>
@@ -9982,6 +12846,9 @@
       <w:pPr>
         <w:ind w:left="1152" w:hanging="1152"/>
       </w:pPr>
+      <w:rPr>
+        <w:rFonts w:hint="default"/>
+      </w:rPr>
     </w:lvl>
     <w:lvl w:ilvl="6">
       <w:start w:val="1"/>
@@ -9991,6 +12858,9 @@
       <w:pPr>
         <w:ind w:left="1296" w:hanging="1296"/>
       </w:pPr>
+      <w:rPr>
+        <w:rFonts w:hint="default"/>
+      </w:rPr>
     </w:lvl>
     <w:lvl w:ilvl="7">
       <w:start w:val="1"/>
@@ -10000,6 +12870,9 @@
       <w:pPr>
         <w:ind w:left="1440" w:hanging="1440"/>
       </w:pPr>
+      <w:rPr>
+        <w:rFonts w:hint="default"/>
+      </w:rPr>
     </w:lvl>
     <w:lvl w:ilvl="8">
       <w:start w:val="1"/>
@@ -10009,326 +12882,263 @@
       <w:pPr>
         <w:ind w:left="1584" w:hanging="1584"/>
       </w:pPr>
+      <w:rPr>
+        <w:rFonts w:hint="default"/>
+      </w:rPr>
     </w:lvl>
   </w:abstractNum>
-  <w:abstractNum w:abstractNumId="13" w15:restartNumberingAfterBreak="0">
-    <w:nsid w:val="56F82041"/>
+  <w:abstractNum w:abstractNumId="20" w15:restartNumberingAfterBreak="0">
+    <w:nsid w:val="736D6219"/>
     <w:multiLevelType w:val="hybridMultilevel"/>
-    <w:tmpl w:val="7B260636"/>
-    <w:lvl w:ilvl="0" w:tplc="822A2B8E">
+    <w:tmpl w:val="415A9D58"/>
+    <w:lvl w:ilvl="0" w:tplc="04090009">
       <w:start w:val="1"/>
       <w:numFmt w:val="bullet"/>
       <w:lvlText w:val=""/>
       <w:lvlJc w:val="left"/>
       <w:pPr>
-        <w:ind w:left="360" w:hanging="360"/>
+        <w:ind w:left="720" w:hanging="360"/>
       </w:pPr>
       <w:rPr>
         <w:rFonts w:ascii="Wingdings" w:hAnsi="Wingdings" w:hint="default"/>
+      </w:rPr>
+    </w:lvl>
+    <w:lvl w:ilvl="1" w:tplc="04090003">
+      <w:start w:val="1"/>
+      <w:numFmt w:val="bullet"/>
+      <w:lvlText w:val="o"/>
+      <w:lvlJc w:val="left"/>
+      <w:pPr>
+        <w:ind w:left="1440" w:hanging="360"/>
+      </w:pPr>
+      <w:rPr>
+        <w:rFonts w:ascii="Courier New" w:hAnsi="Courier New" w:cs="Courier New" w:hint="default"/>
+      </w:rPr>
+    </w:lvl>
+    <w:lvl w:ilvl="2" w:tplc="04090005" w:tentative="1">
+      <w:start w:val="1"/>
+      <w:numFmt w:val="bullet"/>
+      <w:lvlText w:val=""/>
+      <w:lvlJc w:val="left"/>
+      <w:pPr>
+        <w:ind w:left="2160" w:hanging="360"/>
+      </w:pPr>
+      <w:rPr>
+        <w:rFonts w:ascii="Wingdings" w:hAnsi="Wingdings" w:hint="default"/>
+      </w:rPr>
+    </w:lvl>
+    <w:lvl w:ilvl="3" w:tplc="04090001" w:tentative="1">
+      <w:start w:val="1"/>
+      <w:numFmt w:val="bullet"/>
+      <w:lvlText w:val=""/>
+      <w:lvlJc w:val="left"/>
+      <w:pPr>
+        <w:ind w:left="2880" w:hanging="360"/>
+      </w:pPr>
+      <w:rPr>
+        <w:rFonts w:ascii="Symbol" w:hAnsi="Symbol" w:hint="default"/>
+      </w:rPr>
+    </w:lvl>
+    <w:lvl w:ilvl="4" w:tplc="04090003" w:tentative="1">
+      <w:start w:val="1"/>
+      <w:numFmt w:val="bullet"/>
+      <w:lvlText w:val="o"/>
+      <w:lvlJc w:val="left"/>
+      <w:pPr>
+        <w:ind w:left="3600" w:hanging="360"/>
+      </w:pPr>
+      <w:rPr>
+        <w:rFonts w:ascii="Courier New" w:hAnsi="Courier New" w:cs="Courier New" w:hint="default"/>
+      </w:rPr>
+    </w:lvl>
+    <w:lvl w:ilvl="5" w:tplc="04090005" w:tentative="1">
+      <w:start w:val="1"/>
+      <w:numFmt w:val="bullet"/>
+      <w:lvlText w:val=""/>
+      <w:lvlJc w:val="left"/>
+      <w:pPr>
+        <w:ind w:left="4320" w:hanging="360"/>
+      </w:pPr>
+      <w:rPr>
+        <w:rFonts w:ascii="Wingdings" w:hAnsi="Wingdings" w:hint="default"/>
+      </w:rPr>
+    </w:lvl>
+    <w:lvl w:ilvl="6" w:tplc="04090001" w:tentative="1">
+      <w:start w:val="1"/>
+      <w:numFmt w:val="bullet"/>
+      <w:lvlText w:val=""/>
+      <w:lvlJc w:val="left"/>
+      <w:pPr>
+        <w:ind w:left="5040" w:hanging="360"/>
+      </w:pPr>
+      <w:rPr>
+        <w:rFonts w:ascii="Symbol" w:hAnsi="Symbol" w:hint="default"/>
+      </w:rPr>
+    </w:lvl>
+    <w:lvl w:ilvl="7" w:tplc="04090003" w:tentative="1">
+      <w:start w:val="1"/>
+      <w:numFmt w:val="bullet"/>
+      <w:lvlText w:val="o"/>
+      <w:lvlJc w:val="left"/>
+      <w:pPr>
+        <w:ind w:left="5760" w:hanging="360"/>
+      </w:pPr>
+      <w:rPr>
+        <w:rFonts w:ascii="Courier New" w:hAnsi="Courier New" w:cs="Courier New" w:hint="default"/>
+      </w:rPr>
+    </w:lvl>
+    <w:lvl w:ilvl="8" w:tplc="04090005" w:tentative="1">
+      <w:start w:val="1"/>
+      <w:numFmt w:val="bullet"/>
+      <w:lvlText w:val=""/>
+      <w:lvlJc w:val="left"/>
+      <w:pPr>
+        <w:ind w:left="6480" w:hanging="360"/>
+      </w:pPr>
+      <w:rPr>
+        <w:rFonts w:ascii="Wingdings" w:hAnsi="Wingdings" w:hint="default"/>
+      </w:rPr>
+    </w:lvl>
+  </w:abstractNum>
+  <w:abstractNum w:abstractNumId="21" w15:restartNumberingAfterBreak="0">
+    <w:nsid w:val="75A76327"/>
+    <w:multiLevelType w:val="multilevel"/>
+    <w:tmpl w:val="17A68978"/>
+    <w:lvl w:ilvl="0">
+      <w:start w:val="1"/>
+      <w:numFmt w:val="decimal"/>
+      <w:pStyle w:val="Heading1"/>
+      <w:suff w:val="space"/>
+      <w:lvlText w:val="CHƯƠNG %1:"/>
+      <w:lvlJc w:val="left"/>
+      <w:pPr>
+        <w:ind w:left="0" w:firstLine="0"/>
+      </w:pPr>
+      <w:rPr>
+        <w:rFonts w:ascii="Times New Roman" w:hAnsi="Times New Roman" w:hint="default"/>
+        <w:b/>
+        <w:i w:val="0"/>
+        <w:sz w:val="28"/>
+      </w:rPr>
+    </w:lvl>
+    <w:lvl w:ilvl="1">
+      <w:start w:val="1"/>
+      <w:numFmt w:val="decimal"/>
+      <w:pStyle w:val="Heading2"/>
+      <w:lvlText w:val="%1.%2"/>
+      <w:lvlJc w:val="left"/>
+      <w:pPr>
+        <w:ind w:left="576" w:hanging="576"/>
+      </w:pPr>
+      <w:rPr>
+        <w:rFonts w:ascii="Times New Roman" w:hAnsi="Times New Roman" w:hint="default"/>
+        <w:b/>
+        <w:i w:val="0"/>
         <w:sz w:val="26"/>
-        <w:szCs w:val="26"/>
-      </w:rPr>
-    </w:lvl>
-    <w:lvl w:ilvl="1" w:tplc="04090003" w:tentative="1">
-      <w:start w:val="1"/>
-      <w:numFmt w:val="bullet"/>
-      <w:lvlText w:val="o"/>
-      <w:lvlJc w:val="left"/>
-      <w:pPr>
-        <w:ind w:left="1080" w:hanging="360"/>
-      </w:pPr>
-      <w:rPr>
-        <w:rFonts w:ascii="Courier New" w:hAnsi="Courier New" w:cs="Courier New" w:hint="default"/>
-      </w:rPr>
-    </w:lvl>
-    <w:lvl w:ilvl="2" w:tplc="04090005" w:tentative="1">
-      <w:start w:val="1"/>
-      <w:numFmt w:val="bullet"/>
-      <w:lvlText w:val=""/>
-      <w:lvlJc w:val="left"/>
-      <w:pPr>
-        <w:ind w:left="1800" w:hanging="360"/>
-      </w:pPr>
-      <w:rPr>
-        <w:rFonts w:ascii="Wingdings" w:hAnsi="Wingdings" w:hint="default"/>
-      </w:rPr>
-    </w:lvl>
-    <w:lvl w:ilvl="3" w:tplc="04090001" w:tentative="1">
-      <w:start w:val="1"/>
-      <w:numFmt w:val="bullet"/>
-      <w:lvlText w:val=""/>
-      <w:lvlJc w:val="left"/>
-      <w:pPr>
-        <w:ind w:left="2520" w:hanging="360"/>
-      </w:pPr>
-      <w:rPr>
-        <w:rFonts w:ascii="Symbol" w:hAnsi="Symbol" w:hint="default"/>
-      </w:rPr>
-    </w:lvl>
-    <w:lvl w:ilvl="4" w:tplc="04090003" w:tentative="1">
-      <w:start w:val="1"/>
-      <w:numFmt w:val="bullet"/>
-      <w:lvlText w:val="o"/>
-      <w:lvlJc w:val="left"/>
-      <w:pPr>
-        <w:ind w:left="3240" w:hanging="360"/>
-      </w:pPr>
-      <w:rPr>
-        <w:rFonts w:ascii="Courier New" w:hAnsi="Courier New" w:cs="Courier New" w:hint="default"/>
-      </w:rPr>
-    </w:lvl>
-    <w:lvl w:ilvl="5" w:tplc="04090005" w:tentative="1">
-      <w:start w:val="1"/>
-      <w:numFmt w:val="bullet"/>
-      <w:lvlText w:val=""/>
-      <w:lvlJc w:val="left"/>
-      <w:pPr>
-        <w:ind w:left="3960" w:hanging="360"/>
-      </w:pPr>
-      <w:rPr>
-        <w:rFonts w:ascii="Wingdings" w:hAnsi="Wingdings" w:hint="default"/>
-      </w:rPr>
-    </w:lvl>
-    <w:lvl w:ilvl="6" w:tplc="04090001" w:tentative="1">
-      <w:start w:val="1"/>
-      <w:numFmt w:val="bullet"/>
-      <w:lvlText w:val=""/>
-      <w:lvlJc w:val="left"/>
-      <w:pPr>
-        <w:ind w:left="4680" w:hanging="360"/>
-      </w:pPr>
-      <w:rPr>
-        <w:rFonts w:ascii="Symbol" w:hAnsi="Symbol" w:hint="default"/>
-      </w:rPr>
-    </w:lvl>
-    <w:lvl w:ilvl="7" w:tplc="04090003" w:tentative="1">
-      <w:start w:val="1"/>
-      <w:numFmt w:val="bullet"/>
-      <w:lvlText w:val="o"/>
-      <w:lvlJc w:val="left"/>
-      <w:pPr>
-        <w:ind w:left="5400" w:hanging="360"/>
-      </w:pPr>
-      <w:rPr>
-        <w:rFonts w:ascii="Courier New" w:hAnsi="Courier New" w:cs="Courier New" w:hint="default"/>
-      </w:rPr>
-    </w:lvl>
-    <w:lvl w:ilvl="8" w:tplc="04090005" w:tentative="1">
-      <w:start w:val="1"/>
-      <w:numFmt w:val="bullet"/>
-      <w:lvlText w:val=""/>
-      <w:lvlJc w:val="left"/>
-      <w:pPr>
-        <w:ind w:left="6120" w:hanging="360"/>
-      </w:pPr>
-      <w:rPr>
-        <w:rFonts w:ascii="Wingdings" w:hAnsi="Wingdings" w:hint="default"/>
+      </w:rPr>
+    </w:lvl>
+    <w:lvl w:ilvl="2">
+      <w:start w:val="1"/>
+      <w:numFmt w:val="decimal"/>
+      <w:pStyle w:val="Heading3"/>
+      <w:lvlText w:val="%1.%2.%3"/>
+      <w:lvlJc w:val="left"/>
+      <w:pPr>
+        <w:ind w:left="720" w:hanging="720"/>
+      </w:pPr>
+      <w:rPr>
+        <w:rFonts w:ascii="Times New Roman" w:hAnsi="Times New Roman" w:hint="default"/>
+        <w:b/>
+        <w:i w:val="0"/>
+        <w:sz w:val="26"/>
+      </w:rPr>
+    </w:lvl>
+    <w:lvl w:ilvl="3">
+      <w:start w:val="1"/>
+      <w:numFmt w:val="decimal"/>
+      <w:pStyle w:val="Heading4"/>
+      <w:lvlText w:val="%1.%2.%3.%4"/>
+      <w:lvlJc w:val="left"/>
+      <w:pPr>
+        <w:ind w:left="864" w:hanging="864"/>
+      </w:pPr>
+      <w:rPr>
+        <w:rFonts w:ascii="Times New Roman" w:hAnsi="Times New Roman" w:hint="default"/>
+        <w:b/>
+        <w:i w:val="0"/>
+        <w:sz w:val="26"/>
+      </w:rPr>
+    </w:lvl>
+    <w:lvl w:ilvl="4">
+      <w:start w:val="1"/>
+      <w:numFmt w:val="decimal"/>
+      <w:pStyle w:val="Heading5"/>
+      <w:lvlText w:val="%1.%2.%3.%4.%5"/>
+      <w:lvlJc w:val="left"/>
+      <w:pPr>
+        <w:ind w:left="1008" w:hanging="1008"/>
+      </w:pPr>
+      <w:rPr>
+        <w:rFonts w:hint="default"/>
+      </w:rPr>
+    </w:lvl>
+    <w:lvl w:ilvl="5">
+      <w:start w:val="1"/>
+      <w:numFmt w:val="decimal"/>
+      <w:pStyle w:val="Heading6"/>
+      <w:lvlText w:val="%1.%2.%3.%4.%5.%6"/>
+      <w:lvlJc w:val="left"/>
+      <w:pPr>
+        <w:ind w:left="1152" w:hanging="1152"/>
+      </w:pPr>
+      <w:rPr>
+        <w:rFonts w:hint="default"/>
+      </w:rPr>
+    </w:lvl>
+    <w:lvl w:ilvl="6">
+      <w:start w:val="1"/>
+      <w:numFmt w:val="decimal"/>
+      <w:pStyle w:val="Heading7"/>
+      <w:lvlText w:val="%1.%2.%3.%4.%5.%6.%7"/>
+      <w:lvlJc w:val="left"/>
+      <w:pPr>
+        <w:ind w:left="1296" w:hanging="1296"/>
+      </w:pPr>
+      <w:rPr>
+        <w:rFonts w:hint="default"/>
+      </w:rPr>
+    </w:lvl>
+    <w:lvl w:ilvl="7">
+      <w:start w:val="1"/>
+      <w:numFmt w:val="decimal"/>
+      <w:pStyle w:val="Heading8"/>
+      <w:lvlText w:val="%1.%2.%3.%4.%5.%6.%7.%8"/>
+      <w:lvlJc w:val="left"/>
+      <w:pPr>
+        <w:ind w:left="1440" w:hanging="1440"/>
+      </w:pPr>
+      <w:rPr>
+        <w:rFonts w:hint="default"/>
+      </w:rPr>
+    </w:lvl>
+    <w:lvl w:ilvl="8">
+      <w:start w:val="1"/>
+      <w:numFmt w:val="decimal"/>
+      <w:pStyle w:val="Heading9"/>
+      <w:lvlText w:val="%1.%2.%3.%4.%5.%6.%7.%8.%9"/>
+      <w:lvlJc w:val="left"/>
+      <w:pPr>
+        <w:ind w:left="1584" w:hanging="1584"/>
+      </w:pPr>
+      <w:rPr>
+        <w:rFonts w:hint="default"/>
       </w:rPr>
     </w:lvl>
   </w:abstractNum>
-  <w:abstractNum w:abstractNumId="14" w15:restartNumberingAfterBreak="0">
-    <w:nsid w:val="572D1B42"/>
+  <w:abstractNum w:abstractNumId="22" w15:restartNumberingAfterBreak="0">
+    <w:nsid w:val="7CB864C1"/>
     <w:multiLevelType w:val="multilevel"/>
-    <w:tmpl w:val="80EEC8F2"/>
-    <w:lvl w:ilvl="0">
-      <w:start w:val="1"/>
-      <w:numFmt w:val="decimal"/>
-      <w:lvlText w:val="%1"/>
-      <w:lvlJc w:val="left"/>
-      <w:pPr>
-        <w:ind w:left="432" w:hanging="432"/>
-      </w:pPr>
-    </w:lvl>
-    <w:lvl w:ilvl="1">
-      <w:start w:val="1"/>
-      <w:numFmt w:val="decimal"/>
-      <w:lvlText w:val="%1.%2"/>
-      <w:lvlJc w:val="left"/>
-      <w:pPr>
-        <w:ind w:left="576" w:hanging="576"/>
-      </w:pPr>
-    </w:lvl>
-    <w:lvl w:ilvl="2">
-      <w:start w:val="1"/>
-      <w:numFmt w:val="decimal"/>
-      <w:lvlText w:val="%1.%2.%3"/>
-      <w:lvlJc w:val="left"/>
-      <w:pPr>
-        <w:ind w:left="720" w:hanging="720"/>
-      </w:pPr>
-    </w:lvl>
-    <w:lvl w:ilvl="3">
-      <w:start w:val="1"/>
-      <w:numFmt w:val="decimal"/>
-      <w:lvlText w:val="%1.%2.%3.%4"/>
-      <w:lvlJc w:val="left"/>
-      <w:pPr>
-        <w:ind w:left="864" w:hanging="864"/>
-      </w:pPr>
-    </w:lvl>
-    <w:lvl w:ilvl="4">
-      <w:start w:val="1"/>
-      <w:numFmt w:val="decimal"/>
-      <w:lvlText w:val="%1.%2.%3.%4.%5"/>
-      <w:lvlJc w:val="left"/>
-      <w:pPr>
-        <w:ind w:left="1008" w:hanging="1008"/>
-      </w:pPr>
-    </w:lvl>
-    <w:lvl w:ilvl="5">
-      <w:start w:val="1"/>
-      <w:numFmt w:val="decimal"/>
-      <w:lvlText w:val="%1.%2.%3.%4.%5.%6"/>
-      <w:lvlJc w:val="left"/>
-      <w:pPr>
-        <w:ind w:left="1152" w:hanging="1152"/>
-      </w:pPr>
-    </w:lvl>
-    <w:lvl w:ilvl="6">
-      <w:start w:val="1"/>
-      <w:numFmt w:val="decimal"/>
-      <w:lvlText w:val="%1.%2.%3.%4.%5.%6.%7"/>
-      <w:lvlJc w:val="left"/>
-      <w:pPr>
-        <w:ind w:left="1296" w:hanging="1296"/>
-      </w:pPr>
-    </w:lvl>
-    <w:lvl w:ilvl="7">
-      <w:start w:val="1"/>
-      <w:numFmt w:val="decimal"/>
-      <w:lvlText w:val="%1.%2.%3.%4.%5.%6.%7.%8"/>
-      <w:lvlJc w:val="left"/>
-      <w:pPr>
-        <w:ind w:left="1440" w:hanging="1440"/>
-      </w:pPr>
-    </w:lvl>
-    <w:lvl w:ilvl="8">
-      <w:start w:val="1"/>
-      <w:numFmt w:val="decimal"/>
-      <w:lvlText w:val="%1.%2.%3.%4.%5.%6.%7.%8.%9"/>
-      <w:lvlJc w:val="left"/>
-      <w:pPr>
-        <w:ind w:left="1584" w:hanging="1584"/>
-      </w:pPr>
-    </w:lvl>
-  </w:abstractNum>
-  <w:abstractNum w:abstractNumId="15" w15:restartNumberingAfterBreak="0">
-    <w:nsid w:val="5C3243E7"/>
-    <w:multiLevelType w:val="hybridMultilevel"/>
-    <w:tmpl w:val="704A3902"/>
-    <w:lvl w:ilvl="0" w:tplc="04090001">
-      <w:start w:val="1"/>
-      <w:numFmt w:val="bullet"/>
-      <w:lvlText w:val=""/>
-      <w:lvlJc w:val="left"/>
-      <w:pPr>
-        <w:ind w:left="720" w:hanging="360"/>
-      </w:pPr>
-      <w:rPr>
-        <w:rFonts w:ascii="Symbol" w:hAnsi="Symbol" w:hint="default"/>
-      </w:rPr>
-    </w:lvl>
-    <w:lvl w:ilvl="1" w:tplc="04090003" w:tentative="1">
-      <w:start w:val="1"/>
-      <w:numFmt w:val="bullet"/>
-      <w:lvlText w:val="o"/>
-      <w:lvlJc w:val="left"/>
-      <w:pPr>
-        <w:ind w:left="1440" w:hanging="360"/>
-      </w:pPr>
-      <w:rPr>
-        <w:rFonts w:ascii="Courier New" w:hAnsi="Courier New" w:cs="Courier New" w:hint="default"/>
-      </w:rPr>
-    </w:lvl>
-    <w:lvl w:ilvl="2" w:tplc="04090005" w:tentative="1">
-      <w:start w:val="1"/>
-      <w:numFmt w:val="bullet"/>
-      <w:lvlText w:val=""/>
-      <w:lvlJc w:val="left"/>
-      <w:pPr>
-        <w:ind w:left="2160" w:hanging="360"/>
-      </w:pPr>
-      <w:rPr>
-        <w:rFonts w:ascii="Wingdings" w:hAnsi="Wingdings" w:hint="default"/>
-      </w:rPr>
-    </w:lvl>
-    <w:lvl w:ilvl="3" w:tplc="04090001" w:tentative="1">
-      <w:start w:val="1"/>
-      <w:numFmt w:val="bullet"/>
-      <w:lvlText w:val=""/>
-      <w:lvlJc w:val="left"/>
-      <w:pPr>
-        <w:ind w:left="2880" w:hanging="360"/>
-      </w:pPr>
-      <w:rPr>
-        <w:rFonts w:ascii="Symbol" w:hAnsi="Symbol" w:hint="default"/>
-      </w:rPr>
-    </w:lvl>
-    <w:lvl w:ilvl="4" w:tplc="04090003" w:tentative="1">
-      <w:start w:val="1"/>
-      <w:numFmt w:val="bullet"/>
-      <w:lvlText w:val="o"/>
-      <w:lvlJc w:val="left"/>
-      <w:pPr>
-        <w:ind w:left="3600" w:hanging="360"/>
-      </w:pPr>
-      <w:rPr>
-        <w:rFonts w:ascii="Courier New" w:hAnsi="Courier New" w:cs="Courier New" w:hint="default"/>
-      </w:rPr>
-    </w:lvl>
-    <w:lvl w:ilvl="5" w:tplc="04090005" w:tentative="1">
-      <w:start w:val="1"/>
-      <w:numFmt w:val="bullet"/>
-      <w:lvlText w:val=""/>
-      <w:lvlJc w:val="left"/>
-      <w:pPr>
-        <w:ind w:left="4320" w:hanging="360"/>
-      </w:pPr>
-      <w:rPr>
-        <w:rFonts w:ascii="Wingdings" w:hAnsi="Wingdings" w:hint="default"/>
-      </w:rPr>
-    </w:lvl>
-    <w:lvl w:ilvl="6" w:tplc="04090001" w:tentative="1">
-      <w:start w:val="1"/>
-      <w:numFmt w:val="bullet"/>
-      <w:lvlText w:val=""/>
-      <w:lvlJc w:val="left"/>
-      <w:pPr>
-        <w:ind w:left="5040" w:hanging="360"/>
-      </w:pPr>
-      <w:rPr>
-        <w:rFonts w:ascii="Symbol" w:hAnsi="Symbol" w:hint="default"/>
-      </w:rPr>
-    </w:lvl>
-    <w:lvl w:ilvl="7" w:tplc="04090003" w:tentative="1">
-      <w:start w:val="1"/>
-      <w:numFmt w:val="bullet"/>
-      <w:lvlText w:val="o"/>
-      <w:lvlJc w:val="left"/>
-      <w:pPr>
-        <w:ind w:left="5760" w:hanging="360"/>
-      </w:pPr>
-      <w:rPr>
-        <w:rFonts w:ascii="Courier New" w:hAnsi="Courier New" w:cs="Courier New" w:hint="default"/>
-      </w:rPr>
-    </w:lvl>
-    <w:lvl w:ilvl="8" w:tplc="04090005" w:tentative="1">
-      <w:start w:val="1"/>
-      <w:numFmt w:val="bullet"/>
-      <w:lvlText w:val=""/>
-      <w:lvlJc w:val="left"/>
-      <w:pPr>
-        <w:ind w:left="6480" w:hanging="360"/>
-      </w:pPr>
-      <w:rPr>
-        <w:rFonts w:ascii="Wingdings" w:hAnsi="Wingdings" w:hint="default"/>
-      </w:rPr>
-    </w:lvl>
-  </w:abstractNum>
-  <w:abstractNum w:abstractNumId="16" w15:restartNumberingAfterBreak="0">
-    <w:nsid w:val="64C93B76"/>
-    <w:multiLevelType w:val="multilevel"/>
-    <w:tmpl w:val="E22659CC"/>
+    <w:tmpl w:val="1ABE5968"/>
     <w:lvl w:ilvl="0">
       <w:start w:val="1"/>
       <w:numFmt w:val="bullet"/>
@@ -10345,7 +13155,7 @@
         <w:sz w:val="20"/>
       </w:rPr>
     </w:lvl>
-    <w:lvl w:ilvl="1">
+    <w:lvl w:ilvl="1" w:tentative="1">
       <w:start w:val="1"/>
       <w:numFmt w:val="bullet"/>
       <w:lvlText w:val="o"/>
@@ -10474,371 +13284,105 @@
       </w:rPr>
     </w:lvl>
   </w:abstractNum>
-  <w:abstractNum w:abstractNumId="17" w15:restartNumberingAfterBreak="0">
-    <w:nsid w:val="68E01C9F"/>
+  <w:abstractNum w:abstractNumId="23" w15:restartNumberingAfterBreak="0">
+    <w:nsid w:val="7CFF169B"/>
     <w:multiLevelType w:val="multilevel"/>
-    <w:tmpl w:val="15EAFBD8"/>
+    <w:tmpl w:val="1D7EC6C0"/>
     <w:lvl w:ilvl="0">
       <w:start w:val="1"/>
       <w:numFmt w:val="decimal"/>
-      <w:lvlText w:val="%1"/>
-      <w:lvlJc w:val="left"/>
-      <w:pPr>
-        <w:ind w:left="432" w:hanging="432"/>
-      </w:pPr>
-      <w:rPr>
-        <w:rFonts w:hint="default"/>
-      </w:rPr>
+      <w:suff w:val="space"/>
+      <w:lvlText w:val="Chapter %1"/>
+      <w:lvlJc w:val="left"/>
+      <w:pPr>
+        <w:ind w:left="0" w:firstLine="0"/>
+      </w:pPr>
     </w:lvl>
     <w:lvl w:ilvl="1">
       <w:start w:val="1"/>
-      <w:numFmt w:val="decimal"/>
-      <w:lvlText w:val="%1.%2"/>
-      <w:lvlJc w:val="left"/>
-      <w:pPr>
-        <w:ind w:left="576" w:hanging="576"/>
-      </w:pPr>
-      <w:rPr>
-        <w:rFonts w:hint="default"/>
-      </w:rPr>
+      <w:numFmt w:val="none"/>
+      <w:suff w:val="nothing"/>
+      <w:lvlText w:val=""/>
+      <w:lvlJc w:val="left"/>
+      <w:pPr>
+        <w:ind w:left="0" w:firstLine="0"/>
+      </w:pPr>
     </w:lvl>
     <w:lvl w:ilvl="2">
       <w:start w:val="1"/>
-      <w:numFmt w:val="decimal"/>
-      <w:lvlText w:val="%1.%2.%3"/>
-      <w:lvlJc w:val="left"/>
-      <w:pPr>
-        <w:ind w:left="720" w:hanging="720"/>
-      </w:pPr>
-      <w:rPr>
-        <w:rFonts w:hint="default"/>
-      </w:rPr>
+      <w:numFmt w:val="none"/>
+      <w:suff w:val="nothing"/>
+      <w:lvlText w:val=""/>
+      <w:lvlJc w:val="left"/>
+      <w:pPr>
+        <w:ind w:left="0" w:firstLine="0"/>
+      </w:pPr>
     </w:lvl>
     <w:lvl w:ilvl="3">
       <w:start w:val="1"/>
-      <w:numFmt w:val="decimal"/>
-      <w:lvlText w:val="%1.%2.%3.%4"/>
-      <w:lvlJc w:val="left"/>
-      <w:pPr>
-        <w:ind w:left="864" w:hanging="864"/>
-      </w:pPr>
-      <w:rPr>
-        <w:rFonts w:hint="default"/>
-      </w:rPr>
+      <w:numFmt w:val="none"/>
+      <w:suff w:val="nothing"/>
+      <w:lvlText w:val=""/>
+      <w:lvlJc w:val="left"/>
+      <w:pPr>
+        <w:ind w:left="0" w:firstLine="0"/>
+      </w:pPr>
     </w:lvl>
     <w:lvl w:ilvl="4">
       <w:start w:val="1"/>
-      <w:numFmt w:val="decimal"/>
-      <w:lvlText w:val="%1.%2.%3.%4.%5"/>
-      <w:lvlJc w:val="left"/>
-      <w:pPr>
-        <w:ind w:left="1008" w:hanging="1008"/>
-      </w:pPr>
-      <w:rPr>
-        <w:rFonts w:hint="default"/>
-      </w:rPr>
+      <w:numFmt w:val="none"/>
+      <w:suff w:val="nothing"/>
+      <w:lvlText w:val=""/>
+      <w:lvlJc w:val="left"/>
+      <w:pPr>
+        <w:ind w:left="0" w:firstLine="0"/>
+      </w:pPr>
     </w:lvl>
     <w:lvl w:ilvl="5">
       <w:start w:val="1"/>
-      <w:numFmt w:val="decimal"/>
-      <w:lvlText w:val="%1.%2.%3.%4.%5.%6"/>
-      <w:lvlJc w:val="left"/>
-      <w:pPr>
-        <w:ind w:left="1152" w:hanging="1152"/>
-      </w:pPr>
-      <w:rPr>
-        <w:rFonts w:hint="default"/>
-      </w:rPr>
+      <w:numFmt w:val="none"/>
+      <w:suff w:val="nothing"/>
+      <w:lvlText w:val=""/>
+      <w:lvlJc w:val="left"/>
+      <w:pPr>
+        <w:ind w:left="0" w:firstLine="0"/>
+      </w:pPr>
     </w:lvl>
     <w:lvl w:ilvl="6">
       <w:start w:val="1"/>
-      <w:numFmt w:val="decimal"/>
-      <w:lvlText w:val="%1.%2.%3.%4.%5.%6.%7"/>
-      <w:lvlJc w:val="left"/>
-      <w:pPr>
-        <w:ind w:left="1296" w:hanging="1296"/>
-      </w:pPr>
-      <w:rPr>
-        <w:rFonts w:hint="default"/>
-      </w:rPr>
+      <w:numFmt w:val="none"/>
+      <w:suff w:val="nothing"/>
+      <w:lvlText w:val=""/>
+      <w:lvlJc w:val="left"/>
+      <w:pPr>
+        <w:ind w:left="0" w:firstLine="0"/>
+      </w:pPr>
     </w:lvl>
     <w:lvl w:ilvl="7">
       <w:start w:val="1"/>
-      <w:numFmt w:val="decimal"/>
-      <w:lvlText w:val="%1.%2.%3.%4.%5.%6.%7.%8"/>
-      <w:lvlJc w:val="left"/>
-      <w:pPr>
-        <w:ind w:left="1440" w:hanging="1440"/>
-      </w:pPr>
-      <w:rPr>
-        <w:rFonts w:hint="default"/>
-      </w:rPr>
+      <w:numFmt w:val="none"/>
+      <w:suff w:val="nothing"/>
+      <w:lvlText w:val=""/>
+      <w:lvlJc w:val="left"/>
+      <w:pPr>
+        <w:ind w:left="0" w:firstLine="0"/>
+      </w:pPr>
     </w:lvl>
     <w:lvl w:ilvl="8">
       <w:start w:val="1"/>
-      <w:numFmt w:val="decimal"/>
-      <w:lvlText w:val="%1.%2.%3.%4.%5.%6.%7.%8.%9"/>
-      <w:lvlJc w:val="left"/>
-      <w:pPr>
-        <w:ind w:left="1584" w:hanging="1584"/>
-      </w:pPr>
-      <w:rPr>
-        <w:rFonts w:hint="default"/>
-      </w:rPr>
+      <w:numFmt w:val="none"/>
+      <w:suff w:val="nothing"/>
+      <w:lvlText w:val=""/>
+      <w:lvlJc w:val="left"/>
+      <w:pPr>
+        <w:ind w:left="0" w:firstLine="0"/>
+      </w:pPr>
     </w:lvl>
   </w:abstractNum>
-  <w:abstractNum w:abstractNumId="18" w15:restartNumberingAfterBreak="0">
-    <w:nsid w:val="736D6219"/>
-    <w:multiLevelType w:val="hybridMultilevel"/>
-    <w:tmpl w:val="D61EE1DC"/>
-    <w:lvl w:ilvl="0" w:tplc="04090009">
-      <w:start w:val="1"/>
-      <w:numFmt w:val="bullet"/>
-      <w:lvlText w:val=""/>
-      <w:lvlJc w:val="left"/>
-      <w:pPr>
-        <w:ind w:left="720" w:hanging="360"/>
-      </w:pPr>
-      <w:rPr>
-        <w:rFonts w:ascii="Wingdings" w:hAnsi="Wingdings" w:hint="default"/>
-      </w:rPr>
-    </w:lvl>
-    <w:lvl w:ilvl="1" w:tplc="04090003">
-      <w:start w:val="1"/>
-      <w:numFmt w:val="bullet"/>
-      <w:lvlText w:val="o"/>
-      <w:lvlJc w:val="left"/>
-      <w:pPr>
-        <w:ind w:left="1440" w:hanging="360"/>
-      </w:pPr>
-      <w:rPr>
-        <w:rFonts w:ascii="Courier New" w:hAnsi="Courier New" w:cs="Courier New" w:hint="default"/>
-      </w:rPr>
-    </w:lvl>
-    <w:lvl w:ilvl="2" w:tplc="04090005" w:tentative="1">
-      <w:start w:val="1"/>
-      <w:numFmt w:val="bullet"/>
-      <w:lvlText w:val=""/>
-      <w:lvlJc w:val="left"/>
-      <w:pPr>
-        <w:ind w:left="2160" w:hanging="360"/>
-      </w:pPr>
-      <w:rPr>
-        <w:rFonts w:ascii="Wingdings" w:hAnsi="Wingdings" w:hint="default"/>
-      </w:rPr>
-    </w:lvl>
-    <w:lvl w:ilvl="3" w:tplc="04090001" w:tentative="1">
-      <w:start w:val="1"/>
-      <w:numFmt w:val="bullet"/>
-      <w:lvlText w:val=""/>
-      <w:lvlJc w:val="left"/>
-      <w:pPr>
-        <w:ind w:left="2880" w:hanging="360"/>
-      </w:pPr>
-      <w:rPr>
-        <w:rFonts w:ascii="Symbol" w:hAnsi="Symbol" w:hint="default"/>
-      </w:rPr>
-    </w:lvl>
-    <w:lvl w:ilvl="4" w:tplc="04090003" w:tentative="1">
-      <w:start w:val="1"/>
-      <w:numFmt w:val="bullet"/>
-      <w:lvlText w:val="o"/>
-      <w:lvlJc w:val="left"/>
-      <w:pPr>
-        <w:ind w:left="3600" w:hanging="360"/>
-      </w:pPr>
-      <w:rPr>
-        <w:rFonts w:ascii="Courier New" w:hAnsi="Courier New" w:cs="Courier New" w:hint="default"/>
-      </w:rPr>
-    </w:lvl>
-    <w:lvl w:ilvl="5" w:tplc="04090005" w:tentative="1">
-      <w:start w:val="1"/>
-      <w:numFmt w:val="bullet"/>
-      <w:lvlText w:val=""/>
-      <w:lvlJc w:val="left"/>
-      <w:pPr>
-        <w:ind w:left="4320" w:hanging="360"/>
-      </w:pPr>
-      <w:rPr>
-        <w:rFonts w:ascii="Wingdings" w:hAnsi="Wingdings" w:hint="default"/>
-      </w:rPr>
-    </w:lvl>
-    <w:lvl w:ilvl="6" w:tplc="04090001" w:tentative="1">
-      <w:start w:val="1"/>
-      <w:numFmt w:val="bullet"/>
-      <w:lvlText w:val=""/>
-      <w:lvlJc w:val="left"/>
-      <w:pPr>
-        <w:ind w:left="5040" w:hanging="360"/>
-      </w:pPr>
-      <w:rPr>
-        <w:rFonts w:ascii="Symbol" w:hAnsi="Symbol" w:hint="default"/>
-      </w:rPr>
-    </w:lvl>
-    <w:lvl w:ilvl="7" w:tplc="04090003" w:tentative="1">
-      <w:start w:val="1"/>
-      <w:numFmt w:val="bullet"/>
-      <w:lvlText w:val="o"/>
-      <w:lvlJc w:val="left"/>
-      <w:pPr>
-        <w:ind w:left="5760" w:hanging="360"/>
-      </w:pPr>
-      <w:rPr>
-        <w:rFonts w:ascii="Courier New" w:hAnsi="Courier New" w:cs="Courier New" w:hint="default"/>
-      </w:rPr>
-    </w:lvl>
-    <w:lvl w:ilvl="8" w:tplc="04090005" w:tentative="1">
-      <w:start w:val="1"/>
-      <w:numFmt w:val="bullet"/>
-      <w:lvlText w:val=""/>
-      <w:lvlJc w:val="left"/>
-      <w:pPr>
-        <w:ind w:left="6480" w:hanging="360"/>
-      </w:pPr>
-      <w:rPr>
-        <w:rFonts w:ascii="Wingdings" w:hAnsi="Wingdings" w:hint="default"/>
-      </w:rPr>
-    </w:lvl>
-  </w:abstractNum>
-  <w:abstractNum w:abstractNumId="19" w15:restartNumberingAfterBreak="0">
-    <w:nsid w:val="75A76327"/>
+  <w:abstractNum w:abstractNumId="24" w15:restartNumberingAfterBreak="0">
+    <w:nsid w:val="7E9E5245"/>
     <w:multiLevelType w:val="multilevel"/>
-    <w:tmpl w:val="17A68978"/>
-    <w:lvl w:ilvl="0">
-      <w:start w:val="1"/>
-      <w:numFmt w:val="decimal"/>
-      <w:pStyle w:val="Heading1"/>
-      <w:suff w:val="space"/>
-      <w:lvlText w:val="CHƯƠNG %1:"/>
-      <w:lvlJc w:val="left"/>
-      <w:pPr>
-        <w:ind w:left="0" w:firstLine="0"/>
-      </w:pPr>
-      <w:rPr>
-        <w:rFonts w:ascii="Times New Roman" w:hAnsi="Times New Roman" w:hint="default"/>
-        <w:b/>
-        <w:i w:val="0"/>
-        <w:sz w:val="28"/>
-      </w:rPr>
-    </w:lvl>
-    <w:lvl w:ilvl="1">
-      <w:start w:val="1"/>
-      <w:numFmt w:val="decimal"/>
-      <w:pStyle w:val="Heading2"/>
-      <w:lvlText w:val="%1.%2"/>
-      <w:lvlJc w:val="left"/>
-      <w:pPr>
-        <w:ind w:left="576" w:hanging="576"/>
-      </w:pPr>
-      <w:rPr>
-        <w:rFonts w:ascii="Times New Roman" w:hAnsi="Times New Roman" w:hint="default"/>
-        <w:b/>
-        <w:i w:val="0"/>
-        <w:sz w:val="26"/>
-      </w:rPr>
-    </w:lvl>
-    <w:lvl w:ilvl="2">
-      <w:start w:val="1"/>
-      <w:numFmt w:val="decimal"/>
-      <w:pStyle w:val="Heading3"/>
-      <w:lvlText w:val="%1.%2.%3"/>
-      <w:lvlJc w:val="left"/>
-      <w:pPr>
-        <w:ind w:left="720" w:hanging="720"/>
-      </w:pPr>
-      <w:rPr>
-        <w:rFonts w:ascii="Times New Roman" w:hAnsi="Times New Roman" w:hint="default"/>
-        <w:b/>
-        <w:i w:val="0"/>
-        <w:sz w:val="26"/>
-      </w:rPr>
-    </w:lvl>
-    <w:lvl w:ilvl="3">
-      <w:start w:val="1"/>
-      <w:numFmt w:val="decimal"/>
-      <w:pStyle w:val="Heading4"/>
-      <w:lvlText w:val="%1.%2.%3.%4"/>
-      <w:lvlJc w:val="left"/>
-      <w:pPr>
-        <w:ind w:left="864" w:hanging="864"/>
-      </w:pPr>
-      <w:rPr>
-        <w:rFonts w:ascii="Times New Roman" w:hAnsi="Times New Roman" w:hint="default"/>
-        <w:b/>
-        <w:i w:val="0"/>
-        <w:sz w:val="26"/>
-      </w:rPr>
-    </w:lvl>
-    <w:lvl w:ilvl="4">
-      <w:start w:val="1"/>
-      <w:numFmt w:val="decimal"/>
-      <w:pStyle w:val="Heading5"/>
-      <w:lvlText w:val="%1.%2.%3.%4.%5"/>
-      <w:lvlJc w:val="left"/>
-      <w:pPr>
-        <w:ind w:left="1008" w:hanging="1008"/>
-      </w:pPr>
-      <w:rPr>
-        <w:rFonts w:hint="default"/>
-      </w:rPr>
-    </w:lvl>
-    <w:lvl w:ilvl="5">
-      <w:start w:val="1"/>
-      <w:numFmt w:val="decimal"/>
-      <w:pStyle w:val="Heading6"/>
-      <w:lvlText w:val="%1.%2.%3.%4.%5.%6"/>
-      <w:lvlJc w:val="left"/>
-      <w:pPr>
-        <w:ind w:left="1152" w:hanging="1152"/>
-      </w:pPr>
-      <w:rPr>
-        <w:rFonts w:hint="default"/>
-      </w:rPr>
-    </w:lvl>
-    <w:lvl w:ilvl="6">
-      <w:start w:val="1"/>
-      <w:numFmt w:val="decimal"/>
-      <w:pStyle w:val="Heading7"/>
-      <w:lvlText w:val="%1.%2.%3.%4.%5.%6.%7"/>
-      <w:lvlJc w:val="left"/>
-      <w:pPr>
-        <w:ind w:left="1296" w:hanging="1296"/>
-      </w:pPr>
-      <w:rPr>
-        <w:rFonts w:hint="default"/>
-      </w:rPr>
-    </w:lvl>
-    <w:lvl w:ilvl="7">
-      <w:start w:val="1"/>
-      <w:numFmt w:val="decimal"/>
-      <w:pStyle w:val="Heading8"/>
-      <w:lvlText w:val="%1.%2.%3.%4.%5.%6.%7.%8"/>
-      <w:lvlJc w:val="left"/>
-      <w:pPr>
-        <w:ind w:left="1440" w:hanging="1440"/>
-      </w:pPr>
-      <w:rPr>
-        <w:rFonts w:hint="default"/>
-      </w:rPr>
-    </w:lvl>
-    <w:lvl w:ilvl="8">
-      <w:start w:val="1"/>
-      <w:numFmt w:val="decimal"/>
-      <w:pStyle w:val="Heading9"/>
-      <w:lvlText w:val="%1.%2.%3.%4.%5.%6.%7.%8.%9"/>
-      <w:lvlJc w:val="left"/>
-      <w:pPr>
-        <w:ind w:left="1584" w:hanging="1584"/>
-      </w:pPr>
-      <w:rPr>
-        <w:rFonts w:hint="default"/>
-      </w:rPr>
-    </w:lvl>
-  </w:abstractNum>
-  <w:abstractNum w:abstractNumId="20" w15:restartNumberingAfterBreak="0">
-    <w:nsid w:val="7CB864C1"/>
-    <w:multiLevelType w:val="multilevel"/>
-    <w:tmpl w:val="1ABE5968"/>
+    <w:tmpl w:val="BB44D5E2"/>
     <w:lvl w:ilvl="0">
       <w:start w:val="1"/>
       <w:numFmt w:val="bullet"/>
@@ -10984,270 +13528,26 @@
       </w:rPr>
     </w:lvl>
   </w:abstractNum>
-  <w:abstractNum w:abstractNumId="21" w15:restartNumberingAfterBreak="0">
-    <w:nsid w:val="7CFF169B"/>
-    <w:multiLevelType w:val="multilevel"/>
-    <w:tmpl w:val="1D7EC6C0"/>
-    <w:lvl w:ilvl="0">
-      <w:start w:val="1"/>
-      <w:numFmt w:val="decimal"/>
-      <w:suff w:val="space"/>
-      <w:lvlText w:val="Chapter %1"/>
-      <w:lvlJc w:val="left"/>
-      <w:pPr>
-        <w:ind w:left="0" w:firstLine="0"/>
-      </w:pPr>
-    </w:lvl>
-    <w:lvl w:ilvl="1">
-      <w:start w:val="1"/>
-      <w:numFmt w:val="none"/>
-      <w:suff w:val="nothing"/>
-      <w:lvlText w:val=""/>
-      <w:lvlJc w:val="left"/>
-      <w:pPr>
-        <w:ind w:left="0" w:firstLine="0"/>
-      </w:pPr>
-    </w:lvl>
-    <w:lvl w:ilvl="2">
-      <w:start w:val="1"/>
-      <w:numFmt w:val="none"/>
-      <w:suff w:val="nothing"/>
-      <w:lvlText w:val=""/>
-      <w:lvlJc w:val="left"/>
-      <w:pPr>
-        <w:ind w:left="0" w:firstLine="0"/>
-      </w:pPr>
-    </w:lvl>
-    <w:lvl w:ilvl="3">
-      <w:start w:val="1"/>
-      <w:numFmt w:val="none"/>
-      <w:suff w:val="nothing"/>
-      <w:lvlText w:val=""/>
-      <w:lvlJc w:val="left"/>
-      <w:pPr>
-        <w:ind w:left="0" w:firstLine="0"/>
-      </w:pPr>
-    </w:lvl>
-    <w:lvl w:ilvl="4">
-      <w:start w:val="1"/>
-      <w:numFmt w:val="none"/>
-      <w:suff w:val="nothing"/>
-      <w:lvlText w:val=""/>
-      <w:lvlJc w:val="left"/>
-      <w:pPr>
-        <w:ind w:left="0" w:firstLine="0"/>
-      </w:pPr>
-    </w:lvl>
-    <w:lvl w:ilvl="5">
-      <w:start w:val="1"/>
-      <w:numFmt w:val="none"/>
-      <w:suff w:val="nothing"/>
-      <w:lvlText w:val=""/>
-      <w:lvlJc w:val="left"/>
-      <w:pPr>
-        <w:ind w:left="0" w:firstLine="0"/>
-      </w:pPr>
-    </w:lvl>
-    <w:lvl w:ilvl="6">
-      <w:start w:val="1"/>
-      <w:numFmt w:val="none"/>
-      <w:suff w:val="nothing"/>
-      <w:lvlText w:val=""/>
-      <w:lvlJc w:val="left"/>
-      <w:pPr>
-        <w:ind w:left="0" w:firstLine="0"/>
-      </w:pPr>
-    </w:lvl>
-    <w:lvl w:ilvl="7">
-      <w:start w:val="1"/>
-      <w:numFmt w:val="none"/>
-      <w:suff w:val="nothing"/>
-      <w:lvlText w:val=""/>
-      <w:lvlJc w:val="left"/>
-      <w:pPr>
-        <w:ind w:left="0" w:firstLine="0"/>
-      </w:pPr>
-    </w:lvl>
-    <w:lvl w:ilvl="8">
-      <w:start w:val="1"/>
-      <w:numFmt w:val="none"/>
-      <w:suff w:val="nothing"/>
-      <w:lvlText w:val=""/>
-      <w:lvlJc w:val="left"/>
-      <w:pPr>
-        <w:ind w:left="0" w:firstLine="0"/>
-      </w:pPr>
-    </w:lvl>
-  </w:abstractNum>
-  <w:abstractNum w:abstractNumId="22" w15:restartNumberingAfterBreak="0">
-    <w:nsid w:val="7E9E5245"/>
-    <w:multiLevelType w:val="multilevel"/>
-    <w:tmpl w:val="BB44D5E2"/>
-    <w:lvl w:ilvl="0">
-      <w:start w:val="1"/>
-      <w:numFmt w:val="bullet"/>
-      <w:lvlText w:val=""/>
-      <w:lvlJc w:val="left"/>
-      <w:pPr>
-        <w:tabs>
-          <w:tab w:val="num" w:pos="720"/>
-        </w:tabs>
-        <w:ind w:left="720" w:hanging="360"/>
-      </w:pPr>
-      <w:rPr>
-        <w:rFonts w:ascii="Symbol" w:hAnsi="Symbol" w:hint="default"/>
-        <w:sz w:val="20"/>
-      </w:rPr>
-    </w:lvl>
-    <w:lvl w:ilvl="1" w:tentative="1">
-      <w:start w:val="1"/>
-      <w:numFmt w:val="bullet"/>
-      <w:lvlText w:val="o"/>
-      <w:lvlJc w:val="left"/>
-      <w:pPr>
-        <w:tabs>
-          <w:tab w:val="num" w:pos="1440"/>
-        </w:tabs>
-        <w:ind w:left="1440" w:hanging="360"/>
-      </w:pPr>
-      <w:rPr>
-        <w:rFonts w:ascii="Courier New" w:hAnsi="Courier New" w:hint="default"/>
-        <w:sz w:val="20"/>
-      </w:rPr>
-    </w:lvl>
-    <w:lvl w:ilvl="2" w:tentative="1">
-      <w:start w:val="1"/>
-      <w:numFmt w:val="bullet"/>
-      <w:lvlText w:val=""/>
-      <w:lvlJc w:val="left"/>
-      <w:pPr>
-        <w:tabs>
-          <w:tab w:val="num" w:pos="2160"/>
-        </w:tabs>
-        <w:ind w:left="2160" w:hanging="360"/>
-      </w:pPr>
-      <w:rPr>
-        <w:rFonts w:ascii="Wingdings" w:hAnsi="Wingdings" w:hint="default"/>
-        <w:sz w:val="20"/>
-      </w:rPr>
-    </w:lvl>
-    <w:lvl w:ilvl="3" w:tentative="1">
-      <w:start w:val="1"/>
-      <w:numFmt w:val="bullet"/>
-      <w:lvlText w:val=""/>
-      <w:lvlJc w:val="left"/>
-      <w:pPr>
-        <w:tabs>
-          <w:tab w:val="num" w:pos="2880"/>
-        </w:tabs>
-        <w:ind w:left="2880" w:hanging="360"/>
-      </w:pPr>
-      <w:rPr>
-        <w:rFonts w:ascii="Wingdings" w:hAnsi="Wingdings" w:hint="default"/>
-        <w:sz w:val="20"/>
-      </w:rPr>
-    </w:lvl>
-    <w:lvl w:ilvl="4" w:tentative="1">
-      <w:start w:val="1"/>
-      <w:numFmt w:val="bullet"/>
-      <w:lvlText w:val=""/>
-      <w:lvlJc w:val="left"/>
-      <w:pPr>
-        <w:tabs>
-          <w:tab w:val="num" w:pos="3600"/>
-        </w:tabs>
-        <w:ind w:left="3600" w:hanging="360"/>
-      </w:pPr>
-      <w:rPr>
-        <w:rFonts w:ascii="Wingdings" w:hAnsi="Wingdings" w:hint="default"/>
-        <w:sz w:val="20"/>
-      </w:rPr>
-    </w:lvl>
-    <w:lvl w:ilvl="5" w:tentative="1">
-      <w:start w:val="1"/>
-      <w:numFmt w:val="bullet"/>
-      <w:lvlText w:val=""/>
-      <w:lvlJc w:val="left"/>
-      <w:pPr>
-        <w:tabs>
-          <w:tab w:val="num" w:pos="4320"/>
-        </w:tabs>
-        <w:ind w:left="4320" w:hanging="360"/>
-      </w:pPr>
-      <w:rPr>
-        <w:rFonts w:ascii="Wingdings" w:hAnsi="Wingdings" w:hint="default"/>
-        <w:sz w:val="20"/>
-      </w:rPr>
-    </w:lvl>
-    <w:lvl w:ilvl="6" w:tentative="1">
-      <w:start w:val="1"/>
-      <w:numFmt w:val="bullet"/>
-      <w:lvlText w:val=""/>
-      <w:lvlJc w:val="left"/>
-      <w:pPr>
-        <w:tabs>
-          <w:tab w:val="num" w:pos="5040"/>
-        </w:tabs>
-        <w:ind w:left="5040" w:hanging="360"/>
-      </w:pPr>
-      <w:rPr>
-        <w:rFonts w:ascii="Wingdings" w:hAnsi="Wingdings" w:hint="default"/>
-        <w:sz w:val="20"/>
-      </w:rPr>
-    </w:lvl>
-    <w:lvl w:ilvl="7" w:tentative="1">
-      <w:start w:val="1"/>
-      <w:numFmt w:val="bullet"/>
-      <w:lvlText w:val=""/>
-      <w:lvlJc w:val="left"/>
-      <w:pPr>
-        <w:tabs>
-          <w:tab w:val="num" w:pos="5760"/>
-        </w:tabs>
-        <w:ind w:left="5760" w:hanging="360"/>
-      </w:pPr>
-      <w:rPr>
-        <w:rFonts w:ascii="Wingdings" w:hAnsi="Wingdings" w:hint="default"/>
-        <w:sz w:val="20"/>
-      </w:rPr>
-    </w:lvl>
-    <w:lvl w:ilvl="8" w:tentative="1">
-      <w:start w:val="1"/>
-      <w:numFmt w:val="bullet"/>
-      <w:lvlText w:val=""/>
-      <w:lvlJc w:val="left"/>
-      <w:pPr>
-        <w:tabs>
-          <w:tab w:val="num" w:pos="6480"/>
-        </w:tabs>
-        <w:ind w:left="6480" w:hanging="360"/>
-      </w:pPr>
-      <w:rPr>
-        <w:rFonts w:ascii="Wingdings" w:hAnsi="Wingdings" w:hint="default"/>
-        <w:sz w:val="20"/>
-      </w:rPr>
-    </w:lvl>
-  </w:abstractNum>
   <w:num w:numId="1" w16cid:durableId="576745252">
-    <w:abstractNumId w:val="4"/>
+    <w:abstractNumId w:val="5"/>
   </w:num>
   <w:num w:numId="2" w16cid:durableId="1187795378">
+    <w:abstractNumId w:val="16"/>
+  </w:num>
+  <w:num w:numId="3" w16cid:durableId="1677464973">
+    <w:abstractNumId w:val="19"/>
+  </w:num>
+  <w:num w:numId="4" w16cid:durableId="494876422">
+    <w:abstractNumId w:val="23"/>
+  </w:num>
+  <w:num w:numId="5" w16cid:durableId="1925801043">
     <w:abstractNumId w:val="14"/>
   </w:num>
-  <w:num w:numId="3" w16cid:durableId="1677464973">
-    <w:abstractNumId w:val="17"/>
-  </w:num>
-  <w:num w:numId="4" w16cid:durableId="494876422">
+  <w:num w:numId="6" w16cid:durableId="2038115881">
     <w:abstractNumId w:val="21"/>
   </w:num>
-  <w:num w:numId="5" w16cid:durableId="1925801043">
-    <w:abstractNumId w:val="12"/>
-  </w:num>
-  <w:num w:numId="6" w16cid:durableId="2038115881">
-    <w:abstractNumId w:val="19"/>
-  </w:num>
   <w:num w:numId="7" w16cid:durableId="110129756">
-    <w:abstractNumId w:val="19"/>
+    <w:abstractNumId w:val="21"/>
     <w:lvlOverride w:ilvl="0">
       <w:startOverride w:val="1"/>
     </w:lvlOverride>
@@ -11277,67 +13577,67 @@
     </w:lvlOverride>
   </w:num>
   <w:num w:numId="8" w16cid:durableId="1777486283">
-    <w:abstractNumId w:val="19"/>
+    <w:abstractNumId w:val="21"/>
   </w:num>
   <w:num w:numId="9" w16cid:durableId="488909449">
-    <w:abstractNumId w:val="19"/>
+    <w:abstractNumId w:val="21"/>
   </w:num>
   <w:num w:numId="10" w16cid:durableId="1350764350">
-    <w:abstractNumId w:val="19"/>
+    <w:abstractNumId w:val="21"/>
   </w:num>
   <w:num w:numId="11" w16cid:durableId="1451440479">
-    <w:abstractNumId w:val="19"/>
+    <w:abstractNumId w:val="21"/>
   </w:num>
   <w:num w:numId="12" w16cid:durableId="626617854">
-    <w:abstractNumId w:val="19"/>
+    <w:abstractNumId w:val="21"/>
   </w:num>
   <w:num w:numId="13" w16cid:durableId="1376005489">
-    <w:abstractNumId w:val="19"/>
+    <w:abstractNumId w:val="21"/>
   </w:num>
   <w:num w:numId="14" w16cid:durableId="979766766">
-    <w:abstractNumId w:val="19"/>
+    <w:abstractNumId w:val="21"/>
   </w:num>
   <w:num w:numId="15" w16cid:durableId="1439066014">
-    <w:abstractNumId w:val="19"/>
+    <w:abstractNumId w:val="21"/>
   </w:num>
   <w:num w:numId="16" w16cid:durableId="745155737">
-    <w:abstractNumId w:val="19"/>
+    <w:abstractNumId w:val="21"/>
   </w:num>
   <w:num w:numId="17" w16cid:durableId="619653141">
-    <w:abstractNumId w:val="19"/>
+    <w:abstractNumId w:val="21"/>
   </w:num>
   <w:num w:numId="18" w16cid:durableId="694187526">
-    <w:abstractNumId w:val="19"/>
+    <w:abstractNumId w:val="21"/>
   </w:num>
   <w:num w:numId="19" w16cid:durableId="1399134502">
-    <w:abstractNumId w:val="19"/>
+    <w:abstractNumId w:val="21"/>
   </w:num>
   <w:num w:numId="20" w16cid:durableId="1214777098">
-    <w:abstractNumId w:val="19"/>
+    <w:abstractNumId w:val="21"/>
   </w:num>
   <w:num w:numId="21" w16cid:durableId="1848596954">
-    <w:abstractNumId w:val="19"/>
+    <w:abstractNumId w:val="21"/>
   </w:num>
   <w:num w:numId="22" w16cid:durableId="1069185441">
-    <w:abstractNumId w:val="19"/>
+    <w:abstractNumId w:val="21"/>
   </w:num>
   <w:num w:numId="23" w16cid:durableId="966740295">
-    <w:abstractNumId w:val="19"/>
+    <w:abstractNumId w:val="21"/>
   </w:num>
   <w:num w:numId="24" w16cid:durableId="1865748655">
-    <w:abstractNumId w:val="19"/>
+    <w:abstractNumId w:val="21"/>
   </w:num>
   <w:num w:numId="25" w16cid:durableId="541595034">
-    <w:abstractNumId w:val="8"/>
+    <w:abstractNumId w:val="10"/>
   </w:num>
   <w:num w:numId="26" w16cid:durableId="721438860">
-    <w:abstractNumId w:val="5"/>
+    <w:abstractNumId w:val="6"/>
   </w:num>
   <w:num w:numId="27" w16cid:durableId="159082936">
-    <w:abstractNumId w:val="18"/>
+    <w:abstractNumId w:val="20"/>
   </w:num>
   <w:num w:numId="28" w16cid:durableId="1290666900">
-    <w:abstractNumId w:val="20"/>
+    <w:abstractNumId w:val="22"/>
   </w:num>
   <w:num w:numId="29" w16cid:durableId="2001082074">
     <w:abstractNumId w:val="0"/>
@@ -11346,37 +13646,43 @@
     <w:abstractNumId w:val="1"/>
   </w:num>
   <w:num w:numId="31" w16cid:durableId="1453863754">
-    <w:abstractNumId w:val="13"/>
+    <w:abstractNumId w:val="15"/>
   </w:num>
   <w:num w:numId="32" w16cid:durableId="724449788">
-    <w:abstractNumId w:val="10"/>
+    <w:abstractNumId w:val="12"/>
   </w:num>
   <w:num w:numId="33" w16cid:durableId="51543686">
-    <w:abstractNumId w:val="7"/>
+    <w:abstractNumId w:val="9"/>
   </w:num>
   <w:num w:numId="34" w16cid:durableId="1738282704">
-    <w:abstractNumId w:val="11"/>
+    <w:abstractNumId w:val="13"/>
   </w:num>
   <w:num w:numId="35" w16cid:durableId="829833949">
     <w:abstractNumId w:val="2"/>
   </w:num>
   <w:num w:numId="36" w16cid:durableId="914587274">
-    <w:abstractNumId w:val="22"/>
+    <w:abstractNumId w:val="24"/>
   </w:num>
   <w:num w:numId="37" w16cid:durableId="1861163632">
-    <w:abstractNumId w:val="15"/>
+    <w:abstractNumId w:val="17"/>
   </w:num>
   <w:num w:numId="38" w16cid:durableId="1970353356">
-    <w:abstractNumId w:val="9"/>
+    <w:abstractNumId w:val="11"/>
   </w:num>
   <w:num w:numId="39" w16cid:durableId="1177648015">
     <w:abstractNumId w:val="3"/>
   </w:num>
   <w:num w:numId="40" w16cid:durableId="12462374">
-    <w:abstractNumId w:val="6"/>
+    <w:abstractNumId w:val="7"/>
   </w:num>
   <w:num w:numId="41" w16cid:durableId="873738822">
-    <w:abstractNumId w:val="16"/>
+    <w:abstractNumId w:val="18"/>
+  </w:num>
+  <w:num w:numId="42" w16cid:durableId="609894534">
+    <w:abstractNumId w:val="8"/>
+  </w:num>
+  <w:num w:numId="43" w16cid:durableId="1929658605">
+    <w:abstractNumId w:val="4"/>
   </w:num>
 </w:numbering>
 </file>
@@ -12007,6 +14313,7 @@
   <w:style w:type="character" w:default="1" w:styleId="DefaultParagraphFont">
     <w:name w:val="Default Paragraph Font"/>
     <w:uiPriority w:val="1"/>
+    <w:semiHidden/>
     <w:unhideWhenUsed/>
   </w:style>
   <w:style w:type="table" w:default="1" w:styleId="TableNormal">
@@ -12394,6 +14701,608 @@
 </w:styles>
 </file>
 
+<file path=word/glossary/document.xml><?xml version="1.0" encoding="utf-8"?>
+<w:glossaryDocument xmlns:wpc="http://schemas.microsoft.com/office/word/2010/wordprocessingCanvas" xmlns:cx="http://schemas.microsoft.com/office/drawing/2014/chartex" xmlns:cx1="http://schemas.microsoft.com/office/drawing/2015/9/8/chartex" xmlns:cx2="http://schemas.microsoft.com/office/drawing/2015/10/21/chartex" xmlns:cx3="http://schemas.microsoft.com/office/drawing/2016/5/9/chartex" xmlns:cx4="http://schemas.microsoft.com/office/drawing/2016/5/10/chartex" xmlns:cx5="http://schemas.microsoft.com/office/drawing/2016/5/11/chartex" xmlns:cx6="http://schemas.microsoft.com/office/drawing/2016/5/12/chartex" xmlns:cx7="http://schemas.microsoft.com/office/drawing/2016/5/13/chartex" xmlns:cx8="http://schemas.microsoft.com/office/drawing/2016/5/14/chartex" xmlns:mc="http://schemas.openxmlformats.org/markup-compatibility/2006" xmlns:aink="http://schemas.microsoft.com/office/drawing/2016/ink" xmlns:am3d="http://schemas.microsoft.com/office/drawing/2017/model3d" xmlns:o="urn:schemas-microsoft-com:office:office" xmlns:oel="http://schemas.microsoft.com/office/2019/extlst" xmlns:r="http://schemas.openxmlformats.org/officeDocument/2006/relationships" xmlns:m="http://schemas.openxmlformats.org/officeDocument/2006/math" xmlns:v="urn:schemas-microsoft-com:vml" xmlns:wp14="http://schemas.microsoft.com/office/word/2010/wordprocessingDrawing" xmlns:wp="http://schemas.openxmlformats.org/drawingml/2006/wordprocessingDrawing" xmlns:w10="urn:schemas-microsoft-com:office:word" xmlns:w="http://schemas.openxmlformats.org/wordprocessingml/2006/main" xmlns:w14="http://schemas.microsoft.com/office/word/2010/wordml" xmlns:w15="http://schemas.microsoft.com/office/word/2012/wordml" xmlns:w16cex="http://schemas.microsoft.com/office/word/2018/wordml/cex" xmlns:w16cid="http://schemas.microsoft.com/office/word/2016/wordml/cid" xmlns:w16="http://schemas.microsoft.com/office/word/2018/wordml" xmlns:w16sdtdh="http://schemas.microsoft.com/office/word/2020/wordml/sdtdatahash" xmlns:w16se="http://schemas.microsoft.com/office/word/2015/wordml/symex" xmlns:wpg="http://schemas.microsoft.com/office/word/2010/wordprocessingGroup" xmlns:wpi="http://schemas.microsoft.com/office/word/2010/wordprocessingInk" xmlns:wne="http://schemas.microsoft.com/office/word/2006/wordml" xmlns:wps="http://schemas.microsoft.com/office/word/2010/wordprocessingShape" mc:Ignorable="w14 w15 w16se w16cid w16 w16cex w16sdtdh wp14">
+  <w:docParts>
+    <w:docPart>
+      <w:docPartPr>
+        <w:name w:val="DefaultPlaceholder_-1854013440"/>
+        <w:category>
+          <w:name w:val="General"/>
+          <w:gallery w:val="placeholder"/>
+        </w:category>
+        <w:types>
+          <w:type w:val="bbPlcHdr"/>
+        </w:types>
+        <w:behaviors>
+          <w:behavior w:val="content"/>
+        </w:behaviors>
+        <w:guid w:val="{2357BD8F-51B3-4D84-8F09-0638B77CFBC1}"/>
+      </w:docPartPr>
+      <w:docPartBody>
+        <w:p>
+          <w:r>
+            <w:rPr>
+              <w:rStyle w:val="PlaceholderText"/>
+            </w:rPr>
+            <w:t>Click or tap here to enter text.</w:t>
+          </w:r>
+        </w:p>
+      </w:docPartBody>
+    </w:docPart>
+  </w:docParts>
+</w:glossaryDocument>
+</file>
+
+<file path=word/glossary/fontTable.xml><?xml version="1.0" encoding="utf-8"?>
+<w:fonts xmlns:mc="http://schemas.openxmlformats.org/markup-compatibility/2006" xmlns:r="http://schemas.openxmlformats.org/officeDocument/2006/relationships" xmlns:w="http://schemas.openxmlformats.org/wordprocessingml/2006/main" xmlns:w14="http://schemas.microsoft.com/office/word/2010/wordml" xmlns:w15="http://schemas.microsoft.com/office/word/2012/wordml" xmlns:w16cex="http://schemas.microsoft.com/office/word/2018/wordml/cex" xmlns:w16cid="http://schemas.microsoft.com/office/word/2016/wordml/cid" xmlns:w16="http://schemas.microsoft.com/office/word/2018/wordml" xmlns:w16sdtdh="http://schemas.microsoft.com/office/word/2020/wordml/sdtdatahash" xmlns:w16se="http://schemas.microsoft.com/office/word/2015/wordml/symex" mc:Ignorable="w14 w15 w16se w16cid w16 w16cex w16sdtdh">
+  <w:font w:name="Symbol">
+    <w:panose1 w:val="05050102010706020507"/>
+    <w:charset w:val="02"/>
+    <w:family w:val="roman"/>
+    <w:pitch w:val="variable"/>
+    <w:sig w:usb0="00000000" w:usb1="10000000" w:usb2="00000000" w:usb3="00000000" w:csb0="80000000" w:csb1="00000000"/>
+  </w:font>
+  <w:font w:name="Times New Roman">
+    <w:panose1 w:val="02020603050405020304"/>
+    <w:charset w:val="A3"/>
+    <w:family w:val="roman"/>
+    <w:pitch w:val="variable"/>
+    <w:sig w:usb0="E0002EFF" w:usb1="C000785B" w:usb2="00000009" w:usb3="00000000" w:csb0="000001FF" w:csb1="00000000"/>
+  </w:font>
+  <w:font w:name="Courier New">
+    <w:panose1 w:val="02070309020205020404"/>
+    <w:charset w:val="A3"/>
+    <w:family w:val="modern"/>
+    <w:pitch w:val="fixed"/>
+    <w:sig w:usb0="E0002EFF" w:usb1="C0007843" w:usb2="00000009" w:usb3="00000000" w:csb0="000001FF" w:csb1="00000000"/>
+  </w:font>
+  <w:font w:name="Wingdings">
+    <w:panose1 w:val="05000000000000000000"/>
+    <w:charset w:val="02"/>
+    <w:family w:val="auto"/>
+    <w:pitch w:val="variable"/>
+    <w:sig w:usb0="00000000" w:usb1="10000000" w:usb2="00000000" w:usb3="00000000" w:csb0="80000000" w:csb1="00000000"/>
+  </w:font>
+  <w:font w:name="Calibri">
+    <w:panose1 w:val="020F0502020204030204"/>
+    <w:charset w:val="A3"/>
+    <w:family w:val="swiss"/>
+    <w:pitch w:val="variable"/>
+    <w:sig w:usb0="E4002EFF" w:usb1="C000247B" w:usb2="00000009" w:usb3="00000000" w:csb0="000001FF" w:csb1="00000000"/>
+  </w:font>
+  <w:font w:name="SimSun">
+    <w:altName w:val="宋体"/>
+    <w:panose1 w:val="02010600030101010101"/>
+    <w:charset w:val="86"/>
+    <w:family w:val="auto"/>
+    <w:pitch w:val="variable"/>
+    <w:sig w:usb0="00000203" w:usb1="288F0000" w:usb2="00000016" w:usb3="00000000" w:csb0="00040001" w:csb1="00000000"/>
+  </w:font>
+  <w:font w:name="Cambria">
+    <w:panose1 w:val="02040503050406030204"/>
+    <w:charset w:val="A3"/>
+    <w:family w:val="roman"/>
+    <w:pitch w:val="variable"/>
+    <w:sig w:usb0="E00006FF" w:usb1="420024FF" w:usb2="02000000" w:usb3="00000000" w:csb0="0000019F" w:csb1="00000000"/>
+  </w:font>
+  <w:font w:name="Tahoma">
+    <w:panose1 w:val="020B0604030504040204"/>
+    <w:charset w:val="A3"/>
+    <w:family w:val="swiss"/>
+    <w:pitch w:val="variable"/>
+    <w:sig w:usb0="E1002EFF" w:usb1="C000605B" w:usb2="00000029" w:usb3="00000000" w:csb0="000101FF" w:csb1="00000000"/>
+  </w:font>
+  <w:font w:name="Aptos Display">
+    <w:charset w:val="00"/>
+    <w:family w:val="swiss"/>
+    <w:pitch w:val="variable"/>
+    <w:sig w:usb0="20000287" w:usb1="00000003" w:usb2="00000000" w:usb3="00000000" w:csb0="0000019F" w:csb1="00000000"/>
+  </w:font>
+  <w:font w:name="Aptos">
+    <w:charset w:val="00"/>
+    <w:family w:val="swiss"/>
+    <w:pitch w:val="variable"/>
+    <w:sig w:usb0="20000287" w:usb1="00000003" w:usb2="00000000" w:usb3="00000000" w:csb0="0000019F" w:csb1="00000000"/>
+  </w:font>
+  <w:font w:name="Calibri Light">
+    <w:panose1 w:val="020F0302020204030204"/>
+    <w:charset w:val="A3"/>
+    <w:family w:val="swiss"/>
+    <w:pitch w:val="variable"/>
+    <w:sig w:usb0="E4002EFF" w:usb1="C000247B" w:usb2="00000009" w:usb3="00000000" w:csb0="000001FF" w:csb1="00000000"/>
+  </w:font>
+</w:fonts>
+</file>
+
+<file path=word/glossary/settings.xml><?xml version="1.0" encoding="utf-8"?>
+<w:settings xmlns:mc="http://schemas.openxmlformats.org/markup-compatibility/2006" xmlns:o="urn:schemas-microsoft-com:office:office" xmlns:r="http://schemas.openxmlformats.org/officeDocument/2006/relationships" xmlns:m="http://schemas.openxmlformats.org/officeDocument/2006/math" xmlns:v="urn:schemas-microsoft-com:vml" xmlns:w10="urn:schemas-microsoft-com:office:word" xmlns:w="http://schemas.openxmlformats.org/wordprocessingml/2006/main" xmlns:w14="http://schemas.microsoft.com/office/word/2010/wordml" xmlns:w15="http://schemas.microsoft.com/office/word/2012/wordml" xmlns:w16cex="http://schemas.microsoft.com/office/word/2018/wordml/cex" xmlns:w16cid="http://schemas.microsoft.com/office/word/2016/wordml/cid" xmlns:w16="http://schemas.microsoft.com/office/word/2018/wordml" xmlns:w16sdtdh="http://schemas.microsoft.com/office/word/2020/wordml/sdtdatahash" xmlns:w16se="http://schemas.microsoft.com/office/word/2015/wordml/symex" xmlns:sl="http://schemas.openxmlformats.org/schemaLibrary/2006/main" mc:Ignorable="w14 w15 w16se w16cid w16 w16cex w16sdtdh">
+  <w:view w:val="normal"/>
+  <w:defaultTabStop w:val="720"/>
+  <w:characterSpacingControl w:val="doNotCompress"/>
+  <w:compat>
+    <w:useFELayout/>
+    <w:compatSetting w:name="compatibilityMode" w:uri="http://schemas.microsoft.com/office/word" w:val="15"/>
+    <w:compatSetting w:name="overrideTableStyleFontSizeAndJustification" w:uri="http://schemas.microsoft.com/office/word" w:val="1"/>
+    <w:compatSetting w:name="enableOpenTypeFeatures" w:uri="http://schemas.microsoft.com/office/word" w:val="1"/>
+    <w:compatSetting w:name="doNotFlipMirrorIndents" w:uri="http://schemas.microsoft.com/office/word" w:val="1"/>
+    <w:compatSetting w:name="differentiateMultirowTableHeaders" w:uri="http://schemas.microsoft.com/office/word" w:val="1"/>
+    <w:compatSetting w:name="useWord2013TrackBottomHyphenation" w:uri="http://schemas.microsoft.com/office/word" w:val="0"/>
+  </w:compat>
+  <w:rsids>
+    <w:rsidRoot w:val="009C1A1B"/>
+    <w:rsid w:val="001F47B3"/>
+    <w:rsid w:val="006F1FC9"/>
+    <w:rsid w:val="009C1A1B"/>
+  </w:rsids>
+  <m:mathPr>
+    <m:mathFont m:val="Cambria Math"/>
+    <m:brkBin m:val="before"/>
+    <m:brkBinSub m:val="--"/>
+    <m:smallFrac m:val="0"/>
+    <m:dispDef/>
+    <m:lMargin m:val="0"/>
+    <m:rMargin m:val="0"/>
+    <m:defJc m:val="centerGroup"/>
+    <m:wrapIndent m:val="1440"/>
+    <m:intLim m:val="subSup"/>
+    <m:naryLim m:val="undOvr"/>
+  </m:mathPr>
+  <w:themeFontLang w:val="en-US"/>
+  <w:clrSchemeMapping w:bg1="light1" w:t1="dark1" w:bg2="light2" w:t2="dark2" w:accent1="accent1" w:accent2="accent2" w:accent3="accent3" w:accent4="accent4" w:accent5="accent5" w:accent6="accent6" w:hyperlink="hyperlink" w:followedHyperlink="followedHyperlink"/>
+  <w:decimalSymbol w:val="."/>
+  <w:listSeparator w:val=","/>
+  <w15:chartTrackingRefBased/>
+</w:settings>
+</file>
+
+<file path=word/glossary/styles.xml><?xml version="1.0" encoding="utf-8"?>
+<w:styles xmlns:mc="http://schemas.openxmlformats.org/markup-compatibility/2006" xmlns:r="http://schemas.openxmlformats.org/officeDocument/2006/relationships" xmlns:w="http://schemas.openxmlformats.org/wordprocessingml/2006/main" xmlns:w14="http://schemas.microsoft.com/office/word/2010/wordml" xmlns:w15="http://schemas.microsoft.com/office/word/2012/wordml" xmlns:w16cex="http://schemas.microsoft.com/office/word/2018/wordml/cex" xmlns:w16cid="http://schemas.microsoft.com/office/word/2016/wordml/cid" xmlns:w16="http://schemas.microsoft.com/office/word/2018/wordml" xmlns:w16sdtdh="http://schemas.microsoft.com/office/word/2020/wordml/sdtdatahash" xmlns:w16se="http://schemas.microsoft.com/office/word/2015/wordml/symex" mc:Ignorable="w14 w15 w16se w16cid w16 w16cex w16sdtdh">
+  <w:docDefaults>
+    <w:rPrDefault>
+      <w:rPr>
+        <w:rFonts w:asciiTheme="minorHAnsi" w:eastAsiaTheme="minorEastAsia" w:hAnsiTheme="minorHAnsi" w:cstheme="minorBidi"/>
+        <w:kern w:val="2"/>
+        <w:sz w:val="24"/>
+        <w:szCs w:val="24"/>
+        <w:lang w:val="en-US" w:eastAsia="en-US" w:bidi="ar-SA"/>
+        <w14:ligatures w14:val="standardContextual"/>
+      </w:rPr>
+    </w:rPrDefault>
+    <w:pPrDefault>
+      <w:pPr>
+        <w:spacing w:after="160" w:line="278" w:lineRule="auto"/>
+      </w:pPr>
+    </w:pPrDefault>
+  </w:docDefaults>
+  <w:latentStyles w:defLockedState="0" w:defUIPriority="99" w:defSemiHidden="0" w:defUnhideWhenUsed="0" w:defQFormat="0" w:count="376">
+    <w:lsdException w:name="Normal" w:uiPriority="0" w:qFormat="1"/>
+    <w:lsdException w:name="heading 1" w:uiPriority="9" w:qFormat="1"/>
+    <w:lsdException w:name="heading 2" w:semiHidden="1" w:uiPriority="9" w:unhideWhenUsed="1" w:qFormat="1"/>
+    <w:lsdException w:name="heading 3" w:semiHidden="1" w:uiPriority="9" w:unhideWhenUsed="1" w:qFormat="1"/>
+    <w:lsdException w:name="heading 4" w:semiHidden="1" w:uiPriority="9" w:unhideWhenUsed="1" w:qFormat="1"/>
+    <w:lsdException w:name="heading 5" w:semiHidden="1" w:uiPriority="9" w:unhideWhenUsed="1" w:qFormat="1"/>
+    <w:lsdException w:name="heading 6" w:semiHidden="1" w:uiPriority="9" w:unhideWhenUsed="1" w:qFormat="1"/>
+    <w:lsdException w:name="heading 7" w:semiHidden="1" w:uiPriority="9" w:unhideWhenUsed="1" w:qFormat="1"/>
+    <w:lsdException w:name="heading 8" w:semiHidden="1" w:uiPriority="9" w:unhideWhenUsed="1" w:qFormat="1"/>
+    <w:lsdException w:name="heading 9" w:semiHidden="1" w:uiPriority="9" w:unhideWhenUsed="1" w:qFormat="1"/>
+    <w:lsdException w:name="index 1" w:semiHidden="1" w:unhideWhenUsed="1"/>
+    <w:lsdException w:name="index 2" w:semiHidden="1" w:unhideWhenUsed="1"/>
+    <w:lsdException w:name="index 3" w:semiHidden="1" w:unhideWhenUsed="1"/>
+    <w:lsdException w:name="index 4" w:semiHidden="1" w:unhideWhenUsed="1"/>
+    <w:lsdException w:name="index 5" w:semiHidden="1" w:unhideWhenUsed="1"/>
+    <w:lsdException w:name="index 6" w:semiHidden="1" w:unhideWhenUsed="1"/>
+    <w:lsdException w:name="index 7" w:semiHidden="1" w:unhideWhenUsed="1"/>
+    <w:lsdException w:name="index 8" w:semiHidden="1" w:unhideWhenUsed="1"/>
+    <w:lsdException w:name="index 9" w:semiHidden="1" w:unhideWhenUsed="1"/>
+    <w:lsdException w:name="toc 1" w:semiHidden="1" w:uiPriority="39" w:unhideWhenUsed="1"/>
+    <w:lsdException w:name="toc 2" w:semiHidden="1" w:uiPriority="39" w:unhideWhenUsed="1"/>
+    <w:lsdException w:name="toc 3" w:semiHidden="1" w:uiPriority="39" w:unhideWhenUsed="1"/>
+    <w:lsdException w:name="toc 4" w:semiHidden="1" w:uiPriority="39" w:unhideWhenUsed="1"/>
+    <w:lsdException w:name="toc 5" w:semiHidden="1" w:uiPriority="39" w:unhideWhenUsed="1"/>
+    <w:lsdException w:name="toc 6" w:semiHidden="1" w:uiPriority="39" w:unhideWhenUsed="1"/>
+    <w:lsdException w:name="toc 7" w:semiHidden="1" w:uiPriority="39" w:unhideWhenUsed="1"/>
+    <w:lsdException w:name="toc 8" w:semiHidden="1" w:uiPriority="39" w:unhideWhenUsed="1"/>
+    <w:lsdException w:name="toc 9" w:semiHidden="1" w:uiPriority="39" w:unhideWhenUsed="1"/>
+    <w:lsdException w:name="Normal Indent" w:semiHidden="1" w:unhideWhenUsed="1"/>
+    <w:lsdException w:name="footnote text" w:semiHidden="1" w:unhideWhenUsed="1"/>
+    <w:lsdException w:name="annotation text" w:semiHidden="1" w:unhideWhenUsed="1"/>
+    <w:lsdException w:name="header" w:semiHidden="1" w:unhideWhenUsed="1"/>
+    <w:lsdException w:name="footer" w:semiHidden="1" w:unhideWhenUsed="1"/>
+    <w:lsdException w:name="index heading" w:semiHidden="1" w:unhideWhenUsed="1"/>
+    <w:lsdException w:name="caption" w:semiHidden="1" w:uiPriority="35" w:unhideWhenUsed="1" w:qFormat="1"/>
+    <w:lsdException w:name="table of figures" w:semiHidden="1" w:unhideWhenUsed="1"/>
+    <w:lsdException w:name="envelope address" w:semiHidden="1" w:unhideWhenUsed="1"/>
+    <w:lsdException w:name="envelope return" w:semiHidden="1" w:unhideWhenUsed="1"/>
+    <w:lsdException w:name="footnote reference" w:semiHidden="1" w:unhideWhenUsed="1"/>
+    <w:lsdException w:name="annotation reference" w:semiHidden="1" w:unhideWhenUsed="1"/>
+    <w:lsdException w:name="line number" w:semiHidden="1" w:unhideWhenUsed="1"/>
+    <w:lsdException w:name="page number" w:semiHidden="1" w:unhideWhenUsed="1"/>
+    <w:lsdException w:name="endnote reference" w:semiHidden="1" w:unhideWhenUsed="1"/>
+    <w:lsdException w:name="endnote text" w:semiHidden="1" w:unhideWhenUsed="1"/>
+    <w:lsdException w:name="table of authorities" w:semiHidden="1" w:unhideWhenUsed="1"/>
+    <w:lsdException w:name="macro" w:semiHidden="1" w:unhideWhenUsed="1"/>
+    <w:lsdException w:name="toa heading" w:semiHidden="1" w:unhideWhenUsed="1"/>
+    <w:lsdException w:name="List" w:semiHidden="1" w:unhideWhenUsed="1"/>
+    <w:lsdException w:name="List Bullet" w:semiHidden="1" w:unhideWhenUsed="1"/>
+    <w:lsdException w:name="List Number" w:semiHidden="1" w:unhideWhenUsed="1"/>
+    <w:lsdException w:name="List 2" w:semiHidden="1" w:unhideWhenUsed="1"/>
+    <w:lsdException w:name="List 3" w:semiHidden="1" w:unhideWhenUsed="1"/>
+    <w:lsdException w:name="List 4" w:semiHidden="1" w:unhideWhenUsed="1"/>
+    <w:lsdException w:name="List 5" w:semiHidden="1" w:unhideWhenUsed="1"/>
+    <w:lsdException w:name="List Bullet 2" w:semiHidden="1" w:unhideWhenUsed="1"/>
+    <w:lsdException w:name="List Bullet 3" w:semiHidden="1" w:unhideWhenUsed="1"/>
+    <w:lsdException w:name="List Bullet 4" w:semiHidden="1" w:unhideWhenUsed="1"/>
+    <w:lsdException w:name="List Bullet 5" w:semiHidden="1" w:unhideWhenUsed="1"/>
+    <w:lsdException w:name="List Number 2" w:semiHidden="1" w:unhideWhenUsed="1"/>
+    <w:lsdException w:name="List Number 3" w:semiHidden="1" w:unhideWhenUsed="1"/>
+    <w:lsdException w:name="List Number 4" w:semiHidden="1" w:unhideWhenUsed="1"/>
+    <w:lsdException w:name="List Number 5" w:semiHidden="1" w:unhideWhenUsed="1"/>
+    <w:lsdException w:name="Title" w:uiPriority="10" w:qFormat="1"/>
+    <w:lsdException w:name="Closing" w:semiHidden="1" w:unhideWhenUsed="1"/>
+    <w:lsdException w:name="Signature" w:semiHidden="1" w:unhideWhenUsed="1"/>
+    <w:lsdException w:name="Default Paragraph Font" w:semiHidden="1" w:uiPriority="1" w:unhideWhenUsed="1"/>
+    <w:lsdException w:name="Body Text" w:semiHidden="1" w:unhideWhenUsed="1"/>
+    <w:lsdException w:name="Body Text Indent" w:semiHidden="1" w:unhideWhenUsed="1"/>
+    <w:lsdException w:name="List Continue" w:semiHidden="1" w:unhideWhenUsed="1"/>
+    <w:lsdException w:name="List Continue 2" w:semiHidden="1" w:unhideWhenUsed="1"/>
+    <w:lsdException w:name="List Continue 3" w:semiHidden="1" w:unhideWhenUsed="1"/>
+    <w:lsdException w:name="List Continue 4" w:semiHidden="1" w:unhideWhenUsed="1"/>
+    <w:lsdException w:name="List Continue 5" w:semiHidden="1" w:unhideWhenUsed="1"/>
+    <w:lsdException w:name="Message Header" w:semiHidden="1" w:unhideWhenUsed="1"/>
+    <w:lsdException w:name="Subtitle" w:uiPriority="11" w:qFormat="1"/>
+    <w:lsdException w:name="Salutation" w:semiHidden="1" w:unhideWhenUsed="1"/>
+    <w:lsdException w:name="Date" w:semiHidden="1" w:unhideWhenUsed="1"/>
+    <w:lsdException w:name="Body Text First Indent" w:semiHidden="1" w:unhideWhenUsed="1"/>
+    <w:lsdException w:name="Body Text First Indent 2" w:semiHidden="1" w:unhideWhenUsed="1"/>
+    <w:lsdException w:name="Note Heading" w:semiHidden="1" w:unhideWhenUsed="1"/>
+    <w:lsdException w:name="Body Text 2" w:semiHidden="1" w:unhideWhenUsed="1"/>
+    <w:lsdException w:name="Body Text 3" w:semiHidden="1" w:unhideWhenUsed="1"/>
+    <w:lsdException w:name="Body Text Indent 2" w:semiHidden="1" w:unhideWhenUsed="1"/>
+    <w:lsdException w:name="Body Text Indent 3" w:semiHidden="1" w:unhideWhenUsed="1"/>
+    <w:lsdException w:name="Block Text" w:semiHidden="1" w:unhideWhenUsed="1"/>
+    <w:lsdException w:name="Hyperlink" w:semiHidden="1" w:unhideWhenUsed="1"/>
+    <w:lsdException w:name="FollowedHyperlink" w:semiHidden="1" w:unhideWhenUsed="1"/>
+    <w:lsdException w:name="Strong" w:uiPriority="22" w:qFormat="1"/>
+    <w:lsdException w:name="Emphasis" w:uiPriority="20" w:qFormat="1"/>
+    <w:lsdException w:name="Document Map" w:semiHidden="1" w:unhideWhenUsed="1"/>
+    <w:lsdException w:name="Plain Text" w:semiHidden="1" w:unhideWhenUsed="1"/>
+    <w:lsdException w:name="E-mail Signature" w:semiHidden="1" w:unhideWhenUsed="1"/>
+    <w:lsdException w:name="HTML Top of Form" w:semiHidden="1" w:unhideWhenUsed="1"/>
+    <w:lsdException w:name="HTML Bottom of Form" w:semiHidden="1" w:unhideWhenUsed="1"/>
+    <w:lsdException w:name="Normal (Web)" w:semiHidden="1" w:unhideWhenUsed="1"/>
+    <w:lsdException w:name="HTML Acronym" w:semiHidden="1" w:unhideWhenUsed="1"/>
+    <w:lsdException w:name="HTML Address" w:semiHidden="1" w:unhideWhenUsed="1"/>
+    <w:lsdException w:name="HTML Cite" w:semiHidden="1" w:unhideWhenUsed="1"/>
+    <w:lsdException w:name="HTML Code" w:semiHidden="1" w:unhideWhenUsed="1"/>
+    <w:lsdException w:name="HTML Definition" w:semiHidden="1" w:unhideWhenUsed="1"/>
+    <w:lsdException w:name="HTML Keyboard" w:semiHidden="1" w:unhideWhenUsed="1"/>
+    <w:lsdException w:name="HTML Preformatted" w:semiHidden="1" w:unhideWhenUsed="1"/>
+    <w:lsdException w:name="HTML Sample" w:semiHidden="1" w:unhideWhenUsed="1"/>
+    <w:lsdException w:name="HTML Typewriter" w:semiHidden="1" w:unhideWhenUsed="1"/>
+    <w:lsdException w:name="HTML Variable" w:semiHidden="1" w:unhideWhenUsed="1"/>
+    <w:lsdException w:name="Normal Table" w:semiHidden="1" w:unhideWhenUsed="1"/>
+    <w:lsdException w:name="annotation subject" w:semiHidden="1" w:unhideWhenUsed="1"/>
+    <w:lsdException w:name="No List" w:semiHidden="1" w:unhideWhenUsed="1"/>
+    <w:lsdException w:name="Outline List 1" w:semiHidden="1" w:unhideWhenUsed="1"/>
+    <w:lsdException w:name="Outline List 2" w:semiHidden="1" w:unhideWhenUsed="1"/>
+    <w:lsdException w:name="Outline List 3" w:semiHidden="1" w:unhideWhenUsed="1"/>
+    <w:lsdException w:name="Table Simple 1" w:semiHidden="1" w:unhideWhenUsed="1"/>
+    <w:lsdException w:name="Table Simple 2" w:semiHidden="1" w:unhideWhenUsed="1"/>
+    <w:lsdException w:name="Table Simple 3" w:semiHidden="1" w:unhideWhenUsed="1"/>
+    <w:lsdException w:name="Table Classic 1" w:semiHidden="1" w:unhideWhenUsed="1"/>
+    <w:lsdException w:name="Table Classic 2" w:semiHidden="1" w:unhideWhenUsed="1"/>
+    <w:lsdException w:name="Table Classic 3" w:semiHidden="1" w:unhideWhenUsed="1"/>
+    <w:lsdException w:name="Table Classic 4" w:semiHidden="1" w:unhideWhenUsed="1"/>
+    <w:lsdException w:name="Table Colorful 1" w:semiHidden="1" w:unhideWhenUsed="1"/>
+    <w:lsdException w:name="Table Colorful 2" w:semiHidden="1" w:unhideWhenUsed="1"/>
+    <w:lsdException w:name="Table Colorful 3" w:semiHidden="1" w:unhideWhenUsed="1"/>
+    <w:lsdException w:name="Table Columns 1" w:semiHidden="1" w:unhideWhenUsed="1"/>
+    <w:lsdException w:name="Table Columns 2" w:semiHidden="1" w:unhideWhenUsed="1"/>
+    <w:lsdException w:name="Table Columns 3" w:semiHidden="1" w:unhideWhenUsed="1"/>
+    <w:lsdException w:name="Table Columns 4" w:semiHidden="1" w:unhideWhenUsed="1"/>
+    <w:lsdException w:name="Table Columns 5" w:semiHidden="1" w:unhideWhenUsed="1"/>
+    <w:lsdException w:name="Table Grid 1" w:semiHidden="1" w:unhideWhenUsed="1"/>
+    <w:lsdException w:name="Table Grid 2" w:semiHidden="1" w:unhideWhenUsed="1"/>
+    <w:lsdException w:name="Table Grid 3" w:semiHidden="1" w:unhideWhenUsed="1"/>
+    <w:lsdException w:name="Table Grid 4" w:semiHidden="1" w:unhideWhenUsed="1"/>
+    <w:lsdException w:name="Table Grid 5" w:semiHidden="1" w:unhideWhenUsed="1"/>
+    <w:lsdException w:name="Table Grid 6" w:semiHidden="1" w:unhideWhenUsed="1"/>
+    <w:lsdException w:name="Table Grid 7" w:semiHidden="1" w:unhideWhenUsed="1"/>
+    <w:lsdException w:name="Table Grid 8" w:semiHidden="1" w:unhideWhenUsed="1"/>
+    <w:lsdException w:name="Table List 1" w:semiHidden="1" w:unhideWhenUsed="1"/>
+    <w:lsdException w:name="Table List 2" w:semiHidden="1" w:unhideWhenUsed="1"/>
+    <w:lsdException w:name="Table List 3" w:semiHidden="1" w:unhideWhenUsed="1"/>
+    <w:lsdException w:name="Table List 4" w:semiHidden="1" w:unhideWhenUsed="1"/>
+    <w:lsdException w:name="Table List 5" w:semiHidden="1" w:unhideWhenUsed="1"/>
+    <w:lsdException w:name="Table List 6" w:semiHidden="1" w:unhideWhenUsed="1"/>
+    <w:lsdException w:name="Table List 7" w:semiHidden="1" w:unhideWhenUsed="1"/>
+    <w:lsdException w:name="Table List 8" w:semiHidden="1" w:unhideWhenUsed="1"/>
+    <w:lsdException w:name="Table 3D effects 1" w:semiHidden="1" w:unhideWhenUsed="1"/>
+    <w:lsdException w:name="Table 3D effects 2" w:semiHidden="1" w:unhideWhenUsed="1"/>
+    <w:lsdException w:name="Table 3D effects 3" w:semiHidden="1" w:unhideWhenUsed="1"/>
+    <w:lsdException w:name="Table Contemporary" w:semiHidden="1" w:unhideWhenUsed="1"/>
+    <w:lsdException w:name="Table Elegant" w:semiHidden="1" w:unhideWhenUsed="1"/>
+    <w:lsdException w:name="Table Professional" w:semiHidden="1" w:unhideWhenUsed="1"/>
+    <w:lsdException w:name="Table Subtle 1" w:semiHidden="1" w:unhideWhenUsed="1"/>
+    <w:lsdException w:name="Table Subtle 2" w:semiHidden="1" w:unhideWhenUsed="1"/>
+    <w:lsdException w:name="Table Web 1" w:semiHidden="1" w:unhideWhenUsed="1"/>
+    <w:lsdException w:name="Table Web 2" w:semiHidden="1" w:unhideWhenUsed="1"/>
+    <w:lsdException w:name="Table Web 3" w:semiHidden="1" w:unhideWhenUsed="1"/>
+    <w:lsdException w:name="Balloon Text" w:semiHidden="1" w:unhideWhenUsed="1"/>
+    <w:lsdException w:name="Table Grid" w:uiPriority="39"/>
+    <w:lsdException w:name="Table Theme" w:semiHidden="1" w:unhideWhenUsed="1"/>
+    <w:lsdException w:name="Placeholder Text" w:semiHidden="1"/>
+    <w:lsdException w:name="No Spacing" w:uiPriority="1" w:qFormat="1"/>
+    <w:lsdException w:name="Light Shading" w:uiPriority="60"/>
+    <w:lsdException w:name="Light List" w:uiPriority="61"/>
+    <w:lsdException w:name="Light Grid" w:uiPriority="62"/>
+    <w:lsdException w:name="Medium Shading 1" w:uiPriority="63"/>
+    <w:lsdException w:name="Medium Shading 2" w:uiPriority="64"/>
+    <w:lsdException w:name="Medium List 1" w:uiPriority="65"/>
+    <w:lsdException w:name="Medium List 2" w:uiPriority="66"/>
+    <w:lsdException w:name="Medium Grid 1" w:uiPriority="67"/>
+    <w:lsdException w:name="Medium Grid 2" w:uiPriority="68"/>
+    <w:lsdException w:name="Medium Grid 3" w:uiPriority="69"/>
+    <w:lsdException w:name="Dark List" w:uiPriority="70"/>
+    <w:lsdException w:name="Colorful Shading" w:uiPriority="71"/>
+    <w:lsdException w:name="Colorful List" w:uiPriority="72"/>
+    <w:lsdException w:name="Colorful Grid" w:uiPriority="73"/>
+    <w:lsdException w:name="Light Shading Accent 1" w:uiPriority="60"/>
+    <w:lsdException w:name="Light List Accent 1" w:uiPriority="61"/>
+    <w:lsdException w:name="Light Grid Accent 1" w:uiPriority="62"/>
+    <w:lsdException w:name="Medium Shading 1 Accent 1" w:uiPriority="63"/>
+    <w:lsdException w:name="Medium Shading 2 Accent 1" w:uiPriority="64"/>
+    <w:lsdException w:name="Medium List 1 Accent 1" w:uiPriority="65"/>
+    <w:lsdException w:name="Revision" w:semiHidden="1"/>
+    <w:lsdException w:name="List Paragraph" w:uiPriority="34" w:qFormat="1"/>
+    <w:lsdException w:name="Quote" w:uiPriority="29" w:qFormat="1"/>
+    <w:lsdException w:name="Intense Quote" w:uiPriority="30" w:qFormat="1"/>
+    <w:lsdException w:name="Medium List 2 Accent 1" w:uiPriority="66"/>
+    <w:lsdException w:name="Medium Grid 1 Accent 1" w:uiPriority="67"/>
+    <w:lsdException w:name="Medium Grid 2 Accent 1" w:uiPriority="68"/>
+    <w:lsdException w:name="Medium Grid 3 Accent 1" w:uiPriority="69"/>
+    <w:lsdException w:name="Dark List Accent 1" w:uiPriority="70"/>
+    <w:lsdException w:name="Colorful Shading Accent 1" w:uiPriority="71"/>
+    <w:lsdException w:name="Colorful List Accent 1" w:uiPriority="72"/>
+    <w:lsdException w:name="Colorful Grid Accent 1" w:uiPriority="73"/>
+    <w:lsdException w:name="Light Shading Accent 2" w:uiPriority="60"/>
+    <w:lsdException w:name="Light List Accent 2" w:uiPriority="61"/>
+    <w:lsdException w:name="Light Grid Accent 2" w:uiPriority="62"/>
+    <w:lsdException w:name="Medium Shading 1 Accent 2" w:uiPriority="63"/>
+    <w:lsdException w:name="Medium Shading 2 Accent 2" w:uiPriority="64"/>
+    <w:lsdException w:name="Medium List 1 Accent 2" w:uiPriority="65"/>
+    <w:lsdException w:name="Medium List 2 Accent 2" w:uiPriority="66"/>
+    <w:lsdException w:name="Medium Grid 1 Accent 2" w:uiPriority="67"/>
+    <w:lsdException w:name="Medium Grid 2 Accent 2" w:uiPriority="68"/>
+    <w:lsdException w:name="Medium Grid 3 Accent 2" w:uiPriority="69"/>
+    <w:lsdException w:name="Dark List Accent 2" w:uiPriority="70"/>
+    <w:lsdException w:name="Colorful Shading Accent 2" w:uiPriority="71"/>
+    <w:lsdException w:name="Colorful List Accent 2" w:uiPriority="72"/>
+    <w:lsdException w:name="Colorful Grid Accent 2" w:uiPriority="73"/>
+    <w:lsdException w:name="Light Shading Accent 3" w:uiPriority="60"/>
+    <w:lsdException w:name="Light List Accent 3" w:uiPriority="61"/>
+    <w:lsdException w:name="Light Grid Accent 3" w:uiPriority="62"/>
+    <w:lsdException w:name="Medium Shading 1 Accent 3" w:uiPriority="63"/>
+    <w:lsdException w:name="Medium Shading 2 Accent 3" w:uiPriority="64"/>
+    <w:lsdException w:name="Medium List 1 Accent 3" w:uiPriority="65"/>
+    <w:lsdException w:name="Medium List 2 Accent 3" w:uiPriority="66"/>
+    <w:lsdException w:name="Medium Grid 1 Accent 3" w:uiPriority="67"/>
+    <w:lsdException w:name="Medium Grid 2 Accent 3" w:uiPriority="68"/>
+    <w:lsdException w:name="Medium Grid 3 Accent 3" w:uiPriority="69"/>
+    <w:lsdException w:name="Dark List Accent 3" w:uiPriority="70"/>
+    <w:lsdException w:name="Colorful Shading Accent 3" w:uiPriority="71"/>
+    <w:lsdException w:name="Colorful List Accent 3" w:uiPriority="72"/>
+    <w:lsdException w:name="Colorful Grid Accent 3" w:uiPriority="73"/>
+    <w:lsdException w:name="Light Shading Accent 4" w:uiPriority="60"/>
+    <w:lsdException w:name="Light List Accent 4" w:uiPriority="61"/>
+    <w:lsdException w:name="Light Grid Accent 4" w:uiPriority="62"/>
+    <w:lsdException w:name="Medium Shading 1 Accent 4" w:uiPriority="63"/>
+    <w:lsdException w:name="Medium Shading 2 Accent 4" w:uiPriority="64"/>
+    <w:lsdException w:name="Medium List 1 Accent 4" w:uiPriority="65"/>
+    <w:lsdException w:name="Medium List 2 Accent 4" w:uiPriority="66"/>
+    <w:lsdException w:name="Medium Grid 1 Accent 4" w:uiPriority="67"/>
+    <w:lsdException w:name="Medium Grid 2 Accent 4" w:uiPriority="68"/>
+    <w:lsdException w:name="Medium Grid 3 Accent 4" w:uiPriority="69"/>
+    <w:lsdException w:name="Dark List Accent 4" w:uiPriority="70"/>
+    <w:lsdException w:name="Colorful Shading Accent 4" w:uiPriority="71"/>
+    <w:lsdException w:name="Colorful List Accent 4" w:uiPriority="72"/>
+    <w:lsdException w:name="Colorful Grid Accent 4" w:uiPriority="73"/>
+    <w:lsdException w:name="Light Shading Accent 5" w:uiPriority="60"/>
+    <w:lsdException w:name="Light List Accent 5" w:uiPriority="61"/>
+    <w:lsdException w:name="Light Grid Accent 5" w:uiPriority="62"/>
+    <w:lsdException w:name="Medium Shading 1 Accent 5" w:uiPriority="63"/>
+    <w:lsdException w:name="Medium Shading 2 Accent 5" w:uiPriority="64"/>
+    <w:lsdException w:name="Medium List 1 Accent 5" w:uiPriority="65"/>
+    <w:lsdException w:name="Medium List 2 Accent 5" w:uiPriority="66"/>
+    <w:lsdException w:name="Medium Grid 1 Accent 5" w:uiPriority="67"/>
+    <w:lsdException w:name="Medium Grid 2 Accent 5" w:uiPriority="68"/>
+    <w:lsdException w:name="Medium Grid 3 Accent 5" w:uiPriority="69"/>
+    <w:lsdException w:name="Dark List Accent 5" w:uiPriority="70"/>
+    <w:lsdException w:name="Colorful Shading Accent 5" w:uiPriority="71"/>
+    <w:lsdException w:name="Colorful List Accent 5" w:uiPriority="72"/>
+    <w:lsdException w:name="Colorful Grid Accent 5" w:uiPriority="73"/>
+    <w:lsdException w:name="Light Shading Accent 6" w:uiPriority="60"/>
+    <w:lsdException w:name="Light List Accent 6" w:uiPriority="61"/>
+    <w:lsdException w:name="Light Grid Accent 6" w:uiPriority="62"/>
+    <w:lsdException w:name="Medium Shading 1 Accent 6" w:uiPriority="63"/>
+    <w:lsdException w:name="Medium Shading 2 Accent 6" w:uiPriority="64"/>
+    <w:lsdException w:name="Medium List 1 Accent 6" w:uiPriority="65"/>
+    <w:lsdException w:name="Medium List 2 Accent 6" w:uiPriority="66"/>
+    <w:lsdException w:name="Medium Grid 1 Accent 6" w:uiPriority="67"/>
+    <w:lsdException w:name="Medium Grid 2 Accent 6" w:uiPriority="68"/>
+    <w:lsdException w:name="Medium Grid 3 Accent 6" w:uiPriority="69"/>
+    <w:lsdException w:name="Dark List Accent 6" w:uiPriority="70"/>
+    <w:lsdException w:name="Colorful Shading Accent 6" w:uiPriority="71"/>
+    <w:lsdException w:name="Colorful List Accent 6" w:uiPriority="72"/>
+    <w:lsdException w:name="Colorful Grid Accent 6" w:uiPriority="73"/>
+    <w:lsdException w:name="Subtle Emphasis" w:uiPriority="19" w:qFormat="1"/>
+    <w:lsdException w:name="Intense Emphasis" w:uiPriority="21" w:qFormat="1"/>
+    <w:lsdException w:name="Subtle Reference" w:uiPriority="31" w:qFormat="1"/>
+    <w:lsdException w:name="Intense Reference" w:uiPriority="32" w:qFormat="1"/>
+    <w:lsdException w:name="Book Title" w:uiPriority="33" w:qFormat="1"/>
+    <w:lsdException w:name="Bibliography" w:semiHidden="1" w:uiPriority="37" w:unhideWhenUsed="1"/>
+    <w:lsdException w:name="TOC Heading" w:semiHidden="1" w:uiPriority="39" w:unhideWhenUsed="1" w:qFormat="1"/>
+    <w:lsdException w:name="Plain Table 1" w:uiPriority="41"/>
+    <w:lsdException w:name="Plain Table 2" w:uiPriority="42"/>
+    <w:lsdException w:name="Plain Table 3" w:uiPriority="43"/>
+    <w:lsdException w:name="Plain Table 4" w:uiPriority="44"/>
+    <w:lsdException w:name="Plain Table 5" w:uiPriority="45"/>
+    <w:lsdException w:name="Grid Table Light" w:uiPriority="40"/>
+    <w:lsdException w:name="Grid Table 1 Light" w:uiPriority="46"/>
+    <w:lsdException w:name="Grid Table 2" w:uiPriority="47"/>
+    <w:lsdException w:name="Grid Table 3" w:uiPriority="48"/>
+    <w:lsdException w:name="Grid Table 4" w:uiPriority="49"/>
+    <w:lsdException w:name="Grid Table 5 Dark" w:uiPriority="50"/>
+    <w:lsdException w:name="Grid Table 6 Colorful" w:uiPriority="51"/>
+    <w:lsdException w:name="Grid Table 7 Colorful" w:uiPriority="52"/>
+    <w:lsdException w:name="Grid Table 1 Light Accent 1" w:uiPriority="46"/>
+    <w:lsdException w:name="Grid Table 2 Accent 1" w:uiPriority="47"/>
+    <w:lsdException w:name="Grid Table 3 Accent 1" w:uiPriority="48"/>
+    <w:lsdException w:name="Grid Table 4 Accent 1" w:uiPriority="49"/>
+    <w:lsdException w:name="Grid Table 5 Dark Accent 1" w:uiPriority="50"/>
+    <w:lsdException w:name="Grid Table 6 Colorful Accent 1" w:uiPriority="51"/>
+    <w:lsdException w:name="Grid Table 7 Colorful Accent 1" w:uiPriority="52"/>
+    <w:lsdException w:name="Grid Table 1 Light Accent 2" w:uiPriority="46"/>
+    <w:lsdException w:name="Grid Table 2 Accent 2" w:uiPriority="47"/>
+    <w:lsdException w:name="Grid Table 3 Accent 2" w:uiPriority="48"/>
+    <w:lsdException w:name="Grid Table 4 Accent 2" w:uiPriority="49"/>
+    <w:lsdException w:name="Grid Table 5 Dark Accent 2" w:uiPriority="50"/>
+    <w:lsdException w:name="Grid Table 6 Colorful Accent 2" w:uiPriority="51"/>
+    <w:lsdException w:name="Grid Table 7 Colorful Accent 2" w:uiPriority="52"/>
+    <w:lsdException w:name="Grid Table 1 Light Accent 3" w:uiPriority="46"/>
+    <w:lsdException w:name="Grid Table 2 Accent 3" w:uiPriority="47"/>
+    <w:lsdException w:name="Grid Table 3 Accent 3" w:uiPriority="48"/>
+    <w:lsdException w:name="Grid Table 4 Accent 3" w:uiPriority="49"/>
+    <w:lsdException w:name="Grid Table 5 Dark Accent 3" w:uiPriority="50"/>
+    <w:lsdException w:name="Grid Table 6 Colorful Accent 3" w:uiPriority="51"/>
+    <w:lsdException w:name="Grid Table 7 Colorful Accent 3" w:uiPriority="52"/>
+    <w:lsdException w:name="Grid Table 1 Light Accent 4" w:uiPriority="46"/>
+    <w:lsdException w:name="Grid Table 2 Accent 4" w:uiPriority="47"/>
+    <w:lsdException w:name="Grid Table 3 Accent 4" w:uiPriority="48"/>
+    <w:lsdException w:name="Grid Table 4 Accent 4" w:uiPriority="49"/>
+    <w:lsdException w:name="Grid Table 5 Dark Accent 4" w:uiPriority="50"/>
+    <w:lsdException w:name="Grid Table 6 Colorful Accent 4" w:uiPriority="51"/>
+    <w:lsdException w:name="Grid Table 7 Colorful Accent 4" w:uiPriority="52"/>
+    <w:lsdException w:name="Grid Table 1 Light Accent 5" w:uiPriority="46"/>
+    <w:lsdException w:name="Grid Table 2 Accent 5" w:uiPriority="47"/>
+    <w:lsdException w:name="Grid Table 3 Accent 5" w:uiPriority="48"/>
+    <w:lsdException w:name="Grid Table 4 Accent 5" w:uiPriority="49"/>
+    <w:lsdException w:name="Grid Table 5 Dark Accent 5" w:uiPriority="50"/>
+    <w:lsdException w:name="Grid Table 6 Colorful Accent 5" w:uiPriority="51"/>
+    <w:lsdException w:name="Grid Table 7 Colorful Accent 5" w:uiPriority="52"/>
+    <w:lsdException w:name="Grid Table 1 Light Accent 6" w:uiPriority="46"/>
+    <w:lsdException w:name="Grid Table 2 Accent 6" w:uiPriority="47"/>
+    <w:lsdException w:name="Grid Table 3 Accent 6" w:uiPriority="48"/>
+    <w:lsdException w:name="Grid Table 4 Accent 6" w:uiPriority="49"/>
+    <w:lsdException w:name="Grid Table 5 Dark Accent 6" w:uiPriority="50"/>
+    <w:lsdException w:name="Grid Table 6 Colorful Accent 6" w:uiPriority="51"/>
+    <w:lsdException w:name="Grid Table 7 Colorful Accent 6" w:uiPriority="52"/>
+    <w:lsdException w:name="List Table 1 Light" w:uiPriority="46"/>
+    <w:lsdException w:name="List Table 2" w:uiPriority="47"/>
+    <w:lsdException w:name="List Table 3" w:uiPriority="48"/>
+    <w:lsdException w:name="List Table 4" w:uiPriority="49"/>
+    <w:lsdException w:name="List Table 5 Dark" w:uiPriority="50"/>
+    <w:lsdException w:name="List Table 6 Colorful" w:uiPriority="51"/>
+    <w:lsdException w:name="List Table 7 Colorful" w:uiPriority="52"/>
+    <w:lsdException w:name="List Table 1 Light Accent 1" w:uiPriority="46"/>
+    <w:lsdException w:name="List Table 2 Accent 1" w:uiPriority="47"/>
+    <w:lsdException w:name="List Table 3 Accent 1" w:uiPriority="48"/>
+    <w:lsdException w:name="List Table 4 Accent 1" w:uiPriority="49"/>
+    <w:lsdException w:name="List Table 5 Dark Accent 1" w:uiPriority="50"/>
+    <w:lsdException w:name="List Table 6 Colorful Accent 1" w:uiPriority="51"/>
+    <w:lsdException w:name="List Table 7 Colorful Accent 1" w:uiPriority="52"/>
+    <w:lsdException w:name="List Table 1 Light Accent 2" w:uiPriority="46"/>
+    <w:lsdException w:name="List Table 2 Accent 2" w:uiPriority="47"/>
+    <w:lsdException w:name="List Table 3 Accent 2" w:uiPriority="48"/>
+    <w:lsdException w:name="List Table 4 Accent 2" w:uiPriority="49"/>
+    <w:lsdException w:name="List Table 5 Dark Accent 2" w:uiPriority="50"/>
+    <w:lsdException w:name="List Table 6 Colorful Accent 2" w:uiPriority="51"/>
+    <w:lsdException w:name="List Table 7 Colorful Accent 2" w:uiPriority="52"/>
+    <w:lsdException w:name="List Table 1 Light Accent 3" w:uiPriority="46"/>
+    <w:lsdException w:name="List Table 2 Accent 3" w:uiPriority="47"/>
+    <w:lsdException w:name="List Table 3 Accent 3" w:uiPriority="48"/>
+    <w:lsdException w:name="List Table 4 Accent 3" w:uiPriority="49"/>
+    <w:lsdException w:name="List Table 5 Dark Accent 3" w:uiPriority="50"/>
+    <w:lsdException w:name="List Table 6 Colorful Accent 3" w:uiPriority="51"/>
+    <w:lsdException w:name="List Table 7 Colorful Accent 3" w:uiPriority="52"/>
+    <w:lsdException w:name="List Table 1 Light Accent 4" w:uiPriority="46"/>
+    <w:lsdException w:name="List Table 2 Accent 4" w:uiPriority="47"/>
+    <w:lsdException w:name="List Table 3 Accent 4" w:uiPriority="48"/>
+    <w:lsdException w:name="List Table 4 Accent 4" w:uiPriority="49"/>
+    <w:lsdException w:name="List Table 5 Dark Accent 4" w:uiPriority="50"/>
+    <w:lsdException w:name="List Table 6 Colorful Accent 4" w:uiPriority="51"/>
+    <w:lsdException w:name="List Table 7 Colorful Accent 4" w:uiPriority="52"/>
+    <w:lsdException w:name="List Table 1 Light Accent 5" w:uiPriority="46"/>
+    <w:lsdException w:name="List Table 2 Accent 5" w:uiPriority="47"/>
+    <w:lsdException w:name="List Table 3 Accent 5" w:uiPriority="48"/>
+    <w:lsdException w:name="List Table 4 Accent 5" w:uiPriority="49"/>
+    <w:lsdException w:name="List Table 5 Dark Accent 5" w:uiPriority="50"/>
+    <w:lsdException w:name="List Table 6 Colorful Accent 5" w:uiPriority="51"/>
+    <w:lsdException w:name="List Table 7 Colorful Accent 5" w:uiPriority="52"/>
+    <w:lsdException w:name="List Table 1 Light Accent 6" w:uiPriority="46"/>
+    <w:lsdException w:name="List Table 2 Accent 6" w:uiPriority="47"/>
+    <w:lsdException w:name="List Table 3 Accent 6" w:uiPriority="48"/>
+    <w:lsdException w:name="List Table 4 Accent 6" w:uiPriority="49"/>
+    <w:lsdException w:name="List Table 5 Dark Accent 6" w:uiPriority="50"/>
+    <w:lsdException w:name="List Table 6 Colorful Accent 6" w:uiPriority="51"/>
+    <w:lsdException w:name="List Table 7 Colorful Accent 6" w:uiPriority="52"/>
+    <w:lsdException w:name="Mention" w:semiHidden="1" w:unhideWhenUsed="1"/>
+    <w:lsdException w:name="Smart Hyperlink" w:semiHidden="1" w:unhideWhenUsed="1"/>
+    <w:lsdException w:name="Hashtag" w:semiHidden="1" w:unhideWhenUsed="1"/>
+    <w:lsdException w:name="Unresolved Mention" w:semiHidden="1" w:unhideWhenUsed="1"/>
+    <w:lsdException w:name="Smart Link" w:semiHidden="1" w:unhideWhenUsed="1"/>
+  </w:latentStyles>
+  <w:style w:type="paragraph" w:default="1" w:styleId="Normal">
+    <w:name w:val="Normal"/>
+    <w:qFormat/>
+  </w:style>
+  <w:style w:type="character" w:default="1" w:styleId="DefaultParagraphFont">
+    <w:name w:val="Default Paragraph Font"/>
+    <w:uiPriority w:val="1"/>
+    <w:semiHidden/>
+    <w:unhideWhenUsed/>
+  </w:style>
+  <w:style w:type="table" w:default="1" w:styleId="TableNormal">
+    <w:name w:val="Normal Table"/>
+    <w:uiPriority w:val="99"/>
+    <w:semiHidden/>
+    <w:unhideWhenUsed/>
+    <w:tblPr>
+      <w:tblInd w:w="0" w:type="dxa"/>
+      <w:tblCellMar>
+        <w:top w:w="0" w:type="dxa"/>
+        <w:left w:w="108" w:type="dxa"/>
+        <w:bottom w:w="0" w:type="dxa"/>
+        <w:right w:w="108" w:type="dxa"/>
+      </w:tblCellMar>
+    </w:tblPr>
+  </w:style>
+  <w:style w:type="numbering" w:default="1" w:styleId="NoList">
+    <w:name w:val="No List"/>
+    <w:uiPriority w:val="99"/>
+    <w:semiHidden/>
+    <w:unhideWhenUsed/>
+  </w:style>
+  <w:style w:type="character" w:styleId="PlaceholderText">
+    <w:name w:val="Placeholder Text"/>
+    <w:uiPriority w:val="99"/>
+    <w:semiHidden/>
+    <w:rsid w:val="009C1A1B"/>
+    <w:rPr>
+      <w:color w:val="666666"/>
+    </w:rPr>
+  </w:style>
+</w:styles>
+</file>
+
+<file path=word/glossary/webSettings.xml><?xml version="1.0" encoding="utf-8"?>
+<w:webSettings xmlns:mc="http://schemas.openxmlformats.org/markup-compatibility/2006" xmlns:r="http://schemas.openxmlformats.org/officeDocument/2006/relationships" xmlns:w="http://schemas.openxmlformats.org/wordprocessingml/2006/main" xmlns:w14="http://schemas.microsoft.com/office/word/2010/wordml" xmlns:w15="http://schemas.microsoft.com/office/word/2012/wordml" xmlns:w16cex="http://schemas.microsoft.com/office/word/2018/wordml/cex" xmlns:w16cid="http://schemas.microsoft.com/office/word/2016/wordml/cid" xmlns:w16="http://schemas.microsoft.com/office/word/2018/wordml" xmlns:w16sdtdh="http://schemas.microsoft.com/office/word/2020/wordml/sdtdatahash" xmlns:w16se="http://schemas.microsoft.com/office/word/2015/wordml/symex" mc:Ignorable="w14 w15 w16se w16cid w16 w16cex w16sdtdh">
+  <w:optimizeForBrowser/>
+  <w:allowPNG/>
+</w:webSettings>
+</file>
+
 <file path=word/theme/theme1.xml><?xml version="1.0" encoding="utf-8"?>
 <a:theme xmlns:a="http://schemas.openxmlformats.org/drawingml/2006/main" name="Office Theme">
   <a:themeElements>
@@ -12655,6 +15564,31 @@
 </a:theme>
 </file>
 
+<file path=word/webextensions/taskpanes.xml><?xml version="1.0" encoding="utf-8"?>
+<wetp:taskpanes xmlns:wetp="http://schemas.microsoft.com/office/webextensions/taskpanes/2010/11">
+  <wetp:taskpane dockstate="right" visibility="0" width="438" row="3">
+    <wetp:webextensionref xmlns:r="http://schemas.openxmlformats.org/officeDocument/2006/relationships" r:id="rId1"/>
+  </wetp:taskpane>
+</wetp:taskpanes>
+</file>
+
+<file path=word/webextensions/webextension1.xml><?xml version="1.0" encoding="utf-8"?>
+<we:webextension xmlns:we="http://schemas.microsoft.com/office/webextensions/webextension/2010/11" id="{59363AE7-C779-4CE6-BE5C-02F964AF979A}">
+  <we:reference id="wa104382081" version="1.55.1.0" store="en-US" storeType="OMEX"/>
+  <we:alternateReferences>
+    <we:reference id="wa104382081" version="1.55.1.0" store="en-US" storeType="OMEX"/>
+  </we:alternateReferences>
+  <we:properties>
+    <we:property name="MENDELEY_BIBLIOGRAPHY_IS_DIRTY" value="true"/>
+    <we:property name="MENDELEY_BIBLIOGRAPHY_LAST_MODIFIED" value="1790610478539"/>
+    <we:property name="MENDELEY_CITATIONS" value="[{&quot;citationID&quot;:&quot;MENDELEY_CITATION_9f3b033e-8d5e-44ee-a342-f621ae44211a&quot;,&quot;properties&quot;:{&quot;noteIndex&quot;:0},&quot;isEdited&quot;:false,&quot;manualOverride&quot;:{&quot;isManuallyOverridden&quot;:false,&quot;citeprocText&quot;:&quot;[1]&quot;,&quot;manualOverrideText&quot;:&quot;&quot;},&quot;citationTag&quot;:&quot;MENDELEY_CITATION_v3_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&quot;,&quot;citationItems&quot;:[{&quot;id&quot;:&quot;3495e142-f4fa-3889-a7a2-604fcf07e39a&quot;,&quot;itemData&quot;:{&quot;type&quot;:&quot;webpage&quot;,&quot;id&quot;:&quot;3495e142-f4fa-3889-a7a2-604fcf07e39a&quot;,&quot;title&quot;:&quot;Common Language Runtime (CLR) overview - .NET | Microsoft Learn&quot;,&quot;accessed&quot;:{&quot;date-parts&quot;:[[2026,9,28]]},&quot;URL&quot;:&quot;https://learn.microsoft.com/en-us/dotnet/standard/clr?utm_source=gemini&quot;,&quot;container-title-short&quot;:&quot;&quot;},&quot;isTemporary&quot;:false}]},{&quot;citationID&quot;:&quot;MENDELEY_CITATION_fc0c51f8-dd9f-4a51-ae25-b21dd4bf7be7&quot;,&quot;properties&quot;:{&quot;noteIndex&quot;:0},&quot;isEdited&quot;:false,&quot;manualOverride&quot;:{&quot;isManuallyOverridden&quot;:false,&quot;citeprocText&quot;:&quot;[2]&quot;,&quot;manualOverrideText&quot;:&quot;&quot;},&quot;citationTag&quot;:&quot;MENDELEY_CITATION_v3_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&quot;,&quot;citationItems&quot;:[{&quot;id&quot;:&quot;da2b1c95-4bf5-3f65-a980-73aa0f32218f&quot;,&quot;itemData&quot;:{&quot;type&quot;:&quot;webpage&quot;,&quot;id&quot;:&quot;da2b1c95-4bf5-3f65-a980-73aa0f32218f&quot;,&quot;title&quot;:&quot;Overview of core .NET libraries - .NET | Microsoft Learn&quot;,&quot;accessed&quot;:{&quot;date-parts&quot;:[[2026,9,28]]},&quot;URL&quot;:&quot;https://learn.microsoft.com/en-us/dotnet/standard/class-library-overview?utm_source=gemini&quot;,&quot;container-title-short&quot;:&quot;&quot;},&quot;isTemporary&quot;:false}]},{&quot;citationID&quot;:&quot;MENDELEY_CITATION_4af4fb6e-ba06-42d4-9847-af66ee998824&quot;,&quot;properties&quot;:{&quot;noteIndex&quot;:0},&quot;isEdited&quot;:false,&quot;manualOverride&quot;:{&quot;isManuallyOverridden&quot;:false,&quot;citeprocText&quot;:&quot;[2]&quot;,&quot;manualOverrideText&quot;:&quot;&quot;},&quot;citationTag&quot;:&quot;MENDELEY_CITATION_v3_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&quot;,&quot;citationItems&quot;:[{&quot;id&quot;:&quot;da2b1c95-4bf5-3f65-a980-73aa0f32218f&quot;,&quot;itemData&quot;:{&quot;type&quot;:&quot;webpage&quot;,&quot;id&quot;:&quot;da2b1c95-4bf5-3f65-a980-73aa0f32218f&quot;,&quot;title&quot;:&quot;Overview of core .NET libraries - .NET | Microsoft Learn&quot;,&quot;accessed&quot;:{&quot;date-parts&quot;:[[2026,9,28]]},&quot;URL&quot;:&quot;https://learn.microsoft.com/en-us/dotnet/standard/class-library-overview?utm_source=gemini&quot;,&quot;container-title-short&quot;:&quot;&quot;},&quot;isTemporary&quot;:false}]},{&quot;citationID&quot;:&quot;MENDELEY_CITATION_1a213332-b9c0-479d-b69c-b44ed00d5833&quot;,&quot;properties&quot;:{&quot;noteIndex&quot;:0},&quot;isEdited&quot;:false,&quot;manualOverride&quot;:{&quot;isManuallyOverridden&quot;:false,&quot;citeprocText&quot;:&quot;[2]&quot;,&quot;manualOverrideText&quot;:&quot;&quot;},&quot;citationTag&quot;:&quot;MENDELEY_CITATION_v3_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&quot;,&quot;citationItems&quot;:[{&quot;id&quot;:&quot;da2b1c95-4bf5-3f65-a980-73aa0f32218f&quot;,&quot;itemData&quot;:{&quot;type&quot;:&quot;webpage&quot;,&quot;id&quot;:&quot;da2b1c95-4bf5-3f65-a980-73aa0f32218f&quot;,&quot;title&quot;:&quot;Overview of core .NET libraries - .NET | Microsoft Learn&quot;,&quot;accessed&quot;:{&quot;date-parts&quot;:[[2026,9,28]]},&quot;URL&quot;:&quot;https://learn.microsoft.com/en-us/dotnet/standard/class-library-overview?utm_source=gemini&quot;,&quot;container-title-short&quot;:&quot;&quot;},&quot;isTemporary&quot;:false}]},{&quot;citationID&quot;:&quot;MENDELEY_CITATION_777ddf76-4077-457e-9c28-5da0ab682e46&quot;,&quot;properties&quot;:{&quot;noteIndex&quot;:0},&quot;isEdited&quot;:false,&quot;manualOverride&quot;:{&quot;isManuallyOverridden&quot;:false,&quot;citeprocText&quot;:&quot;[2]&quot;,&quot;manualOverrideText&quot;:&quot;&quot;},&quot;citationTag&quot;:&quot;MENDELEY_CITATION_v3_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&quot;,&quot;citationItems&quot;:[{&quot;id&quot;:&quot;da2b1c95-4bf5-3f65-a980-73aa0f32218f&quot;,&quot;itemData&quot;:{&quot;type&quot;:&quot;webpage&quot;,&quot;id&quot;:&quot;da2b1c95-4bf5-3f65-a980-73aa0f32218f&quot;,&quot;title&quot;:&quot;Overview of core .NET libraries - .NET | Microsoft Learn&quot;,&quot;accessed&quot;:{&quot;date-parts&quot;:[[2026,9,28]]},&quot;URL&quot;:&quot;https://learn.microsoft.com/en-us/dotnet/standard/class-library-overview?utm_source=gemini&quot;,&quot;container-title-short&quot;:&quot;&quot;},&quot;isTemporary&quot;:false}]},{&quot;citationID&quot;:&quot;MENDELEY_CITATION_1685429c-c26b-46a1-aa7e-a325461fbf66&quot;,&quot;properties&quot;:{&quot;noteIndex&quot;:0},&quot;isEdited&quot;:false,&quot;manualOverride&quot;:{&quot;isManuallyOverridden&quot;:false,&quot;citeprocText&quot;:&quot;[2]&quot;,&quot;manualOverrideText&quot;:&quot;&quot;},&quot;citationTag&quot;:&quot;MENDELEY_CITATION_v3_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&quot;,&quot;citationItems&quot;:[{&quot;id&quot;:&quot;da2b1c95-4bf5-3f65-a980-73aa0f32218f&quot;,&quot;itemData&quot;:{&quot;type&quot;:&quot;webpage&quot;,&quot;id&quot;:&quot;da2b1c95-4bf5-3f65-a980-73aa0f32218f&quot;,&quot;title&quot;:&quot;Overview of core .NET libraries - .NET | Microsoft Learn&quot;,&quot;accessed&quot;:{&quot;date-parts&quot;:[[2026,9,28]]},&quot;URL&quot;:&quot;https://learn.microsoft.com/en-us/dotnet/standard/class-library-overview?utm_source=gemini&quot;,&quot;container-title-short&quot;:&quot;&quot;},&quot;isTemporary&quot;:false}]},{&quot;citationID&quot;:&quot;MENDELEY_CITATION_1fad1de9-8fb0-4610-8270-3c6027446193&quot;,&quot;properties&quot;:{&quot;noteIndex&quot;:0},&quot;isEdited&quot;:false,&quot;manualOverride&quot;:{&quot;isManuallyOverridden&quot;:false,&quot;citeprocText&quot;:&quot;[2]&quot;,&quot;manualOverrideText&quot;:&quot;&quot;},&quot;citationTag&quot;:&quot;MENDELEY_CITATION_v3_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&quot;,&quot;citationItems&quot;:[{&quot;id&quot;:&quot;da2b1c95-4bf5-3f65-a980-73aa0f32218f&quot;,&quot;itemData&quot;:{&quot;type&quot;:&quot;webpage&quot;,&quot;id&quot;:&quot;da2b1c95-4bf5-3f65-a980-73aa0f32218f&quot;,&quot;title&quot;:&quot;Overview of core .NET libraries - .NET | Microsoft Learn&quot;,&quot;accessed&quot;:{&quot;date-parts&quot;:[[2026,9,28]]},&quot;URL&quot;:&quot;https://learn.microsoft.com/en-us/dotnet/standard/class-library-overview?utm_source=gemini&quot;,&quot;container-title-short&quot;:&quot;&quot;},&quot;isTemporary&quot;:false}]},{&quot;citationID&quot;:&quot;MENDELEY_CITATION_251c66f4-aa44-48d1-a3a1-460d5b28c5de&quot;,&quot;properties&quot;:{&quot;noteIndex&quot;:0},&quot;isEdited&quot;:false,&quot;manualOverride&quot;:{&quot;isManuallyOverridden&quot;:false,&quot;citeprocText&quot;:&quot;[3]&quot;,&quot;manualOverrideText&quot;:&quot;&quot;},&quot;citationTag&quot;:&quot;MENDELEY_CITATION_v3_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&quot;,&quot;citationItems&quot;:[{&quot;id&quot;:&quot;c9eacd7c-eba3-3576-ae6f-39e5f91cfdc0&quot;,&quot;itemData&quot;:{&quot;type&quot;:&quot;webpage&quot;,&quot;id&quot;:&quot;c9eacd7c-eba3-3576-ae6f-39e5f91cfdc0&quot;,&quot;title&quot;:&quot;Overview - A tour of C# | Microsoft Learn&quot;,&quot;accessed&quot;:{&quot;date-parts&quot;:[[2026,9,28]]},&quot;URL&quot;:&quot;https://learn.microsoft.com/en-us/dotnet/csharp/tour-of-csharp/overview?utm_source=gemini&quot;,&quot;container-title-short&quot;:&quot;&quot;},&quot;isTemporary&quot;:false}]},{&quot;citationID&quot;:&quot;MENDELEY_CITATION_1202d474-6574-4869-a837-f8a46fee9648&quot;,&quot;properties&quot;:{&quot;noteIndex&quot;:0},&quot;isEdited&quot;:false,&quot;manualOverride&quot;:{&quot;isManuallyOverridden&quot;:false,&quot;citeprocText&quot;:&quot;[3]&quot;,&quot;manualOverrideText&quot;:&quot;&quot;},&quot;citationTag&quot;:&quot;MENDELEY_CITATION_v3_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&quot;,&quot;citationItems&quot;:[{&quot;id&quot;:&quot;c9eacd7c-eba3-3576-ae6f-39e5f91cfdc0&quot;,&quot;itemData&quot;:{&quot;type&quot;:&quot;webpage&quot;,&quot;id&quot;:&quot;c9eacd7c-eba3-3576-ae6f-39e5f91cfdc0&quot;,&quot;title&quot;:&quot;Overview - A tour of C# | Microsoft Learn&quot;,&quot;accessed&quot;:{&quot;date-parts&quot;:[[2026,9,28]]},&quot;URL&quot;:&quot;https://learn.microsoft.com/en-us/dotnet/csharp/tour-of-csharp/overview?utm_source=gemini&quot;,&quot;container-title-short&quot;:&quot;&quot;},&quot;isTemporary&quot;:false}]},{&quot;citationID&quot;:&quot;MENDELEY_CITATION_23d25d34-34e1-421b-b9aa-783d33074f6a&quot;,&quot;properties&quot;:{&quot;noteIndex&quot;:0},&quot;isEdited&quot;:false,&quot;manualOverride&quot;:{&quot;isManuallyOverridden&quot;:false,&quot;citeprocText&quot;:&quot;[3]&quot;,&quot;manualOverrideText&quot;:&quot;&quot;},&quot;citationTag&quot;:&quot;MENDELEY_CITATION_v3_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&quot;,&quot;citationItems&quot;:[{&quot;id&quot;:&quot;c9eacd7c-eba3-3576-ae6f-39e5f91cfdc0&quot;,&quot;itemData&quot;:{&quot;type&quot;:&quot;webpage&quot;,&quot;id&quot;:&quot;c9eacd7c-eba3-3576-ae6f-39e5f91cfdc0&quot;,&quot;title&quot;:&quot;Overview - A tour of C# | Microsoft Learn&quot;,&quot;accessed&quot;:{&quot;date-parts&quot;:[[2026,9,28]]},&quot;URL&quot;:&quot;https://learn.microsoft.com/en-us/dotnet/csharp/tour-of-csharp/overview?utm_source=gemini&quot;,&quot;container-title-short&quot;:&quot;&quot;},&quot;isTemporary&quot;:false}]},{&quot;citationID&quot;:&quot;MENDELEY_CITATION_76d65bd1-a074-4155-90c6-b9b0e5710b66&quot;,&quot;properties&quot;:{&quot;noteIndex&quot;:0},&quot;isEdited&quot;:false,&quot;manualOverride&quot;:{&quot;isManuallyOverridden&quot;:false,&quot;citeprocText&quot;:&quot;[1], [3]&quot;,&quot;manualOverrideText&quot;:&quot;&quot;},&quot;citationTag&quot;:&quot;MENDELEY_CITATION_v3_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&quot;,&quot;citationItems&quot;:[{&quot;id&quot;:&quot;3495e142-f4fa-3889-a7a2-604fcf07e39a&quot;,&quot;itemData&quot;:{&quot;type&quot;:&quot;webpage&quot;,&quot;id&quot;:&quot;3495e142-f4fa-3889-a7a2-604fcf07e39a&quot;,&quot;title&quot;:&quot;Common Language Runtime (CLR) overview - .NET | Microsoft Learn&quot;,&quot;accessed&quot;:{&quot;date-parts&quot;:[[2026,9,28]]},&quot;URL&quot;:&quot;https://learn.microsoft.com/en-us/dotnet/standard/clr?utm_source=gemini&quot;,&quot;container-title-short&quot;:&quot;&quot;},&quot;isTemporary&quot;:false},{&quot;id&quot;:&quot;c9eacd7c-eba3-3576-ae6f-39e5f91cfdc0&quot;,&quot;itemData&quot;:{&quot;type&quot;:&quot;webpage&quot;,&quot;id&quot;:&quot;c9eacd7c-eba3-3576-ae6f-39e5f91cfdc0&quot;,&quot;title&quot;:&quot;Overview - A tour of C# | Microsoft Learn&quot;,&quot;accessed&quot;:{&quot;date-parts&quot;:[[2026,9,28]]},&quot;URL&quot;:&quot;https://learn.microsoft.com/en-us/dotnet/csharp/tour-of-csharp/overview?utm_source=gemini&quot;,&quot;container-title-short&quot;:&quot;&quot;},&quot;isTemporary&quot;:false}]},{&quot;citationID&quot;:&quot;MENDELEY_CITATION_1b00ce82-1ead-4deb-a6b8-7624e6531760&quot;,&quot;properties&quot;:{&quot;noteIndex&quot;:0},&quot;isEdited&quot;:false,&quot;manualOverride&quot;:{&quot;isManuallyOverridden&quot;:false,&quot;citeprocText&quot;:&quot;[1], [3]&quot;,&quot;manualOverrideText&quot;:&quot;&quot;},&quot;citationTag&quot;:&quot;MENDELEY_CITATION_v3_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&quot;,&quot;citationItems&quot;:[{&quot;id&quot;:&quot;3495e142-f4fa-3889-a7a2-604fcf07e39a&quot;,&quot;itemData&quot;:{&quot;type&quot;:&quot;webpage&quot;,&quot;id&quot;:&quot;3495e142-f4fa-3889-a7a2-604fcf07e39a&quot;,&quot;title&quot;:&quot;Common Language Runtime (CLR) overview - .NET | Microsoft Learn&quot;,&quot;accessed&quot;:{&quot;date-parts&quot;:[[2026,9,28]]},&quot;URL&quot;:&quot;https://learn.microsoft.com/en-us/dotnet/standard/clr?utm_source=gemini&quot;,&quot;container-title-short&quot;:&quot;&quot;},&quot;isTemporary&quot;:false},{&quot;id&quot;:&quot;c9eacd7c-eba3-3576-ae6f-39e5f91cfdc0&quot;,&quot;itemData&quot;:{&quot;type&quot;:&quot;webpage&quot;,&quot;id&quot;:&quot;c9eacd7c-eba3-3576-ae6f-39e5f91cfdc0&quot;,&quot;title&quot;:&quot;Overview - A tour of C# | Microsoft Learn&quot;,&quot;accessed&quot;:{&quot;date-parts&quot;:[[2026,9,28]]},&quot;URL&quot;:&quot;https://learn.microsoft.com/en-us/dotnet/csharp/tour-of-csharp/overview?utm_source=gemini&quot;,&quot;container-title-short&quot;:&quot;&quot;},&quot;isTemporary&quot;:false}]},{&quot;citationID&quot;:&quot;MENDELEY_CITATION_2d2d1457-7c6f-4c27-ab21-dc2eabab2043&quot;,&quot;properties&quot;:{&quot;noteIndex&quot;:0},&quot;isEdited&quot;:false,&quot;manualOverride&quot;:{&quot;isManuallyOverridden&quot;:false,&quot;citeprocText&quot;:&quot;[2], [3]&quot;,&quot;manualOverrideText&quot;:&quot;&quot;},&quot;citationTag&quot;:&quot;MENDELEY_CITATION_v3_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&quot;,&quot;citationItems&quot;:[{&quot;id&quot;:&quot;da2b1c95-4bf5-3f65-a980-73aa0f32218f&quot;,&quot;itemData&quot;:{&quot;type&quot;:&quot;webpage&quot;,&quot;id&quot;:&quot;da2b1c95-4bf5-3f65-a980-73aa0f32218f&quot;,&quot;title&quot;:&quot;Overview of core .NET libraries - .NET | Microsoft Learn&quot;,&quot;accessed&quot;:{&quot;date-parts&quot;:[[2026,9,28]]},&quot;URL&quot;:&quot;https://learn.microsoft.com/en-us/dotnet/standard/class-library-overview?utm_source=gemini&quot;,&quot;container-title-short&quot;:&quot;&quot;},&quot;isTemporary&quot;:false},{&quot;id&quot;:&quot;c9eacd7c-eba3-3576-ae6f-39e5f91cfdc0&quot;,&quot;itemData&quot;:{&quot;type&quot;:&quot;webpage&quot;,&quot;id&quot;:&quot;c9eacd7c-eba3-3576-ae6f-39e5f91cfdc0&quot;,&quot;title&quot;:&quot;Overview - A tour of C# | Microsoft Learn&quot;,&quot;accessed&quot;:{&quot;date-parts&quot;:[[2026,9,28]]},&quot;URL&quot;:&quot;https://learn.microsoft.com/en-us/dotnet/csharp/tour-of-csharp/overview?utm_source=gemini&quot;,&quot;container-title-short&quot;:&quot;&quot;},&quot;isTemporary&quot;:false}]},{&quot;citationID&quot;:&quot;MENDELEY_CITATION_fbf9b81b-1029-4111-add0-0bbcb9f39233&quot;,&quot;properties&quot;:{&quot;noteIndex&quot;:0},&quot;isEdited&quot;:false,&quot;manualOverride&quot;:{&quot;isManuallyOverridden&quot;:false,&quot;citeprocText&quot;:&quot;[2], [3]&quot;,&quot;manualOverrideText&quot;:&quot;&quot;},&quot;citationTag&quot;:&quot;MENDELEY_CITATION_v3_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&quot;,&quot;citationItems&quot;:[{&quot;id&quot;:&quot;da2b1c95-4bf5-3f65-a980-73aa0f32218f&quot;,&quot;itemData&quot;:{&quot;type&quot;:&quot;webpage&quot;,&quot;id&quot;:&quot;da2b1c95-4bf5-3f65-a980-73aa0f32218f&quot;,&quot;title&quot;:&quot;Overview of core .NET libraries - .NET | Microsoft Learn&quot;,&quot;accessed&quot;:{&quot;date-parts&quot;:[[2026,9,28]]},&quot;URL&quot;:&quot;https://learn.microsoft.com/en-us/dotnet/standard/class-library-overview?utm_source=gemini&quot;,&quot;container-title-short&quot;:&quot;&quot;},&quot;isTemporary&quot;:false},{&quot;id&quot;:&quot;c9eacd7c-eba3-3576-ae6f-39e5f91cfdc0&quot;,&quot;itemData&quot;:{&quot;type&quot;:&quot;webpage&quot;,&quot;id&quot;:&quot;c9eacd7c-eba3-3576-ae6f-39e5f91cfdc0&quot;,&quot;title&quot;:&quot;Overview - A tour of C# | Microsoft Learn&quot;,&quot;accessed&quot;:{&quot;date-parts&quot;:[[2026,9,28]]},&quot;URL&quot;:&quot;https://learn.microsoft.com/en-us/dotnet/csharp/tour-of-csharp/overview?utm_source=gemini&quot;,&quot;container-title-short&quot;:&quot;&quot;},&quot;isTemporary&quot;:false}]}]"/>
+    <we:property name="MENDELEY_CITATIONS_STYLE" value="{&quot;id&quot;:&quot;https://www.zotero.org/styles/ieee&quot;,&quot;title&quot;:&quot;IEEE Reference Guide version 11.29.2023&quot;,&quot;format&quot;:&quot;numeric&quot;,&quot;defaultLocale&quot;:null,&quot;isLocaleCodeValid&quot;:true}"/>
+  </we:properties>
+  <we:bindings/>
+  <we:snapshot xmlns:r="http://schemas.openxmlformats.org/officeDocument/2006/relationships"/>
+</we:webextension>
+</file>
+
 <file path=customXml/item1.xml><?xml version="1.0" encoding="utf-8"?>
 <b:Sources xmlns:b="http://schemas.openxmlformats.org/officeDocument/2006/bibliography" xmlns="http://schemas.openxmlformats.org/officeDocument/2006/bibliography" SelectedStyle="\IEEE2006OfficeOnline.xsl" StyleName="IEEE" Version="2006"/>
 </file>

--- a/thesis/doc/ĐỒ-ÁN-MÔN-HỌC-CHUYÊN-ĐỀ-ASP.NET.docx
+++ b/thesis/doc/ĐỒ-ÁN-MÔN-HỌC-CHUYÊN-ĐỀ-ASP.NET.docx
@@ -2216,39 +2216,30 @@
     </w:p>
     <w:p>
       <w:pPr>
-        <w:spacing w:line="360" w:lineRule="auto"/>
-        <w:rPr>
-          <w:iCs/>
-          <w:sz w:val="26"/>
-          <w:szCs w:val="26"/>
-        </w:rPr>
-      </w:pPr>
-      <w:r>
-        <w:rPr>
-          <w:iCs/>
-          <w:sz w:val="26"/>
-          <w:szCs w:val="26"/>
+        <w:spacing w:before="1"/>
+        <w:ind w:left="2198"/>
+        <w:rPr>
+          <w:b/>
+        </w:rPr>
+      </w:pPr>
+      <w:r>
+        <w:rPr>
+          <w:noProof/>
         </w:rPr>
         <w:lastRenderedPageBreak/>
-        <w:br w:type="page"/>
-      </w:r>
-      <w:r>
-        <w:rPr>
-          <w:noProof/>
-        </w:rPr>
         <mc:AlternateContent>
           <mc:Choice Requires="wps">
             <w:drawing>
-              <wp:anchor distT="0" distB="0" distL="0" distR="0" simplePos="0" relativeHeight="251659776" behindDoc="1" locked="0" layoutInCell="1" allowOverlap="1" wp14:anchorId="2D5AF3CC" wp14:editId="64C318C4">
+              <wp:anchor distT="0" distB="0" distL="0" distR="0" simplePos="0" relativeHeight="251660800" behindDoc="1" locked="0" layoutInCell="1" allowOverlap="1" wp14:anchorId="12D4A544" wp14:editId="2717C386">
                 <wp:simplePos x="0" y="0"/>
-                <wp:positionH relativeFrom="page">
-                  <wp:posOffset>1296035</wp:posOffset>
+                <wp:positionH relativeFrom="margin">
+                  <wp:posOffset>375285</wp:posOffset>
                 </wp:positionH>
                 <wp:positionV relativeFrom="page">
-                  <wp:posOffset>871855</wp:posOffset>
+                  <wp:posOffset>777875</wp:posOffset>
                 </wp:positionV>
                 <wp:extent cx="5372100" cy="9144000"/>
-                <wp:effectExtent l="10160" t="5080" r="8890" b="13970"/>
+                <wp:effectExtent l="0" t="0" r="19050" b="19050"/>
                 <wp:wrapNone/>
                 <wp:docPr id="14" name="Graphic 11"/>
                 <wp:cNvGraphicFramePr>
@@ -2355,9 +2346,9 @@
           </mc:Choice>
           <mc:Fallback>
             <w:pict>
-              <v:shape w14:anchorId="01471E25" id="Graphic 11" o:spid="_x0000_s1026" style="position:absolute;margin-left:102.05pt;margin-top:68.65pt;width:423pt;height:10in;z-index:-251656704;visibility:visible;mso-wrap-style:square;mso-width-percent:0;mso-height-percent:0;mso-wrap-distance-left:0;mso-wrap-distance-top:0;mso-wrap-distance-right:0;mso-wrap-distance-bottom:0;mso-position-horizontal:absolute;mso-position-horizontal-relative:page;mso-position-vertical:absolute;mso-position-vertical-relative:page;mso-width-percent:0;mso-height-percent:0;mso-width-relative:page;mso-height-relative:page;v-text-anchor:top" coordsize="5372100,9144000" o:gfxdata="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" path="m,9144000r5372100,l5372100,,,,,9144000xe" filled="f">
+              <v:shape w14:anchorId="05CB0860" id="Graphic 11" o:spid="_x0000_s1026" style="position:absolute;margin-left:29.55pt;margin-top:61.25pt;width:423pt;height:10in;z-index:-251655680;visibility:visible;mso-wrap-style:square;mso-width-percent:0;mso-height-percent:0;mso-wrap-distance-left:0;mso-wrap-distance-top:0;mso-wrap-distance-right:0;mso-wrap-distance-bottom:0;mso-position-horizontal:absolute;mso-position-horizontal-relative:margin;mso-position-vertical:absolute;mso-position-vertical-relative:page;mso-width-percent:0;mso-height-percent:0;mso-width-relative:page;mso-height-relative:page;v-text-anchor:top" coordsize="5372100,9144000" o:gfxdata="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" path="m,9144000r5372100,l5372100,,,,,9144000xe" filled="f">
                 <v:path arrowok="t" o:connecttype="custom" o:connectlocs="0,9144000;5372100,9144000;5372100,0;0,0;0,9144000" o:connectangles="0,0,0,0,0"/>
-                <w10:wrap anchorx="page" anchory="page"/>
+                <w10:wrap anchorx="margin" anchory="page"/>
               </v:shape>
             </w:pict>
           </mc:Fallback>
@@ -2367,15 +2358,6 @@
     <w:p>
       <w:pPr>
         <w:spacing w:before="1"/>
-        <w:ind w:left="2198"/>
-        <w:rPr>
-          <w:b/>
-        </w:rPr>
-      </w:pPr>
-    </w:p>
-    <w:p>
-      <w:pPr>
-        <w:spacing w:before="1"/>
         <w:ind w:left="2410"/>
         <w:rPr>
           <w:b/>
@@ -3173,19 +3155,37 @@
     </w:p>
     <w:p>
       <w:pPr>
-        <w:jc w:val="center"/>
-        <w:rPr>
-          <w:b/>
-          <w:spacing w:val="-5"/>
-          <w:sz w:val="26"/>
-        </w:rPr>
-      </w:pPr>
-      <w:r>
         <w:rPr>
           <w:b/>
           <w:sz w:val="28"/>
           <w:szCs w:val="28"/>
         </w:rPr>
+      </w:pPr>
+      <w:r>
+        <w:rPr>
+          <w:b/>
+          <w:sz w:val="28"/>
+          <w:szCs w:val="28"/>
+        </w:rPr>
+        <w:br w:type="page"/>
+      </w:r>
+    </w:p>
+    <w:p>
+      <w:pPr>
+        <w:jc w:val="center"/>
+        <w:rPr>
+          <w:b/>
+          <w:spacing w:val="-5"/>
+          <w:sz w:val="26"/>
+        </w:rPr>
+      </w:pPr>
+      <w:r>
+        <w:rPr>
+          <w:b/>
+          <w:sz w:val="28"/>
+          <w:szCs w:val="28"/>
+        </w:rPr>
+        <w:lastRenderedPageBreak/>
         <w:t>LỜI</w:t>
       </w:r>
       <w:r>
@@ -14833,7 +14833,10 @@
     <w:rsidRoot w:val="009C1A1B"/>
     <w:rsid w:val="001F47B3"/>
     <w:rsid w:val="006F1FC9"/>
+    <w:rsid w:val="009B5DBF"/>
     <w:rsid w:val="009C1A1B"/>
+    <w:rsid w:val="00BC76F3"/>
+    <w:rsid w:val="00BF6B1B"/>
   </w:rsids>
   <m:mathPr>
     <m:mathFont m:val="Cambria Math"/>

--- a/thesis/doc/ĐỒ-ÁN-MÔN-HỌC-CHUYÊN-ĐỀ-ASP.NET.docx
+++ b/thesis/doc/ĐỒ-ÁN-MÔN-HỌC-CHUYÊN-ĐỀ-ASP.NET.docx
@@ -13930,14 +13930,14 @@
           <w:sz w:val="26"/>
           <w:szCs w:val="26"/>
         </w:rPr>
-        <w:t>UC Đăng nhập quản trị:</w:t>
-      </w:r>
-      <w:r>
-        <w:rPr>
-          <w:sz w:val="26"/>
-          <w:szCs w:val="26"/>
-        </w:rPr>
-        <w:t> Bắt buộc thực hiện để xác thực quyền Admin (Role = 1). Mọi Use case khác của Admin đều có quan hệ &lt;&lt;include&gt;&gt; với Use case này.</w:t>
+        <w:t xml:space="preserve">UC Đăng nhập (Dùng chung cho cả User và Admin): </w:t>
+      </w:r>
+      <w:r>
+        <w:rPr>
+          <w:sz w:val="26"/>
+          <w:szCs w:val="26"/>
+        </w:rPr>
+        <w:t>Tác nhân bắt buộc phải nhập tên tài khoản và mật khẩu để xác thực danh tính. Hệ thống sẽ tự động phân giải quyền dựa trên dữ liệu (Cột Role): nếu là Khách hàng (Role = 0) sẽ được quyền đặt hàng và quản lý hồ sơ; nếu là Quản trị viên (Role = 1) sẽ được điều hướng thẳng vào Bảng điều khiển để thực hiện các nghiệp vụ quản lý (Thêm/Sửa/Xóa). Mọi Use case bên trong của Admin đều ngầm định yêu cầu phải đi qua bước Đăng nhập này.</w:t>
       </w:r>
     </w:p>
     <w:p>
@@ -13990,6 +13990,7 @@
           <w:sz w:val="26"/>
           <w:szCs w:val="26"/>
         </w:rPr>
+        <w:lastRenderedPageBreak/>
         <w:t>UC Quản lý Danh mục &amp; Thương hiệu:</w:t>
       </w:r>
       <w:r>
@@ -14094,7 +14095,6 @@
           <w:sz w:val="26"/>
           <w:szCs w:val="26"/>
         </w:rPr>
-        <w:lastRenderedPageBreak/>
         <w:t>(Cấp con)</w:t>
       </w:r>
       <w:r>
@@ -26926,6 +26926,7 @@
   <w:style w:type="character" w:default="1" w:styleId="DefaultParagraphFont">
     <w:name w:val="Default Paragraph Font"/>
     <w:uiPriority w:val="1"/>
+    <w:semiHidden/>
     <w:unhideWhenUsed/>
   </w:style>
   <w:style w:type="table" w:default="1" w:styleId="TableNormal">
@@ -27487,6 +27488,9 @@
     <w:rsid w:val="009C1A1B"/>
     <w:rsid w:val="00BC76F3"/>
     <w:rsid w:val="00BF6B1B"/>
+    <w:rsid w:val="00C608A5"/>
+    <w:rsid w:val="00E17C8F"/>
+    <w:rsid w:val="00F81017"/>
   </w:rsids>
   <m:mathPr>
     <m:mathFont m:val="Cambria Math"/>

--- a/thesis/doc/ĐỒ-ÁN-MÔN-HỌC-CHUYÊN-ĐỀ-ASP.NET.docx
+++ b/thesis/doc/ĐỒ-ÁN-MÔN-HỌC-CHUYÊN-ĐỀ-ASP.NET.docx
@@ -562,10 +562,23 @@
                             <w:r>
                               <w:t>MSSV:</w:t>
                             </w:r>
+                            <w:r>
+                              <w:t xml:space="preserve"> 170124613</w:t>
+                            </w:r>
                           </w:p>
                           <w:p>
                             <w:r>
                               <w:t>Lớp:</w:t>
+                            </w:r>
+                            <w:r>
+                              <w:t xml:space="preserve"> </w:t>
+                            </w:r>
+                            <w:r>
+                              <w:rPr>
+                                <w:bCs/>
+                                <w:spacing w:val="-5"/>
+                              </w:rPr>
+                              <w:t>DT24TT80161</w:t>
                             </w:r>
                           </w:p>
                         </w:txbxContent>
@@ -615,10 +628,23 @@
                       <w:r>
                         <w:t>MSSV:</w:t>
                       </w:r>
+                      <w:r>
+                        <w:t xml:space="preserve"> 170124613</w:t>
+                      </w:r>
                     </w:p>
                     <w:p>
                       <w:r>
                         <w:t>Lớp:</w:t>
+                      </w:r>
+                      <w:r>
+                        <w:t xml:space="preserve"> </w:t>
+                      </w:r>
+                      <w:r>
+                        <w:rPr>
+                          <w:bCs/>
+                          <w:spacing w:val="-5"/>
+                        </w:rPr>
+                        <w:t>DT24TT80161</w:t>
                       </w:r>
                     </w:p>
                   </w:txbxContent>
@@ -804,6 +830,776 @@
     </w:p>
     <w:p>
       <w:pPr>
+        <w:jc w:val="center"/>
+        <w:rPr>
+          <w:sz w:val="26"/>
+          <w:szCs w:val="26"/>
+        </w:rPr>
+      </w:pPr>
+    </w:p>
+    <w:p>
+      <w:pPr>
+        <w:jc w:val="center"/>
+        <w:rPr>
+          <w:sz w:val="26"/>
+          <w:szCs w:val="26"/>
+        </w:rPr>
+      </w:pPr>
+      <w:r>
+        <w:rPr>
+          <w:sz w:val="26"/>
+          <w:szCs w:val="26"/>
+        </w:rPr>
+        <w:t>ĐẠI HỌC TRÀ VINH</w:t>
+      </w:r>
+    </w:p>
+    <w:p>
+      <w:pPr>
+        <w:jc w:val="center"/>
+        <w:rPr>
+          <w:sz w:val="26"/>
+          <w:szCs w:val="26"/>
+        </w:rPr>
+      </w:pPr>
+      <w:r>
+        <w:rPr>
+          <w:sz w:val="26"/>
+          <w:szCs w:val="26"/>
+        </w:rPr>
+        <w:t>TRƯỜNG</w:t>
+      </w:r>
+      <w:r>
+        <w:rPr>
+          <w:sz w:val="26"/>
+          <w:szCs w:val="26"/>
+        </w:rPr>
+        <w:t xml:space="preserve"> KỸ THUẬT VÀ CÔNG NGHỆ</w:t>
+      </w:r>
+    </w:p>
+    <w:p>
+      <w:pPr>
+        <w:jc w:val="center"/>
+        <w:rPr>
+          <w:b/>
+          <w:sz w:val="26"/>
+          <w:szCs w:val="26"/>
+        </w:rPr>
+      </w:pPr>
+      <w:r>
+        <w:rPr>
+          <w:b/>
+          <w:sz w:val="26"/>
+          <w:szCs w:val="26"/>
+        </w:rPr>
+        <w:t>KHOA</w:t>
+      </w:r>
+      <w:r>
+        <w:rPr>
+          <w:b/>
+          <w:sz w:val="26"/>
+          <w:szCs w:val="26"/>
+        </w:rPr>
+        <w:t xml:space="preserve"> </w:t>
+      </w:r>
+      <w:r>
+        <w:rPr>
+          <w:b/>
+          <w:sz w:val="26"/>
+          <w:szCs w:val="26"/>
+        </w:rPr>
+        <w:t>CÔNG NGHỆ THÔNG TIN</w:t>
+      </w:r>
+    </w:p>
+    <w:p>
+      <w:pPr>
+        <w:spacing w:line="360" w:lineRule="auto"/>
+        <w:jc w:val="center"/>
+        <w:rPr>
+          <w:sz w:val="26"/>
+          <w:szCs w:val="26"/>
+        </w:rPr>
+      </w:pPr>
+    </w:p>
+    <w:p>
+      <w:pPr>
+        <w:spacing w:line="360" w:lineRule="auto"/>
+        <w:jc w:val="center"/>
+        <w:rPr>
+          <w:sz w:val="26"/>
+          <w:szCs w:val="26"/>
+        </w:rPr>
+      </w:pPr>
+    </w:p>
+    <w:p>
+      <w:pPr>
+        <w:spacing w:line="360" w:lineRule="auto"/>
+        <w:jc w:val="center"/>
+        <w:rPr>
+          <w:sz w:val="26"/>
+          <w:szCs w:val="26"/>
+        </w:rPr>
+      </w:pPr>
+      <w:r>
+        <w:rPr>
+          <w:b/>
+          <w:noProof/>
+          <w:sz w:val="48"/>
+          <w:lang w:eastAsia="vi-VN"/>
+        </w:rPr>
+        <w:drawing>
+          <wp:inline distT="0" distB="0" distL="0" distR="0" wp14:anchorId="68F29D00" wp14:editId="3E7E08C1">
+            <wp:extent cx="906780" cy="906780"/>
+            <wp:effectExtent l="0" t="0" r="0" b="0"/>
+            <wp:docPr id="29" name="Picture 1"/>
+            <wp:cNvGraphicFramePr>
+              <a:graphicFrameLocks xmlns:a="http://schemas.openxmlformats.org/drawingml/2006/main" noChangeAspect="1"/>
+            </wp:cNvGraphicFramePr>
+            <a:graphic xmlns:a="http://schemas.openxmlformats.org/drawingml/2006/main">
+              <a:graphicData uri="http://schemas.openxmlformats.org/drawingml/2006/picture">
+                <pic:pic xmlns:pic="http://schemas.openxmlformats.org/drawingml/2006/picture">
+                  <pic:nvPicPr>
+                    <pic:cNvPr id="0" name="Picture 1"/>
+                    <pic:cNvPicPr>
+                      <a:picLocks noChangeAspect="1" noChangeArrowheads="1"/>
+                    </pic:cNvPicPr>
+                  </pic:nvPicPr>
+                  <pic:blipFill>
+                    <a:blip r:embed="rId8" cstate="print">
+                      <a:extLst>
+                        <a:ext uri="{28A0092B-C50C-407E-A947-70E740481C1C}">
+                          <a14:useLocalDpi xmlns:a14="http://schemas.microsoft.com/office/drawing/2010/main" val="0"/>
+                        </a:ext>
+                      </a:extLst>
+                    </a:blip>
+                    <a:srcRect/>
+                    <a:stretch>
+                      <a:fillRect/>
+                    </a:stretch>
+                  </pic:blipFill>
+                  <pic:spPr bwMode="auto">
+                    <a:xfrm>
+                      <a:off x="0" y="0"/>
+                      <a:ext cx="906780" cy="906780"/>
+                    </a:xfrm>
+                    <a:prstGeom prst="rect">
+                      <a:avLst/>
+                    </a:prstGeom>
+                    <a:noFill/>
+                    <a:ln>
+                      <a:noFill/>
+                    </a:ln>
+                  </pic:spPr>
+                </pic:pic>
+              </a:graphicData>
+            </a:graphic>
+          </wp:inline>
+        </w:drawing>
+      </w:r>
+    </w:p>
+    <w:p>
+      <w:pPr>
+        <w:spacing w:line="360" w:lineRule="auto"/>
+        <w:jc w:val="center"/>
+        <w:rPr>
+          <w:b/>
+          <w:sz w:val="26"/>
+          <w:szCs w:val="26"/>
+        </w:rPr>
+      </w:pPr>
+    </w:p>
+    <w:p>
+      <w:pPr>
+        <w:spacing w:line="360" w:lineRule="auto"/>
+        <w:jc w:val="center"/>
+        <w:rPr>
+          <w:b/>
+          <w:sz w:val="26"/>
+          <w:szCs w:val="26"/>
+        </w:rPr>
+      </w:pPr>
+    </w:p>
+    <w:p>
+      <w:pPr>
+        <w:spacing w:line="360" w:lineRule="auto"/>
+        <w:jc w:val="center"/>
+        <w:rPr>
+          <w:b/>
+          <w:sz w:val="26"/>
+          <w:szCs w:val="26"/>
+        </w:rPr>
+      </w:pPr>
+    </w:p>
+    <w:p>
+      <w:pPr>
+        <w:spacing w:line="360" w:lineRule="auto"/>
+        <w:jc w:val="center"/>
+        <w:rPr>
+          <w:b/>
+          <w:sz w:val="26"/>
+          <w:szCs w:val="26"/>
+        </w:rPr>
+      </w:pPr>
+      <w:r>
+        <w:rPr>
+          <w:b/>
+          <w:sz w:val="26"/>
+          <w:szCs w:val="26"/>
+        </w:rPr>
+        <w:t>ĐỒ ÁN MÔN HỌC: CHUYÊN ĐỀ ASP.NET</w:t>
+      </w:r>
+    </w:p>
+    <w:p>
+      <w:pPr>
+        <w:spacing w:line="360" w:lineRule="auto"/>
+        <w:jc w:val="center"/>
+        <w:rPr>
+          <w:b/>
+          <w:sz w:val="26"/>
+          <w:szCs w:val="26"/>
+        </w:rPr>
+      </w:pPr>
+      <w:r>
+        <w:rPr>
+          <w:b/>
+          <w:sz w:val="26"/>
+          <w:szCs w:val="26"/>
+        </w:rPr>
+        <w:t>HỌC KỲ I, NĂM HỌC 2024-2025</w:t>
+      </w:r>
+    </w:p>
+    <w:p>
+      <w:pPr>
+        <w:spacing w:line="360" w:lineRule="auto"/>
+        <w:jc w:val="center"/>
+        <w:rPr>
+          <w:sz w:val="40"/>
+          <w:szCs w:val="48"/>
+        </w:rPr>
+      </w:pPr>
+      <w:r>
+        <w:rPr>
+          <w:b/>
+          <w:sz w:val="40"/>
+          <w:szCs w:val="48"/>
+        </w:rPr>
+        <w:t>XÂY DỰNG WEBSITE BÁN LAPTOP</w:t>
+      </w:r>
+    </w:p>
+    <w:p>
+      <w:pPr>
+        <w:spacing w:line="360" w:lineRule="auto"/>
+        <w:jc w:val="center"/>
+        <w:rPr>
+          <w:b/>
+          <w:sz w:val="26"/>
+          <w:szCs w:val="26"/>
+        </w:rPr>
+      </w:pPr>
+    </w:p>
+    <w:p>
+      <w:pPr>
+        <w:spacing w:line="360" w:lineRule="auto"/>
+        <w:rPr>
+          <w:b/>
+          <w:sz w:val="26"/>
+          <w:szCs w:val="26"/>
+        </w:rPr>
+      </w:pPr>
+    </w:p>
+    <w:p>
+      <w:pPr>
+        <w:spacing w:line="360" w:lineRule="auto"/>
+        <w:jc w:val="center"/>
+        <w:rPr>
+          <w:sz w:val="26"/>
+          <w:szCs w:val="26"/>
+        </w:rPr>
+      </w:pPr>
+    </w:p>
+    <w:p>
+      <w:pPr>
+        <w:spacing w:line="360" w:lineRule="auto"/>
+        <w:rPr>
+          <w:sz w:val="26"/>
+          <w:szCs w:val="26"/>
+        </w:rPr>
+      </w:pPr>
+      <w:r>
+        <w:rPr>
+          <w:noProof/>
+          <w:sz w:val="26"/>
+          <w:szCs w:val="26"/>
+        </w:rPr>
+        <mc:AlternateContent>
+          <mc:Choice Requires="wps">
+            <w:drawing>
+              <wp:anchor distT="0" distB="0" distL="114300" distR="114300" simplePos="0" relativeHeight="251663872" behindDoc="0" locked="0" layoutInCell="1" allowOverlap="1" wp14:anchorId="0422A258" wp14:editId="3FBAAF5C">
+                <wp:simplePos x="0" y="0"/>
+                <wp:positionH relativeFrom="column">
+                  <wp:posOffset>571500</wp:posOffset>
+                </wp:positionH>
+                <wp:positionV relativeFrom="paragraph">
+                  <wp:posOffset>287020</wp:posOffset>
+                </wp:positionV>
+                <wp:extent cx="1720850" cy="685800"/>
+                <wp:effectExtent l="3810" t="3810" r="0" b="0"/>
+                <wp:wrapNone/>
+                <wp:docPr id="27" name="Text Box 3"/>
+                <wp:cNvGraphicFramePr>
+                  <a:graphicFrameLocks xmlns:a="http://schemas.openxmlformats.org/drawingml/2006/main"/>
+                </wp:cNvGraphicFramePr>
+                <a:graphic xmlns:a="http://schemas.openxmlformats.org/drawingml/2006/main">
+                  <a:graphicData uri="http://schemas.microsoft.com/office/word/2010/wordprocessingShape">
+                    <wps:wsp>
+                      <wps:cNvSpPr txBox="1">
+                        <a:spLocks noChangeArrowheads="1"/>
+                      </wps:cNvSpPr>
+                      <wps:spPr bwMode="auto">
+                        <a:xfrm>
+                          <a:off x="0" y="0"/>
+                          <a:ext cx="1720850" cy="685800"/>
+                        </a:xfrm>
+                        <a:prstGeom prst="rect">
+                          <a:avLst/>
+                        </a:prstGeom>
+                        <a:solidFill>
+                          <a:srgbClr val="FFFFFF"/>
+                        </a:solidFill>
+                        <a:ln>
+                          <a:noFill/>
+                        </a:ln>
+                        <a:extLst>
+                          <a:ext uri="{91240B29-F687-4F45-9708-019B960494DF}">
+                            <a14:hiddenLine xmlns:a14="http://schemas.microsoft.com/office/drawing/2010/main" w="9525">
+                              <a:solidFill>
+                                <a:srgbClr val="000000"/>
+                              </a:solidFill>
+                              <a:miter lim="800000"/>
+                              <a:headEnd/>
+                              <a:tailEnd/>
+                            </a14:hiddenLine>
+                          </a:ext>
+                        </a:extLst>
+                      </wps:spPr>
+                      <wps:txbx>
+                        <w:txbxContent>
+                          <w:p>
+                            <w:pPr>
+                              <w:rPr>
+                                <w:i/>
+                              </w:rPr>
+                            </w:pPr>
+                            <w:r>
+                              <w:rPr>
+                                <w:i/>
+                              </w:rPr>
+                              <w:t>Giảng</w:t>
+                            </w:r>
+                            <w:r>
+                              <w:rPr>
+                                <w:i/>
+                              </w:rPr>
+                              <w:t xml:space="preserve"> viên hướng dẫn:</w:t>
+                            </w:r>
+                          </w:p>
+                          <w:p>
+                            <w:r>
+                              <w:rPr>
+                                <w:iCs/>
+                              </w:rPr>
+                              <w:t>Đoàn Phước Miền</w:t>
+                            </w:r>
+                          </w:p>
+                        </w:txbxContent>
+                      </wps:txbx>
+                      <wps:bodyPr rot="0" vert="horz" wrap="square" lIns="91440" tIns="45720" rIns="91440" bIns="45720" anchor="t" anchorCtr="0" upright="1">
+                        <a:noAutofit/>
+                      </wps:bodyPr>
+                    </wps:wsp>
+                  </a:graphicData>
+                </a:graphic>
+                <wp14:sizeRelH relativeFrom="page">
+                  <wp14:pctWidth>0</wp14:pctWidth>
+                </wp14:sizeRelH>
+                <wp14:sizeRelV relativeFrom="page">
+                  <wp14:pctHeight>0</wp14:pctHeight>
+                </wp14:sizeRelV>
+              </wp:anchor>
+            </w:drawing>
+          </mc:Choice>
+          <mc:Fallback>
+            <w:pict>
+              <v:shape w14:anchorId="0422A258" id="_x0000_s1028" type="#_x0000_t202" style="position:absolute;margin-left:45pt;margin-top:22.6pt;width:135.5pt;height:54pt;z-index:251663872;visibility:visible;mso-wrap-style:square;mso-width-percent:0;mso-height-percent:0;mso-wrap-distance-left:9pt;mso-wrap-distance-top:0;mso-wrap-distance-right:9pt;mso-wrap-distance-bottom:0;mso-position-horizontal:absolute;mso-position-horizontal-relative:text;mso-position-vertical:absolute;mso-position-vertical-relative:text;mso-width-percent:0;mso-height-percent:0;mso-width-relative:page;mso-height-relative:page;v-text-anchor:top" o:gfxdata="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" stroked="f">
+                <v:textbox>
+                  <w:txbxContent>
+                    <w:p>
+                      <w:pPr>
+                        <w:rPr>
+                          <w:i/>
+                        </w:rPr>
+                      </w:pPr>
+                      <w:r>
+                        <w:rPr>
+                          <w:i/>
+                        </w:rPr>
+                        <w:t>Giảng</w:t>
+                      </w:r>
+                      <w:r>
+                        <w:rPr>
+                          <w:i/>
+                        </w:rPr>
+                        <w:t xml:space="preserve"> viên hướng dẫn:</w:t>
+                      </w:r>
+                    </w:p>
+                    <w:p>
+                      <w:r>
+                        <w:rPr>
+                          <w:iCs/>
+                        </w:rPr>
+                        <w:t>Đoàn Phước Miền</w:t>
+                      </w:r>
+                    </w:p>
+                  </w:txbxContent>
+                </v:textbox>
+              </v:shape>
+            </w:pict>
+          </mc:Fallback>
+        </mc:AlternateContent>
+      </w:r>
+    </w:p>
+    <w:p>
+      <w:pPr>
+        <w:spacing w:line="360" w:lineRule="auto"/>
+        <w:jc w:val="center"/>
+        <w:rPr>
+          <w:sz w:val="26"/>
+          <w:szCs w:val="26"/>
+        </w:rPr>
+      </w:pPr>
+      <w:r>
+        <w:rPr>
+          <w:noProof/>
+          <w:sz w:val="26"/>
+          <w:szCs w:val="26"/>
+        </w:rPr>
+        <mc:AlternateContent>
+          <mc:Choice Requires="wps">
+            <w:drawing>
+              <wp:anchor distT="0" distB="0" distL="114300" distR="114300" simplePos="0" relativeHeight="251664896" behindDoc="0" locked="0" layoutInCell="1" allowOverlap="1" wp14:anchorId="77E62865" wp14:editId="53A8B1F0">
+                <wp:simplePos x="0" y="0"/>
+                <wp:positionH relativeFrom="column">
+                  <wp:posOffset>3429000</wp:posOffset>
+                </wp:positionH>
+                <wp:positionV relativeFrom="paragraph">
+                  <wp:posOffset>7620</wp:posOffset>
+                </wp:positionV>
+                <wp:extent cx="2147570" cy="800100"/>
+                <wp:effectExtent l="3810" t="0" r="1270" b="635"/>
+                <wp:wrapNone/>
+                <wp:docPr id="28" name="Text Box 2"/>
+                <wp:cNvGraphicFramePr>
+                  <a:graphicFrameLocks xmlns:a="http://schemas.openxmlformats.org/drawingml/2006/main"/>
+                </wp:cNvGraphicFramePr>
+                <a:graphic xmlns:a="http://schemas.openxmlformats.org/drawingml/2006/main">
+                  <a:graphicData uri="http://schemas.microsoft.com/office/word/2010/wordprocessingShape">
+                    <wps:wsp>
+                      <wps:cNvSpPr txBox="1">
+                        <a:spLocks noChangeArrowheads="1"/>
+                      </wps:cNvSpPr>
+                      <wps:spPr bwMode="auto">
+                        <a:xfrm>
+                          <a:off x="0" y="0"/>
+                          <a:ext cx="2147570" cy="800100"/>
+                        </a:xfrm>
+                        <a:prstGeom prst="rect">
+                          <a:avLst/>
+                        </a:prstGeom>
+                        <a:solidFill>
+                          <a:srgbClr val="FFFFFF"/>
+                        </a:solidFill>
+                        <a:ln>
+                          <a:noFill/>
+                        </a:ln>
+                        <a:extLst>
+                          <a:ext uri="{91240B29-F687-4F45-9708-019B960494DF}">
+                            <a14:hiddenLine xmlns:a14="http://schemas.microsoft.com/office/drawing/2010/main" w="9525">
+                              <a:solidFill>
+                                <a:srgbClr val="000000"/>
+                              </a:solidFill>
+                              <a:miter lim="800000"/>
+                              <a:headEnd/>
+                              <a:tailEnd/>
+                            </a14:hiddenLine>
+                          </a:ext>
+                        </a:extLst>
+                      </wps:spPr>
+                      <wps:txbx>
+                        <w:txbxContent>
+                          <w:p>
+                            <w:pPr>
+                              <w:rPr>
+                                <w:i/>
+                              </w:rPr>
+                            </w:pPr>
+                            <w:r>
+                              <w:rPr>
+                                <w:i/>
+                              </w:rPr>
+                              <w:t>Sinh viên thực hiện:</w:t>
+                            </w:r>
+                          </w:p>
+                          <w:p>
+                            <w:r>
+                              <w:t>Họ tên:</w:t>
+                            </w:r>
+                            <w:r>
+                              <w:t xml:space="preserve"> Nguyễn Khắc Anh Văn</w:t>
+                            </w:r>
+                          </w:p>
+                          <w:p>
+                            <w:r>
+                              <w:t>MSSV:</w:t>
+                            </w:r>
+                            <w:r>
+                              <w:t xml:space="preserve"> 170124613</w:t>
+                            </w:r>
+                          </w:p>
+                          <w:p>
+                            <w:r>
+                              <w:t>Lớp:</w:t>
+                            </w:r>
+                            <w:r>
+                              <w:t xml:space="preserve"> </w:t>
+                            </w:r>
+                            <w:r>
+                              <w:rPr>
+                                <w:bCs/>
+                                <w:spacing w:val="-5"/>
+                              </w:rPr>
+                              <w:t>DT24TT80161</w:t>
+                            </w:r>
+                          </w:p>
+                        </w:txbxContent>
+                      </wps:txbx>
+                      <wps:bodyPr rot="0" vert="horz" wrap="square" lIns="91440" tIns="45720" rIns="91440" bIns="45720" anchor="t" anchorCtr="0" upright="1">
+                        <a:noAutofit/>
+                      </wps:bodyPr>
+                    </wps:wsp>
+                  </a:graphicData>
+                </a:graphic>
+                <wp14:sizeRelH relativeFrom="page">
+                  <wp14:pctWidth>0</wp14:pctWidth>
+                </wp14:sizeRelH>
+                <wp14:sizeRelV relativeFrom="page">
+                  <wp14:pctHeight>0</wp14:pctHeight>
+                </wp14:sizeRelV>
+              </wp:anchor>
+            </w:drawing>
+          </mc:Choice>
+          <mc:Fallback>
+            <w:pict>
+              <v:shape w14:anchorId="77E62865" id="_x0000_s1029" type="#_x0000_t202" style="position:absolute;left:0;text-align:left;margin-left:270pt;margin-top:.6pt;width:169.1pt;height:63pt;z-index:251664896;visibility:visible;mso-wrap-style:square;mso-width-percent:0;mso-height-percent:0;mso-wrap-distance-left:9pt;mso-wrap-distance-top:0;mso-wrap-distance-right:9pt;mso-wrap-distance-bottom:0;mso-position-horizontal:absolute;mso-position-horizontal-relative:text;mso-position-vertical:absolute;mso-position-vertical-relative:text;mso-width-percent:0;mso-height-percent:0;mso-width-relative:page;mso-height-relative:page;v-text-anchor:top" o:gfxdata="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" stroked="f">
+                <v:textbox>
+                  <w:txbxContent>
+                    <w:p>
+                      <w:pPr>
+                        <w:rPr>
+                          <w:i/>
+                        </w:rPr>
+                      </w:pPr>
+                      <w:r>
+                        <w:rPr>
+                          <w:i/>
+                        </w:rPr>
+                        <w:t>Sinh viên thực hiện:</w:t>
+                      </w:r>
+                    </w:p>
+                    <w:p>
+                      <w:r>
+                        <w:t>Họ tên:</w:t>
+                      </w:r>
+                      <w:r>
+                        <w:t xml:space="preserve"> Nguyễn Khắc Anh Văn</w:t>
+                      </w:r>
+                    </w:p>
+                    <w:p>
+                      <w:r>
+                        <w:t>MSSV:</w:t>
+                      </w:r>
+                      <w:r>
+                        <w:t xml:space="preserve"> 170124613</w:t>
+                      </w:r>
+                    </w:p>
+                    <w:p>
+                      <w:r>
+                        <w:t>Lớp:</w:t>
+                      </w:r>
+                      <w:r>
+                        <w:t xml:space="preserve"> </w:t>
+                      </w:r>
+                      <w:r>
+                        <w:rPr>
+                          <w:bCs/>
+                          <w:spacing w:val="-5"/>
+                        </w:rPr>
+                        <w:t>DT24TT80161</w:t>
+                      </w:r>
+                    </w:p>
+                  </w:txbxContent>
+                </v:textbox>
+              </v:shape>
+            </w:pict>
+          </mc:Fallback>
+        </mc:AlternateContent>
+      </w:r>
+    </w:p>
+    <w:p>
+      <w:pPr>
+        <w:spacing w:line="360" w:lineRule="auto"/>
+        <w:rPr>
+          <w:sz w:val="26"/>
+          <w:szCs w:val="26"/>
+        </w:rPr>
+      </w:pPr>
+    </w:p>
+    <w:p>
+      <w:pPr>
+        <w:spacing w:line="360" w:lineRule="auto"/>
+        <w:rPr>
+          <w:sz w:val="26"/>
+          <w:szCs w:val="26"/>
+        </w:rPr>
+      </w:pPr>
+    </w:p>
+    <w:p>
+      <w:pPr>
+        <w:spacing w:line="360" w:lineRule="auto"/>
+        <w:rPr>
+          <w:sz w:val="26"/>
+          <w:szCs w:val="26"/>
+        </w:rPr>
+      </w:pPr>
+    </w:p>
+    <w:p>
+      <w:pPr>
+        <w:spacing w:line="360" w:lineRule="auto"/>
+        <w:rPr>
+          <w:sz w:val="26"/>
+          <w:szCs w:val="26"/>
+        </w:rPr>
+      </w:pPr>
+    </w:p>
+    <w:p>
+      <w:pPr>
+        <w:spacing w:line="360" w:lineRule="auto"/>
+        <w:rPr>
+          <w:sz w:val="26"/>
+          <w:szCs w:val="26"/>
+        </w:rPr>
+      </w:pPr>
+    </w:p>
+    <w:p>
+      <w:pPr>
+        <w:spacing w:line="360" w:lineRule="auto"/>
+        <w:rPr>
+          <w:sz w:val="26"/>
+          <w:szCs w:val="26"/>
+        </w:rPr>
+      </w:pPr>
+    </w:p>
+    <w:p>
+      <w:pPr>
+        <w:spacing w:line="360" w:lineRule="auto"/>
+        <w:rPr>
+          <w:sz w:val="26"/>
+          <w:szCs w:val="26"/>
+        </w:rPr>
+      </w:pPr>
+    </w:p>
+    <w:p>
+      <w:pPr>
+        <w:spacing w:line="360" w:lineRule="auto"/>
+        <w:rPr>
+          <w:sz w:val="26"/>
+          <w:szCs w:val="26"/>
+        </w:rPr>
+      </w:pPr>
+    </w:p>
+    <w:p>
+      <w:pPr>
+        <w:spacing w:line="360" w:lineRule="auto"/>
+        <w:rPr>
+          <w:sz w:val="26"/>
+          <w:szCs w:val="26"/>
+          <w:lang w:val="vi-VN"/>
+        </w:rPr>
+      </w:pPr>
+    </w:p>
+    <w:p>
+      <w:pPr>
+        <w:spacing w:line="360" w:lineRule="auto"/>
+        <w:rPr>
+          <w:sz w:val="26"/>
+          <w:szCs w:val="26"/>
+          <w:lang w:val="vi-VN"/>
+        </w:rPr>
+      </w:pPr>
+    </w:p>
+    <w:p>
+      <w:pPr>
+        <w:spacing w:line="360" w:lineRule="auto"/>
+        <w:rPr>
+          <w:i/>
+          <w:sz w:val="26"/>
+          <w:szCs w:val="26"/>
+        </w:rPr>
+      </w:pPr>
+    </w:p>
+    <w:p>
+      <w:pPr>
+        <w:spacing w:line="360" w:lineRule="auto"/>
+        <w:jc w:val="center"/>
+        <w:rPr>
+          <w:b/>
+          <w:bCs/>
+          <w:i/>
+          <w:sz w:val="26"/>
+          <w:szCs w:val="26"/>
+        </w:rPr>
+      </w:pPr>
+      <w:r>
+        <w:rPr>
+          <w:b/>
+          <w:bCs/>
+          <w:i/>
+          <w:sz w:val="26"/>
+          <w:szCs w:val="26"/>
+        </w:rPr>
+        <w:t>Vĩnh long</w:t>
+      </w:r>
+      <w:r>
+        <w:rPr>
+          <w:b/>
+          <w:bCs/>
+          <w:i/>
+          <w:sz w:val="26"/>
+          <w:szCs w:val="26"/>
+        </w:rPr>
+        <w:t>, năm</w:t>
+      </w:r>
+      <w:r>
+        <w:rPr>
+          <w:b/>
+          <w:bCs/>
+          <w:i/>
+          <w:sz w:val="26"/>
+          <w:szCs w:val="26"/>
+        </w:rPr>
+        <w:t xml:space="preserve"> ….</w:t>
+      </w:r>
+    </w:p>
+    <w:p>
+      <w:pPr>
         <w:spacing w:line="360" w:lineRule="auto"/>
         <w:jc w:val="center"/>
         <w:rPr>
@@ -814,6 +1610,12 @@
         <w:sectPr>
           <w:pgSz w:w="11907" w:h="16840" w:code="9"/>
           <w:pgMar w:top="1134" w:right="1134" w:bottom="1134" w:left="1701" w:header="720" w:footer="720" w:gutter="0"/>
+          <w:pgBorders>
+            <w:top w:val="thinThickMediumGap" w:sz="24" w:space="1" w:color="auto"/>
+            <w:left w:val="thinThickMediumGap" w:sz="24" w:space="4" w:color="auto"/>
+            <w:bottom w:val="thickThinMediumGap" w:sz="24" w:space="1" w:color="auto"/>
+            <w:right w:val="thickThinMediumGap" w:sz="24" w:space="4" w:color="auto"/>
+          </w:pgBorders>
           <w:cols w:space="720"/>
           <w:titlePg/>
           <w:docGrid w:linePitch="326"/>
@@ -1888,7 +2690,7 @@
           </mc:Choice>
           <mc:Fallback>
             <w:pict>
-              <v:shape w14:anchorId="14A587E4" id="Text Box 15" o:spid="_x0000_s1028" type="#_x0000_t202" style="position:absolute;left:0;text-align:left;margin-left:319.95pt;margin-top:9.65pt;width:194.8pt;height:27.35pt;z-index:-251658752;visibility:visible;mso-wrap-style:square;mso-width-percent:0;mso-height-percent:0;mso-wrap-distance-left:0;mso-wrap-distance-top:0;mso-wrap-distance-right:0;mso-wrap-distance-bottom:0;mso-position-horizontal:absolute;mso-position-horizontal-relative:page;mso-position-vertical:absolute;mso-position-vertical-relative:text;mso-width-percent:0;mso-height-percent:0;mso-width-relative:page;mso-height-relative:page;v-text-anchor:top" o:gfxdata="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" filled="f" stroked="f">
+              <v:shape w14:anchorId="14A587E4" id="Text Box 15" o:spid="_x0000_s1030" type="#_x0000_t202" style="position:absolute;left:0;text-align:left;margin-left:319.95pt;margin-top:9.65pt;width:194.8pt;height:27.35pt;z-index:-251658752;visibility:visible;mso-wrap-style:square;mso-width-percent:0;mso-height-percent:0;mso-wrap-distance-left:0;mso-wrap-distance-top:0;mso-wrap-distance-right:0;mso-wrap-distance-bottom:0;mso-position-horizontal:absolute;mso-position-horizontal-relative:page;mso-position-vertical:absolute;mso-position-vertical-relative:text;mso-width-percent:0;mso-height-percent:0;mso-width-relative:page;mso-height-relative:page;v-text-anchor:top" o:gfxdata="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" filled="f" stroked="f">
                 <v:textbox inset="0,0,0,0">
                   <w:txbxContent>
                     <w:p>
@@ -3124,11 +3926,13 @@
     </w:p>
     <w:p>
       <w:pPr>
+        <w:spacing w:before="120" w:after="120" w:line="360" w:lineRule="auto"/>
         <w:jc w:val="center"/>
         <w:rPr>
           <w:b/>
           <w:spacing w:val="-5"/>
-          <w:sz w:val="26"/>
+          <w:sz w:val="28"/>
+          <w:szCs w:val="28"/>
         </w:rPr>
       </w:pPr>
       <w:r>
@@ -3174,6 +3978,201 @@
           <w:szCs w:val="28"/>
         </w:rPr>
         <w:t>ƠN</w:t>
+      </w:r>
+    </w:p>
+    <w:p>
+      <w:pPr>
+        <w:spacing w:before="120" w:after="120" w:line="360" w:lineRule="auto"/>
+        <w:ind w:firstLine="357"/>
+        <w:rPr>
+          <w:bCs/>
+          <w:spacing w:val="-5"/>
+          <w:sz w:val="26"/>
+          <w:szCs w:val="26"/>
+        </w:rPr>
+      </w:pPr>
+      <w:r>
+        <w:rPr>
+          <w:bCs/>
+          <w:spacing w:val="-5"/>
+          <w:sz w:val="26"/>
+          <w:szCs w:val="26"/>
+        </w:rPr>
+        <w:t>Để hoàn thành đồ án "Xây dựng Website Bán Laptop" thuộc chuyên đề ASP.NET này, bên cạnh sự nỗ lực của bản thân, em đã nhận được sự hỗ trợ và động viên rất lớn từ thầy cô và bạn bè.</w:t>
+      </w:r>
+    </w:p>
+    <w:p>
+      <w:pPr>
+        <w:spacing w:before="120" w:after="120" w:line="360" w:lineRule="auto"/>
+        <w:ind w:firstLine="357"/>
+        <w:rPr>
+          <w:bCs/>
+          <w:spacing w:val="-5"/>
+          <w:sz w:val="26"/>
+          <w:szCs w:val="26"/>
+        </w:rPr>
+      </w:pPr>
+      <w:r>
+        <w:rPr>
+          <w:bCs/>
+          <w:spacing w:val="-5"/>
+          <w:sz w:val="26"/>
+          <w:szCs w:val="26"/>
+        </w:rPr>
+        <w:t xml:space="preserve">Đầu tiên, em/chúng em xin gửi lời cảm ơn chân thành và sâu sắc nhất đến Thầy </w:t>
+      </w:r>
+      <w:r>
+        <w:rPr>
+          <w:bCs/>
+          <w:spacing w:val="-5"/>
+          <w:sz w:val="26"/>
+          <w:szCs w:val="26"/>
+        </w:rPr>
+        <w:t>Đoàn Phước Miền</w:t>
+      </w:r>
+      <w:r>
+        <w:rPr>
+          <w:bCs/>
+          <w:spacing w:val="-5"/>
+          <w:sz w:val="26"/>
+          <w:szCs w:val="26"/>
+        </w:rPr>
+        <w:t xml:space="preserve">. Cảm ơn Thầy đã luôn tận tình hướng dẫn, chỉ bảo và đồng hành cùng em từ những </w:t>
+      </w:r>
+      <w:r>
+        <w:rPr>
+          <w:bCs/>
+          <w:spacing w:val="-5"/>
+          <w:sz w:val="26"/>
+          <w:szCs w:val="26"/>
+        </w:rPr>
+        <w:t>bài giảng trên lớp</w:t>
+      </w:r>
+      <w:r>
+        <w:rPr>
+          <w:bCs/>
+          <w:spacing w:val="-5"/>
+          <w:sz w:val="26"/>
+          <w:szCs w:val="26"/>
+        </w:rPr>
+        <w:t xml:space="preserve"> cho đến khi hoàn thiện </w:t>
+      </w:r>
+      <w:r>
+        <w:rPr>
+          <w:bCs/>
+          <w:spacing w:val="-5"/>
+          <w:sz w:val="26"/>
+          <w:szCs w:val="26"/>
+        </w:rPr>
+        <w:t>đồ án</w:t>
+      </w:r>
+      <w:r>
+        <w:rPr>
+          <w:bCs/>
+          <w:spacing w:val="-5"/>
+          <w:sz w:val="26"/>
+          <w:szCs w:val="26"/>
+        </w:rPr>
+        <w:t>. Những kiến thức chuyên môn vững vàng về ASP.NET, cùng với những lời góp ý, sửa lỗi chi tiết của Thầy chính là yếu tố quyết định giúp đồ án của em đi đúng hướng và được hoàn thành tốt đẹp.</w:t>
+      </w:r>
+    </w:p>
+    <w:p>
+      <w:pPr>
+        <w:spacing w:before="120" w:after="120" w:line="360" w:lineRule="auto"/>
+        <w:ind w:firstLine="357"/>
+        <w:rPr>
+          <w:bCs/>
+          <w:spacing w:val="-5"/>
+          <w:sz w:val="26"/>
+          <w:szCs w:val="26"/>
+        </w:rPr>
+      </w:pPr>
+      <w:r>
+        <w:rPr>
+          <w:bCs/>
+          <w:spacing w:val="-5"/>
+          <w:sz w:val="26"/>
+          <w:szCs w:val="26"/>
+        </w:rPr>
+        <w:t xml:space="preserve">Đặc biệt, mình cũng xin gửi lời cảm ơn đến các </w:t>
+      </w:r>
+      <w:r>
+        <w:rPr>
+          <w:bCs/>
+          <w:spacing w:val="-5"/>
+          <w:sz w:val="26"/>
+          <w:szCs w:val="26"/>
+        </w:rPr>
+        <w:t>bạn</w:t>
+      </w:r>
+      <w:r>
+        <w:rPr>
+          <w:bCs/>
+          <w:spacing w:val="-5"/>
+          <w:sz w:val="26"/>
+          <w:szCs w:val="26"/>
+        </w:rPr>
+        <w:t xml:space="preserve"> trong lớp DT24TT80161. Cảm ơn mọi người đã luôn sát cánh, cùng nhau chia sẻ tài liệu và những kinh nghiệm lập trình quý báu. Những buổi thảo luận sôi nổi và sự giúp đỡ nhiệt tình của các bạn đã giúp quá trình làm đồ án trở nên bớt áp lực và ý nghĩa hơn rất nhiều.</w:t>
+      </w:r>
+    </w:p>
+    <w:p>
+      <w:pPr>
+        <w:spacing w:before="120" w:after="120" w:line="360" w:lineRule="auto"/>
+        <w:ind w:firstLine="357"/>
+        <w:rPr>
+          <w:bCs/>
+          <w:spacing w:val="-5"/>
+          <w:sz w:val="26"/>
+          <w:szCs w:val="26"/>
+        </w:rPr>
+      </w:pPr>
+      <w:r>
+        <w:rPr>
+          <w:bCs/>
+          <w:spacing w:val="-5"/>
+          <w:sz w:val="26"/>
+          <w:szCs w:val="26"/>
+        </w:rPr>
+        <w:t>Dù đã cố gắng hết sức, nhưng do kinh nghiệm thực tiễn chưa nhiều nên ứng dụng web cũng như báo cáo chắc chắn không thể tránh khỏi những sai sót. Em rất mong nhận được thêm những ý kiến đóng góp từ Thầy để có thể cải thiện và hoàn thiện sản phẩm tốt hơn trong tương lai.</w:t>
+      </w:r>
+    </w:p>
+    <w:p>
+      <w:pPr>
+        <w:spacing w:before="120" w:after="120" w:line="360" w:lineRule="auto"/>
+        <w:ind w:firstLine="357"/>
+        <w:rPr>
+          <w:bCs/>
+          <w:spacing w:val="-5"/>
+          <w:sz w:val="26"/>
+          <w:szCs w:val="26"/>
+        </w:rPr>
+      </w:pPr>
+      <w:r>
+        <w:rPr>
+          <w:bCs/>
+          <w:spacing w:val="-5"/>
+          <w:sz w:val="26"/>
+          <w:szCs w:val="26"/>
+        </w:rPr>
+        <w:t xml:space="preserve">Một lần nữa, xin chân thành cảm ơn Thầy và toàn thể </w:t>
+      </w:r>
+      <w:r>
+        <w:rPr>
+          <w:bCs/>
+          <w:spacing w:val="-5"/>
+          <w:sz w:val="26"/>
+          <w:szCs w:val="26"/>
+        </w:rPr>
+        <w:t>các bạn</w:t>
+      </w:r>
+      <w:r>
+        <w:rPr>
+          <w:bCs/>
+          <w:spacing w:val="-5"/>
+          <w:sz w:val="26"/>
+          <w:szCs w:val="26"/>
+        </w:rPr>
+        <w:t>!</w:t>
       </w:r>
     </w:p>
     <w:p>
@@ -18904,14 +19903,7 @@
           <w:sz w:val="26"/>
           <w:szCs w:val="26"/>
         </w:rPr>
-        <w:t xml:space="preserve"> </w:t>
-      </w:r>
-      <w:r>
-        <w:rPr>
-          <w:sz w:val="26"/>
-          <w:szCs w:val="26"/>
-        </w:rPr>
-        <w:t>Cấu trúc bảng Danh mục sản phẩm (tblDanhMuc)</w:t>
+        <w:t xml:space="preserve"> Cấu trúc bảng Danh mục sản phẩm (tblDanhMuc)</w:t>
       </w:r>
       <w:bookmarkEnd w:id="35"/>
     </w:p>
@@ -19769,14 +20761,7 @@
           <w:sz w:val="26"/>
           <w:szCs w:val="26"/>
         </w:rPr>
-        <w:t xml:space="preserve"> </w:t>
-      </w:r>
-      <w:r>
-        <w:rPr>
-          <w:sz w:val="26"/>
-          <w:szCs w:val="26"/>
-        </w:rPr>
-        <w:t>Cấu trúc bảng Thương hiệu (tblThuongHieu)</w:t>
+        <w:t xml:space="preserve"> Cấu trúc bảng Thương hiệu (tblThuongHieu)</w:t>
       </w:r>
       <w:bookmarkEnd w:id="36"/>
     </w:p>
@@ -28826,7 +29811,7 @@
               <v:stroke joinstyle="miter"/>
               <v:path gradientshapeok="t" o:connecttype="rect"/>
             </v:shapetype>
-            <v:shape id="Text Box 8" o:spid="_x0000_s1031" type="#_x0000_t202" style="position:absolute;margin-left:98.25pt;margin-top:798.55pt;width:114.7pt;height:15.3pt;z-index:-251660288;visibility:visible;mso-wrap-style:square;mso-width-percent:0;mso-height-percent:0;mso-wrap-distance-left:0;mso-wrap-distance-top:0;mso-wrap-distance-right:0;mso-wrap-distance-bottom:0;mso-position-horizontal:absolute;mso-position-horizontal-relative:page;mso-position-vertical:absolute;mso-position-vertical-relative:page;mso-width-percent:0;mso-height-percent:0;mso-width-relative:page;mso-height-relative:page;v-text-anchor:top" o:gfxdata="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" filled="f" stroked="f">
+            <v:shape id="Text Box 8" o:spid="_x0000_s1033" type="#_x0000_t202" style="position:absolute;margin-left:98.25pt;margin-top:798.55pt;width:114.7pt;height:15.3pt;z-index:-251660288;visibility:visible;mso-wrap-style:square;mso-width-percent:0;mso-height-percent:0;mso-wrap-distance-left:0;mso-wrap-distance-top:0;mso-wrap-distance-right:0;mso-wrap-distance-bottom:0;mso-position-horizontal:absolute;mso-position-horizontal-relative:page;mso-position-vertical:absolute;mso-position-vertical-relative:page;mso-width-percent:0;mso-height-percent:0;mso-width-relative:page;mso-height-relative:page;v-text-anchor:top" o:gfxdata="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" filled="f" stroked="f">
               <v:textbox inset="0,0,0,0">
                 <w:txbxContent>
                   <w:p>
@@ -28931,7 +29916,7 @@
         </mc:Choice>
         <mc:Fallback>
           <w:pict>
-            <v:shape w14:anchorId="429868D4" id="Text Box 7" o:spid="_x0000_s1032" type="#_x0000_t202" style="position:absolute;margin-left:504.7pt;margin-top:800.95pt;width:16.7pt;height:15.3pt;z-index:-251659264;visibility:visible;mso-wrap-style:square;mso-width-percent:0;mso-height-percent:0;mso-wrap-distance-left:0;mso-wrap-distance-top:0;mso-wrap-distance-right:0;mso-wrap-distance-bottom:0;mso-position-horizontal:absolute;mso-position-horizontal-relative:page;mso-position-vertical:absolute;mso-position-vertical-relative:page;mso-width-percent:0;mso-height-percent:0;mso-width-relative:page;mso-height-relative:page;v-text-anchor:top" o:gfxdata="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" filled="f" stroked="f">
+            <v:shape w14:anchorId="429868D4" id="Text Box 7" o:spid="_x0000_s1034" type="#_x0000_t202" style="position:absolute;margin-left:504.7pt;margin-top:800.95pt;width:16.7pt;height:15.3pt;z-index:-251659264;visibility:visible;mso-wrap-style:square;mso-width-percent:0;mso-height-percent:0;mso-wrap-distance-left:0;mso-wrap-distance-top:0;mso-wrap-distance-right:0;mso-wrap-distance-bottom:0;mso-position-horizontal:absolute;mso-position-horizontal-relative:page;mso-position-vertical:absolute;mso-position-vertical-relative:page;mso-width-percent:0;mso-height-percent:0;mso-width-relative:page;mso-height-relative:page;v-text-anchor:top" o:gfxdata="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" filled="f" stroked="f">
               <v:textbox inset="0,0,0,0">
                 <w:txbxContent>
                   <w:p>
@@ -29273,7 +30258,7 @@
               <v:stroke joinstyle="miter"/>
               <v:path gradientshapeok="t" o:connecttype="rect"/>
             </v:shapetype>
-            <v:shape id="_x0000_s1035" type="#_x0000_t202" style="position:absolute;margin-left:98.25pt;margin-top:798.55pt;width:114.7pt;height:15.3pt;z-index:-251657216;visibility:visible;mso-wrap-style:square;mso-width-percent:0;mso-height-percent:0;mso-wrap-distance-left:0;mso-wrap-distance-top:0;mso-wrap-distance-right:0;mso-wrap-distance-bottom:0;mso-position-horizontal:absolute;mso-position-horizontal-relative:page;mso-position-vertical:absolute;mso-position-vertical-relative:page;mso-width-percent:0;mso-height-percent:0;mso-width-relative:page;mso-height-relative:page;v-text-anchor:top" o:gfxdata="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" filled="f" stroked="f">
+            <v:shape id="_x0000_s1037" type="#_x0000_t202" style="position:absolute;margin-left:98.25pt;margin-top:798.55pt;width:114.7pt;height:15.3pt;z-index:-251657216;visibility:visible;mso-wrap-style:square;mso-width-percent:0;mso-height-percent:0;mso-wrap-distance-left:0;mso-wrap-distance-top:0;mso-wrap-distance-right:0;mso-wrap-distance-bottom:0;mso-position-horizontal:absolute;mso-position-horizontal-relative:page;mso-position-vertical:absolute;mso-position-vertical-relative:page;mso-width-percent:0;mso-height-percent:0;mso-width-relative:page;mso-height-relative:page;v-text-anchor:top" o:gfxdata="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" filled="f" stroked="f">
               <v:textbox inset="0,0,0,0">
                 <w:txbxContent>
                   <w:p>
@@ -29426,7 +30411,7 @@
         </mc:Choice>
         <mc:Fallback>
           <w:pict>
-            <v:shape w14:anchorId="4223D262" id="Text Box 1" o:spid="_x0000_s1036" type="#_x0000_t202" style="position:absolute;margin-left:504.7pt;margin-top:800.95pt;width:16.7pt;height:15.3pt;z-index:-251656192;visibility:visible;mso-wrap-style:square;mso-width-percent:0;mso-height-percent:0;mso-wrap-distance-left:0;mso-wrap-distance-top:0;mso-wrap-distance-right:0;mso-wrap-distance-bottom:0;mso-position-horizontal:absolute;mso-position-horizontal-relative:page;mso-position-vertical:absolute;mso-position-vertical-relative:page;mso-width-percent:0;mso-height-percent:0;mso-width-relative:page;mso-height-relative:page;v-text-anchor:top" o:gfxdata="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" filled="f" stroked="f">
+            <v:shape w14:anchorId="4223D262" id="Text Box 1" o:spid="_x0000_s1038" type="#_x0000_t202" style="position:absolute;margin-left:504.7pt;margin-top:800.95pt;width:16.7pt;height:15.3pt;z-index:-251656192;visibility:visible;mso-wrap-style:square;mso-width-percent:0;mso-height-percent:0;mso-wrap-distance-left:0;mso-wrap-distance-top:0;mso-wrap-distance-right:0;mso-wrap-distance-bottom:0;mso-position-horizontal:absolute;mso-position-horizontal-relative:page;mso-position-vertical:absolute;mso-position-vertical-relative:page;mso-width-percent:0;mso-height-percent:0;mso-width-relative:page;mso-height-relative:page;v-text-anchor:top" o:gfxdata="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" filled="f" stroked="f">
               <v:textbox inset="0,0,0,0">
                 <w:txbxContent>
                   <w:p>
@@ -29582,7 +30567,7 @@
               <v:stroke joinstyle="miter"/>
               <v:path gradientshapeok="t" o:connecttype="rect"/>
             </v:shapetype>
-            <v:shape id="Text Box 12" o:spid="_x0000_s1029" type="#_x0000_t202" style="position:absolute;margin-left:98.25pt;margin-top:27.2pt;width:143.2pt;height:15.3pt;z-index:-251663360;visibility:visible;mso-wrap-style:square;mso-width-percent:0;mso-height-percent:0;mso-wrap-distance-left:0;mso-wrap-distance-top:0;mso-wrap-distance-right:0;mso-wrap-distance-bottom:0;mso-position-horizontal:absolute;mso-position-horizontal-relative:page;mso-position-vertical:absolute;mso-position-vertical-relative:page;mso-width-percent:0;mso-height-percent:0;mso-width-relative:page;mso-height-relative:page;v-text-anchor:top" o:gfxdata="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" filled="f" stroked="f">
+            <v:shape id="Text Box 12" o:spid="_x0000_s1031" type="#_x0000_t202" style="position:absolute;margin-left:98.25pt;margin-top:27.2pt;width:143.2pt;height:15.3pt;z-index:-251663360;visibility:visible;mso-wrap-style:square;mso-width-percent:0;mso-height-percent:0;mso-wrap-distance-left:0;mso-wrap-distance-top:0;mso-wrap-distance-right:0;mso-wrap-distance-bottom:0;mso-position-horizontal:absolute;mso-position-horizontal-relative:page;mso-position-vertical:absolute;mso-position-vertical-relative:page;mso-width-percent:0;mso-height-percent:0;mso-width-relative:page;mso-height-relative:page;v-text-anchor:top" o:gfxdata="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" filled="f" stroked="f">
               <v:textbox inset="0,0,0,0">
                 <w:txbxContent>
                   <w:p>
@@ -29843,7 +30828,7 @@
         </mc:Choice>
         <mc:Fallback>
           <w:pict>
-            <v:shape w14:anchorId="44BC985F" id="Text Box 10" o:spid="_x0000_s1030" type="#_x0000_t202" style="position:absolute;margin-left:434.45pt;margin-top:27.2pt;width:97.75pt;height:15.3pt;z-index:-251662336;visibility:visible;mso-wrap-style:square;mso-width-percent:0;mso-height-percent:0;mso-wrap-distance-left:0;mso-wrap-distance-top:0;mso-wrap-distance-right:0;mso-wrap-distance-bottom:0;mso-position-horizontal:absolute;mso-position-horizontal-relative:page;mso-position-vertical:absolute;mso-position-vertical-relative:page;mso-width-percent:0;mso-height-percent:0;mso-width-relative:page;mso-height-relative:page;v-text-anchor:top" o:gfxdata="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" filled="f" stroked="f">
+            <v:shape w14:anchorId="44BC985F" id="Text Box 10" o:spid="_x0000_s1032" type="#_x0000_t202" style="position:absolute;margin-left:434.45pt;margin-top:27.2pt;width:97.75pt;height:15.3pt;z-index:-251662336;visibility:visible;mso-wrap-style:square;mso-width-percent:0;mso-height-percent:0;mso-wrap-distance-left:0;mso-wrap-distance-top:0;mso-wrap-distance-right:0;mso-wrap-distance-bottom:0;mso-position-horizontal:absolute;mso-position-horizontal-relative:page;mso-position-vertical:absolute;mso-position-vertical-relative:page;mso-width-percent:0;mso-height-percent:0;mso-width-relative:page;mso-height-relative:page;v-text-anchor:top" o:gfxdata="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" filled="f" stroked="f">
               <v:textbox inset="0,0,0,0">
                 <w:txbxContent>
                   <w:p>
@@ -29948,7 +30933,7 @@
               <v:stroke joinstyle="miter"/>
               <v:path gradientshapeok="t" o:connecttype="rect"/>
             </v:shapetype>
-            <v:shape id="Text Box 6" o:spid="_x0000_s1033" type="#_x0000_t202" style="position:absolute;margin-left:98.25pt;margin-top:27.2pt;width:152.2pt;height:15.3pt;z-index:-251654144;visibility:visible;mso-wrap-style:square;mso-width-percent:0;mso-height-percent:0;mso-wrap-distance-left:0;mso-wrap-distance-top:0;mso-wrap-distance-right:0;mso-wrap-distance-bottom:0;mso-position-horizontal:absolute;mso-position-horizontal-relative:page;mso-position-vertical:absolute;mso-position-vertical-relative:page;mso-width-percent:0;mso-height-percent:0;mso-width-relative:page;mso-height-relative:page;v-text-anchor:top" o:gfxdata="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" filled="f" stroked="f">
+            <v:shape id="Text Box 6" o:spid="_x0000_s1035" type="#_x0000_t202" style="position:absolute;margin-left:98.25pt;margin-top:27.2pt;width:152.2pt;height:15.3pt;z-index:-251654144;visibility:visible;mso-wrap-style:square;mso-width-percent:0;mso-height-percent:0;mso-wrap-distance-left:0;mso-wrap-distance-top:0;mso-wrap-distance-right:0;mso-wrap-distance-bottom:0;mso-position-horizontal:absolute;mso-position-horizontal-relative:page;mso-position-vertical:absolute;mso-position-vertical-relative:page;mso-width-percent:0;mso-height-percent:0;mso-width-relative:page;mso-height-relative:page;v-text-anchor:top" o:gfxdata="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" filled="f" stroked="f">
               <v:textbox inset="0,0,0,0">
                 <w:txbxContent>
                   <w:p>
@@ -30209,7 +31194,7 @@
         </mc:Choice>
         <mc:Fallback>
           <w:pict>
-            <v:shape w14:anchorId="11DAEB68" id="Text Box 4" o:spid="_x0000_s1034" type="#_x0000_t202" style="position:absolute;margin-left:434.45pt;margin-top:27.2pt;width:97.75pt;height:15.3pt;z-index:-251653120;visibility:visible;mso-wrap-style:square;mso-width-percent:0;mso-height-percent:0;mso-wrap-distance-left:0;mso-wrap-distance-top:0;mso-wrap-distance-right:0;mso-wrap-distance-bottom:0;mso-position-horizontal:absolute;mso-position-horizontal-relative:page;mso-position-vertical:absolute;mso-position-vertical-relative:page;mso-width-percent:0;mso-height-percent:0;mso-width-relative:page;mso-height-relative:page;v-text-anchor:top" o:gfxdata="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" filled="f" stroked="f">
+            <v:shape w14:anchorId="11DAEB68" id="Text Box 4" o:spid="_x0000_s1036" type="#_x0000_t202" style="position:absolute;margin-left:434.45pt;margin-top:27.2pt;width:97.75pt;height:15.3pt;z-index:-251653120;visibility:visible;mso-wrap-style:square;mso-width-percent:0;mso-height-percent:0;mso-wrap-distance-left:0;mso-wrap-distance-top:0;mso-wrap-distance-right:0;mso-wrap-distance-bottom:0;mso-position-horizontal:absolute;mso-position-horizontal-relative:page;mso-position-vertical:absolute;mso-position-vertical-relative:page;mso-width-percent:0;mso-height-percent:0;mso-width-relative:page;mso-height-relative:page;v-text-anchor:top" o:gfxdata="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" filled="f" stroked="f">
               <v:textbox inset="0,0,0,0">
                 <w:txbxContent>
                   <w:p>
@@ -39988,6 +40973,7 @@
   <w:style w:type="character" w:default="1" w:styleId="DefaultParagraphFont">
     <w:name w:val="Default Paragraph Font"/>
     <w:uiPriority w:val="1"/>
+    <w:semiHidden/>
     <w:unhideWhenUsed/>
   </w:style>
   <w:style w:type="table" w:default="1" w:styleId="TableNormal">
@@ -40562,13 +41548,16 @@
     <w:rsid w:val="00466679"/>
     <w:rsid w:val="00486CE7"/>
     <w:rsid w:val="0053320E"/>
+    <w:rsid w:val="00654583"/>
     <w:rsid w:val="006A4775"/>
     <w:rsid w:val="006F1FC9"/>
     <w:rsid w:val="00746F44"/>
     <w:rsid w:val="00893B58"/>
     <w:rsid w:val="008D07A4"/>
+    <w:rsid w:val="0090479D"/>
     <w:rsid w:val="009B5DBF"/>
     <w:rsid w:val="009C1A1B"/>
+    <w:rsid w:val="00A03741"/>
     <w:rsid w:val="00BC76F3"/>
     <w:rsid w:val="00BF6B1B"/>
     <w:rsid w:val="00C608A5"/>

--- a/thesis/doc/ĐỒ-ÁN-MÔN-HỌC-CHUYÊN-ĐỀ-ASP.NET.docx
+++ b/thesis/doc/ĐỒ-ÁN-MÔN-HỌC-CHUYÊN-ĐỀ-ASP.NET.docx
@@ -1,6 +1,6 @@
 
 <file path=word/document.xml><?xml version="1.0" encoding="utf-8"?>
-<w:document xmlns:wpc="http://schemas.microsoft.com/office/word/2010/wordprocessingCanvas" xmlns:cx="http://schemas.microsoft.com/office/drawing/2014/chartex" xmlns:cx1="http://schemas.microsoft.com/office/drawing/2015/9/8/chartex" xmlns:cx2="http://schemas.microsoft.com/office/drawing/2015/10/21/chartex" xmlns:cx3="http://schemas.microsoft.com/office/drawing/2016/5/9/chartex" xmlns:cx4="http://schemas.microsoft.com/office/drawing/2016/5/10/chartex" xmlns:cx5="http://schemas.microsoft.com/office/drawing/2016/5/11/chartex" xmlns:cx6="http://schemas.microsoft.com/office/drawing/2016/5/12/chartex" xmlns:cx7="http://schemas.microsoft.com/office/drawing/2016/5/13/chartex" xmlns:cx8="http://schemas.microsoft.com/office/drawing/2016/5/14/chartex" xmlns:mc="http://schemas.openxmlformats.org/markup-compatibility/2006" xmlns:aink="http://schemas.microsoft.com/office/drawing/2016/ink" xmlns:am3d="http://schemas.microsoft.com/office/drawing/2017/model3d" xmlns:o="urn:schemas-microsoft-com:office:office" xmlns:oel="http://schemas.microsoft.com/office/2019/extlst" xmlns:r="http://schemas.openxmlformats.org/officeDocument/2006/relationships" xmlns:m="http://schemas.openxmlformats.org/officeDocument/2006/math" xmlns:v="urn:schemas-microsoft-com:vml" xmlns:wp14="http://schemas.microsoft.com/office/word/2010/wordprocessingDrawing" xmlns:wp="http://schemas.openxmlformats.org/drawingml/2006/wordprocessingDrawing" xmlns:w10="urn:schemas-microsoft-com:office:word" xmlns:w="http://schemas.openxmlformats.org/wordprocessingml/2006/main" xmlns:w14="http://schemas.microsoft.com/office/word/2010/wordml" xmlns:w15="http://schemas.microsoft.com/office/word/2012/wordml" xmlns:w16cex="http://schemas.microsoft.com/office/word/2018/wordml/cex" xmlns:w16cid="http://schemas.microsoft.com/office/word/2016/wordml/cid" xmlns:w16="http://schemas.microsoft.com/office/word/2018/wordml" xmlns:w16sdtdh="http://schemas.microsoft.com/office/word/2020/wordml/sdtdatahash" xmlns:w16se="http://schemas.microsoft.com/office/word/2015/wordml/symex" xmlns:wpg="http://schemas.microsoft.com/office/word/2010/wordprocessingGroup" xmlns:wpi="http://schemas.microsoft.com/office/word/2010/wordprocessingInk" xmlns:wne="http://schemas.microsoft.com/office/word/2006/wordml" xmlns:wps="http://schemas.microsoft.com/office/word/2010/wordprocessingShape" mc:Ignorable="w14 w15 w16se w16cid w16 w16cex w16sdtdh wp14">
+<w:document xmlns:wpc="http://schemas.microsoft.com/office/word/2010/wordprocessingCanvas" xmlns:cx="http://schemas.microsoft.com/office/drawing/2014/chartex" xmlns:cx1="http://schemas.microsoft.com/office/drawing/2015/9/8/chartex" xmlns:cx2="http://schemas.microsoft.com/office/drawing/2015/10/21/chartex" xmlns:cx3="http://schemas.microsoft.com/office/drawing/2016/5/9/chartex" xmlns:cx4="http://schemas.microsoft.com/office/drawing/2016/5/10/chartex" xmlns:cx5="http://schemas.microsoft.com/office/drawing/2016/5/11/chartex" xmlns:cx6="http://schemas.microsoft.com/office/drawing/2016/5/12/chartex" xmlns:cx7="http://schemas.microsoft.com/office/drawing/2016/5/13/chartex" xmlns:cx8="http://schemas.microsoft.com/office/drawing/2016/5/14/chartex" xmlns:mc="http://schemas.openxmlformats.org/markup-compatibility/2006" xmlns:aink="http://schemas.microsoft.com/office/drawing/2016/ink" xmlns:am3d="http://schemas.microsoft.com/office/drawing/2017/model3d" xmlns:o="urn:schemas-microsoft-com:office:office" xmlns:oel="http://schemas.microsoft.com/office/2019/extlst" xmlns:r="http://schemas.openxmlformats.org/officeDocument/2006/relationships" xmlns:m="http://schemas.openxmlformats.org/officeDocument/2006/math" xmlns:v="urn:schemas-microsoft-com:vml" xmlns:wp14="http://schemas.microsoft.com/office/word/2010/wordprocessingDrawing" xmlns:wp="http://schemas.openxmlformats.org/drawingml/2006/wordprocessingDrawing" xmlns:w10="urn:schemas-microsoft-com:office:word" xmlns:w="http://schemas.openxmlformats.org/wordprocessingml/2006/main" xmlns:w14="http://schemas.microsoft.com/office/word/2010/wordml" xmlns:w15="http://schemas.microsoft.com/office/word/2012/wordml" xmlns:w16cex="http://schemas.microsoft.com/office/word/2018/wordml/cex" xmlns:w16cid="http://schemas.microsoft.com/office/word/2016/wordml/cid" xmlns:w16="http://schemas.microsoft.com/office/word/2018/wordml" xmlns:w16du="http://schemas.microsoft.com/office/word/2023/wordml/word16du" xmlns:w16sdtdh="http://schemas.microsoft.com/office/word/2020/wordml/sdtdatahash" xmlns:w16sdtfl="http://schemas.microsoft.com/office/word/2024/wordml/sdtformatlock" xmlns:w16se="http://schemas.microsoft.com/office/word/2015/wordml/symex" xmlns:wpg="http://schemas.microsoft.com/office/word/2010/wordprocessingGroup" xmlns:wpi="http://schemas.microsoft.com/office/word/2010/wordprocessingInk" xmlns:wne="http://schemas.microsoft.com/office/word/2006/wordml" xmlns:wps="http://schemas.microsoft.com/office/word/2010/wordprocessingShape" mc:Ignorable="w14 w15 w16se w16cid w16 w16cex w16sdtdh w16sdtfl w16du wp14">
   <w:body>
     <w:p>
       <w:pPr>
@@ -405,6 +405,24 @@
                               <w:rPr>
                                 <w:iCs/>
                               </w:rPr>
+                              <w:t>TS</w:t>
+                            </w:r>
+                            <w:r>
+                              <w:rPr>
+                                <w:iCs/>
+                              </w:rPr>
+                              <w:t>.</w:t>
+                            </w:r>
+                            <w:r>
+                              <w:rPr>
+                                <w:iCs/>
+                              </w:rPr>
+                              <w:t xml:space="preserve"> </w:t>
+                            </w:r>
+                            <w:r>
+                              <w:rPr>
+                                <w:iCs/>
+                              </w:rPr>
                               <w:t>Đoàn Phước Miền</w:t>
                             </w:r>
                           </w:p>
@@ -454,6 +472,24 @@
                       </w:r>
                     </w:p>
                     <w:p>
+                      <w:r>
+                        <w:rPr>
+                          <w:iCs/>
+                        </w:rPr>
+                        <w:t>TS</w:t>
+                      </w:r>
+                      <w:r>
+                        <w:rPr>
+                          <w:iCs/>
+                        </w:rPr>
+                        <w:t>.</w:t>
+                      </w:r>
+                      <w:r>
+                        <w:rPr>
+                          <w:iCs/>
+                        </w:rPr>
+                        <w:t xml:space="preserve"> </w:t>
+                      </w:r>
                       <w:r>
                         <w:rPr>
                           <w:iCs/>
@@ -1207,7 +1243,21 @@
                               <w:rPr>
                                 <w:iCs/>
                               </w:rPr>
-                              <w:t>Đoàn Phước Miền</w:t>
+                              <w:t xml:space="preserve">TS. </w:t>
+                            </w:r>
+                            <w:proofErr w:type="gramStart"/>
+                            <w:r>
+                              <w:rPr>
+                                <w:iCs/>
+                              </w:rPr>
+                              <w:t>Đoàn</w:t>
+                            </w:r>
+                            <w:proofErr w:type="gramEnd"/>
+                            <w:r>
+                              <w:rPr>
+                                <w:iCs/>
+                              </w:rPr>
+                              <w:t xml:space="preserve"> Phước Miền</w:t>
                             </w:r>
                           </w:p>
                         </w:txbxContent>
@@ -1256,7 +1306,21 @@
                         <w:rPr>
                           <w:iCs/>
                         </w:rPr>
-                        <w:t>Đoàn Phước Miền</w:t>
+                        <w:t xml:space="preserve">TS. </w:t>
+                      </w:r>
+                      <w:proofErr w:type="gramStart"/>
+                      <w:r>
+                        <w:rPr>
+                          <w:iCs/>
+                        </w:rPr>
+                        <w:t>Đoàn</w:t>
+                      </w:r>
+                      <w:proofErr w:type="gramEnd"/>
+                      <w:r>
+                        <w:rPr>
+                          <w:iCs/>
+                        </w:rPr>
+                        <w:t xml:space="preserve"> Phước Miền</w:t>
                       </w:r>
                     </w:p>
                   </w:txbxContent>
@@ -2465,11 +2529,19 @@
         </w:rPr>
         <w:t xml:space="preserve"> </w:t>
       </w:r>
+      <w:proofErr w:type="gramStart"/>
       <w:r>
         <w:rPr>
           <w:i/>
         </w:rPr>
-        <w:t>….. tháng</w:t>
+        <w:t>…..</w:t>
+      </w:r>
+      <w:proofErr w:type="gramEnd"/>
+      <w:r>
+        <w:rPr>
+          <w:i/>
+        </w:rPr>
+        <w:t xml:space="preserve"> tháng</w:t>
       </w:r>
       <w:r>
         <w:rPr>
@@ -2582,11 +2654,19 @@
                               </w:rPr>
                               <w:t xml:space="preserve"> </w:t>
                             </w:r>
+                            <w:proofErr w:type="gramStart"/>
                             <w:r>
                               <w:rPr>
                                 <w:i/>
                               </w:rPr>
-                              <w:t>….. tháng</w:t>
+                              <w:t>…..</w:t>
+                            </w:r>
+                            <w:proofErr w:type="gramEnd"/>
+                            <w:r>
+                              <w:rPr>
+                                <w:i/>
+                              </w:rPr>
+                              <w:t xml:space="preserve"> tháng</w:t>
                             </w:r>
                             <w:r>
                               <w:rPr>
@@ -2728,11 +2808,19 @@
                         </w:rPr>
                         <w:t xml:space="preserve"> </w:t>
                       </w:r>
+                      <w:proofErr w:type="gramStart"/>
                       <w:r>
                         <w:rPr>
                           <w:i/>
                         </w:rPr>
-                        <w:t>….. tháng</w:t>
+                        <w:t>…..</w:t>
+                      </w:r>
+                      <w:proofErr w:type="gramEnd"/>
+                      <w:r>
+                        <w:rPr>
+                          <w:i/>
+                        </w:rPr>
+                        <w:t xml:space="preserve"> tháng</w:t>
                       </w:r>
                       <w:r>
                         <w:rPr>
@@ -3715,11 +3803,19 @@
         </w:rPr>
         <w:t xml:space="preserve"> </w:t>
       </w:r>
+      <w:proofErr w:type="gramStart"/>
       <w:r>
         <w:rPr>
           <w:i/>
         </w:rPr>
-        <w:t>….. tháng</w:t>
+        <w:t>…..</w:t>
+      </w:r>
+      <w:proofErr w:type="gramEnd"/>
+      <w:r>
+        <w:rPr>
+          <w:i/>
+        </w:rPr>
+        <w:t xml:space="preserve"> tháng</w:t>
       </w:r>
       <w:r>
         <w:rPr>
@@ -4019,7 +4115,7 @@
           <w:sz w:val="26"/>
           <w:szCs w:val="26"/>
         </w:rPr>
-        <w:t xml:space="preserve">Đầu tiên, em/chúng em xin gửi lời cảm ơn chân thành và sâu sắc nhất đến Thầy </w:t>
+        <w:t xml:space="preserve">Đầu tiên, em xin gửi lời cảm ơn chân thành và sâu sắc nhất đến Thầy </w:t>
       </w:r>
       <w:r>
         <w:rPr>
@@ -4046,7 +4142,7 @@
           <w:sz w:val="26"/>
           <w:szCs w:val="26"/>
         </w:rPr>
-        <w:t>bài giảng trên lớp</w:t>
+        <w:t xml:space="preserve">bài giảng </w:t>
       </w:r>
       <w:r>
         <w:rPr>
@@ -4055,7 +4151,7 @@
           <w:sz w:val="26"/>
           <w:szCs w:val="26"/>
         </w:rPr>
-        <w:t xml:space="preserve"> cho đến khi hoàn thiện </w:t>
+        <w:t xml:space="preserve">cho đến khi hoàn thiện </w:t>
       </w:r>
       <w:r>
         <w:rPr>
@@ -4112,7 +4208,7 @@
           <w:sz w:val="26"/>
           <w:szCs w:val="26"/>
         </w:rPr>
-        <w:t xml:space="preserve"> trong lớp DT24TT80161. Cảm ơn mọi người đã luôn sát cánh, cùng nhau chia sẻ tài liệu và những kinh nghiệm lập trình quý báu. Những buổi thảo luận sôi nổi và sự giúp đỡ nhiệt tình của các bạn đã giúp quá trình làm đồ án trở nên bớt áp lực và ý nghĩa hơn rất nhiều.</w:t>
+        <w:t xml:space="preserve"> trong lớp DT24TT80161. Cảm ơn mọi người đã luôn sát cánh, cùng nhau chia sẻ tài liệu và kinh nghiệm lập trình quý báu. Những thảo luận sôi nổi và sự giúp đỡ nhiệt tình của các bạn đã giúp quá trình làm đồ án trở nên bớt áp lực và ý nghĩa hơn rất nhiều.</w:t>
       </w:r>
     </w:p>
     <w:p>
@@ -9904,7 +10000,6 @@
           <w:tab w:val="right" w:leader="dot" w:pos="9062"/>
         </w:tabs>
         <w:spacing w:before="120" w:after="120" w:line="360" w:lineRule="auto"/>
-        <w:jc w:val="both"/>
         <w:rPr>
           <w:rFonts w:asciiTheme="minorHAnsi" w:eastAsiaTheme="minorEastAsia" w:hAnsiTheme="minorHAnsi" w:cstheme="minorBidi"/>
           <w:noProof/>
@@ -9938,7 +10033,7 @@
         </w:rPr>
         <w:fldChar w:fldCharType="separate"/>
       </w:r>
-      <w:hyperlink w:anchor="_Toc242187844" w:history="1">
+      <w:hyperlink w:anchor="_Toc242220192" w:history="1">
         <w:r>
           <w:rPr>
             <w:rStyle w:val="Hyperlink"/>
@@ -9983,7 +10078,7 @@
             <w:sz w:val="26"/>
             <w:szCs w:val="26"/>
           </w:rPr>
-          <w:instrText xml:space="preserve"> PAGEREF _Toc242187844 \h </w:instrText>
+          <w:instrText xml:space="preserve"> PAGEREF _Toc242220192 \h </w:instrText>
         </w:r>
         <w:r>
           <w:rPr>
@@ -10029,7 +10124,6 @@
           <w:tab w:val="right" w:leader="dot" w:pos="9062"/>
         </w:tabs>
         <w:spacing w:before="120" w:after="120" w:line="360" w:lineRule="auto"/>
-        <w:jc w:val="both"/>
         <w:rPr>
           <w:rFonts w:asciiTheme="minorHAnsi" w:eastAsiaTheme="minorEastAsia" w:hAnsiTheme="minorHAnsi" w:cstheme="minorBidi"/>
           <w:noProof/>
@@ -10039,7 +10133,7 @@
           <w14:ligatures w14:val="standardContextual"/>
         </w:rPr>
       </w:pPr>
-      <w:hyperlink w:anchor="_Toc242187845" w:history="1">
+      <w:hyperlink w:anchor="_Toc242220193" w:history="1">
         <w:r>
           <w:rPr>
             <w:rStyle w:val="Hyperlink"/>
@@ -10084,7 +10178,7 @@
             <w:sz w:val="26"/>
             <w:szCs w:val="26"/>
           </w:rPr>
-          <w:instrText xml:space="preserve"> PAGEREF _Toc242187845 \h </w:instrText>
+          <w:instrText xml:space="preserve"> PAGEREF _Toc242220193 \h </w:instrText>
         </w:r>
         <w:r>
           <w:rPr>
@@ -10111,6 +10205,124 @@
             <w:szCs w:val="26"/>
           </w:rPr>
           <w:t>30</w:t>
+        </w:r>
+        <w:r>
+          <w:rPr>
+            <w:noProof/>
+            <w:webHidden/>
+            <w:sz w:val="26"/>
+            <w:szCs w:val="26"/>
+          </w:rPr>
+          <w:fldChar w:fldCharType="end"/>
+        </w:r>
+      </w:hyperlink>
+    </w:p>
+    <w:p>
+      <w:pPr>
+        <w:pStyle w:val="TableofFigures"/>
+        <w:tabs>
+          <w:tab w:val="right" w:leader="dot" w:pos="9062"/>
+        </w:tabs>
+        <w:spacing w:before="120" w:after="120" w:line="360" w:lineRule="auto"/>
+        <w:rPr>
+          <w:rFonts w:asciiTheme="minorHAnsi" w:eastAsiaTheme="minorEastAsia" w:hAnsiTheme="minorHAnsi" w:cstheme="minorBidi"/>
+          <w:noProof/>
+          <w:kern w:val="2"/>
+          <w:sz w:val="26"/>
+          <w:szCs w:val="26"/>
+          <w14:ligatures w14:val="standardContextual"/>
+        </w:rPr>
+      </w:pPr>
+      <w:hyperlink w:anchor="_Toc242220194" w:history="1">
+        <w:r>
+          <w:rPr>
+            <w:rStyle w:val="Hyperlink"/>
+            <w:noProof/>
+            <w:sz w:val="26"/>
+            <w:szCs w:val="26"/>
+          </w:rPr>
+          <w:t>Hình 3</w:t>
+        </w:r>
+        <w:r>
+          <w:rPr>
+            <w:rStyle w:val="Hyperlink"/>
+            <w:noProof/>
+            <w:sz w:val="26"/>
+            <w:szCs w:val="26"/>
+          </w:rPr>
+          <w:noBreakHyphen/>
+          <w:t>1 Gi</w:t>
+        </w:r>
+        <w:r>
+          <w:rPr>
+            <w:rStyle w:val="Hyperlink"/>
+            <w:noProof/>
+            <w:sz w:val="26"/>
+            <w:szCs w:val="26"/>
+          </w:rPr>
+          <w:t>a</w:t>
+        </w:r>
+        <w:r>
+          <w:rPr>
+            <w:rStyle w:val="Hyperlink"/>
+            <w:noProof/>
+            <w:sz w:val="26"/>
+            <w:szCs w:val="26"/>
+          </w:rPr>
+          <w:t>o diện trang chủ của website</w:t>
+        </w:r>
+        <w:r>
+          <w:rPr>
+            <w:noProof/>
+            <w:webHidden/>
+            <w:sz w:val="26"/>
+            <w:szCs w:val="26"/>
+          </w:rPr>
+          <w:tab/>
+        </w:r>
+        <w:r>
+          <w:rPr>
+            <w:noProof/>
+            <w:webHidden/>
+            <w:sz w:val="26"/>
+            <w:szCs w:val="26"/>
+          </w:rPr>
+          <w:fldChar w:fldCharType="begin"/>
+        </w:r>
+        <w:r>
+          <w:rPr>
+            <w:noProof/>
+            <w:webHidden/>
+            <w:sz w:val="26"/>
+            <w:szCs w:val="26"/>
+          </w:rPr>
+          <w:instrText xml:space="preserve"> PAGEREF _Toc242220194 \h </w:instrText>
+        </w:r>
+        <w:r>
+          <w:rPr>
+            <w:noProof/>
+            <w:webHidden/>
+            <w:sz w:val="26"/>
+            <w:szCs w:val="26"/>
+          </w:rPr>
+        </w:r>
+        <w:r>
+          <w:rPr>
+            <w:noProof/>
+            <w:webHidden/>
+            <w:sz w:val="26"/>
+            <w:szCs w:val="26"/>
+          </w:rPr>
+          <w:fldChar w:fldCharType="separate"/>
+        </w:r>
+        <w:r>
+          <w:rPr>
+            <w:noProof/>
+            <w:webHidden/>
+            <w:sz w:val="26"/>
+            <w:szCs w:val="26"/>
+          </w:rPr>
+          <w:t>32</w:t>
         </w:r>
         <w:r>
           <w:rPr>
@@ -11276,7 +11488,25 @@
           <w:spacing w:val="-4"/>
           <w:sz w:val="26"/>
         </w:rPr>
-        <w:t>Hiển thị đa thiết bị: Xây dựng giao diện có khả năng hiển thị tương thích trên cả màn hình máy tính (laptop/desktop) và thiết bị di động thông qua việc sử dụng Master Page (Site.Master và Site.Mobile.Master).</w:t>
+        <w:t xml:space="preserve">Hiển thị đa thiết bị: Xây dựng giao diện có khả năng hiển thị tương thích trên cả màn hình máy tính (laptop/desktop) và thiết bị di động thông qua việc sử dụng Master Page (Site.Master và </w:t>
+      </w:r>
+      <w:proofErr w:type="gramStart"/>
+      <w:r>
+        <w:rPr>
+          <w:bCs/>
+          <w:spacing w:val="-4"/>
+          <w:sz w:val="26"/>
+        </w:rPr>
+        <w:t>Site.Mobile.Master</w:t>
+      </w:r>
+      <w:proofErr w:type="gramEnd"/>
+      <w:r>
+        <w:rPr>
+          <w:bCs/>
+          <w:spacing w:val="-4"/>
+          <w:sz w:val="26"/>
+        </w:rPr>
+        <w:t>).</w:t>
       </w:r>
     </w:p>
     <w:p>
@@ -11648,7 +11878,25 @@
           <w:spacing w:val="-4"/>
           <w:sz w:val="26"/>
         </w:rPr>
-        <w:t>Kết nối và thực hiện các thao tác truy vấn dữ liệu (CRUD) an toàn, ổn định với cơ sở dữ liệu SQL Server.</w:t>
+        <w:t xml:space="preserve">Kết nối và thực hiện các thao tác truy vấn dữ liệu (CRUD) </w:t>
+      </w:r>
+      <w:proofErr w:type="gramStart"/>
+      <w:r>
+        <w:rPr>
+          <w:bCs/>
+          <w:spacing w:val="-4"/>
+          <w:sz w:val="26"/>
+        </w:rPr>
+        <w:t>an</w:t>
+      </w:r>
+      <w:proofErr w:type="gramEnd"/>
+      <w:r>
+        <w:rPr>
+          <w:bCs/>
+          <w:spacing w:val="-4"/>
+          <w:sz w:val="26"/>
+        </w:rPr>
+        <w:t xml:space="preserve"> toàn, ổn định với cơ sở dữ liệu SQL Server.</w:t>
       </w:r>
     </w:p>
     <w:p>
@@ -12033,7 +12281,23 @@
           <w:spacing w:val="-4"/>
           <w:sz w:val="26"/>
         </w:rPr>
-        <w:t>Hiển thị giao diện tương thích trên máy tính và thiết bị di động (thông qua Site.Master và Site.Mobile.Master).</w:t>
+        <w:t xml:space="preserve">Hiển thị giao diện tương thích trên máy tính và thiết bị di động (thông qua Site.Master và </w:t>
+      </w:r>
+      <w:proofErr w:type="gramStart"/>
+      <w:r>
+        <w:rPr>
+          <w:spacing w:val="-4"/>
+          <w:sz w:val="26"/>
+        </w:rPr>
+        <w:t>Site.Mobile.Master</w:t>
+      </w:r>
+      <w:proofErr w:type="gramEnd"/>
+      <w:r>
+        <w:rPr>
+          <w:spacing w:val="-4"/>
+          <w:sz w:val="26"/>
+        </w:rPr>
+        <w:t>).</w:t>
       </w:r>
     </w:p>
     <w:p>
@@ -12166,8 +12430,18 @@
           <w:sz w:val="26"/>
           <w:lang w:val="fr-FR"/>
         </w:rPr>
-        <w:t>Phân hệ quản trị (Admin):</w:t>
-      </w:r>
+        <w:t>Phân hệ quản trị (Admin</w:t>
+      </w:r>
+      <w:proofErr w:type="gramStart"/>
+      <w:r>
+        <w:rPr>
+          <w:spacing w:val="-4"/>
+          <w:sz w:val="26"/>
+          <w:lang w:val="fr-FR"/>
+        </w:rPr>
+        <w:t>):</w:t>
+      </w:r>
+      <w:proofErr w:type="gramEnd"/>
     </w:p>
     <w:p>
       <w:pPr>
@@ -12391,8 +12665,20 @@
           <w:sz w:val="26"/>
           <w:lang w:val="fr-FR"/>
         </w:rPr>
-        <w:t>Phạm vi kỹ thuật và môi trường triển khai:</w:t>
-      </w:r>
+        <w:t xml:space="preserve">Phạm vi kỹ thuật và môi trường triển </w:t>
+      </w:r>
+      <w:proofErr w:type="gramStart"/>
+      <w:r>
+        <w:rPr>
+          <w:b/>
+          <w:bCs/>
+          <w:spacing w:val="-4"/>
+          <w:sz w:val="26"/>
+          <w:lang w:val="fr-FR"/>
+        </w:rPr>
+        <w:t>khai:</w:t>
+      </w:r>
+      <w:proofErr w:type="gramEnd"/>
     </w:p>
     <w:p>
       <w:pPr>
@@ -12755,7 +13041,25 @@
           <w:spacing w:val="-4"/>
           <w:sz w:val="26"/>
         </w:rPr>
-        <w:t>Thiết kế giao diện: Ứng dụng HTML5, CSS3, Bootstrap để tạo giao diện, kết hợp cơ chế Master Page (Site.Master, Site.Mobile.Master và Admin.Master) để đồng bộ bố cục và tối ưu khả năng hiển thị đa thiết bị.</w:t>
+        <w:t xml:space="preserve">Thiết kế giao diện: Ứng dụng HTML5, CSS3, Bootstrap để tạo giao diện, kết hợp cơ chế Master Page (Site.Master, </w:t>
+      </w:r>
+      <w:proofErr w:type="gramStart"/>
+      <w:r>
+        <w:rPr>
+          <w:bCs/>
+          <w:spacing w:val="-4"/>
+          <w:sz w:val="26"/>
+        </w:rPr>
+        <w:t>Site.Mobile.Master</w:t>
+      </w:r>
+      <w:proofErr w:type="gramEnd"/>
+      <w:r>
+        <w:rPr>
+          <w:bCs/>
+          <w:spacing w:val="-4"/>
+          <w:sz w:val="26"/>
+        </w:rPr>
+        <w:t xml:space="preserve"> và Admin.Master) để đồng bộ bố cục và tối ưu khả năng hiển thị đa thiết bị.</w:t>
       </w:r>
     </w:p>
     <w:p>
@@ -14224,12 +14528,21 @@
           <w:szCs w:val="26"/>
         </w:rPr>
       </w:pPr>
-      <w:r>
-        <w:rPr>
-          <w:sz w:val="26"/>
-          <w:szCs w:val="26"/>
-        </w:rPr>
-        <w:t>An toàn và quản lý bộ nhớ tự động: Cơ chế thu gom rác (Garbage Collection) của CLR tự động dọn dẹp các đối tượng không còn sử dụng, giúp giảm thiểu lỗi rò rỉ bộ nhớ (memory leak).</w:t>
+      <w:proofErr w:type="gramStart"/>
+      <w:r>
+        <w:rPr>
+          <w:sz w:val="26"/>
+          <w:szCs w:val="26"/>
+        </w:rPr>
+        <w:t>An</w:t>
+      </w:r>
+      <w:proofErr w:type="gramEnd"/>
+      <w:r>
+        <w:rPr>
+          <w:sz w:val="26"/>
+          <w:szCs w:val="26"/>
+        </w:rPr>
+        <w:t xml:space="preserve"> toàn và quản lý bộ nhớ tự động: Cơ chế thu gom rác (Garbage Collection) của CLR tự động dọn dẹp các đối tượng không còn sử dụng, giúp giảm thiểu lỗi rò rỉ bộ nhớ (memory leak).</w:t>
       </w:r>
     </w:p>
     <w:p>
@@ -14483,7 +14796,23 @@
           <w:sz w:val="26"/>
           <w:szCs w:val="26"/>
         </w:rPr>
-        <w:t>Phân tách rõ ràng (Code-behind): Tách biệt mã giao diện (file .aspx) và mã xử lý logic (file .aspx.cs), giúp việc thiết kế và lập trình không bị chồng chéo.</w:t>
+        <w:t>Phân tách rõ ràng (Code-behind): Tách biệt mã giao diện (file .aspx) và mã xử lý logic (</w:t>
+      </w:r>
+      <w:proofErr w:type="gramStart"/>
+      <w:r>
+        <w:rPr>
+          <w:sz w:val="26"/>
+          <w:szCs w:val="26"/>
+        </w:rPr>
+        <w:t>file .</w:t>
+      </w:r>
+      <w:proofErr w:type="gramEnd"/>
+      <w:r>
+        <w:rPr>
+          <w:sz w:val="26"/>
+          <w:szCs w:val="26"/>
+        </w:rPr>
+        <w:t>aspx.cs), giúp việc thiết kế và lập trình không bị chồng chéo.</w:t>
       </w:r>
     </w:p>
     <w:p>
@@ -16435,7 +16764,23 @@
           <w:sz w:val="26"/>
           <w:szCs w:val="26"/>
         </w:rPr>
-        <w:t>Kiểm soát luồng dữ liệu an toàn: Cho phép lập trình viên dễ dàng lấy được thông tin của tệp tin trước khi lưu (tên file, dung lượng, đuôi file) thông qua thuộc tính PostedFile và phương thức SaveAs().</w:t>
+        <w:t xml:space="preserve">Kiểm soát luồng dữ liệu an toàn: Cho phép lập trình viên dễ dàng lấy được thông tin của tệp tin trước khi lưu (tên file, dung lượng, đuôi file) thông qua thuộc tính PostedFile và phương thức </w:t>
+      </w:r>
+      <w:proofErr w:type="gramStart"/>
+      <w:r>
+        <w:rPr>
+          <w:sz w:val="26"/>
+          <w:szCs w:val="26"/>
+        </w:rPr>
+        <w:t>SaveAs(</w:t>
+      </w:r>
+      <w:proofErr w:type="gramEnd"/>
+      <w:r>
+        <w:rPr>
+          <w:sz w:val="26"/>
+          <w:szCs w:val="26"/>
+        </w:rPr>
+        <w:t>).</w:t>
       </w:r>
     </w:p>
     <w:p>
@@ -17352,7 +17697,23 @@
           <w:sz w:val="26"/>
           <w:szCs w:val="26"/>
         </w:rPr>
-        <w:t xml:space="preserve">uản trị và vận hành (Admin): Cung cấp bảng điều khiển khép kín, an toàn để người quản trị giám sát toàn bộ hoạt động kinh doanh: quản lý vòng đời của </w:t>
+        <w:t xml:space="preserve">uản trị và vận hành (Admin): Cung cấp bảng điều khiển khép kín, </w:t>
+      </w:r>
+      <w:proofErr w:type="gramStart"/>
+      <w:r>
+        <w:rPr>
+          <w:sz w:val="26"/>
+          <w:szCs w:val="26"/>
+        </w:rPr>
+        <w:t>an</w:t>
+      </w:r>
+      <w:proofErr w:type="gramEnd"/>
+      <w:r>
+        <w:rPr>
+          <w:sz w:val="26"/>
+          <w:szCs w:val="26"/>
+        </w:rPr>
+        <w:t xml:space="preserve"> toàn để người quản trị giám sát toàn bộ hoạt động kinh doanh: quản lý vòng đời của </w:t>
       </w:r>
       <w:r>
         <w:rPr>
@@ -18135,8 +18496,8 @@
           <w:szCs w:val="26"/>
         </w:rPr>
         <w:drawing>
-          <wp:inline distT="0" distB="0" distL="0" distR="0" wp14:anchorId="120985F1" wp14:editId="775C705F">
-            <wp:extent cx="5760720" cy="3623945"/>
+          <wp:inline distT="0" distB="0" distL="0" distR="0" wp14:anchorId="120985F1" wp14:editId="35E0860F">
+            <wp:extent cx="5760720" cy="3240405"/>
             <wp:effectExtent l="0" t="0" r="0" b="0"/>
             <wp:docPr id="25" name="Picture 25"/>
             <wp:cNvGraphicFramePr>
@@ -18146,11 +18507,17 @@
               <a:graphicData uri="http://schemas.openxmlformats.org/drawingml/2006/picture">
                 <pic:pic xmlns:pic="http://schemas.openxmlformats.org/drawingml/2006/picture">
                   <pic:nvPicPr>
-                    <pic:cNvPr id="1" name=""/>
+                    <pic:cNvPr id="25" name="Picture 25"/>
                     <pic:cNvPicPr/>
                   </pic:nvPicPr>
                   <pic:blipFill>
-                    <a:blip r:embed="rId14"/>
+                    <a:blip r:embed="rId14" cstate="print">
+                      <a:extLst>
+                        <a:ext uri="{28A0092B-C50C-407E-A947-70E740481C1C}">
+                          <a14:useLocalDpi xmlns:a14="http://schemas.microsoft.com/office/drawing/2010/main" val="0"/>
+                        </a:ext>
+                      </a:extLst>
+                    </a:blip>
                     <a:stretch>
                       <a:fillRect/>
                     </a:stretch>
@@ -18158,7 +18525,7 @@
                   <pic:spPr>
                     <a:xfrm>
                       <a:off x="0" y="0"/>
-                      <a:ext cx="5760720" cy="3623945"/>
+                      <a:ext cx="5760720" cy="3240405"/>
                     </a:xfrm>
                     <a:prstGeom prst="rect">
                       <a:avLst/>
@@ -18180,7 +18547,7 @@
           <w:szCs w:val="26"/>
         </w:rPr>
       </w:pPr>
-      <w:bookmarkStart w:id="33" w:name="_Toc242187844"/>
+      <w:bookmarkStart w:id="33" w:name="_Toc242220192"/>
       <w:r>
         <w:rPr>
           <w:sz w:val="26"/>
@@ -18624,7 +18991,6 @@
                 <w:sz w:val="26"/>
                 <w:szCs w:val="26"/>
               </w:rPr>
-              <w:lastRenderedPageBreak/>
               <w:t>1</w:t>
             </w:r>
           </w:p>
@@ -18745,6 +19111,7 @@
                 <w:sz w:val="26"/>
                 <w:szCs w:val="26"/>
               </w:rPr>
+              <w:lastRenderedPageBreak/>
               <w:t>2</w:t>
             </w:r>
           </w:p>
@@ -18786,12 +19153,21 @@
                 <w:szCs w:val="26"/>
               </w:rPr>
             </w:pPr>
+            <w:proofErr w:type="gramStart"/>
             <w:r>
               <w:rPr>
                 <w:sz w:val="26"/>
                 <w:szCs w:val="26"/>
               </w:rPr>
-              <w:t>VARCHAR(50)</w:t>
+              <w:t>VARCHAR(</w:t>
+            </w:r>
+            <w:proofErr w:type="gramEnd"/>
+            <w:r>
+              <w:rPr>
+                <w:sz w:val="26"/>
+                <w:szCs w:val="26"/>
+              </w:rPr>
+              <w:t>50)</w:t>
             </w:r>
           </w:p>
         </w:tc>
@@ -18906,12 +19282,21 @@
                 <w:szCs w:val="26"/>
               </w:rPr>
             </w:pPr>
+            <w:proofErr w:type="gramStart"/>
             <w:r>
               <w:rPr>
                 <w:sz w:val="26"/>
                 <w:szCs w:val="26"/>
               </w:rPr>
-              <w:t>VARCHAR(255)</w:t>
+              <w:t>VARCHAR(</w:t>
+            </w:r>
+            <w:proofErr w:type="gramEnd"/>
+            <w:r>
+              <w:rPr>
+                <w:sz w:val="26"/>
+                <w:szCs w:val="26"/>
+              </w:rPr>
+              <w:t>255)</w:t>
             </w:r>
           </w:p>
         </w:tc>
@@ -19019,12 +19404,21 @@
                 <w:szCs w:val="26"/>
               </w:rPr>
             </w:pPr>
+            <w:proofErr w:type="gramStart"/>
             <w:r>
               <w:rPr>
                 <w:sz w:val="26"/>
                 <w:szCs w:val="26"/>
               </w:rPr>
-              <w:t>NVARCHAR(100)</w:t>
+              <w:t>NVARCHAR(</w:t>
+            </w:r>
+            <w:proofErr w:type="gramEnd"/>
+            <w:r>
+              <w:rPr>
+                <w:sz w:val="26"/>
+                <w:szCs w:val="26"/>
+              </w:rPr>
+              <w:t>100)</w:t>
             </w:r>
           </w:p>
         </w:tc>
@@ -19132,12 +19526,21 @@
                 <w:szCs w:val="26"/>
               </w:rPr>
             </w:pPr>
+            <w:proofErr w:type="gramStart"/>
             <w:r>
               <w:rPr>
                 <w:sz w:val="26"/>
                 <w:szCs w:val="26"/>
               </w:rPr>
-              <w:t>NVARCHAR(255)</w:t>
+              <w:t>NVARCHAR(</w:t>
+            </w:r>
+            <w:proofErr w:type="gramEnd"/>
+            <w:r>
+              <w:rPr>
+                <w:sz w:val="26"/>
+                <w:szCs w:val="26"/>
+              </w:rPr>
+              <w:t>255)</w:t>
             </w:r>
           </w:p>
         </w:tc>
@@ -19471,12 +19874,21 @@
                 <w:szCs w:val="26"/>
               </w:rPr>
             </w:pPr>
+            <w:proofErr w:type="gramStart"/>
             <w:r>
               <w:rPr>
                 <w:sz w:val="26"/>
                 <w:szCs w:val="26"/>
               </w:rPr>
-              <w:t>VARCHAR(255)</w:t>
+              <w:t>VARCHAR(</w:t>
+            </w:r>
+            <w:proofErr w:type="gramEnd"/>
+            <w:r>
+              <w:rPr>
+                <w:sz w:val="26"/>
+                <w:szCs w:val="26"/>
+              </w:rPr>
+              <w:t>255)</w:t>
             </w:r>
           </w:p>
         </w:tc>
@@ -19584,12 +19996,21 @@
                 <w:szCs w:val="26"/>
               </w:rPr>
             </w:pPr>
+            <w:proofErr w:type="gramStart"/>
             <w:r>
               <w:rPr>
                 <w:sz w:val="26"/>
                 <w:szCs w:val="26"/>
               </w:rPr>
-              <w:t>VARCHAR(100)</w:t>
+              <w:t>VARCHAR(</w:t>
+            </w:r>
+            <w:proofErr w:type="gramEnd"/>
+            <w:r>
+              <w:rPr>
+                <w:sz w:val="26"/>
+                <w:szCs w:val="26"/>
+              </w:rPr>
+              <w:t>100)</w:t>
             </w:r>
           </w:p>
         </w:tc>
@@ -19697,12 +20118,21 @@
                 <w:szCs w:val="26"/>
               </w:rPr>
             </w:pPr>
+            <w:proofErr w:type="gramStart"/>
             <w:r>
               <w:rPr>
                 <w:sz w:val="26"/>
                 <w:szCs w:val="26"/>
               </w:rPr>
-              <w:t>VARCHAR(15)</w:t>
+              <w:t>VARCHAR(</w:t>
+            </w:r>
+            <w:proofErr w:type="gramEnd"/>
+            <w:r>
+              <w:rPr>
+                <w:sz w:val="26"/>
+                <w:szCs w:val="26"/>
+              </w:rPr>
+              <w:t>15)</w:t>
             </w:r>
           </w:p>
         </w:tc>
@@ -19798,7 +20228,6 @@
           <w:sz w:val="26"/>
           <w:szCs w:val="26"/>
         </w:rPr>
-        <w:lastRenderedPageBreak/>
         <w:t>Mục đích: Phân loại máy tính thành các nhóm nhu cầu khác nhau (ví dụ: Laptop Gaming, Laptop Văn phòng, Laptop Đồ họa), giúp khách hàng dễ dàng tra cứu.</w:t>
       </w:r>
     </w:p>
@@ -19817,6 +20246,7 @@
           <w:sz w:val="26"/>
           <w:szCs w:val="26"/>
         </w:rPr>
+        <w:lastRenderedPageBreak/>
         <w:t xml:space="preserve">Bảng </w:t>
       </w:r>
       <w:r>
@@ -20225,12 +20655,21 @@
                 <w:szCs w:val="26"/>
               </w:rPr>
             </w:pPr>
+            <w:proofErr w:type="gramStart"/>
             <w:r>
               <w:rPr>
                 <w:sz w:val="26"/>
                 <w:szCs w:val="26"/>
               </w:rPr>
-              <w:t>NVARCHAR(100)</w:t>
+              <w:t>NVARCHAR(</w:t>
+            </w:r>
+            <w:proofErr w:type="gramEnd"/>
+            <w:r>
+              <w:rPr>
+                <w:sz w:val="26"/>
+                <w:szCs w:val="26"/>
+              </w:rPr>
+              <w:t>100)</w:t>
             </w:r>
           </w:p>
         </w:tc>
@@ -20335,12 +20774,21 @@
                 <w:szCs w:val="26"/>
               </w:rPr>
             </w:pPr>
+            <w:proofErr w:type="gramStart"/>
             <w:r>
               <w:rPr>
                 <w:sz w:val="26"/>
                 <w:szCs w:val="26"/>
               </w:rPr>
-              <w:t>NVARCHAR(500)</w:t>
+              <w:t>NVARCHAR(</w:t>
+            </w:r>
+            <w:proofErr w:type="gramEnd"/>
+            <w:r>
+              <w:rPr>
+                <w:sz w:val="26"/>
+                <w:szCs w:val="26"/>
+              </w:rPr>
+              <w:t>500)</w:t>
             </w:r>
           </w:p>
         </w:tc>
@@ -20445,12 +20893,21 @@
                 <w:szCs w:val="26"/>
               </w:rPr>
             </w:pPr>
+            <w:proofErr w:type="gramStart"/>
             <w:r>
               <w:rPr>
                 <w:sz w:val="26"/>
                 <w:szCs w:val="26"/>
               </w:rPr>
-              <w:t>VARCHAR(255)</w:t>
+              <w:t>VARCHAR(</w:t>
+            </w:r>
+            <w:proofErr w:type="gramEnd"/>
+            <w:r>
+              <w:rPr>
+                <w:sz w:val="26"/>
+                <w:szCs w:val="26"/>
+              </w:rPr>
+              <w:t>255)</w:t>
             </w:r>
           </w:p>
         </w:tc>
@@ -21084,12 +21541,21 @@
                 <w:szCs w:val="26"/>
               </w:rPr>
             </w:pPr>
+            <w:proofErr w:type="gramStart"/>
             <w:r>
               <w:rPr>
                 <w:sz w:val="26"/>
                 <w:szCs w:val="26"/>
               </w:rPr>
-              <w:t>NVARCHAR(100)</w:t>
+              <w:t>NVARCHAR(</w:t>
+            </w:r>
+            <w:proofErr w:type="gramEnd"/>
+            <w:r>
+              <w:rPr>
+                <w:sz w:val="26"/>
+                <w:szCs w:val="26"/>
+              </w:rPr>
+              <w:t>100)</w:t>
             </w:r>
           </w:p>
         </w:tc>
@@ -21155,7 +21621,6 @@
                 <w:sz w:val="26"/>
                 <w:szCs w:val="26"/>
               </w:rPr>
-              <w:lastRenderedPageBreak/>
               <w:t>3</w:t>
             </w:r>
           </w:p>
@@ -21195,12 +21660,21 @@
                 <w:szCs w:val="26"/>
               </w:rPr>
             </w:pPr>
+            <w:proofErr w:type="gramStart"/>
             <w:r>
               <w:rPr>
                 <w:sz w:val="26"/>
                 <w:szCs w:val="26"/>
               </w:rPr>
-              <w:t>VARCHAR(255)</w:t>
+              <w:t>VARCHAR(</w:t>
+            </w:r>
+            <w:proofErr w:type="gramEnd"/>
+            <w:r>
+              <w:rPr>
+                <w:sz w:val="26"/>
+                <w:szCs w:val="26"/>
+              </w:rPr>
+              <w:t>255)</w:t>
             </w:r>
           </w:p>
         </w:tc>
@@ -21305,12 +21779,21 @@
                 <w:szCs w:val="26"/>
               </w:rPr>
             </w:pPr>
+            <w:proofErr w:type="gramStart"/>
             <w:r>
               <w:rPr>
                 <w:sz w:val="26"/>
                 <w:szCs w:val="26"/>
               </w:rPr>
-              <w:t>NVARCHAR(500)</w:t>
+              <w:t>NVARCHAR(</w:t>
+            </w:r>
+            <w:proofErr w:type="gramEnd"/>
+            <w:r>
+              <w:rPr>
+                <w:sz w:val="26"/>
+                <w:szCs w:val="26"/>
+              </w:rPr>
+              <w:t>500)</w:t>
             </w:r>
           </w:p>
         </w:tc>
@@ -21376,6 +21859,7 @@
                 <w:sz w:val="26"/>
                 <w:szCs w:val="26"/>
               </w:rPr>
+              <w:lastRenderedPageBreak/>
               <w:t>5</w:t>
             </w:r>
           </w:p>
@@ -21909,8 +22393,13 @@
                 <w:szCs w:val="26"/>
               </w:rPr>
             </w:pPr>
+            <w:proofErr w:type="gramStart"/>
             <w:r>
-              <w:t>NVARCHAR(200)</w:t>
+              <w:t>NVARCHAR(</w:t>
+            </w:r>
+            <w:proofErr w:type="gramEnd"/>
+            <w:r>
+              <w:t>200)</w:t>
             </w:r>
           </w:p>
         </w:tc>
@@ -22176,8 +22665,13 @@
                 <w:szCs w:val="26"/>
               </w:rPr>
             </w:pPr>
+            <w:proofErr w:type="gramStart"/>
             <w:r>
-              <w:t>DECIMAL(18, 0)</w:t>
+              <w:t>DECIMAL(</w:t>
+            </w:r>
+            <w:proofErr w:type="gramEnd"/>
+            <w:r>
+              <w:t>18, 0)</w:t>
             </w:r>
           </w:p>
         </w:tc>
@@ -22263,8 +22757,13 @@
                 <w:szCs w:val="26"/>
               </w:rPr>
             </w:pPr>
+            <w:proofErr w:type="gramStart"/>
             <w:r>
-              <w:t>DECIMAL(18, 0)</w:t>
+              <w:t>DECIMAL(</w:t>
+            </w:r>
+            <w:proofErr w:type="gramEnd"/>
+            <w:r>
+              <w:t>18, 0)</w:t>
             </w:r>
           </w:p>
         </w:tc>
@@ -22317,7 +22816,6 @@
               </w:rPr>
             </w:pPr>
             <w:r>
-              <w:lastRenderedPageBreak/>
               <w:t>7</w:t>
             </w:r>
           </w:p>
@@ -22492,6 +22990,7 @@
               </w:rPr>
             </w:pPr>
             <w:r>
+              <w:lastRenderedPageBreak/>
               <w:t>9</w:t>
             </w:r>
           </w:p>
@@ -22525,8 +23024,13 @@
                 <w:szCs w:val="26"/>
               </w:rPr>
             </w:pPr>
+            <w:proofErr w:type="gramStart"/>
             <w:r>
-              <w:t>VARCHAR(255)</w:t>
+              <w:t>VARCHAR(</w:t>
+            </w:r>
+            <w:proofErr w:type="gramEnd"/>
+            <w:r>
+              <w:t>255)</w:t>
             </w:r>
           </w:p>
         </w:tc>
@@ -23235,12 +23739,21 @@
                 <w:szCs w:val="26"/>
               </w:rPr>
             </w:pPr>
+            <w:proofErr w:type="gramStart"/>
             <w:r>
               <w:rPr>
                 <w:sz w:val="26"/>
                 <w:szCs w:val="26"/>
               </w:rPr>
-              <w:t>NVARCHAR(100)</w:t>
+              <w:t>NVARCHAR(</w:t>
+            </w:r>
+            <w:proofErr w:type="gramEnd"/>
+            <w:r>
+              <w:rPr>
+                <w:sz w:val="26"/>
+                <w:szCs w:val="26"/>
+              </w:rPr>
+              <w:t>100)</w:t>
             </w:r>
           </w:p>
         </w:tc>
@@ -23342,12 +23855,21 @@
                 <w:szCs w:val="26"/>
               </w:rPr>
             </w:pPr>
+            <w:proofErr w:type="gramStart"/>
             <w:r>
               <w:rPr>
                 <w:sz w:val="26"/>
                 <w:szCs w:val="26"/>
               </w:rPr>
-              <w:t>NVARCHAR(50)</w:t>
+              <w:t>NVARCHAR(</w:t>
+            </w:r>
+            <w:proofErr w:type="gramEnd"/>
+            <w:r>
+              <w:rPr>
+                <w:sz w:val="26"/>
+                <w:szCs w:val="26"/>
+              </w:rPr>
+              <w:t>50)</w:t>
             </w:r>
           </w:p>
         </w:tc>
@@ -23449,12 +23971,21 @@
                 <w:szCs w:val="26"/>
               </w:rPr>
             </w:pPr>
+            <w:proofErr w:type="gramStart"/>
             <w:r>
               <w:rPr>
                 <w:sz w:val="26"/>
                 <w:szCs w:val="26"/>
               </w:rPr>
-              <w:t>NVARCHAR(100)</w:t>
+              <w:t>NVARCHAR(</w:t>
+            </w:r>
+            <w:proofErr w:type="gramEnd"/>
+            <w:r>
+              <w:rPr>
+                <w:sz w:val="26"/>
+                <w:szCs w:val="26"/>
+              </w:rPr>
+              <w:t>100)</w:t>
             </w:r>
           </w:p>
         </w:tc>
@@ -23517,7 +24048,6 @@
                 <w:sz w:val="26"/>
                 <w:szCs w:val="26"/>
               </w:rPr>
-              <w:lastRenderedPageBreak/>
               <w:t>6</w:t>
             </w:r>
           </w:p>
@@ -23557,12 +24087,21 @@
                 <w:szCs w:val="26"/>
               </w:rPr>
             </w:pPr>
+            <w:proofErr w:type="gramStart"/>
             <w:r>
               <w:rPr>
                 <w:sz w:val="26"/>
                 <w:szCs w:val="26"/>
               </w:rPr>
-              <w:t>NVARCHAR(100)</w:t>
+              <w:t>NVARCHAR(</w:t>
+            </w:r>
+            <w:proofErr w:type="gramEnd"/>
+            <w:r>
+              <w:rPr>
+                <w:sz w:val="26"/>
+                <w:szCs w:val="26"/>
+              </w:rPr>
+              <w:t>100)</w:t>
             </w:r>
           </w:p>
         </w:tc>
@@ -23664,12 +24203,21 @@
                 <w:szCs w:val="26"/>
               </w:rPr>
             </w:pPr>
+            <w:proofErr w:type="gramStart"/>
             <w:r>
               <w:rPr>
                 <w:sz w:val="26"/>
                 <w:szCs w:val="26"/>
               </w:rPr>
-              <w:t>NVARCHAR(100)</w:t>
+              <w:t>NVARCHAR(</w:t>
+            </w:r>
+            <w:proofErr w:type="gramEnd"/>
+            <w:r>
+              <w:rPr>
+                <w:sz w:val="26"/>
+                <w:szCs w:val="26"/>
+              </w:rPr>
+              <w:t>100)</w:t>
             </w:r>
           </w:p>
         </w:tc>
@@ -23732,6 +24280,7 @@
                 <w:sz w:val="26"/>
                 <w:szCs w:val="26"/>
               </w:rPr>
+              <w:lastRenderedPageBreak/>
               <w:t>8</w:t>
             </w:r>
           </w:p>
@@ -23771,12 +24320,21 @@
                 <w:szCs w:val="26"/>
               </w:rPr>
             </w:pPr>
+            <w:proofErr w:type="gramStart"/>
             <w:r>
               <w:rPr>
                 <w:sz w:val="26"/>
                 <w:szCs w:val="26"/>
               </w:rPr>
-              <w:t>NVARCHAR(50)</w:t>
+              <w:t>NVARCHAR(</w:t>
+            </w:r>
+            <w:proofErr w:type="gramEnd"/>
+            <w:r>
+              <w:rPr>
+                <w:sz w:val="26"/>
+                <w:szCs w:val="26"/>
+              </w:rPr>
+              <w:t>50)</w:t>
             </w:r>
           </w:p>
         </w:tc>
@@ -23878,12 +24436,21 @@
                 <w:szCs w:val="26"/>
               </w:rPr>
             </w:pPr>
+            <w:proofErr w:type="gramStart"/>
             <w:r>
               <w:rPr>
                 <w:sz w:val="26"/>
                 <w:szCs w:val="26"/>
               </w:rPr>
-              <w:t>NVARCHAR(50)</w:t>
+              <w:t>NVARCHAR(</w:t>
+            </w:r>
+            <w:proofErr w:type="gramEnd"/>
+            <w:r>
+              <w:rPr>
+                <w:sz w:val="26"/>
+                <w:szCs w:val="26"/>
+              </w:rPr>
+              <w:t>50)</w:t>
             </w:r>
           </w:p>
         </w:tc>
@@ -23985,12 +24552,21 @@
                 <w:szCs w:val="26"/>
               </w:rPr>
             </w:pPr>
+            <w:proofErr w:type="gramStart"/>
             <w:r>
               <w:rPr>
                 <w:sz w:val="26"/>
                 <w:szCs w:val="26"/>
               </w:rPr>
-              <w:t>NVARCHAR(50)</w:t>
+              <w:t>NVARCHAR(</w:t>
+            </w:r>
+            <w:proofErr w:type="gramEnd"/>
+            <w:r>
+              <w:rPr>
+                <w:sz w:val="26"/>
+                <w:szCs w:val="26"/>
+              </w:rPr>
+              <w:t>50)</w:t>
             </w:r>
           </w:p>
         </w:tc>
@@ -24092,12 +24668,21 @@
                 <w:szCs w:val="26"/>
               </w:rPr>
             </w:pPr>
+            <w:proofErr w:type="gramStart"/>
             <w:r>
               <w:rPr>
                 <w:sz w:val="26"/>
                 <w:szCs w:val="26"/>
               </w:rPr>
-              <w:t>NVARCHAR(50)</w:t>
+              <w:t>NVARCHAR(</w:t>
+            </w:r>
+            <w:proofErr w:type="gramEnd"/>
+            <w:r>
+              <w:rPr>
+                <w:sz w:val="26"/>
+                <w:szCs w:val="26"/>
+              </w:rPr>
+              <w:t>50)</w:t>
             </w:r>
           </w:p>
         </w:tc>
@@ -24199,12 +24784,21 @@
                 <w:szCs w:val="26"/>
               </w:rPr>
             </w:pPr>
+            <w:proofErr w:type="gramStart"/>
             <w:r>
               <w:rPr>
                 <w:sz w:val="26"/>
                 <w:szCs w:val="26"/>
               </w:rPr>
-              <w:t>NVARCHAR(50)</w:t>
+              <w:t>NVARCHAR(</w:t>
+            </w:r>
+            <w:proofErr w:type="gramEnd"/>
+            <w:r>
+              <w:rPr>
+                <w:sz w:val="26"/>
+                <w:szCs w:val="26"/>
+              </w:rPr>
+              <w:t>50)</w:t>
             </w:r>
           </w:p>
         </w:tc>
@@ -24306,12 +24900,21 @@
                 <w:szCs w:val="26"/>
               </w:rPr>
             </w:pPr>
+            <w:proofErr w:type="gramStart"/>
             <w:r>
               <w:rPr>
                 <w:sz w:val="26"/>
                 <w:szCs w:val="26"/>
               </w:rPr>
-              <w:t>NVARCHAR(50)</w:t>
+              <w:t>NVARCHAR(</w:t>
+            </w:r>
+            <w:proofErr w:type="gramEnd"/>
+            <w:r>
+              <w:rPr>
+                <w:sz w:val="26"/>
+                <w:szCs w:val="26"/>
+              </w:rPr>
+              <w:t>50)</w:t>
             </w:r>
           </w:p>
         </w:tc>
@@ -24910,7 +25513,6 @@
                 <w:sz w:val="26"/>
                 <w:szCs w:val="26"/>
               </w:rPr>
-              <w:lastRenderedPageBreak/>
               <w:t>3</w:t>
             </w:r>
           </w:p>
@@ -24950,12 +25552,21 @@
                 <w:szCs w:val="26"/>
               </w:rPr>
             </w:pPr>
+            <w:proofErr w:type="gramStart"/>
             <w:r>
               <w:rPr>
                 <w:sz w:val="26"/>
                 <w:szCs w:val="26"/>
               </w:rPr>
-              <w:t>VARCHAR(255)</w:t>
+              <w:t>VARCHAR(</w:t>
+            </w:r>
+            <w:proofErr w:type="gramEnd"/>
+            <w:r>
+              <w:rPr>
+                <w:sz w:val="26"/>
+                <w:szCs w:val="26"/>
+              </w:rPr>
+              <w:t>255)</w:t>
             </w:r>
           </w:p>
         </w:tc>
@@ -25691,12 +26302,21 @@
                 <w:szCs w:val="26"/>
               </w:rPr>
             </w:pPr>
+            <w:proofErr w:type="gramStart"/>
             <w:r>
               <w:rPr>
                 <w:sz w:val="26"/>
                 <w:szCs w:val="26"/>
               </w:rPr>
-              <w:t>NVARCHAR(100)</w:t>
+              <w:t>NVARCHAR(</w:t>
+            </w:r>
+            <w:proofErr w:type="gramEnd"/>
+            <w:r>
+              <w:rPr>
+                <w:sz w:val="26"/>
+                <w:szCs w:val="26"/>
+              </w:rPr>
+              <w:t>100)</w:t>
             </w:r>
           </w:p>
         </w:tc>
@@ -25798,12 +26418,21 @@
                 <w:szCs w:val="26"/>
               </w:rPr>
             </w:pPr>
+            <w:proofErr w:type="gramStart"/>
             <w:r>
               <w:rPr>
                 <w:sz w:val="26"/>
                 <w:szCs w:val="26"/>
               </w:rPr>
-              <w:t>VARCHAR(15)</w:t>
+              <w:t>VARCHAR(</w:t>
+            </w:r>
+            <w:proofErr w:type="gramEnd"/>
+            <w:r>
+              <w:rPr>
+                <w:sz w:val="26"/>
+                <w:szCs w:val="26"/>
+              </w:rPr>
+              <w:t>15)</w:t>
             </w:r>
           </w:p>
         </w:tc>
@@ -25905,12 +26534,21 @@
                 <w:szCs w:val="26"/>
               </w:rPr>
             </w:pPr>
+            <w:proofErr w:type="gramStart"/>
             <w:r>
               <w:rPr>
                 <w:sz w:val="26"/>
                 <w:szCs w:val="26"/>
               </w:rPr>
-              <w:t>NVARCHAR(255)</w:t>
+              <w:t>NVARCHAR(</w:t>
+            </w:r>
+            <w:proofErr w:type="gramEnd"/>
+            <w:r>
+              <w:rPr>
+                <w:sz w:val="26"/>
+                <w:szCs w:val="26"/>
+              </w:rPr>
+              <w:t>255)</w:t>
             </w:r>
           </w:p>
         </w:tc>
@@ -26012,12 +26650,21 @@
                 <w:szCs w:val="26"/>
               </w:rPr>
             </w:pPr>
+            <w:proofErr w:type="gramStart"/>
             <w:r>
               <w:rPr>
                 <w:sz w:val="26"/>
                 <w:szCs w:val="26"/>
               </w:rPr>
-              <w:t>DECIMAL(18, 0)</w:t>
+              <w:t>DECIMAL(</w:t>
+            </w:r>
+            <w:proofErr w:type="gramEnd"/>
+            <w:r>
+              <w:rPr>
+                <w:sz w:val="26"/>
+                <w:szCs w:val="26"/>
+              </w:rPr>
+              <w:t>18, 0)</w:t>
             </w:r>
           </w:p>
         </w:tc>
@@ -26171,15 +26818,7 @@
                 <w:sz w:val="26"/>
                 <w:szCs w:val="26"/>
               </w:rPr>
-              <w:t xml:space="preserve"> 0 = Chờ xác nhận, 1 = Đang vận </w:t>
-            </w:r>
-            <w:r>
-              <w:rPr>
-                <w:sz w:val="26"/>
-                <w:szCs w:val="26"/>
-              </w:rPr>
-              <w:lastRenderedPageBreak/>
-              <w:t>chuyển, 2 = Đã giao hàng thành công, 3 = Đã hủy.</w:t>
+              <w:t xml:space="preserve"> 0 = Chờ xác nhận, 1 = Đang vận chuyển, 2 = Đã giao hàng thành công, 3 = Đã hủy.</w:t>
             </w:r>
           </w:p>
         </w:tc>
@@ -26243,12 +26882,21 @@
                 <w:szCs w:val="26"/>
               </w:rPr>
             </w:pPr>
+            <w:proofErr w:type="gramStart"/>
             <w:r>
               <w:rPr>
                 <w:sz w:val="26"/>
                 <w:szCs w:val="26"/>
               </w:rPr>
-              <w:t>NVARCHAR(50)</w:t>
+              <w:t>NVARCHAR(</w:t>
+            </w:r>
+            <w:proofErr w:type="gramEnd"/>
+            <w:r>
+              <w:rPr>
+                <w:sz w:val="26"/>
+                <w:szCs w:val="26"/>
+              </w:rPr>
+              <w:t>50)</w:t>
             </w:r>
           </w:p>
         </w:tc>
@@ -26350,12 +26998,21 @@
                 <w:szCs w:val="26"/>
               </w:rPr>
             </w:pPr>
+            <w:proofErr w:type="gramStart"/>
             <w:r>
               <w:rPr>
                 <w:sz w:val="26"/>
                 <w:szCs w:val="26"/>
               </w:rPr>
-              <w:t>NVARCHAR(500)</w:t>
+              <w:t>NVARCHAR(</w:t>
+            </w:r>
+            <w:proofErr w:type="gramEnd"/>
+            <w:r>
+              <w:rPr>
+                <w:sz w:val="26"/>
+                <w:szCs w:val="26"/>
+              </w:rPr>
+              <w:t>500)</w:t>
             </w:r>
           </w:p>
         </w:tc>
@@ -26418,6 +27075,7 @@
                 <w:sz w:val="26"/>
                 <w:szCs w:val="26"/>
               </w:rPr>
+              <w:lastRenderedPageBreak/>
               <w:t>10</w:t>
             </w:r>
           </w:p>
@@ -27304,12 +27962,21 @@
                 <w:szCs w:val="26"/>
               </w:rPr>
             </w:pPr>
+            <w:proofErr w:type="gramStart"/>
             <w:r>
               <w:rPr>
                 <w:sz w:val="26"/>
                 <w:szCs w:val="26"/>
               </w:rPr>
-              <w:t>DECIMAL(18, 0)</w:t>
+              <w:t>DECIMAL(</w:t>
+            </w:r>
+            <w:proofErr w:type="gramEnd"/>
+            <w:r>
+              <w:rPr>
+                <w:sz w:val="26"/>
+                <w:szCs w:val="26"/>
+              </w:rPr>
+              <w:t>18, 0)</w:t>
             </w:r>
           </w:p>
         </w:tc>
@@ -27369,7 +28036,6 @@
       </w:pPr>
       <w:bookmarkStart w:id="42" w:name="_Toc242187676"/>
       <w:r>
-        <w:lastRenderedPageBreak/>
         <w:t>Lược đồ Usecase</w:t>
       </w:r>
       <w:bookmarkEnd w:id="42"/>
@@ -27385,19 +28051,40 @@
       </w:pPr>
       <w:r>
         <w:rPr>
+          <w:sz w:val="26"/>
+          <w:szCs w:val="26"/>
+        </w:rPr>
+        <w:t>Lược đồ Use Case giúp biểu diễn trực quan các chức năng mà hệ thống cung cấp và những ai (Actor) có quyền tương tác với các chức năng đó. Trong hệ thống website bán laptop, có hai tác nhân (Actor) chính tham gia vào quy trình là: Khách hàng (User) và Quản trị viên (Admin).</w:t>
+      </w:r>
+    </w:p>
+    <w:p>
+      <w:pPr>
+        <w:pStyle w:val="Caption"/>
+        <w:jc w:val="center"/>
+        <w:rPr>
+          <w:i w:val="0"/>
+          <w:iCs w:val="0"/>
+          <w:sz w:val="26"/>
+          <w:szCs w:val="26"/>
+        </w:rPr>
+      </w:pPr>
+      <w:bookmarkStart w:id="43" w:name="_Toc242220193"/>
+      <w:r>
+        <w:rPr>
           <w:noProof/>
         </w:rPr>
+        <w:lastRenderedPageBreak/>
         <w:drawing>
-          <wp:anchor distT="0" distB="0" distL="114300" distR="114300" simplePos="0" relativeHeight="251661824" behindDoc="1" locked="0" layoutInCell="1" allowOverlap="1" wp14:anchorId="07587BD3" wp14:editId="501E5EA4">
+          <wp:anchor distT="0" distB="0" distL="114300" distR="114300" simplePos="0" relativeHeight="251661824" behindDoc="1" locked="0" layoutInCell="1" allowOverlap="1" wp14:anchorId="07587BD3" wp14:editId="2891C63A">
             <wp:simplePos x="0" y="0"/>
             <wp:positionH relativeFrom="margin">
-              <wp:align>right</wp:align>
+              <wp:posOffset>24130</wp:posOffset>
             </wp:positionH>
             <wp:positionV relativeFrom="paragraph">
-              <wp:posOffset>1178734</wp:posOffset>
+              <wp:posOffset>0</wp:posOffset>
             </wp:positionV>
-            <wp:extent cx="5756275" cy="6442075"/>
-            <wp:effectExtent l="0" t="0" r="0" b="0"/>
+            <wp:extent cx="5756275" cy="3237865"/>
+            <wp:effectExtent l="0" t="0" r="0" b="635"/>
             <wp:wrapTopAndBottom/>
             <wp:docPr id="26" name="Picture 26"/>
             <wp:cNvGraphicFramePr>
@@ -27407,20 +28094,19 @@
               <a:graphicData uri="http://schemas.openxmlformats.org/drawingml/2006/picture">
                 <pic:pic xmlns:pic="http://schemas.openxmlformats.org/drawingml/2006/picture">
                   <pic:nvPicPr>
-                    <pic:cNvPr id="0" name="Picture 1"/>
+                    <pic:cNvPr id="26" name="Picture 26"/>
                     <pic:cNvPicPr>
                       <a:picLocks noChangeAspect="1" noChangeArrowheads="1"/>
                     </pic:cNvPicPr>
                   </pic:nvPicPr>
                   <pic:blipFill>
-                    <a:blip r:embed="rId15">
+                    <a:blip r:embed="rId15" cstate="print">
                       <a:extLst>
                         <a:ext uri="{28A0092B-C50C-407E-A947-70E740481C1C}">
                           <a14:useLocalDpi xmlns:a14="http://schemas.microsoft.com/office/drawing/2010/main" val="0"/>
                         </a:ext>
                       </a:extLst>
                     </a:blip>
-                    <a:srcRect/>
                     <a:stretch>
                       <a:fillRect/>
                     </a:stretch>
@@ -27428,7 +28114,7 @@
                   <pic:spPr bwMode="auto">
                     <a:xfrm>
                       <a:off x="0" y="0"/>
-                      <a:ext cx="5756275" cy="6442075"/>
+                      <a:ext cx="5756275" cy="3237865"/>
                     </a:xfrm>
                     <a:prstGeom prst="rect">
                       <a:avLst/>
@@ -27441,6 +28127,9 @@
                 </pic:pic>
               </a:graphicData>
             </a:graphic>
+            <wp14:sizeRelV relativeFrom="margin">
+              <wp14:pctHeight>0</wp14:pctHeight>
+            </wp14:sizeRelV>
           </wp:anchor>
         </w:drawing>
       </w:r>
@@ -27449,26 +28138,6 @@
           <w:sz w:val="26"/>
           <w:szCs w:val="26"/>
         </w:rPr>
-        <w:t>Lược đồ Use Case giúp biểu diễn trực quan các chức năng mà hệ thống cung cấp và những ai (Actor) có quyền tương tác với các chức năng đó. Trong hệ thống website bán laptop, có hai tác nhân (Actor) chính tham gia vào quy trình là: Khách hàng (User) và Quản trị viên (Admin).</w:t>
-      </w:r>
-    </w:p>
-    <w:p>
-      <w:pPr>
-        <w:pStyle w:val="Caption"/>
-        <w:jc w:val="center"/>
-        <w:rPr>
-          <w:i w:val="0"/>
-          <w:iCs w:val="0"/>
-          <w:sz w:val="26"/>
-          <w:szCs w:val="26"/>
-        </w:rPr>
-      </w:pPr>
-      <w:bookmarkStart w:id="43" w:name="_Toc242187845"/>
-      <w:r>
-        <w:rPr>
-          <w:sz w:val="26"/>
-          <w:szCs w:val="26"/>
-        </w:rPr>
         <w:t xml:space="preserve">Hình </w:t>
       </w:r>
       <w:r>
@@ -27595,7 +28264,6 @@
         <w:rPr>
           <w:lang w:val="en-US"/>
         </w:rPr>
-        <w:lastRenderedPageBreak/>
         <w:t>Nhóm Use case của Khách hàng (User)</w:t>
       </w:r>
       <w:bookmarkEnd w:id="44"/>
@@ -27818,6 +28486,7 @@
         <w:rPr>
           <w:lang w:val="en-US"/>
         </w:rPr>
+        <w:lastRenderedPageBreak/>
         <w:t>Nhóm Use case của Quản trị viên (Admin)</w:t>
       </w:r>
       <w:bookmarkEnd w:id="45"/>
@@ -27949,7 +28618,6 @@
           <w:sz w:val="26"/>
           <w:szCs w:val="26"/>
         </w:rPr>
-        <w:lastRenderedPageBreak/>
         <w:t>UC Quản lý Sản phẩm:</w:t>
       </w:r>
     </w:p>
@@ -28303,12 +28971,9 @@
     </w:p>
     <w:p>
       <w:pPr>
+        <w:keepNext/>
         <w:spacing w:before="120" w:after="120" w:line="360" w:lineRule="auto"/>
         <w:ind w:firstLine="357"/>
-        <w:rPr>
-          <w:sz w:val="26"/>
-          <w:szCs w:val="26"/>
-        </w:rPr>
       </w:pPr>
       <w:r>
         <w:rPr>
@@ -28317,47 +28982,175 @@
         </w:rPr>
         <w:t>Trang chủ là nơi hiển thị danh sách các mẫu laptop nổi bật, mới nhất. Các sản phẩm được bố cục dạng lưới (Grid/Card) gọn gàng, có hiển thị trực quan thông tin giá gốc và giá khuyến mãi.</w:t>
       </w:r>
-    </w:p>
-    <w:p>
-      <w:pPr>
-        <w:spacing w:before="120" w:after="120" w:line="360" w:lineRule="auto"/>
-        <w:rPr>
-          <w:sz w:val="26"/>
-          <w:szCs w:val="26"/>
-        </w:rPr>
-      </w:pPr>
-      <w:r>
-        <w:rPr>
-          <w:sz w:val="26"/>
-          <w:szCs w:val="26"/>
-        </w:rPr>
-        <w:t>[</w:t>
-      </w:r>
-      <w:r>
-        <w:rPr>
-          <w:rFonts w:ascii="Segoe UI Emoji" w:hAnsi="Segoe UI Emoji" w:cs="Segoe UI Emoji"/>
-          <w:sz w:val="26"/>
-          <w:szCs w:val="26"/>
-        </w:rPr>
-        <w:t>📍</w:t>
-      </w:r>
-      <w:r>
-        <w:rPr>
-          <w:sz w:val="26"/>
-          <w:szCs w:val="26"/>
-        </w:rPr>
-        <w:t xml:space="preserve"> CHÈN HÌNH CHỤP TOÀN BỘ TRANG CHỦ TẠI ĐÂY] (Gợi ý tên hình bên dưới: Hình 3.1. Giao diện trang chủ của website)</w:t>
-      </w:r>
+      <w:r>
+        <w:rPr>
+          <w:noProof/>
+        </w:rPr>
+        <w:t xml:space="preserve"> </w:t>
+      </w:r>
+      <w:r>
+        <w:rPr>
+          <w:noProof/>
+        </w:rPr>
+        <w:drawing>
+          <wp:inline distT="0" distB="0" distL="0" distR="0" wp14:anchorId="429586E6" wp14:editId="30730103">
+            <wp:extent cx="5760720" cy="3240405"/>
+            <wp:effectExtent l="0" t="0" r="0" b="0"/>
+            <wp:docPr id="2102790435" name="Picture 1"/>
+            <wp:cNvGraphicFramePr>
+              <a:graphicFrameLocks xmlns:a="http://schemas.openxmlformats.org/drawingml/2006/main" noChangeAspect="1"/>
+            </wp:cNvGraphicFramePr>
+            <a:graphic xmlns:a="http://schemas.openxmlformats.org/drawingml/2006/main">
+              <a:graphicData uri="http://schemas.openxmlformats.org/drawingml/2006/picture">
+                <pic:pic xmlns:pic="http://schemas.openxmlformats.org/drawingml/2006/picture">
+                  <pic:nvPicPr>
+                    <pic:cNvPr id="2102790435" name=""/>
+                    <pic:cNvPicPr/>
+                  </pic:nvPicPr>
+                  <pic:blipFill>
+                    <a:blip r:embed="rId16"/>
+                    <a:stretch>
+                      <a:fillRect/>
+                    </a:stretch>
+                  </pic:blipFill>
+                  <pic:spPr>
+                    <a:xfrm>
+                      <a:off x="0" y="0"/>
+                      <a:ext cx="5760720" cy="3240405"/>
+                    </a:xfrm>
+                    <a:prstGeom prst="rect">
+                      <a:avLst/>
+                    </a:prstGeom>
+                  </pic:spPr>
+                </pic:pic>
+              </a:graphicData>
+            </a:graphic>
+          </wp:inline>
+        </w:drawing>
+      </w:r>
+    </w:p>
+    <w:p>
+      <w:pPr>
+        <w:pStyle w:val="Caption"/>
+        <w:jc w:val="center"/>
+        <w:rPr>
+          <w:sz w:val="26"/>
+          <w:szCs w:val="26"/>
+        </w:rPr>
+      </w:pPr>
+      <w:bookmarkStart w:id="50" w:name="_Toc242220194"/>
+      <w:r>
+        <w:rPr>
+          <w:sz w:val="26"/>
+          <w:szCs w:val="26"/>
+        </w:rPr>
+        <w:t xml:space="preserve">Hình </w:t>
+      </w:r>
+      <w:r>
+        <w:rPr>
+          <w:sz w:val="26"/>
+          <w:szCs w:val="26"/>
+        </w:rPr>
+        <w:fldChar w:fldCharType="begin"/>
+      </w:r>
+      <w:r>
+        <w:rPr>
+          <w:sz w:val="26"/>
+          <w:szCs w:val="26"/>
+        </w:rPr>
+        <w:instrText xml:space="preserve"> STYLEREF 1 \s </w:instrText>
+      </w:r>
+      <w:r>
+        <w:rPr>
+          <w:sz w:val="26"/>
+          <w:szCs w:val="26"/>
+        </w:rPr>
+        <w:fldChar w:fldCharType="separate"/>
+      </w:r>
+      <w:r>
+        <w:rPr>
+          <w:noProof/>
+          <w:sz w:val="26"/>
+          <w:szCs w:val="26"/>
+        </w:rPr>
+        <w:t>3</w:t>
+      </w:r>
+      <w:r>
+        <w:rPr>
+          <w:sz w:val="26"/>
+          <w:szCs w:val="26"/>
+        </w:rPr>
+        <w:fldChar w:fldCharType="end"/>
+      </w:r>
+      <w:r>
+        <w:rPr>
+          <w:sz w:val="26"/>
+          <w:szCs w:val="26"/>
+        </w:rPr>
+        <w:noBreakHyphen/>
+      </w:r>
+      <w:r>
+        <w:rPr>
+          <w:sz w:val="26"/>
+          <w:szCs w:val="26"/>
+        </w:rPr>
+        <w:fldChar w:fldCharType="begin"/>
+      </w:r>
+      <w:r>
+        <w:rPr>
+          <w:sz w:val="26"/>
+          <w:szCs w:val="26"/>
+        </w:rPr>
+        <w:instrText xml:space="preserve"> SEQ Hình \* ARABIC \s 1 </w:instrText>
+      </w:r>
+      <w:r>
+        <w:rPr>
+          <w:sz w:val="26"/>
+          <w:szCs w:val="26"/>
+        </w:rPr>
+        <w:fldChar w:fldCharType="separate"/>
+      </w:r>
+      <w:r>
+        <w:rPr>
+          <w:noProof/>
+          <w:sz w:val="26"/>
+          <w:szCs w:val="26"/>
+        </w:rPr>
+        <w:t>1</w:t>
+      </w:r>
+      <w:r>
+        <w:rPr>
+          <w:sz w:val="26"/>
+          <w:szCs w:val="26"/>
+        </w:rPr>
+        <w:fldChar w:fldCharType="end"/>
+      </w:r>
+      <w:r>
+        <w:rPr>
+          <w:sz w:val="26"/>
+          <w:szCs w:val="26"/>
+        </w:rPr>
+        <w:t xml:space="preserve"> </w:t>
+      </w:r>
+      <w:r>
+        <w:rPr>
+          <w:sz w:val="26"/>
+          <w:szCs w:val="26"/>
+        </w:rPr>
+        <w:t>Giao diện trang chủ của website</w:t>
+      </w:r>
+      <w:bookmarkEnd w:id="50"/>
     </w:p>
     <w:p>
       <w:pPr>
         <w:pStyle w:val="Heading3"/>
       </w:pPr>
-      <w:bookmarkStart w:id="50" w:name="_Toc242187683"/>
-      <w:r>
+      <w:bookmarkStart w:id="51" w:name="_Toc242187683"/>
+      <w:r>
+        <w:lastRenderedPageBreak/>
         <w:t>Giao diện Xem chi tiết sản phẩm</w:t>
       </w:r>
-      <w:bookmarkEnd w:id="50"/>
+      <w:bookmarkEnd w:id="51"/>
     </w:p>
     <w:p>
       <w:pPr>
@@ -28378,100 +29171,167 @@
     </w:p>
     <w:p>
       <w:pPr>
+        <w:keepNext/>
         <w:spacing w:before="120" w:after="120" w:line="360" w:lineRule="auto"/>
-        <w:rPr>
-          <w:sz w:val="26"/>
-          <w:szCs w:val="26"/>
-        </w:rPr>
-      </w:pPr>
-      <w:r>
-        <w:rPr>
-          <w:sz w:val="26"/>
-          <w:szCs w:val="26"/>
-        </w:rPr>
-        <w:t>[</w:t>
-      </w:r>
-      <w:r>
-        <w:rPr>
-          <w:rFonts w:ascii="Segoe UI Emoji" w:hAnsi="Segoe UI Emoji" w:cs="Segoe UI Emoji"/>
-          <w:sz w:val="26"/>
-          <w:szCs w:val="26"/>
-        </w:rPr>
-        <w:t>📍</w:t>
-      </w:r>
-      <w:r>
-        <w:rPr>
-          <w:sz w:val="26"/>
-          <w:szCs w:val="26"/>
-        </w:rPr>
-        <w:t xml:space="preserve"> CHÈN HÌNH CHỤP TRANG CHI TIẾT SẢN PHẨM TẠI ĐÂY] (Gợi ý tên hình bên dưới: Hình 3.2. Giao diện xem thông tin chi tiết và cấu hình laptop)</w:t>
+      </w:pPr>
+      <w:r>
+        <w:rPr>
+          <w:noProof/>
+        </w:rPr>
+        <w:drawing>
+          <wp:inline distT="0" distB="0" distL="0" distR="0" wp14:anchorId="6F3CC7A9" wp14:editId="09C490D0">
+            <wp:extent cx="5760720" cy="3240405"/>
+            <wp:effectExtent l="0" t="0" r="0" b="0"/>
+            <wp:docPr id="245137152" name="Picture 1"/>
+            <wp:cNvGraphicFramePr>
+              <a:graphicFrameLocks xmlns:a="http://schemas.openxmlformats.org/drawingml/2006/main" noChangeAspect="1"/>
+            </wp:cNvGraphicFramePr>
+            <a:graphic xmlns:a="http://schemas.openxmlformats.org/drawingml/2006/main">
+              <a:graphicData uri="http://schemas.openxmlformats.org/drawingml/2006/picture">
+                <pic:pic xmlns:pic="http://schemas.openxmlformats.org/drawingml/2006/picture">
+                  <pic:nvPicPr>
+                    <pic:cNvPr id="245137152" name=""/>
+                    <pic:cNvPicPr/>
+                  </pic:nvPicPr>
+                  <pic:blipFill>
+                    <a:blip r:embed="rId17"/>
+                    <a:stretch>
+                      <a:fillRect/>
+                    </a:stretch>
+                  </pic:blipFill>
+                  <pic:spPr>
+                    <a:xfrm>
+                      <a:off x="0" y="0"/>
+                      <a:ext cx="5760720" cy="3240405"/>
+                    </a:xfrm>
+                    <a:prstGeom prst="rect">
+                      <a:avLst/>
+                    </a:prstGeom>
+                  </pic:spPr>
+                </pic:pic>
+              </a:graphicData>
+            </a:graphic>
+          </wp:inline>
+        </w:drawing>
+      </w:r>
+    </w:p>
+    <w:p>
+      <w:pPr>
+        <w:pStyle w:val="Caption"/>
+        <w:jc w:val="center"/>
+        <w:rPr>
+          <w:sz w:val="26"/>
+          <w:szCs w:val="26"/>
+        </w:rPr>
+      </w:pPr>
+      <w:r>
+        <w:rPr>
+          <w:sz w:val="26"/>
+          <w:szCs w:val="26"/>
+        </w:rPr>
+        <w:t xml:space="preserve">Hình </w:t>
+      </w:r>
+      <w:r>
+        <w:rPr>
+          <w:sz w:val="26"/>
+          <w:szCs w:val="26"/>
+        </w:rPr>
+        <w:fldChar w:fldCharType="begin"/>
+      </w:r>
+      <w:r>
+        <w:rPr>
+          <w:sz w:val="26"/>
+          <w:szCs w:val="26"/>
+        </w:rPr>
+        <w:instrText xml:space="preserve"> STYLEREF 1 \s </w:instrText>
+      </w:r>
+      <w:r>
+        <w:rPr>
+          <w:sz w:val="26"/>
+          <w:szCs w:val="26"/>
+        </w:rPr>
+        <w:fldChar w:fldCharType="separate"/>
+      </w:r>
+      <w:r>
+        <w:rPr>
+          <w:noProof/>
+          <w:sz w:val="26"/>
+          <w:szCs w:val="26"/>
+        </w:rPr>
+        <w:t>3</w:t>
+      </w:r>
+      <w:r>
+        <w:rPr>
+          <w:sz w:val="26"/>
+          <w:szCs w:val="26"/>
+        </w:rPr>
+        <w:fldChar w:fldCharType="end"/>
+      </w:r>
+      <w:r>
+        <w:rPr>
+          <w:sz w:val="26"/>
+          <w:szCs w:val="26"/>
+        </w:rPr>
+        <w:noBreakHyphen/>
+      </w:r>
+      <w:r>
+        <w:rPr>
+          <w:sz w:val="26"/>
+          <w:szCs w:val="26"/>
+        </w:rPr>
+        <w:fldChar w:fldCharType="begin"/>
+      </w:r>
+      <w:r>
+        <w:rPr>
+          <w:sz w:val="26"/>
+          <w:szCs w:val="26"/>
+        </w:rPr>
+        <w:instrText xml:space="preserve"> SEQ Hình \* ARABIC \s 1 </w:instrText>
+      </w:r>
+      <w:r>
+        <w:rPr>
+          <w:sz w:val="26"/>
+          <w:szCs w:val="26"/>
+        </w:rPr>
+        <w:fldChar w:fldCharType="separate"/>
+      </w:r>
+      <w:r>
+        <w:rPr>
+          <w:noProof/>
+          <w:sz w:val="26"/>
+          <w:szCs w:val="26"/>
+        </w:rPr>
+        <w:t>2</w:t>
+      </w:r>
+      <w:r>
+        <w:rPr>
+          <w:sz w:val="26"/>
+          <w:szCs w:val="26"/>
+        </w:rPr>
+        <w:fldChar w:fldCharType="end"/>
+      </w:r>
+      <w:r>
+        <w:rPr>
+          <w:sz w:val="26"/>
+          <w:szCs w:val="26"/>
+        </w:rPr>
+        <w:t xml:space="preserve"> </w:t>
+      </w:r>
+      <w:r>
+        <w:rPr>
+          <w:sz w:val="26"/>
+          <w:szCs w:val="26"/>
+        </w:rPr>
+        <w:t>Giao diện xem thông tin chi tiết và cấu hình laptop</w:t>
       </w:r>
     </w:p>
     <w:p>
       <w:pPr>
         <w:pStyle w:val="Heading3"/>
       </w:pPr>
-      <w:bookmarkStart w:id="51" w:name="_Toc242187684"/>
-      <w:r>
-        <w:lastRenderedPageBreak/>
+      <w:bookmarkStart w:id="52" w:name="_Toc242187684"/>
+      <w:r>
         <w:t>Giao diện Giỏ hàng và Thanh toán</w:t>
-      </w:r>
-      <w:bookmarkEnd w:id="51"/>
-    </w:p>
-    <w:p>
-      <w:pPr>
-        <w:spacing w:before="120" w:after="120" w:line="360" w:lineRule="auto"/>
-        <w:rPr>
-          <w:sz w:val="26"/>
-          <w:szCs w:val="26"/>
-        </w:rPr>
-      </w:pPr>
-      <w:r>
-        <w:rPr>
-          <w:sz w:val="26"/>
-          <w:szCs w:val="26"/>
-        </w:rPr>
-        <w:t>Giao diện giỏ hàng cho phép khách hàng kiểm tra lại các mặt hàng đã chọn, điều chỉnh số lượng. Trang thanh toán yêu cầu người dùng điền thông tin nhận hàng rõ ràng trước khi bấm "Xác nhận đặt hàng".</w:t>
-      </w:r>
-    </w:p>
-    <w:p>
-      <w:pPr>
-        <w:spacing w:before="120" w:after="120" w:line="360" w:lineRule="auto"/>
-        <w:rPr>
-          <w:sz w:val="26"/>
-          <w:szCs w:val="26"/>
-        </w:rPr>
-      </w:pPr>
-      <w:r>
-        <w:rPr>
-          <w:sz w:val="26"/>
-          <w:szCs w:val="26"/>
-        </w:rPr>
-        <w:t>[</w:t>
-      </w:r>
-      <w:r>
-        <w:rPr>
-          <w:rFonts w:ascii="Segoe UI Emoji" w:hAnsi="Segoe UI Emoji" w:cs="Segoe UI Emoji"/>
-          <w:sz w:val="26"/>
-          <w:szCs w:val="26"/>
-        </w:rPr>
-        <w:t>📍</w:t>
-      </w:r>
-      <w:r>
-        <w:rPr>
-          <w:sz w:val="26"/>
-          <w:szCs w:val="26"/>
-        </w:rPr>
-        <w:t xml:space="preserve"> CHÈN HÌNH CHỤP TRANG GIỎ HÀNG HOẶC TRANG THANH TOÁN TẠI ĐÂY] (Gợi ý tên hình bên dưới: Hình 3.3. Giao diện quản lý giỏ hàng và điền thông tin thanh toán)</w:t>
-      </w:r>
-    </w:p>
-    <w:p>
-      <w:pPr>
-        <w:pStyle w:val="Heading3"/>
-      </w:pPr>
-      <w:bookmarkStart w:id="52" w:name="_Toc242187685"/>
-      <w:r>
-        <w:t>Giao diện Đăng ký / Đăng nhập</w:t>
       </w:r>
       <w:bookmarkEnd w:id="52"/>
     </w:p>
@@ -28489,6 +29349,64 @@
           <w:sz w:val="26"/>
           <w:szCs w:val="26"/>
         </w:rPr>
+        <w:t>Giao diện giỏ hàng cho phép khách hàng kiểm tra lại các mặt hàng đã chọn, điều chỉnh số lượng. Trang thanh toán yêu cầu người dùng điền thông tin nhận hàng rõ ràng trước khi bấm "Xác nhận đặt hàng".</w:t>
+      </w:r>
+    </w:p>
+    <w:p>
+      <w:pPr>
+        <w:spacing w:before="120" w:after="120" w:line="360" w:lineRule="auto"/>
+        <w:rPr>
+          <w:sz w:val="26"/>
+          <w:szCs w:val="26"/>
+        </w:rPr>
+      </w:pPr>
+      <w:r>
+        <w:rPr>
+          <w:sz w:val="26"/>
+          <w:szCs w:val="26"/>
+        </w:rPr>
+        <w:t>[</w:t>
+      </w:r>
+      <w:r>
+        <w:rPr>
+          <w:rFonts w:ascii="Segoe UI Emoji" w:hAnsi="Segoe UI Emoji" w:cs="Segoe UI Emoji"/>
+          <w:sz w:val="26"/>
+          <w:szCs w:val="26"/>
+        </w:rPr>
+        <w:t>📍</w:t>
+      </w:r>
+      <w:r>
+        <w:rPr>
+          <w:sz w:val="26"/>
+          <w:szCs w:val="26"/>
+        </w:rPr>
+        <w:t xml:space="preserve"> CHÈN HÌNH CHỤP TRANG GIỎ HÀNG HOẶC TRANG THANH TOÁN TẠI ĐÂY] (Gợi ý tên hình bên dưới: Hình 3.3. Giao diện quản lý giỏ hàng và điền thông tin thanh toán)</w:t>
+      </w:r>
+    </w:p>
+    <w:p>
+      <w:pPr>
+        <w:pStyle w:val="Heading3"/>
+      </w:pPr>
+      <w:bookmarkStart w:id="53" w:name="_Toc242187685"/>
+      <w:r>
+        <w:t>Giao diện Đăng ký / Đăng nhập</w:t>
+      </w:r>
+      <w:bookmarkEnd w:id="53"/>
+    </w:p>
+    <w:p>
+      <w:pPr>
+        <w:spacing w:before="120" w:after="120" w:line="360" w:lineRule="auto"/>
+        <w:ind w:firstLine="357"/>
+        <w:rPr>
+          <w:sz w:val="26"/>
+          <w:szCs w:val="26"/>
+        </w:rPr>
+      </w:pPr>
+      <w:r>
+        <w:rPr>
+          <w:sz w:val="26"/>
+          <w:szCs w:val="26"/>
+        </w:rPr>
         <w:t>Đ</w:t>
       </w:r>
       <w:r>
@@ -28549,21 +29467,22 @@
         <w:pStyle w:val="Heading2"/>
         <w:jc w:val="left"/>
       </w:pPr>
-      <w:bookmarkStart w:id="53" w:name="_Toc242187686"/>
-      <w:r>
+      <w:bookmarkStart w:id="54" w:name="_Toc242187686"/>
+      <w:r>
+        <w:lastRenderedPageBreak/>
         <w:t>Các giao diện chức năng phía Quản trị viên (Admin)</w:t>
       </w:r>
-      <w:bookmarkEnd w:id="53"/>
+      <w:bookmarkEnd w:id="54"/>
     </w:p>
     <w:p>
       <w:pPr>
         <w:pStyle w:val="Heading3"/>
       </w:pPr>
-      <w:bookmarkStart w:id="54" w:name="_Toc242187687"/>
+      <w:bookmarkStart w:id="55" w:name="_Toc242187687"/>
       <w:r>
         <w:t>Giao diện Bảng điều khiển</w:t>
       </w:r>
-      <w:bookmarkEnd w:id="54"/>
+      <w:bookmarkEnd w:id="55"/>
     </w:p>
     <w:p>
       <w:pPr>
@@ -28617,11 +29536,11 @@
       <w:pPr>
         <w:pStyle w:val="Heading3"/>
       </w:pPr>
-      <w:bookmarkStart w:id="55" w:name="_Toc242187688"/>
+      <w:bookmarkStart w:id="56" w:name="_Toc242187688"/>
       <w:r>
         <w:t>Giao diện Quản lý Sản phẩm</w:t>
       </w:r>
-      <w:bookmarkEnd w:id="55"/>
+      <w:bookmarkEnd w:id="56"/>
     </w:p>
     <w:p>
       <w:pPr>
@@ -28675,12 +29594,11 @@
       <w:pPr>
         <w:pStyle w:val="Heading3"/>
       </w:pPr>
-      <w:bookmarkStart w:id="56" w:name="_Toc242187689"/>
-      <w:r>
-        <w:lastRenderedPageBreak/>
+      <w:bookmarkStart w:id="57" w:name="_Toc242187689"/>
+      <w:r>
         <w:t>Giao diện Quản lý Đơn hàng</w:t>
       </w:r>
-      <w:bookmarkEnd w:id="56"/>
+      <w:bookmarkEnd w:id="57"/>
     </w:p>
     <w:p>
       <w:pPr>
@@ -28738,12 +29656,12 @@
       <w:r>
         <w:br w:type="page"/>
       </w:r>
-      <w:bookmarkStart w:id="57" w:name="_Toc242187690"/>
+      <w:bookmarkStart w:id="58" w:name="_Toc242187690"/>
       <w:r>
         <w:lastRenderedPageBreak/>
         <w:t>KẾT LUẬN VÀ HƯỚNG PHÁT TRIỂN</w:t>
       </w:r>
-      <w:bookmarkEnd w:id="57"/>
+      <w:bookmarkEnd w:id="58"/>
     </w:p>
     <w:p>
       <w:pPr>
@@ -28751,11 +29669,11 @@
         <w:spacing w:before="120" w:after="120" w:line="360" w:lineRule="auto"/>
         <w:jc w:val="left"/>
       </w:pPr>
-      <w:bookmarkStart w:id="58" w:name="_Toc242187691"/>
+      <w:bookmarkStart w:id="59" w:name="_Toc242187691"/>
       <w:r>
         <w:t>Kết luận</w:t>
       </w:r>
-      <w:bookmarkEnd w:id="58"/>
+      <w:bookmarkEnd w:id="59"/>
     </w:p>
     <w:p>
       <w:pPr>
@@ -28930,11 +29848,11 @@
         <w:pStyle w:val="Heading2"/>
         <w:jc w:val="left"/>
       </w:pPr>
-      <w:bookmarkStart w:id="59" w:name="_Toc242187692"/>
+      <w:bookmarkStart w:id="60" w:name="_Toc242187692"/>
       <w:r>
         <w:t>Hướng phát triển</w:t>
       </w:r>
-      <w:bookmarkEnd w:id="59"/>
+      <w:bookmarkEnd w:id="60"/>
     </w:p>
     <w:p>
       <w:pPr>
@@ -29082,12 +30000,12 @@
       <w:r>
         <w:br w:type="page"/>
       </w:r>
-      <w:bookmarkStart w:id="60" w:name="_Toc242187693"/>
+      <w:bookmarkStart w:id="61" w:name="_Toc242187693"/>
       <w:r>
         <w:lastRenderedPageBreak/>
         <w:t>DANH MỤC TÀI LIỆU THAM KHẢO</w:t>
       </w:r>
-      <w:bookmarkEnd w:id="60"/>
+      <w:bookmarkEnd w:id="61"/>
     </w:p>
     <w:sdt>
       <w:sdtPr>
@@ -29324,7 +30242,23 @@
               <w:sz w:val="26"/>
             </w:rPr>
             <w:tab/>
-            <w:t>“HttpSessionState Class (System.Web.SessionState) | Microsoft Learn.” Accessed: Oct. 05, 2026. [Online]. Available: https://learn.microsoft.com/en-us/dotnet/api/system.web.sessionstate.httpsessionstate?view=netframework-4.8.1</w:t>
+            <w:t>“HttpSessionState Class (</w:t>
+          </w:r>
+          <w:proofErr w:type="gramStart"/>
+          <w:r>
+            <w:rPr>
+              <w:color w:val="000000"/>
+              <w:sz w:val="26"/>
+            </w:rPr>
+            <w:t>System.Web.SessionState</w:t>
+          </w:r>
+          <w:proofErr w:type="gramEnd"/>
+          <w:r>
+            <w:rPr>
+              <w:color w:val="000000"/>
+              <w:sz w:val="26"/>
+            </w:rPr>
+            <w:t>) | Microsoft Learn.” Accessed: Oct. 05, 2026. [Online]. Available: https://learn.microsoft.com/en-us/dotnet/api/system.web.sessionstate.httpsessionstate?view=netframework-4.8.1</w:t>
           </w:r>
         </w:p>
         <w:p>
@@ -29380,7 +30314,23 @@
               <w:sz w:val="26"/>
             </w:rPr>
             <w:tab/>
-            <w:t>“System.Web.UI.WebControls Namespace | Microsoft Learn.” Accessed: Oct. 05, 2026. [Online]. Available: https://learn.microsoft.com/en-us/dotnet/api/system.web.ui.webcontrols?view=netframework-4.8.1</w:t>
+            <w:t>“System.Web.</w:t>
+          </w:r>
+          <w:proofErr w:type="gramStart"/>
+          <w:r>
+            <w:rPr>
+              <w:color w:val="000000"/>
+              <w:sz w:val="26"/>
+            </w:rPr>
+            <w:t>UI.WebControls</w:t>
+          </w:r>
+          <w:proofErr w:type="gramEnd"/>
+          <w:r>
+            <w:rPr>
+              <w:color w:val="000000"/>
+              <w:sz w:val="26"/>
+            </w:rPr>
+            <w:t xml:space="preserve"> Namespace | Microsoft Learn.” Accessed: Oct. 05, 2026. [Online]. Available: https://learn.microsoft.com/en-us/dotnet/api/system.web.ui.webcontrols?view=netframework-4.8.1</w:t>
           </w:r>
         </w:p>
         <w:p>
@@ -29409,7 +30359,23 @@
               <w:sz w:val="26"/>
             </w:rPr>
             <w:tab/>
-            <w:t>“FileUpload Class (System.Web.UI.WebControls) | Microsoft Learn.” Accessed: Oct. 05, 2026. [Online]. Available: https://learn.microsoft.com/en-us/dotnet/api/system.web.ui.webcontrols.fileupload?view=netframework-4.8.1</w:t>
+            <w:t>“FileUpload Class (System.Web.</w:t>
+          </w:r>
+          <w:proofErr w:type="gramStart"/>
+          <w:r>
+            <w:rPr>
+              <w:color w:val="000000"/>
+              <w:sz w:val="26"/>
+            </w:rPr>
+            <w:t>UI.WebControls</w:t>
+          </w:r>
+          <w:proofErr w:type="gramEnd"/>
+          <w:r>
+            <w:rPr>
+              <w:color w:val="000000"/>
+              <w:sz w:val="26"/>
+            </w:rPr>
+            <w:t>) | Microsoft Learn.” Accessed: Oct. 05, 2026. [Online]. Available: https://learn.microsoft.com/en-us/dotnet/api/system.web.ui.webcontrols.fileupload?view=netframework-4.8.1</w:t>
           </w:r>
         </w:p>
         <w:p>
@@ -29499,7 +30465,7 @@
 </file>
 
 <file path=word/endnotes.xml><?xml version="1.0" encoding="utf-8"?>
-<w:endnotes xmlns:wpc="http://schemas.microsoft.com/office/word/2010/wordprocessingCanvas" xmlns:cx="http://schemas.microsoft.com/office/drawing/2014/chartex" xmlns:cx1="http://schemas.microsoft.com/office/drawing/2015/9/8/chartex" xmlns:cx2="http://schemas.microsoft.com/office/drawing/2015/10/21/chartex" xmlns:cx3="http://schemas.microsoft.com/office/drawing/2016/5/9/chartex" xmlns:cx4="http://schemas.microsoft.com/office/drawing/2016/5/10/chartex" xmlns:cx5="http://schemas.microsoft.com/office/drawing/2016/5/11/chartex" xmlns:cx6="http://schemas.microsoft.com/office/drawing/2016/5/12/chartex" xmlns:cx7="http://schemas.microsoft.com/office/drawing/2016/5/13/chartex" xmlns:cx8="http://schemas.microsoft.com/office/drawing/2016/5/14/chartex" xmlns:mc="http://schemas.openxmlformats.org/markup-compatibility/2006" xmlns:aink="http://schemas.microsoft.com/office/drawing/2016/ink" xmlns:am3d="http://schemas.microsoft.com/office/drawing/2017/model3d" xmlns:o="urn:schemas-microsoft-com:office:office" xmlns:oel="http://schemas.microsoft.com/office/2019/extlst" xmlns:r="http://schemas.openxmlformats.org/officeDocument/2006/relationships" xmlns:m="http://schemas.openxmlformats.org/officeDocument/2006/math" xmlns:v="urn:schemas-microsoft-com:vml" xmlns:wp14="http://schemas.microsoft.com/office/word/2010/wordprocessingDrawing" xmlns:wp="http://schemas.openxmlformats.org/drawingml/2006/wordprocessingDrawing" xmlns:w10="urn:schemas-microsoft-com:office:word" xmlns:w="http://schemas.openxmlformats.org/wordprocessingml/2006/main" xmlns:w14="http://schemas.microsoft.com/office/word/2010/wordml" xmlns:w15="http://schemas.microsoft.com/office/word/2012/wordml" xmlns:w16cex="http://schemas.microsoft.com/office/word/2018/wordml/cex" xmlns:w16cid="http://schemas.microsoft.com/office/word/2016/wordml/cid" xmlns:w16="http://schemas.microsoft.com/office/word/2018/wordml" xmlns:w16sdtdh="http://schemas.microsoft.com/office/word/2020/wordml/sdtdatahash" xmlns:w16se="http://schemas.microsoft.com/office/word/2015/wordml/symex" xmlns:wpg="http://schemas.microsoft.com/office/word/2010/wordprocessingGroup" xmlns:wpi="http://schemas.microsoft.com/office/word/2010/wordprocessingInk" xmlns:wne="http://schemas.microsoft.com/office/word/2006/wordml" xmlns:wps="http://schemas.microsoft.com/office/word/2010/wordprocessingShape" mc:Ignorable="w14 w15 w16se w16cid w16 w16cex w16sdtdh wp14">
+<w:endnotes xmlns:wpc="http://schemas.microsoft.com/office/word/2010/wordprocessingCanvas" xmlns:cx="http://schemas.microsoft.com/office/drawing/2014/chartex" xmlns:cx1="http://schemas.microsoft.com/office/drawing/2015/9/8/chartex" xmlns:cx2="http://schemas.microsoft.com/office/drawing/2015/10/21/chartex" xmlns:cx3="http://schemas.microsoft.com/office/drawing/2016/5/9/chartex" xmlns:cx4="http://schemas.microsoft.com/office/drawing/2016/5/10/chartex" xmlns:cx5="http://schemas.microsoft.com/office/drawing/2016/5/11/chartex" xmlns:cx6="http://schemas.microsoft.com/office/drawing/2016/5/12/chartex" xmlns:cx7="http://schemas.microsoft.com/office/drawing/2016/5/13/chartex" xmlns:cx8="http://schemas.microsoft.com/office/drawing/2016/5/14/chartex" xmlns:mc="http://schemas.openxmlformats.org/markup-compatibility/2006" xmlns:aink="http://schemas.microsoft.com/office/drawing/2016/ink" xmlns:am3d="http://schemas.microsoft.com/office/drawing/2017/model3d" xmlns:o="urn:schemas-microsoft-com:office:office" xmlns:oel="http://schemas.microsoft.com/office/2019/extlst" xmlns:r="http://schemas.openxmlformats.org/officeDocument/2006/relationships" xmlns:m="http://schemas.openxmlformats.org/officeDocument/2006/math" xmlns:v="urn:schemas-microsoft-com:vml" xmlns:wp14="http://schemas.microsoft.com/office/word/2010/wordprocessingDrawing" xmlns:wp="http://schemas.openxmlformats.org/drawingml/2006/wordprocessingDrawing" xmlns:w10="urn:schemas-microsoft-com:office:word" xmlns:w="http://schemas.openxmlformats.org/wordprocessingml/2006/main" xmlns:w14="http://schemas.microsoft.com/office/word/2010/wordml" xmlns:w15="http://schemas.microsoft.com/office/word/2012/wordml" xmlns:w16cex="http://schemas.microsoft.com/office/word/2018/wordml/cex" xmlns:w16cid="http://schemas.microsoft.com/office/word/2016/wordml/cid" xmlns:w16="http://schemas.microsoft.com/office/word/2018/wordml" xmlns:w16du="http://schemas.microsoft.com/office/word/2023/wordml/word16du" xmlns:w16sdtdh="http://schemas.microsoft.com/office/word/2020/wordml/sdtdatahash" xmlns:w16sdtfl="http://schemas.microsoft.com/office/word/2024/wordml/sdtformatlock" xmlns:w16se="http://schemas.microsoft.com/office/word/2015/wordml/symex" xmlns:wpg="http://schemas.microsoft.com/office/word/2010/wordprocessingGroup" xmlns:wpi="http://schemas.microsoft.com/office/word/2010/wordprocessingInk" xmlns:wne="http://schemas.microsoft.com/office/word/2006/wordml" xmlns:wps="http://schemas.microsoft.com/office/word/2010/wordprocessingShape" mc:Ignorable="w14 w15 w16se w16cid w16 w16cex w16sdtdh w16sdtfl w16du wp14">
   <w:endnote w:type="separator" w:id="-1">
     <w:p>
       <w:r>
@@ -29518,7 +30484,7 @@
 </file>
 
 <file path=word/footer1.xml><?xml version="1.0" encoding="utf-8"?>
-<w:ftr xmlns:wpc="http://schemas.microsoft.com/office/word/2010/wordprocessingCanvas" xmlns:cx="http://schemas.microsoft.com/office/drawing/2014/chartex" xmlns:cx1="http://schemas.microsoft.com/office/drawing/2015/9/8/chartex" xmlns:cx2="http://schemas.microsoft.com/office/drawing/2015/10/21/chartex" xmlns:cx3="http://schemas.microsoft.com/office/drawing/2016/5/9/chartex" xmlns:cx4="http://schemas.microsoft.com/office/drawing/2016/5/10/chartex" xmlns:cx5="http://schemas.microsoft.com/office/drawing/2016/5/11/chartex" xmlns:cx6="http://schemas.microsoft.com/office/drawing/2016/5/12/chartex" xmlns:cx7="http://schemas.microsoft.com/office/drawing/2016/5/13/chartex" xmlns:cx8="http://schemas.microsoft.com/office/drawing/2016/5/14/chartex" xmlns:mc="http://schemas.openxmlformats.org/markup-compatibility/2006" xmlns:aink="http://schemas.microsoft.com/office/drawing/2016/ink" xmlns:am3d="http://schemas.microsoft.com/office/drawing/2017/model3d" xmlns:o="urn:schemas-microsoft-com:office:office" xmlns:oel="http://schemas.microsoft.com/office/2019/extlst" xmlns:r="http://schemas.openxmlformats.org/officeDocument/2006/relationships" xmlns:m="http://schemas.openxmlformats.org/officeDocument/2006/math" xmlns:v="urn:schemas-microsoft-com:vml" xmlns:wp14="http://schemas.microsoft.com/office/word/2010/wordprocessingDrawing" xmlns:wp="http://schemas.openxmlformats.org/drawingml/2006/wordprocessingDrawing" xmlns:w10="urn:schemas-microsoft-com:office:word" xmlns:w="http://schemas.openxmlformats.org/wordprocessingml/2006/main" xmlns:w14="http://schemas.microsoft.com/office/word/2010/wordml" xmlns:w15="http://schemas.microsoft.com/office/word/2012/wordml" xmlns:w16cex="http://schemas.microsoft.com/office/word/2018/wordml/cex" xmlns:w16cid="http://schemas.microsoft.com/office/word/2016/wordml/cid" xmlns:w16="http://schemas.microsoft.com/office/word/2018/wordml" xmlns:w16sdtdh="http://schemas.microsoft.com/office/word/2020/wordml/sdtdatahash" xmlns:w16se="http://schemas.microsoft.com/office/word/2015/wordml/symex" xmlns:wpg="http://schemas.microsoft.com/office/word/2010/wordprocessingGroup" xmlns:wpi="http://schemas.microsoft.com/office/word/2010/wordprocessingInk" xmlns:wne="http://schemas.microsoft.com/office/word/2006/wordml" xmlns:wps="http://schemas.microsoft.com/office/word/2010/wordprocessingShape" mc:Ignorable="w14 w15 w16se w16cid w16 w16cex w16sdtdh wp14">
+<w:ftr xmlns:wpc="http://schemas.microsoft.com/office/word/2010/wordprocessingCanvas" xmlns:cx="http://schemas.microsoft.com/office/drawing/2014/chartex" xmlns:cx1="http://schemas.microsoft.com/office/drawing/2015/9/8/chartex" xmlns:cx2="http://schemas.microsoft.com/office/drawing/2015/10/21/chartex" xmlns:cx3="http://schemas.microsoft.com/office/drawing/2016/5/9/chartex" xmlns:cx4="http://schemas.microsoft.com/office/drawing/2016/5/10/chartex" xmlns:cx5="http://schemas.microsoft.com/office/drawing/2016/5/11/chartex" xmlns:cx6="http://schemas.microsoft.com/office/drawing/2016/5/12/chartex" xmlns:cx7="http://schemas.microsoft.com/office/drawing/2016/5/13/chartex" xmlns:cx8="http://schemas.microsoft.com/office/drawing/2016/5/14/chartex" xmlns:mc="http://schemas.openxmlformats.org/markup-compatibility/2006" xmlns:aink="http://schemas.microsoft.com/office/drawing/2016/ink" xmlns:am3d="http://schemas.microsoft.com/office/drawing/2017/model3d" xmlns:o="urn:schemas-microsoft-com:office:office" xmlns:oel="http://schemas.microsoft.com/office/2019/extlst" xmlns:r="http://schemas.openxmlformats.org/officeDocument/2006/relationships" xmlns:m="http://schemas.openxmlformats.org/officeDocument/2006/math" xmlns:v="urn:schemas-microsoft-com:vml" xmlns:wp14="http://schemas.microsoft.com/office/word/2010/wordprocessingDrawing" xmlns:wp="http://schemas.openxmlformats.org/drawingml/2006/wordprocessingDrawing" xmlns:w10="urn:schemas-microsoft-com:office:word" xmlns:w="http://schemas.openxmlformats.org/wordprocessingml/2006/main" xmlns:w14="http://schemas.microsoft.com/office/word/2010/wordml" xmlns:w15="http://schemas.microsoft.com/office/word/2012/wordml" xmlns:w16cex="http://schemas.microsoft.com/office/word/2018/wordml/cex" xmlns:w16cid="http://schemas.microsoft.com/office/word/2016/wordml/cid" xmlns:w16="http://schemas.microsoft.com/office/word/2018/wordml" xmlns:w16du="http://schemas.microsoft.com/office/word/2023/wordml/word16du" xmlns:w16sdtdh="http://schemas.microsoft.com/office/word/2020/wordml/sdtdatahash" xmlns:w16sdtfl="http://schemas.microsoft.com/office/word/2024/wordml/sdtformatlock" xmlns:w16se="http://schemas.microsoft.com/office/word/2015/wordml/symex" xmlns:wpg="http://schemas.microsoft.com/office/word/2010/wordprocessingGroup" xmlns:wpi="http://schemas.microsoft.com/office/word/2010/wordprocessingInk" xmlns:wne="http://schemas.microsoft.com/office/word/2006/wordml" xmlns:wps="http://schemas.microsoft.com/office/word/2010/wordprocessingShape" mc:Ignorable="w14 w15 w16se w16cid w16 w16cex w16sdtdh w16sdtfl w16du wp14">
   <w:p>
     <w:pPr>
       <w:pStyle w:val="Footer"/>
@@ -29557,7 +30523,7 @@
 </file>
 
 <file path=word/footer2.xml><?xml version="1.0" encoding="utf-8"?>
-<w:ftr xmlns:wpc="http://schemas.microsoft.com/office/word/2010/wordprocessingCanvas" xmlns:cx="http://schemas.microsoft.com/office/drawing/2014/chartex" xmlns:cx1="http://schemas.microsoft.com/office/drawing/2015/9/8/chartex" xmlns:cx2="http://schemas.microsoft.com/office/drawing/2015/10/21/chartex" xmlns:cx3="http://schemas.microsoft.com/office/drawing/2016/5/9/chartex" xmlns:cx4="http://schemas.microsoft.com/office/drawing/2016/5/10/chartex" xmlns:cx5="http://schemas.microsoft.com/office/drawing/2016/5/11/chartex" xmlns:cx6="http://schemas.microsoft.com/office/drawing/2016/5/12/chartex" xmlns:cx7="http://schemas.microsoft.com/office/drawing/2016/5/13/chartex" xmlns:cx8="http://schemas.microsoft.com/office/drawing/2016/5/14/chartex" xmlns:mc="http://schemas.openxmlformats.org/markup-compatibility/2006" xmlns:aink="http://schemas.microsoft.com/office/drawing/2016/ink" xmlns:am3d="http://schemas.microsoft.com/office/drawing/2017/model3d" xmlns:o="urn:schemas-microsoft-com:office:office" xmlns:oel="http://schemas.microsoft.com/office/2019/extlst" xmlns:r="http://schemas.openxmlformats.org/officeDocument/2006/relationships" xmlns:m="http://schemas.openxmlformats.org/officeDocument/2006/math" xmlns:v="urn:schemas-microsoft-com:vml" xmlns:wp14="http://schemas.microsoft.com/office/word/2010/wordprocessingDrawing" xmlns:wp="http://schemas.openxmlformats.org/drawingml/2006/wordprocessingDrawing" xmlns:w10="urn:schemas-microsoft-com:office:word" xmlns:w="http://schemas.openxmlformats.org/wordprocessingml/2006/main" xmlns:w14="http://schemas.microsoft.com/office/word/2010/wordml" xmlns:w15="http://schemas.microsoft.com/office/word/2012/wordml" xmlns:w16cex="http://schemas.microsoft.com/office/word/2018/wordml/cex" xmlns:w16cid="http://schemas.microsoft.com/office/word/2016/wordml/cid" xmlns:w16="http://schemas.microsoft.com/office/word/2018/wordml" xmlns:w16sdtdh="http://schemas.microsoft.com/office/word/2020/wordml/sdtdatahash" xmlns:w16se="http://schemas.microsoft.com/office/word/2015/wordml/symex" xmlns:wpg="http://schemas.microsoft.com/office/word/2010/wordprocessingGroup" xmlns:wpi="http://schemas.microsoft.com/office/word/2010/wordprocessingInk" xmlns:wne="http://schemas.microsoft.com/office/word/2006/wordml" xmlns:wps="http://schemas.microsoft.com/office/word/2010/wordprocessingShape" mc:Ignorable="w14 w15 w16se w16cid w16 w16cex w16sdtdh wp14">
+<w:ftr xmlns:wpc="http://schemas.microsoft.com/office/word/2010/wordprocessingCanvas" xmlns:cx="http://schemas.microsoft.com/office/drawing/2014/chartex" xmlns:cx1="http://schemas.microsoft.com/office/drawing/2015/9/8/chartex" xmlns:cx2="http://schemas.microsoft.com/office/drawing/2015/10/21/chartex" xmlns:cx3="http://schemas.microsoft.com/office/drawing/2016/5/9/chartex" xmlns:cx4="http://schemas.microsoft.com/office/drawing/2016/5/10/chartex" xmlns:cx5="http://schemas.microsoft.com/office/drawing/2016/5/11/chartex" xmlns:cx6="http://schemas.microsoft.com/office/drawing/2016/5/12/chartex" xmlns:cx7="http://schemas.microsoft.com/office/drawing/2016/5/13/chartex" xmlns:cx8="http://schemas.microsoft.com/office/drawing/2016/5/14/chartex" xmlns:mc="http://schemas.openxmlformats.org/markup-compatibility/2006" xmlns:aink="http://schemas.microsoft.com/office/drawing/2016/ink" xmlns:am3d="http://schemas.microsoft.com/office/drawing/2017/model3d" xmlns:o="urn:schemas-microsoft-com:office:office" xmlns:oel="http://schemas.microsoft.com/office/2019/extlst" xmlns:r="http://schemas.openxmlformats.org/officeDocument/2006/relationships" xmlns:m="http://schemas.openxmlformats.org/officeDocument/2006/math" xmlns:v="urn:schemas-microsoft-com:vml" xmlns:wp14="http://schemas.microsoft.com/office/word/2010/wordprocessingDrawing" xmlns:wp="http://schemas.openxmlformats.org/drawingml/2006/wordprocessingDrawing" xmlns:w10="urn:schemas-microsoft-com:office:word" xmlns:w="http://schemas.openxmlformats.org/wordprocessingml/2006/main" xmlns:w14="http://schemas.microsoft.com/office/word/2010/wordml" xmlns:w15="http://schemas.microsoft.com/office/word/2012/wordml" xmlns:w16cex="http://schemas.microsoft.com/office/word/2018/wordml/cex" xmlns:w16cid="http://schemas.microsoft.com/office/word/2016/wordml/cid" xmlns:w16="http://schemas.microsoft.com/office/word/2018/wordml" xmlns:w16du="http://schemas.microsoft.com/office/word/2023/wordml/word16du" xmlns:w16sdtdh="http://schemas.microsoft.com/office/word/2020/wordml/sdtdatahash" xmlns:w16sdtfl="http://schemas.microsoft.com/office/word/2024/wordml/sdtformatlock" xmlns:w16se="http://schemas.microsoft.com/office/word/2015/wordml/symex" xmlns:wpg="http://schemas.microsoft.com/office/word/2010/wordprocessingGroup" xmlns:wpi="http://schemas.microsoft.com/office/word/2010/wordprocessingInk" xmlns:wne="http://schemas.microsoft.com/office/word/2006/wordml" xmlns:wps="http://schemas.microsoft.com/office/word/2010/wordprocessingShape" mc:Ignorable="w14 w15 w16se w16cid w16 w16cex w16sdtdh w16sdtfl w16du wp14">
   <w:p>
     <w:pPr>
       <w:pStyle w:val="BodyText"/>
@@ -29965,7 +30931,7 @@
 </file>
 
 <file path=word/footer3.xml><?xml version="1.0" encoding="utf-8"?>
-<w:ftr xmlns:wpc="http://schemas.microsoft.com/office/word/2010/wordprocessingCanvas" xmlns:cx="http://schemas.microsoft.com/office/drawing/2014/chartex" xmlns:cx1="http://schemas.microsoft.com/office/drawing/2015/9/8/chartex" xmlns:cx2="http://schemas.microsoft.com/office/drawing/2015/10/21/chartex" xmlns:cx3="http://schemas.microsoft.com/office/drawing/2016/5/9/chartex" xmlns:cx4="http://schemas.microsoft.com/office/drawing/2016/5/10/chartex" xmlns:cx5="http://schemas.microsoft.com/office/drawing/2016/5/11/chartex" xmlns:cx6="http://schemas.microsoft.com/office/drawing/2016/5/12/chartex" xmlns:cx7="http://schemas.microsoft.com/office/drawing/2016/5/13/chartex" xmlns:cx8="http://schemas.microsoft.com/office/drawing/2016/5/14/chartex" xmlns:mc="http://schemas.openxmlformats.org/markup-compatibility/2006" xmlns:aink="http://schemas.microsoft.com/office/drawing/2016/ink" xmlns:am3d="http://schemas.microsoft.com/office/drawing/2017/model3d" xmlns:o="urn:schemas-microsoft-com:office:office" xmlns:oel="http://schemas.microsoft.com/office/2019/extlst" xmlns:r="http://schemas.openxmlformats.org/officeDocument/2006/relationships" xmlns:m="http://schemas.openxmlformats.org/officeDocument/2006/math" xmlns:v="urn:schemas-microsoft-com:vml" xmlns:wp14="http://schemas.microsoft.com/office/word/2010/wordprocessingDrawing" xmlns:wp="http://schemas.openxmlformats.org/drawingml/2006/wordprocessingDrawing" xmlns:w10="urn:schemas-microsoft-com:office:word" xmlns:w="http://schemas.openxmlformats.org/wordprocessingml/2006/main" xmlns:w14="http://schemas.microsoft.com/office/word/2010/wordml" xmlns:w15="http://schemas.microsoft.com/office/word/2012/wordml" xmlns:w16cex="http://schemas.microsoft.com/office/word/2018/wordml/cex" xmlns:w16cid="http://schemas.microsoft.com/office/word/2016/wordml/cid" xmlns:w16="http://schemas.microsoft.com/office/word/2018/wordml" xmlns:w16sdtdh="http://schemas.microsoft.com/office/word/2020/wordml/sdtdatahash" xmlns:w16se="http://schemas.microsoft.com/office/word/2015/wordml/symex" xmlns:wpg="http://schemas.microsoft.com/office/word/2010/wordprocessingGroup" xmlns:wpi="http://schemas.microsoft.com/office/word/2010/wordprocessingInk" xmlns:wne="http://schemas.microsoft.com/office/word/2006/wordml" xmlns:wps="http://schemas.microsoft.com/office/word/2010/wordprocessingShape" mc:Ignorable="w14 w15 w16se w16cid w16 w16cex w16sdtdh wp14">
+<w:ftr xmlns:wpc="http://schemas.microsoft.com/office/word/2010/wordprocessingCanvas" xmlns:cx="http://schemas.microsoft.com/office/drawing/2014/chartex" xmlns:cx1="http://schemas.microsoft.com/office/drawing/2015/9/8/chartex" xmlns:cx2="http://schemas.microsoft.com/office/drawing/2015/10/21/chartex" xmlns:cx3="http://schemas.microsoft.com/office/drawing/2016/5/9/chartex" xmlns:cx4="http://schemas.microsoft.com/office/drawing/2016/5/10/chartex" xmlns:cx5="http://schemas.microsoft.com/office/drawing/2016/5/11/chartex" xmlns:cx6="http://schemas.microsoft.com/office/drawing/2016/5/12/chartex" xmlns:cx7="http://schemas.microsoft.com/office/drawing/2016/5/13/chartex" xmlns:cx8="http://schemas.microsoft.com/office/drawing/2016/5/14/chartex" xmlns:mc="http://schemas.openxmlformats.org/markup-compatibility/2006" xmlns:aink="http://schemas.microsoft.com/office/drawing/2016/ink" xmlns:am3d="http://schemas.microsoft.com/office/drawing/2017/model3d" xmlns:o="urn:schemas-microsoft-com:office:office" xmlns:oel="http://schemas.microsoft.com/office/2019/extlst" xmlns:r="http://schemas.openxmlformats.org/officeDocument/2006/relationships" xmlns:m="http://schemas.openxmlformats.org/officeDocument/2006/math" xmlns:v="urn:schemas-microsoft-com:vml" xmlns:wp14="http://schemas.microsoft.com/office/word/2010/wordprocessingDrawing" xmlns:wp="http://schemas.openxmlformats.org/drawingml/2006/wordprocessingDrawing" xmlns:w10="urn:schemas-microsoft-com:office:word" xmlns:w="http://schemas.openxmlformats.org/wordprocessingml/2006/main" xmlns:w14="http://schemas.microsoft.com/office/word/2010/wordml" xmlns:w15="http://schemas.microsoft.com/office/word/2012/wordml" xmlns:w16cex="http://schemas.microsoft.com/office/word/2018/wordml/cex" xmlns:w16cid="http://schemas.microsoft.com/office/word/2016/wordml/cid" xmlns:w16="http://schemas.microsoft.com/office/word/2018/wordml" xmlns:w16du="http://schemas.microsoft.com/office/word/2023/wordml/word16du" xmlns:w16sdtdh="http://schemas.microsoft.com/office/word/2020/wordml/sdtdatahash" xmlns:w16sdtfl="http://schemas.microsoft.com/office/word/2024/wordml/sdtformatlock" xmlns:w16se="http://schemas.microsoft.com/office/word/2015/wordml/symex" xmlns:wpg="http://schemas.microsoft.com/office/word/2010/wordprocessingGroup" xmlns:wpi="http://schemas.microsoft.com/office/word/2010/wordprocessingInk" xmlns:wne="http://schemas.microsoft.com/office/word/2006/wordml" xmlns:wps="http://schemas.microsoft.com/office/word/2010/wordprocessingShape" mc:Ignorable="w14 w15 w16se w16cid w16 w16cex w16sdtdh w16sdtfl w16du wp14">
   <w:p>
     <w:pPr>
       <w:pStyle w:val="BodyText"/>
@@ -30468,7 +31434,7 @@
 </file>
 
 <file path=word/footnotes.xml><?xml version="1.0" encoding="utf-8"?>
-<w:footnotes xmlns:wpc="http://schemas.microsoft.com/office/word/2010/wordprocessingCanvas" xmlns:cx="http://schemas.microsoft.com/office/drawing/2014/chartex" xmlns:cx1="http://schemas.microsoft.com/office/drawing/2015/9/8/chartex" xmlns:cx2="http://schemas.microsoft.com/office/drawing/2015/10/21/chartex" xmlns:cx3="http://schemas.microsoft.com/office/drawing/2016/5/9/chartex" xmlns:cx4="http://schemas.microsoft.com/office/drawing/2016/5/10/chartex" xmlns:cx5="http://schemas.microsoft.com/office/drawing/2016/5/11/chartex" xmlns:cx6="http://schemas.microsoft.com/office/drawing/2016/5/12/chartex" xmlns:cx7="http://schemas.microsoft.com/office/drawing/2016/5/13/chartex" xmlns:cx8="http://schemas.microsoft.com/office/drawing/2016/5/14/chartex" xmlns:mc="http://schemas.openxmlformats.org/markup-compatibility/2006" xmlns:aink="http://schemas.microsoft.com/office/drawing/2016/ink" xmlns:am3d="http://schemas.microsoft.com/office/drawing/2017/model3d" xmlns:o="urn:schemas-microsoft-com:office:office" xmlns:oel="http://schemas.microsoft.com/office/2019/extlst" xmlns:r="http://schemas.openxmlformats.org/officeDocument/2006/relationships" xmlns:m="http://schemas.openxmlformats.org/officeDocument/2006/math" xmlns:v="urn:schemas-microsoft-com:vml" xmlns:wp14="http://schemas.microsoft.com/office/word/2010/wordprocessingDrawing" xmlns:wp="http://schemas.openxmlformats.org/drawingml/2006/wordprocessingDrawing" xmlns:w10="urn:schemas-microsoft-com:office:word" xmlns:w="http://schemas.openxmlformats.org/wordprocessingml/2006/main" xmlns:w14="http://schemas.microsoft.com/office/word/2010/wordml" xmlns:w15="http://schemas.microsoft.com/office/word/2012/wordml" xmlns:w16cex="http://schemas.microsoft.com/office/word/2018/wordml/cex" xmlns:w16cid="http://schemas.microsoft.com/office/word/2016/wordml/cid" xmlns:w16="http://schemas.microsoft.com/office/word/2018/wordml" xmlns:w16sdtdh="http://schemas.microsoft.com/office/word/2020/wordml/sdtdatahash" xmlns:w16se="http://schemas.microsoft.com/office/word/2015/wordml/symex" xmlns:wpg="http://schemas.microsoft.com/office/word/2010/wordprocessingGroup" xmlns:wpi="http://schemas.microsoft.com/office/word/2010/wordprocessingInk" xmlns:wne="http://schemas.microsoft.com/office/word/2006/wordml" xmlns:wps="http://schemas.microsoft.com/office/word/2010/wordprocessingShape" mc:Ignorable="w14 w15 w16se w16cid w16 w16cex w16sdtdh wp14">
+<w:footnotes xmlns:wpc="http://schemas.microsoft.com/office/word/2010/wordprocessingCanvas" xmlns:cx="http://schemas.microsoft.com/office/drawing/2014/chartex" xmlns:cx1="http://schemas.microsoft.com/office/drawing/2015/9/8/chartex" xmlns:cx2="http://schemas.microsoft.com/office/drawing/2015/10/21/chartex" xmlns:cx3="http://schemas.microsoft.com/office/drawing/2016/5/9/chartex" xmlns:cx4="http://schemas.microsoft.com/office/drawing/2016/5/10/chartex" xmlns:cx5="http://schemas.microsoft.com/office/drawing/2016/5/11/chartex" xmlns:cx6="http://schemas.microsoft.com/office/drawing/2016/5/12/chartex" xmlns:cx7="http://schemas.microsoft.com/office/drawing/2016/5/13/chartex" xmlns:cx8="http://schemas.microsoft.com/office/drawing/2016/5/14/chartex" xmlns:mc="http://schemas.openxmlformats.org/markup-compatibility/2006" xmlns:aink="http://schemas.microsoft.com/office/drawing/2016/ink" xmlns:am3d="http://schemas.microsoft.com/office/drawing/2017/model3d" xmlns:o="urn:schemas-microsoft-com:office:office" xmlns:oel="http://schemas.microsoft.com/office/2019/extlst" xmlns:r="http://schemas.openxmlformats.org/officeDocument/2006/relationships" xmlns:m="http://schemas.openxmlformats.org/officeDocument/2006/math" xmlns:v="urn:schemas-microsoft-com:vml" xmlns:wp14="http://schemas.microsoft.com/office/word/2010/wordprocessingDrawing" xmlns:wp="http://schemas.openxmlformats.org/drawingml/2006/wordprocessingDrawing" xmlns:w10="urn:schemas-microsoft-com:office:word" xmlns:w="http://schemas.openxmlformats.org/wordprocessingml/2006/main" xmlns:w14="http://schemas.microsoft.com/office/word/2010/wordml" xmlns:w15="http://schemas.microsoft.com/office/word/2012/wordml" xmlns:w16cex="http://schemas.microsoft.com/office/word/2018/wordml/cex" xmlns:w16cid="http://schemas.microsoft.com/office/word/2016/wordml/cid" xmlns:w16="http://schemas.microsoft.com/office/word/2018/wordml" xmlns:w16du="http://schemas.microsoft.com/office/word/2023/wordml/word16du" xmlns:w16sdtdh="http://schemas.microsoft.com/office/word/2020/wordml/sdtdatahash" xmlns:w16sdtfl="http://schemas.microsoft.com/office/word/2024/wordml/sdtformatlock" xmlns:w16se="http://schemas.microsoft.com/office/word/2015/wordml/symex" xmlns:wpg="http://schemas.microsoft.com/office/word/2010/wordprocessingGroup" xmlns:wpi="http://schemas.microsoft.com/office/word/2010/wordprocessingInk" xmlns:wne="http://schemas.microsoft.com/office/word/2006/wordml" xmlns:wps="http://schemas.microsoft.com/office/word/2010/wordprocessingShape" mc:Ignorable="w14 w15 w16se w16cid w16 w16cex w16sdtdh w16sdtfl w16du wp14">
   <w:footnote w:type="separator" w:id="-1">
     <w:p>
       <w:r>
@@ -30487,7 +31453,7 @@
 </file>
 
 <file path=word/header1.xml><?xml version="1.0" encoding="utf-8"?>
-<w:hdr xmlns:wpc="http://schemas.microsoft.com/office/word/2010/wordprocessingCanvas" xmlns:cx="http://schemas.microsoft.com/office/drawing/2014/chartex" xmlns:cx1="http://schemas.microsoft.com/office/drawing/2015/9/8/chartex" xmlns:cx2="http://schemas.microsoft.com/office/drawing/2015/10/21/chartex" xmlns:cx3="http://schemas.microsoft.com/office/drawing/2016/5/9/chartex" xmlns:cx4="http://schemas.microsoft.com/office/drawing/2016/5/10/chartex" xmlns:cx5="http://schemas.microsoft.com/office/drawing/2016/5/11/chartex" xmlns:cx6="http://schemas.microsoft.com/office/drawing/2016/5/12/chartex" xmlns:cx7="http://schemas.microsoft.com/office/drawing/2016/5/13/chartex" xmlns:cx8="http://schemas.microsoft.com/office/drawing/2016/5/14/chartex" xmlns:mc="http://schemas.openxmlformats.org/markup-compatibility/2006" xmlns:aink="http://schemas.microsoft.com/office/drawing/2016/ink" xmlns:am3d="http://schemas.microsoft.com/office/drawing/2017/model3d" xmlns:o="urn:schemas-microsoft-com:office:office" xmlns:oel="http://schemas.microsoft.com/office/2019/extlst" xmlns:r="http://schemas.openxmlformats.org/officeDocument/2006/relationships" xmlns:m="http://schemas.openxmlformats.org/officeDocument/2006/math" xmlns:v="urn:schemas-microsoft-com:vml" xmlns:wp14="http://schemas.microsoft.com/office/word/2010/wordprocessingDrawing" xmlns:wp="http://schemas.openxmlformats.org/drawingml/2006/wordprocessingDrawing" xmlns:w10="urn:schemas-microsoft-com:office:word" xmlns:w="http://schemas.openxmlformats.org/wordprocessingml/2006/main" xmlns:w14="http://schemas.microsoft.com/office/word/2010/wordml" xmlns:w15="http://schemas.microsoft.com/office/word/2012/wordml" xmlns:w16cex="http://schemas.microsoft.com/office/word/2018/wordml/cex" xmlns:w16cid="http://schemas.microsoft.com/office/word/2016/wordml/cid" xmlns:w16="http://schemas.microsoft.com/office/word/2018/wordml" xmlns:w16sdtdh="http://schemas.microsoft.com/office/word/2020/wordml/sdtdatahash" xmlns:w16se="http://schemas.microsoft.com/office/word/2015/wordml/symex" xmlns:wpg="http://schemas.microsoft.com/office/word/2010/wordprocessingGroup" xmlns:wpi="http://schemas.microsoft.com/office/word/2010/wordprocessingInk" xmlns:wne="http://schemas.microsoft.com/office/word/2006/wordml" xmlns:wps="http://schemas.microsoft.com/office/word/2010/wordprocessingShape" mc:Ignorable="w14 w15 w16se w16cid w16 w16cex w16sdtdh wp14">
+<w:hdr xmlns:wpc="http://schemas.microsoft.com/office/word/2010/wordprocessingCanvas" xmlns:cx="http://schemas.microsoft.com/office/drawing/2014/chartex" xmlns:cx1="http://schemas.microsoft.com/office/drawing/2015/9/8/chartex" xmlns:cx2="http://schemas.microsoft.com/office/drawing/2015/10/21/chartex" xmlns:cx3="http://schemas.microsoft.com/office/drawing/2016/5/9/chartex" xmlns:cx4="http://schemas.microsoft.com/office/drawing/2016/5/10/chartex" xmlns:cx5="http://schemas.microsoft.com/office/drawing/2016/5/11/chartex" xmlns:cx6="http://schemas.microsoft.com/office/drawing/2016/5/12/chartex" xmlns:cx7="http://schemas.microsoft.com/office/drawing/2016/5/13/chartex" xmlns:cx8="http://schemas.microsoft.com/office/drawing/2016/5/14/chartex" xmlns:mc="http://schemas.openxmlformats.org/markup-compatibility/2006" xmlns:aink="http://schemas.microsoft.com/office/drawing/2016/ink" xmlns:am3d="http://schemas.microsoft.com/office/drawing/2017/model3d" xmlns:o="urn:schemas-microsoft-com:office:office" xmlns:oel="http://schemas.microsoft.com/office/2019/extlst" xmlns:r="http://schemas.openxmlformats.org/officeDocument/2006/relationships" xmlns:m="http://schemas.openxmlformats.org/officeDocument/2006/math" xmlns:v="urn:schemas-microsoft-com:vml" xmlns:wp14="http://schemas.microsoft.com/office/word/2010/wordprocessingDrawing" xmlns:wp="http://schemas.openxmlformats.org/drawingml/2006/wordprocessingDrawing" xmlns:w10="urn:schemas-microsoft-com:office:word" xmlns:w="http://schemas.openxmlformats.org/wordprocessingml/2006/main" xmlns:w14="http://schemas.microsoft.com/office/word/2010/wordml" xmlns:w15="http://schemas.microsoft.com/office/word/2012/wordml" xmlns:w16cex="http://schemas.microsoft.com/office/word/2018/wordml/cex" xmlns:w16cid="http://schemas.microsoft.com/office/word/2016/wordml/cid" xmlns:w16="http://schemas.microsoft.com/office/word/2018/wordml" xmlns:w16du="http://schemas.microsoft.com/office/word/2023/wordml/word16du" xmlns:w16sdtdh="http://schemas.microsoft.com/office/word/2020/wordml/sdtdatahash" xmlns:w16sdtfl="http://schemas.microsoft.com/office/word/2024/wordml/sdtformatlock" xmlns:w16se="http://schemas.microsoft.com/office/word/2015/wordml/symex" xmlns:wpg="http://schemas.microsoft.com/office/word/2010/wordprocessingGroup" xmlns:wpi="http://schemas.microsoft.com/office/word/2010/wordprocessingInk" xmlns:wne="http://schemas.microsoft.com/office/word/2006/wordml" xmlns:wps="http://schemas.microsoft.com/office/word/2010/wordprocessingShape" mc:Ignorable="w14 w15 w16se w16cid w16 w16cex w16sdtdh w16sdtfl w16du wp14">
   <w:p>
     <w:pPr>
       <w:pStyle w:val="BodyText"/>
@@ -30496,6 +31462,113 @@
         <w:sz w:val="20"/>
       </w:rPr>
     </w:pPr>
+    <w:r>
+      <w:rPr>
+        <w:noProof/>
+      </w:rPr>
+      <mc:AlternateContent>
+        <mc:Choice Requires="wps">
+          <w:drawing>
+            <wp:anchor distT="0" distB="0" distL="0" distR="0" simplePos="0" relativeHeight="251654144" behindDoc="1" locked="0" layoutInCell="1" allowOverlap="1" wp14:anchorId="44BC985F" wp14:editId="4FC386AF">
+              <wp:simplePos x="0" y="0"/>
+              <wp:positionH relativeFrom="page">
+                <wp:posOffset>5372101</wp:posOffset>
+              </wp:positionH>
+              <wp:positionV relativeFrom="page">
+                <wp:posOffset>342900</wp:posOffset>
+              </wp:positionV>
+              <wp:extent cx="1384300" cy="194310"/>
+              <wp:effectExtent l="0" t="0" r="0" b="0"/>
+              <wp:wrapNone/>
+              <wp:docPr id="10" name="Text Box 10"/>
+              <wp:cNvGraphicFramePr>
+                <a:graphicFrameLocks xmlns:a="http://schemas.openxmlformats.org/drawingml/2006/main"/>
+              </wp:cNvGraphicFramePr>
+              <a:graphic xmlns:a="http://schemas.openxmlformats.org/drawingml/2006/main">
+                <a:graphicData uri="http://schemas.microsoft.com/office/word/2010/wordprocessingShape">
+                  <wps:wsp>
+                    <wps:cNvSpPr txBox="1">
+                      <a:spLocks/>
+                    </wps:cNvSpPr>
+                    <wps:spPr>
+                      <a:xfrm>
+                        <a:off x="0" y="0"/>
+                        <a:ext cx="1384300" cy="194310"/>
+                      </a:xfrm>
+                      <a:prstGeom prst="rect">
+                        <a:avLst/>
+                      </a:prstGeom>
+                    </wps:spPr>
+                    <wps:txbx>
+                      <w:txbxContent>
+                        <w:p>
+                          <w:pPr>
+                            <w:spacing w:before="10"/>
+                            <w:ind w:left="20"/>
+                          </w:pPr>
+                          <w:proofErr w:type="gramStart"/>
+                          <w:r>
+                            <w:t>TS.</w:t>
+                          </w:r>
+                          <w:r>
+                            <w:t>Đoàn</w:t>
+                          </w:r>
+                          <w:proofErr w:type="gramEnd"/>
+                          <w:r>
+                            <w:t xml:space="preserve"> Phước Miền</w:t>
+                          </w:r>
+                        </w:p>
+                      </w:txbxContent>
+                    </wps:txbx>
+                    <wps:bodyPr wrap="square" lIns="0" tIns="0" rIns="0" bIns="0" rtlCol="0">
+                      <a:noAutofit/>
+                    </wps:bodyPr>
+                  </wps:wsp>
+                </a:graphicData>
+              </a:graphic>
+              <wp14:sizeRelH relativeFrom="page">
+                <wp14:pctWidth>0</wp14:pctWidth>
+              </wp14:sizeRelH>
+              <wp14:sizeRelV relativeFrom="page">
+                <wp14:pctHeight>0</wp14:pctHeight>
+              </wp14:sizeRelV>
+            </wp:anchor>
+          </w:drawing>
+        </mc:Choice>
+        <mc:Fallback>
+          <w:pict>
+            <v:shapetype w14:anchorId="44BC985F" id="_x0000_t202" coordsize="21600,21600" o:spt="202" path="m,l,21600r21600,l21600,xe">
+              <v:stroke joinstyle="miter"/>
+              <v:path gradientshapeok="t" o:connecttype="rect"/>
+            </v:shapetype>
+            <v:shape id="Text Box 10" o:spid="_x0000_s1031" type="#_x0000_t202" style="position:absolute;margin-left:423pt;margin-top:27pt;width:109pt;height:15.3pt;z-index:-251662336;visibility:visible;mso-wrap-style:square;mso-width-percent:0;mso-height-percent:0;mso-wrap-distance-left:0;mso-wrap-distance-top:0;mso-wrap-distance-right:0;mso-wrap-distance-bottom:0;mso-position-horizontal:absolute;mso-position-horizontal-relative:page;mso-position-vertical:absolute;mso-position-vertical-relative:page;mso-width-percent:0;mso-height-percent:0;mso-width-relative:page;mso-height-relative:page;v-text-anchor:top" o:gfxdata="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" filled="f" stroked="f">
+              <v:textbox inset="0,0,0,0">
+                <w:txbxContent>
+                  <w:p>
+                    <w:pPr>
+                      <w:spacing w:before="10"/>
+                      <w:ind w:left="20"/>
+                    </w:pPr>
+                    <w:proofErr w:type="gramStart"/>
+                    <w:r>
+                      <w:t>TS.</w:t>
+                    </w:r>
+                    <w:r>
+                      <w:t>Đoàn</w:t>
+                    </w:r>
+                    <w:proofErr w:type="gramEnd"/>
+                    <w:r>
+                      <w:t xml:space="preserve"> Phước Miền</w:t>
+                    </w:r>
+                  </w:p>
+                </w:txbxContent>
+              </v:textbox>
+              <w10:wrap anchorx="page" anchory="page"/>
+            </v:shape>
+          </w:pict>
+        </mc:Fallback>
+      </mc:AlternateContent>
+    </w:r>
     <w:r>
       <w:rPr>
         <w:noProof/>
@@ -30563,11 +31636,7 @@
         </mc:Choice>
         <mc:Fallback>
           <w:pict>
-            <v:shapetype w14:anchorId="6D4A945F" id="_x0000_t202" coordsize="21600,21600" o:spt="202" path="m,l,21600r21600,l21600,xe">
-              <v:stroke joinstyle="miter"/>
-              <v:path gradientshapeok="t" o:connecttype="rect"/>
-            </v:shapetype>
-            <v:shape id="Text Box 12" o:spid="_x0000_s1031" type="#_x0000_t202" style="position:absolute;margin-left:98.25pt;margin-top:27.2pt;width:143.2pt;height:15.3pt;z-index:-251663360;visibility:visible;mso-wrap-style:square;mso-width-percent:0;mso-height-percent:0;mso-wrap-distance-left:0;mso-wrap-distance-top:0;mso-wrap-distance-right:0;mso-wrap-distance-bottom:0;mso-position-horizontal:absolute;mso-position-horizontal-relative:page;mso-position-vertical:absolute;mso-position-vertical-relative:page;mso-width-percent:0;mso-height-percent:0;mso-width-relative:page;mso-height-relative:page;v-text-anchor:top" o:gfxdata="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" filled="f" stroked="f">
+            <v:shape w14:anchorId="6D4A945F" id="Text Box 12" o:spid="_x0000_s1032" type="#_x0000_t202" style="position:absolute;margin-left:98.25pt;margin-top:27.2pt;width:143.2pt;height:15.3pt;z-index:-251663360;visibility:visible;mso-wrap-style:square;mso-width-percent:0;mso-height-percent:0;mso-wrap-distance-left:0;mso-wrap-distance-top:0;mso-wrap-distance-right:0;mso-wrap-distance-bottom:0;mso-position-horizontal:absolute;mso-position-horizontal-relative:page;mso-position-vertical:absolute;mso-position-vertical-relative:page;mso-width-percent:0;mso-height-percent:0;mso-width-relative:page;mso-height-relative:page;v-text-anchor:top" o:gfxdata="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" filled="f" stroked="f">
               <v:textbox inset="0,0,0,0">
                 <w:txbxContent>
                   <w:p>
@@ -30594,7 +31663,7 @@
       <mc:AlternateContent>
         <mc:Choice Requires="wps">
           <w:drawing>
-            <wp:anchor distT="0" distB="0" distL="0" distR="0" simplePos="0" relativeHeight="251652096" behindDoc="1" locked="0" layoutInCell="1" allowOverlap="1" wp14:anchorId="612ADF12" wp14:editId="1BB3B813">
+            <wp:anchor distT="0" distB="0" distL="0" distR="0" simplePos="0" relativeHeight="251652096" behindDoc="1" locked="0" layoutInCell="1" allowOverlap="1" wp14:anchorId="612ADF12" wp14:editId="60186656">
               <wp:simplePos x="0" y="0"/>
               <wp:positionH relativeFrom="page">
                 <wp:posOffset>1242060</wp:posOffset>
@@ -30753,95 +31822,8 @@
         </mc:Choice>
         <mc:Fallback>
           <w:pict>
-            <v:shape w14:anchorId="1F148527" id="Graphic 1" o:spid="_x0000_s1026" style="position:absolute;margin-left:97.8pt;margin-top:42.85pt;width:442.4pt;height:4.45pt;z-index:-251664384;visibility:visible;mso-wrap-style:square;mso-width-percent:0;mso-height-percent:0;mso-wrap-distance-left:0;mso-wrap-distance-top:0;mso-wrap-distance-right:0;mso-wrap-distance-bottom:0;mso-position-horizontal:absolute;mso-position-horizontal-relative:page;mso-position-vertical:absolute;mso-position-vertical-relative:page;mso-width-percent:0;mso-height-percent:0;mso-width-relative:page;mso-height-relative:page;v-text-anchor:top" coordsize="5618480,56515" o:gfxdata="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" path="m5618353,18288l,18288,,56388r5618353,l5618353,18288xem5618353,l,,,9144r5618353,l5618353,xe" fillcolor="black" stroked="f">
+            <v:shape w14:anchorId="120BF58B" id="Graphic 1" o:spid="_x0000_s1026" style="position:absolute;margin-left:97.8pt;margin-top:42.85pt;width:442.4pt;height:4.45pt;z-index:-251664384;visibility:visible;mso-wrap-style:square;mso-width-percent:0;mso-height-percent:0;mso-wrap-distance-left:0;mso-wrap-distance-top:0;mso-wrap-distance-right:0;mso-wrap-distance-bottom:0;mso-position-horizontal:absolute;mso-position-horizontal-relative:page;mso-position-vertical:absolute;mso-position-vertical-relative:page;mso-width-percent:0;mso-height-percent:0;mso-width-relative:page;mso-height-relative:page;v-text-anchor:top" coordsize="5618480,56515" o:gfxdata="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" path="m5618353,18288l,18288,,56388r5618353,l5618353,18288xem5618353,l,,,9144r5618353,l5618353,xe" fillcolor="black" stroked="f">
               <v:path arrowok="t" o:connecttype="custom" o:connectlocs="5618353,18288;0,18288;0,56388;5618353,56388;5618353,18288;5618353,0;0,0;0,9144;5618353,9144;5618353,0" o:connectangles="0,0,0,0,0,0,0,0,0,0"/>
-              <w10:wrap anchorx="page" anchory="page"/>
-            </v:shape>
-          </w:pict>
-        </mc:Fallback>
-      </mc:AlternateContent>
-    </w:r>
-    <w:r>
-      <w:rPr>
-        <w:noProof/>
-      </w:rPr>
-      <mc:AlternateContent>
-        <mc:Choice Requires="wps">
-          <w:drawing>
-            <wp:anchor distT="0" distB="0" distL="0" distR="0" simplePos="0" relativeHeight="251654144" behindDoc="1" locked="0" layoutInCell="1" allowOverlap="1" wp14:anchorId="44BC985F" wp14:editId="5571CD39">
-              <wp:simplePos x="0" y="0"/>
-              <wp:positionH relativeFrom="page">
-                <wp:posOffset>5517515</wp:posOffset>
-              </wp:positionH>
-              <wp:positionV relativeFrom="page">
-                <wp:posOffset>345440</wp:posOffset>
-              </wp:positionV>
-              <wp:extent cx="1241425" cy="194310"/>
-              <wp:effectExtent l="0" t="0" r="0" b="0"/>
-              <wp:wrapNone/>
-              <wp:docPr id="10" name="Text Box 10"/>
-              <wp:cNvGraphicFramePr>
-                <a:graphicFrameLocks xmlns:a="http://schemas.openxmlformats.org/drawingml/2006/main"/>
-              </wp:cNvGraphicFramePr>
-              <a:graphic xmlns:a="http://schemas.openxmlformats.org/drawingml/2006/main">
-                <a:graphicData uri="http://schemas.microsoft.com/office/word/2010/wordprocessingShape">
-                  <wps:wsp>
-                    <wps:cNvSpPr txBox="1">
-                      <a:spLocks/>
-                    </wps:cNvSpPr>
-                    <wps:spPr>
-                      <a:xfrm>
-                        <a:off x="0" y="0"/>
-                        <a:ext cx="1241425" cy="194310"/>
-                      </a:xfrm>
-                      <a:prstGeom prst="rect">
-                        <a:avLst/>
-                      </a:prstGeom>
-                    </wps:spPr>
-                    <wps:txbx>
-                      <w:txbxContent>
-                        <w:p>
-                          <w:pPr>
-                            <w:spacing w:before="10"/>
-                            <w:ind w:left="20"/>
-                          </w:pPr>
-                          <w:r>
-                            <w:t>Đoàn Phước Miền</w:t>
-                          </w:r>
-                        </w:p>
-                      </w:txbxContent>
-                    </wps:txbx>
-                    <wps:bodyPr wrap="square" lIns="0" tIns="0" rIns="0" bIns="0" rtlCol="0">
-                      <a:noAutofit/>
-                    </wps:bodyPr>
-                  </wps:wsp>
-                </a:graphicData>
-              </a:graphic>
-              <wp14:sizeRelH relativeFrom="page">
-                <wp14:pctWidth>0</wp14:pctWidth>
-              </wp14:sizeRelH>
-              <wp14:sizeRelV relativeFrom="page">
-                <wp14:pctHeight>0</wp14:pctHeight>
-              </wp14:sizeRelV>
-            </wp:anchor>
-          </w:drawing>
-        </mc:Choice>
-        <mc:Fallback>
-          <w:pict>
-            <v:shape w14:anchorId="44BC985F" id="Text Box 10" o:spid="_x0000_s1032" type="#_x0000_t202" style="position:absolute;margin-left:434.45pt;margin-top:27.2pt;width:97.75pt;height:15.3pt;z-index:-251662336;visibility:visible;mso-wrap-style:square;mso-width-percent:0;mso-height-percent:0;mso-wrap-distance-left:0;mso-wrap-distance-top:0;mso-wrap-distance-right:0;mso-wrap-distance-bottom:0;mso-position-horizontal:absolute;mso-position-horizontal-relative:page;mso-position-vertical:absolute;mso-position-vertical-relative:page;mso-width-percent:0;mso-height-percent:0;mso-width-relative:page;mso-height-relative:page;v-text-anchor:top" o:gfxdata="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" filled="f" stroked="f">
-              <v:textbox inset="0,0,0,0">
-                <w:txbxContent>
-                  <w:p>
-                    <w:pPr>
-                      <w:spacing w:before="10"/>
-                      <w:ind w:left="20"/>
-                    </w:pPr>
-                    <w:r>
-                      <w:t>Đoàn Phước Miền</w:t>
-                    </w:r>
-                  </w:p>
-                </w:txbxContent>
-              </v:textbox>
               <w10:wrap anchorx="page" anchory="page"/>
             </v:shape>
           </w:pict>
@@ -30853,7 +31835,7 @@
 </file>
 
 <file path=word/header2.xml><?xml version="1.0" encoding="utf-8"?>
-<w:hdr xmlns:wpc="http://schemas.microsoft.com/office/word/2010/wordprocessingCanvas" xmlns:cx="http://schemas.microsoft.com/office/drawing/2014/chartex" xmlns:cx1="http://schemas.microsoft.com/office/drawing/2015/9/8/chartex" xmlns:cx2="http://schemas.microsoft.com/office/drawing/2015/10/21/chartex" xmlns:cx3="http://schemas.microsoft.com/office/drawing/2016/5/9/chartex" xmlns:cx4="http://schemas.microsoft.com/office/drawing/2016/5/10/chartex" xmlns:cx5="http://schemas.microsoft.com/office/drawing/2016/5/11/chartex" xmlns:cx6="http://schemas.microsoft.com/office/drawing/2016/5/12/chartex" xmlns:cx7="http://schemas.microsoft.com/office/drawing/2016/5/13/chartex" xmlns:cx8="http://schemas.microsoft.com/office/drawing/2016/5/14/chartex" xmlns:mc="http://schemas.openxmlformats.org/markup-compatibility/2006" xmlns:aink="http://schemas.microsoft.com/office/drawing/2016/ink" xmlns:am3d="http://schemas.microsoft.com/office/drawing/2017/model3d" xmlns:o="urn:schemas-microsoft-com:office:office" xmlns:oel="http://schemas.microsoft.com/office/2019/extlst" xmlns:r="http://schemas.openxmlformats.org/officeDocument/2006/relationships" xmlns:m="http://schemas.openxmlformats.org/officeDocument/2006/math" xmlns:v="urn:schemas-microsoft-com:vml" xmlns:wp14="http://schemas.microsoft.com/office/word/2010/wordprocessingDrawing" xmlns:wp="http://schemas.openxmlformats.org/drawingml/2006/wordprocessingDrawing" xmlns:w10="urn:schemas-microsoft-com:office:word" xmlns:w="http://schemas.openxmlformats.org/wordprocessingml/2006/main" xmlns:w14="http://schemas.microsoft.com/office/word/2010/wordml" xmlns:w15="http://schemas.microsoft.com/office/word/2012/wordml" xmlns:w16cex="http://schemas.microsoft.com/office/word/2018/wordml/cex" xmlns:w16cid="http://schemas.microsoft.com/office/word/2016/wordml/cid" xmlns:w16="http://schemas.microsoft.com/office/word/2018/wordml" xmlns:w16sdtdh="http://schemas.microsoft.com/office/word/2020/wordml/sdtdatahash" xmlns:w16se="http://schemas.microsoft.com/office/word/2015/wordml/symex" xmlns:wpg="http://schemas.microsoft.com/office/word/2010/wordprocessingGroup" xmlns:wpi="http://schemas.microsoft.com/office/word/2010/wordprocessingInk" xmlns:wne="http://schemas.microsoft.com/office/word/2006/wordml" xmlns:wps="http://schemas.microsoft.com/office/word/2010/wordprocessingShape" mc:Ignorable="w14 w15 w16se w16cid w16 w16cex w16sdtdh wp14">
+<w:hdr xmlns:wpc="http://schemas.microsoft.com/office/word/2010/wordprocessingCanvas" xmlns:cx="http://schemas.microsoft.com/office/drawing/2014/chartex" xmlns:cx1="http://schemas.microsoft.com/office/drawing/2015/9/8/chartex" xmlns:cx2="http://schemas.microsoft.com/office/drawing/2015/10/21/chartex" xmlns:cx3="http://schemas.microsoft.com/office/drawing/2016/5/9/chartex" xmlns:cx4="http://schemas.microsoft.com/office/drawing/2016/5/10/chartex" xmlns:cx5="http://schemas.microsoft.com/office/drawing/2016/5/11/chartex" xmlns:cx6="http://schemas.microsoft.com/office/drawing/2016/5/12/chartex" xmlns:cx7="http://schemas.microsoft.com/office/drawing/2016/5/13/chartex" xmlns:cx8="http://schemas.microsoft.com/office/drawing/2016/5/14/chartex" xmlns:mc="http://schemas.openxmlformats.org/markup-compatibility/2006" xmlns:aink="http://schemas.microsoft.com/office/drawing/2016/ink" xmlns:am3d="http://schemas.microsoft.com/office/drawing/2017/model3d" xmlns:o="urn:schemas-microsoft-com:office:office" xmlns:oel="http://schemas.microsoft.com/office/2019/extlst" xmlns:r="http://schemas.openxmlformats.org/officeDocument/2006/relationships" xmlns:m="http://schemas.openxmlformats.org/officeDocument/2006/math" xmlns:v="urn:schemas-microsoft-com:vml" xmlns:wp14="http://schemas.microsoft.com/office/word/2010/wordprocessingDrawing" xmlns:wp="http://schemas.openxmlformats.org/drawingml/2006/wordprocessingDrawing" xmlns:w10="urn:schemas-microsoft-com:office:word" xmlns:w="http://schemas.openxmlformats.org/wordprocessingml/2006/main" xmlns:w14="http://schemas.microsoft.com/office/word/2010/wordml" xmlns:w15="http://schemas.microsoft.com/office/word/2012/wordml" xmlns:w16cex="http://schemas.microsoft.com/office/word/2018/wordml/cex" xmlns:w16cid="http://schemas.microsoft.com/office/word/2016/wordml/cid" xmlns:w16="http://schemas.microsoft.com/office/word/2018/wordml" xmlns:w16du="http://schemas.microsoft.com/office/word/2023/wordml/word16du" xmlns:w16sdtdh="http://schemas.microsoft.com/office/word/2020/wordml/sdtdatahash" xmlns:w16sdtfl="http://schemas.microsoft.com/office/word/2024/wordml/sdtformatlock" xmlns:w16se="http://schemas.microsoft.com/office/word/2015/wordml/symex" xmlns:wpg="http://schemas.microsoft.com/office/word/2010/wordprocessingGroup" xmlns:wpi="http://schemas.microsoft.com/office/word/2010/wordprocessingInk" xmlns:wne="http://schemas.microsoft.com/office/word/2006/wordml" xmlns:wps="http://schemas.microsoft.com/office/word/2010/wordprocessingShape" mc:Ignorable="w14 w15 w16se w16cid w16 w16cex w16sdtdh w16sdtfl w16du wp14">
   <w:p>
     <w:pPr>
       <w:pStyle w:val="BodyText"/>
@@ -31224,7 +32206,7 @@
 </file>
 
 <file path=word/numbering.xml><?xml version="1.0" encoding="utf-8"?>
-<w:numbering xmlns:wpc="http://schemas.microsoft.com/office/word/2010/wordprocessingCanvas" xmlns:cx="http://schemas.microsoft.com/office/drawing/2014/chartex" xmlns:cx1="http://schemas.microsoft.com/office/drawing/2015/9/8/chartex" xmlns:cx2="http://schemas.microsoft.com/office/drawing/2015/10/21/chartex" xmlns:cx3="http://schemas.microsoft.com/office/drawing/2016/5/9/chartex" xmlns:cx4="http://schemas.microsoft.com/office/drawing/2016/5/10/chartex" xmlns:cx5="http://schemas.microsoft.com/office/drawing/2016/5/11/chartex" xmlns:cx6="http://schemas.microsoft.com/office/drawing/2016/5/12/chartex" xmlns:cx7="http://schemas.microsoft.com/office/drawing/2016/5/13/chartex" xmlns:cx8="http://schemas.microsoft.com/office/drawing/2016/5/14/chartex" xmlns:mc="http://schemas.openxmlformats.org/markup-compatibility/2006" xmlns:aink="http://schemas.microsoft.com/office/drawing/2016/ink" xmlns:am3d="http://schemas.microsoft.com/office/drawing/2017/model3d" xmlns:o="urn:schemas-microsoft-com:office:office" xmlns:oel="http://schemas.microsoft.com/office/2019/extlst" xmlns:r="http://schemas.openxmlformats.org/officeDocument/2006/relationships" xmlns:m="http://schemas.openxmlformats.org/officeDocument/2006/math" xmlns:v="urn:schemas-microsoft-com:vml" xmlns:wp14="http://schemas.microsoft.com/office/word/2010/wordprocessingDrawing" xmlns:wp="http://schemas.openxmlformats.org/drawingml/2006/wordprocessingDrawing" xmlns:w10="urn:schemas-microsoft-com:office:word" xmlns:w="http://schemas.openxmlformats.org/wordprocessingml/2006/main" xmlns:w14="http://schemas.microsoft.com/office/word/2010/wordml" xmlns:w15="http://schemas.microsoft.com/office/word/2012/wordml" xmlns:w16cex="http://schemas.microsoft.com/office/word/2018/wordml/cex" xmlns:w16cid="http://schemas.microsoft.com/office/word/2016/wordml/cid" xmlns:w16="http://schemas.microsoft.com/office/word/2018/wordml" xmlns:w16sdtdh="http://schemas.microsoft.com/office/word/2020/wordml/sdtdatahash" xmlns:w16se="http://schemas.microsoft.com/office/word/2015/wordml/symex" xmlns:wpg="http://schemas.microsoft.com/office/word/2010/wordprocessingGroup" xmlns:wpi="http://schemas.microsoft.com/office/word/2010/wordprocessingInk" xmlns:wne="http://schemas.microsoft.com/office/word/2006/wordml" xmlns:wps="http://schemas.microsoft.com/office/word/2010/wordprocessingShape" mc:Ignorable="w14 w15 w16se w16cid w16 w16cex w16sdtdh wp14">
+<w:numbering xmlns:wpc="http://schemas.microsoft.com/office/word/2010/wordprocessingCanvas" xmlns:cx="http://schemas.microsoft.com/office/drawing/2014/chartex" xmlns:cx1="http://schemas.microsoft.com/office/drawing/2015/9/8/chartex" xmlns:cx2="http://schemas.microsoft.com/office/drawing/2015/10/21/chartex" xmlns:cx3="http://schemas.microsoft.com/office/drawing/2016/5/9/chartex" xmlns:cx4="http://schemas.microsoft.com/office/drawing/2016/5/10/chartex" xmlns:cx5="http://schemas.microsoft.com/office/drawing/2016/5/11/chartex" xmlns:cx6="http://schemas.microsoft.com/office/drawing/2016/5/12/chartex" xmlns:cx7="http://schemas.microsoft.com/office/drawing/2016/5/13/chartex" xmlns:cx8="http://schemas.microsoft.com/office/drawing/2016/5/14/chartex" xmlns:mc="http://schemas.openxmlformats.org/markup-compatibility/2006" xmlns:aink="http://schemas.microsoft.com/office/drawing/2016/ink" xmlns:am3d="http://schemas.microsoft.com/office/drawing/2017/model3d" xmlns:o="urn:schemas-microsoft-com:office:office" xmlns:oel="http://schemas.microsoft.com/office/2019/extlst" xmlns:r="http://schemas.openxmlformats.org/officeDocument/2006/relationships" xmlns:m="http://schemas.openxmlformats.org/officeDocument/2006/math" xmlns:v="urn:schemas-microsoft-com:vml" xmlns:wp14="http://schemas.microsoft.com/office/word/2010/wordprocessingDrawing" xmlns:wp="http://schemas.openxmlformats.org/drawingml/2006/wordprocessingDrawing" xmlns:w10="urn:schemas-microsoft-com:office:word" xmlns:w="http://schemas.openxmlformats.org/wordprocessingml/2006/main" xmlns:w14="http://schemas.microsoft.com/office/word/2010/wordml" xmlns:w15="http://schemas.microsoft.com/office/word/2012/wordml" xmlns:w16cex="http://schemas.microsoft.com/office/word/2018/wordml/cex" xmlns:w16cid="http://schemas.microsoft.com/office/word/2016/wordml/cid" xmlns:w16="http://schemas.microsoft.com/office/word/2018/wordml" xmlns:w16du="http://schemas.microsoft.com/office/word/2023/wordml/word16du" xmlns:w16sdtdh="http://schemas.microsoft.com/office/word/2020/wordml/sdtdatahash" xmlns:w16sdtfl="http://schemas.microsoft.com/office/word/2024/wordml/sdtformatlock" xmlns:w16se="http://schemas.microsoft.com/office/word/2015/wordml/symex" xmlns:wpg="http://schemas.microsoft.com/office/word/2010/wordprocessingGroup" xmlns:wpi="http://schemas.microsoft.com/office/word/2010/wordprocessingInk" xmlns:wne="http://schemas.microsoft.com/office/word/2006/wordml" xmlns:wps="http://schemas.microsoft.com/office/word/2010/wordprocessingShape" mc:Ignorable="w14 w15 w16se w16cid w16 w16cex w16sdtdh w16sdtfl w16du wp14">
   <w:abstractNum w:abstractNumId="0" w15:restartNumberingAfterBreak="0">
     <w:nsid w:val="01862251"/>
     <w:multiLevelType w:val="hybridMultilevel"/>
@@ -40348,7 +41330,7 @@
 </file>
 
 <file path=word/styles.xml><?xml version="1.0" encoding="utf-8"?>
-<w:styles xmlns:mc="http://schemas.openxmlformats.org/markup-compatibility/2006" xmlns:r="http://schemas.openxmlformats.org/officeDocument/2006/relationships" xmlns:w="http://schemas.openxmlformats.org/wordprocessingml/2006/main" xmlns:w14="http://schemas.microsoft.com/office/word/2010/wordml" xmlns:w15="http://schemas.microsoft.com/office/word/2012/wordml" xmlns:w16cex="http://schemas.microsoft.com/office/word/2018/wordml/cex" xmlns:w16cid="http://schemas.microsoft.com/office/word/2016/wordml/cid" xmlns:w16="http://schemas.microsoft.com/office/word/2018/wordml" xmlns:w16sdtdh="http://schemas.microsoft.com/office/word/2020/wordml/sdtdatahash" xmlns:w16se="http://schemas.microsoft.com/office/word/2015/wordml/symex" mc:Ignorable="w14 w15 w16se w16cid w16 w16cex w16sdtdh">
+<w:styles xmlns:mc="http://schemas.openxmlformats.org/markup-compatibility/2006" xmlns:r="http://schemas.openxmlformats.org/officeDocument/2006/relationships" xmlns:w="http://schemas.openxmlformats.org/wordprocessingml/2006/main" xmlns:w14="http://schemas.microsoft.com/office/word/2010/wordml" xmlns:w15="http://schemas.microsoft.com/office/word/2012/wordml" xmlns:w16cex="http://schemas.microsoft.com/office/word/2018/wordml/cex" xmlns:w16cid="http://schemas.microsoft.com/office/word/2016/wordml/cid" xmlns:w16="http://schemas.microsoft.com/office/word/2018/wordml" xmlns:w16du="http://schemas.microsoft.com/office/word/2023/wordml/word16du" xmlns:w16sdtdh="http://schemas.microsoft.com/office/word/2020/wordml/sdtdatahash" xmlns:w16sdtfl="http://schemas.microsoft.com/office/word/2024/wordml/sdtformatlock" xmlns:w16se="http://schemas.microsoft.com/office/word/2015/wordml/symex" mc:Ignorable="w14 w15 w16se w16cid w16 w16cex w16sdtdh w16sdtfl w16du">
   <w:docDefaults>
     <w:rPrDefault>
       <w:rPr>
@@ -41399,7 +42381,7 @@
 </file>
 
 <file path=word/glossary/document.xml><?xml version="1.0" encoding="utf-8"?>
-<w:glossaryDocument xmlns:wpc="http://schemas.microsoft.com/office/word/2010/wordprocessingCanvas" xmlns:cx="http://schemas.microsoft.com/office/drawing/2014/chartex" xmlns:cx1="http://schemas.microsoft.com/office/drawing/2015/9/8/chartex" xmlns:cx2="http://schemas.microsoft.com/office/drawing/2015/10/21/chartex" xmlns:cx3="http://schemas.microsoft.com/office/drawing/2016/5/9/chartex" xmlns:cx4="http://schemas.microsoft.com/office/drawing/2016/5/10/chartex" xmlns:cx5="http://schemas.microsoft.com/office/drawing/2016/5/11/chartex" xmlns:cx6="http://schemas.microsoft.com/office/drawing/2016/5/12/chartex" xmlns:cx7="http://schemas.microsoft.com/office/drawing/2016/5/13/chartex" xmlns:cx8="http://schemas.microsoft.com/office/drawing/2016/5/14/chartex" xmlns:mc="http://schemas.openxmlformats.org/markup-compatibility/2006" xmlns:aink="http://schemas.microsoft.com/office/drawing/2016/ink" xmlns:am3d="http://schemas.microsoft.com/office/drawing/2017/model3d" xmlns:o="urn:schemas-microsoft-com:office:office" xmlns:oel="http://schemas.microsoft.com/office/2019/extlst" xmlns:r="http://schemas.openxmlformats.org/officeDocument/2006/relationships" xmlns:m="http://schemas.openxmlformats.org/officeDocument/2006/math" xmlns:v="urn:schemas-microsoft-com:vml" xmlns:wp14="http://schemas.microsoft.com/office/word/2010/wordprocessingDrawing" xmlns:wp="http://schemas.openxmlformats.org/drawingml/2006/wordprocessingDrawing" xmlns:w10="urn:schemas-microsoft-com:office:word" xmlns:w="http://schemas.openxmlformats.org/wordprocessingml/2006/main" xmlns:w14="http://schemas.microsoft.com/office/word/2010/wordml" xmlns:w15="http://schemas.microsoft.com/office/word/2012/wordml" xmlns:w16cex="http://schemas.microsoft.com/office/word/2018/wordml/cex" xmlns:w16cid="http://schemas.microsoft.com/office/word/2016/wordml/cid" xmlns:w16="http://schemas.microsoft.com/office/word/2018/wordml" xmlns:w16sdtdh="http://schemas.microsoft.com/office/word/2020/wordml/sdtdatahash" xmlns:w16se="http://schemas.microsoft.com/office/word/2015/wordml/symex" xmlns:wpg="http://schemas.microsoft.com/office/word/2010/wordprocessingGroup" xmlns:wpi="http://schemas.microsoft.com/office/word/2010/wordprocessingInk" xmlns:wne="http://schemas.microsoft.com/office/word/2006/wordml" xmlns:wps="http://schemas.microsoft.com/office/word/2010/wordprocessingShape" mc:Ignorable="w14 w15 w16se w16cid w16 w16cex w16sdtdh wp14">
+<w:glossaryDocument xmlns:wpc="http://schemas.microsoft.com/office/word/2010/wordprocessingCanvas" xmlns:cx="http://schemas.microsoft.com/office/drawing/2014/chartex" xmlns:cx1="http://schemas.microsoft.com/office/drawing/2015/9/8/chartex" xmlns:cx2="http://schemas.microsoft.com/office/drawing/2015/10/21/chartex" xmlns:cx3="http://schemas.microsoft.com/office/drawing/2016/5/9/chartex" xmlns:cx4="http://schemas.microsoft.com/office/drawing/2016/5/10/chartex" xmlns:cx5="http://schemas.microsoft.com/office/drawing/2016/5/11/chartex" xmlns:cx6="http://schemas.microsoft.com/office/drawing/2016/5/12/chartex" xmlns:cx7="http://schemas.microsoft.com/office/drawing/2016/5/13/chartex" xmlns:cx8="http://schemas.microsoft.com/office/drawing/2016/5/14/chartex" xmlns:mc="http://schemas.openxmlformats.org/markup-compatibility/2006" xmlns:aink="http://schemas.microsoft.com/office/drawing/2016/ink" xmlns:am3d="http://schemas.microsoft.com/office/drawing/2017/model3d" xmlns:o="urn:schemas-microsoft-com:office:office" xmlns:oel="http://schemas.microsoft.com/office/2019/extlst" xmlns:r="http://schemas.openxmlformats.org/officeDocument/2006/relationships" xmlns:m="http://schemas.openxmlformats.org/officeDocument/2006/math" xmlns:v="urn:schemas-microsoft-com:vml" xmlns:wp14="http://schemas.microsoft.com/office/word/2010/wordprocessingDrawing" xmlns:wp="http://schemas.openxmlformats.org/drawingml/2006/wordprocessingDrawing" xmlns:w10="urn:schemas-microsoft-com:office:word" xmlns:w="http://schemas.openxmlformats.org/wordprocessingml/2006/main" xmlns:w14="http://schemas.microsoft.com/office/word/2010/wordml" xmlns:w15="http://schemas.microsoft.com/office/word/2012/wordml" xmlns:w16cex="http://schemas.microsoft.com/office/word/2018/wordml/cex" xmlns:w16cid="http://schemas.microsoft.com/office/word/2016/wordml/cid" xmlns:w16="http://schemas.microsoft.com/office/word/2018/wordml" xmlns:w16du="http://schemas.microsoft.com/office/word/2023/wordml/word16du" xmlns:w16sdtdh="http://schemas.microsoft.com/office/word/2020/wordml/sdtdatahash" xmlns:w16sdtfl="http://schemas.microsoft.com/office/word/2024/wordml/sdtformatlock" xmlns:w16se="http://schemas.microsoft.com/office/word/2015/wordml/symex" xmlns:wpg="http://schemas.microsoft.com/office/word/2010/wordprocessingGroup" xmlns:wpi="http://schemas.microsoft.com/office/word/2010/wordprocessingInk" xmlns:wne="http://schemas.microsoft.com/office/word/2006/wordml" xmlns:wps="http://schemas.microsoft.com/office/word/2010/wordprocessingShape" mc:Ignorable="w14 w15 w16se w16cid w16 w16cex w16sdtdh w16sdtfl w16du wp14">
   <w:docParts>
     <w:docPart>
       <w:docPartPr>
@@ -41432,7 +42414,7 @@
 </file>
 
 <file path=word/glossary/fontTable.xml><?xml version="1.0" encoding="utf-8"?>
-<w:fonts xmlns:mc="http://schemas.openxmlformats.org/markup-compatibility/2006" xmlns:r="http://schemas.openxmlformats.org/officeDocument/2006/relationships" xmlns:w="http://schemas.openxmlformats.org/wordprocessingml/2006/main" xmlns:w14="http://schemas.microsoft.com/office/word/2010/wordml" xmlns:w15="http://schemas.microsoft.com/office/word/2012/wordml" xmlns:w16cex="http://schemas.microsoft.com/office/word/2018/wordml/cex" xmlns:w16cid="http://schemas.microsoft.com/office/word/2016/wordml/cid" xmlns:w16="http://schemas.microsoft.com/office/word/2018/wordml" xmlns:w16sdtdh="http://schemas.microsoft.com/office/word/2020/wordml/sdtdatahash" xmlns:w16se="http://schemas.microsoft.com/office/word/2015/wordml/symex" mc:Ignorable="w14 w15 w16se w16cid w16 w16cex w16sdtdh">
+<w:fonts xmlns:mc="http://schemas.openxmlformats.org/markup-compatibility/2006" xmlns:r="http://schemas.openxmlformats.org/officeDocument/2006/relationships" xmlns:w="http://schemas.openxmlformats.org/wordprocessingml/2006/main" xmlns:w14="http://schemas.microsoft.com/office/word/2010/wordml" xmlns:w15="http://schemas.microsoft.com/office/word/2012/wordml" xmlns:w16cex="http://schemas.microsoft.com/office/word/2018/wordml/cex" xmlns:w16cid="http://schemas.microsoft.com/office/word/2016/wordml/cid" xmlns:w16="http://schemas.microsoft.com/office/word/2018/wordml" xmlns:w16du="http://schemas.microsoft.com/office/word/2023/wordml/word16du" xmlns:w16sdtdh="http://schemas.microsoft.com/office/word/2020/wordml/sdtdatahash" xmlns:w16sdtfl="http://schemas.microsoft.com/office/word/2024/wordml/sdtformatlock" xmlns:w16se="http://schemas.microsoft.com/office/word/2015/wordml/symex" mc:Ignorable="w14 w15 w16se w16cid w16 w16cex w16sdtdh w16sdtfl w16du">
   <w:font w:name="Symbol">
     <w:panose1 w:val="05050102010706020507"/>
     <w:charset w:val="02"/>
@@ -41442,14 +42424,14 @@
   </w:font>
   <w:font w:name="Times New Roman">
     <w:panose1 w:val="02020603050405020304"/>
-    <w:charset w:val="A3"/>
+    <w:charset w:val="00"/>
     <w:family w:val="roman"/>
     <w:pitch w:val="variable"/>
     <w:sig w:usb0="E0002EFF" w:usb1="C000785B" w:usb2="00000009" w:usb3="00000000" w:csb0="000001FF" w:csb1="00000000"/>
   </w:font>
   <w:font w:name="Courier New">
     <w:panose1 w:val="02070309020205020404"/>
-    <w:charset w:val="A3"/>
+    <w:charset w:val="00"/>
     <w:family w:val="modern"/>
     <w:pitch w:val="fixed"/>
     <w:sig w:usb0="E0002EFF" w:usb1="C0007843" w:usb2="00000009" w:usb3="00000000" w:csb0="000001FF" w:csb1="00000000"/>
@@ -41463,7 +42445,7 @@
   </w:font>
   <w:font w:name="Calibri">
     <w:panose1 w:val="020F0502020204030204"/>
-    <w:charset w:val="A3"/>
+    <w:charset w:val="00"/>
     <w:family w:val="swiss"/>
     <w:pitch w:val="variable"/>
     <w:sig w:usb0="E4002EFF" w:usb1="C000247B" w:usb2="00000009" w:usb3="00000000" w:csb0="000001FF" w:csb1="00000000"/>
@@ -41512,22 +42494,16 @@
   </w:font>
   <w:font w:name="Calibri Light">
     <w:panose1 w:val="020F0302020204030204"/>
-    <w:charset w:val="A3"/>
+    <w:charset w:val="00"/>
     <w:family w:val="swiss"/>
     <w:pitch w:val="variable"/>
     <w:sig w:usb0="E4002EFF" w:usb1="C000247B" w:usb2="00000009" w:usb3="00000000" w:csb0="000001FF" w:csb1="00000000"/>
-  </w:font>
-  <w:font w:name="Aptos">
-    <w:charset w:val="00"/>
-    <w:family w:val="swiss"/>
-    <w:pitch w:val="variable"/>
-    <w:sig w:usb0="20000287" w:usb1="00000003" w:usb2="00000000" w:usb3="00000000" w:csb0="0000019F" w:csb1="00000000"/>
   </w:font>
 </w:fonts>
 </file>
 
 <file path=word/glossary/settings.xml><?xml version="1.0" encoding="utf-8"?>
-<w:settings xmlns:mc="http://schemas.openxmlformats.org/markup-compatibility/2006" xmlns:o="urn:schemas-microsoft-com:office:office" xmlns:r="http://schemas.openxmlformats.org/officeDocument/2006/relationships" xmlns:m="http://schemas.openxmlformats.org/officeDocument/2006/math" xmlns:v="urn:schemas-microsoft-com:vml" xmlns:w10="urn:schemas-microsoft-com:office:word" xmlns:w="http://schemas.openxmlformats.org/wordprocessingml/2006/main" xmlns:w14="http://schemas.microsoft.com/office/word/2010/wordml" xmlns:w15="http://schemas.microsoft.com/office/word/2012/wordml" xmlns:w16cex="http://schemas.microsoft.com/office/word/2018/wordml/cex" xmlns:w16cid="http://schemas.microsoft.com/office/word/2016/wordml/cid" xmlns:w16="http://schemas.microsoft.com/office/word/2018/wordml" xmlns:w16sdtdh="http://schemas.microsoft.com/office/word/2020/wordml/sdtdatahash" xmlns:w16se="http://schemas.microsoft.com/office/word/2015/wordml/symex" xmlns:sl="http://schemas.openxmlformats.org/schemaLibrary/2006/main" mc:Ignorable="w14 w15 w16se w16cid w16 w16cex w16sdtdh">
+<w:settings xmlns:mc="http://schemas.openxmlformats.org/markup-compatibility/2006" xmlns:o="urn:schemas-microsoft-com:office:office" xmlns:r="http://schemas.openxmlformats.org/officeDocument/2006/relationships" xmlns:m="http://schemas.openxmlformats.org/officeDocument/2006/math" xmlns:v="urn:schemas-microsoft-com:vml" xmlns:w10="urn:schemas-microsoft-com:office:word" xmlns:w="http://schemas.openxmlformats.org/wordprocessingml/2006/main" xmlns:w14="http://schemas.microsoft.com/office/word/2010/wordml" xmlns:w15="http://schemas.microsoft.com/office/word/2012/wordml" xmlns:w16cex="http://schemas.microsoft.com/office/word/2018/wordml/cex" xmlns:w16cid="http://schemas.microsoft.com/office/word/2016/wordml/cid" xmlns:w16="http://schemas.microsoft.com/office/word/2018/wordml" xmlns:w16du="http://schemas.microsoft.com/office/word/2023/wordml/word16du" xmlns:w16sdtdh="http://schemas.microsoft.com/office/word/2020/wordml/sdtdatahash" xmlns:w16sdtfl="http://schemas.microsoft.com/office/word/2024/wordml/sdtformatlock" xmlns:w16se="http://schemas.microsoft.com/office/word/2015/wordml/symex" xmlns:sl="http://schemas.openxmlformats.org/schemaLibrary/2006/main" mc:Ignorable="w14 w15 w16se w16cid w16 w16cex w16sdtdh w16sdtfl w16du">
   <w:view w:val="normal"/>
   <w:defaultTabStop w:val="720"/>
   <w:characterSpacingControl w:val="doNotCompress"/>
@@ -41545,6 +42521,7 @@
     <w:rsid w:val="00001831"/>
     <w:rsid w:val="001F47B3"/>
     <w:rsid w:val="00207A4E"/>
+    <w:rsid w:val="003A6774"/>
     <w:rsid w:val="00466679"/>
     <w:rsid w:val="00486CE7"/>
     <w:rsid w:val="0053320E"/>
@@ -41558,6 +42535,7 @@
     <w:rsid w:val="009B5DBF"/>
     <w:rsid w:val="009C1A1B"/>
     <w:rsid w:val="00A03741"/>
+    <w:rsid w:val="00AB043B"/>
     <w:rsid w:val="00BC76F3"/>
     <w:rsid w:val="00BF6B1B"/>
     <w:rsid w:val="00C608A5"/>
@@ -41588,7 +42566,7 @@
 </file>
 
 <file path=word/glossary/styles.xml><?xml version="1.0" encoding="utf-8"?>
-<w:styles xmlns:mc="http://schemas.openxmlformats.org/markup-compatibility/2006" xmlns:r="http://schemas.openxmlformats.org/officeDocument/2006/relationships" xmlns:w="http://schemas.openxmlformats.org/wordprocessingml/2006/main" xmlns:w14="http://schemas.microsoft.com/office/word/2010/wordml" xmlns:w15="http://schemas.microsoft.com/office/word/2012/wordml" xmlns:w16cex="http://schemas.microsoft.com/office/word/2018/wordml/cex" xmlns:w16cid="http://schemas.microsoft.com/office/word/2016/wordml/cid" xmlns:w16="http://schemas.microsoft.com/office/word/2018/wordml" xmlns:w16sdtdh="http://schemas.microsoft.com/office/word/2020/wordml/sdtdatahash" xmlns:w16se="http://schemas.microsoft.com/office/word/2015/wordml/symex" mc:Ignorable="w14 w15 w16se w16cid w16 w16cex w16sdtdh">
+<w:styles xmlns:mc="http://schemas.openxmlformats.org/markup-compatibility/2006" xmlns:r="http://schemas.openxmlformats.org/officeDocument/2006/relationships" xmlns:w="http://schemas.openxmlformats.org/wordprocessingml/2006/main" xmlns:w14="http://schemas.microsoft.com/office/word/2010/wordml" xmlns:w15="http://schemas.microsoft.com/office/word/2012/wordml" xmlns:w16cex="http://schemas.microsoft.com/office/word/2018/wordml/cex" xmlns:w16cid="http://schemas.microsoft.com/office/word/2016/wordml/cid" xmlns:w16="http://schemas.microsoft.com/office/word/2018/wordml" xmlns:w16du="http://schemas.microsoft.com/office/word/2023/wordml/word16du" xmlns:w16sdtdh="http://schemas.microsoft.com/office/word/2020/wordml/sdtdatahash" xmlns:w16sdtfl="http://schemas.microsoft.com/office/word/2024/wordml/sdtformatlock" xmlns:w16se="http://schemas.microsoft.com/office/word/2015/wordml/symex" mc:Ignorable="w14 w15 w16se w16cid w16 w16cex w16sdtdh w16sdtfl w16du">
   <w:docDefaults>
     <w:rPrDefault>
       <w:rPr>
@@ -42028,7 +43006,7 @@
 </file>
 
 <file path=word/glossary/webSettings.xml><?xml version="1.0" encoding="utf-8"?>
-<w:webSettings xmlns:mc="http://schemas.openxmlformats.org/markup-compatibility/2006" xmlns:r="http://schemas.openxmlformats.org/officeDocument/2006/relationships" xmlns:w="http://schemas.openxmlformats.org/wordprocessingml/2006/main" xmlns:w14="http://schemas.microsoft.com/office/word/2010/wordml" xmlns:w15="http://schemas.microsoft.com/office/word/2012/wordml" xmlns:w16cex="http://schemas.microsoft.com/office/word/2018/wordml/cex" xmlns:w16cid="http://schemas.microsoft.com/office/word/2016/wordml/cid" xmlns:w16="http://schemas.microsoft.com/office/word/2018/wordml" xmlns:w16sdtdh="http://schemas.microsoft.com/office/word/2020/wordml/sdtdatahash" xmlns:w16se="http://schemas.microsoft.com/office/word/2015/wordml/symex" mc:Ignorable="w14 w15 w16se w16cid w16 w16cex w16sdtdh">
+<w:webSettings xmlns:mc="http://schemas.openxmlformats.org/markup-compatibility/2006" xmlns:r="http://schemas.openxmlformats.org/officeDocument/2006/relationships" xmlns:w="http://schemas.openxmlformats.org/wordprocessingml/2006/main" xmlns:w14="http://schemas.microsoft.com/office/word/2010/wordml" xmlns:w15="http://schemas.microsoft.com/office/word/2012/wordml" xmlns:w16cex="http://schemas.microsoft.com/office/word/2018/wordml/cex" xmlns:w16cid="http://schemas.microsoft.com/office/word/2016/wordml/cid" xmlns:w16="http://schemas.microsoft.com/office/word/2018/wordml" xmlns:w16du="http://schemas.microsoft.com/office/word/2023/wordml/word16du" xmlns:w16sdtdh="http://schemas.microsoft.com/office/word/2020/wordml/sdtdatahash" xmlns:w16sdtfl="http://schemas.microsoft.com/office/word/2024/wordml/sdtformatlock" xmlns:w16se="http://schemas.microsoft.com/office/word/2015/wordml/symex" mc:Ignorable="w14 w15 w16se w16cid w16 w16cex w16sdtdh w16sdtfl w16du">
   <w:optimizeForBrowser/>
   <w:allowPNG/>
 </w:webSettings>

--- a/thesis/doc/ĐỒ-ÁN-MÔN-HỌC-CHUYÊN-ĐỀ-ASP.NET.docx
+++ b/thesis/doc/ĐỒ-ÁN-MÔN-HỌC-CHUYÊN-ĐỀ-ASP.NET.docx
@@ -1,6 +1,6 @@
 
 <file path=word/document.xml><?xml version="1.0" encoding="utf-8"?>
-<w:document xmlns:wpc="http://schemas.microsoft.com/office/word/2010/wordprocessingCanvas" xmlns:cx="http://schemas.microsoft.com/office/drawing/2014/chartex" xmlns:cx1="http://schemas.microsoft.com/office/drawing/2015/9/8/chartex" xmlns:cx2="http://schemas.microsoft.com/office/drawing/2015/10/21/chartex" xmlns:cx3="http://schemas.microsoft.com/office/drawing/2016/5/9/chartex" xmlns:cx4="http://schemas.microsoft.com/office/drawing/2016/5/10/chartex" xmlns:cx5="http://schemas.microsoft.com/office/drawing/2016/5/11/chartex" xmlns:cx6="http://schemas.microsoft.com/office/drawing/2016/5/12/chartex" xmlns:cx7="http://schemas.microsoft.com/office/drawing/2016/5/13/chartex" xmlns:cx8="http://schemas.microsoft.com/office/drawing/2016/5/14/chartex" xmlns:mc="http://schemas.openxmlformats.org/markup-compatibility/2006" xmlns:aink="http://schemas.microsoft.com/office/drawing/2016/ink" xmlns:am3d="http://schemas.microsoft.com/office/drawing/2017/model3d" xmlns:o="urn:schemas-microsoft-com:office:office" xmlns:oel="http://schemas.microsoft.com/office/2019/extlst" xmlns:r="http://schemas.openxmlformats.org/officeDocument/2006/relationships" xmlns:m="http://schemas.openxmlformats.org/officeDocument/2006/math" xmlns:v="urn:schemas-microsoft-com:vml" xmlns:wp14="http://schemas.microsoft.com/office/word/2010/wordprocessingDrawing" xmlns:wp="http://schemas.openxmlformats.org/drawingml/2006/wordprocessingDrawing" xmlns:w10="urn:schemas-microsoft-com:office:word" xmlns:w="http://schemas.openxmlformats.org/wordprocessingml/2006/main" xmlns:w14="http://schemas.microsoft.com/office/word/2010/wordml" xmlns:w15="http://schemas.microsoft.com/office/word/2012/wordml" xmlns:w16cex="http://schemas.microsoft.com/office/word/2018/wordml/cex" xmlns:w16cid="http://schemas.microsoft.com/office/word/2016/wordml/cid" xmlns:w16="http://schemas.microsoft.com/office/word/2018/wordml" xmlns:w16du="http://schemas.microsoft.com/office/word/2023/wordml/word16du" xmlns:w16sdtdh="http://schemas.microsoft.com/office/word/2020/wordml/sdtdatahash" xmlns:w16sdtfl="http://schemas.microsoft.com/office/word/2024/wordml/sdtformatlock" xmlns:w16se="http://schemas.microsoft.com/office/word/2015/wordml/symex" xmlns:wpg="http://schemas.microsoft.com/office/word/2010/wordprocessingGroup" xmlns:wpi="http://schemas.microsoft.com/office/word/2010/wordprocessingInk" xmlns:wne="http://schemas.microsoft.com/office/word/2006/wordml" xmlns:wps="http://schemas.microsoft.com/office/word/2010/wordprocessingShape" mc:Ignorable="w14 w15 w16se w16cid w16 w16cex w16sdtdh w16sdtfl w16du wp14">
+<w:document xmlns:wpc="http://schemas.microsoft.com/office/word/2010/wordprocessingCanvas" xmlns:cx="http://schemas.microsoft.com/office/drawing/2014/chartex" xmlns:cx1="http://schemas.microsoft.com/office/drawing/2015/9/8/chartex" xmlns:cx2="http://schemas.microsoft.com/office/drawing/2015/10/21/chartex" xmlns:cx3="http://schemas.microsoft.com/office/drawing/2016/5/9/chartex" xmlns:cx4="http://schemas.microsoft.com/office/drawing/2016/5/10/chartex" xmlns:cx5="http://schemas.microsoft.com/office/drawing/2016/5/11/chartex" xmlns:cx6="http://schemas.microsoft.com/office/drawing/2016/5/12/chartex" xmlns:cx7="http://schemas.microsoft.com/office/drawing/2016/5/13/chartex" xmlns:cx8="http://schemas.microsoft.com/office/drawing/2016/5/14/chartex" xmlns:mc="http://schemas.openxmlformats.org/markup-compatibility/2006" xmlns:aink="http://schemas.microsoft.com/office/drawing/2016/ink" xmlns:am3d="http://schemas.microsoft.com/office/drawing/2017/model3d" xmlns:o="urn:schemas-microsoft-com:office:office" xmlns:oel="http://schemas.microsoft.com/office/2019/extlst" xmlns:r="http://schemas.openxmlformats.org/officeDocument/2006/relationships" xmlns:m="http://schemas.openxmlformats.org/officeDocument/2006/math" xmlns:v="urn:schemas-microsoft-com:vml" xmlns:wp14="http://schemas.microsoft.com/office/word/2010/wordprocessingDrawing" xmlns:wp="http://schemas.openxmlformats.org/drawingml/2006/wordprocessingDrawing" xmlns:w10="urn:schemas-microsoft-com:office:word" xmlns:w="http://schemas.openxmlformats.org/wordprocessingml/2006/main" xmlns:w14="http://schemas.microsoft.com/office/word/2010/wordml" xmlns:w15="http://schemas.microsoft.com/office/word/2012/wordml" xmlns:w16cex="http://schemas.microsoft.com/office/word/2018/wordml/cex" xmlns:w16cid="http://schemas.microsoft.com/office/word/2016/wordml/cid" xmlns:w16="http://schemas.microsoft.com/office/word/2018/wordml" xmlns:w16sdtdh="http://schemas.microsoft.com/office/word/2020/wordml/sdtdatahash" xmlns:w16se="http://schemas.microsoft.com/office/word/2015/wordml/symex" xmlns:wpg="http://schemas.microsoft.com/office/word/2010/wordprocessingGroup" xmlns:wpi="http://schemas.microsoft.com/office/word/2010/wordprocessingInk" xmlns:wne="http://schemas.microsoft.com/office/word/2006/wordml" xmlns:wps="http://schemas.microsoft.com/office/word/2010/wordprocessingShape" mc:Ignorable="w14 w15 w16se w16cid w16 w16cex w16sdtdh wp14">
   <w:body>
     <w:p>
       <w:pPr>
@@ -1245,19 +1245,11 @@
                               </w:rPr>
                               <w:t xml:space="preserve">TS. </w:t>
                             </w:r>
-                            <w:proofErr w:type="gramStart"/>
                             <w:r>
                               <w:rPr>
                                 <w:iCs/>
                               </w:rPr>
-                              <w:t>Đoàn</w:t>
-                            </w:r>
-                            <w:proofErr w:type="gramEnd"/>
-                            <w:r>
-                              <w:rPr>
-                                <w:iCs/>
-                              </w:rPr>
-                              <w:t xml:space="preserve"> Phước Miền</w:t>
+                              <w:t>Đoàn Phước Miền</w:t>
                             </w:r>
                           </w:p>
                         </w:txbxContent>
@@ -1308,19 +1300,11 @@
                         </w:rPr>
                         <w:t xml:space="preserve">TS. </w:t>
                       </w:r>
-                      <w:proofErr w:type="gramStart"/>
                       <w:r>
                         <w:rPr>
                           <w:iCs/>
                         </w:rPr>
-                        <w:t>Đoàn</w:t>
-                      </w:r>
-                      <w:proofErr w:type="gramEnd"/>
-                      <w:r>
-                        <w:rPr>
-                          <w:iCs/>
-                        </w:rPr>
-                        <w:t xml:space="preserve"> Phước Miền</w:t>
+                        <w:t>Đoàn Phước Miền</w:t>
                       </w:r>
                     </w:p>
                   </w:txbxContent>
@@ -1914,7 +1898,7 @@
               </wp:anchor>
             </w:drawing>
           </mc:Choice>
-          <mc:Fallback>
+          <mc:Fallback xmlns:w16sdtfl="http://schemas.microsoft.com/office/word/2024/wordml/sdtformatlock" xmlns:w16du="http://schemas.microsoft.com/office/word/2023/wordml/word16du">
             <w:pict>
               <v:group w14:anchorId="5B1933AF" id="Group 7" o:spid="_x0000_s1026" style="position:absolute;margin-left:107.85pt;margin-top:62.9pt;width:423.75pt;height:720.75pt;z-index:-251657728;mso-wrap-distance-left:0;mso-wrap-distance-right:0;mso-position-horizontal-relative:page;mso-position-vertical-relative:page" coordsize="53816,91535" o:gfxdata="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">
                 <v:shape id="Graphic 8" o:spid="_x0000_s1027" style="position:absolute;left:47;top:47;width:53721;height:91440;visibility:visible;mso-wrap-style:square;v-text-anchor:top" coordsize="5372100,9144000" o:gfxdata="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" path="m5372100,l,,,9144000r5372100,l5372100,xe" stroked="f">
@@ -2529,19 +2513,11 @@
         </w:rPr>
         <w:t xml:space="preserve"> </w:t>
       </w:r>
-      <w:proofErr w:type="gramStart"/>
       <w:r>
         <w:rPr>
           <w:i/>
         </w:rPr>
-        <w:t>…..</w:t>
-      </w:r>
-      <w:proofErr w:type="gramEnd"/>
-      <w:r>
-        <w:rPr>
-          <w:i/>
-        </w:rPr>
-        <w:t xml:space="preserve"> tháng</w:t>
+        <w:t>….. tháng</w:t>
       </w:r>
       <w:r>
         <w:rPr>
@@ -2654,19 +2630,11 @@
                               </w:rPr>
                               <w:t xml:space="preserve"> </w:t>
                             </w:r>
-                            <w:proofErr w:type="gramStart"/>
                             <w:r>
                               <w:rPr>
                                 <w:i/>
                               </w:rPr>
-                              <w:t>…..</w:t>
-                            </w:r>
-                            <w:proofErr w:type="gramEnd"/>
-                            <w:r>
-                              <w:rPr>
-                                <w:i/>
-                              </w:rPr>
-                              <w:t xml:space="preserve"> tháng</w:t>
+                              <w:t>….. tháng</w:t>
                             </w:r>
                             <w:r>
                               <w:rPr>
@@ -2808,19 +2776,11 @@
                         </w:rPr>
                         <w:t xml:space="preserve"> </w:t>
                       </w:r>
-                      <w:proofErr w:type="gramStart"/>
                       <w:r>
                         <w:rPr>
                           <w:i/>
                         </w:rPr>
-                        <w:t>…..</w:t>
-                      </w:r>
-                      <w:proofErr w:type="gramEnd"/>
-                      <w:r>
-                        <w:rPr>
-                          <w:i/>
-                        </w:rPr>
-                        <w:t xml:space="preserve"> tháng</w:t>
+                        <w:t>….. tháng</w:t>
                       </w:r>
                       <w:r>
                         <w:rPr>
@@ -3186,7 +3146,7 @@
               </wp:anchor>
             </w:drawing>
           </mc:Choice>
-          <mc:Fallback>
+          <mc:Fallback xmlns:w16sdtfl="http://schemas.microsoft.com/office/word/2024/wordml/sdtformatlock" xmlns:w16du="http://schemas.microsoft.com/office/word/2023/wordml/word16du">
             <w:pict>
               <v:shape w14:anchorId="05CB0860" id="Graphic 11" o:spid="_x0000_s1026" style="position:absolute;margin-left:29.55pt;margin-top:61.25pt;width:423pt;height:10in;z-index:-251655680;visibility:visible;mso-wrap-style:square;mso-width-percent:0;mso-height-percent:0;mso-wrap-distance-left:0;mso-wrap-distance-top:0;mso-wrap-distance-right:0;mso-wrap-distance-bottom:0;mso-position-horizontal:absolute;mso-position-horizontal-relative:margin;mso-position-vertical:absolute;mso-position-vertical-relative:page;mso-width-percent:0;mso-height-percent:0;mso-width-relative:page;mso-height-relative:page;v-text-anchor:top" coordsize="5372100,9144000" o:gfxdata="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" path="m,9144000r5372100,l5372100,,,,,9144000xe" filled="f">
                 <v:path arrowok="t" o:connecttype="custom" o:connectlocs="0,9144000;5372100,9144000;5372100,0;0,0;0,9144000" o:connectangles="0,0,0,0,0"/>
@@ -3803,19 +3763,11 @@
         </w:rPr>
         <w:t xml:space="preserve"> </w:t>
       </w:r>
-      <w:proofErr w:type="gramStart"/>
       <w:r>
         <w:rPr>
           <w:i/>
         </w:rPr>
-        <w:t>…..</w:t>
-      </w:r>
-      <w:proofErr w:type="gramEnd"/>
-      <w:r>
-        <w:rPr>
-          <w:i/>
-        </w:rPr>
-        <w:t xml:space="preserve"> tháng</w:t>
+        <w:t>….. tháng</w:t>
       </w:r>
       <w:r>
         <w:rPr>
@@ -10251,25 +10203,7 @@
             <w:szCs w:val="26"/>
           </w:rPr>
           <w:noBreakHyphen/>
-          <w:t>1 Gi</w:t>
-        </w:r>
-        <w:r>
-          <w:rPr>
-            <w:rStyle w:val="Hyperlink"/>
-            <w:noProof/>
-            <w:sz w:val="26"/>
-            <w:szCs w:val="26"/>
-          </w:rPr>
-          <w:t>a</w:t>
-        </w:r>
-        <w:r>
-          <w:rPr>
-            <w:rStyle w:val="Hyperlink"/>
-            <w:noProof/>
-            <w:sz w:val="26"/>
-            <w:szCs w:val="26"/>
-          </w:rPr>
-          <w:t>o diện trang chủ của website</w:t>
+          <w:t>1 Giao diện trang chủ của website</w:t>
         </w:r>
         <w:r>
           <w:rPr>
@@ -11488,25 +11422,7 @@
           <w:spacing w:val="-4"/>
           <w:sz w:val="26"/>
         </w:rPr>
-        <w:t xml:space="preserve">Hiển thị đa thiết bị: Xây dựng giao diện có khả năng hiển thị tương thích trên cả màn hình máy tính (laptop/desktop) và thiết bị di động thông qua việc sử dụng Master Page (Site.Master và </w:t>
-      </w:r>
-      <w:proofErr w:type="gramStart"/>
-      <w:r>
-        <w:rPr>
-          <w:bCs/>
-          <w:spacing w:val="-4"/>
-          <w:sz w:val="26"/>
-        </w:rPr>
-        <w:t>Site.Mobile.Master</w:t>
-      </w:r>
-      <w:proofErr w:type="gramEnd"/>
-      <w:r>
-        <w:rPr>
-          <w:bCs/>
-          <w:spacing w:val="-4"/>
-          <w:sz w:val="26"/>
-        </w:rPr>
-        <w:t>).</w:t>
+        <w:t>Hiển thị đa thiết bị: Xây dựng giao diện có khả năng hiển thị tương thích trên cả màn hình máy tính (laptop/desktop) và thiết bị di động thông qua việc sử dụng Master Page (Site.Master và Site.Mobile.Master).</w:t>
       </w:r>
     </w:p>
     <w:p>
@@ -11878,25 +11794,7 @@
           <w:spacing w:val="-4"/>
           <w:sz w:val="26"/>
         </w:rPr>
-        <w:t xml:space="preserve">Kết nối và thực hiện các thao tác truy vấn dữ liệu (CRUD) </w:t>
-      </w:r>
-      <w:proofErr w:type="gramStart"/>
-      <w:r>
-        <w:rPr>
-          <w:bCs/>
-          <w:spacing w:val="-4"/>
-          <w:sz w:val="26"/>
-        </w:rPr>
-        <w:t>an</w:t>
-      </w:r>
-      <w:proofErr w:type="gramEnd"/>
-      <w:r>
-        <w:rPr>
-          <w:bCs/>
-          <w:spacing w:val="-4"/>
-          <w:sz w:val="26"/>
-        </w:rPr>
-        <w:t xml:space="preserve"> toàn, ổn định với cơ sở dữ liệu SQL Server.</w:t>
+        <w:t>Kết nối và thực hiện các thao tác truy vấn dữ liệu (CRUD) an toàn, ổn định với cơ sở dữ liệu SQL Server.</w:t>
       </w:r>
     </w:p>
     <w:p>
@@ -12281,23 +12179,7 @@
           <w:spacing w:val="-4"/>
           <w:sz w:val="26"/>
         </w:rPr>
-        <w:t xml:space="preserve">Hiển thị giao diện tương thích trên máy tính và thiết bị di động (thông qua Site.Master và </w:t>
-      </w:r>
-      <w:proofErr w:type="gramStart"/>
-      <w:r>
-        <w:rPr>
-          <w:spacing w:val="-4"/>
-          <w:sz w:val="26"/>
-        </w:rPr>
-        <w:t>Site.Mobile.Master</w:t>
-      </w:r>
-      <w:proofErr w:type="gramEnd"/>
-      <w:r>
-        <w:rPr>
-          <w:spacing w:val="-4"/>
-          <w:sz w:val="26"/>
-        </w:rPr>
-        <w:t>).</w:t>
+        <w:t>Hiển thị giao diện tương thích trên máy tính và thiết bị di động (thông qua Site.Master và Site.Mobile.Master).</w:t>
       </w:r>
     </w:p>
     <w:p>
@@ -12430,18 +12312,8 @@
           <w:sz w:val="26"/>
           <w:lang w:val="fr-FR"/>
         </w:rPr>
-        <w:t>Phân hệ quản trị (Admin</w:t>
-      </w:r>
-      <w:proofErr w:type="gramStart"/>
-      <w:r>
-        <w:rPr>
-          <w:spacing w:val="-4"/>
-          <w:sz w:val="26"/>
-          <w:lang w:val="fr-FR"/>
-        </w:rPr>
-        <w:t>):</w:t>
-      </w:r>
-      <w:proofErr w:type="gramEnd"/>
+        <w:t>Phân hệ quản trị (Admin):</w:t>
+      </w:r>
     </w:p>
     <w:p>
       <w:pPr>
@@ -12665,20 +12537,8 @@
           <w:sz w:val="26"/>
           <w:lang w:val="fr-FR"/>
         </w:rPr>
-        <w:t xml:space="preserve">Phạm vi kỹ thuật và môi trường triển </w:t>
-      </w:r>
-      <w:proofErr w:type="gramStart"/>
-      <w:r>
-        <w:rPr>
-          <w:b/>
-          <w:bCs/>
-          <w:spacing w:val="-4"/>
-          <w:sz w:val="26"/>
-          <w:lang w:val="fr-FR"/>
-        </w:rPr>
-        <w:t>khai:</w:t>
-      </w:r>
-      <w:proofErr w:type="gramEnd"/>
+        <w:t>Phạm vi kỹ thuật và môi trường triển khai:</w:t>
+      </w:r>
     </w:p>
     <w:p>
       <w:pPr>
@@ -13041,25 +12901,7 @@
           <w:spacing w:val="-4"/>
           <w:sz w:val="26"/>
         </w:rPr>
-        <w:t xml:space="preserve">Thiết kế giao diện: Ứng dụng HTML5, CSS3, Bootstrap để tạo giao diện, kết hợp cơ chế Master Page (Site.Master, </w:t>
-      </w:r>
-      <w:proofErr w:type="gramStart"/>
-      <w:r>
-        <w:rPr>
-          <w:bCs/>
-          <w:spacing w:val="-4"/>
-          <w:sz w:val="26"/>
-        </w:rPr>
-        <w:t>Site.Mobile.Master</w:t>
-      </w:r>
-      <w:proofErr w:type="gramEnd"/>
-      <w:r>
-        <w:rPr>
-          <w:bCs/>
-          <w:spacing w:val="-4"/>
-          <w:sz w:val="26"/>
-        </w:rPr>
-        <w:t xml:space="preserve"> và Admin.Master) để đồng bộ bố cục và tối ưu khả năng hiển thị đa thiết bị.</w:t>
+        <w:t>Thiết kế giao diện: Ứng dụng HTML5, CSS3, Bootstrap để tạo giao diện, kết hợp cơ chế Master Page (Site.Master, Site.Mobile.Master và Admin.Master) để đồng bộ bố cục và tối ưu khả năng hiển thị đa thiết bị.</w:t>
       </w:r>
     </w:p>
     <w:p>
@@ -14528,21 +14370,12 @@
           <w:szCs w:val="26"/>
         </w:rPr>
       </w:pPr>
-      <w:proofErr w:type="gramStart"/>
-      <w:r>
-        <w:rPr>
-          <w:sz w:val="26"/>
-          <w:szCs w:val="26"/>
-        </w:rPr>
-        <w:t>An</w:t>
-      </w:r>
-      <w:proofErr w:type="gramEnd"/>
-      <w:r>
-        <w:rPr>
-          <w:sz w:val="26"/>
-          <w:szCs w:val="26"/>
-        </w:rPr>
-        <w:t xml:space="preserve"> toàn và quản lý bộ nhớ tự động: Cơ chế thu gom rác (Garbage Collection) của CLR tự động dọn dẹp các đối tượng không còn sử dụng, giúp giảm thiểu lỗi rò rỉ bộ nhớ (memory leak).</w:t>
+      <w:r>
+        <w:rPr>
+          <w:sz w:val="26"/>
+          <w:szCs w:val="26"/>
+        </w:rPr>
+        <w:t>An toàn và quản lý bộ nhớ tự động: Cơ chế thu gom rác (Garbage Collection) của CLR tự động dọn dẹp các đối tượng không còn sử dụng, giúp giảm thiểu lỗi rò rỉ bộ nhớ (memory leak).</w:t>
       </w:r>
     </w:p>
     <w:p>
@@ -14796,23 +14629,7 @@
           <w:sz w:val="26"/>
           <w:szCs w:val="26"/>
         </w:rPr>
-        <w:t>Phân tách rõ ràng (Code-behind): Tách biệt mã giao diện (file .aspx) và mã xử lý logic (</w:t>
-      </w:r>
-      <w:proofErr w:type="gramStart"/>
-      <w:r>
-        <w:rPr>
-          <w:sz w:val="26"/>
-          <w:szCs w:val="26"/>
-        </w:rPr>
-        <w:t>file .</w:t>
-      </w:r>
-      <w:proofErr w:type="gramEnd"/>
-      <w:r>
-        <w:rPr>
-          <w:sz w:val="26"/>
-          <w:szCs w:val="26"/>
-        </w:rPr>
-        <w:t>aspx.cs), giúp việc thiết kế và lập trình không bị chồng chéo.</w:t>
+        <w:t>Phân tách rõ ràng (Code-behind): Tách biệt mã giao diện (file .aspx) và mã xử lý logic (file .aspx.cs), giúp việc thiết kế và lập trình không bị chồng chéo.</w:t>
       </w:r>
     </w:p>
     <w:p>
@@ -16764,23 +16581,7 @@
           <w:sz w:val="26"/>
           <w:szCs w:val="26"/>
         </w:rPr>
-        <w:t xml:space="preserve">Kiểm soát luồng dữ liệu an toàn: Cho phép lập trình viên dễ dàng lấy được thông tin của tệp tin trước khi lưu (tên file, dung lượng, đuôi file) thông qua thuộc tính PostedFile và phương thức </w:t>
-      </w:r>
-      <w:proofErr w:type="gramStart"/>
-      <w:r>
-        <w:rPr>
-          <w:sz w:val="26"/>
-          <w:szCs w:val="26"/>
-        </w:rPr>
-        <w:t>SaveAs(</w:t>
-      </w:r>
-      <w:proofErr w:type="gramEnd"/>
-      <w:r>
-        <w:rPr>
-          <w:sz w:val="26"/>
-          <w:szCs w:val="26"/>
-        </w:rPr>
-        <w:t>).</w:t>
+        <w:t>Kiểm soát luồng dữ liệu an toàn: Cho phép lập trình viên dễ dàng lấy được thông tin của tệp tin trước khi lưu (tên file, dung lượng, đuôi file) thông qua thuộc tính PostedFile và phương thức SaveAs().</w:t>
       </w:r>
     </w:p>
     <w:p>
@@ -17697,23 +17498,7 @@
           <w:sz w:val="26"/>
           <w:szCs w:val="26"/>
         </w:rPr>
-        <w:t xml:space="preserve">uản trị và vận hành (Admin): Cung cấp bảng điều khiển khép kín, </w:t>
-      </w:r>
-      <w:proofErr w:type="gramStart"/>
-      <w:r>
-        <w:rPr>
-          <w:sz w:val="26"/>
-          <w:szCs w:val="26"/>
-        </w:rPr>
-        <w:t>an</w:t>
-      </w:r>
-      <w:proofErr w:type="gramEnd"/>
-      <w:r>
-        <w:rPr>
-          <w:sz w:val="26"/>
-          <w:szCs w:val="26"/>
-        </w:rPr>
-        <w:t xml:space="preserve"> toàn để người quản trị giám sát toàn bộ hoạt động kinh doanh: quản lý vòng đời của </w:t>
+        <w:t xml:space="preserve">uản trị và vận hành (Admin): Cung cấp bảng điều khiển khép kín, an toàn để người quản trị giám sát toàn bộ hoạt động kinh doanh: quản lý vòng đời của </w:t>
       </w:r>
       <w:r>
         <w:rPr>
@@ -19153,21 +18938,12 @@
                 <w:szCs w:val="26"/>
               </w:rPr>
             </w:pPr>
-            <w:proofErr w:type="gramStart"/>
             <w:r>
               <w:rPr>
                 <w:sz w:val="26"/>
                 <w:szCs w:val="26"/>
               </w:rPr>
-              <w:t>VARCHAR(</w:t>
-            </w:r>
-            <w:proofErr w:type="gramEnd"/>
-            <w:r>
-              <w:rPr>
-                <w:sz w:val="26"/>
-                <w:szCs w:val="26"/>
-              </w:rPr>
-              <w:t>50)</w:t>
+              <w:t>VARCHAR(50)</w:t>
             </w:r>
           </w:p>
         </w:tc>
@@ -19282,21 +19058,12 @@
                 <w:szCs w:val="26"/>
               </w:rPr>
             </w:pPr>
-            <w:proofErr w:type="gramStart"/>
             <w:r>
               <w:rPr>
                 <w:sz w:val="26"/>
                 <w:szCs w:val="26"/>
               </w:rPr>
-              <w:t>VARCHAR(</w:t>
-            </w:r>
-            <w:proofErr w:type="gramEnd"/>
-            <w:r>
-              <w:rPr>
-                <w:sz w:val="26"/>
-                <w:szCs w:val="26"/>
-              </w:rPr>
-              <w:t>255)</w:t>
+              <w:t>VARCHAR(255)</w:t>
             </w:r>
           </w:p>
         </w:tc>
@@ -19404,21 +19171,12 @@
                 <w:szCs w:val="26"/>
               </w:rPr>
             </w:pPr>
-            <w:proofErr w:type="gramStart"/>
             <w:r>
               <w:rPr>
                 <w:sz w:val="26"/>
                 <w:szCs w:val="26"/>
               </w:rPr>
-              <w:t>NVARCHAR(</w:t>
-            </w:r>
-            <w:proofErr w:type="gramEnd"/>
-            <w:r>
-              <w:rPr>
-                <w:sz w:val="26"/>
-                <w:szCs w:val="26"/>
-              </w:rPr>
-              <w:t>100)</w:t>
+              <w:t>NVARCHAR(100)</w:t>
             </w:r>
           </w:p>
         </w:tc>
@@ -19526,21 +19284,12 @@
                 <w:szCs w:val="26"/>
               </w:rPr>
             </w:pPr>
-            <w:proofErr w:type="gramStart"/>
             <w:r>
               <w:rPr>
                 <w:sz w:val="26"/>
                 <w:szCs w:val="26"/>
               </w:rPr>
-              <w:t>NVARCHAR(</w:t>
-            </w:r>
-            <w:proofErr w:type="gramEnd"/>
-            <w:r>
-              <w:rPr>
-                <w:sz w:val="26"/>
-                <w:szCs w:val="26"/>
-              </w:rPr>
-              <w:t>255)</w:t>
+              <w:t>NVARCHAR(255)</w:t>
             </w:r>
           </w:p>
         </w:tc>
@@ -19874,21 +19623,12 @@
                 <w:szCs w:val="26"/>
               </w:rPr>
             </w:pPr>
-            <w:proofErr w:type="gramStart"/>
             <w:r>
               <w:rPr>
                 <w:sz w:val="26"/>
                 <w:szCs w:val="26"/>
               </w:rPr>
-              <w:t>VARCHAR(</w:t>
-            </w:r>
-            <w:proofErr w:type="gramEnd"/>
-            <w:r>
-              <w:rPr>
-                <w:sz w:val="26"/>
-                <w:szCs w:val="26"/>
-              </w:rPr>
-              <w:t>255)</w:t>
+              <w:t>VARCHAR(255)</w:t>
             </w:r>
           </w:p>
         </w:tc>
@@ -19996,21 +19736,12 @@
                 <w:szCs w:val="26"/>
               </w:rPr>
             </w:pPr>
-            <w:proofErr w:type="gramStart"/>
             <w:r>
               <w:rPr>
                 <w:sz w:val="26"/>
                 <w:szCs w:val="26"/>
               </w:rPr>
-              <w:t>VARCHAR(</w:t>
-            </w:r>
-            <w:proofErr w:type="gramEnd"/>
-            <w:r>
-              <w:rPr>
-                <w:sz w:val="26"/>
-                <w:szCs w:val="26"/>
-              </w:rPr>
-              <w:t>100)</w:t>
+              <w:t>VARCHAR(100)</w:t>
             </w:r>
           </w:p>
         </w:tc>
@@ -20118,21 +19849,12 @@
                 <w:szCs w:val="26"/>
               </w:rPr>
             </w:pPr>
-            <w:proofErr w:type="gramStart"/>
             <w:r>
               <w:rPr>
                 <w:sz w:val="26"/>
                 <w:szCs w:val="26"/>
               </w:rPr>
-              <w:t>VARCHAR(</w:t>
-            </w:r>
-            <w:proofErr w:type="gramEnd"/>
-            <w:r>
-              <w:rPr>
-                <w:sz w:val="26"/>
-                <w:szCs w:val="26"/>
-              </w:rPr>
-              <w:t>15)</w:t>
+              <w:t>VARCHAR(15)</w:t>
             </w:r>
           </w:p>
         </w:tc>
@@ -20655,21 +20377,12 @@
                 <w:szCs w:val="26"/>
               </w:rPr>
             </w:pPr>
-            <w:proofErr w:type="gramStart"/>
             <w:r>
               <w:rPr>
                 <w:sz w:val="26"/>
                 <w:szCs w:val="26"/>
               </w:rPr>
-              <w:t>NVARCHAR(</w:t>
-            </w:r>
-            <w:proofErr w:type="gramEnd"/>
-            <w:r>
-              <w:rPr>
-                <w:sz w:val="26"/>
-                <w:szCs w:val="26"/>
-              </w:rPr>
-              <w:t>100)</w:t>
+              <w:t>NVARCHAR(100)</w:t>
             </w:r>
           </w:p>
         </w:tc>
@@ -20774,21 +20487,12 @@
                 <w:szCs w:val="26"/>
               </w:rPr>
             </w:pPr>
-            <w:proofErr w:type="gramStart"/>
             <w:r>
               <w:rPr>
                 <w:sz w:val="26"/>
                 <w:szCs w:val="26"/>
               </w:rPr>
-              <w:t>NVARCHAR(</w:t>
-            </w:r>
-            <w:proofErr w:type="gramEnd"/>
-            <w:r>
-              <w:rPr>
-                <w:sz w:val="26"/>
-                <w:szCs w:val="26"/>
-              </w:rPr>
-              <w:t>500)</w:t>
+              <w:t>NVARCHAR(500)</w:t>
             </w:r>
           </w:p>
         </w:tc>
@@ -20893,21 +20597,12 @@
                 <w:szCs w:val="26"/>
               </w:rPr>
             </w:pPr>
-            <w:proofErr w:type="gramStart"/>
             <w:r>
               <w:rPr>
                 <w:sz w:val="26"/>
                 <w:szCs w:val="26"/>
               </w:rPr>
-              <w:t>VARCHAR(</w:t>
-            </w:r>
-            <w:proofErr w:type="gramEnd"/>
-            <w:r>
-              <w:rPr>
-                <w:sz w:val="26"/>
-                <w:szCs w:val="26"/>
-              </w:rPr>
-              <w:t>255)</w:t>
+              <w:t>VARCHAR(255)</w:t>
             </w:r>
           </w:p>
         </w:tc>
@@ -21541,21 +21236,12 @@
                 <w:szCs w:val="26"/>
               </w:rPr>
             </w:pPr>
-            <w:proofErr w:type="gramStart"/>
             <w:r>
               <w:rPr>
                 <w:sz w:val="26"/>
                 <w:szCs w:val="26"/>
               </w:rPr>
-              <w:t>NVARCHAR(</w:t>
-            </w:r>
-            <w:proofErr w:type="gramEnd"/>
-            <w:r>
-              <w:rPr>
-                <w:sz w:val="26"/>
-                <w:szCs w:val="26"/>
-              </w:rPr>
-              <w:t>100)</w:t>
+              <w:t>NVARCHAR(100)</w:t>
             </w:r>
           </w:p>
         </w:tc>
@@ -21660,21 +21346,12 @@
                 <w:szCs w:val="26"/>
               </w:rPr>
             </w:pPr>
-            <w:proofErr w:type="gramStart"/>
             <w:r>
               <w:rPr>
                 <w:sz w:val="26"/>
                 <w:szCs w:val="26"/>
               </w:rPr>
-              <w:t>VARCHAR(</w:t>
-            </w:r>
-            <w:proofErr w:type="gramEnd"/>
-            <w:r>
-              <w:rPr>
-                <w:sz w:val="26"/>
-                <w:szCs w:val="26"/>
-              </w:rPr>
-              <w:t>255)</w:t>
+              <w:t>VARCHAR(255)</w:t>
             </w:r>
           </w:p>
         </w:tc>
@@ -21779,21 +21456,12 @@
                 <w:szCs w:val="26"/>
               </w:rPr>
             </w:pPr>
-            <w:proofErr w:type="gramStart"/>
             <w:r>
               <w:rPr>
                 <w:sz w:val="26"/>
                 <w:szCs w:val="26"/>
               </w:rPr>
-              <w:t>NVARCHAR(</w:t>
-            </w:r>
-            <w:proofErr w:type="gramEnd"/>
-            <w:r>
-              <w:rPr>
-                <w:sz w:val="26"/>
-                <w:szCs w:val="26"/>
-              </w:rPr>
-              <w:t>500)</w:t>
+              <w:t>NVARCHAR(500)</w:t>
             </w:r>
           </w:p>
         </w:tc>
@@ -22393,13 +22061,8 @@
                 <w:szCs w:val="26"/>
               </w:rPr>
             </w:pPr>
-            <w:proofErr w:type="gramStart"/>
             <w:r>
-              <w:t>NVARCHAR(</w:t>
-            </w:r>
-            <w:proofErr w:type="gramEnd"/>
-            <w:r>
-              <w:t>200)</w:t>
+              <w:t>NVARCHAR(200)</w:t>
             </w:r>
           </w:p>
         </w:tc>
@@ -22665,13 +22328,8 @@
                 <w:szCs w:val="26"/>
               </w:rPr>
             </w:pPr>
-            <w:proofErr w:type="gramStart"/>
             <w:r>
-              <w:t>DECIMAL(</w:t>
-            </w:r>
-            <w:proofErr w:type="gramEnd"/>
-            <w:r>
-              <w:t>18, 0)</w:t>
+              <w:t>DECIMAL(18, 0)</w:t>
             </w:r>
           </w:p>
         </w:tc>
@@ -22757,13 +22415,8 @@
                 <w:szCs w:val="26"/>
               </w:rPr>
             </w:pPr>
-            <w:proofErr w:type="gramStart"/>
             <w:r>
-              <w:t>DECIMAL(</w:t>
-            </w:r>
-            <w:proofErr w:type="gramEnd"/>
-            <w:r>
-              <w:t>18, 0)</w:t>
+              <w:t>DECIMAL(18, 0)</w:t>
             </w:r>
           </w:p>
         </w:tc>
@@ -23024,13 +22677,8 @@
                 <w:szCs w:val="26"/>
               </w:rPr>
             </w:pPr>
-            <w:proofErr w:type="gramStart"/>
             <w:r>
-              <w:t>VARCHAR(</w:t>
-            </w:r>
-            <w:proofErr w:type="gramEnd"/>
-            <w:r>
-              <w:t>255)</w:t>
+              <w:t>VARCHAR(255)</w:t>
             </w:r>
           </w:p>
         </w:tc>
@@ -23739,21 +23387,12 @@
                 <w:szCs w:val="26"/>
               </w:rPr>
             </w:pPr>
-            <w:proofErr w:type="gramStart"/>
             <w:r>
               <w:rPr>
                 <w:sz w:val="26"/>
                 <w:szCs w:val="26"/>
               </w:rPr>
-              <w:t>NVARCHAR(</w:t>
-            </w:r>
-            <w:proofErr w:type="gramEnd"/>
-            <w:r>
-              <w:rPr>
-                <w:sz w:val="26"/>
-                <w:szCs w:val="26"/>
-              </w:rPr>
-              <w:t>100)</w:t>
+              <w:t>NVARCHAR(100)</w:t>
             </w:r>
           </w:p>
         </w:tc>
@@ -23855,21 +23494,12 @@
                 <w:szCs w:val="26"/>
               </w:rPr>
             </w:pPr>
-            <w:proofErr w:type="gramStart"/>
             <w:r>
               <w:rPr>
                 <w:sz w:val="26"/>
                 <w:szCs w:val="26"/>
               </w:rPr>
-              <w:t>NVARCHAR(</w:t>
-            </w:r>
-            <w:proofErr w:type="gramEnd"/>
-            <w:r>
-              <w:rPr>
-                <w:sz w:val="26"/>
-                <w:szCs w:val="26"/>
-              </w:rPr>
-              <w:t>50)</w:t>
+              <w:t>NVARCHAR(50)</w:t>
             </w:r>
           </w:p>
         </w:tc>
@@ -23971,21 +23601,12 @@
                 <w:szCs w:val="26"/>
               </w:rPr>
             </w:pPr>
-            <w:proofErr w:type="gramStart"/>
             <w:r>
               <w:rPr>
                 <w:sz w:val="26"/>
                 <w:szCs w:val="26"/>
               </w:rPr>
-              <w:t>NVARCHAR(</w:t>
-            </w:r>
-            <w:proofErr w:type="gramEnd"/>
-            <w:r>
-              <w:rPr>
-                <w:sz w:val="26"/>
-                <w:szCs w:val="26"/>
-              </w:rPr>
-              <w:t>100)</w:t>
+              <w:t>NVARCHAR(100)</w:t>
             </w:r>
           </w:p>
         </w:tc>
@@ -24087,21 +23708,12 @@
                 <w:szCs w:val="26"/>
               </w:rPr>
             </w:pPr>
-            <w:proofErr w:type="gramStart"/>
             <w:r>
               <w:rPr>
                 <w:sz w:val="26"/>
                 <w:szCs w:val="26"/>
               </w:rPr>
-              <w:t>NVARCHAR(</w:t>
-            </w:r>
-            <w:proofErr w:type="gramEnd"/>
-            <w:r>
-              <w:rPr>
-                <w:sz w:val="26"/>
-                <w:szCs w:val="26"/>
-              </w:rPr>
-              <w:t>100)</w:t>
+              <w:t>NVARCHAR(100)</w:t>
             </w:r>
           </w:p>
         </w:tc>
@@ -24203,21 +23815,12 @@
                 <w:szCs w:val="26"/>
               </w:rPr>
             </w:pPr>
-            <w:proofErr w:type="gramStart"/>
             <w:r>
               <w:rPr>
                 <w:sz w:val="26"/>
                 <w:szCs w:val="26"/>
               </w:rPr>
-              <w:t>NVARCHAR(</w:t>
-            </w:r>
-            <w:proofErr w:type="gramEnd"/>
-            <w:r>
-              <w:rPr>
-                <w:sz w:val="26"/>
-                <w:szCs w:val="26"/>
-              </w:rPr>
-              <w:t>100)</w:t>
+              <w:t>NVARCHAR(100)</w:t>
             </w:r>
           </w:p>
         </w:tc>
@@ -24320,21 +23923,12 @@
                 <w:szCs w:val="26"/>
               </w:rPr>
             </w:pPr>
-            <w:proofErr w:type="gramStart"/>
             <w:r>
               <w:rPr>
                 <w:sz w:val="26"/>
                 <w:szCs w:val="26"/>
               </w:rPr>
-              <w:t>NVARCHAR(</w:t>
-            </w:r>
-            <w:proofErr w:type="gramEnd"/>
-            <w:r>
-              <w:rPr>
-                <w:sz w:val="26"/>
-                <w:szCs w:val="26"/>
-              </w:rPr>
-              <w:t>50)</w:t>
+              <w:t>NVARCHAR(50)</w:t>
             </w:r>
           </w:p>
         </w:tc>
@@ -24436,21 +24030,12 @@
                 <w:szCs w:val="26"/>
               </w:rPr>
             </w:pPr>
-            <w:proofErr w:type="gramStart"/>
             <w:r>
               <w:rPr>
                 <w:sz w:val="26"/>
                 <w:szCs w:val="26"/>
               </w:rPr>
-              <w:t>NVARCHAR(</w:t>
-            </w:r>
-            <w:proofErr w:type="gramEnd"/>
-            <w:r>
-              <w:rPr>
-                <w:sz w:val="26"/>
-                <w:szCs w:val="26"/>
-              </w:rPr>
-              <w:t>50)</w:t>
+              <w:t>NVARCHAR(50)</w:t>
             </w:r>
           </w:p>
         </w:tc>
@@ -24552,21 +24137,12 @@
                 <w:szCs w:val="26"/>
               </w:rPr>
             </w:pPr>
-            <w:proofErr w:type="gramStart"/>
             <w:r>
               <w:rPr>
                 <w:sz w:val="26"/>
                 <w:szCs w:val="26"/>
               </w:rPr>
-              <w:t>NVARCHAR(</w:t>
-            </w:r>
-            <w:proofErr w:type="gramEnd"/>
-            <w:r>
-              <w:rPr>
-                <w:sz w:val="26"/>
-                <w:szCs w:val="26"/>
-              </w:rPr>
-              <w:t>50)</w:t>
+              <w:t>NVARCHAR(50)</w:t>
             </w:r>
           </w:p>
         </w:tc>
@@ -24668,21 +24244,12 @@
                 <w:szCs w:val="26"/>
               </w:rPr>
             </w:pPr>
-            <w:proofErr w:type="gramStart"/>
             <w:r>
               <w:rPr>
                 <w:sz w:val="26"/>
                 <w:szCs w:val="26"/>
               </w:rPr>
-              <w:t>NVARCHAR(</w:t>
-            </w:r>
-            <w:proofErr w:type="gramEnd"/>
-            <w:r>
-              <w:rPr>
-                <w:sz w:val="26"/>
-                <w:szCs w:val="26"/>
-              </w:rPr>
-              <w:t>50)</w:t>
+              <w:t>NVARCHAR(50)</w:t>
             </w:r>
           </w:p>
         </w:tc>
@@ -24784,21 +24351,12 @@
                 <w:szCs w:val="26"/>
               </w:rPr>
             </w:pPr>
-            <w:proofErr w:type="gramStart"/>
             <w:r>
               <w:rPr>
                 <w:sz w:val="26"/>
                 <w:szCs w:val="26"/>
               </w:rPr>
-              <w:t>NVARCHAR(</w:t>
-            </w:r>
-            <w:proofErr w:type="gramEnd"/>
-            <w:r>
-              <w:rPr>
-                <w:sz w:val="26"/>
-                <w:szCs w:val="26"/>
-              </w:rPr>
-              <w:t>50)</w:t>
+              <w:t>NVARCHAR(50)</w:t>
             </w:r>
           </w:p>
         </w:tc>
@@ -24900,21 +24458,12 @@
                 <w:szCs w:val="26"/>
               </w:rPr>
             </w:pPr>
-            <w:proofErr w:type="gramStart"/>
             <w:r>
               <w:rPr>
                 <w:sz w:val="26"/>
                 <w:szCs w:val="26"/>
               </w:rPr>
-              <w:t>NVARCHAR(</w:t>
-            </w:r>
-            <w:proofErr w:type="gramEnd"/>
-            <w:r>
-              <w:rPr>
-                <w:sz w:val="26"/>
-                <w:szCs w:val="26"/>
-              </w:rPr>
-              <w:t>50)</w:t>
+              <w:t>NVARCHAR(50)</w:t>
             </w:r>
           </w:p>
         </w:tc>
@@ -25552,21 +25101,12 @@
                 <w:szCs w:val="26"/>
               </w:rPr>
             </w:pPr>
-            <w:proofErr w:type="gramStart"/>
             <w:r>
               <w:rPr>
                 <w:sz w:val="26"/>
                 <w:szCs w:val="26"/>
               </w:rPr>
-              <w:t>VARCHAR(</w:t>
-            </w:r>
-            <w:proofErr w:type="gramEnd"/>
-            <w:r>
-              <w:rPr>
-                <w:sz w:val="26"/>
-                <w:szCs w:val="26"/>
-              </w:rPr>
-              <w:t>255)</w:t>
+              <w:t>VARCHAR(255)</w:t>
             </w:r>
           </w:p>
         </w:tc>
@@ -26302,21 +25842,12 @@
                 <w:szCs w:val="26"/>
               </w:rPr>
             </w:pPr>
-            <w:proofErr w:type="gramStart"/>
             <w:r>
               <w:rPr>
                 <w:sz w:val="26"/>
                 <w:szCs w:val="26"/>
               </w:rPr>
-              <w:t>NVARCHAR(</w:t>
-            </w:r>
-            <w:proofErr w:type="gramEnd"/>
-            <w:r>
-              <w:rPr>
-                <w:sz w:val="26"/>
-                <w:szCs w:val="26"/>
-              </w:rPr>
-              <w:t>100)</w:t>
+              <w:t>NVARCHAR(100)</w:t>
             </w:r>
           </w:p>
         </w:tc>
@@ -26418,21 +25949,12 @@
                 <w:szCs w:val="26"/>
               </w:rPr>
             </w:pPr>
-            <w:proofErr w:type="gramStart"/>
             <w:r>
               <w:rPr>
                 <w:sz w:val="26"/>
                 <w:szCs w:val="26"/>
               </w:rPr>
-              <w:t>VARCHAR(</w:t>
-            </w:r>
-            <w:proofErr w:type="gramEnd"/>
-            <w:r>
-              <w:rPr>
-                <w:sz w:val="26"/>
-                <w:szCs w:val="26"/>
-              </w:rPr>
-              <w:t>15)</w:t>
+              <w:t>VARCHAR(15)</w:t>
             </w:r>
           </w:p>
         </w:tc>
@@ -26534,21 +26056,12 @@
                 <w:szCs w:val="26"/>
               </w:rPr>
             </w:pPr>
-            <w:proofErr w:type="gramStart"/>
             <w:r>
               <w:rPr>
                 <w:sz w:val="26"/>
                 <w:szCs w:val="26"/>
               </w:rPr>
-              <w:t>NVARCHAR(</w:t>
-            </w:r>
-            <w:proofErr w:type="gramEnd"/>
-            <w:r>
-              <w:rPr>
-                <w:sz w:val="26"/>
-                <w:szCs w:val="26"/>
-              </w:rPr>
-              <w:t>255)</w:t>
+              <w:t>NVARCHAR(255)</w:t>
             </w:r>
           </w:p>
         </w:tc>
@@ -26650,21 +26163,12 @@
                 <w:szCs w:val="26"/>
               </w:rPr>
             </w:pPr>
-            <w:proofErr w:type="gramStart"/>
             <w:r>
               <w:rPr>
                 <w:sz w:val="26"/>
                 <w:szCs w:val="26"/>
               </w:rPr>
-              <w:t>DECIMAL(</w:t>
-            </w:r>
-            <w:proofErr w:type="gramEnd"/>
-            <w:r>
-              <w:rPr>
-                <w:sz w:val="26"/>
-                <w:szCs w:val="26"/>
-              </w:rPr>
-              <w:t>18, 0)</w:t>
+              <w:t>DECIMAL(18, 0)</w:t>
             </w:r>
           </w:p>
         </w:tc>
@@ -26882,21 +26386,12 @@
                 <w:szCs w:val="26"/>
               </w:rPr>
             </w:pPr>
-            <w:proofErr w:type="gramStart"/>
             <w:r>
               <w:rPr>
                 <w:sz w:val="26"/>
                 <w:szCs w:val="26"/>
               </w:rPr>
-              <w:t>NVARCHAR(</w:t>
-            </w:r>
-            <w:proofErr w:type="gramEnd"/>
-            <w:r>
-              <w:rPr>
-                <w:sz w:val="26"/>
-                <w:szCs w:val="26"/>
-              </w:rPr>
-              <w:t>50)</w:t>
+              <w:t>NVARCHAR(50)</w:t>
             </w:r>
           </w:p>
         </w:tc>
@@ -26998,21 +26493,12 @@
                 <w:szCs w:val="26"/>
               </w:rPr>
             </w:pPr>
-            <w:proofErr w:type="gramStart"/>
             <w:r>
               <w:rPr>
                 <w:sz w:val="26"/>
                 <w:szCs w:val="26"/>
               </w:rPr>
-              <w:t>NVARCHAR(</w:t>
-            </w:r>
-            <w:proofErr w:type="gramEnd"/>
-            <w:r>
-              <w:rPr>
-                <w:sz w:val="26"/>
-                <w:szCs w:val="26"/>
-              </w:rPr>
-              <w:t>500)</w:t>
+              <w:t>NVARCHAR(500)</w:t>
             </w:r>
           </w:p>
         </w:tc>
@@ -27962,21 +27448,12 @@
                 <w:szCs w:val="26"/>
               </w:rPr>
             </w:pPr>
-            <w:proofErr w:type="gramStart"/>
             <w:r>
               <w:rPr>
                 <w:sz w:val="26"/>
                 <w:szCs w:val="26"/>
               </w:rPr>
-              <w:t>DECIMAL(</w:t>
-            </w:r>
-            <w:proofErr w:type="gramEnd"/>
-            <w:r>
-              <w:rPr>
-                <w:sz w:val="26"/>
-                <w:szCs w:val="26"/>
-              </w:rPr>
-              <w:t>18, 0)</w:t>
+              <w:t>DECIMAL(18, 0)</w:t>
             </w:r>
           </w:p>
         </w:tc>
@@ -28962,38 +28439,31 @@
     <w:p>
       <w:pPr>
         <w:pStyle w:val="Heading3"/>
+        <w:spacing w:before="120" w:after="120" w:line="360" w:lineRule="auto"/>
       </w:pPr>
       <w:bookmarkStart w:id="49" w:name="_Toc242187682"/>
       <w:r>
         <w:t>Giao diện Trang chủ</w:t>
       </w:r>
       <w:bookmarkEnd w:id="49"/>
+      <w:r>
+        <w:t xml:space="preserve"> </w:t>
+      </w:r>
+      <w:r>
+        <w:t>(Default.aspx)</w:t>
+      </w:r>
     </w:p>
     <w:p>
       <w:pPr>
         <w:keepNext/>
         <w:spacing w:before="120" w:after="120" w:line="360" w:lineRule="auto"/>
-        <w:ind w:firstLine="357"/>
-      </w:pPr>
-      <w:r>
-        <w:rPr>
-          <w:sz w:val="26"/>
-          <w:szCs w:val="26"/>
-        </w:rPr>
-        <w:t>Trang chủ là nơi hiển thị danh sách các mẫu laptop nổi bật, mới nhất. Các sản phẩm được bố cục dạng lưới (Grid/Card) gọn gàng, có hiển thị trực quan thông tin giá gốc và giá khuyến mãi.</w:t>
-      </w:r>
+      </w:pPr>
       <w:r>
         <w:rPr>
           <w:noProof/>
         </w:rPr>
-        <w:t xml:space="preserve"> </w:t>
-      </w:r>
-      <w:r>
-        <w:rPr>
-          <w:noProof/>
-        </w:rPr>
         <w:drawing>
-          <wp:inline distT="0" distB="0" distL="0" distR="0" wp14:anchorId="429586E6" wp14:editId="30730103">
+          <wp:inline distT="0" distB="0" distL="0" distR="0" wp14:anchorId="79B0E4A6" wp14:editId="61C9AF3E">
             <wp:extent cx="5760720" cy="3240405"/>
             <wp:effectExtent l="0" t="0" r="0" b="0"/>
             <wp:docPr id="2102790435" name="Picture 1"/>
@@ -29008,7 +28478,13 @@
                     <pic:cNvPicPr/>
                   </pic:nvPicPr>
                   <pic:blipFill>
-                    <a:blip r:embed="rId16"/>
+                    <a:blip r:embed="rId16" cstate="print">
+                      <a:extLst>
+                        <a:ext uri="{28A0092B-C50C-407E-A947-70E740481C1C}">
+                          <a14:useLocalDpi xmlns:a14="http://schemas.microsoft.com/office/drawing/2010/main" val="0"/>
+                        </a:ext>
+                      </a:extLst>
+                    </a:blip>
                     <a:stretch>
                       <a:fillRect/>
                     </a:stretch>
@@ -29038,148 +28514,164 @@
           <w:szCs w:val="26"/>
         </w:rPr>
       </w:pPr>
+      <w:r>
+        <w:rPr>
+          <w:sz w:val="26"/>
+          <w:szCs w:val="26"/>
+        </w:rPr>
+        <w:t xml:space="preserve">Hình </w:t>
+      </w:r>
+      <w:r>
+        <w:rPr>
+          <w:sz w:val="26"/>
+          <w:szCs w:val="26"/>
+        </w:rPr>
+        <w:fldChar w:fldCharType="begin"/>
+      </w:r>
+      <w:r>
+        <w:rPr>
+          <w:sz w:val="26"/>
+          <w:szCs w:val="26"/>
+        </w:rPr>
+        <w:instrText xml:space="preserve"> STYLEREF 1 \s </w:instrText>
+      </w:r>
+      <w:r>
+        <w:rPr>
+          <w:sz w:val="26"/>
+          <w:szCs w:val="26"/>
+        </w:rPr>
+        <w:fldChar w:fldCharType="separate"/>
+      </w:r>
+      <w:r>
+        <w:rPr>
+          <w:noProof/>
+          <w:sz w:val="26"/>
+          <w:szCs w:val="26"/>
+        </w:rPr>
+        <w:t>3</w:t>
+      </w:r>
+      <w:r>
+        <w:rPr>
+          <w:sz w:val="26"/>
+          <w:szCs w:val="26"/>
+        </w:rPr>
+        <w:fldChar w:fldCharType="end"/>
+      </w:r>
+      <w:r>
+        <w:rPr>
+          <w:sz w:val="26"/>
+          <w:szCs w:val="26"/>
+        </w:rPr>
+        <w:noBreakHyphen/>
+      </w:r>
+      <w:r>
+        <w:rPr>
+          <w:sz w:val="26"/>
+          <w:szCs w:val="26"/>
+        </w:rPr>
+        <w:fldChar w:fldCharType="begin"/>
+      </w:r>
+      <w:r>
+        <w:rPr>
+          <w:sz w:val="26"/>
+          <w:szCs w:val="26"/>
+        </w:rPr>
+        <w:instrText xml:space="preserve"> SEQ Hình \* ARABIC \s 1 </w:instrText>
+      </w:r>
+      <w:r>
+        <w:rPr>
+          <w:sz w:val="26"/>
+          <w:szCs w:val="26"/>
+        </w:rPr>
+        <w:fldChar w:fldCharType="separate"/>
+      </w:r>
+      <w:r>
+        <w:rPr>
+          <w:noProof/>
+          <w:sz w:val="26"/>
+          <w:szCs w:val="26"/>
+        </w:rPr>
+        <w:t>1</w:t>
+      </w:r>
+      <w:r>
+        <w:rPr>
+          <w:sz w:val="26"/>
+          <w:szCs w:val="26"/>
+        </w:rPr>
+        <w:fldChar w:fldCharType="end"/>
+      </w:r>
+      <w:r>
+        <w:rPr>
+          <w:sz w:val="26"/>
+          <w:szCs w:val="26"/>
+        </w:rPr>
+        <w:t xml:space="preserve"> </w:t>
+      </w:r>
       <w:bookmarkStart w:id="50" w:name="_Toc242220194"/>
       <w:r>
         <w:rPr>
           <w:sz w:val="26"/>
           <w:szCs w:val="26"/>
         </w:rPr>
-        <w:t xml:space="preserve">Hình </w:t>
-      </w:r>
-      <w:r>
-        <w:rPr>
-          <w:sz w:val="26"/>
-          <w:szCs w:val="26"/>
-        </w:rPr>
-        <w:fldChar w:fldCharType="begin"/>
-      </w:r>
-      <w:r>
-        <w:rPr>
-          <w:sz w:val="26"/>
-          <w:szCs w:val="26"/>
-        </w:rPr>
-        <w:instrText xml:space="preserve"> STYLEREF 1 \s </w:instrText>
-      </w:r>
-      <w:r>
-        <w:rPr>
-          <w:sz w:val="26"/>
-          <w:szCs w:val="26"/>
-        </w:rPr>
-        <w:fldChar w:fldCharType="separate"/>
-      </w:r>
+        <w:t>Giao diện trang chủ của website</w:t>
+      </w:r>
+      <w:bookmarkEnd w:id="50"/>
+    </w:p>
+    <w:p>
+      <w:pPr>
+        <w:spacing w:before="120" w:after="120" w:line="360" w:lineRule="auto"/>
+        <w:ind w:firstLine="357"/>
+        <w:rPr>
+          <w:sz w:val="26"/>
+          <w:szCs w:val="26"/>
+        </w:rPr>
+      </w:pPr>
+      <w:r>
+        <w:rPr>
+          <w:sz w:val="26"/>
+          <w:szCs w:val="26"/>
+        </w:rPr>
+        <w:t xml:space="preserve">Trang chủ hiển thị banner quảng cáo, thanh tìm kiếm và danh sách các mẫu laptop nổi bật, mới nhất. Sản phẩm được bố cục dạng lưới (Card Grid) gọn gàng, có đầy đủ hình ảnh, giá gốc, giá khuyến mãi và lọc theo danh mục/thương hiệu.Trang chủ hiển </w:t>
+      </w:r>
+      <w:r>
+        <w:rPr>
+          <w:sz w:val="26"/>
+          <w:szCs w:val="26"/>
+        </w:rPr>
+        <w:lastRenderedPageBreak/>
+        <w:t>thị banner quảng cáo, thanh tìm kiếm và danh sách các mẫu laptop nổi bật, mới nhất. Sản phẩm được bố cục dạng lưới (Card Grid) gọn gàng, có đầy đủ hình ảnh, giá gốc, giá khuyến mãi và lọc theo danh mục/thương hiệu.</w:t>
+      </w:r>
+    </w:p>
+    <w:p>
+      <w:pPr>
+        <w:pStyle w:val="Heading3"/>
+      </w:pPr>
+      <w:bookmarkStart w:id="51" w:name="_Toc242187683"/>
+      <w:r>
+        <w:t>Giao diện Xem chi tiết sản phẩm</w:t>
+      </w:r>
+      <w:bookmarkEnd w:id="51"/>
+      <w:r>
+        <w:t xml:space="preserve"> </w:t>
+      </w:r>
+      <w:r>
+        <w:t>(ChiTietSanPham.aspx)</w:t>
+      </w:r>
+    </w:p>
+    <w:p>
+      <w:pPr>
+        <w:spacing w:before="120" w:after="120" w:line="360" w:lineRule="auto"/>
+        <w:rPr>
+          <w:sz w:val="26"/>
+          <w:szCs w:val="26"/>
+        </w:rPr>
+      </w:pPr>
       <w:r>
         <w:rPr>
           <w:noProof/>
-          <w:sz w:val="26"/>
-          <w:szCs w:val="26"/>
-        </w:rPr>
-        <w:t>3</w:t>
-      </w:r>
-      <w:r>
-        <w:rPr>
-          <w:sz w:val="26"/>
-          <w:szCs w:val="26"/>
-        </w:rPr>
-        <w:fldChar w:fldCharType="end"/>
-      </w:r>
-      <w:r>
-        <w:rPr>
-          <w:sz w:val="26"/>
-          <w:szCs w:val="26"/>
-        </w:rPr>
-        <w:noBreakHyphen/>
-      </w:r>
-      <w:r>
-        <w:rPr>
-          <w:sz w:val="26"/>
-          <w:szCs w:val="26"/>
-        </w:rPr>
-        <w:fldChar w:fldCharType="begin"/>
-      </w:r>
-      <w:r>
-        <w:rPr>
-          <w:sz w:val="26"/>
-          <w:szCs w:val="26"/>
-        </w:rPr>
-        <w:instrText xml:space="preserve"> SEQ Hình \* ARABIC \s 1 </w:instrText>
-      </w:r>
-      <w:r>
-        <w:rPr>
-          <w:sz w:val="26"/>
-          <w:szCs w:val="26"/>
-        </w:rPr>
-        <w:fldChar w:fldCharType="separate"/>
-      </w:r>
-      <w:r>
-        <w:rPr>
-          <w:noProof/>
-          <w:sz w:val="26"/>
-          <w:szCs w:val="26"/>
-        </w:rPr>
-        <w:t>1</w:t>
-      </w:r>
-      <w:r>
-        <w:rPr>
-          <w:sz w:val="26"/>
-          <w:szCs w:val="26"/>
-        </w:rPr>
-        <w:fldChar w:fldCharType="end"/>
-      </w:r>
-      <w:r>
-        <w:rPr>
-          <w:sz w:val="26"/>
-          <w:szCs w:val="26"/>
-        </w:rPr>
-        <w:t xml:space="preserve"> </w:t>
-      </w:r>
-      <w:r>
-        <w:rPr>
-          <w:sz w:val="26"/>
-          <w:szCs w:val="26"/>
-        </w:rPr>
-        <w:t>Giao diện trang chủ của website</w:t>
-      </w:r>
-      <w:bookmarkEnd w:id="50"/>
-    </w:p>
-    <w:p>
-      <w:pPr>
-        <w:pStyle w:val="Heading3"/>
-      </w:pPr>
-      <w:bookmarkStart w:id="51" w:name="_Toc242187683"/>
-      <w:r>
-        <w:lastRenderedPageBreak/>
-        <w:t>Giao diện Xem chi tiết sản phẩm</w:t>
-      </w:r>
-      <w:bookmarkEnd w:id="51"/>
-    </w:p>
-    <w:p>
-      <w:pPr>
-        <w:spacing w:before="120" w:after="120" w:line="360" w:lineRule="auto"/>
-        <w:ind w:firstLine="357"/>
-        <w:rPr>
-          <w:sz w:val="26"/>
-          <w:szCs w:val="26"/>
-        </w:rPr>
-      </w:pPr>
-      <w:r>
-        <w:rPr>
-          <w:sz w:val="26"/>
-          <w:szCs w:val="26"/>
-        </w:rPr>
-        <w:t>Đây là trang cung cấp cái nhìn chuyên sâu cho khách hàng trước khi mua. Trang hiển thị album ảnh sản phẩm, nút "Thêm vào giỏ hàng", và đặc biệt là bảng thông số kỹ thuật phần cứng (CPU, RAM, Card đồ họa...) cực kỳ chi tiết.</w:t>
-      </w:r>
-    </w:p>
-    <w:p>
-      <w:pPr>
-        <w:keepNext/>
-        <w:spacing w:before="120" w:after="120" w:line="360" w:lineRule="auto"/>
-      </w:pPr>
-      <w:r>
-        <w:rPr>
-          <w:noProof/>
         </w:rPr>
         <w:drawing>
-          <wp:inline distT="0" distB="0" distL="0" distR="0" wp14:anchorId="6F3CC7A9" wp14:editId="09C490D0">
+          <wp:inline distT="0" distB="0" distL="0" distR="0" wp14:anchorId="76001EAC" wp14:editId="3F83B5C2">
             <wp:extent cx="5760720" cy="3240405"/>
             <wp:effectExtent l="0" t="0" r="0" b="0"/>
             <wp:docPr id="245137152" name="Picture 1"/>
@@ -29315,25 +28807,182 @@
           <w:sz w:val="26"/>
           <w:szCs w:val="26"/>
         </w:rPr>
+        <w:t xml:space="preserve"> Giao diện xem thông tin chi tiết và cấu hình laptop</w:t>
+      </w:r>
+    </w:p>
+    <w:p>
+      <w:pPr>
+        <w:spacing w:before="120" w:after="120" w:line="360" w:lineRule="auto"/>
+        <w:ind w:firstLine="357"/>
+        <w:rPr>
+          <w:sz w:val="26"/>
+          <w:szCs w:val="26"/>
+        </w:rPr>
+      </w:pPr>
+      <w:r>
+        <w:rPr>
+          <w:sz w:val="26"/>
+          <w:szCs w:val="26"/>
+        </w:rPr>
+        <w:t>Cung cấp cái nhìn chuyên sâu cho khách hàng trước khi mua. Trang hiển thị album ảnh sản phẩm từ nhiều góc chụp, giá bán, nút "Thêm vào giỏ hàng", và bảng thông số kỹ thuật phần cứng chi tiết (CPU, RAM, Ổ cứng, VGA, Màn hình...).</w:t>
+      </w:r>
+    </w:p>
+    <w:p>
+      <w:pPr>
+        <w:pStyle w:val="Heading3"/>
+      </w:pPr>
+      <w:bookmarkStart w:id="52" w:name="_Toc242187684"/>
+      <w:r>
+        <w:t>Giao diện Giỏ hàng</w:t>
+      </w:r>
+      <w:bookmarkEnd w:id="52"/>
+      <w:r>
         <w:t xml:space="preserve"> </w:t>
       </w:r>
       <w:r>
-        <w:rPr>
-          <w:sz w:val="26"/>
-          <w:szCs w:val="26"/>
-        </w:rPr>
-        <w:t>Giao diện xem thông tin chi tiết và cấu hình laptop</w:t>
+        <w:t>(GioHang.aspx)</w:t>
+      </w:r>
+    </w:p>
+    <w:p>
+      <w:pPr>
+        <w:spacing w:before="120" w:after="120" w:line="360" w:lineRule="auto"/>
+        <w:rPr>
+          <w:i/>
+          <w:iCs/>
+          <w:sz w:val="26"/>
+          <w:szCs w:val="26"/>
+        </w:rPr>
+      </w:pPr>
+      <w:r>
+        <w:rPr>
+          <w:sz w:val="26"/>
+          <w:szCs w:val="26"/>
+        </w:rPr>
+        <w:t>[</w:t>
+      </w:r>
+      <w:r>
+        <w:rPr>
+          <w:rFonts w:ascii="Segoe UI Emoji" w:hAnsi="Segoe UI Emoji" w:cs="Segoe UI Emoji"/>
+          <w:sz w:val="26"/>
+          <w:szCs w:val="26"/>
+        </w:rPr>
+        <w:t>📍</w:t>
+      </w:r>
+      <w:r>
+        <w:rPr>
+          <w:sz w:val="26"/>
+          <w:szCs w:val="26"/>
+        </w:rPr>
+        <w:t xml:space="preserve"> CHÈN HÌNH CHỤP GIAO DIỆN GIỎ HÀNG TẠI ĐÂY]</w:t>
+      </w:r>
+      <w:r>
+        <w:rPr>
+          <w:sz w:val="26"/>
+          <w:szCs w:val="26"/>
+        </w:rPr>
+        <w:br/>
+      </w:r>
+      <w:r>
+        <w:rPr>
+          <w:i/>
+          <w:iCs/>
+          <w:sz w:val="26"/>
+          <w:szCs w:val="26"/>
+        </w:rPr>
+        <w:t>(Hình 3.3. Giao diện quản lý giỏ hàng)</w:t>
+      </w:r>
+    </w:p>
+    <w:p>
+      <w:pPr>
+        <w:spacing w:before="120" w:after="120" w:line="360" w:lineRule="auto"/>
+        <w:ind w:firstLine="357"/>
+        <w:rPr>
+          <w:sz w:val="26"/>
+          <w:szCs w:val="26"/>
+        </w:rPr>
+      </w:pPr>
+      <w:r>
+        <w:rPr>
+          <w:sz w:val="26"/>
+          <w:szCs w:val="26"/>
+        </w:rPr>
+        <w:t>Cho phép khách hàng kiểm tra lại danh sách các mặt hàng đã chọn mua lưu trong Session, trực tiếp điều chỉnh số lượng mua, xóa từng sản phẩm hoặc dọn sạch giỏ hàng với tổng tiền được tự động tính toán.</w:t>
       </w:r>
     </w:p>
     <w:p>
       <w:pPr>
         <w:pStyle w:val="Heading3"/>
-      </w:pPr>
-      <w:bookmarkStart w:id="52" w:name="_Toc242187684"/>
-      <w:r>
-        <w:t>Giao diện Giỏ hàng và Thanh toán</w:t>
-      </w:r>
-      <w:bookmarkEnd w:id="52"/>
+        <w:spacing w:before="120" w:after="120" w:line="360" w:lineRule="auto"/>
+        <w:rPr>
+          <w:lang w:val="en-US"/>
+        </w:rPr>
+      </w:pPr>
+      <w:bookmarkStart w:id="53" w:name="_Toc242187685"/>
+      <w:r>
+        <w:rPr>
+          <w:lang w:val="en-US"/>
+        </w:rPr>
+        <w:t>Giao diện Thanh toán</w:t>
+      </w:r>
+      <w:r>
+        <w:rPr>
+          <w:lang w:val="en-US"/>
+        </w:rPr>
+        <w:t xml:space="preserve"> </w:t>
+      </w:r>
+      <w:r>
+        <w:rPr>
+          <w:lang w:val="en-US"/>
+        </w:rPr>
+        <w:t>(ThanhToan.aspx)</w:t>
+      </w:r>
+    </w:p>
+    <w:p>
+      <w:pPr>
+        <w:spacing w:before="120" w:after="120" w:line="360" w:lineRule="auto"/>
+        <w:rPr>
+          <w:sz w:val="26"/>
+          <w:szCs w:val="26"/>
+        </w:rPr>
+      </w:pPr>
+      <w:r>
+        <w:rPr>
+          <w:sz w:val="26"/>
+          <w:szCs w:val="26"/>
+        </w:rPr>
+        <w:t>[</w:t>
+      </w:r>
+      <w:r>
+        <w:rPr>
+          <w:rFonts w:ascii="Segoe UI Emoji" w:hAnsi="Segoe UI Emoji" w:cs="Segoe UI Emoji"/>
+          <w:sz w:val="26"/>
+          <w:szCs w:val="26"/>
+        </w:rPr>
+        <w:t>📍</w:t>
+      </w:r>
+      <w:r>
+        <w:rPr>
+          <w:sz w:val="26"/>
+          <w:szCs w:val="26"/>
+        </w:rPr>
+        <w:t xml:space="preserve"> CHÈN HÌNH CHỤP GIAO DIỆN THANH TOÁN TẠI ĐÂY]</w:t>
+      </w:r>
+    </w:p>
+    <w:p>
+      <w:pPr>
+        <w:spacing w:before="120" w:after="120" w:line="360" w:lineRule="auto"/>
+        <w:rPr>
+          <w:sz w:val="26"/>
+          <w:szCs w:val="26"/>
+        </w:rPr>
+      </w:pPr>
+      <w:r>
+        <w:rPr>
+          <w:sz w:val="26"/>
+          <w:szCs w:val="26"/>
+        </w:rPr>
+        <w:t>(Hình 3.4. Giao diện đặt hàng và thanh toán)</w:t>
+      </w:r>
     </w:p>
     <w:p>
       <w:pPr>
@@ -29349,13 +28998,38 @@
           <w:sz w:val="26"/>
           <w:szCs w:val="26"/>
         </w:rPr>
-        <w:t>Giao diện giỏ hàng cho phép khách hàng kiểm tra lại các mặt hàng đã chọn, điều chỉnh số lượng. Trang thanh toán yêu cầu người dùng điền thông tin nhận hàng rõ ràng trước khi bấm "Xác nhận đặt hàng".</w:t>
-      </w:r>
-    </w:p>
-    <w:p>
-      <w:pPr>
-        <w:spacing w:before="120" w:after="120" w:line="360" w:lineRule="auto"/>
-        <w:rPr>
+        <w:lastRenderedPageBreak/>
+        <w:t>Yêu cầu người dùng điền thông tin giao nhận hàng (họ tên, số điện thoại, địa chỉ, ghi chú) có kiểm tra hợp lệ dữ liệu bằng Validation Controls trước khi nhấn nút xác nhận đặt hàng</w:t>
+      </w:r>
+      <w:r>
+        <w:rPr>
+          <w:sz w:val="26"/>
+          <w:szCs w:val="26"/>
+        </w:rPr>
+        <w:t>.</w:t>
+      </w:r>
+    </w:p>
+    <w:bookmarkEnd w:id="53"/>
+    <w:p>
+      <w:pPr>
+        <w:pStyle w:val="Heading3"/>
+      </w:pPr>
+      <w:r>
+        <w:t>Giao diện Đăng ký tài khoản</w:t>
+      </w:r>
+      <w:r>
+        <w:t xml:space="preserve"> </w:t>
+      </w:r>
+      <w:r>
+        <w:t>(TrangDangKy.aspx)</w:t>
+      </w:r>
+    </w:p>
+    <w:p>
+      <w:pPr>
+        <w:spacing w:before="120" w:after="120" w:line="360" w:lineRule="auto"/>
+        <w:rPr>
+          <w:i/>
+          <w:iCs/>
           <w:sz w:val="26"/>
           <w:szCs w:val="26"/>
         </w:rPr>
@@ -29380,18 +29054,99 @@
           <w:sz w:val="26"/>
           <w:szCs w:val="26"/>
         </w:rPr>
-        <w:t xml:space="preserve"> CHÈN HÌNH CHỤP TRANG GIỎ HÀNG HOẶC TRANG THANH TOÁN TẠI ĐÂY] (Gợi ý tên hình bên dưới: Hình 3.3. Giao diện quản lý giỏ hàng và điền thông tin thanh toán)</w:t>
+        <w:t xml:space="preserve"> CHÈN HÌNH CHỤP GIAO DIỆN ĐĂNG KÝ TẠI ĐÂY]</w:t>
+      </w:r>
+      <w:r>
+        <w:rPr>
+          <w:sz w:val="26"/>
+          <w:szCs w:val="26"/>
+        </w:rPr>
+        <w:br/>
+      </w:r>
+      <w:r>
+        <w:rPr>
+          <w:i/>
+          <w:iCs/>
+          <w:sz w:val="26"/>
+          <w:szCs w:val="26"/>
+        </w:rPr>
+        <w:t>(Hình 3.5. Giao diện đăng ký tài khoản)</w:t>
+      </w:r>
+    </w:p>
+    <w:p>
+      <w:pPr>
+        <w:spacing w:before="120" w:after="120" w:line="360" w:lineRule="auto"/>
+        <w:ind w:firstLine="357"/>
+        <w:rPr>
+          <w:sz w:val="26"/>
+          <w:szCs w:val="26"/>
+        </w:rPr>
+      </w:pPr>
+      <w:r>
+        <w:rPr>
+          <w:sz w:val="26"/>
+          <w:szCs w:val="26"/>
+        </w:rPr>
+        <w:t>Cung cấp form đăng ký tài khoản khách hàng mới với đầy đủ các trường kiểm tra định dạng email và khớp mật khẩu. Mật khẩu được mã hóa tự động bằng thuật toán MD5 trước khi lưu vào CSDL.</w:t>
       </w:r>
     </w:p>
     <w:p>
       <w:pPr>
         <w:pStyle w:val="Heading3"/>
-      </w:pPr>
-      <w:bookmarkStart w:id="53" w:name="_Toc242187685"/>
-      <w:r>
-        <w:t>Giao diện Đăng ký / Đăng nhập</w:t>
-      </w:r>
-      <w:bookmarkEnd w:id="53"/>
+        <w:spacing w:before="120" w:after="120" w:line="360" w:lineRule="auto"/>
+      </w:pPr>
+      <w:r>
+        <w:t>Giao diện Đăng nhập (TrangDangNhap.aspx)</w:t>
+      </w:r>
+    </w:p>
+    <w:p>
+      <w:pPr>
+        <w:spacing w:before="120" w:after="120" w:line="360" w:lineRule="auto"/>
+        <w:rPr>
+          <w:i/>
+          <w:iCs/>
+          <w:sz w:val="26"/>
+          <w:szCs w:val="26"/>
+        </w:rPr>
+      </w:pPr>
+      <w:r>
+        <w:rPr>
+          <w:sz w:val="26"/>
+          <w:szCs w:val="26"/>
+        </w:rPr>
+        <w:t>[</w:t>
+      </w:r>
+      <w:r>
+        <w:rPr>
+          <w:rFonts w:ascii="Segoe UI Emoji" w:hAnsi="Segoe UI Emoji" w:cs="Segoe UI Emoji"/>
+          <w:sz w:val="26"/>
+          <w:szCs w:val="26"/>
+        </w:rPr>
+        <w:t>📍</w:t>
+      </w:r>
+      <w:r>
+        <w:rPr>
+          <w:sz w:val="26"/>
+          <w:szCs w:val="26"/>
+        </w:rPr>
+        <w:t xml:space="preserve"> CHÈN HÌNH CHỤP GIAO DIỆN ĐĂNG NHẬP TẠI ĐÂY]</w:t>
+      </w:r>
+      <w:r>
+        <w:rPr>
+          <w:sz w:val="26"/>
+          <w:szCs w:val="26"/>
+        </w:rPr>
+        <w:br/>
+      </w:r>
+      <w:r>
+        <w:rPr>
+          <w:i/>
+          <w:iCs/>
+          <w:sz w:val="26"/>
+          <w:szCs w:val="26"/>
+        </w:rPr>
+        <w:t>(Hình 3.6. Giao diện đăng nhập hệ thống)</w:t>
+      </w:r>
     </w:p>
     <w:p>
       <w:pPr>
@@ -29407,34 +29162,30 @@
           <w:sz w:val="26"/>
           <w:szCs w:val="26"/>
         </w:rPr>
-        <w:t>Đ</w:t>
-      </w:r>
-      <w:r>
-        <w:rPr>
-          <w:sz w:val="26"/>
-          <w:szCs w:val="26"/>
-        </w:rPr>
-        <w:t>ược thiết kế theo dạng hộp thoại thân thiện, có đi kèm các cảnh báo lỗi</w:t>
-      </w:r>
-      <w:r>
-        <w:rPr>
-          <w:sz w:val="26"/>
-          <w:szCs w:val="26"/>
-        </w:rPr>
+        <w:t>Thiết kế biểu mẫu đăng nhập dùng chung cho cả Khách hàng và Quản trị viên. Hệ thống tự động kiểm tra vai trò (Role): điều hướng vào trang quản trị nếu là Admin hoặc giữ ở trang người dùng nếu là khách.</w:t>
+      </w:r>
+    </w:p>
+    <w:p>
+      <w:pPr>
+        <w:pStyle w:val="Heading3"/>
+        <w:spacing w:before="120" w:after="120" w:line="360" w:lineRule="auto"/>
+      </w:pPr>
+      <w:r>
+        <w:t>Giao diện Hồ sơ cá nhân</w:t>
+      </w:r>
+      <w:r>
         <w:t xml:space="preserve"> </w:t>
       </w:r>
       <w:r>
-        <w:rPr>
-          <w:sz w:val="26"/>
-          <w:szCs w:val="26"/>
-        </w:rPr>
-        <w:t>(RequiredFieldValidator) khi người dùng nhập thiếu dữ liệu.</w:t>
-      </w:r>
-    </w:p>
-    <w:p>
-      <w:pPr>
-        <w:spacing w:before="120" w:after="120" w:line="360" w:lineRule="auto"/>
-        <w:rPr>
+        <w:t>(TrangHoSo.aspx)</w:t>
+      </w:r>
+    </w:p>
+    <w:p>
+      <w:pPr>
+        <w:spacing w:before="120" w:after="120" w:line="360" w:lineRule="auto"/>
+        <w:rPr>
+          <w:i/>
+          <w:iCs/>
           <w:sz w:val="26"/>
           <w:szCs w:val="26"/>
         </w:rPr>
@@ -29459,30 +29210,181 @@
           <w:sz w:val="26"/>
           <w:szCs w:val="26"/>
         </w:rPr>
-        <w:t xml:space="preserve"> CHÈN HÌNH CHỤP TRANG ĐĂNG KÝ HOẶC TRANG HỒ SƠ CÁ NHÂN TẠI ĐÂY] (Gợi ý tên hình bên dưới: Hình 3.4. Giao diện đăng nhập và cập nhật hồ sơ khách hàng)</w:t>
+        <w:t xml:space="preserve"> CHÈN HÌNH CHỤP GIAO DIỆN HỒ SƠ CÁ NHÂN TẠI ĐÂY]</w:t>
+      </w:r>
+      <w:r>
+        <w:rPr>
+          <w:sz w:val="26"/>
+          <w:szCs w:val="26"/>
+        </w:rPr>
+        <w:br/>
+      </w:r>
+      <w:r>
+        <w:rPr>
+          <w:i/>
+          <w:iCs/>
+          <w:sz w:val="26"/>
+          <w:szCs w:val="26"/>
+        </w:rPr>
+        <w:t>(Hình 3.7. Giao diện quản lý hồ sơ cá nhân)</w:t>
+      </w:r>
+    </w:p>
+    <w:p>
+      <w:pPr>
+        <w:spacing w:before="120" w:after="120" w:line="360" w:lineRule="auto"/>
+        <w:ind w:firstLine="357"/>
+        <w:rPr>
+          <w:sz w:val="26"/>
+          <w:szCs w:val="26"/>
+        </w:rPr>
+      </w:pPr>
+      <w:r>
+        <w:rPr>
+          <w:sz w:val="26"/>
+          <w:szCs w:val="26"/>
+        </w:rPr>
+        <w:t>Cho phép người dùng đã đăng nhập quản lý thông tin tài khoản của mình, cập nhật số điện thoại, địa chỉ giao hàng mặc định và tải lên hình ảnh để thay đổi avatar đại diện.</w:t>
       </w:r>
     </w:p>
     <w:p>
       <w:pPr>
         <w:pStyle w:val="Heading2"/>
+        <w:spacing w:before="120" w:after="120" w:line="360" w:lineRule="auto"/>
         <w:jc w:val="left"/>
       </w:pPr>
       <w:bookmarkStart w:id="54" w:name="_Toc242187686"/>
       <w:r>
+        <w:t>Các giao diện chức năng phía Quản trị viên (Admin)</w:t>
+      </w:r>
+      <w:bookmarkEnd w:id="54"/>
+    </w:p>
+    <w:p>
+      <w:pPr>
+        <w:pStyle w:val="Heading3"/>
+      </w:pPr>
+      <w:r>
+        <w:t>Giao diện Bảng điều khiển tổng quan (TrangQuanTri.aspx)</w:t>
+      </w:r>
+    </w:p>
+    <w:p>
+      <w:pPr>
+        <w:spacing w:before="120" w:after="120" w:line="360" w:lineRule="auto"/>
+        <w:rPr>
+          <w:sz w:val="26"/>
+          <w:szCs w:val="26"/>
+        </w:rPr>
+      </w:pPr>
+      <w:r>
+        <w:rPr>
+          <w:sz w:val="26"/>
+          <w:szCs w:val="26"/>
+        </w:rPr>
+        <w:t>[</w:t>
+      </w:r>
+      <w:r>
+        <w:rPr>
+          <w:rFonts w:ascii="Segoe UI Emoji" w:hAnsi="Segoe UI Emoji" w:cs="Segoe UI Emoji"/>
+          <w:sz w:val="26"/>
+          <w:szCs w:val="26"/>
+        </w:rPr>
+        <w:t>📍</w:t>
+      </w:r>
+      <w:r>
+        <w:rPr>
+          <w:sz w:val="26"/>
+          <w:szCs w:val="26"/>
+        </w:rPr>
+        <w:t xml:space="preserve"> CHÈN HÌNH CHỤP GIAO DIỆN BẢNG ĐIỀU KHIỂN TỔNG QUAN TẠI ĐÂY]</w:t>
+      </w:r>
+    </w:p>
+    <w:p>
+      <w:pPr>
+        <w:spacing w:before="120" w:after="120" w:line="360" w:lineRule="auto"/>
+        <w:rPr>
+          <w:sz w:val="26"/>
+          <w:szCs w:val="26"/>
+        </w:rPr>
+      </w:pPr>
+      <w:r>
+        <w:rPr>
+          <w:sz w:val="26"/>
+          <w:szCs w:val="26"/>
+        </w:rPr>
+        <w:t>(Hình 3.8. Giao diện bảng điều khiển thống kê tổng quan của Admin)</w:t>
+      </w:r>
+    </w:p>
+    <w:p>
+      <w:pPr>
+        <w:spacing w:before="120" w:after="120" w:line="360" w:lineRule="auto"/>
+        <w:ind w:firstLine="357"/>
+        <w:rPr>
+          <w:sz w:val="26"/>
+          <w:szCs w:val="26"/>
+        </w:rPr>
+      </w:pPr>
+      <w:r>
+        <w:rPr>
+          <w:sz w:val="26"/>
+          <w:szCs w:val="26"/>
+        </w:rPr>
         <w:lastRenderedPageBreak/>
-        <w:t>Các giao diện chức năng phía Quản trị viên (Admin)</w:t>
-      </w:r>
-      <w:bookmarkEnd w:id="54"/>
+        <w:t>Trang chủ của phân hệ quản trị với các thẻ màu trực quan thống kê Tổng doanh thu, Số đơn hàng, Số sản phẩm và Số khách hàng. Kèm theo đó là bảng dữ liệu "Đơn hàng mới nhất" giúp chủ cửa hàng theo dõi kịp thời tình hình kinh doanh.</w:t>
+      </w:r>
     </w:p>
     <w:p>
       <w:pPr>
         <w:pStyle w:val="Heading3"/>
       </w:pPr>
-      <w:bookmarkStart w:id="55" w:name="_Toc242187687"/>
-      <w:r>
-        <w:t>Giao diện Bảng điều khiển</w:t>
-      </w:r>
-      <w:bookmarkEnd w:id="55"/>
+      <w:r>
+        <w:t>Giao diện Quản lý Sản phẩm (QuanLySanPham.aspx)</w:t>
+      </w:r>
+    </w:p>
+    <w:p>
+      <w:pPr>
+        <w:spacing w:before="120" w:after="120" w:line="360" w:lineRule="auto"/>
+        <w:rPr>
+          <w:sz w:val="26"/>
+          <w:szCs w:val="26"/>
+        </w:rPr>
+      </w:pPr>
+      <w:r>
+        <w:rPr>
+          <w:sz w:val="26"/>
+          <w:szCs w:val="26"/>
+        </w:rPr>
+        <w:t>[</w:t>
+      </w:r>
+      <w:r>
+        <w:rPr>
+          <w:rFonts w:ascii="Segoe UI Emoji" w:hAnsi="Segoe UI Emoji" w:cs="Segoe UI Emoji"/>
+          <w:sz w:val="26"/>
+          <w:szCs w:val="26"/>
+        </w:rPr>
+        <w:t>📍</w:t>
+      </w:r>
+      <w:r>
+        <w:rPr>
+          <w:sz w:val="26"/>
+          <w:szCs w:val="26"/>
+        </w:rPr>
+        <w:t xml:space="preserve"> CHÈN HÌNH CHỤP GIAO DIỆN QUẢN LÝ SẢN PHẨM TẠI ĐÂY]</w:t>
+      </w:r>
+    </w:p>
+    <w:p>
+      <w:pPr>
+        <w:spacing w:before="120" w:after="120" w:line="360" w:lineRule="auto"/>
+        <w:rPr>
+          <w:sz w:val="26"/>
+          <w:szCs w:val="26"/>
+        </w:rPr>
+      </w:pPr>
+      <w:r>
+        <w:rPr>
+          <w:sz w:val="26"/>
+          <w:szCs w:val="26"/>
+        </w:rPr>
+        <w:t>(Hình 3.9. Giao diện quản lý danh sách và form thêm mới laptop)</w:t>
+      </w:r>
     </w:p>
     <w:p>
       <w:pPr>
@@ -29498,13 +29400,30 @@
           <w:sz w:val="26"/>
           <w:szCs w:val="26"/>
         </w:rPr>
-        <w:t>Ngay khi đăng nhập, Admin được đưa đến trang Tổng quan với các thẻ màu sắc bắt mắt thống kê Tổng doanh thu, Số đơn hàng, Số sản phẩm đang bán. Kèm theo đó là bảng cập nhật "Đơn hàng mới nhất" để chủ cửa hàng nắm bắt ngay lập tức.</w:t>
-      </w:r>
-    </w:p>
-    <w:p>
-      <w:pPr>
-        <w:spacing w:before="120" w:after="120" w:line="360" w:lineRule="auto"/>
-        <w:rPr>
+        <w:t>Cung cấp danh sách laptop hiển thị bằng GridView có phân trang, form thêm/sửa thông số kỹ thuật chi tiết của laptop, chọn ảnh đại diện và đặc biệt là chức năng tải lên cùng lúc nhiều ảnh</w:t>
+      </w:r>
+      <w:r>
+        <w:rPr>
+          <w:sz w:val="26"/>
+          <w:szCs w:val="26"/>
+        </w:rPr>
+        <w:t>.</w:t>
+      </w:r>
+    </w:p>
+    <w:p>
+      <w:pPr>
+        <w:pStyle w:val="Heading3"/>
+      </w:pPr>
+      <w:r>
+        <w:t>Giao diện Quản lý Đơn hàng (QuanLyDonHang.aspx)</w:t>
+      </w:r>
+    </w:p>
+    <w:p>
+      <w:pPr>
+        <w:spacing w:before="120" w:after="120" w:line="360" w:lineRule="auto"/>
+        <w:rPr>
+          <w:i/>
+          <w:iCs/>
           <w:sz w:val="26"/>
           <w:szCs w:val="26"/>
         </w:rPr>
@@ -29529,18 +29448,96 @@
           <w:sz w:val="26"/>
           <w:szCs w:val="26"/>
         </w:rPr>
-        <w:t xml:space="preserve"> CHÈN HÌNH CHỤP TRANG DASHBOARD ADMIN (TrangQuanTri.aspx) TẠI ĐÂY] (Gợi ý tên hình bên dưới: Hình 3.5. Giao diện bảng điều khiển thống kê tổng quan của Admin)</w:t>
+        <w:t xml:space="preserve"> CHÈN HÌNH CHỤP GIAO DIỆN QUẢN LÝ ĐƠN HÀNG TẠI ĐÂY]</w:t>
+      </w:r>
+      <w:r>
+        <w:rPr>
+          <w:sz w:val="26"/>
+          <w:szCs w:val="26"/>
+        </w:rPr>
+        <w:br/>
+      </w:r>
+      <w:r>
+        <w:rPr>
+          <w:i/>
+          <w:iCs/>
+          <w:sz w:val="26"/>
+          <w:szCs w:val="26"/>
+        </w:rPr>
+        <w:t>(Hình 3.10. Giao diện quản lý và cập nhật trạng thái đơn hàng)</w:t>
+      </w:r>
+    </w:p>
+    <w:p>
+      <w:pPr>
+        <w:spacing w:before="120" w:after="120" w:line="360" w:lineRule="auto"/>
+        <w:ind w:firstLine="357"/>
+        <w:rPr>
+          <w:sz w:val="26"/>
+          <w:szCs w:val="26"/>
+        </w:rPr>
+      </w:pPr>
+      <w:r>
+        <w:rPr>
+          <w:sz w:val="26"/>
+          <w:szCs w:val="26"/>
+        </w:rPr>
+        <w:t>Cho phép Admin theo dõi toàn bộ đơn đặt hàng từ khách, tìm kiếm và lọc theo trạng thái, xem chi tiết từng laptop đã đặt trong đơn và thao tác chuyển đổi trạng thái đơn hàng (Chờ xác nhận, Đang giao, Đã giao, Hủy đơn).</w:t>
       </w:r>
     </w:p>
     <w:p>
       <w:pPr>
         <w:pStyle w:val="Heading3"/>
       </w:pPr>
-      <w:bookmarkStart w:id="56" w:name="_Toc242187688"/>
-      <w:r>
-        <w:t>Giao diện Quản lý Sản phẩm</w:t>
-      </w:r>
-      <w:bookmarkEnd w:id="56"/>
+      <w:r>
+        <w:t>Giao diện Quản lý Danh mục (QuanLyDanhMuc.aspx)</w:t>
+      </w:r>
+    </w:p>
+    <w:p>
+      <w:pPr>
+        <w:spacing w:before="120" w:after="120" w:line="360" w:lineRule="auto"/>
+        <w:rPr>
+          <w:sz w:val="26"/>
+          <w:szCs w:val="26"/>
+        </w:rPr>
+      </w:pPr>
+      <w:r>
+        <w:rPr>
+          <w:sz w:val="26"/>
+          <w:szCs w:val="26"/>
+        </w:rPr>
+        <w:t>[</w:t>
+      </w:r>
+      <w:r>
+        <w:rPr>
+          <w:rFonts w:ascii="Segoe UI Emoji" w:hAnsi="Segoe UI Emoji" w:cs="Segoe UI Emoji"/>
+          <w:sz w:val="26"/>
+          <w:szCs w:val="26"/>
+        </w:rPr>
+        <w:t>📍</w:t>
+      </w:r>
+      <w:r>
+        <w:rPr>
+          <w:sz w:val="26"/>
+          <w:szCs w:val="26"/>
+        </w:rPr>
+        <w:t xml:space="preserve"> CHÈN HÌNH CHỤP GIAO DIỆN QUẢN LÝ DANH MỤC TẠI ĐÂY]</w:t>
+      </w:r>
+    </w:p>
+    <w:p>
+      <w:pPr>
+        <w:spacing w:before="120" w:after="120" w:line="360" w:lineRule="auto"/>
+        <w:rPr>
+          <w:sz w:val="26"/>
+          <w:szCs w:val="26"/>
+        </w:rPr>
+      </w:pPr>
+      <w:r>
+        <w:rPr>
+          <w:sz w:val="26"/>
+          <w:szCs w:val="26"/>
+        </w:rPr>
+        <w:t>(Hình 3.11. Giao diện quản lý danh mục sản phẩm)</w:t>
+      </w:r>
     </w:p>
     <w:p>
       <w:pPr>
@@ -29556,7 +29553,15 @@
           <w:sz w:val="26"/>
           <w:szCs w:val="26"/>
         </w:rPr>
-        <w:t>Đây là giao diện phức tạp nhất của Admin, cung cấp công cụ thêm mới laptop, cài đặt giá, nhập cấu hình phần cứng chi tiết, chọn ảnh đại diện và đặc biệt là chức năng tải lên (upload) cùng lúc nhiều hình ảnh làm album. Danh sách máy tính được quản lý rõ ràng bằng GridView có phân trang.</w:t>
+        <w:t>Cung cấp công cụ Thêm, Sửa, Xóa các dòng/loại laptop (Gaming, Văn phòng, Đồ họa...), cho phép cập nhật tên danh mục và hình ảnh minh họa cho danh mục.</w:t>
+      </w:r>
+    </w:p>
+    <w:p>
+      <w:pPr>
+        <w:pStyle w:val="Heading3"/>
+      </w:pPr>
+      <w:r>
+        <w:t>Giao diện Quản lý Thương hiệu (QuanLyThuongHieu.aspx)</w:t>
       </w:r>
     </w:p>
     <w:p>
@@ -29587,18 +29592,108 @@
           <w:sz w:val="26"/>
           <w:szCs w:val="26"/>
         </w:rPr>
-        <w:t xml:space="preserve"> CHÈN HÌNH CHỤP TRANG QUẢN LÝ SẢN PHẨM HOẶC FORM THÊM SẢN PHẨM TẠI ĐÂY] (Gợi ý tên hình bên dưới: Hình 3.6. Giao diện danh sách và form thêm mới sản phẩm laptop)</w:t>
+        <w:t xml:space="preserve"> CHÈN HÌNH CHỤP GIAO DIỆN QUẢN LÝ THƯƠNG HIỆU TẠI ĐÂY]</w:t>
+      </w:r>
+    </w:p>
+    <w:p>
+      <w:pPr>
+        <w:spacing w:before="120" w:after="120" w:line="360" w:lineRule="auto"/>
+        <w:rPr>
+          <w:sz w:val="26"/>
+          <w:szCs w:val="26"/>
+        </w:rPr>
+      </w:pPr>
+      <w:r>
+        <w:rPr>
+          <w:sz w:val="26"/>
+          <w:szCs w:val="26"/>
+        </w:rPr>
+        <w:t>(Hình 3.12. Giao diện quản lý thương hiệu)</w:t>
+      </w:r>
+    </w:p>
+    <w:p>
+      <w:pPr>
+        <w:spacing w:before="120" w:after="120" w:line="360" w:lineRule="auto"/>
+        <w:ind w:firstLine="357"/>
+        <w:rPr>
+          <w:sz w:val="26"/>
+          <w:szCs w:val="26"/>
+        </w:rPr>
+      </w:pPr>
+      <w:r>
+        <w:rPr>
+          <w:sz w:val="26"/>
+          <w:szCs w:val="26"/>
+        </w:rPr>
+        <w:t>Quản lý danh sách các hãng sản xuất laptop (Dell, ASUS, HP, Apple, Lenovo...), hỗ trợ tải lên logo thương hiệu và các thao tác cập nhật, xóa hãng.</w:t>
       </w:r>
     </w:p>
     <w:p>
       <w:pPr>
         <w:pStyle w:val="Heading3"/>
-      </w:pPr>
-      <w:bookmarkStart w:id="57" w:name="_Toc242187689"/>
-      <w:r>
-        <w:t>Giao diện Quản lý Đơn hàng</w:t>
-      </w:r>
-      <w:bookmarkEnd w:id="57"/>
+        <w:rPr>
+          <w:lang w:val="en-US"/>
+        </w:rPr>
+      </w:pPr>
+      <w:r>
+        <w:t>Giao diện Quản lý Tài khoản</w:t>
+      </w:r>
+      <w:r>
+        <w:t xml:space="preserve"> </w:t>
+      </w:r>
+      <w:r>
+        <w:rPr>
+          <w:lang w:val="en-US"/>
+        </w:rPr>
+        <w:t>(QuanLyTaiKhoan.aspx)</w:t>
+      </w:r>
+    </w:p>
+    <w:p>
+      <w:pPr>
+        <w:spacing w:before="120" w:after="120" w:line="360" w:lineRule="auto"/>
+        <w:rPr>
+          <w:sz w:val="26"/>
+          <w:szCs w:val="26"/>
+        </w:rPr>
+      </w:pPr>
+      <w:r>
+        <w:rPr>
+          <w:sz w:val="26"/>
+          <w:szCs w:val="26"/>
+        </w:rPr>
+        <w:t>[</w:t>
+      </w:r>
+      <w:r>
+        <w:rPr>
+          <w:rFonts w:ascii="Segoe UI Emoji" w:hAnsi="Segoe UI Emoji" w:cs="Segoe UI Emoji"/>
+          <w:sz w:val="26"/>
+          <w:szCs w:val="26"/>
+        </w:rPr>
+        <w:t>📍</w:t>
+      </w:r>
+      <w:r>
+        <w:rPr>
+          <w:sz w:val="26"/>
+          <w:szCs w:val="26"/>
+        </w:rPr>
+        <w:t xml:space="preserve"> CHÈN HÌNH CHỤP GIAO DIỆN QUẢN LÝ TÀI KHOẢN TẠI ĐÂY]</w:t>
+      </w:r>
+    </w:p>
+    <w:p>
+      <w:pPr>
+        <w:spacing w:before="120" w:after="120" w:line="360" w:lineRule="auto"/>
+        <w:rPr>
+          <w:sz w:val="26"/>
+          <w:szCs w:val="26"/>
+        </w:rPr>
+      </w:pPr>
+      <w:r>
+        <w:rPr>
+          <w:sz w:val="26"/>
+          <w:szCs w:val="26"/>
+        </w:rPr>
+        <w:t>(Hình 3.13. Giao diện quản lý tài khoản người dùng)</w:t>
+      </w:r>
     </w:p>
     <w:p>
       <w:pPr>
@@ -29614,38 +29709,8 @@
           <w:sz w:val="26"/>
           <w:szCs w:val="26"/>
         </w:rPr>
-        <w:t>Giao diện này cho phép Admin duyệt qua các đơn đặt hàng từ khách, xem chi tiết mặt hàng khách mua và thay đổi trạng thái (Từ Chờ xác nhận sang Đang vận chuyển, Đã giao).</w:t>
-      </w:r>
-    </w:p>
-    <w:p>
-      <w:pPr>
-        <w:spacing w:before="120" w:after="120" w:line="360" w:lineRule="auto"/>
-        <w:rPr>
-          <w:sz w:val="26"/>
-          <w:szCs w:val="26"/>
-        </w:rPr>
-      </w:pPr>
-      <w:r>
-        <w:rPr>
-          <w:sz w:val="26"/>
-          <w:szCs w:val="26"/>
-        </w:rPr>
-        <w:t>[</w:t>
-      </w:r>
-      <w:r>
-        <w:rPr>
-          <w:rFonts w:ascii="Segoe UI Emoji" w:hAnsi="Segoe UI Emoji" w:cs="Segoe UI Emoji"/>
-          <w:sz w:val="26"/>
-          <w:szCs w:val="26"/>
-        </w:rPr>
-        <w:t>📍</w:t>
-      </w:r>
-      <w:r>
-        <w:rPr>
-          <w:sz w:val="26"/>
-          <w:szCs w:val="26"/>
-        </w:rPr>
-        <w:t xml:space="preserve"> CHÈN HÌNH CHỤP TRANG QUẢN LÝ ĐƠN HÀNG TẠI ĐÂY] (Gợi ý tên hình bên dưới: Hình 3.7. Giao diện quản lý và cập nhật trạng thái đơn hàng)</w:t>
+        <w:lastRenderedPageBreak/>
+        <w:t>Hiển thị danh sách tài khoản người dùng trong hệ thống, cho phép Admin phân quyền tài khoản (User / Admin) và kích hoạt hoặc khóa tài khoản (Status).</w:t>
       </w:r>
     </w:p>
     <w:p>
@@ -29656,12 +29721,12 @@
       <w:r>
         <w:br w:type="page"/>
       </w:r>
-      <w:bookmarkStart w:id="58" w:name="_Toc242187690"/>
+      <w:bookmarkStart w:id="55" w:name="_Toc242187690"/>
       <w:r>
         <w:lastRenderedPageBreak/>
         <w:t>KẾT LUẬN VÀ HƯỚNG PHÁT TRIỂN</w:t>
       </w:r>
-      <w:bookmarkEnd w:id="58"/>
+      <w:bookmarkEnd w:id="55"/>
     </w:p>
     <w:p>
       <w:pPr>
@@ -29669,11 +29734,11 @@
         <w:spacing w:before="120" w:after="120" w:line="360" w:lineRule="auto"/>
         <w:jc w:val="left"/>
       </w:pPr>
-      <w:bookmarkStart w:id="59" w:name="_Toc242187691"/>
+      <w:bookmarkStart w:id="56" w:name="_Toc242187691"/>
       <w:r>
         <w:t>Kết luận</w:t>
       </w:r>
-      <w:bookmarkEnd w:id="59"/>
+      <w:bookmarkEnd w:id="56"/>
     </w:p>
     <w:p>
       <w:pPr>
@@ -29848,11 +29913,11 @@
         <w:pStyle w:val="Heading2"/>
         <w:jc w:val="left"/>
       </w:pPr>
-      <w:bookmarkStart w:id="60" w:name="_Toc242187692"/>
+      <w:bookmarkStart w:id="57" w:name="_Toc242187692"/>
       <w:r>
         <w:t>Hướng phát triển</w:t>
       </w:r>
-      <w:bookmarkEnd w:id="60"/>
+      <w:bookmarkEnd w:id="57"/>
     </w:p>
     <w:p>
       <w:pPr>
@@ -30000,12 +30065,12 @@
       <w:r>
         <w:br w:type="page"/>
       </w:r>
-      <w:bookmarkStart w:id="61" w:name="_Toc242187693"/>
+      <w:bookmarkStart w:id="58" w:name="_Toc242187693"/>
       <w:r>
         <w:lastRenderedPageBreak/>
         <w:t>DANH MỤC TÀI LIỆU THAM KHẢO</w:t>
       </w:r>
-      <w:bookmarkEnd w:id="61"/>
+      <w:bookmarkEnd w:id="58"/>
     </w:p>
     <w:sdt>
       <w:sdtPr>
@@ -30242,23 +30307,7 @@
               <w:sz w:val="26"/>
             </w:rPr>
             <w:tab/>
-            <w:t>“HttpSessionState Class (</w:t>
-          </w:r>
-          <w:proofErr w:type="gramStart"/>
-          <w:r>
-            <w:rPr>
-              <w:color w:val="000000"/>
-              <w:sz w:val="26"/>
-            </w:rPr>
-            <w:t>System.Web.SessionState</w:t>
-          </w:r>
-          <w:proofErr w:type="gramEnd"/>
-          <w:r>
-            <w:rPr>
-              <w:color w:val="000000"/>
-              <w:sz w:val="26"/>
-            </w:rPr>
-            <w:t>) | Microsoft Learn.” Accessed: Oct. 05, 2026. [Online]. Available: https://learn.microsoft.com/en-us/dotnet/api/system.web.sessionstate.httpsessionstate?view=netframework-4.8.1</w:t>
+            <w:t>“HttpSessionState Class (System.Web.SessionState) | Microsoft Learn.” Accessed: Oct. 05, 2026. [Online]. Available: https://learn.microsoft.com/en-us/dotnet/api/system.web.sessionstate.httpsessionstate?view=netframework-4.8.1</w:t>
           </w:r>
         </w:p>
         <w:p>
@@ -30314,23 +30363,7 @@
               <w:sz w:val="26"/>
             </w:rPr>
             <w:tab/>
-            <w:t>“System.Web.</w:t>
-          </w:r>
-          <w:proofErr w:type="gramStart"/>
-          <w:r>
-            <w:rPr>
-              <w:color w:val="000000"/>
-              <w:sz w:val="26"/>
-            </w:rPr>
-            <w:t>UI.WebControls</w:t>
-          </w:r>
-          <w:proofErr w:type="gramEnd"/>
-          <w:r>
-            <w:rPr>
-              <w:color w:val="000000"/>
-              <w:sz w:val="26"/>
-            </w:rPr>
-            <w:t xml:space="preserve"> Namespace | Microsoft Learn.” Accessed: Oct. 05, 2026. [Online]. Available: https://learn.microsoft.com/en-us/dotnet/api/system.web.ui.webcontrols?view=netframework-4.8.1</w:t>
+            <w:t>“System.Web.UI.WebControls Namespace | Microsoft Learn.” Accessed: Oct. 05, 2026. [Online]. Available: https://learn.microsoft.com/en-us/dotnet/api/system.web.ui.webcontrols?view=netframework-4.8.1</w:t>
           </w:r>
         </w:p>
         <w:p>
@@ -30359,23 +30392,7 @@
               <w:sz w:val="26"/>
             </w:rPr>
             <w:tab/>
-            <w:t>“FileUpload Class (System.Web.</w:t>
-          </w:r>
-          <w:proofErr w:type="gramStart"/>
-          <w:r>
-            <w:rPr>
-              <w:color w:val="000000"/>
-              <w:sz w:val="26"/>
-            </w:rPr>
-            <w:t>UI.WebControls</w:t>
-          </w:r>
-          <w:proofErr w:type="gramEnd"/>
-          <w:r>
-            <w:rPr>
-              <w:color w:val="000000"/>
-              <w:sz w:val="26"/>
-            </w:rPr>
-            <w:t>) | Microsoft Learn.” Accessed: Oct. 05, 2026. [Online]. Available: https://learn.microsoft.com/en-us/dotnet/api/system.web.ui.webcontrols.fileupload?view=netframework-4.8.1</w:t>
+            <w:t>“FileUpload Class (System.Web.UI.WebControls) | Microsoft Learn.” Accessed: Oct. 05, 2026. [Online]. Available: https://learn.microsoft.com/en-us/dotnet/api/system.web.ui.webcontrols.fileupload?view=netframework-4.8.1</w:t>
           </w:r>
         </w:p>
         <w:p>
@@ -30465,7 +30482,7 @@
 </file>
 
 <file path=word/endnotes.xml><?xml version="1.0" encoding="utf-8"?>
-<w:endnotes xmlns:wpc="http://schemas.microsoft.com/office/word/2010/wordprocessingCanvas" xmlns:cx="http://schemas.microsoft.com/office/drawing/2014/chartex" xmlns:cx1="http://schemas.microsoft.com/office/drawing/2015/9/8/chartex" xmlns:cx2="http://schemas.microsoft.com/office/drawing/2015/10/21/chartex" xmlns:cx3="http://schemas.microsoft.com/office/drawing/2016/5/9/chartex" xmlns:cx4="http://schemas.microsoft.com/office/drawing/2016/5/10/chartex" xmlns:cx5="http://schemas.microsoft.com/office/drawing/2016/5/11/chartex" xmlns:cx6="http://schemas.microsoft.com/office/drawing/2016/5/12/chartex" xmlns:cx7="http://schemas.microsoft.com/office/drawing/2016/5/13/chartex" xmlns:cx8="http://schemas.microsoft.com/office/drawing/2016/5/14/chartex" xmlns:mc="http://schemas.openxmlformats.org/markup-compatibility/2006" xmlns:aink="http://schemas.microsoft.com/office/drawing/2016/ink" xmlns:am3d="http://schemas.microsoft.com/office/drawing/2017/model3d" xmlns:o="urn:schemas-microsoft-com:office:office" xmlns:oel="http://schemas.microsoft.com/office/2019/extlst" xmlns:r="http://schemas.openxmlformats.org/officeDocument/2006/relationships" xmlns:m="http://schemas.openxmlformats.org/officeDocument/2006/math" xmlns:v="urn:schemas-microsoft-com:vml" xmlns:wp14="http://schemas.microsoft.com/office/word/2010/wordprocessingDrawing" xmlns:wp="http://schemas.openxmlformats.org/drawingml/2006/wordprocessingDrawing" xmlns:w10="urn:schemas-microsoft-com:office:word" xmlns:w="http://schemas.openxmlformats.org/wordprocessingml/2006/main" xmlns:w14="http://schemas.microsoft.com/office/word/2010/wordml" xmlns:w15="http://schemas.microsoft.com/office/word/2012/wordml" xmlns:w16cex="http://schemas.microsoft.com/office/word/2018/wordml/cex" xmlns:w16cid="http://schemas.microsoft.com/office/word/2016/wordml/cid" xmlns:w16="http://schemas.microsoft.com/office/word/2018/wordml" xmlns:w16du="http://schemas.microsoft.com/office/word/2023/wordml/word16du" xmlns:w16sdtdh="http://schemas.microsoft.com/office/word/2020/wordml/sdtdatahash" xmlns:w16sdtfl="http://schemas.microsoft.com/office/word/2024/wordml/sdtformatlock" xmlns:w16se="http://schemas.microsoft.com/office/word/2015/wordml/symex" xmlns:wpg="http://schemas.microsoft.com/office/word/2010/wordprocessingGroup" xmlns:wpi="http://schemas.microsoft.com/office/word/2010/wordprocessingInk" xmlns:wne="http://schemas.microsoft.com/office/word/2006/wordml" xmlns:wps="http://schemas.microsoft.com/office/word/2010/wordprocessingShape" mc:Ignorable="w14 w15 w16se w16cid w16 w16cex w16sdtdh w16sdtfl w16du wp14">
+<w:endnotes xmlns:wpc="http://schemas.microsoft.com/office/word/2010/wordprocessingCanvas" xmlns:cx="http://schemas.microsoft.com/office/drawing/2014/chartex" xmlns:cx1="http://schemas.microsoft.com/office/drawing/2015/9/8/chartex" xmlns:cx2="http://schemas.microsoft.com/office/drawing/2015/10/21/chartex" xmlns:cx3="http://schemas.microsoft.com/office/drawing/2016/5/9/chartex" xmlns:cx4="http://schemas.microsoft.com/office/drawing/2016/5/10/chartex" xmlns:cx5="http://schemas.microsoft.com/office/drawing/2016/5/11/chartex" xmlns:cx6="http://schemas.microsoft.com/office/drawing/2016/5/12/chartex" xmlns:cx7="http://schemas.microsoft.com/office/drawing/2016/5/13/chartex" xmlns:cx8="http://schemas.microsoft.com/office/drawing/2016/5/14/chartex" xmlns:mc="http://schemas.openxmlformats.org/markup-compatibility/2006" xmlns:aink="http://schemas.microsoft.com/office/drawing/2016/ink" xmlns:am3d="http://schemas.microsoft.com/office/drawing/2017/model3d" xmlns:o="urn:schemas-microsoft-com:office:office" xmlns:oel="http://schemas.microsoft.com/office/2019/extlst" xmlns:r="http://schemas.openxmlformats.org/officeDocument/2006/relationships" xmlns:m="http://schemas.openxmlformats.org/officeDocument/2006/math" xmlns:v="urn:schemas-microsoft-com:vml" xmlns:wp14="http://schemas.microsoft.com/office/word/2010/wordprocessingDrawing" xmlns:wp="http://schemas.openxmlformats.org/drawingml/2006/wordprocessingDrawing" xmlns:w10="urn:schemas-microsoft-com:office:word" xmlns:w="http://schemas.openxmlformats.org/wordprocessingml/2006/main" xmlns:w14="http://schemas.microsoft.com/office/word/2010/wordml" xmlns:w15="http://schemas.microsoft.com/office/word/2012/wordml" xmlns:w16cex="http://schemas.microsoft.com/office/word/2018/wordml/cex" xmlns:w16cid="http://schemas.microsoft.com/office/word/2016/wordml/cid" xmlns:w16="http://schemas.microsoft.com/office/word/2018/wordml" xmlns:w16sdtdh="http://schemas.microsoft.com/office/word/2020/wordml/sdtdatahash" xmlns:w16se="http://schemas.microsoft.com/office/word/2015/wordml/symex" xmlns:wpg="http://schemas.microsoft.com/office/word/2010/wordprocessingGroup" xmlns:wpi="http://schemas.microsoft.com/office/word/2010/wordprocessingInk" xmlns:wne="http://schemas.microsoft.com/office/word/2006/wordml" xmlns:wps="http://schemas.microsoft.com/office/word/2010/wordprocessingShape" mc:Ignorable="w14 w15 w16se w16cid w16 w16cex w16sdtdh wp14">
   <w:endnote w:type="separator" w:id="-1">
     <w:p>
       <w:r>
@@ -30484,7 +30501,7 @@
 </file>
 
 <file path=word/footer1.xml><?xml version="1.0" encoding="utf-8"?>
-<w:ftr xmlns:wpc="http://schemas.microsoft.com/office/word/2010/wordprocessingCanvas" xmlns:cx="http://schemas.microsoft.com/office/drawing/2014/chartex" xmlns:cx1="http://schemas.microsoft.com/office/drawing/2015/9/8/chartex" xmlns:cx2="http://schemas.microsoft.com/office/drawing/2015/10/21/chartex" xmlns:cx3="http://schemas.microsoft.com/office/drawing/2016/5/9/chartex" xmlns:cx4="http://schemas.microsoft.com/office/drawing/2016/5/10/chartex" xmlns:cx5="http://schemas.microsoft.com/office/drawing/2016/5/11/chartex" xmlns:cx6="http://schemas.microsoft.com/office/drawing/2016/5/12/chartex" xmlns:cx7="http://schemas.microsoft.com/office/drawing/2016/5/13/chartex" xmlns:cx8="http://schemas.microsoft.com/office/drawing/2016/5/14/chartex" xmlns:mc="http://schemas.openxmlformats.org/markup-compatibility/2006" xmlns:aink="http://schemas.microsoft.com/office/drawing/2016/ink" xmlns:am3d="http://schemas.microsoft.com/office/drawing/2017/model3d" xmlns:o="urn:schemas-microsoft-com:office:office" xmlns:oel="http://schemas.microsoft.com/office/2019/extlst" xmlns:r="http://schemas.openxmlformats.org/officeDocument/2006/relationships" xmlns:m="http://schemas.openxmlformats.org/officeDocument/2006/math" xmlns:v="urn:schemas-microsoft-com:vml" xmlns:wp14="http://schemas.microsoft.com/office/word/2010/wordprocessingDrawing" xmlns:wp="http://schemas.openxmlformats.org/drawingml/2006/wordprocessingDrawing" xmlns:w10="urn:schemas-microsoft-com:office:word" xmlns:w="http://schemas.openxmlformats.org/wordprocessingml/2006/main" xmlns:w14="http://schemas.microsoft.com/office/word/2010/wordml" xmlns:w15="http://schemas.microsoft.com/office/word/2012/wordml" xmlns:w16cex="http://schemas.microsoft.com/office/word/2018/wordml/cex" xmlns:w16cid="http://schemas.microsoft.com/office/word/2016/wordml/cid" xmlns:w16="http://schemas.microsoft.com/office/word/2018/wordml" xmlns:w16du="http://schemas.microsoft.com/office/word/2023/wordml/word16du" xmlns:w16sdtdh="http://schemas.microsoft.com/office/word/2020/wordml/sdtdatahash" xmlns:w16sdtfl="http://schemas.microsoft.com/office/word/2024/wordml/sdtformatlock" xmlns:w16se="http://schemas.microsoft.com/office/word/2015/wordml/symex" xmlns:wpg="http://schemas.microsoft.com/office/word/2010/wordprocessingGroup" xmlns:wpi="http://schemas.microsoft.com/office/word/2010/wordprocessingInk" xmlns:wne="http://schemas.microsoft.com/office/word/2006/wordml" xmlns:wps="http://schemas.microsoft.com/office/word/2010/wordprocessingShape" mc:Ignorable="w14 w15 w16se w16cid w16 w16cex w16sdtdh w16sdtfl w16du wp14">
+<w:ftr xmlns:wpc="http://schemas.microsoft.com/office/word/2010/wordprocessingCanvas" xmlns:cx="http://schemas.microsoft.com/office/drawing/2014/chartex" xmlns:cx1="http://schemas.microsoft.com/office/drawing/2015/9/8/chartex" xmlns:cx2="http://schemas.microsoft.com/office/drawing/2015/10/21/chartex" xmlns:cx3="http://schemas.microsoft.com/office/drawing/2016/5/9/chartex" xmlns:cx4="http://schemas.microsoft.com/office/drawing/2016/5/10/chartex" xmlns:cx5="http://schemas.microsoft.com/office/drawing/2016/5/11/chartex" xmlns:cx6="http://schemas.microsoft.com/office/drawing/2016/5/12/chartex" xmlns:cx7="http://schemas.microsoft.com/office/drawing/2016/5/13/chartex" xmlns:cx8="http://schemas.microsoft.com/office/drawing/2016/5/14/chartex" xmlns:mc="http://schemas.openxmlformats.org/markup-compatibility/2006" xmlns:aink="http://schemas.microsoft.com/office/drawing/2016/ink" xmlns:am3d="http://schemas.microsoft.com/office/drawing/2017/model3d" xmlns:o="urn:schemas-microsoft-com:office:office" xmlns:oel="http://schemas.microsoft.com/office/2019/extlst" xmlns:r="http://schemas.openxmlformats.org/officeDocument/2006/relationships" xmlns:m="http://schemas.openxmlformats.org/officeDocument/2006/math" xmlns:v="urn:schemas-microsoft-com:vml" xmlns:wp14="http://schemas.microsoft.com/office/word/2010/wordprocessingDrawing" xmlns:wp="http://schemas.openxmlformats.org/drawingml/2006/wordprocessingDrawing" xmlns:w10="urn:schemas-microsoft-com:office:word" xmlns:w="http://schemas.openxmlformats.org/wordprocessingml/2006/main" xmlns:w14="http://schemas.microsoft.com/office/word/2010/wordml" xmlns:w15="http://schemas.microsoft.com/office/word/2012/wordml" xmlns:w16cex="http://schemas.microsoft.com/office/word/2018/wordml/cex" xmlns:w16cid="http://schemas.microsoft.com/office/word/2016/wordml/cid" xmlns:w16="http://schemas.microsoft.com/office/word/2018/wordml" xmlns:w16sdtdh="http://schemas.microsoft.com/office/word/2020/wordml/sdtdatahash" xmlns:w16se="http://schemas.microsoft.com/office/word/2015/wordml/symex" xmlns:wpg="http://schemas.microsoft.com/office/word/2010/wordprocessingGroup" xmlns:wpi="http://schemas.microsoft.com/office/word/2010/wordprocessingInk" xmlns:wne="http://schemas.microsoft.com/office/word/2006/wordml" xmlns:wps="http://schemas.microsoft.com/office/word/2010/wordprocessingShape" mc:Ignorable="w14 w15 w16se w16cid w16 w16cex w16sdtdh wp14">
   <w:p>
     <w:pPr>
       <w:pStyle w:val="Footer"/>
@@ -30523,7 +30540,7 @@
 </file>
 
 <file path=word/footer2.xml><?xml version="1.0" encoding="utf-8"?>
-<w:ftr xmlns:wpc="http://schemas.microsoft.com/office/word/2010/wordprocessingCanvas" xmlns:cx="http://schemas.microsoft.com/office/drawing/2014/chartex" xmlns:cx1="http://schemas.microsoft.com/office/drawing/2015/9/8/chartex" xmlns:cx2="http://schemas.microsoft.com/office/drawing/2015/10/21/chartex" xmlns:cx3="http://schemas.microsoft.com/office/drawing/2016/5/9/chartex" xmlns:cx4="http://schemas.microsoft.com/office/drawing/2016/5/10/chartex" xmlns:cx5="http://schemas.microsoft.com/office/drawing/2016/5/11/chartex" xmlns:cx6="http://schemas.microsoft.com/office/drawing/2016/5/12/chartex" xmlns:cx7="http://schemas.microsoft.com/office/drawing/2016/5/13/chartex" xmlns:cx8="http://schemas.microsoft.com/office/drawing/2016/5/14/chartex" xmlns:mc="http://schemas.openxmlformats.org/markup-compatibility/2006" xmlns:aink="http://schemas.microsoft.com/office/drawing/2016/ink" xmlns:am3d="http://schemas.microsoft.com/office/drawing/2017/model3d" xmlns:o="urn:schemas-microsoft-com:office:office" xmlns:oel="http://schemas.microsoft.com/office/2019/extlst" xmlns:r="http://schemas.openxmlformats.org/officeDocument/2006/relationships" xmlns:m="http://schemas.openxmlformats.org/officeDocument/2006/math" xmlns:v="urn:schemas-microsoft-com:vml" xmlns:wp14="http://schemas.microsoft.com/office/word/2010/wordprocessingDrawing" xmlns:wp="http://schemas.openxmlformats.org/drawingml/2006/wordprocessingDrawing" xmlns:w10="urn:schemas-microsoft-com:office:word" xmlns:w="http://schemas.openxmlformats.org/wordprocessingml/2006/main" xmlns:w14="http://schemas.microsoft.com/office/word/2010/wordml" xmlns:w15="http://schemas.microsoft.com/office/word/2012/wordml" xmlns:w16cex="http://schemas.microsoft.com/office/word/2018/wordml/cex" xmlns:w16cid="http://schemas.microsoft.com/office/word/2016/wordml/cid" xmlns:w16="http://schemas.microsoft.com/office/word/2018/wordml" xmlns:w16du="http://schemas.microsoft.com/office/word/2023/wordml/word16du" xmlns:w16sdtdh="http://schemas.microsoft.com/office/word/2020/wordml/sdtdatahash" xmlns:w16sdtfl="http://schemas.microsoft.com/office/word/2024/wordml/sdtformatlock" xmlns:w16se="http://schemas.microsoft.com/office/word/2015/wordml/symex" xmlns:wpg="http://schemas.microsoft.com/office/word/2010/wordprocessingGroup" xmlns:wpi="http://schemas.microsoft.com/office/word/2010/wordprocessingInk" xmlns:wne="http://schemas.microsoft.com/office/word/2006/wordml" xmlns:wps="http://schemas.microsoft.com/office/word/2010/wordprocessingShape" mc:Ignorable="w14 w15 w16se w16cid w16 w16cex w16sdtdh w16sdtfl w16du wp14">
+<w:ftr xmlns:wpc="http://schemas.microsoft.com/office/word/2010/wordprocessingCanvas" xmlns:cx="http://schemas.microsoft.com/office/drawing/2014/chartex" xmlns:cx1="http://schemas.microsoft.com/office/drawing/2015/9/8/chartex" xmlns:cx2="http://schemas.microsoft.com/office/drawing/2015/10/21/chartex" xmlns:cx3="http://schemas.microsoft.com/office/drawing/2016/5/9/chartex" xmlns:cx4="http://schemas.microsoft.com/office/drawing/2016/5/10/chartex" xmlns:cx5="http://schemas.microsoft.com/office/drawing/2016/5/11/chartex" xmlns:cx6="http://schemas.microsoft.com/office/drawing/2016/5/12/chartex" xmlns:cx7="http://schemas.microsoft.com/office/drawing/2016/5/13/chartex" xmlns:cx8="http://schemas.microsoft.com/office/drawing/2016/5/14/chartex" xmlns:mc="http://schemas.openxmlformats.org/markup-compatibility/2006" xmlns:aink="http://schemas.microsoft.com/office/drawing/2016/ink" xmlns:am3d="http://schemas.microsoft.com/office/drawing/2017/model3d" xmlns:o="urn:schemas-microsoft-com:office:office" xmlns:oel="http://schemas.microsoft.com/office/2019/extlst" xmlns:r="http://schemas.openxmlformats.org/officeDocument/2006/relationships" xmlns:m="http://schemas.openxmlformats.org/officeDocument/2006/math" xmlns:v="urn:schemas-microsoft-com:vml" xmlns:wp14="http://schemas.microsoft.com/office/word/2010/wordprocessingDrawing" xmlns:wp="http://schemas.openxmlformats.org/drawingml/2006/wordprocessingDrawing" xmlns:w10="urn:schemas-microsoft-com:office:word" xmlns:w="http://schemas.openxmlformats.org/wordprocessingml/2006/main" xmlns:w14="http://schemas.microsoft.com/office/word/2010/wordml" xmlns:w15="http://schemas.microsoft.com/office/word/2012/wordml" xmlns:w16cex="http://schemas.microsoft.com/office/word/2018/wordml/cex" xmlns:w16cid="http://schemas.microsoft.com/office/word/2016/wordml/cid" xmlns:w16="http://schemas.microsoft.com/office/word/2018/wordml" xmlns:w16sdtdh="http://schemas.microsoft.com/office/word/2020/wordml/sdtdatahash" xmlns:w16se="http://schemas.microsoft.com/office/word/2015/wordml/symex" xmlns:wpg="http://schemas.microsoft.com/office/word/2010/wordprocessingGroup" xmlns:wpi="http://schemas.microsoft.com/office/word/2010/wordprocessingInk" xmlns:wne="http://schemas.microsoft.com/office/word/2006/wordml" xmlns:wps="http://schemas.microsoft.com/office/word/2010/wordprocessingShape" mc:Ignorable="w14 w15 w16se w16cid w16 w16cex w16sdtdh wp14">
   <w:p>
     <w:pPr>
       <w:pStyle w:val="BodyText"/>
@@ -30696,7 +30713,7 @@
             </wp:anchor>
           </w:drawing>
         </mc:Choice>
-        <mc:Fallback>
+        <mc:Fallback xmlns:w16sdtfl="http://schemas.microsoft.com/office/word/2024/wordml/sdtformatlock" xmlns:w16du="http://schemas.microsoft.com/office/word/2023/wordml/word16du">
           <w:pict>
             <v:shape w14:anchorId="405405EF" id="Graphic 4" o:spid="_x0000_s1026" style="position:absolute;margin-left:97.8pt;margin-top:793.9pt;width:424.4pt;height:4.5pt;z-index:-251661312;visibility:visible;mso-wrap-style:square;mso-width-percent:0;mso-height-percent:0;mso-wrap-distance-left:0;mso-wrap-distance-top:0;mso-wrap-distance-right:0;mso-wrap-distance-bottom:0;mso-position-horizontal:absolute;mso-position-horizontal-relative:page;mso-position-vertical:absolute;mso-position-vertical-relative:page;mso-width-percent:0;mso-height-percent:0;mso-width-relative:page;mso-height-relative:page;v-text-anchor:top" coordsize="5389880,57150" o:gfxdata="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" path="m5389740,47256l,47256r,9436l5389740,56692r,-9436xem5389740,l,,,38100r5389740,l5389740,xe" fillcolor="black" stroked="f">
               <v:path arrowok="t" o:connecttype="custom" o:connectlocs="5389740,47256;0,47256;0,56692;5389740,56692;5389740,47256;5389740,0;0,0;0,38100;5389740,38100;5389740,0" o:connectangles="0,0,0,0,0,0,0,0,0,0"/>
@@ -30931,7 +30948,7 @@
 </file>
 
 <file path=word/footer3.xml><?xml version="1.0" encoding="utf-8"?>
-<w:ftr xmlns:wpc="http://schemas.microsoft.com/office/word/2010/wordprocessingCanvas" xmlns:cx="http://schemas.microsoft.com/office/drawing/2014/chartex" xmlns:cx1="http://schemas.microsoft.com/office/drawing/2015/9/8/chartex" xmlns:cx2="http://schemas.microsoft.com/office/drawing/2015/10/21/chartex" xmlns:cx3="http://schemas.microsoft.com/office/drawing/2016/5/9/chartex" xmlns:cx4="http://schemas.microsoft.com/office/drawing/2016/5/10/chartex" xmlns:cx5="http://schemas.microsoft.com/office/drawing/2016/5/11/chartex" xmlns:cx6="http://schemas.microsoft.com/office/drawing/2016/5/12/chartex" xmlns:cx7="http://schemas.microsoft.com/office/drawing/2016/5/13/chartex" xmlns:cx8="http://schemas.microsoft.com/office/drawing/2016/5/14/chartex" xmlns:mc="http://schemas.openxmlformats.org/markup-compatibility/2006" xmlns:aink="http://schemas.microsoft.com/office/drawing/2016/ink" xmlns:am3d="http://schemas.microsoft.com/office/drawing/2017/model3d" xmlns:o="urn:schemas-microsoft-com:office:office" xmlns:oel="http://schemas.microsoft.com/office/2019/extlst" xmlns:r="http://schemas.openxmlformats.org/officeDocument/2006/relationships" xmlns:m="http://schemas.openxmlformats.org/officeDocument/2006/math" xmlns:v="urn:schemas-microsoft-com:vml" xmlns:wp14="http://schemas.microsoft.com/office/word/2010/wordprocessingDrawing" xmlns:wp="http://schemas.openxmlformats.org/drawingml/2006/wordprocessingDrawing" xmlns:w10="urn:schemas-microsoft-com:office:word" xmlns:w="http://schemas.openxmlformats.org/wordprocessingml/2006/main" xmlns:w14="http://schemas.microsoft.com/office/word/2010/wordml" xmlns:w15="http://schemas.microsoft.com/office/word/2012/wordml" xmlns:w16cex="http://schemas.microsoft.com/office/word/2018/wordml/cex" xmlns:w16cid="http://schemas.microsoft.com/office/word/2016/wordml/cid" xmlns:w16="http://schemas.microsoft.com/office/word/2018/wordml" xmlns:w16du="http://schemas.microsoft.com/office/word/2023/wordml/word16du" xmlns:w16sdtdh="http://schemas.microsoft.com/office/word/2020/wordml/sdtdatahash" xmlns:w16sdtfl="http://schemas.microsoft.com/office/word/2024/wordml/sdtformatlock" xmlns:w16se="http://schemas.microsoft.com/office/word/2015/wordml/symex" xmlns:wpg="http://schemas.microsoft.com/office/word/2010/wordprocessingGroup" xmlns:wpi="http://schemas.microsoft.com/office/word/2010/wordprocessingInk" xmlns:wne="http://schemas.microsoft.com/office/word/2006/wordml" xmlns:wps="http://schemas.microsoft.com/office/word/2010/wordprocessingShape" mc:Ignorable="w14 w15 w16se w16cid w16 w16cex w16sdtdh w16sdtfl w16du wp14">
+<w:ftr xmlns:wpc="http://schemas.microsoft.com/office/word/2010/wordprocessingCanvas" xmlns:cx="http://schemas.microsoft.com/office/drawing/2014/chartex" xmlns:cx1="http://schemas.microsoft.com/office/drawing/2015/9/8/chartex" xmlns:cx2="http://schemas.microsoft.com/office/drawing/2015/10/21/chartex" xmlns:cx3="http://schemas.microsoft.com/office/drawing/2016/5/9/chartex" xmlns:cx4="http://schemas.microsoft.com/office/drawing/2016/5/10/chartex" xmlns:cx5="http://schemas.microsoft.com/office/drawing/2016/5/11/chartex" xmlns:cx6="http://schemas.microsoft.com/office/drawing/2016/5/12/chartex" xmlns:cx7="http://schemas.microsoft.com/office/drawing/2016/5/13/chartex" xmlns:cx8="http://schemas.microsoft.com/office/drawing/2016/5/14/chartex" xmlns:mc="http://schemas.openxmlformats.org/markup-compatibility/2006" xmlns:aink="http://schemas.microsoft.com/office/drawing/2016/ink" xmlns:am3d="http://schemas.microsoft.com/office/drawing/2017/model3d" xmlns:o="urn:schemas-microsoft-com:office:office" xmlns:oel="http://schemas.microsoft.com/office/2019/extlst" xmlns:r="http://schemas.openxmlformats.org/officeDocument/2006/relationships" xmlns:m="http://schemas.openxmlformats.org/officeDocument/2006/math" xmlns:v="urn:schemas-microsoft-com:vml" xmlns:wp14="http://schemas.microsoft.com/office/word/2010/wordprocessingDrawing" xmlns:wp="http://schemas.openxmlformats.org/drawingml/2006/wordprocessingDrawing" xmlns:w10="urn:schemas-microsoft-com:office:word" xmlns:w="http://schemas.openxmlformats.org/wordprocessingml/2006/main" xmlns:w14="http://schemas.microsoft.com/office/word/2010/wordml" xmlns:w15="http://schemas.microsoft.com/office/word/2012/wordml" xmlns:w16cex="http://schemas.microsoft.com/office/word/2018/wordml/cex" xmlns:w16cid="http://schemas.microsoft.com/office/word/2016/wordml/cid" xmlns:w16="http://schemas.microsoft.com/office/word/2018/wordml" xmlns:w16sdtdh="http://schemas.microsoft.com/office/word/2020/wordml/sdtdatahash" xmlns:w16se="http://schemas.microsoft.com/office/word/2015/wordml/symex" xmlns:wpg="http://schemas.microsoft.com/office/word/2010/wordprocessingGroup" xmlns:wpi="http://schemas.microsoft.com/office/word/2010/wordprocessingInk" xmlns:wne="http://schemas.microsoft.com/office/word/2006/wordml" xmlns:wps="http://schemas.microsoft.com/office/word/2010/wordprocessingShape" mc:Ignorable="w14 w15 w16se w16cid w16 w16cex w16sdtdh wp14">
   <w:p>
     <w:pPr>
       <w:pStyle w:val="BodyText"/>
@@ -31104,7 +31121,7 @@
             </wp:anchor>
           </w:drawing>
         </mc:Choice>
-        <mc:Fallback>
+        <mc:Fallback xmlns:w16sdtfl="http://schemas.microsoft.com/office/word/2024/wordml/sdtformatlock" xmlns:w16du="http://schemas.microsoft.com/office/word/2023/wordml/word16du">
           <w:pict>
             <v:shape w14:anchorId="222D5E4F" id="AutoShape 16" o:spid="_x0000_s1026" style="position:absolute;margin-left:97.8pt;margin-top:793.9pt;width:424.4pt;height:4.5pt;z-index:-251658240;visibility:visible;mso-wrap-style:square;mso-width-percent:0;mso-height-percent:0;mso-wrap-distance-left:0;mso-wrap-distance-top:0;mso-wrap-distance-right:0;mso-wrap-distance-bottom:0;mso-position-horizontal:absolute;mso-position-horizontal-relative:page;mso-position-vertical:absolute;mso-position-vertical-relative:page;mso-width-percent:0;mso-height-percent:0;mso-width-relative:page;mso-height-relative:page;v-text-anchor:top" coordsize="5389880,57150" o:gfxdata="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" path="m5389740,47256l,47256r,9436l5389740,56692r,-9436xem5389740,l,,,38100r5389740,l5389740,xe" fillcolor="black" stroked="f">
               <v:path arrowok="t" o:connecttype="custom" o:connectlocs="5389740,47256;0,47256;0,56692;5389740,56692;5389740,47256;5389740,0;0,0;0,38100;5389740,38100;5389740,0" o:connectangles="0,0,0,0,0,0,0,0,0,0"/>
@@ -31434,7 +31451,7 @@
 </file>
 
 <file path=word/footnotes.xml><?xml version="1.0" encoding="utf-8"?>
-<w:footnotes xmlns:wpc="http://schemas.microsoft.com/office/word/2010/wordprocessingCanvas" xmlns:cx="http://schemas.microsoft.com/office/drawing/2014/chartex" xmlns:cx1="http://schemas.microsoft.com/office/drawing/2015/9/8/chartex" xmlns:cx2="http://schemas.microsoft.com/office/drawing/2015/10/21/chartex" xmlns:cx3="http://schemas.microsoft.com/office/drawing/2016/5/9/chartex" xmlns:cx4="http://schemas.microsoft.com/office/drawing/2016/5/10/chartex" xmlns:cx5="http://schemas.microsoft.com/office/drawing/2016/5/11/chartex" xmlns:cx6="http://schemas.microsoft.com/office/drawing/2016/5/12/chartex" xmlns:cx7="http://schemas.microsoft.com/office/drawing/2016/5/13/chartex" xmlns:cx8="http://schemas.microsoft.com/office/drawing/2016/5/14/chartex" xmlns:mc="http://schemas.openxmlformats.org/markup-compatibility/2006" xmlns:aink="http://schemas.microsoft.com/office/drawing/2016/ink" xmlns:am3d="http://schemas.microsoft.com/office/drawing/2017/model3d" xmlns:o="urn:schemas-microsoft-com:office:office" xmlns:oel="http://schemas.microsoft.com/office/2019/extlst" xmlns:r="http://schemas.openxmlformats.org/officeDocument/2006/relationships" xmlns:m="http://schemas.openxmlformats.org/officeDocument/2006/math" xmlns:v="urn:schemas-microsoft-com:vml" xmlns:wp14="http://schemas.microsoft.com/office/word/2010/wordprocessingDrawing" xmlns:wp="http://schemas.openxmlformats.org/drawingml/2006/wordprocessingDrawing" xmlns:w10="urn:schemas-microsoft-com:office:word" xmlns:w="http://schemas.openxmlformats.org/wordprocessingml/2006/main" xmlns:w14="http://schemas.microsoft.com/office/word/2010/wordml" xmlns:w15="http://schemas.microsoft.com/office/word/2012/wordml" xmlns:w16cex="http://schemas.microsoft.com/office/word/2018/wordml/cex" xmlns:w16cid="http://schemas.microsoft.com/office/word/2016/wordml/cid" xmlns:w16="http://schemas.microsoft.com/office/word/2018/wordml" xmlns:w16du="http://schemas.microsoft.com/office/word/2023/wordml/word16du" xmlns:w16sdtdh="http://schemas.microsoft.com/office/word/2020/wordml/sdtdatahash" xmlns:w16sdtfl="http://schemas.microsoft.com/office/word/2024/wordml/sdtformatlock" xmlns:w16se="http://schemas.microsoft.com/office/word/2015/wordml/symex" xmlns:wpg="http://schemas.microsoft.com/office/word/2010/wordprocessingGroup" xmlns:wpi="http://schemas.microsoft.com/office/word/2010/wordprocessingInk" xmlns:wne="http://schemas.microsoft.com/office/word/2006/wordml" xmlns:wps="http://schemas.microsoft.com/office/word/2010/wordprocessingShape" mc:Ignorable="w14 w15 w16se w16cid w16 w16cex w16sdtdh w16sdtfl w16du wp14">
+<w:footnotes xmlns:wpc="http://schemas.microsoft.com/office/word/2010/wordprocessingCanvas" xmlns:cx="http://schemas.microsoft.com/office/drawing/2014/chartex" xmlns:cx1="http://schemas.microsoft.com/office/drawing/2015/9/8/chartex" xmlns:cx2="http://schemas.microsoft.com/office/drawing/2015/10/21/chartex" xmlns:cx3="http://schemas.microsoft.com/office/drawing/2016/5/9/chartex" xmlns:cx4="http://schemas.microsoft.com/office/drawing/2016/5/10/chartex" xmlns:cx5="http://schemas.microsoft.com/office/drawing/2016/5/11/chartex" xmlns:cx6="http://schemas.microsoft.com/office/drawing/2016/5/12/chartex" xmlns:cx7="http://schemas.microsoft.com/office/drawing/2016/5/13/chartex" xmlns:cx8="http://schemas.microsoft.com/office/drawing/2016/5/14/chartex" xmlns:mc="http://schemas.openxmlformats.org/markup-compatibility/2006" xmlns:aink="http://schemas.microsoft.com/office/drawing/2016/ink" xmlns:am3d="http://schemas.microsoft.com/office/drawing/2017/model3d" xmlns:o="urn:schemas-microsoft-com:office:office" xmlns:oel="http://schemas.microsoft.com/office/2019/extlst" xmlns:r="http://schemas.openxmlformats.org/officeDocument/2006/relationships" xmlns:m="http://schemas.openxmlformats.org/officeDocument/2006/math" xmlns:v="urn:schemas-microsoft-com:vml" xmlns:wp14="http://schemas.microsoft.com/office/word/2010/wordprocessingDrawing" xmlns:wp="http://schemas.openxmlformats.org/drawingml/2006/wordprocessingDrawing" xmlns:w10="urn:schemas-microsoft-com:office:word" xmlns:w="http://schemas.openxmlformats.org/wordprocessingml/2006/main" xmlns:w14="http://schemas.microsoft.com/office/word/2010/wordml" xmlns:w15="http://schemas.microsoft.com/office/word/2012/wordml" xmlns:w16cex="http://schemas.microsoft.com/office/word/2018/wordml/cex" xmlns:w16cid="http://schemas.microsoft.com/office/word/2016/wordml/cid" xmlns:w16="http://schemas.microsoft.com/office/word/2018/wordml" xmlns:w16sdtdh="http://schemas.microsoft.com/office/word/2020/wordml/sdtdatahash" xmlns:w16se="http://schemas.microsoft.com/office/word/2015/wordml/symex" xmlns:wpg="http://schemas.microsoft.com/office/word/2010/wordprocessingGroup" xmlns:wpi="http://schemas.microsoft.com/office/word/2010/wordprocessingInk" xmlns:wne="http://schemas.microsoft.com/office/word/2006/wordml" xmlns:wps="http://schemas.microsoft.com/office/word/2010/wordprocessingShape" mc:Ignorable="w14 w15 w16se w16cid w16 w16cex w16sdtdh wp14">
   <w:footnote w:type="separator" w:id="-1">
     <w:p>
       <w:r>
@@ -31453,7 +31470,7 @@
 </file>
 
 <file path=word/header1.xml><?xml version="1.0" encoding="utf-8"?>
-<w:hdr xmlns:wpc="http://schemas.microsoft.com/office/word/2010/wordprocessingCanvas" xmlns:cx="http://schemas.microsoft.com/office/drawing/2014/chartex" xmlns:cx1="http://schemas.microsoft.com/office/drawing/2015/9/8/chartex" xmlns:cx2="http://schemas.microsoft.com/office/drawing/2015/10/21/chartex" xmlns:cx3="http://schemas.microsoft.com/office/drawing/2016/5/9/chartex" xmlns:cx4="http://schemas.microsoft.com/office/drawing/2016/5/10/chartex" xmlns:cx5="http://schemas.microsoft.com/office/drawing/2016/5/11/chartex" xmlns:cx6="http://schemas.microsoft.com/office/drawing/2016/5/12/chartex" xmlns:cx7="http://schemas.microsoft.com/office/drawing/2016/5/13/chartex" xmlns:cx8="http://schemas.microsoft.com/office/drawing/2016/5/14/chartex" xmlns:mc="http://schemas.openxmlformats.org/markup-compatibility/2006" xmlns:aink="http://schemas.microsoft.com/office/drawing/2016/ink" xmlns:am3d="http://schemas.microsoft.com/office/drawing/2017/model3d" xmlns:o="urn:schemas-microsoft-com:office:office" xmlns:oel="http://schemas.microsoft.com/office/2019/extlst" xmlns:r="http://schemas.openxmlformats.org/officeDocument/2006/relationships" xmlns:m="http://schemas.openxmlformats.org/officeDocument/2006/math" xmlns:v="urn:schemas-microsoft-com:vml" xmlns:wp14="http://schemas.microsoft.com/office/word/2010/wordprocessingDrawing" xmlns:wp="http://schemas.openxmlformats.org/drawingml/2006/wordprocessingDrawing" xmlns:w10="urn:schemas-microsoft-com:office:word" xmlns:w="http://schemas.openxmlformats.org/wordprocessingml/2006/main" xmlns:w14="http://schemas.microsoft.com/office/word/2010/wordml" xmlns:w15="http://schemas.microsoft.com/office/word/2012/wordml" xmlns:w16cex="http://schemas.microsoft.com/office/word/2018/wordml/cex" xmlns:w16cid="http://schemas.microsoft.com/office/word/2016/wordml/cid" xmlns:w16="http://schemas.microsoft.com/office/word/2018/wordml" xmlns:w16du="http://schemas.microsoft.com/office/word/2023/wordml/word16du" xmlns:w16sdtdh="http://schemas.microsoft.com/office/word/2020/wordml/sdtdatahash" xmlns:w16sdtfl="http://schemas.microsoft.com/office/word/2024/wordml/sdtformatlock" xmlns:w16se="http://schemas.microsoft.com/office/word/2015/wordml/symex" xmlns:wpg="http://schemas.microsoft.com/office/word/2010/wordprocessingGroup" xmlns:wpi="http://schemas.microsoft.com/office/word/2010/wordprocessingInk" xmlns:wne="http://schemas.microsoft.com/office/word/2006/wordml" xmlns:wps="http://schemas.microsoft.com/office/word/2010/wordprocessingShape" mc:Ignorable="w14 w15 w16se w16cid w16 w16cex w16sdtdh w16sdtfl w16du wp14">
+<w:hdr xmlns:wpc="http://schemas.microsoft.com/office/word/2010/wordprocessingCanvas" xmlns:cx="http://schemas.microsoft.com/office/drawing/2014/chartex" xmlns:cx1="http://schemas.microsoft.com/office/drawing/2015/9/8/chartex" xmlns:cx2="http://schemas.microsoft.com/office/drawing/2015/10/21/chartex" xmlns:cx3="http://schemas.microsoft.com/office/drawing/2016/5/9/chartex" xmlns:cx4="http://schemas.microsoft.com/office/drawing/2016/5/10/chartex" xmlns:cx5="http://schemas.microsoft.com/office/drawing/2016/5/11/chartex" xmlns:cx6="http://schemas.microsoft.com/office/drawing/2016/5/12/chartex" xmlns:cx7="http://schemas.microsoft.com/office/drawing/2016/5/13/chartex" xmlns:cx8="http://schemas.microsoft.com/office/drawing/2016/5/14/chartex" xmlns:mc="http://schemas.openxmlformats.org/markup-compatibility/2006" xmlns:aink="http://schemas.microsoft.com/office/drawing/2016/ink" xmlns:am3d="http://schemas.microsoft.com/office/drawing/2017/model3d" xmlns:o="urn:schemas-microsoft-com:office:office" xmlns:oel="http://schemas.microsoft.com/office/2019/extlst" xmlns:r="http://schemas.openxmlformats.org/officeDocument/2006/relationships" xmlns:m="http://schemas.openxmlformats.org/officeDocument/2006/math" xmlns:v="urn:schemas-microsoft-com:vml" xmlns:wp14="http://schemas.microsoft.com/office/word/2010/wordprocessingDrawing" xmlns:wp="http://schemas.openxmlformats.org/drawingml/2006/wordprocessingDrawing" xmlns:w10="urn:schemas-microsoft-com:office:word" xmlns:w="http://schemas.openxmlformats.org/wordprocessingml/2006/main" xmlns:w14="http://schemas.microsoft.com/office/word/2010/wordml" xmlns:w15="http://schemas.microsoft.com/office/word/2012/wordml" xmlns:w16cex="http://schemas.microsoft.com/office/word/2018/wordml/cex" xmlns:w16cid="http://schemas.microsoft.com/office/word/2016/wordml/cid" xmlns:w16="http://schemas.microsoft.com/office/word/2018/wordml" xmlns:w16sdtdh="http://schemas.microsoft.com/office/word/2020/wordml/sdtdatahash" xmlns:w16se="http://schemas.microsoft.com/office/word/2015/wordml/symex" xmlns:wpg="http://schemas.microsoft.com/office/word/2010/wordprocessingGroup" xmlns:wpi="http://schemas.microsoft.com/office/word/2010/wordprocessingInk" xmlns:wne="http://schemas.microsoft.com/office/word/2006/wordml" xmlns:wps="http://schemas.microsoft.com/office/word/2010/wordprocessingShape" mc:Ignorable="w14 w15 w16se w16cid w16 w16cex w16sdtdh wp14">
   <w:p>
     <w:pPr>
       <w:pStyle w:val="BodyText"/>
@@ -31506,16 +31523,11 @@
                             <w:spacing w:before="10"/>
                             <w:ind w:left="20"/>
                           </w:pPr>
-                          <w:proofErr w:type="gramStart"/>
                           <w:r>
                             <w:t>TS.</w:t>
                           </w:r>
                           <w:r>
-                            <w:t>Đoàn</w:t>
-                          </w:r>
-                          <w:proofErr w:type="gramEnd"/>
-                          <w:r>
-                            <w:t xml:space="preserve"> Phước Miền</w:t>
+                            <w:t>Đoàn Phước Miền</w:t>
                           </w:r>
                         </w:p>
                       </w:txbxContent>
@@ -31549,16 +31561,11 @@
                       <w:spacing w:before="10"/>
                       <w:ind w:left="20"/>
                     </w:pPr>
-                    <w:proofErr w:type="gramStart"/>
                     <w:r>
                       <w:t>TS.</w:t>
                     </w:r>
                     <w:r>
-                      <w:t>Đoàn</w:t>
-                    </w:r>
-                    <w:proofErr w:type="gramEnd"/>
-                    <w:r>
-                      <w:t xml:space="preserve"> Phước Miền</w:t>
+                      <w:t>Đoàn Phước Miền</w:t>
                     </w:r>
                   </w:p>
                 </w:txbxContent>
@@ -31820,7 +31827,7 @@
             </wp:anchor>
           </w:drawing>
         </mc:Choice>
-        <mc:Fallback>
+        <mc:Fallback xmlns:w16sdtfl="http://schemas.microsoft.com/office/word/2024/wordml/sdtformatlock" xmlns:w16du="http://schemas.microsoft.com/office/word/2023/wordml/word16du">
           <w:pict>
             <v:shape w14:anchorId="120BF58B" id="Graphic 1" o:spid="_x0000_s1026" style="position:absolute;margin-left:97.8pt;margin-top:42.85pt;width:442.4pt;height:4.45pt;z-index:-251664384;visibility:visible;mso-wrap-style:square;mso-width-percent:0;mso-height-percent:0;mso-wrap-distance-left:0;mso-wrap-distance-top:0;mso-wrap-distance-right:0;mso-wrap-distance-bottom:0;mso-position-horizontal:absolute;mso-position-horizontal-relative:page;mso-position-vertical:absolute;mso-position-vertical-relative:page;mso-width-percent:0;mso-height-percent:0;mso-width-relative:page;mso-height-relative:page;v-text-anchor:top" coordsize="5618480,56515" o:gfxdata="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" path="m5618353,18288l,18288,,56388r5618353,l5618353,18288xem5618353,l,,,9144r5618353,l5618353,xe" fillcolor="black" stroked="f">
               <v:path arrowok="t" o:connecttype="custom" o:connectlocs="5618353,18288;0,18288;0,56388;5618353,56388;5618353,18288;5618353,0;0,0;0,9144;5618353,9144;5618353,0" o:connectangles="0,0,0,0,0,0,0,0,0,0"/>
@@ -31835,7 +31842,7 @@
 </file>
 
 <file path=word/header2.xml><?xml version="1.0" encoding="utf-8"?>
-<w:hdr xmlns:wpc="http://schemas.microsoft.com/office/word/2010/wordprocessingCanvas" xmlns:cx="http://schemas.microsoft.com/office/drawing/2014/chartex" xmlns:cx1="http://schemas.microsoft.com/office/drawing/2015/9/8/chartex" xmlns:cx2="http://schemas.microsoft.com/office/drawing/2015/10/21/chartex" xmlns:cx3="http://schemas.microsoft.com/office/drawing/2016/5/9/chartex" xmlns:cx4="http://schemas.microsoft.com/office/drawing/2016/5/10/chartex" xmlns:cx5="http://schemas.microsoft.com/office/drawing/2016/5/11/chartex" xmlns:cx6="http://schemas.microsoft.com/office/drawing/2016/5/12/chartex" xmlns:cx7="http://schemas.microsoft.com/office/drawing/2016/5/13/chartex" xmlns:cx8="http://schemas.microsoft.com/office/drawing/2016/5/14/chartex" xmlns:mc="http://schemas.openxmlformats.org/markup-compatibility/2006" xmlns:aink="http://schemas.microsoft.com/office/drawing/2016/ink" xmlns:am3d="http://schemas.microsoft.com/office/drawing/2017/model3d" xmlns:o="urn:schemas-microsoft-com:office:office" xmlns:oel="http://schemas.microsoft.com/office/2019/extlst" xmlns:r="http://schemas.openxmlformats.org/officeDocument/2006/relationships" xmlns:m="http://schemas.openxmlformats.org/officeDocument/2006/math" xmlns:v="urn:schemas-microsoft-com:vml" xmlns:wp14="http://schemas.microsoft.com/office/word/2010/wordprocessingDrawing" xmlns:wp="http://schemas.openxmlformats.org/drawingml/2006/wordprocessingDrawing" xmlns:w10="urn:schemas-microsoft-com:office:word" xmlns:w="http://schemas.openxmlformats.org/wordprocessingml/2006/main" xmlns:w14="http://schemas.microsoft.com/office/word/2010/wordml" xmlns:w15="http://schemas.microsoft.com/office/word/2012/wordml" xmlns:w16cex="http://schemas.microsoft.com/office/word/2018/wordml/cex" xmlns:w16cid="http://schemas.microsoft.com/office/word/2016/wordml/cid" xmlns:w16="http://schemas.microsoft.com/office/word/2018/wordml" xmlns:w16du="http://schemas.microsoft.com/office/word/2023/wordml/word16du" xmlns:w16sdtdh="http://schemas.microsoft.com/office/word/2020/wordml/sdtdatahash" xmlns:w16sdtfl="http://schemas.microsoft.com/office/word/2024/wordml/sdtformatlock" xmlns:w16se="http://schemas.microsoft.com/office/word/2015/wordml/symex" xmlns:wpg="http://schemas.microsoft.com/office/word/2010/wordprocessingGroup" xmlns:wpi="http://schemas.microsoft.com/office/word/2010/wordprocessingInk" xmlns:wne="http://schemas.microsoft.com/office/word/2006/wordml" xmlns:wps="http://schemas.microsoft.com/office/word/2010/wordprocessingShape" mc:Ignorable="w14 w15 w16se w16cid w16 w16cex w16sdtdh w16sdtfl w16du wp14">
+<w:hdr xmlns:wpc="http://schemas.microsoft.com/office/word/2010/wordprocessingCanvas" xmlns:cx="http://schemas.microsoft.com/office/drawing/2014/chartex" xmlns:cx1="http://schemas.microsoft.com/office/drawing/2015/9/8/chartex" xmlns:cx2="http://schemas.microsoft.com/office/drawing/2015/10/21/chartex" xmlns:cx3="http://schemas.microsoft.com/office/drawing/2016/5/9/chartex" xmlns:cx4="http://schemas.microsoft.com/office/drawing/2016/5/10/chartex" xmlns:cx5="http://schemas.microsoft.com/office/drawing/2016/5/11/chartex" xmlns:cx6="http://schemas.microsoft.com/office/drawing/2016/5/12/chartex" xmlns:cx7="http://schemas.microsoft.com/office/drawing/2016/5/13/chartex" xmlns:cx8="http://schemas.microsoft.com/office/drawing/2016/5/14/chartex" xmlns:mc="http://schemas.openxmlformats.org/markup-compatibility/2006" xmlns:aink="http://schemas.microsoft.com/office/drawing/2016/ink" xmlns:am3d="http://schemas.microsoft.com/office/drawing/2017/model3d" xmlns:o="urn:schemas-microsoft-com:office:office" xmlns:oel="http://schemas.microsoft.com/office/2019/extlst" xmlns:r="http://schemas.openxmlformats.org/officeDocument/2006/relationships" xmlns:m="http://schemas.openxmlformats.org/officeDocument/2006/math" xmlns:v="urn:schemas-microsoft-com:vml" xmlns:wp14="http://schemas.microsoft.com/office/word/2010/wordprocessingDrawing" xmlns:wp="http://schemas.openxmlformats.org/drawingml/2006/wordprocessingDrawing" xmlns:w10="urn:schemas-microsoft-com:office:word" xmlns:w="http://schemas.openxmlformats.org/wordprocessingml/2006/main" xmlns:w14="http://schemas.microsoft.com/office/word/2010/wordml" xmlns:w15="http://schemas.microsoft.com/office/word/2012/wordml" xmlns:w16cex="http://schemas.microsoft.com/office/word/2018/wordml/cex" xmlns:w16cid="http://schemas.microsoft.com/office/word/2016/wordml/cid" xmlns:w16="http://schemas.microsoft.com/office/word/2018/wordml" xmlns:w16sdtdh="http://schemas.microsoft.com/office/word/2020/wordml/sdtdatahash" xmlns:w16se="http://schemas.microsoft.com/office/word/2015/wordml/symex" xmlns:wpg="http://schemas.microsoft.com/office/word/2010/wordprocessingGroup" xmlns:wpi="http://schemas.microsoft.com/office/word/2010/wordprocessingInk" xmlns:wne="http://schemas.microsoft.com/office/word/2006/wordml" xmlns:wps="http://schemas.microsoft.com/office/word/2010/wordprocessingShape" mc:Ignorable="w14 w15 w16se w16cid w16 w16cex w16sdtdh wp14">
   <w:p>
     <w:pPr>
       <w:pStyle w:val="BodyText"/>
@@ -32099,7 +32106,7 @@
             </wp:anchor>
           </w:drawing>
         </mc:Choice>
-        <mc:Fallback>
+        <mc:Fallback xmlns:w16sdtfl="http://schemas.microsoft.com/office/word/2024/wordml/sdtformatlock" xmlns:w16du="http://schemas.microsoft.com/office/word/2023/wordml/word16du">
           <w:pict>
             <v:shape w14:anchorId="207C924C" id="AutoShape 22" o:spid="_x0000_s1026" style="position:absolute;margin-left:97.8pt;margin-top:42.85pt;width:442.4pt;height:4.45pt;z-index:-251655168;visibility:visible;mso-wrap-style:square;mso-width-percent:0;mso-height-percent:0;mso-wrap-distance-left:0;mso-wrap-distance-top:0;mso-wrap-distance-right:0;mso-wrap-distance-bottom:0;mso-position-horizontal:absolute;mso-position-horizontal-relative:page;mso-position-vertical:absolute;mso-position-vertical-relative:page;mso-width-percent:0;mso-height-percent:0;mso-width-relative:page;mso-height-relative:page;v-text-anchor:top" coordsize="5618480,56515" o:gfxdata="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" path="m5618353,18288l,18288,,56388r5618353,l5618353,18288xem5618353,l,,,9144r5618353,l5618353,xe" fillcolor="black" stroked="f">
               <v:path arrowok="t" o:connecttype="custom" o:connectlocs="5618353,18288;0,18288;0,56388;5618353,56388;5618353,18288;5618353,0;0,0;0,9144;5618353,9144;5618353,0" o:connectangles="0,0,0,0,0,0,0,0,0,0"/>
@@ -32206,7 +32213,7 @@
 </file>
 
 <file path=word/numbering.xml><?xml version="1.0" encoding="utf-8"?>
-<w:numbering xmlns:wpc="http://schemas.microsoft.com/office/word/2010/wordprocessingCanvas" xmlns:cx="http://schemas.microsoft.com/office/drawing/2014/chartex" xmlns:cx1="http://schemas.microsoft.com/office/drawing/2015/9/8/chartex" xmlns:cx2="http://schemas.microsoft.com/office/drawing/2015/10/21/chartex" xmlns:cx3="http://schemas.microsoft.com/office/drawing/2016/5/9/chartex" xmlns:cx4="http://schemas.microsoft.com/office/drawing/2016/5/10/chartex" xmlns:cx5="http://schemas.microsoft.com/office/drawing/2016/5/11/chartex" xmlns:cx6="http://schemas.microsoft.com/office/drawing/2016/5/12/chartex" xmlns:cx7="http://schemas.microsoft.com/office/drawing/2016/5/13/chartex" xmlns:cx8="http://schemas.microsoft.com/office/drawing/2016/5/14/chartex" xmlns:mc="http://schemas.openxmlformats.org/markup-compatibility/2006" xmlns:aink="http://schemas.microsoft.com/office/drawing/2016/ink" xmlns:am3d="http://schemas.microsoft.com/office/drawing/2017/model3d" xmlns:o="urn:schemas-microsoft-com:office:office" xmlns:oel="http://schemas.microsoft.com/office/2019/extlst" xmlns:r="http://schemas.openxmlformats.org/officeDocument/2006/relationships" xmlns:m="http://schemas.openxmlformats.org/officeDocument/2006/math" xmlns:v="urn:schemas-microsoft-com:vml" xmlns:wp14="http://schemas.microsoft.com/office/word/2010/wordprocessingDrawing" xmlns:wp="http://schemas.openxmlformats.org/drawingml/2006/wordprocessingDrawing" xmlns:w10="urn:schemas-microsoft-com:office:word" xmlns:w="http://schemas.openxmlformats.org/wordprocessingml/2006/main" xmlns:w14="http://schemas.microsoft.com/office/word/2010/wordml" xmlns:w15="http://schemas.microsoft.com/office/word/2012/wordml" xmlns:w16cex="http://schemas.microsoft.com/office/word/2018/wordml/cex" xmlns:w16cid="http://schemas.microsoft.com/office/word/2016/wordml/cid" xmlns:w16="http://schemas.microsoft.com/office/word/2018/wordml" xmlns:w16du="http://schemas.microsoft.com/office/word/2023/wordml/word16du" xmlns:w16sdtdh="http://schemas.microsoft.com/office/word/2020/wordml/sdtdatahash" xmlns:w16sdtfl="http://schemas.microsoft.com/office/word/2024/wordml/sdtformatlock" xmlns:w16se="http://schemas.microsoft.com/office/word/2015/wordml/symex" xmlns:wpg="http://schemas.microsoft.com/office/word/2010/wordprocessingGroup" xmlns:wpi="http://schemas.microsoft.com/office/word/2010/wordprocessingInk" xmlns:wne="http://schemas.microsoft.com/office/word/2006/wordml" xmlns:wps="http://schemas.microsoft.com/office/word/2010/wordprocessingShape" mc:Ignorable="w14 w15 w16se w16cid w16 w16cex w16sdtdh w16sdtfl w16du wp14">
+<w:numbering xmlns:wpc="http://schemas.microsoft.com/office/word/2010/wordprocessingCanvas" xmlns:cx="http://schemas.microsoft.com/office/drawing/2014/chartex" xmlns:cx1="http://schemas.microsoft.com/office/drawing/2015/9/8/chartex" xmlns:cx2="http://schemas.microsoft.com/office/drawing/2015/10/21/chartex" xmlns:cx3="http://schemas.microsoft.com/office/drawing/2016/5/9/chartex" xmlns:cx4="http://schemas.microsoft.com/office/drawing/2016/5/10/chartex" xmlns:cx5="http://schemas.microsoft.com/office/drawing/2016/5/11/chartex" xmlns:cx6="http://schemas.microsoft.com/office/drawing/2016/5/12/chartex" xmlns:cx7="http://schemas.microsoft.com/office/drawing/2016/5/13/chartex" xmlns:cx8="http://schemas.microsoft.com/office/drawing/2016/5/14/chartex" xmlns:mc="http://schemas.openxmlformats.org/markup-compatibility/2006" xmlns:aink="http://schemas.microsoft.com/office/drawing/2016/ink" xmlns:am3d="http://schemas.microsoft.com/office/drawing/2017/model3d" xmlns:o="urn:schemas-microsoft-com:office:office" xmlns:oel="http://schemas.microsoft.com/office/2019/extlst" xmlns:r="http://schemas.openxmlformats.org/officeDocument/2006/relationships" xmlns:m="http://schemas.openxmlformats.org/officeDocument/2006/math" xmlns:v="urn:schemas-microsoft-com:vml" xmlns:wp14="http://schemas.microsoft.com/office/word/2010/wordprocessingDrawing" xmlns:wp="http://schemas.openxmlformats.org/drawingml/2006/wordprocessingDrawing" xmlns:w10="urn:schemas-microsoft-com:office:word" xmlns:w="http://schemas.openxmlformats.org/wordprocessingml/2006/main" xmlns:w14="http://schemas.microsoft.com/office/word/2010/wordml" xmlns:w15="http://schemas.microsoft.com/office/word/2012/wordml" xmlns:w16cex="http://schemas.microsoft.com/office/word/2018/wordml/cex" xmlns:w16cid="http://schemas.microsoft.com/office/word/2016/wordml/cid" xmlns:w16="http://schemas.microsoft.com/office/word/2018/wordml" xmlns:w16sdtdh="http://schemas.microsoft.com/office/word/2020/wordml/sdtdatahash" xmlns:w16se="http://schemas.microsoft.com/office/word/2015/wordml/symex" xmlns:wpg="http://schemas.microsoft.com/office/word/2010/wordprocessingGroup" xmlns:wpi="http://schemas.microsoft.com/office/word/2010/wordprocessingInk" xmlns:wne="http://schemas.microsoft.com/office/word/2006/wordml" xmlns:wps="http://schemas.microsoft.com/office/word/2010/wordprocessingShape" mc:Ignorable="w14 w15 w16se w16cid w16 w16cex w16sdtdh wp14">
   <w:abstractNum w:abstractNumId="0" w15:restartNumberingAfterBreak="0">
     <w:nsid w:val="01862251"/>
     <w:multiLevelType w:val="hybridMultilevel"/>
@@ -41330,7 +41337,7 @@
 </file>
 
 <file path=word/styles.xml><?xml version="1.0" encoding="utf-8"?>
-<w:styles xmlns:mc="http://schemas.openxmlformats.org/markup-compatibility/2006" xmlns:r="http://schemas.openxmlformats.org/officeDocument/2006/relationships" xmlns:w="http://schemas.openxmlformats.org/wordprocessingml/2006/main" xmlns:w14="http://schemas.microsoft.com/office/word/2010/wordml" xmlns:w15="http://schemas.microsoft.com/office/word/2012/wordml" xmlns:w16cex="http://schemas.microsoft.com/office/word/2018/wordml/cex" xmlns:w16cid="http://schemas.microsoft.com/office/word/2016/wordml/cid" xmlns:w16="http://schemas.microsoft.com/office/word/2018/wordml" xmlns:w16du="http://schemas.microsoft.com/office/word/2023/wordml/word16du" xmlns:w16sdtdh="http://schemas.microsoft.com/office/word/2020/wordml/sdtdatahash" xmlns:w16sdtfl="http://schemas.microsoft.com/office/word/2024/wordml/sdtformatlock" xmlns:w16se="http://schemas.microsoft.com/office/word/2015/wordml/symex" mc:Ignorable="w14 w15 w16se w16cid w16 w16cex w16sdtdh w16sdtfl w16du">
+<w:styles xmlns:mc="http://schemas.openxmlformats.org/markup-compatibility/2006" xmlns:r="http://schemas.openxmlformats.org/officeDocument/2006/relationships" xmlns:w="http://schemas.openxmlformats.org/wordprocessingml/2006/main" xmlns:w14="http://schemas.microsoft.com/office/word/2010/wordml" xmlns:w15="http://schemas.microsoft.com/office/word/2012/wordml" xmlns:w16cex="http://schemas.microsoft.com/office/word/2018/wordml/cex" xmlns:w16cid="http://schemas.microsoft.com/office/word/2016/wordml/cid" xmlns:w16="http://schemas.microsoft.com/office/word/2018/wordml" xmlns:w16sdtdh="http://schemas.microsoft.com/office/word/2020/wordml/sdtdatahash" xmlns:w16se="http://schemas.microsoft.com/office/word/2015/wordml/symex" mc:Ignorable="w14 w15 w16se w16cid w16 w16cex w16sdtdh">
   <w:docDefaults>
     <w:rPrDefault>
       <w:rPr>
@@ -41955,7 +41962,6 @@
   <w:style w:type="character" w:default="1" w:styleId="DefaultParagraphFont">
     <w:name w:val="Default Paragraph Font"/>
     <w:uiPriority w:val="1"/>
-    <w:semiHidden/>
     <w:unhideWhenUsed/>
   </w:style>
   <w:style w:type="table" w:default="1" w:styleId="TableNormal">
@@ -42381,7 +42387,7 @@
 </file>
 
 <file path=word/glossary/document.xml><?xml version="1.0" encoding="utf-8"?>
-<w:glossaryDocument xmlns:wpc="http://schemas.microsoft.com/office/word/2010/wordprocessingCanvas" xmlns:cx="http://schemas.microsoft.com/office/drawing/2014/chartex" xmlns:cx1="http://schemas.microsoft.com/office/drawing/2015/9/8/chartex" xmlns:cx2="http://schemas.microsoft.com/office/drawing/2015/10/21/chartex" xmlns:cx3="http://schemas.microsoft.com/office/drawing/2016/5/9/chartex" xmlns:cx4="http://schemas.microsoft.com/office/drawing/2016/5/10/chartex" xmlns:cx5="http://schemas.microsoft.com/office/drawing/2016/5/11/chartex" xmlns:cx6="http://schemas.microsoft.com/office/drawing/2016/5/12/chartex" xmlns:cx7="http://schemas.microsoft.com/office/drawing/2016/5/13/chartex" xmlns:cx8="http://schemas.microsoft.com/office/drawing/2016/5/14/chartex" xmlns:mc="http://schemas.openxmlformats.org/markup-compatibility/2006" xmlns:aink="http://schemas.microsoft.com/office/drawing/2016/ink" xmlns:am3d="http://schemas.microsoft.com/office/drawing/2017/model3d" xmlns:o="urn:schemas-microsoft-com:office:office" xmlns:oel="http://schemas.microsoft.com/office/2019/extlst" xmlns:r="http://schemas.openxmlformats.org/officeDocument/2006/relationships" xmlns:m="http://schemas.openxmlformats.org/officeDocument/2006/math" xmlns:v="urn:schemas-microsoft-com:vml" xmlns:wp14="http://schemas.microsoft.com/office/word/2010/wordprocessingDrawing" xmlns:wp="http://schemas.openxmlformats.org/drawingml/2006/wordprocessingDrawing" xmlns:w10="urn:schemas-microsoft-com:office:word" xmlns:w="http://schemas.openxmlformats.org/wordprocessingml/2006/main" xmlns:w14="http://schemas.microsoft.com/office/word/2010/wordml" xmlns:w15="http://schemas.microsoft.com/office/word/2012/wordml" xmlns:w16cex="http://schemas.microsoft.com/office/word/2018/wordml/cex" xmlns:w16cid="http://schemas.microsoft.com/office/word/2016/wordml/cid" xmlns:w16="http://schemas.microsoft.com/office/word/2018/wordml" xmlns:w16du="http://schemas.microsoft.com/office/word/2023/wordml/word16du" xmlns:w16sdtdh="http://schemas.microsoft.com/office/word/2020/wordml/sdtdatahash" xmlns:w16sdtfl="http://schemas.microsoft.com/office/word/2024/wordml/sdtformatlock" xmlns:w16se="http://schemas.microsoft.com/office/word/2015/wordml/symex" xmlns:wpg="http://schemas.microsoft.com/office/word/2010/wordprocessingGroup" xmlns:wpi="http://schemas.microsoft.com/office/word/2010/wordprocessingInk" xmlns:wne="http://schemas.microsoft.com/office/word/2006/wordml" xmlns:wps="http://schemas.microsoft.com/office/word/2010/wordprocessingShape" mc:Ignorable="w14 w15 w16se w16cid w16 w16cex w16sdtdh w16sdtfl w16du wp14">
+<w:glossaryDocument xmlns:wpc="http://schemas.microsoft.com/office/word/2010/wordprocessingCanvas" xmlns:cx="http://schemas.microsoft.com/office/drawing/2014/chartex" xmlns:cx1="http://schemas.microsoft.com/office/drawing/2015/9/8/chartex" xmlns:cx2="http://schemas.microsoft.com/office/drawing/2015/10/21/chartex" xmlns:cx3="http://schemas.microsoft.com/office/drawing/2016/5/9/chartex" xmlns:cx4="http://schemas.microsoft.com/office/drawing/2016/5/10/chartex" xmlns:cx5="http://schemas.microsoft.com/office/drawing/2016/5/11/chartex" xmlns:cx6="http://schemas.microsoft.com/office/drawing/2016/5/12/chartex" xmlns:cx7="http://schemas.microsoft.com/office/drawing/2016/5/13/chartex" xmlns:cx8="http://schemas.microsoft.com/office/drawing/2016/5/14/chartex" xmlns:mc="http://schemas.openxmlformats.org/markup-compatibility/2006" xmlns:aink="http://schemas.microsoft.com/office/drawing/2016/ink" xmlns:am3d="http://schemas.microsoft.com/office/drawing/2017/model3d" xmlns:o="urn:schemas-microsoft-com:office:office" xmlns:oel="http://schemas.microsoft.com/office/2019/extlst" xmlns:r="http://schemas.openxmlformats.org/officeDocument/2006/relationships" xmlns:m="http://schemas.openxmlformats.org/officeDocument/2006/math" xmlns:v="urn:schemas-microsoft-com:vml" xmlns:wp14="http://schemas.microsoft.com/office/word/2010/wordprocessingDrawing" xmlns:wp="http://schemas.openxmlformats.org/drawingml/2006/wordprocessingDrawing" xmlns:w10="urn:schemas-microsoft-com:office:word" xmlns:w="http://schemas.openxmlformats.org/wordprocessingml/2006/main" xmlns:w14="http://schemas.microsoft.com/office/word/2010/wordml" xmlns:w15="http://schemas.microsoft.com/office/word/2012/wordml" xmlns:w16cex="http://schemas.microsoft.com/office/word/2018/wordml/cex" xmlns:w16cid="http://schemas.microsoft.com/office/word/2016/wordml/cid" xmlns:w16="http://schemas.microsoft.com/office/word/2018/wordml" xmlns:w16sdtdh="http://schemas.microsoft.com/office/word/2020/wordml/sdtdatahash" xmlns:w16se="http://schemas.microsoft.com/office/word/2015/wordml/symex" xmlns:wpg="http://schemas.microsoft.com/office/word/2010/wordprocessingGroup" xmlns:wpi="http://schemas.microsoft.com/office/word/2010/wordprocessingInk" xmlns:wne="http://schemas.microsoft.com/office/word/2006/wordml" xmlns:wps="http://schemas.microsoft.com/office/word/2010/wordprocessingShape" mc:Ignorable="w14 w15 w16se w16cid w16 w16cex w16sdtdh wp14">
   <w:docParts>
     <w:docPart>
       <w:docPartPr>
@@ -42414,7 +42420,7 @@
 </file>
 
 <file path=word/glossary/fontTable.xml><?xml version="1.0" encoding="utf-8"?>
-<w:fonts xmlns:mc="http://schemas.openxmlformats.org/markup-compatibility/2006" xmlns:r="http://schemas.openxmlformats.org/officeDocument/2006/relationships" xmlns:w="http://schemas.openxmlformats.org/wordprocessingml/2006/main" xmlns:w14="http://schemas.microsoft.com/office/word/2010/wordml" xmlns:w15="http://schemas.microsoft.com/office/word/2012/wordml" xmlns:w16cex="http://schemas.microsoft.com/office/word/2018/wordml/cex" xmlns:w16cid="http://schemas.microsoft.com/office/word/2016/wordml/cid" xmlns:w16="http://schemas.microsoft.com/office/word/2018/wordml" xmlns:w16du="http://schemas.microsoft.com/office/word/2023/wordml/word16du" xmlns:w16sdtdh="http://schemas.microsoft.com/office/word/2020/wordml/sdtdatahash" xmlns:w16sdtfl="http://schemas.microsoft.com/office/word/2024/wordml/sdtformatlock" xmlns:w16se="http://schemas.microsoft.com/office/word/2015/wordml/symex" mc:Ignorable="w14 w15 w16se w16cid w16 w16cex w16sdtdh w16sdtfl w16du">
+<w:fonts xmlns:mc="http://schemas.openxmlformats.org/markup-compatibility/2006" xmlns:r="http://schemas.openxmlformats.org/officeDocument/2006/relationships" xmlns:w="http://schemas.openxmlformats.org/wordprocessingml/2006/main" xmlns:w14="http://schemas.microsoft.com/office/word/2010/wordml" xmlns:w15="http://schemas.microsoft.com/office/word/2012/wordml" xmlns:w16cex="http://schemas.microsoft.com/office/word/2018/wordml/cex" xmlns:w16cid="http://schemas.microsoft.com/office/word/2016/wordml/cid" xmlns:w16="http://schemas.microsoft.com/office/word/2018/wordml" xmlns:w16sdtdh="http://schemas.microsoft.com/office/word/2020/wordml/sdtdatahash" xmlns:w16se="http://schemas.microsoft.com/office/word/2015/wordml/symex" mc:Ignorable="w14 w15 w16se w16cid w16 w16cex w16sdtdh">
   <w:font w:name="Symbol">
     <w:panose1 w:val="05050102010706020507"/>
     <w:charset w:val="02"/>
@@ -42424,14 +42430,14 @@
   </w:font>
   <w:font w:name="Times New Roman">
     <w:panose1 w:val="02020603050405020304"/>
-    <w:charset w:val="00"/>
+    <w:charset w:val="A3"/>
     <w:family w:val="roman"/>
     <w:pitch w:val="variable"/>
     <w:sig w:usb0="E0002EFF" w:usb1="C000785B" w:usb2="00000009" w:usb3="00000000" w:csb0="000001FF" w:csb1="00000000"/>
   </w:font>
   <w:font w:name="Courier New">
     <w:panose1 w:val="02070309020205020404"/>
-    <w:charset w:val="00"/>
+    <w:charset w:val="A3"/>
     <w:family w:val="modern"/>
     <w:pitch w:val="fixed"/>
     <w:sig w:usb0="E0002EFF" w:usb1="C0007843" w:usb2="00000009" w:usb3="00000000" w:csb0="000001FF" w:csb1="00000000"/>
@@ -42445,7 +42451,7 @@
   </w:font>
   <w:font w:name="Calibri">
     <w:panose1 w:val="020F0502020204030204"/>
-    <w:charset w:val="00"/>
+    <w:charset w:val="A3"/>
     <w:family w:val="swiss"/>
     <w:pitch w:val="variable"/>
     <w:sig w:usb0="E4002EFF" w:usb1="C000247B" w:usb2="00000009" w:usb3="00000000" w:csb0="000001FF" w:csb1="00000000"/>
@@ -42494,16 +42500,22 @@
   </w:font>
   <w:font w:name="Calibri Light">
     <w:panose1 w:val="020F0302020204030204"/>
+    <w:charset w:val="A3"/>
+    <w:family w:val="swiss"/>
+    <w:pitch w:val="variable"/>
+    <w:sig w:usb0="E4002EFF" w:usb1="C000247B" w:usb2="00000009" w:usb3="00000000" w:csb0="000001FF" w:csb1="00000000"/>
+  </w:font>
+  <w:font w:name="Aptos">
     <w:charset w:val="00"/>
     <w:family w:val="swiss"/>
     <w:pitch w:val="variable"/>
-    <w:sig w:usb0="E4002EFF" w:usb1="C000247B" w:usb2="00000009" w:usb3="00000000" w:csb0="000001FF" w:csb1="00000000"/>
+    <w:sig w:usb0="20000287" w:usb1="00000003" w:usb2="00000000" w:usb3="00000000" w:csb0="0000019F" w:csb1="00000000"/>
   </w:font>
 </w:fonts>
 </file>
 
 <file path=word/glossary/settings.xml><?xml version="1.0" encoding="utf-8"?>
-<w:settings xmlns:mc="http://schemas.openxmlformats.org/markup-compatibility/2006" xmlns:o="urn:schemas-microsoft-com:office:office" xmlns:r="http://schemas.openxmlformats.org/officeDocument/2006/relationships" xmlns:m="http://schemas.openxmlformats.org/officeDocument/2006/math" xmlns:v="urn:schemas-microsoft-com:vml" xmlns:w10="urn:schemas-microsoft-com:office:word" xmlns:w="http://schemas.openxmlformats.org/wordprocessingml/2006/main" xmlns:w14="http://schemas.microsoft.com/office/word/2010/wordml" xmlns:w15="http://schemas.microsoft.com/office/word/2012/wordml" xmlns:w16cex="http://schemas.microsoft.com/office/word/2018/wordml/cex" xmlns:w16cid="http://schemas.microsoft.com/office/word/2016/wordml/cid" xmlns:w16="http://schemas.microsoft.com/office/word/2018/wordml" xmlns:w16du="http://schemas.microsoft.com/office/word/2023/wordml/word16du" xmlns:w16sdtdh="http://schemas.microsoft.com/office/word/2020/wordml/sdtdatahash" xmlns:w16sdtfl="http://schemas.microsoft.com/office/word/2024/wordml/sdtformatlock" xmlns:w16se="http://schemas.microsoft.com/office/word/2015/wordml/symex" xmlns:sl="http://schemas.openxmlformats.org/schemaLibrary/2006/main" mc:Ignorable="w14 w15 w16se w16cid w16 w16cex w16sdtdh w16sdtfl w16du">
+<w:settings xmlns:mc="http://schemas.openxmlformats.org/markup-compatibility/2006" xmlns:o="urn:schemas-microsoft-com:office:office" xmlns:r="http://schemas.openxmlformats.org/officeDocument/2006/relationships" xmlns:m="http://schemas.openxmlformats.org/officeDocument/2006/math" xmlns:v="urn:schemas-microsoft-com:vml" xmlns:w10="urn:schemas-microsoft-com:office:word" xmlns:w="http://schemas.openxmlformats.org/wordprocessingml/2006/main" xmlns:w14="http://schemas.microsoft.com/office/word/2010/wordml" xmlns:w15="http://schemas.microsoft.com/office/word/2012/wordml" xmlns:w16cex="http://schemas.microsoft.com/office/word/2018/wordml/cex" xmlns:w16cid="http://schemas.microsoft.com/office/word/2016/wordml/cid" xmlns:w16="http://schemas.microsoft.com/office/word/2018/wordml" xmlns:w16sdtdh="http://schemas.microsoft.com/office/word/2020/wordml/sdtdatahash" xmlns:w16se="http://schemas.microsoft.com/office/word/2015/wordml/symex" xmlns:sl="http://schemas.openxmlformats.org/schemaLibrary/2006/main" mc:Ignorable="w14 w15 w16se w16cid w16 w16cex w16sdtdh">
   <w:view w:val="normal"/>
   <w:defaultTabStop w:val="720"/>
   <w:characterSpacingControl w:val="doNotCompress"/>
@@ -42524,6 +42536,8 @@
     <w:rsid w:val="003A6774"/>
     <w:rsid w:val="00466679"/>
     <w:rsid w:val="00486CE7"/>
+    <w:rsid w:val="004A2C06"/>
+    <w:rsid w:val="004D5C2F"/>
     <w:rsid w:val="0053320E"/>
     <w:rsid w:val="00654583"/>
     <w:rsid w:val="006A4775"/>
@@ -42536,6 +42550,7 @@
     <w:rsid w:val="009C1A1B"/>
     <w:rsid w:val="00A03741"/>
     <w:rsid w:val="00AB043B"/>
+    <w:rsid w:val="00B0366E"/>
     <w:rsid w:val="00BC76F3"/>
     <w:rsid w:val="00BF6B1B"/>
     <w:rsid w:val="00C608A5"/>
@@ -42566,7 +42581,7 @@
 </file>
 
 <file path=word/glossary/styles.xml><?xml version="1.0" encoding="utf-8"?>
-<w:styles xmlns:mc="http://schemas.openxmlformats.org/markup-compatibility/2006" xmlns:r="http://schemas.openxmlformats.org/officeDocument/2006/relationships" xmlns:w="http://schemas.openxmlformats.org/wordprocessingml/2006/main" xmlns:w14="http://schemas.microsoft.com/office/word/2010/wordml" xmlns:w15="http://schemas.microsoft.com/office/word/2012/wordml" xmlns:w16cex="http://schemas.microsoft.com/office/word/2018/wordml/cex" xmlns:w16cid="http://schemas.microsoft.com/office/word/2016/wordml/cid" xmlns:w16="http://schemas.microsoft.com/office/word/2018/wordml" xmlns:w16du="http://schemas.microsoft.com/office/word/2023/wordml/word16du" xmlns:w16sdtdh="http://schemas.microsoft.com/office/word/2020/wordml/sdtdatahash" xmlns:w16sdtfl="http://schemas.microsoft.com/office/word/2024/wordml/sdtformatlock" xmlns:w16se="http://schemas.microsoft.com/office/word/2015/wordml/symex" mc:Ignorable="w14 w15 w16se w16cid w16 w16cex w16sdtdh w16sdtfl w16du">
+<w:styles xmlns:mc="http://schemas.openxmlformats.org/markup-compatibility/2006" xmlns:r="http://schemas.openxmlformats.org/officeDocument/2006/relationships" xmlns:w="http://schemas.openxmlformats.org/wordprocessingml/2006/main" xmlns:w14="http://schemas.microsoft.com/office/word/2010/wordml" xmlns:w15="http://schemas.microsoft.com/office/word/2012/wordml" xmlns:w16cex="http://schemas.microsoft.com/office/word/2018/wordml/cex" xmlns:w16cid="http://schemas.microsoft.com/office/word/2016/wordml/cid" xmlns:w16="http://schemas.microsoft.com/office/word/2018/wordml" xmlns:w16sdtdh="http://schemas.microsoft.com/office/word/2020/wordml/sdtdatahash" xmlns:w16se="http://schemas.microsoft.com/office/word/2015/wordml/symex" mc:Ignorable="w14 w15 w16se w16cid w16 w16cex w16sdtdh">
   <w:docDefaults>
     <w:rPrDefault>
       <w:rPr>
@@ -43006,7 +43021,7 @@
 </file>
 
 <file path=word/glossary/webSettings.xml><?xml version="1.0" encoding="utf-8"?>
-<w:webSettings xmlns:mc="http://schemas.openxmlformats.org/markup-compatibility/2006" xmlns:r="http://schemas.openxmlformats.org/officeDocument/2006/relationships" xmlns:w="http://schemas.openxmlformats.org/wordprocessingml/2006/main" xmlns:w14="http://schemas.microsoft.com/office/word/2010/wordml" xmlns:w15="http://schemas.microsoft.com/office/word/2012/wordml" xmlns:w16cex="http://schemas.microsoft.com/office/word/2018/wordml/cex" xmlns:w16cid="http://schemas.microsoft.com/office/word/2016/wordml/cid" xmlns:w16="http://schemas.microsoft.com/office/word/2018/wordml" xmlns:w16du="http://schemas.microsoft.com/office/word/2023/wordml/word16du" xmlns:w16sdtdh="http://schemas.microsoft.com/office/word/2020/wordml/sdtdatahash" xmlns:w16sdtfl="http://schemas.microsoft.com/office/word/2024/wordml/sdtformatlock" xmlns:w16se="http://schemas.microsoft.com/office/word/2015/wordml/symex" mc:Ignorable="w14 w15 w16se w16cid w16 w16cex w16sdtdh w16sdtfl w16du">
+<w:webSettings xmlns:mc="http://schemas.openxmlformats.org/markup-compatibility/2006" xmlns:r="http://schemas.openxmlformats.org/officeDocument/2006/relationships" xmlns:w="http://schemas.openxmlformats.org/wordprocessingml/2006/main" xmlns:w14="http://schemas.microsoft.com/office/word/2010/wordml" xmlns:w15="http://schemas.microsoft.com/office/word/2012/wordml" xmlns:w16cex="http://schemas.microsoft.com/office/word/2018/wordml/cex" xmlns:w16cid="http://schemas.microsoft.com/office/word/2016/wordml/cid" xmlns:w16="http://schemas.microsoft.com/office/word/2018/wordml" xmlns:w16sdtdh="http://schemas.microsoft.com/office/word/2020/wordml/sdtdatahash" xmlns:w16se="http://schemas.microsoft.com/office/word/2015/wordml/symex" mc:Ignorable="w14 w15 w16se w16cid w16 w16cex w16sdtdh">
   <w:optimizeForBrowser/>
   <w:allowPNG/>
 </w:webSettings>

--- a/thesis/doc/ĐỒ-ÁN-MÔN-HỌC-CHUYÊN-ĐỀ-ASP.NET.docx
+++ b/thesis/doc/ĐỒ-ÁN-MÔN-HỌC-CHUYÊN-ĐỀ-ASP.NET.docx
@@ -262,7 +262,31 @@
           <w:sz w:val="26"/>
           <w:szCs w:val="26"/>
         </w:rPr>
-        <w:t>2024-2025</w:t>
+        <w:t>202</w:t>
+      </w:r>
+      <w:r>
+        <w:rPr>
+          <w:b/>
+          <w:sz w:val="26"/>
+          <w:szCs w:val="26"/>
+        </w:rPr>
+        <w:t>5</w:t>
+      </w:r>
+      <w:r>
+        <w:rPr>
+          <w:b/>
+          <w:sz w:val="26"/>
+          <w:szCs w:val="26"/>
+        </w:rPr>
+        <w:t>-202</w:t>
+      </w:r>
+      <w:r>
+        <w:rPr>
+          <w:b/>
+          <w:sz w:val="26"/>
+          <w:szCs w:val="26"/>
+        </w:rPr>
+        <w:t>6</w:t>
       </w:r>
     </w:p>
     <w:p>
@@ -833,7 +857,17 @@
           <w:sz w:val="26"/>
           <w:szCs w:val="26"/>
         </w:rPr>
-        <w:t xml:space="preserve"> ….</w:t>
+        <w:t xml:space="preserve"> </w:t>
+      </w:r>
+      <w:r>
+        <w:rPr>
+          <w:b/>
+          <w:bCs/>
+          <w:i/>
+          <w:sz w:val="26"/>
+          <w:szCs w:val="26"/>
+        </w:rPr>
+        <w:t>2026</w:t>
       </w:r>
     </w:p>
     <w:p>
@@ -1100,7 +1134,31 @@
           <w:sz w:val="26"/>
           <w:szCs w:val="26"/>
         </w:rPr>
-        <w:t>HỌC KỲ I, NĂM HỌC 2024-2025</w:t>
+        <w:t>HỌC KỲ I, NĂM HỌC 202</w:t>
+      </w:r>
+      <w:r>
+        <w:rPr>
+          <w:b/>
+          <w:sz w:val="26"/>
+          <w:szCs w:val="26"/>
+        </w:rPr>
+        <w:t>5</w:t>
+      </w:r>
+      <w:r>
+        <w:rPr>
+          <w:b/>
+          <w:sz w:val="26"/>
+          <w:szCs w:val="26"/>
+        </w:rPr>
+        <w:t>-202</w:t>
+      </w:r>
+      <w:r>
+        <w:rPr>
+          <w:b/>
+          <w:sz w:val="26"/>
+          <w:szCs w:val="26"/>
+        </w:rPr>
+        <w:t>6</w:t>
       </w:r>
     </w:p>
     <w:p>
@@ -1643,7 +1701,17 @@
           <w:sz w:val="26"/>
           <w:szCs w:val="26"/>
         </w:rPr>
-        <w:t xml:space="preserve"> ….</w:t>
+        <w:t xml:space="preserve"> </w:t>
+      </w:r>
+      <w:r>
+        <w:rPr>
+          <w:b/>
+          <w:bCs/>
+          <w:i/>
+          <w:sz w:val="26"/>
+          <w:szCs w:val="26"/>
+        </w:rPr>
+        <w:t>2026</w:t>
       </w:r>
     </w:p>
     <w:p>
@@ -2491,20 +2559,13 @@
         <w:rPr>
           <w:i/>
         </w:rPr>
-        <w:t>Trà</w:t>
+        <w:t>Vĩnh Long</w:t>
       </w:r>
       <w:r>
         <w:rPr>
           <w:i/>
-          <w:spacing w:val="-3"/>
-        </w:rPr>
-        <w:t xml:space="preserve"> </w:t>
-      </w:r>
-      <w:r>
-        <w:rPr>
-          <w:i/>
-        </w:rPr>
-        <w:t>Vinh, ngày</w:t>
+        </w:rPr>
+        <w:t>, ngày</w:t>
       </w:r>
       <w:r>
         <w:rPr>
@@ -2513,19 +2574,11 @@
         </w:rPr>
         <w:t xml:space="preserve"> </w:t>
       </w:r>
-      <w:proofErr w:type="gramStart"/>
       <w:r>
         <w:rPr>
           <w:i/>
         </w:rPr>
-        <w:t>…..</w:t>
-      </w:r>
-      <w:proofErr w:type="gramEnd"/>
-      <w:r>
-        <w:rPr>
-          <w:i/>
-        </w:rPr>
-        <w:t xml:space="preserve"> tháng</w:t>
+        <w:t>….. tháng</w:t>
       </w:r>
       <w:r>
         <w:rPr>
@@ -2638,19 +2691,11 @@
                               </w:rPr>
                               <w:t xml:space="preserve"> </w:t>
                             </w:r>
-                            <w:proofErr w:type="gramStart"/>
                             <w:r>
                               <w:rPr>
                                 <w:i/>
                               </w:rPr>
-                              <w:t>…..</w:t>
-                            </w:r>
-                            <w:proofErr w:type="gramEnd"/>
-                            <w:r>
-                              <w:rPr>
-                                <w:i/>
-                              </w:rPr>
-                              <w:t xml:space="preserve"> tháng</w:t>
+                              <w:t>….. tháng</w:t>
                             </w:r>
                             <w:r>
                               <w:rPr>
@@ -3765,20 +3810,13 @@
         <w:rPr>
           <w:i/>
         </w:rPr>
-        <w:t>Trà</w:t>
+        <w:t>Vĩnh Long</w:t>
       </w:r>
       <w:r>
         <w:rPr>
           <w:i/>
-          <w:spacing w:val="-3"/>
-        </w:rPr>
-        <w:t xml:space="preserve"> </w:t>
-      </w:r>
-      <w:r>
-        <w:rPr>
-          <w:i/>
-        </w:rPr>
-        <w:t>Vinh, ngày</w:t>
+        </w:rPr>
+        <w:t>, ngày</w:t>
       </w:r>
       <w:r>
         <w:rPr>
@@ -3787,19 +3825,11 @@
         </w:rPr>
         <w:t xml:space="preserve"> </w:t>
       </w:r>
-      <w:proofErr w:type="gramStart"/>
       <w:r>
         <w:rPr>
           <w:i/>
         </w:rPr>
-        <w:t>…..</w:t>
-      </w:r>
-      <w:proofErr w:type="gramEnd"/>
-      <w:r>
-        <w:rPr>
-          <w:i/>
-        </w:rPr>
-        <w:t xml:space="preserve"> tháng</w:t>
+        <w:t>….. tháng</w:t>
       </w:r>
       <w:r>
         <w:rPr>
@@ -4006,59 +4036,42 @@
     </w:p>
     <w:p>
       <w:pPr>
-        <w:spacing w:before="120" w:after="120" w:line="360" w:lineRule="auto"/>
-        <w:jc w:val="center"/>
-        <w:rPr>
-          <w:b/>
+        <w:pStyle w:val="Heading1"/>
+        <w:numPr>
+          <w:ilvl w:val="0"/>
+          <w:numId w:val="0"/>
+        </w:numPr>
+        <w:rPr>
           <w:spacing w:val="-5"/>
-          <w:sz w:val="28"/>
-          <w:szCs w:val="28"/>
-        </w:rPr>
-      </w:pPr>
-      <w:r>
-        <w:rPr>
-          <w:b/>
-          <w:sz w:val="28"/>
-          <w:szCs w:val="28"/>
-        </w:rPr>
+        </w:rPr>
+      </w:pPr>
+      <w:bookmarkStart w:id="0" w:name="_Toc242811532"/>
+      <w:r>
         <w:lastRenderedPageBreak/>
         <w:t>LỜI</w:t>
       </w:r>
       <w:r>
         <w:rPr>
-          <w:b/>
           <w:spacing w:val="-7"/>
-          <w:sz w:val="28"/>
-          <w:szCs w:val="28"/>
         </w:rPr>
         <w:t xml:space="preserve"> </w:t>
       </w:r>
       <w:r>
-        <w:rPr>
-          <w:b/>
-          <w:sz w:val="28"/>
-          <w:szCs w:val="28"/>
-        </w:rPr>
         <w:t>CẢM</w:t>
       </w:r>
       <w:r>
         <w:rPr>
-          <w:b/>
           <w:spacing w:val="-7"/>
-          <w:sz w:val="28"/>
-          <w:szCs w:val="28"/>
         </w:rPr>
         <w:t xml:space="preserve"> </w:t>
       </w:r>
       <w:r>
         <w:rPr>
-          <w:b/>
           <w:spacing w:val="-5"/>
-          <w:sz w:val="28"/>
-          <w:szCs w:val="28"/>
         </w:rPr>
         <w:t>ƠN</w:t>
       </w:r>
+      <w:bookmarkEnd w:id="0"/>
     </w:p>
     <w:p>
       <w:pPr>
@@ -4257,49 +4270,264 @@
     </w:p>
     <w:p>
       <w:pPr>
+        <w:rPr>
+          <w:bCs/>
+          <w:spacing w:val="-5"/>
+          <w:sz w:val="26"/>
+          <w:szCs w:val="26"/>
+        </w:rPr>
+      </w:pPr>
+      <w:r>
+        <w:rPr>
+          <w:bCs/>
+          <w:spacing w:val="-5"/>
+          <w:sz w:val="26"/>
+          <w:szCs w:val="26"/>
+        </w:rPr>
+        <w:br w:type="page"/>
+      </w:r>
+    </w:p>
+    <w:p>
+      <w:pPr>
+        <w:pStyle w:val="Heading1"/>
+        <w:numPr>
+          <w:ilvl w:val="0"/>
+          <w:numId w:val="0"/>
+        </w:numPr>
+      </w:pPr>
+      <w:bookmarkStart w:id="1" w:name="_Toc242811533"/>
+      <w:r>
+        <w:lastRenderedPageBreak/>
+        <w:t>LỜI GIỚI THIỆU</w:t>
+      </w:r>
+      <w:bookmarkEnd w:id="1"/>
+    </w:p>
+    <w:p>
+      <w:pPr>
         <w:spacing w:before="120" w:after="120" w:line="360" w:lineRule="auto"/>
-        <w:jc w:val="center"/>
         <w:rPr>
           <w:b/>
+          <w:bCs/>
+          <w:sz w:val="26"/>
+          <w:szCs w:val="26"/>
+        </w:rPr>
+      </w:pPr>
+    </w:p>
+    <w:p>
+      <w:pPr>
+        <w:spacing w:before="120" w:after="120" w:line="360" w:lineRule="auto"/>
+        <w:rPr>
+          <w:sz w:val="26"/>
+          <w:szCs w:val="26"/>
+        </w:rPr>
+      </w:pPr>
+      <w:r>
+        <w:rPr>
+          <w:sz w:val="26"/>
+          <w:szCs w:val="26"/>
+        </w:rPr>
+        <w:t>LỜI GIỚI THIỆU &amp; THÔNG TIN SỞ HỮU</w:t>
+      </w:r>
+    </w:p>
+    <w:p>
+      <w:pPr>
+        <w:spacing w:before="120" w:after="120" w:line="360" w:lineRule="auto"/>
+        <w:rPr>
+          <w:sz w:val="26"/>
+          <w:szCs w:val="26"/>
+        </w:rPr>
+      </w:pPr>
+      <w:r>
+        <w:rPr>
+          <w:sz w:val="26"/>
+          <w:szCs w:val="26"/>
+        </w:rPr>
+        <w:t xml:space="preserve">Chào mừng Thầy Cô và các bạn đến với </w:t>
+      </w:r>
+      <w:r>
+        <w:rPr>
           <w:spacing w:val="-5"/>
           <w:sz w:val="26"/>
-        </w:rPr>
-      </w:pPr>
-      <w:r>
+          <w:szCs w:val="26"/>
+        </w:rPr>
+        <w:t xml:space="preserve">đồ án "Xây dựng Website Bán Laptop" </w:t>
+      </w:r>
+    </w:p>
+    <w:p>
+      <w:pPr>
+        <w:spacing w:before="120" w:after="120" w:line="360" w:lineRule="auto"/>
+        <w:rPr>
+          <w:sz w:val="26"/>
+          <w:szCs w:val="26"/>
+        </w:rPr>
+      </w:pPr>
+      <w:r>
+        <w:rPr>
+          <w:sz w:val="26"/>
+          <w:szCs w:val="26"/>
+        </w:rPr>
+        <w:t>Website này là sản phẩm thuộc Chuyên đề Báo cáo / Đồ án môn học ASP.NET, được nghiên cứu và phát triển bởi sinh viên Nguyễn Khắc Anh Văn.</w:t>
+      </w:r>
+    </w:p>
+    <w:p>
+      <w:pPr>
+        <w:spacing w:before="120" w:after="120" w:line="360" w:lineRule="auto"/>
+        <w:rPr>
+          <w:sz w:val="26"/>
+          <w:szCs w:val="26"/>
+        </w:rPr>
+      </w:pPr>
+      <w:r>
+        <w:rPr>
+          <w:sz w:val="26"/>
+          <w:szCs w:val="26"/>
+        </w:rPr>
+        <w:t>Để đề tài mang tính thực tiễn cao và gắn liền với mô hình kinh doanh thực tế, hệ thống quản lý bán laptop này được xây dựng và vận hành dưới thương hiệu Camera Máy Tính Đăng Khoa — thương hiệu cửa hàng thuộc sở hữu chính thức của cá nhân tôi (Nguyễn Khắc Anh Văn).</w:t>
+      </w:r>
+    </w:p>
+    <w:p>
+      <w:pPr>
+        <w:spacing w:before="120" w:after="120" w:line="360" w:lineRule="auto"/>
+        <w:ind w:left="720"/>
         <w:rPr>
           <w:b/>
-          <w:spacing w:val="-5"/>
+          <w:bCs/>
+          <w:sz w:val="26"/>
+          <w:szCs w:val="26"/>
+        </w:rPr>
+      </w:pPr>
+      <w:r>
+        <w:rPr>
+          <w:b/>
+          <w:bCs/>
+          <w:sz w:val="26"/>
+          <w:szCs w:val="26"/>
+        </w:rPr>
+        <w:t>Về Thương Hiệu Camera Máy Tính Đăng Khoa</w:t>
+      </w:r>
+    </w:p>
+    <w:p>
+      <w:pPr>
+        <w:spacing w:before="120" w:after="120" w:line="360" w:lineRule="auto"/>
+        <w:rPr>
+          <w:sz w:val="26"/>
+          <w:szCs w:val="26"/>
+        </w:rPr>
+      </w:pPr>
+      <w:r>
+        <w:rPr>
+          <w:sz w:val="26"/>
+          <w:szCs w:val="26"/>
+        </w:rPr>
+        <w:t>Camera Máy Tính Đăng Khoa là đơn vị chuyên cung cấp các giải pháp công nghệ, thiết bị vi tính, laptop chính hãng, hệ thống camera giám sát và các dịch vụ kỹ thuật CNTT.</w:t>
+      </w:r>
+    </w:p>
+    <w:p>
+      <w:pPr>
+        <w:spacing w:before="120" w:after="120" w:line="360" w:lineRule="auto"/>
+        <w:ind w:left="720"/>
+        <w:rPr>
+          <w:sz w:val="26"/>
+          <w:szCs w:val="26"/>
+        </w:rPr>
+      </w:pPr>
+      <w:r>
+        <w:rPr>
+          <w:sz w:val="26"/>
+          <w:szCs w:val="26"/>
+        </w:rPr>
+        <w:t>Thông Tin Sinh Viên Thực Hiện &amp; Chủ Sở Hữu</w:t>
+      </w:r>
+    </w:p>
+    <w:p>
+      <w:pPr>
+        <w:spacing w:before="120" w:after="120" w:line="360" w:lineRule="auto"/>
+        <w:ind w:left="720"/>
+        <w:rPr>
+          <w:sz w:val="26"/>
+          <w:szCs w:val="26"/>
+        </w:rPr>
+      </w:pPr>
+      <w:r>
+        <w:rPr>
+          <w:sz w:val="26"/>
+          <w:szCs w:val="26"/>
+        </w:rPr>
+        <w:t>Họ và tên: Nguyễn Khắc Anh Văn</w:t>
+      </w:r>
+      <w:r>
+        <w:rPr>
+          <w:sz w:val="26"/>
+          <w:szCs w:val="26"/>
+        </w:rPr>
+        <w:t xml:space="preserve"> lớp DT24TT80161</w:t>
+      </w:r>
+    </w:p>
+    <w:p>
+      <w:pPr>
+        <w:spacing w:before="120" w:after="120" w:line="360" w:lineRule="auto"/>
+        <w:ind w:left="720"/>
+        <w:rPr>
+          <w:sz w:val="26"/>
+          <w:szCs w:val="26"/>
+        </w:rPr>
+      </w:pPr>
+      <w:r>
+        <w:rPr>
+          <w:sz w:val="26"/>
+          <w:szCs w:val="26"/>
+        </w:rPr>
+        <w:t>Chức danh / Vai trò: Sinh viên thực hiện đề tài / Chủ sở hữu thương hiệu Camera Máy Tính Đăng Khoa</w:t>
+      </w:r>
+      <w:r>
+        <w:rPr>
+          <w:sz w:val="26"/>
+          <w:szCs w:val="26"/>
+        </w:rPr>
+        <w:t>.</w:t>
+      </w:r>
+    </w:p>
+    <w:p>
+      <w:pPr>
+        <w:spacing w:before="120" w:after="120" w:line="360" w:lineRule="auto"/>
+        <w:rPr>
+          <w:sz w:val="26"/>
+          <w:szCs w:val="26"/>
+        </w:rPr>
+      </w:pPr>
+    </w:p>
+    <w:p>
+      <w:pPr>
+        <w:pStyle w:val="Heading1"/>
+        <w:numPr>
+          <w:ilvl w:val="0"/>
+          <w:numId w:val="0"/>
+        </w:numPr>
+        <w:rPr>
+          <w:sz w:val="26"/>
+        </w:rPr>
+      </w:pPr>
+      <w:r>
+        <w:rPr>
           <w:sz w:val="26"/>
         </w:rPr>
         <w:br w:type="page"/>
       </w:r>
-      <w:r>
-        <w:rPr>
-          <w:b/>
-          <w:sz w:val="28"/>
-          <w:szCs w:val="28"/>
-        </w:rPr>
+      <w:bookmarkStart w:id="2" w:name="_Toc242811534"/>
+      <w:r>
         <w:lastRenderedPageBreak/>
         <w:t>MỤC</w:t>
       </w:r>
       <w:r>
         <w:rPr>
-          <w:b/>
           <w:spacing w:val="-10"/>
-          <w:sz w:val="28"/>
-          <w:szCs w:val="28"/>
         </w:rPr>
         <w:t xml:space="preserve"> </w:t>
       </w:r>
       <w:r>
-        <w:rPr>
-          <w:b/>
-          <w:spacing w:val="-5"/>
-          <w:sz w:val="28"/>
-          <w:szCs w:val="28"/>
-        </w:rPr>
         <w:t>LỤC</w:t>
       </w:r>
+      <w:bookmarkEnd w:id="2"/>
     </w:p>
     <w:sdt>
       <w:sdtPr>
@@ -4355,7 +4583,7 @@
             </w:rPr>
             <w:fldChar w:fldCharType="separate"/>
           </w:r>
-          <w:hyperlink w:anchor="_Toc242738155" w:history="1">
+          <w:hyperlink w:anchor="_Toc242811532" w:history="1">
             <w:r>
               <w:rPr>
                 <w:rStyle w:val="Hyperlink"/>
@@ -4363,13 +4591,13 @@
                 <w:sz w:val="26"/>
                 <w:szCs w:val="26"/>
               </w:rPr>
-              <w:t>DANH</w:t>
+              <w:t>LỜI</w:t>
             </w:r>
             <w:r>
               <w:rPr>
                 <w:rStyle w:val="Hyperlink"/>
                 <w:noProof/>
-                <w:spacing w:val="-8"/>
+                <w:spacing w:val="-7"/>
                 <w:sz w:val="26"/>
                 <w:szCs w:val="26"/>
               </w:rPr>
@@ -4382,7 +4610,7 @@
                 <w:sz w:val="26"/>
                 <w:szCs w:val="26"/>
               </w:rPr>
-              <w:t>MỤC</w:t>
+              <w:t>CẢM</w:t>
             </w:r>
             <w:r>
               <w:rPr>
@@ -4398,20 +4626,11 @@
               <w:rPr>
                 <w:rStyle w:val="Hyperlink"/>
                 <w:noProof/>
-                <w:sz w:val="26"/>
-                <w:szCs w:val="26"/>
-              </w:rPr>
-              <w:t>HÌNH</w:t>
-            </w:r>
-            <w:r>
-              <w:rPr>
-                <w:rStyle w:val="Hyperlink"/>
-                <w:noProof/>
                 <w:spacing w:val="-5"/>
                 <w:sz w:val="26"/>
                 <w:szCs w:val="26"/>
               </w:rPr>
-              <w:t xml:space="preserve"> ẢNH</w:t>
+              <w:t>ƠN</w:t>
             </w:r>
             <w:r>
               <w:rPr>
@@ -4438,7 +4657,7 @@
                 <w:sz w:val="26"/>
                 <w:szCs w:val="26"/>
               </w:rPr>
-              <w:instrText xml:space="preserve"> PAGEREF _Toc242738155 \h </w:instrText>
+              <w:instrText xml:space="preserve"> PAGEREF _Toc242811532 \h </w:instrText>
             </w:r>
             <w:r>
               <w:rPr>
@@ -4464,7 +4683,7 @@
                 <w:sz w:val="26"/>
                 <w:szCs w:val="26"/>
               </w:rPr>
-              <w:t>v</w:t>
+              <w:t>iii</w:t>
             </w:r>
             <w:r>
               <w:rPr>
@@ -4493,7 +4712,7 @@
               <w14:ligatures w14:val="standardContextual"/>
             </w:rPr>
           </w:pPr>
-          <w:hyperlink w:anchor="_Toc242738156" w:history="1">
+          <w:hyperlink w:anchor="_Toc242811533" w:history="1">
             <w:r>
               <w:rPr>
                 <w:rStyle w:val="Hyperlink"/>
@@ -4501,65 +4720,7 @@
                 <w:sz w:val="26"/>
                 <w:szCs w:val="26"/>
               </w:rPr>
-              <w:t>DANH</w:t>
-            </w:r>
-            <w:r>
-              <w:rPr>
-                <w:rStyle w:val="Hyperlink"/>
-                <w:noProof/>
-                <w:spacing w:val="-8"/>
-                <w:sz w:val="26"/>
-                <w:szCs w:val="26"/>
-              </w:rPr>
-              <w:t xml:space="preserve"> </w:t>
-            </w:r>
-            <w:r>
-              <w:rPr>
-                <w:rStyle w:val="Hyperlink"/>
-                <w:noProof/>
-                <w:sz w:val="26"/>
-                <w:szCs w:val="26"/>
-              </w:rPr>
-              <w:t>MỤC</w:t>
-            </w:r>
-            <w:r>
-              <w:rPr>
-                <w:rStyle w:val="Hyperlink"/>
-                <w:noProof/>
-                <w:spacing w:val="-7"/>
-                <w:sz w:val="26"/>
-                <w:szCs w:val="26"/>
-              </w:rPr>
-              <w:t xml:space="preserve"> </w:t>
-            </w:r>
-            <w:r>
-              <w:rPr>
-                <w:rStyle w:val="Hyperlink"/>
-                <w:noProof/>
-                <w:sz w:val="26"/>
-                <w:szCs w:val="26"/>
-              </w:rPr>
-              <w:t>BẢNG</w:t>
-            </w:r>
-            <w:r>
-              <w:rPr>
-                <w:rStyle w:val="Hyperlink"/>
-                <w:noProof/>
-                <w:spacing w:val="-6"/>
-                <w:sz w:val="26"/>
-                <w:szCs w:val="26"/>
-              </w:rPr>
-              <w:t xml:space="preserve"> </w:t>
-            </w:r>
-            <w:r>
-              <w:rPr>
-                <w:rStyle w:val="Hyperlink"/>
-                <w:noProof/>
-                <w:spacing w:val="-4"/>
-                <w:sz w:val="26"/>
-                <w:szCs w:val="26"/>
-              </w:rPr>
-              <w:t>BIỂU</w:t>
+              <w:t>LỜI GIỚI THIỆU</w:t>
             </w:r>
             <w:r>
               <w:rPr>
@@ -4586,7 +4747,7 @@
                 <w:sz w:val="26"/>
                 <w:szCs w:val="26"/>
               </w:rPr>
-              <w:instrText xml:space="preserve"> PAGEREF _Toc242738156 \h </w:instrText>
+              <w:instrText xml:space="preserve"> PAGEREF _Toc242811533 \h </w:instrText>
             </w:r>
             <w:r>
               <w:rPr>
@@ -4612,7 +4773,7 @@
                 <w:sz w:val="26"/>
                 <w:szCs w:val="26"/>
               </w:rPr>
-              <w:t>vi</w:t>
+              <w:t>iv</w:t>
             </w:r>
             <w:r>
               <w:rPr>
@@ -4641,7 +4802,7 @@
               <w14:ligatures w14:val="standardContextual"/>
             </w:rPr>
           </w:pPr>
-          <w:hyperlink w:anchor="_Toc242738157" w:history="1">
+          <w:hyperlink w:anchor="_Toc242811534" w:history="1">
             <w:r>
               <w:rPr>
                 <w:rStyle w:val="Hyperlink"/>
@@ -4649,6 +4810,401 @@
                 <w:sz w:val="26"/>
                 <w:szCs w:val="26"/>
               </w:rPr>
+              <w:t>MỤC</w:t>
+            </w:r>
+            <w:r>
+              <w:rPr>
+                <w:rStyle w:val="Hyperlink"/>
+                <w:noProof/>
+                <w:spacing w:val="-10"/>
+                <w:sz w:val="26"/>
+                <w:szCs w:val="26"/>
+              </w:rPr>
+              <w:t xml:space="preserve"> </w:t>
+            </w:r>
+            <w:r>
+              <w:rPr>
+                <w:rStyle w:val="Hyperlink"/>
+                <w:noProof/>
+                <w:sz w:val="26"/>
+                <w:szCs w:val="26"/>
+              </w:rPr>
+              <w:t>LỤC</w:t>
+            </w:r>
+            <w:r>
+              <w:rPr>
+                <w:noProof/>
+                <w:webHidden/>
+                <w:sz w:val="26"/>
+                <w:szCs w:val="26"/>
+              </w:rPr>
+              <w:tab/>
+            </w:r>
+            <w:r>
+              <w:rPr>
+                <w:noProof/>
+                <w:webHidden/>
+                <w:sz w:val="26"/>
+                <w:szCs w:val="26"/>
+              </w:rPr>
+              <w:fldChar w:fldCharType="begin"/>
+            </w:r>
+            <w:r>
+              <w:rPr>
+                <w:noProof/>
+                <w:webHidden/>
+                <w:sz w:val="26"/>
+                <w:szCs w:val="26"/>
+              </w:rPr>
+              <w:instrText xml:space="preserve"> PAGEREF _Toc242811534 \h </w:instrText>
+            </w:r>
+            <w:r>
+              <w:rPr>
+                <w:noProof/>
+                <w:webHidden/>
+                <w:sz w:val="26"/>
+                <w:szCs w:val="26"/>
+              </w:rPr>
+            </w:r>
+            <w:r>
+              <w:rPr>
+                <w:noProof/>
+                <w:webHidden/>
+                <w:sz w:val="26"/>
+                <w:szCs w:val="26"/>
+              </w:rPr>
+              <w:fldChar w:fldCharType="separate"/>
+            </w:r>
+            <w:r>
+              <w:rPr>
+                <w:noProof/>
+                <w:webHidden/>
+                <w:sz w:val="26"/>
+                <w:szCs w:val="26"/>
+              </w:rPr>
+              <w:t>v</w:t>
+            </w:r>
+            <w:r>
+              <w:rPr>
+                <w:noProof/>
+                <w:webHidden/>
+                <w:sz w:val="26"/>
+                <w:szCs w:val="26"/>
+              </w:rPr>
+              <w:fldChar w:fldCharType="end"/>
+            </w:r>
+          </w:hyperlink>
+        </w:p>
+        <w:p>
+          <w:pPr>
+            <w:pStyle w:val="TOC1"/>
+            <w:tabs>
+              <w:tab w:val="right" w:leader="dot" w:pos="9062"/>
+            </w:tabs>
+            <w:spacing w:before="120" w:after="120" w:line="360" w:lineRule="auto"/>
+            <w:rPr>
+              <w:rFonts w:eastAsiaTheme="minorEastAsia"/>
+              <w:noProof/>
+              <w:kern w:val="2"/>
+              <w:sz w:val="26"/>
+              <w:szCs w:val="26"/>
+              <w14:ligatures w14:val="standardContextual"/>
+            </w:rPr>
+          </w:pPr>
+          <w:hyperlink w:anchor="_Toc242811535" w:history="1">
+            <w:r>
+              <w:rPr>
+                <w:rStyle w:val="Hyperlink"/>
+                <w:noProof/>
+                <w:sz w:val="26"/>
+                <w:szCs w:val="26"/>
+              </w:rPr>
+              <w:t>DANH</w:t>
+            </w:r>
+            <w:r>
+              <w:rPr>
+                <w:rStyle w:val="Hyperlink"/>
+                <w:noProof/>
+                <w:spacing w:val="-8"/>
+                <w:sz w:val="26"/>
+                <w:szCs w:val="26"/>
+              </w:rPr>
+              <w:t xml:space="preserve"> </w:t>
+            </w:r>
+            <w:r>
+              <w:rPr>
+                <w:rStyle w:val="Hyperlink"/>
+                <w:noProof/>
+                <w:sz w:val="26"/>
+                <w:szCs w:val="26"/>
+              </w:rPr>
+              <w:t>MỤC</w:t>
+            </w:r>
+            <w:r>
+              <w:rPr>
+                <w:rStyle w:val="Hyperlink"/>
+                <w:noProof/>
+                <w:spacing w:val="-7"/>
+                <w:sz w:val="26"/>
+                <w:szCs w:val="26"/>
+              </w:rPr>
+              <w:t xml:space="preserve"> </w:t>
+            </w:r>
+            <w:r>
+              <w:rPr>
+                <w:rStyle w:val="Hyperlink"/>
+                <w:noProof/>
+                <w:sz w:val="26"/>
+                <w:szCs w:val="26"/>
+              </w:rPr>
+              <w:t>HÌNH</w:t>
+            </w:r>
+            <w:r>
+              <w:rPr>
+                <w:rStyle w:val="Hyperlink"/>
+                <w:noProof/>
+                <w:spacing w:val="-5"/>
+                <w:sz w:val="26"/>
+                <w:szCs w:val="26"/>
+              </w:rPr>
+              <w:t xml:space="preserve"> ẢNH</w:t>
+            </w:r>
+            <w:r>
+              <w:rPr>
+                <w:noProof/>
+                <w:webHidden/>
+                <w:sz w:val="26"/>
+                <w:szCs w:val="26"/>
+              </w:rPr>
+              <w:tab/>
+            </w:r>
+            <w:r>
+              <w:rPr>
+                <w:noProof/>
+                <w:webHidden/>
+                <w:sz w:val="26"/>
+                <w:szCs w:val="26"/>
+              </w:rPr>
+              <w:fldChar w:fldCharType="begin"/>
+            </w:r>
+            <w:r>
+              <w:rPr>
+                <w:noProof/>
+                <w:webHidden/>
+                <w:sz w:val="26"/>
+                <w:szCs w:val="26"/>
+              </w:rPr>
+              <w:instrText xml:space="preserve"> PAGEREF _Toc242811535 \h </w:instrText>
+            </w:r>
+            <w:r>
+              <w:rPr>
+                <w:noProof/>
+                <w:webHidden/>
+                <w:sz w:val="26"/>
+                <w:szCs w:val="26"/>
+              </w:rPr>
+            </w:r>
+            <w:r>
+              <w:rPr>
+                <w:noProof/>
+                <w:webHidden/>
+                <w:sz w:val="26"/>
+                <w:szCs w:val="26"/>
+              </w:rPr>
+              <w:fldChar w:fldCharType="separate"/>
+            </w:r>
+            <w:r>
+              <w:rPr>
+                <w:noProof/>
+                <w:webHidden/>
+                <w:sz w:val="26"/>
+                <w:szCs w:val="26"/>
+              </w:rPr>
+              <w:t>vii</w:t>
+            </w:r>
+            <w:r>
+              <w:rPr>
+                <w:noProof/>
+                <w:webHidden/>
+                <w:sz w:val="26"/>
+                <w:szCs w:val="26"/>
+              </w:rPr>
+              <w:fldChar w:fldCharType="end"/>
+            </w:r>
+          </w:hyperlink>
+        </w:p>
+        <w:p>
+          <w:pPr>
+            <w:pStyle w:val="TOC1"/>
+            <w:tabs>
+              <w:tab w:val="right" w:leader="dot" w:pos="9062"/>
+            </w:tabs>
+            <w:spacing w:before="120" w:after="120" w:line="360" w:lineRule="auto"/>
+            <w:rPr>
+              <w:rFonts w:eastAsiaTheme="minorEastAsia"/>
+              <w:noProof/>
+              <w:kern w:val="2"/>
+              <w:sz w:val="26"/>
+              <w:szCs w:val="26"/>
+              <w14:ligatures w14:val="standardContextual"/>
+            </w:rPr>
+          </w:pPr>
+          <w:hyperlink w:anchor="_Toc242811536" w:history="1">
+            <w:r>
+              <w:rPr>
+                <w:rStyle w:val="Hyperlink"/>
+                <w:noProof/>
+                <w:sz w:val="26"/>
+                <w:szCs w:val="26"/>
+              </w:rPr>
+              <w:t>DANH</w:t>
+            </w:r>
+            <w:r>
+              <w:rPr>
+                <w:rStyle w:val="Hyperlink"/>
+                <w:noProof/>
+                <w:spacing w:val="-8"/>
+                <w:sz w:val="26"/>
+                <w:szCs w:val="26"/>
+              </w:rPr>
+              <w:t xml:space="preserve"> </w:t>
+            </w:r>
+            <w:r>
+              <w:rPr>
+                <w:rStyle w:val="Hyperlink"/>
+                <w:noProof/>
+                <w:sz w:val="26"/>
+                <w:szCs w:val="26"/>
+              </w:rPr>
+              <w:t>MỤC</w:t>
+            </w:r>
+            <w:r>
+              <w:rPr>
+                <w:rStyle w:val="Hyperlink"/>
+                <w:noProof/>
+                <w:spacing w:val="-7"/>
+                <w:sz w:val="26"/>
+                <w:szCs w:val="26"/>
+              </w:rPr>
+              <w:t xml:space="preserve"> </w:t>
+            </w:r>
+            <w:r>
+              <w:rPr>
+                <w:rStyle w:val="Hyperlink"/>
+                <w:noProof/>
+                <w:sz w:val="26"/>
+                <w:szCs w:val="26"/>
+              </w:rPr>
+              <w:t>BẢNG</w:t>
+            </w:r>
+            <w:r>
+              <w:rPr>
+                <w:rStyle w:val="Hyperlink"/>
+                <w:noProof/>
+                <w:spacing w:val="-6"/>
+                <w:sz w:val="26"/>
+                <w:szCs w:val="26"/>
+              </w:rPr>
+              <w:t xml:space="preserve"> </w:t>
+            </w:r>
+            <w:r>
+              <w:rPr>
+                <w:rStyle w:val="Hyperlink"/>
+                <w:noProof/>
+                <w:spacing w:val="-4"/>
+                <w:sz w:val="26"/>
+                <w:szCs w:val="26"/>
+              </w:rPr>
+              <w:t>BIỂU</w:t>
+            </w:r>
+            <w:r>
+              <w:rPr>
+                <w:noProof/>
+                <w:webHidden/>
+                <w:sz w:val="26"/>
+                <w:szCs w:val="26"/>
+              </w:rPr>
+              <w:tab/>
+            </w:r>
+            <w:r>
+              <w:rPr>
+                <w:noProof/>
+                <w:webHidden/>
+                <w:sz w:val="26"/>
+                <w:szCs w:val="26"/>
+              </w:rPr>
+              <w:fldChar w:fldCharType="begin"/>
+            </w:r>
+            <w:r>
+              <w:rPr>
+                <w:noProof/>
+                <w:webHidden/>
+                <w:sz w:val="26"/>
+                <w:szCs w:val="26"/>
+              </w:rPr>
+              <w:instrText xml:space="preserve"> PAGEREF _Toc242811536 \h </w:instrText>
+            </w:r>
+            <w:r>
+              <w:rPr>
+                <w:noProof/>
+                <w:webHidden/>
+                <w:sz w:val="26"/>
+                <w:szCs w:val="26"/>
+              </w:rPr>
+            </w:r>
+            <w:r>
+              <w:rPr>
+                <w:noProof/>
+                <w:webHidden/>
+                <w:sz w:val="26"/>
+                <w:szCs w:val="26"/>
+              </w:rPr>
+              <w:fldChar w:fldCharType="separate"/>
+            </w:r>
+            <w:r>
+              <w:rPr>
+                <w:noProof/>
+                <w:webHidden/>
+                <w:sz w:val="26"/>
+                <w:szCs w:val="26"/>
+              </w:rPr>
+              <w:t>viii</w:t>
+            </w:r>
+            <w:r>
+              <w:rPr>
+                <w:noProof/>
+                <w:webHidden/>
+                <w:sz w:val="26"/>
+                <w:szCs w:val="26"/>
+              </w:rPr>
+              <w:fldChar w:fldCharType="end"/>
+            </w:r>
+          </w:hyperlink>
+        </w:p>
+        <w:p>
+          <w:pPr>
+            <w:pStyle w:val="TOC1"/>
+            <w:tabs>
+              <w:tab w:val="right" w:leader="dot" w:pos="9062"/>
+            </w:tabs>
+            <w:spacing w:before="120" w:after="120" w:line="360" w:lineRule="auto"/>
+            <w:rPr>
+              <w:rFonts w:eastAsiaTheme="minorEastAsia"/>
+              <w:noProof/>
+              <w:kern w:val="2"/>
+              <w:sz w:val="26"/>
+              <w:szCs w:val="26"/>
+              <w14:ligatures w14:val="standardContextual"/>
+            </w:rPr>
+          </w:pPr>
+          <w:hyperlink w:anchor="_Toc242811537" w:history="1">
+            <w:r>
+              <w:rPr>
+                <w:rStyle w:val="Hyperlink"/>
+                <w:noProof/>
+                <w:sz w:val="26"/>
+                <w:szCs w:val="26"/>
+              </w:rPr>
               <w:t>MỞ ĐẦU</w:t>
             </w:r>
             <w:r>
@@ -4676,7 +5232,7 @@
                 <w:sz w:val="26"/>
                 <w:szCs w:val="26"/>
               </w:rPr>
-              <w:instrText xml:space="preserve"> PAGEREF _Toc242738157 \h </w:instrText>
+              <w:instrText xml:space="preserve"> PAGEREF _Toc242811537 \h </w:instrText>
             </w:r>
             <w:r>
               <w:rPr>
@@ -4731,7 +5287,7 @@
               <w14:ligatures w14:val="standardContextual"/>
             </w:rPr>
           </w:pPr>
-          <w:hyperlink w:anchor="_Toc242738158" w:history="1">
+          <w:hyperlink w:anchor="_Toc242811538" w:history="1">
             <w:r>
               <w:rPr>
                 <w:rStyle w:val="Hyperlink"/>
@@ -4766,7 +5322,7 @@
                 <w:sz w:val="26"/>
                 <w:szCs w:val="26"/>
               </w:rPr>
-              <w:instrText xml:space="preserve"> PAGEREF _Toc242738158 \h </w:instrText>
+              <w:instrText xml:space="preserve"> PAGEREF _Toc242811538 \h </w:instrText>
             </w:r>
             <w:r>
               <w:rPr>
@@ -4821,7 +5377,7 @@
               <w14:ligatures w14:val="standardContextual"/>
             </w:rPr>
           </w:pPr>
-          <w:hyperlink w:anchor="_Toc242738159" w:history="1">
+          <w:hyperlink w:anchor="_Toc242811539" w:history="1">
             <w:r>
               <w:rPr>
                 <w:rStyle w:val="Hyperlink"/>
@@ -4856,7 +5412,7 @@
                 <w:sz w:val="26"/>
                 <w:szCs w:val="26"/>
               </w:rPr>
-              <w:instrText xml:space="preserve"> PAGEREF _Toc242738159 \h </w:instrText>
+              <w:instrText xml:space="preserve"> PAGEREF _Toc242811539 \h </w:instrText>
             </w:r>
             <w:r>
               <w:rPr>
@@ -4911,7 +5467,7 @@
               <w14:ligatures w14:val="standardContextual"/>
             </w:rPr>
           </w:pPr>
-          <w:hyperlink w:anchor="_Toc242738160" w:history="1">
+          <w:hyperlink w:anchor="_Toc242811540" w:history="1">
             <w:r>
               <w:rPr>
                 <w:rStyle w:val="Hyperlink"/>
@@ -4946,7 +5502,7 @@
                 <w:sz w:val="26"/>
                 <w:szCs w:val="26"/>
               </w:rPr>
-              <w:instrText xml:space="preserve"> PAGEREF _Toc242738160 \h </w:instrText>
+              <w:instrText xml:space="preserve"> PAGEREF _Toc242811540 \h </w:instrText>
             </w:r>
             <w:r>
               <w:rPr>
@@ -5001,7 +5557,7 @@
               <w14:ligatures w14:val="standardContextual"/>
             </w:rPr>
           </w:pPr>
-          <w:hyperlink w:anchor="_Toc242738161" w:history="1">
+          <w:hyperlink w:anchor="_Toc242811541" w:history="1">
             <w:r>
               <w:rPr>
                 <w:rStyle w:val="Hyperlink"/>
@@ -5036,7 +5592,7 @@
                 <w:sz w:val="26"/>
                 <w:szCs w:val="26"/>
               </w:rPr>
-              <w:instrText xml:space="preserve"> PAGEREF _Toc242738161 \h </w:instrText>
+              <w:instrText xml:space="preserve"> PAGEREF _Toc242811541 \h </w:instrText>
             </w:r>
             <w:r>
               <w:rPr>
@@ -5091,7 +5647,7 @@
               <w14:ligatures w14:val="standardContextual"/>
             </w:rPr>
           </w:pPr>
-          <w:hyperlink w:anchor="_Toc242738162" w:history="1">
+          <w:hyperlink w:anchor="_Toc242811542" w:history="1">
             <w:r>
               <w:rPr>
                 <w:rStyle w:val="Hyperlink"/>
@@ -5126,7 +5682,7 @@
                 <w:sz w:val="26"/>
                 <w:szCs w:val="26"/>
               </w:rPr>
-              <w:instrText xml:space="preserve"> PAGEREF _Toc242738162 \h </w:instrText>
+              <w:instrText xml:space="preserve"> PAGEREF _Toc242811542 \h </w:instrText>
             </w:r>
             <w:r>
               <w:rPr>
@@ -5182,7 +5738,7 @@
               <w14:ligatures w14:val="standardContextual"/>
             </w:rPr>
           </w:pPr>
-          <w:hyperlink w:anchor="_Toc242738163" w:history="1">
+          <w:hyperlink w:anchor="_Toc242811543" w:history="1">
             <w:r>
               <w:rPr>
                 <w:rStyle w:val="Hyperlink"/>
@@ -5237,7 +5793,7 @@
                 <w:sz w:val="26"/>
                 <w:szCs w:val="26"/>
               </w:rPr>
-              <w:instrText xml:space="preserve"> PAGEREF _Toc242738163 \h </w:instrText>
+              <w:instrText xml:space="preserve"> PAGEREF _Toc242811543 \h </w:instrText>
             </w:r>
             <w:r>
               <w:rPr>
@@ -5293,7 +5849,7 @@
               <w14:ligatures w14:val="standardContextual"/>
             </w:rPr>
           </w:pPr>
-          <w:hyperlink w:anchor="_Toc242738164" w:history="1">
+          <w:hyperlink w:anchor="_Toc242811544" w:history="1">
             <w:r>
               <w:rPr>
                 <w:rStyle w:val="Hyperlink"/>
@@ -5348,7 +5904,7 @@
                 <w:sz w:val="26"/>
                 <w:szCs w:val="26"/>
               </w:rPr>
-              <w:instrText xml:space="preserve"> PAGEREF _Toc242738164 \h </w:instrText>
+              <w:instrText xml:space="preserve"> PAGEREF _Toc242811544 \h </w:instrText>
             </w:r>
             <w:r>
               <w:rPr>
@@ -5404,7 +5960,7 @@
               <w14:ligatures w14:val="standardContextual"/>
             </w:rPr>
           </w:pPr>
-          <w:hyperlink w:anchor="_Toc242738165" w:history="1">
+          <w:hyperlink w:anchor="_Toc242811545" w:history="1">
             <w:r>
               <w:rPr>
                 <w:rStyle w:val="Hyperlink"/>
@@ -5459,7 +6015,7 @@
                 <w:sz w:val="26"/>
                 <w:szCs w:val="26"/>
               </w:rPr>
-              <w:instrText xml:space="preserve"> PAGEREF _Toc242738165 \h </w:instrText>
+              <w:instrText xml:space="preserve"> PAGEREF _Toc242811545 \h </w:instrText>
             </w:r>
             <w:r>
               <w:rPr>
@@ -5515,7 +6071,7 @@
               <w14:ligatures w14:val="standardContextual"/>
             </w:rPr>
           </w:pPr>
-          <w:hyperlink w:anchor="_Toc242738166" w:history="1">
+          <w:hyperlink w:anchor="_Toc242811546" w:history="1">
             <w:r>
               <w:rPr>
                 <w:rStyle w:val="Hyperlink"/>
@@ -5570,7 +6126,7 @@
                 <w:sz w:val="26"/>
                 <w:szCs w:val="26"/>
               </w:rPr>
-              <w:instrText xml:space="preserve"> PAGEREF _Toc242738166 \h </w:instrText>
+              <w:instrText xml:space="preserve"> PAGEREF _Toc242811546 \h </w:instrText>
             </w:r>
             <w:r>
               <w:rPr>
@@ -5626,7 +6182,7 @@
               <w14:ligatures w14:val="standardContextual"/>
             </w:rPr>
           </w:pPr>
-          <w:hyperlink w:anchor="_Toc242738167" w:history="1">
+          <w:hyperlink w:anchor="_Toc242811547" w:history="1">
             <w:r>
               <w:rPr>
                 <w:rStyle w:val="Hyperlink"/>
@@ -5681,7 +6237,7 @@
                 <w:sz w:val="26"/>
                 <w:szCs w:val="26"/>
               </w:rPr>
-              <w:instrText xml:space="preserve"> PAGEREF _Toc242738167 \h </w:instrText>
+              <w:instrText xml:space="preserve"> PAGEREF _Toc242811547 \h </w:instrText>
             </w:r>
             <w:r>
               <w:rPr>
@@ -5737,7 +6293,7 @@
               <w14:ligatures w14:val="standardContextual"/>
             </w:rPr>
           </w:pPr>
-          <w:hyperlink w:anchor="_Toc242738168" w:history="1">
+          <w:hyperlink w:anchor="_Toc242811548" w:history="1">
             <w:r>
               <w:rPr>
                 <w:rStyle w:val="Hyperlink"/>
@@ -5792,7 +6348,7 @@
                 <w:sz w:val="26"/>
                 <w:szCs w:val="26"/>
               </w:rPr>
-              <w:instrText xml:space="preserve"> PAGEREF _Toc242738168 \h </w:instrText>
+              <w:instrText xml:space="preserve"> PAGEREF _Toc242811548 \h </w:instrText>
             </w:r>
             <w:r>
               <w:rPr>
@@ -5848,7 +6404,7 @@
               <w14:ligatures w14:val="standardContextual"/>
             </w:rPr>
           </w:pPr>
-          <w:hyperlink w:anchor="_Toc242738169" w:history="1">
+          <w:hyperlink w:anchor="_Toc242811549" w:history="1">
             <w:r>
               <w:rPr>
                 <w:rStyle w:val="Hyperlink"/>
@@ -5903,7 +6459,7 @@
                 <w:sz w:val="26"/>
                 <w:szCs w:val="26"/>
               </w:rPr>
-              <w:instrText xml:space="preserve"> PAGEREF _Toc242738169 \h </w:instrText>
+              <w:instrText xml:space="preserve"> PAGEREF _Toc242811549 \h </w:instrText>
             </w:r>
             <w:r>
               <w:rPr>
@@ -5959,7 +6515,7 @@
               <w14:ligatures w14:val="standardContextual"/>
             </w:rPr>
           </w:pPr>
-          <w:hyperlink w:anchor="_Toc242738170" w:history="1">
+          <w:hyperlink w:anchor="_Toc242811550" w:history="1">
             <w:r>
               <w:rPr>
                 <w:rStyle w:val="Hyperlink"/>
@@ -6014,7 +6570,7 @@
                 <w:sz w:val="26"/>
                 <w:szCs w:val="26"/>
               </w:rPr>
-              <w:instrText xml:space="preserve"> PAGEREF _Toc242738170 \h </w:instrText>
+              <w:instrText xml:space="preserve"> PAGEREF _Toc242811550 \h </w:instrText>
             </w:r>
             <w:r>
               <w:rPr>
@@ -6070,7 +6626,7 @@
               <w14:ligatures w14:val="standardContextual"/>
             </w:rPr>
           </w:pPr>
-          <w:hyperlink w:anchor="_Toc242738171" w:history="1">
+          <w:hyperlink w:anchor="_Toc242811551" w:history="1">
             <w:r>
               <w:rPr>
                 <w:rStyle w:val="Hyperlink"/>
@@ -6125,7 +6681,7 @@
                 <w:sz w:val="26"/>
                 <w:szCs w:val="26"/>
               </w:rPr>
-              <w:instrText xml:space="preserve"> PAGEREF _Toc242738171 \h </w:instrText>
+              <w:instrText xml:space="preserve"> PAGEREF _Toc242811551 \h </w:instrText>
             </w:r>
             <w:r>
               <w:rPr>
@@ -6181,7 +6737,7 @@
               <w14:ligatures w14:val="standardContextual"/>
             </w:rPr>
           </w:pPr>
-          <w:hyperlink w:anchor="_Toc242738172" w:history="1">
+          <w:hyperlink w:anchor="_Toc242811552" w:history="1">
             <w:r>
               <w:rPr>
                 <w:rStyle w:val="Hyperlink"/>
@@ -6236,7 +6792,7 @@
                 <w:sz w:val="26"/>
                 <w:szCs w:val="26"/>
               </w:rPr>
-              <w:instrText xml:space="preserve"> PAGEREF _Toc242738172 \h </w:instrText>
+              <w:instrText xml:space="preserve"> PAGEREF _Toc242811552 \h </w:instrText>
             </w:r>
             <w:r>
               <w:rPr>
@@ -6292,7 +6848,7 @@
               <w14:ligatures w14:val="standardContextual"/>
             </w:rPr>
           </w:pPr>
-          <w:hyperlink w:anchor="_Toc242738173" w:history="1">
+          <w:hyperlink w:anchor="_Toc242811553" w:history="1">
             <w:r>
               <w:rPr>
                 <w:rStyle w:val="Hyperlink"/>
@@ -6347,7 +6903,7 @@
                 <w:sz w:val="26"/>
                 <w:szCs w:val="26"/>
               </w:rPr>
-              <w:instrText xml:space="preserve"> PAGEREF _Toc242738173 \h </w:instrText>
+              <w:instrText xml:space="preserve"> PAGEREF _Toc242811553 \h </w:instrText>
             </w:r>
             <w:r>
               <w:rPr>
@@ -6403,7 +6959,7 @@
               <w14:ligatures w14:val="standardContextual"/>
             </w:rPr>
           </w:pPr>
-          <w:hyperlink w:anchor="_Toc242738174" w:history="1">
+          <w:hyperlink w:anchor="_Toc242811554" w:history="1">
             <w:r>
               <w:rPr>
                 <w:rStyle w:val="Hyperlink"/>
@@ -6458,7 +7014,7 @@
                 <w:sz w:val="26"/>
                 <w:szCs w:val="26"/>
               </w:rPr>
-              <w:instrText xml:space="preserve"> PAGEREF _Toc242738174 \h </w:instrText>
+              <w:instrText xml:space="preserve"> PAGEREF _Toc242811554 \h </w:instrText>
             </w:r>
             <w:r>
               <w:rPr>
@@ -6514,7 +7070,7 @@
               <w14:ligatures w14:val="standardContextual"/>
             </w:rPr>
           </w:pPr>
-          <w:hyperlink w:anchor="_Toc242738175" w:history="1">
+          <w:hyperlink w:anchor="_Toc242811555" w:history="1">
             <w:r>
               <w:rPr>
                 <w:rStyle w:val="Hyperlink"/>
@@ -6569,7 +7125,7 @@
                 <w:sz w:val="26"/>
                 <w:szCs w:val="26"/>
               </w:rPr>
-              <w:instrText xml:space="preserve"> PAGEREF _Toc242738175 \h </w:instrText>
+              <w:instrText xml:space="preserve"> PAGEREF _Toc242811555 \h </w:instrText>
             </w:r>
             <w:r>
               <w:rPr>
@@ -6625,7 +7181,7 @@
               <w14:ligatures w14:val="standardContextual"/>
             </w:rPr>
           </w:pPr>
-          <w:hyperlink w:anchor="_Toc242738176" w:history="1">
+          <w:hyperlink w:anchor="_Toc242811556" w:history="1">
             <w:r>
               <w:rPr>
                 <w:rStyle w:val="Hyperlink"/>
@@ -6680,7 +7236,7 @@
                 <w:sz w:val="26"/>
                 <w:szCs w:val="26"/>
               </w:rPr>
-              <w:instrText xml:space="preserve"> PAGEREF _Toc242738176 \h </w:instrText>
+              <w:instrText xml:space="preserve"> PAGEREF _Toc242811556 \h </w:instrText>
             </w:r>
             <w:r>
               <w:rPr>
@@ -6736,7 +7292,7 @@
               <w14:ligatures w14:val="standardContextual"/>
             </w:rPr>
           </w:pPr>
-          <w:hyperlink w:anchor="_Toc242738177" w:history="1">
+          <w:hyperlink w:anchor="_Toc242811557" w:history="1">
             <w:r>
               <w:rPr>
                 <w:rStyle w:val="Hyperlink"/>
@@ -6791,7 +7347,7 @@
                 <w:sz w:val="26"/>
                 <w:szCs w:val="26"/>
               </w:rPr>
-              <w:instrText xml:space="preserve"> PAGEREF _Toc242738177 \h </w:instrText>
+              <w:instrText xml:space="preserve"> PAGEREF _Toc242811557 \h </w:instrText>
             </w:r>
             <w:r>
               <w:rPr>
@@ -6847,7 +7403,7 @@
               <w14:ligatures w14:val="standardContextual"/>
             </w:rPr>
           </w:pPr>
-          <w:hyperlink w:anchor="_Toc242738178" w:history="1">
+          <w:hyperlink w:anchor="_Toc242811558" w:history="1">
             <w:r>
               <w:rPr>
                 <w:rStyle w:val="Hyperlink"/>
@@ -6902,7 +7458,7 @@
                 <w:sz w:val="26"/>
                 <w:szCs w:val="26"/>
               </w:rPr>
-              <w:instrText xml:space="preserve"> PAGEREF _Toc242738178 \h </w:instrText>
+              <w:instrText xml:space="preserve"> PAGEREF _Toc242811558 \h </w:instrText>
             </w:r>
             <w:r>
               <w:rPr>
@@ -6958,7 +7514,7 @@
               <w14:ligatures w14:val="standardContextual"/>
             </w:rPr>
           </w:pPr>
-          <w:hyperlink w:anchor="_Toc242738179" w:history="1">
+          <w:hyperlink w:anchor="_Toc242811559" w:history="1">
             <w:r>
               <w:rPr>
                 <w:rStyle w:val="Hyperlink"/>
@@ -7014,7 +7570,7 @@
                 <w:sz w:val="26"/>
                 <w:szCs w:val="26"/>
               </w:rPr>
-              <w:instrText xml:space="preserve"> PAGEREF _Toc242738179 \h </w:instrText>
+              <w:instrText xml:space="preserve"> PAGEREF _Toc242811559 \h </w:instrText>
             </w:r>
             <w:r>
               <w:rPr>
@@ -7070,7 +7626,7 @@
               <w14:ligatures w14:val="standardContextual"/>
             </w:rPr>
           </w:pPr>
-          <w:hyperlink w:anchor="_Toc242738180" w:history="1">
+          <w:hyperlink w:anchor="_Toc242811560" w:history="1">
             <w:r>
               <w:rPr>
                 <w:rStyle w:val="Hyperlink"/>
@@ -7125,7 +7681,7 @@
                 <w:sz w:val="26"/>
                 <w:szCs w:val="26"/>
               </w:rPr>
-              <w:instrText xml:space="preserve"> PAGEREF _Toc242738180 \h </w:instrText>
+              <w:instrText xml:space="preserve"> PAGEREF _Toc242811560 \h </w:instrText>
             </w:r>
             <w:r>
               <w:rPr>
@@ -7181,7 +7737,7 @@
               <w14:ligatures w14:val="standardContextual"/>
             </w:rPr>
           </w:pPr>
-          <w:hyperlink w:anchor="_Toc242738181" w:history="1">
+          <w:hyperlink w:anchor="_Toc242811561" w:history="1">
             <w:r>
               <w:rPr>
                 <w:rStyle w:val="Hyperlink"/>
@@ -7236,7 +7792,7 @@
                 <w:sz w:val="26"/>
                 <w:szCs w:val="26"/>
               </w:rPr>
-              <w:instrText xml:space="preserve"> PAGEREF _Toc242738181 \h </w:instrText>
+              <w:instrText xml:space="preserve"> PAGEREF _Toc242811561 \h </w:instrText>
             </w:r>
             <w:r>
               <w:rPr>
@@ -7291,7 +7847,7 @@
               <w14:ligatures w14:val="standardContextual"/>
             </w:rPr>
           </w:pPr>
-          <w:hyperlink w:anchor="_Toc242738182" w:history="1">
+          <w:hyperlink w:anchor="_Toc242811562" w:history="1">
             <w:r>
               <w:rPr>
                 <w:rStyle w:val="Hyperlink"/>
@@ -7326,7 +7882,7 @@
                 <w:sz w:val="26"/>
                 <w:szCs w:val="26"/>
               </w:rPr>
-              <w:instrText xml:space="preserve"> PAGEREF _Toc242738182 \h </w:instrText>
+              <w:instrText xml:space="preserve"> PAGEREF _Toc242811562 \h </w:instrText>
             </w:r>
             <w:r>
               <w:rPr>
@@ -7382,7 +7938,7 @@
               <w14:ligatures w14:val="standardContextual"/>
             </w:rPr>
           </w:pPr>
-          <w:hyperlink w:anchor="_Toc242738183" w:history="1">
+          <w:hyperlink w:anchor="_Toc242811563" w:history="1">
             <w:r>
               <w:rPr>
                 <w:rStyle w:val="Hyperlink"/>
@@ -7437,7 +7993,7 @@
                 <w:sz w:val="26"/>
                 <w:szCs w:val="26"/>
               </w:rPr>
-              <w:instrText xml:space="preserve"> PAGEREF _Toc242738183 \h </w:instrText>
+              <w:instrText xml:space="preserve"> PAGEREF _Toc242811563 \h </w:instrText>
             </w:r>
             <w:r>
               <w:rPr>
@@ -7493,7 +8049,7 @@
               <w14:ligatures w14:val="standardContextual"/>
             </w:rPr>
           </w:pPr>
-          <w:hyperlink w:anchor="_Toc242738184" w:history="1">
+          <w:hyperlink w:anchor="_Toc242811564" w:history="1">
             <w:r>
               <w:rPr>
                 <w:rStyle w:val="Hyperlink"/>
@@ -7548,7 +8104,7 @@
                 <w:sz w:val="26"/>
                 <w:szCs w:val="26"/>
               </w:rPr>
-              <w:instrText xml:space="preserve"> PAGEREF _Toc242738184 \h </w:instrText>
+              <w:instrText xml:space="preserve"> PAGEREF _Toc242811564 \h </w:instrText>
             </w:r>
             <w:r>
               <w:rPr>
@@ -7604,7 +8160,7 @@
               <w14:ligatures w14:val="standardContextual"/>
             </w:rPr>
           </w:pPr>
-          <w:hyperlink w:anchor="_Toc242738185" w:history="1">
+          <w:hyperlink w:anchor="_Toc242811565" w:history="1">
             <w:r>
               <w:rPr>
                 <w:rStyle w:val="Hyperlink"/>
@@ -7659,7 +8215,7 @@
                 <w:sz w:val="26"/>
                 <w:szCs w:val="26"/>
               </w:rPr>
-              <w:instrText xml:space="preserve"> PAGEREF _Toc242738185 \h </w:instrText>
+              <w:instrText xml:space="preserve"> PAGEREF _Toc242811565 \h </w:instrText>
             </w:r>
             <w:r>
               <w:rPr>
@@ -7715,7 +8271,7 @@
               <w14:ligatures w14:val="standardContextual"/>
             </w:rPr>
           </w:pPr>
-          <w:hyperlink w:anchor="_Toc242738186" w:history="1">
+          <w:hyperlink w:anchor="_Toc242811566" w:history="1">
             <w:r>
               <w:rPr>
                 <w:rStyle w:val="Hyperlink"/>
@@ -7770,7 +8326,7 @@
                 <w:sz w:val="26"/>
                 <w:szCs w:val="26"/>
               </w:rPr>
-              <w:instrText xml:space="preserve"> PAGEREF _Toc242738186 \h </w:instrText>
+              <w:instrText xml:space="preserve"> PAGEREF _Toc242811566 \h </w:instrText>
             </w:r>
             <w:r>
               <w:rPr>
@@ -7826,7 +8382,7 @@
               <w14:ligatures w14:val="standardContextual"/>
             </w:rPr>
           </w:pPr>
-          <w:hyperlink w:anchor="_Toc242738187" w:history="1">
+          <w:hyperlink w:anchor="_Toc242811567" w:history="1">
             <w:r>
               <w:rPr>
                 <w:rStyle w:val="Hyperlink"/>
@@ -7881,7 +8437,7 @@
                 <w:sz w:val="26"/>
                 <w:szCs w:val="26"/>
               </w:rPr>
-              <w:instrText xml:space="preserve"> PAGEREF _Toc242738187 \h </w:instrText>
+              <w:instrText xml:space="preserve"> PAGEREF _Toc242811567 \h </w:instrText>
             </w:r>
             <w:r>
               <w:rPr>
@@ -7937,7 +8493,7 @@
               <w14:ligatures w14:val="standardContextual"/>
             </w:rPr>
           </w:pPr>
-          <w:hyperlink w:anchor="_Toc242738188" w:history="1">
+          <w:hyperlink w:anchor="_Toc242811568" w:history="1">
             <w:r>
               <w:rPr>
                 <w:rStyle w:val="Hyperlink"/>
@@ -7992,7 +8548,7 @@
                 <w:sz w:val="26"/>
                 <w:szCs w:val="26"/>
               </w:rPr>
-              <w:instrText xml:space="preserve"> PAGEREF _Toc242738188 \h </w:instrText>
+              <w:instrText xml:space="preserve"> PAGEREF _Toc242811568 \h </w:instrText>
             </w:r>
             <w:r>
               <w:rPr>
@@ -8048,7 +8604,7 @@
               <w14:ligatures w14:val="standardContextual"/>
             </w:rPr>
           </w:pPr>
-          <w:hyperlink w:anchor="_Toc242738189" w:history="1">
+          <w:hyperlink w:anchor="_Toc242811569" w:history="1">
             <w:r>
               <w:rPr>
                 <w:rStyle w:val="Hyperlink"/>
@@ -8103,7 +8659,7 @@
                 <w:sz w:val="26"/>
                 <w:szCs w:val="26"/>
               </w:rPr>
-              <w:instrText xml:space="preserve"> PAGEREF _Toc242738189 \h </w:instrText>
+              <w:instrText xml:space="preserve"> PAGEREF _Toc242811569 \h </w:instrText>
             </w:r>
             <w:r>
               <w:rPr>
@@ -8159,7 +8715,7 @@
               <w14:ligatures w14:val="standardContextual"/>
             </w:rPr>
           </w:pPr>
-          <w:hyperlink w:anchor="_Toc242738190" w:history="1">
+          <w:hyperlink w:anchor="_Toc242811570" w:history="1">
             <w:r>
               <w:rPr>
                 <w:rStyle w:val="Hyperlink"/>
@@ -8214,7 +8770,7 @@
                 <w:sz w:val="26"/>
                 <w:szCs w:val="26"/>
               </w:rPr>
-              <w:instrText xml:space="preserve"> PAGEREF _Toc242738190 \h </w:instrText>
+              <w:instrText xml:space="preserve"> PAGEREF _Toc242811570 \h </w:instrText>
             </w:r>
             <w:r>
               <w:rPr>
@@ -8269,7 +8825,7 @@
               <w14:ligatures w14:val="standardContextual"/>
             </w:rPr>
           </w:pPr>
-          <w:hyperlink w:anchor="_Toc242738191" w:history="1">
+          <w:hyperlink w:anchor="_Toc242811571" w:history="1">
             <w:r>
               <w:rPr>
                 <w:rStyle w:val="Hyperlink"/>
@@ -8304,7 +8860,7 @@
                 <w:sz w:val="26"/>
                 <w:szCs w:val="26"/>
               </w:rPr>
-              <w:instrText xml:space="preserve"> PAGEREF _Toc242738191 \h </w:instrText>
+              <w:instrText xml:space="preserve"> PAGEREF _Toc242811571 \h </w:instrText>
             </w:r>
             <w:r>
               <w:rPr>
@@ -8360,7 +8916,7 @@
               <w14:ligatures w14:val="standardContextual"/>
             </w:rPr>
           </w:pPr>
-          <w:hyperlink w:anchor="_Toc242738192" w:history="1">
+          <w:hyperlink w:anchor="_Toc242811572" w:history="1">
             <w:r>
               <w:rPr>
                 <w:rStyle w:val="Hyperlink"/>
@@ -8415,7 +8971,7 @@
                 <w:sz w:val="26"/>
                 <w:szCs w:val="26"/>
               </w:rPr>
-              <w:instrText xml:space="preserve"> PAGEREF _Toc242738192 \h </w:instrText>
+              <w:instrText xml:space="preserve"> PAGEREF _Toc242811572 \h </w:instrText>
             </w:r>
             <w:r>
               <w:rPr>
@@ -8471,7 +9027,7 @@
               <w14:ligatures w14:val="standardContextual"/>
             </w:rPr>
           </w:pPr>
-          <w:hyperlink w:anchor="_Toc242738193" w:history="1">
+          <w:hyperlink w:anchor="_Toc242811573" w:history="1">
             <w:r>
               <w:rPr>
                 <w:rStyle w:val="Hyperlink"/>
@@ -8526,7 +9082,7 @@
                 <w:sz w:val="26"/>
                 <w:szCs w:val="26"/>
               </w:rPr>
-              <w:instrText xml:space="preserve"> PAGEREF _Toc242738193 \h </w:instrText>
+              <w:instrText xml:space="preserve"> PAGEREF _Toc242811573 \h </w:instrText>
             </w:r>
             <w:r>
               <w:rPr>
@@ -8582,7 +9138,7 @@
               <w14:ligatures w14:val="standardContextual"/>
             </w:rPr>
           </w:pPr>
-          <w:hyperlink w:anchor="_Toc242738194" w:history="1">
+          <w:hyperlink w:anchor="_Toc242811574" w:history="1">
             <w:r>
               <w:rPr>
                 <w:rStyle w:val="Hyperlink"/>
@@ -8637,7 +9193,7 @@
                 <w:sz w:val="26"/>
                 <w:szCs w:val="26"/>
               </w:rPr>
-              <w:instrText xml:space="preserve"> PAGEREF _Toc242738194 \h </w:instrText>
+              <w:instrText xml:space="preserve"> PAGEREF _Toc242811574 \h </w:instrText>
             </w:r>
             <w:r>
               <w:rPr>
@@ -8693,7 +9249,7 @@
               <w14:ligatures w14:val="standardContextual"/>
             </w:rPr>
           </w:pPr>
-          <w:hyperlink w:anchor="_Toc242738195" w:history="1">
+          <w:hyperlink w:anchor="_Toc242811575" w:history="1">
             <w:r>
               <w:rPr>
                 <w:rStyle w:val="Hyperlink"/>
@@ -8748,7 +9304,7 @@
                 <w:sz w:val="26"/>
                 <w:szCs w:val="26"/>
               </w:rPr>
-              <w:instrText xml:space="preserve"> PAGEREF _Toc242738195 \h </w:instrText>
+              <w:instrText xml:space="preserve"> PAGEREF _Toc242811575 \h </w:instrText>
             </w:r>
             <w:r>
               <w:rPr>
@@ -8804,7 +9360,7 @@
               <w14:ligatures w14:val="standardContextual"/>
             </w:rPr>
           </w:pPr>
-          <w:hyperlink w:anchor="_Toc242738196" w:history="1">
+          <w:hyperlink w:anchor="_Toc242811576" w:history="1">
             <w:r>
               <w:rPr>
                 <w:rStyle w:val="Hyperlink"/>
@@ -8859,7 +9415,7 @@
                 <w:sz w:val="26"/>
                 <w:szCs w:val="26"/>
               </w:rPr>
-              <w:instrText xml:space="preserve"> PAGEREF _Toc242738196 \h </w:instrText>
+              <w:instrText xml:space="preserve"> PAGEREF _Toc242811576 \h </w:instrText>
             </w:r>
             <w:r>
               <w:rPr>
@@ -8915,7 +9471,7 @@
               <w14:ligatures w14:val="standardContextual"/>
             </w:rPr>
           </w:pPr>
-          <w:hyperlink w:anchor="_Toc242738197" w:history="1">
+          <w:hyperlink w:anchor="_Toc242811577" w:history="1">
             <w:r>
               <w:rPr>
                 <w:rStyle w:val="Hyperlink"/>
@@ -8970,7 +9526,7 @@
                 <w:sz w:val="26"/>
                 <w:szCs w:val="26"/>
               </w:rPr>
-              <w:instrText xml:space="preserve"> PAGEREF _Toc242738197 \h </w:instrText>
+              <w:instrText xml:space="preserve"> PAGEREF _Toc242811577 \h </w:instrText>
             </w:r>
             <w:r>
               <w:rPr>
@@ -9026,7 +9582,7 @@
               <w14:ligatures w14:val="standardContextual"/>
             </w:rPr>
           </w:pPr>
-          <w:hyperlink w:anchor="_Toc242738198" w:history="1">
+          <w:hyperlink w:anchor="_Toc242811578" w:history="1">
             <w:r>
               <w:rPr>
                 <w:rStyle w:val="Hyperlink"/>
@@ -9081,7 +9637,7 @@
                 <w:sz w:val="26"/>
                 <w:szCs w:val="26"/>
               </w:rPr>
-              <w:instrText xml:space="preserve"> PAGEREF _Toc242738198 \h </w:instrText>
+              <w:instrText xml:space="preserve"> PAGEREF _Toc242811578 \h </w:instrText>
             </w:r>
             <w:r>
               <w:rPr>
@@ -9137,7 +9693,7 @@
               <w14:ligatures w14:val="standardContextual"/>
             </w:rPr>
           </w:pPr>
-          <w:hyperlink w:anchor="_Toc242738199" w:history="1">
+          <w:hyperlink w:anchor="_Toc242811579" w:history="1">
             <w:r>
               <w:rPr>
                 <w:rStyle w:val="Hyperlink"/>
@@ -9192,7 +9748,7 @@
                 <w:sz w:val="26"/>
                 <w:szCs w:val="26"/>
               </w:rPr>
-              <w:instrText xml:space="preserve"> PAGEREF _Toc242738199 \h </w:instrText>
+              <w:instrText xml:space="preserve"> PAGEREF _Toc242811579 \h </w:instrText>
             </w:r>
             <w:r>
               <w:rPr>
@@ -9248,7 +9804,7 @@
               <w14:ligatures w14:val="standardContextual"/>
             </w:rPr>
           </w:pPr>
-          <w:hyperlink w:anchor="_Toc242738200" w:history="1">
+          <w:hyperlink w:anchor="_Toc242811580" w:history="1">
             <w:r>
               <w:rPr>
                 <w:rStyle w:val="Hyperlink"/>
@@ -9303,7 +9859,7 @@
                 <w:sz w:val="26"/>
                 <w:szCs w:val="26"/>
               </w:rPr>
-              <w:instrText xml:space="preserve"> PAGEREF _Toc242738200 \h </w:instrText>
+              <w:instrText xml:space="preserve"> PAGEREF _Toc242811580 \h </w:instrText>
             </w:r>
             <w:r>
               <w:rPr>
@@ -9359,7 +9915,7 @@
               <w14:ligatures w14:val="standardContextual"/>
             </w:rPr>
           </w:pPr>
-          <w:hyperlink w:anchor="_Toc242738201" w:history="1">
+          <w:hyperlink w:anchor="_Toc242811581" w:history="1">
             <w:r>
               <w:rPr>
                 <w:rStyle w:val="Hyperlink"/>
@@ -9414,7 +9970,7 @@
                 <w:sz w:val="26"/>
                 <w:szCs w:val="26"/>
               </w:rPr>
-              <w:instrText xml:space="preserve"> PAGEREF _Toc242738201 \h </w:instrText>
+              <w:instrText xml:space="preserve"> PAGEREF _Toc242811581 \h </w:instrText>
             </w:r>
             <w:r>
               <w:rPr>
@@ -9470,7 +10026,7 @@
               <w14:ligatures w14:val="standardContextual"/>
             </w:rPr>
           </w:pPr>
-          <w:hyperlink w:anchor="_Toc242738202" w:history="1">
+          <w:hyperlink w:anchor="_Toc242811582" w:history="1">
             <w:r>
               <w:rPr>
                 <w:rStyle w:val="Hyperlink"/>
@@ -9525,7 +10081,7 @@
                 <w:sz w:val="26"/>
                 <w:szCs w:val="26"/>
               </w:rPr>
-              <w:instrText xml:space="preserve"> PAGEREF _Toc242738202 \h </w:instrText>
+              <w:instrText xml:space="preserve"> PAGEREF _Toc242811582 \h </w:instrText>
             </w:r>
             <w:r>
               <w:rPr>
@@ -9581,7 +10137,7 @@
               <w14:ligatures w14:val="standardContextual"/>
             </w:rPr>
           </w:pPr>
-          <w:hyperlink w:anchor="_Toc242738203" w:history="1">
+          <w:hyperlink w:anchor="_Toc242811583" w:history="1">
             <w:r>
               <w:rPr>
                 <w:rStyle w:val="Hyperlink"/>
@@ -9636,7 +10192,7 @@
                 <w:sz w:val="26"/>
                 <w:szCs w:val="26"/>
               </w:rPr>
-              <w:instrText xml:space="preserve"> PAGEREF _Toc242738203 \h </w:instrText>
+              <w:instrText xml:space="preserve"> PAGEREF _Toc242811583 \h </w:instrText>
             </w:r>
             <w:r>
               <w:rPr>
@@ -9692,7 +10248,7 @@
               <w14:ligatures w14:val="standardContextual"/>
             </w:rPr>
           </w:pPr>
-          <w:hyperlink w:anchor="_Toc242738204" w:history="1">
+          <w:hyperlink w:anchor="_Toc242811584" w:history="1">
             <w:r>
               <w:rPr>
                 <w:rStyle w:val="Hyperlink"/>
@@ -9747,7 +10303,7 @@
                 <w:sz w:val="26"/>
                 <w:szCs w:val="26"/>
               </w:rPr>
-              <w:instrText xml:space="preserve"> PAGEREF _Toc242738204 \h </w:instrText>
+              <w:instrText xml:space="preserve"> PAGEREF _Toc242811584 \h </w:instrText>
             </w:r>
             <w:r>
               <w:rPr>
@@ -9803,7 +10359,7 @@
               <w14:ligatures w14:val="standardContextual"/>
             </w:rPr>
           </w:pPr>
-          <w:hyperlink w:anchor="_Toc242738205" w:history="1">
+          <w:hyperlink w:anchor="_Toc242811585" w:history="1">
             <w:r>
               <w:rPr>
                 <w:rStyle w:val="Hyperlink"/>
@@ -9858,7 +10414,7 @@
                 <w:sz w:val="26"/>
                 <w:szCs w:val="26"/>
               </w:rPr>
-              <w:instrText xml:space="preserve"> PAGEREF _Toc242738205 \h </w:instrText>
+              <w:instrText xml:space="preserve"> PAGEREF _Toc242811585 \h </w:instrText>
             </w:r>
             <w:r>
               <w:rPr>
@@ -9914,7 +10470,7 @@
               <w14:ligatures w14:val="standardContextual"/>
             </w:rPr>
           </w:pPr>
-          <w:hyperlink w:anchor="_Toc242738206" w:history="1">
+          <w:hyperlink w:anchor="_Toc242811586" w:history="1">
             <w:r>
               <w:rPr>
                 <w:rStyle w:val="Hyperlink"/>
@@ -9969,7 +10525,7 @@
                 <w:sz w:val="26"/>
                 <w:szCs w:val="26"/>
               </w:rPr>
-              <w:instrText xml:space="preserve"> PAGEREF _Toc242738206 \h </w:instrText>
+              <w:instrText xml:space="preserve"> PAGEREF _Toc242811586 \h </w:instrText>
             </w:r>
             <w:r>
               <w:rPr>
@@ -10025,7 +10581,7 @@
               <w14:ligatures w14:val="standardContextual"/>
             </w:rPr>
           </w:pPr>
-          <w:hyperlink w:anchor="_Toc242738207" w:history="1">
+          <w:hyperlink w:anchor="_Toc242811587" w:history="1">
             <w:r>
               <w:rPr>
                 <w:rStyle w:val="Hyperlink"/>
@@ -10080,7 +10636,7 @@
                 <w:sz w:val="26"/>
                 <w:szCs w:val="26"/>
               </w:rPr>
-              <w:instrText xml:space="preserve"> PAGEREF _Toc242738207 \h </w:instrText>
+              <w:instrText xml:space="preserve"> PAGEREF _Toc242811587 \h </w:instrText>
             </w:r>
             <w:r>
               <w:rPr>
@@ -10135,7 +10691,7 @@
               <w14:ligatures w14:val="standardContextual"/>
             </w:rPr>
           </w:pPr>
-          <w:hyperlink w:anchor="_Toc242738208" w:history="1">
+          <w:hyperlink w:anchor="_Toc242811588" w:history="1">
             <w:r>
               <w:rPr>
                 <w:rStyle w:val="Hyperlink"/>
@@ -10170,7 +10726,7 @@
                 <w:sz w:val="26"/>
                 <w:szCs w:val="26"/>
               </w:rPr>
-              <w:instrText xml:space="preserve"> PAGEREF _Toc242738208 \h </w:instrText>
+              <w:instrText xml:space="preserve"> PAGEREF _Toc242811588 \h </w:instrText>
             </w:r>
             <w:r>
               <w:rPr>
@@ -10226,7 +10782,7 @@
               <w14:ligatures w14:val="standardContextual"/>
             </w:rPr>
           </w:pPr>
-          <w:hyperlink w:anchor="_Toc242738209" w:history="1">
+          <w:hyperlink w:anchor="_Toc242811589" w:history="1">
             <w:r>
               <w:rPr>
                 <w:rStyle w:val="Hyperlink"/>
@@ -10281,7 +10837,7 @@
                 <w:sz w:val="26"/>
                 <w:szCs w:val="26"/>
               </w:rPr>
-              <w:instrText xml:space="preserve"> PAGEREF _Toc242738209 \h </w:instrText>
+              <w:instrText xml:space="preserve"> PAGEREF _Toc242811589 \h </w:instrText>
             </w:r>
             <w:r>
               <w:rPr>
@@ -10337,7 +10893,7 @@
               <w14:ligatures w14:val="standardContextual"/>
             </w:rPr>
           </w:pPr>
-          <w:hyperlink w:anchor="_Toc242738210" w:history="1">
+          <w:hyperlink w:anchor="_Toc242811590" w:history="1">
             <w:r>
               <w:rPr>
                 <w:rStyle w:val="Hyperlink"/>
@@ -10392,7 +10948,7 @@
                 <w:sz w:val="26"/>
                 <w:szCs w:val="26"/>
               </w:rPr>
-              <w:instrText xml:space="preserve"> PAGEREF _Toc242738210 \h </w:instrText>
+              <w:instrText xml:space="preserve"> PAGEREF _Toc242811590 \h </w:instrText>
             </w:r>
             <w:r>
               <w:rPr>
@@ -10447,7 +11003,7 @@
               <w14:ligatures w14:val="standardContextual"/>
             </w:rPr>
           </w:pPr>
-          <w:hyperlink w:anchor="_Toc242738211" w:history="1">
+          <w:hyperlink w:anchor="_Toc242811591" w:history="1">
             <w:r>
               <w:rPr>
                 <w:rStyle w:val="Hyperlink"/>
@@ -10482,7 +11038,7 @@
                 <w:sz w:val="26"/>
                 <w:szCs w:val="26"/>
               </w:rPr>
-              <w:instrText xml:space="preserve"> PAGEREF _Toc242738211 \h </w:instrText>
+              <w:instrText xml:space="preserve"> PAGEREF _Toc242811591 \h </w:instrText>
             </w:r>
             <w:r>
               <w:rPr>
@@ -10508,16 +11064,7 @@
                 <w:sz w:val="26"/>
                 <w:szCs w:val="26"/>
               </w:rPr>
-              <w:t>4</w:t>
-            </w:r>
-            <w:r>
-              <w:rPr>
-                <w:noProof/>
-                <w:webHidden/>
-                <w:sz w:val="26"/>
-                <w:szCs w:val="26"/>
-              </w:rPr>
-              <w:t>4</w:t>
+              <w:t>44</w:t>
             </w:r>
             <w:r>
               <w:rPr>
@@ -10573,8 +11120,8 @@
           <w:spacing w:val="-5"/>
         </w:rPr>
       </w:pPr>
-      <w:bookmarkStart w:id="0" w:name="_Toc242187643"/>
-      <w:bookmarkStart w:id="1" w:name="_Toc242738155"/>
+      <w:bookmarkStart w:id="3" w:name="_Toc242187643"/>
+      <w:bookmarkStart w:id="4" w:name="_Toc242811535"/>
       <w:r>
         <w:lastRenderedPageBreak/>
         <w:t>DANH</w:t>
@@ -10603,8 +11150,8 @@
         </w:rPr>
         <w:t xml:space="preserve"> ẢNH</w:t>
       </w:r>
-      <w:bookmarkEnd w:id="0"/>
-      <w:bookmarkEnd w:id="1"/>
+      <w:bookmarkEnd w:id="3"/>
+      <w:bookmarkEnd w:id="4"/>
     </w:p>
     <w:p>
       <w:pPr>
@@ -12161,8 +12708,8 @@
         </w:rPr>
         <w:br w:type="page"/>
       </w:r>
-      <w:bookmarkStart w:id="2" w:name="_Toc242187644"/>
-      <w:bookmarkStart w:id="3" w:name="_Toc242738156"/>
+      <w:bookmarkStart w:id="5" w:name="_Toc242187644"/>
+      <w:bookmarkStart w:id="6" w:name="_Toc242811536"/>
       <w:r>
         <w:lastRenderedPageBreak/>
         <w:t>DANH</w:t>
@@ -12197,8 +12744,8 @@
         </w:rPr>
         <w:t>BIỂU</w:t>
       </w:r>
-      <w:bookmarkEnd w:id="2"/>
-      <w:bookmarkEnd w:id="3"/>
+      <w:bookmarkEnd w:id="5"/>
+      <w:bookmarkEnd w:id="6"/>
     </w:p>
     <w:p>
       <w:pPr>
@@ -13040,14 +13587,14 @@
         </w:numPr>
         <w:spacing w:before="120" w:after="120" w:line="360" w:lineRule="auto"/>
       </w:pPr>
-      <w:bookmarkStart w:id="4" w:name="_Toc242187645"/>
-      <w:bookmarkStart w:id="5" w:name="_Toc242738157"/>
+      <w:bookmarkStart w:id="7" w:name="_Toc242187645"/>
+      <w:bookmarkStart w:id="8" w:name="_Toc242811537"/>
       <w:r>
         <w:lastRenderedPageBreak/>
         <w:t>MỞ ĐẦU</w:t>
       </w:r>
-      <w:bookmarkEnd w:id="4"/>
-      <w:bookmarkEnd w:id="5"/>
+      <w:bookmarkEnd w:id="7"/>
+      <w:bookmarkEnd w:id="8"/>
     </w:p>
     <w:p>
       <w:pPr>
@@ -13058,8 +13605,8 @@
         </w:numPr>
         <w:jc w:val="left"/>
       </w:pPr>
-      <w:bookmarkStart w:id="6" w:name="_Toc242187646"/>
-      <w:bookmarkStart w:id="7" w:name="_Toc242738158"/>
+      <w:bookmarkStart w:id="9" w:name="_Toc242187646"/>
+      <w:bookmarkStart w:id="10" w:name="_Toc242811538"/>
       <w:r>
         <w:t xml:space="preserve">1. </w:t>
       </w:r>
@@ -13069,8 +13616,8 @@
       <w:r>
         <w:t>i</w:t>
       </w:r>
-      <w:bookmarkEnd w:id="6"/>
-      <w:bookmarkEnd w:id="7"/>
+      <w:bookmarkEnd w:id="9"/>
+      <w:bookmarkEnd w:id="10"/>
     </w:p>
     <w:p>
       <w:pPr>
@@ -13190,16 +13737,16 @@
         </w:numPr>
         <w:jc w:val="left"/>
       </w:pPr>
-      <w:bookmarkStart w:id="8" w:name="_Toc242187647"/>
-      <w:bookmarkStart w:id="9" w:name="_Toc242738159"/>
+      <w:bookmarkStart w:id="11" w:name="_Toc242187647"/>
+      <w:bookmarkStart w:id="12" w:name="_Toc242811539"/>
       <w:r>
         <w:t xml:space="preserve">2. </w:t>
       </w:r>
       <w:r>
         <w:t>Mục tiêu nghiên cứu</w:t>
       </w:r>
-      <w:bookmarkEnd w:id="8"/>
-      <w:bookmarkEnd w:id="9"/>
+      <w:bookmarkEnd w:id="11"/>
+      <w:bookmarkEnd w:id="12"/>
     </w:p>
     <w:p>
       <w:pPr>
@@ -13291,25 +13838,7 @@
           <w:spacing w:val="-4"/>
           <w:sz w:val="26"/>
         </w:rPr>
-        <w:t xml:space="preserve">Hiển thị đa thiết bị: Xây dựng giao diện có khả năng hiển thị tương thích trên cả màn hình máy tính (laptop/desktop) và thiết bị di động thông qua việc sử dụng Master Page (Site.Master và </w:t>
-      </w:r>
-      <w:proofErr w:type="gramStart"/>
-      <w:r>
-        <w:rPr>
-          <w:bCs/>
-          <w:spacing w:val="-4"/>
-          <w:sz w:val="26"/>
-        </w:rPr>
-        <w:t>Site.Mobile.Master</w:t>
-      </w:r>
-      <w:proofErr w:type="gramEnd"/>
-      <w:r>
-        <w:rPr>
-          <w:bCs/>
-          <w:spacing w:val="-4"/>
-          <w:sz w:val="26"/>
-        </w:rPr>
-        <w:t>).</w:t>
+        <w:t>Hiển thị đa thiết bị: Xây dựng giao diện có khả năng hiển thị tương thích trên cả màn hình máy tính (laptop/desktop) và thiết bị di động thông qua việc sử dụng Master Page (Site.Master và Site.Mobile.Master).</w:t>
       </w:r>
     </w:p>
     <w:p>
@@ -13681,25 +14210,7 @@
           <w:spacing w:val="-4"/>
           <w:sz w:val="26"/>
         </w:rPr>
-        <w:t xml:space="preserve">Kết nối và thực hiện các thao tác truy vấn dữ liệu (CRUD) </w:t>
-      </w:r>
-      <w:proofErr w:type="gramStart"/>
-      <w:r>
-        <w:rPr>
-          <w:bCs/>
-          <w:spacing w:val="-4"/>
-          <w:sz w:val="26"/>
-        </w:rPr>
-        <w:t>an</w:t>
-      </w:r>
-      <w:proofErr w:type="gramEnd"/>
-      <w:r>
-        <w:rPr>
-          <w:bCs/>
-          <w:spacing w:val="-4"/>
-          <w:sz w:val="26"/>
-        </w:rPr>
-        <w:t xml:space="preserve"> toàn, ổn định với cơ sở dữ liệu SQL Server.</w:t>
+        <w:t>Kết nối và thực hiện các thao tác truy vấn dữ liệu (CRUD) an toàn, ổn định với cơ sở dữ liệu SQL Server.</w:t>
       </w:r>
     </w:p>
     <w:p>
@@ -13711,16 +14222,16 @@
         </w:numPr>
         <w:jc w:val="left"/>
       </w:pPr>
-      <w:bookmarkStart w:id="10" w:name="_Toc242187648"/>
-      <w:bookmarkStart w:id="11" w:name="_Toc242738160"/>
+      <w:bookmarkStart w:id="13" w:name="_Toc242187648"/>
+      <w:bookmarkStart w:id="14" w:name="_Toc242811540"/>
       <w:r>
         <w:t xml:space="preserve">3. </w:t>
       </w:r>
       <w:r>
         <w:t>Đối tượng và phạm vi nghiên cứu</w:t>
       </w:r>
-      <w:bookmarkEnd w:id="10"/>
-      <w:bookmarkEnd w:id="11"/>
+      <w:bookmarkEnd w:id="13"/>
+      <w:bookmarkEnd w:id="14"/>
     </w:p>
     <w:p>
       <w:pPr>
@@ -14086,23 +14597,7 @@
           <w:spacing w:val="-4"/>
           <w:sz w:val="26"/>
         </w:rPr>
-        <w:t xml:space="preserve">Hiển thị giao diện tương thích trên máy tính và thiết bị di động (thông qua Site.Master và </w:t>
-      </w:r>
-      <w:proofErr w:type="gramStart"/>
-      <w:r>
-        <w:rPr>
-          <w:spacing w:val="-4"/>
-          <w:sz w:val="26"/>
-        </w:rPr>
-        <w:t>Site.Mobile.Master</w:t>
-      </w:r>
-      <w:proofErr w:type="gramEnd"/>
-      <w:r>
-        <w:rPr>
-          <w:spacing w:val="-4"/>
-          <w:sz w:val="26"/>
-        </w:rPr>
-        <w:t>).</w:t>
+        <w:t>Hiển thị giao diện tương thích trên máy tính và thiết bị di động (thông qua Site.Master và Site.Mobile.Master).</w:t>
       </w:r>
     </w:p>
     <w:p>
@@ -14235,18 +14730,8 @@
           <w:sz w:val="26"/>
           <w:lang w:val="fr-FR"/>
         </w:rPr>
-        <w:t>Phân hệ quản trị (Admin</w:t>
-      </w:r>
-      <w:proofErr w:type="gramStart"/>
-      <w:r>
-        <w:rPr>
-          <w:spacing w:val="-4"/>
-          <w:sz w:val="26"/>
-          <w:lang w:val="fr-FR"/>
-        </w:rPr>
-        <w:t>):</w:t>
-      </w:r>
-      <w:proofErr w:type="gramEnd"/>
+        <w:t>Phân hệ quản trị (Admin):</w:t>
+      </w:r>
     </w:p>
     <w:p>
       <w:pPr>
@@ -14470,20 +14955,8 @@
           <w:sz w:val="26"/>
           <w:lang w:val="fr-FR"/>
         </w:rPr>
-        <w:t xml:space="preserve">Phạm vi kỹ thuật và môi trường triển </w:t>
-      </w:r>
-      <w:proofErr w:type="gramStart"/>
-      <w:r>
-        <w:rPr>
-          <w:b/>
-          <w:bCs/>
-          <w:spacing w:val="-4"/>
-          <w:sz w:val="26"/>
-          <w:lang w:val="fr-FR"/>
-        </w:rPr>
-        <w:t>khai:</w:t>
-      </w:r>
-      <w:proofErr w:type="gramEnd"/>
+        <w:t>Phạm vi kỹ thuật và môi trường triển khai:</w:t>
+      </w:r>
     </w:p>
     <w:p>
       <w:pPr>
@@ -14538,16 +15011,16 @@
         </w:numPr>
         <w:jc w:val="left"/>
       </w:pPr>
-      <w:bookmarkStart w:id="12" w:name="_Toc242187649"/>
-      <w:bookmarkStart w:id="13" w:name="_Toc242738161"/>
+      <w:bookmarkStart w:id="15" w:name="_Toc242187649"/>
+      <w:bookmarkStart w:id="16" w:name="_Toc242811541"/>
       <w:r>
         <w:t xml:space="preserve">4. </w:t>
       </w:r>
       <w:r>
         <w:t>Phương pháp nghiên cứu</w:t>
       </w:r>
-      <w:bookmarkEnd w:id="12"/>
-      <w:bookmarkEnd w:id="13"/>
+      <w:bookmarkEnd w:id="15"/>
+      <w:bookmarkEnd w:id="16"/>
     </w:p>
     <w:p>
       <w:pPr>
@@ -14848,25 +15321,7 @@
           <w:spacing w:val="-4"/>
           <w:sz w:val="26"/>
         </w:rPr>
-        <w:t xml:space="preserve">Thiết kế giao diện: Ứng dụng HTML5, CSS3, Bootstrap để tạo giao diện, kết hợp cơ chế Master Page (Site.Master, </w:t>
-      </w:r>
-      <w:proofErr w:type="gramStart"/>
-      <w:r>
-        <w:rPr>
-          <w:bCs/>
-          <w:spacing w:val="-4"/>
-          <w:sz w:val="26"/>
-        </w:rPr>
-        <w:t>Site.Mobile.Master</w:t>
-      </w:r>
-      <w:proofErr w:type="gramEnd"/>
-      <w:r>
-        <w:rPr>
-          <w:bCs/>
-          <w:spacing w:val="-4"/>
-          <w:sz w:val="26"/>
-        </w:rPr>
-        <w:t xml:space="preserve"> và Admin.Master) để đồng bộ bố cục và tối ưu khả năng hiển thị đa thiết bị.</w:t>
+        <w:t>Thiết kế giao diện: Ứng dụng HTML5, CSS3, Bootstrap để tạo giao diện, kết hợp cơ chế Master Page (Site.Master, Site.Mobile.Master và Admin.Master) để đồng bộ bố cục và tối ưu khả năng hiển thị đa thiết bị.</w:t>
       </w:r>
     </w:p>
     <w:p>
@@ -15117,14 +15572,14 @@
         </w:rPr>
         <w:br w:type="page"/>
       </w:r>
-      <w:bookmarkStart w:id="14" w:name="_Toc242187650"/>
-      <w:bookmarkStart w:id="15" w:name="_Toc242738162"/>
+      <w:bookmarkStart w:id="17" w:name="_Toc242187650"/>
+      <w:bookmarkStart w:id="18" w:name="_Toc242811542"/>
       <w:r>
         <w:lastRenderedPageBreak/>
         <w:t>NGHIÊN CỨU LÝ THUYẾT</w:t>
       </w:r>
-      <w:bookmarkEnd w:id="14"/>
-      <w:bookmarkEnd w:id="15"/>
+      <w:bookmarkEnd w:id="17"/>
+      <w:bookmarkEnd w:id="18"/>
     </w:p>
     <w:p>
       <w:pPr>
@@ -15135,29 +15590,29 @@
           <w:lang w:val="en-US"/>
         </w:rPr>
       </w:pPr>
-      <w:bookmarkStart w:id="16" w:name="_Toc242187651"/>
-      <w:bookmarkStart w:id="17" w:name="_Toc242738163"/>
+      <w:bookmarkStart w:id="19" w:name="_Toc242187651"/>
+      <w:bookmarkStart w:id="20" w:name="_Toc242811543"/>
       <w:r>
         <w:rPr>
           <w:lang w:val="en-US"/>
         </w:rPr>
         <w:t>Tổng quan về các công nghệ thiết kế giao diện</w:t>
       </w:r>
-      <w:bookmarkEnd w:id="16"/>
-      <w:bookmarkEnd w:id="17"/>
+      <w:bookmarkEnd w:id="19"/>
+      <w:bookmarkEnd w:id="20"/>
     </w:p>
     <w:p>
       <w:pPr>
         <w:pStyle w:val="Heading3"/>
         <w:spacing w:before="120" w:after="120" w:line="360" w:lineRule="auto"/>
       </w:pPr>
-      <w:bookmarkStart w:id="18" w:name="_Toc242187652"/>
-      <w:bookmarkStart w:id="19" w:name="_Toc242738164"/>
+      <w:bookmarkStart w:id="21" w:name="_Toc242187652"/>
+      <w:bookmarkStart w:id="22" w:name="_Toc242811544"/>
       <w:r>
         <w:t>Ngôn ngữ HTML</w:t>
       </w:r>
-      <w:bookmarkEnd w:id="18"/>
-      <w:bookmarkEnd w:id="19"/>
+      <w:bookmarkEnd w:id="21"/>
+      <w:bookmarkEnd w:id="22"/>
     </w:p>
     <w:p>
       <w:pPr>
@@ -15406,16 +15861,16 @@
           <w:lang w:val="en-US"/>
         </w:rPr>
       </w:pPr>
-      <w:bookmarkStart w:id="20" w:name="_Toc242187653"/>
-      <w:bookmarkStart w:id="21" w:name="_Toc242738165"/>
+      <w:bookmarkStart w:id="23" w:name="_Toc242187653"/>
+      <w:bookmarkStart w:id="24" w:name="_Toc242811545"/>
       <w:r>
         <w:rPr>
           <w:lang w:val="en-US"/>
         </w:rPr>
         <w:t>Ngôn ngữ CSS</w:t>
       </w:r>
-      <w:bookmarkEnd w:id="20"/>
-      <w:bookmarkEnd w:id="21"/>
+      <w:bookmarkEnd w:id="23"/>
+      <w:bookmarkEnd w:id="24"/>
     </w:p>
     <w:p>
       <w:pPr>
@@ -15650,13 +16105,13 @@
         <w:pStyle w:val="Heading3"/>
         <w:spacing w:before="120" w:after="120" w:line="360" w:lineRule="auto"/>
       </w:pPr>
-      <w:bookmarkStart w:id="22" w:name="_Toc242187654"/>
-      <w:bookmarkStart w:id="23" w:name="_Toc242738166"/>
+      <w:bookmarkStart w:id="25" w:name="_Toc242187654"/>
+      <w:bookmarkStart w:id="26" w:name="_Toc242811546"/>
       <w:r>
         <w:t>Thư viện Bootstrap</w:t>
       </w:r>
-      <w:bookmarkEnd w:id="22"/>
-      <w:bookmarkEnd w:id="23"/>
+      <w:bookmarkEnd w:id="25"/>
+      <w:bookmarkEnd w:id="26"/>
     </w:p>
     <w:p>
       <w:pPr>
@@ -15906,16 +16361,16 @@
           <w:lang w:val="en-US"/>
         </w:rPr>
       </w:pPr>
-      <w:bookmarkStart w:id="24" w:name="_Toc242187655"/>
-      <w:bookmarkStart w:id="25" w:name="_Toc242738167"/>
+      <w:bookmarkStart w:id="27" w:name="_Toc242187655"/>
+      <w:bookmarkStart w:id="28" w:name="_Toc242811547"/>
       <w:r>
         <w:rPr>
           <w:lang w:val="en-US"/>
         </w:rPr>
         <w:t>Ngôn ngữ JavaScript</w:t>
       </w:r>
-      <w:bookmarkEnd w:id="24"/>
-      <w:bookmarkEnd w:id="25"/>
+      <w:bookmarkEnd w:id="27"/>
+      <w:bookmarkEnd w:id="28"/>
     </w:p>
     <w:p>
       <w:pPr>
@@ -16144,8 +16599,8 @@
           <w:lang w:val="en-US"/>
         </w:rPr>
       </w:pPr>
-      <w:bookmarkStart w:id="26" w:name="_Toc242187656"/>
-      <w:bookmarkStart w:id="27" w:name="_Toc242738168"/>
+      <w:bookmarkStart w:id="29" w:name="_Toc242187656"/>
+      <w:bookmarkStart w:id="30" w:name="_Toc242811548"/>
       <w:r>
         <w:rPr>
           <w:lang w:val="en-US"/>
@@ -16159,8 +16614,8 @@
         </w:rPr>
         <w:t>ệ ASP.NET WEB FORMS</w:t>
       </w:r>
-      <w:bookmarkEnd w:id="26"/>
-      <w:bookmarkEnd w:id="27"/>
+      <w:bookmarkEnd w:id="29"/>
+      <w:bookmarkEnd w:id="30"/>
     </w:p>
     <w:p>
       <w:pPr>
@@ -16169,16 +16624,16 @@
           <w:lang w:val="en-US"/>
         </w:rPr>
       </w:pPr>
-      <w:bookmarkStart w:id="28" w:name="_Toc242187657"/>
-      <w:bookmarkStart w:id="29" w:name="_Toc242738169"/>
+      <w:bookmarkStart w:id="31" w:name="_Toc242187657"/>
+      <w:bookmarkStart w:id="32" w:name="_Toc242811549"/>
       <w:r>
         <w:rPr>
           <w:lang w:val="en-US"/>
         </w:rPr>
         <w:t>Nền tảng .NET Framework và ngôn ngữ C#</w:t>
       </w:r>
-      <w:bookmarkEnd w:id="28"/>
-      <w:bookmarkEnd w:id="29"/>
+      <w:bookmarkEnd w:id="31"/>
+      <w:bookmarkEnd w:id="32"/>
     </w:p>
     <w:p>
       <w:pPr>
@@ -16351,21 +16806,12 @@
           <w:szCs w:val="26"/>
         </w:rPr>
       </w:pPr>
-      <w:proofErr w:type="gramStart"/>
-      <w:r>
-        <w:rPr>
-          <w:sz w:val="26"/>
-          <w:szCs w:val="26"/>
-        </w:rPr>
-        <w:t>An</w:t>
-      </w:r>
-      <w:proofErr w:type="gramEnd"/>
-      <w:r>
-        <w:rPr>
-          <w:sz w:val="26"/>
-          <w:szCs w:val="26"/>
-        </w:rPr>
-        <w:t xml:space="preserve"> toàn và quản lý bộ nhớ tự động: Cơ chế thu gom rác (Garbage Collection) của CLR tự động dọn dẹp các đối tượng không còn sử dụng, giúp giảm thiểu lỗi rò rỉ bộ nhớ (memory leak).</w:t>
+      <w:r>
+        <w:rPr>
+          <w:sz w:val="26"/>
+          <w:szCs w:val="26"/>
+        </w:rPr>
+        <w:t>An toàn và quản lý bộ nhớ tự động: Cơ chế thu gom rác (Garbage Collection) của CLR tự động dọn dẹp các đối tượng không còn sử dụng, giúp giảm thiểu lỗi rò rỉ bộ nhớ (memory leak).</w:t>
       </w:r>
     </w:p>
     <w:p>
@@ -16485,16 +16931,16 @@
           <w:lang w:val="en-US"/>
         </w:rPr>
       </w:pPr>
-      <w:bookmarkStart w:id="30" w:name="_Toc242187658"/>
-      <w:bookmarkStart w:id="31" w:name="_Toc242738170"/>
+      <w:bookmarkStart w:id="33" w:name="_Toc242187658"/>
+      <w:bookmarkStart w:id="34" w:name="_Toc242811550"/>
       <w:r>
         <w:rPr>
           <w:lang w:val="en-US"/>
         </w:rPr>
         <w:t>Công nghệ ASP.NET Web Forms</w:t>
       </w:r>
-      <w:bookmarkEnd w:id="30"/>
-      <w:bookmarkEnd w:id="31"/>
+      <w:bookmarkEnd w:id="33"/>
+      <w:bookmarkEnd w:id="34"/>
     </w:p>
     <w:p>
       <w:pPr>
@@ -16621,23 +17067,7 @@
           <w:sz w:val="26"/>
           <w:szCs w:val="26"/>
         </w:rPr>
-        <w:t>Phân tách rõ ràng (Code-behind): Tách biệt mã giao diện (file .aspx) và mã xử lý logic (</w:t>
-      </w:r>
-      <w:proofErr w:type="gramStart"/>
-      <w:r>
-        <w:rPr>
-          <w:sz w:val="26"/>
-          <w:szCs w:val="26"/>
-        </w:rPr>
-        <w:t>file .</w:t>
-      </w:r>
-      <w:proofErr w:type="gramEnd"/>
-      <w:r>
-        <w:rPr>
-          <w:sz w:val="26"/>
-          <w:szCs w:val="26"/>
-        </w:rPr>
-        <w:t>aspx.cs), giúp việc thiết kế và lập trình không bị chồng chéo.</w:t>
+        <w:t>Phân tách rõ ràng (Code-behind): Tách biệt mã giao diện (file .aspx) và mã xử lý logic (file .aspx.cs), giúp việc thiết kế và lập trình không bị chồng chéo.</w:t>
       </w:r>
     </w:p>
     <w:p>
@@ -16715,8 +17145,8 @@
           <w:lang w:val="en-US"/>
         </w:rPr>
       </w:pPr>
-      <w:bookmarkStart w:id="32" w:name="_Toc242187659"/>
-      <w:bookmarkStart w:id="33" w:name="_Toc242738171"/>
+      <w:bookmarkStart w:id="35" w:name="_Toc242187659"/>
+      <w:bookmarkStart w:id="36" w:name="_Toc242811551"/>
       <w:r>
         <w:rPr>
           <w:lang w:val="en-US"/>
@@ -16729,8 +17159,8 @@
         </w:rPr>
         <w:t>ơ chế PostBack và Vòng đời của trang (Page Life Cycle)</w:t>
       </w:r>
-      <w:bookmarkEnd w:id="32"/>
-      <w:bookmarkEnd w:id="33"/>
+      <w:bookmarkEnd w:id="35"/>
+      <w:bookmarkEnd w:id="36"/>
     </w:p>
     <w:p>
       <w:pPr>
@@ -17004,16 +17434,16 @@
           <w:lang w:val="en-US"/>
         </w:rPr>
       </w:pPr>
-      <w:bookmarkStart w:id="34" w:name="_Toc242187660"/>
-      <w:bookmarkStart w:id="35" w:name="_Toc242738172"/>
+      <w:bookmarkStart w:id="37" w:name="_Toc242187660"/>
+      <w:bookmarkStart w:id="38" w:name="_Toc242811552"/>
       <w:r>
         <w:rPr>
           <w:lang w:val="en-US"/>
         </w:rPr>
         <w:t>Quản lý trạng thái (State Management): ViewState và Session</w:t>
       </w:r>
-      <w:bookmarkEnd w:id="34"/>
-      <w:bookmarkEnd w:id="35"/>
+      <w:bookmarkEnd w:id="37"/>
+      <w:bookmarkEnd w:id="38"/>
     </w:p>
     <w:p>
       <w:pPr>
@@ -17301,16 +17731,16 @@
           <w:lang w:val="en-US"/>
         </w:rPr>
       </w:pPr>
-      <w:bookmarkStart w:id="36" w:name="_Toc242187661"/>
-      <w:bookmarkStart w:id="37" w:name="_Toc242738173"/>
+      <w:bookmarkStart w:id="39" w:name="_Toc242187661"/>
+      <w:bookmarkStart w:id="40" w:name="_Toc242811553"/>
       <w:r>
         <w:rPr>
           <w:lang w:val="en-US"/>
         </w:rPr>
         <w:t>Kỹ thuật Master Page</w:t>
       </w:r>
-      <w:bookmarkEnd w:id="36"/>
-      <w:bookmarkEnd w:id="37"/>
+      <w:bookmarkEnd w:id="39"/>
+      <w:bookmarkEnd w:id="40"/>
     </w:p>
     <w:p>
       <w:pPr>
@@ -17543,16 +17973,16 @@
           <w:lang w:val="en-US"/>
         </w:rPr>
       </w:pPr>
-      <w:bookmarkStart w:id="38" w:name="_Toc242187662"/>
-      <w:bookmarkStart w:id="39" w:name="_Toc242738174"/>
+      <w:bookmarkStart w:id="41" w:name="_Toc242187662"/>
+      <w:bookmarkStart w:id="42" w:name="_Toc242811554"/>
       <w:r>
         <w:rPr>
           <w:lang w:val="en-US"/>
         </w:rPr>
         <w:t>Các thành phần điều khiển (Web server control) trong ASP.NET</w:t>
       </w:r>
-      <w:bookmarkEnd w:id="38"/>
-      <w:bookmarkEnd w:id="39"/>
+      <w:bookmarkEnd w:id="41"/>
+      <w:bookmarkEnd w:id="42"/>
     </w:p>
     <w:p>
       <w:pPr>
@@ -17608,16 +18038,16 @@
           <w:lang w:val="en-US"/>
         </w:rPr>
       </w:pPr>
-      <w:bookmarkStart w:id="40" w:name="_Toc242187663"/>
-      <w:bookmarkStart w:id="41" w:name="_Toc242738175"/>
+      <w:bookmarkStart w:id="43" w:name="_Toc242187663"/>
+      <w:bookmarkStart w:id="44" w:name="_Toc242811555"/>
       <w:r>
         <w:rPr>
           <w:lang w:val="en-US"/>
         </w:rPr>
         <w:t>Nhóm Standard Controls (Điều khiển cơ bản)</w:t>
       </w:r>
-      <w:bookmarkEnd w:id="40"/>
-      <w:bookmarkEnd w:id="41"/>
+      <w:bookmarkEnd w:id="43"/>
+      <w:bookmarkEnd w:id="44"/>
     </w:p>
     <w:p>
       <w:pPr>
@@ -17871,13 +18301,13 @@
       <w:pPr>
         <w:pStyle w:val="Heading3"/>
       </w:pPr>
-      <w:bookmarkStart w:id="42" w:name="_Toc242187664"/>
-      <w:bookmarkStart w:id="43" w:name="_Toc242738176"/>
+      <w:bookmarkStart w:id="45" w:name="_Toc242187664"/>
+      <w:bookmarkStart w:id="46" w:name="_Toc242811556"/>
       <w:r>
         <w:t>Nhóm Validation Controls (Điều khiển kiểm tra hợp lệ)</w:t>
       </w:r>
-      <w:bookmarkEnd w:id="42"/>
-      <w:bookmarkEnd w:id="43"/>
+      <w:bookmarkEnd w:id="45"/>
+      <w:bookmarkEnd w:id="46"/>
     </w:p>
     <w:p>
       <w:pPr>
@@ -18168,13 +18598,13 @@
       <w:pPr>
         <w:pStyle w:val="Heading3"/>
       </w:pPr>
-      <w:bookmarkStart w:id="44" w:name="_Toc242187665"/>
-      <w:bookmarkStart w:id="45" w:name="_Toc242738177"/>
+      <w:bookmarkStart w:id="47" w:name="_Toc242187665"/>
+      <w:bookmarkStart w:id="48" w:name="_Toc242811557"/>
       <w:r>
         <w:t>Nhóm Data Controls (Điều khiển dữ liệu)</w:t>
       </w:r>
-      <w:bookmarkEnd w:id="44"/>
-      <w:bookmarkEnd w:id="45"/>
+      <w:bookmarkEnd w:id="47"/>
+      <w:bookmarkEnd w:id="48"/>
     </w:p>
     <w:p>
       <w:pPr>
@@ -18465,8 +18895,8 @@
       <w:pPr>
         <w:pStyle w:val="Heading3"/>
       </w:pPr>
-      <w:bookmarkStart w:id="46" w:name="_Toc242187666"/>
-      <w:bookmarkStart w:id="47" w:name="_Toc242738178"/>
+      <w:bookmarkStart w:id="49" w:name="_Toc242187666"/>
+      <w:bookmarkStart w:id="50" w:name="_Toc242811558"/>
       <w:r>
         <w:t xml:space="preserve">Control nâng cao </w:t>
       </w:r>
@@ -18476,8 +18906,8 @@
       <w:r>
         <w:t xml:space="preserve"> FileUpload</w:t>
       </w:r>
-      <w:bookmarkEnd w:id="46"/>
-      <w:bookmarkEnd w:id="47"/>
+      <w:bookmarkEnd w:id="49"/>
+      <w:bookmarkEnd w:id="50"/>
     </w:p>
     <w:p>
       <w:pPr>
@@ -18605,23 +19035,7 @@
           <w:sz w:val="26"/>
           <w:szCs w:val="26"/>
         </w:rPr>
-        <w:t xml:space="preserve">Kiểm soát luồng dữ liệu an toàn: Cho phép lập trình viên dễ dàng lấy được thông tin của tệp tin trước khi lưu (tên file, dung lượng, đuôi file) thông qua thuộc tính PostedFile và phương thức </w:t>
-      </w:r>
-      <w:proofErr w:type="gramStart"/>
-      <w:r>
-        <w:rPr>
-          <w:sz w:val="26"/>
-          <w:szCs w:val="26"/>
-        </w:rPr>
-        <w:t>SaveAs(</w:t>
-      </w:r>
-      <w:proofErr w:type="gramEnd"/>
-      <w:r>
-        <w:rPr>
-          <w:sz w:val="26"/>
-          <w:szCs w:val="26"/>
-        </w:rPr>
-        <w:t>).</w:t>
+        <w:t>Kiểm soát luồng dữ liệu an toàn: Cho phép lập trình viên dễ dàng lấy được thông tin của tệp tin trước khi lưu (tên file, dung lượng, đuôi file) thông qua thuộc tính PostedFile và phương thức SaveAs().</w:t>
       </w:r>
     </w:p>
     <w:p>
@@ -18718,8 +19132,8 @@
         <w:pStyle w:val="Heading2"/>
         <w:jc w:val="left"/>
       </w:pPr>
-      <w:bookmarkStart w:id="48" w:name="_Toc242187667"/>
-      <w:bookmarkStart w:id="49" w:name="_Toc242738179"/>
+      <w:bookmarkStart w:id="51" w:name="_Toc242187667"/>
+      <w:bookmarkStart w:id="52" w:name="_Toc242811559"/>
       <w:r>
         <w:rPr>
           <w:bCs/>
@@ -18727,8 +19141,8 @@
         </w:rPr>
         <w:t>Hệ quản trị cơ sở dữ liệu SQL Server và kỹ thuật ADO.NET</w:t>
       </w:r>
-      <w:bookmarkEnd w:id="48"/>
-      <w:bookmarkEnd w:id="49"/>
+      <w:bookmarkEnd w:id="51"/>
+      <w:bookmarkEnd w:id="52"/>
     </w:p>
     <w:p>
       <w:pPr>
@@ -18737,16 +19151,16 @@
           <w:lang w:val="en-US"/>
         </w:rPr>
       </w:pPr>
-      <w:bookmarkStart w:id="50" w:name="_Toc242187668"/>
-      <w:bookmarkStart w:id="51" w:name="_Toc242738180"/>
+      <w:bookmarkStart w:id="53" w:name="_Toc242187668"/>
+      <w:bookmarkStart w:id="54" w:name="_Toc242811560"/>
       <w:r>
         <w:rPr>
           <w:lang w:val="en-US"/>
         </w:rPr>
         <w:t>Hệ quản trị cơ sở dữ liệu Microsoft SQL Server</w:t>
       </w:r>
-      <w:bookmarkEnd w:id="50"/>
-      <w:bookmarkEnd w:id="51"/>
+      <w:bookmarkEnd w:id="53"/>
+      <w:bookmarkEnd w:id="54"/>
     </w:p>
     <w:p>
       <w:pPr>
@@ -19013,16 +19427,16 @@
           <w:lang w:val="en-US"/>
         </w:rPr>
       </w:pPr>
-      <w:bookmarkStart w:id="52" w:name="_Toc242187669"/>
-      <w:bookmarkStart w:id="53" w:name="_Toc242738181"/>
+      <w:bookmarkStart w:id="55" w:name="_Toc242187669"/>
+      <w:bookmarkStart w:id="56" w:name="_Toc242811561"/>
       <w:r>
         <w:rPr>
           <w:lang w:val="en-US"/>
         </w:rPr>
         <w:t>Kỹ thuật truy cập dữ liệu ADO.NET</w:t>
       </w:r>
-      <w:bookmarkEnd w:id="52"/>
-      <w:bookmarkEnd w:id="53"/>
+      <w:bookmarkEnd w:id="55"/>
+      <w:bookmarkEnd w:id="56"/>
     </w:p>
     <w:p>
       <w:pPr>
@@ -19317,14 +19731,14 @@
         </w:rPr>
         <w:br w:type="page"/>
       </w:r>
-      <w:bookmarkStart w:id="54" w:name="_Toc242187670"/>
-      <w:bookmarkStart w:id="55" w:name="_Toc242738182"/>
+      <w:bookmarkStart w:id="57" w:name="_Toc242187670"/>
+      <w:bookmarkStart w:id="58" w:name="_Toc242811562"/>
       <w:r>
         <w:lastRenderedPageBreak/>
         <w:t>HIỆN THỰC HOÁ NGHIÊN CỨU</w:t>
       </w:r>
-      <w:bookmarkEnd w:id="54"/>
-      <w:bookmarkEnd w:id="55"/>
+      <w:bookmarkEnd w:id="57"/>
+      <w:bookmarkEnd w:id="58"/>
     </w:p>
     <w:p>
       <w:pPr>
@@ -19332,13 +19746,13 @@
         <w:spacing w:before="120" w:after="120" w:line="360" w:lineRule="auto"/>
         <w:jc w:val="left"/>
       </w:pPr>
-      <w:bookmarkStart w:id="56" w:name="_Toc242187671"/>
-      <w:bookmarkStart w:id="57" w:name="_Toc242738183"/>
+      <w:bookmarkStart w:id="59" w:name="_Toc242187671"/>
+      <w:bookmarkStart w:id="60" w:name="_Toc242811563"/>
       <w:r>
         <w:t>Mô tả bài toán</w:t>
       </w:r>
-      <w:bookmarkEnd w:id="56"/>
-      <w:bookmarkEnd w:id="57"/>
+      <w:bookmarkEnd w:id="59"/>
+      <w:bookmarkEnd w:id="60"/>
     </w:p>
     <w:p>
       <w:pPr>
@@ -19548,23 +19962,7 @@
           <w:sz w:val="26"/>
           <w:szCs w:val="26"/>
         </w:rPr>
-        <w:t xml:space="preserve">uản trị và vận hành (Admin): Cung cấp bảng điều khiển khép kín, </w:t>
-      </w:r>
-      <w:proofErr w:type="gramStart"/>
-      <w:r>
-        <w:rPr>
-          <w:sz w:val="26"/>
-          <w:szCs w:val="26"/>
-        </w:rPr>
-        <w:t>an</w:t>
-      </w:r>
-      <w:proofErr w:type="gramEnd"/>
-      <w:r>
-        <w:rPr>
-          <w:sz w:val="26"/>
-          <w:szCs w:val="26"/>
-        </w:rPr>
-        <w:t xml:space="preserve"> toàn để người quản trị giám sát toàn bộ hoạt động kinh doanh: quản lý vòng đời của </w:t>
+        <w:t xml:space="preserve">uản trị và vận hành (Admin): Cung cấp bảng điều khiển khép kín, an toàn để người quản trị giám sát toàn bộ hoạt động kinh doanh: quản lý vòng đời của </w:t>
       </w:r>
       <w:r>
         <w:rPr>
@@ -19581,13 +19979,13 @@
         <w:spacing w:before="120" w:after="120" w:line="360" w:lineRule="auto"/>
         <w:jc w:val="left"/>
       </w:pPr>
-      <w:bookmarkStart w:id="58" w:name="_Toc242187672"/>
-      <w:bookmarkStart w:id="59" w:name="_Toc242738184"/>
+      <w:bookmarkStart w:id="61" w:name="_Toc242187672"/>
+      <w:bookmarkStart w:id="62" w:name="_Toc242811564"/>
       <w:r>
         <w:t>Yêu cầu chức năng</w:t>
       </w:r>
-      <w:bookmarkEnd w:id="58"/>
-      <w:bookmarkEnd w:id="59"/>
+      <w:bookmarkEnd w:id="61"/>
+      <w:bookmarkEnd w:id="62"/>
     </w:p>
     <w:p>
       <w:pPr>
@@ -19610,13 +20008,13 @@
       <w:pPr>
         <w:pStyle w:val="Heading3"/>
       </w:pPr>
-      <w:bookmarkStart w:id="60" w:name="_Toc242187673"/>
-      <w:bookmarkStart w:id="61" w:name="_Toc242738185"/>
+      <w:bookmarkStart w:id="63" w:name="_Toc242187673"/>
+      <w:bookmarkStart w:id="64" w:name="_Toc242811565"/>
       <w:r>
         <w:t>Phân hệ dành cho Khách hàng</w:t>
       </w:r>
-      <w:bookmarkEnd w:id="60"/>
-      <w:bookmarkEnd w:id="61"/>
+      <w:bookmarkEnd w:id="63"/>
+      <w:bookmarkEnd w:id="64"/>
     </w:p>
     <w:p>
       <w:pPr>
@@ -19924,13 +20322,13 @@
       <w:pPr>
         <w:pStyle w:val="Heading3"/>
       </w:pPr>
-      <w:bookmarkStart w:id="62" w:name="_Toc242187674"/>
-      <w:bookmarkStart w:id="63" w:name="_Toc242738186"/>
+      <w:bookmarkStart w:id="65" w:name="_Toc242187674"/>
+      <w:bookmarkStart w:id="66" w:name="_Toc242811566"/>
       <w:r>
         <w:t>Phân hệ dành cho Quản trị viên</w:t>
       </w:r>
-      <w:bookmarkEnd w:id="62"/>
-      <w:bookmarkEnd w:id="63"/>
+      <w:bookmarkEnd w:id="65"/>
+      <w:bookmarkEnd w:id="66"/>
     </w:p>
     <w:p>
       <w:pPr>
@@ -20318,13 +20716,13 @@
         <w:spacing w:before="120" w:after="120" w:line="360" w:lineRule="auto"/>
         <w:jc w:val="left"/>
       </w:pPr>
-      <w:bookmarkStart w:id="64" w:name="_Toc242187675"/>
-      <w:bookmarkStart w:id="65" w:name="_Toc242738187"/>
+      <w:bookmarkStart w:id="67" w:name="_Toc242187675"/>
+      <w:bookmarkStart w:id="68" w:name="_Toc242811567"/>
       <w:r>
         <w:t>Mô hình cơ sở dữ liệu</w:t>
       </w:r>
-      <w:bookmarkEnd w:id="64"/>
-      <w:bookmarkEnd w:id="65"/>
+      <w:bookmarkEnd w:id="67"/>
+      <w:bookmarkEnd w:id="68"/>
     </w:p>
     <w:p>
       <w:pPr>
@@ -20406,7 +20804,7 @@
           <w:szCs w:val="26"/>
         </w:rPr>
       </w:pPr>
-      <w:bookmarkStart w:id="66" w:name="_Toc242737827"/>
+      <w:bookmarkStart w:id="69" w:name="_Toc242737827"/>
       <w:r>
         <w:rPr>
           <w:sz w:val="26"/>
@@ -20500,7 +20898,7 @@
         </w:rPr>
         <w:t xml:space="preserve"> Database Diagram của toàn bộ hệ thống được chụp từ SQL Server Management Studio</w:t>
       </w:r>
-      <w:bookmarkEnd w:id="66"/>
+      <w:bookmarkEnd w:id="69"/>
     </w:p>
     <w:p>
       <w:pPr>
@@ -20575,7 +20973,7 @@
           <w:szCs w:val="26"/>
         </w:rPr>
       </w:pPr>
-      <w:bookmarkStart w:id="67" w:name="_Toc242187770"/>
+      <w:bookmarkStart w:id="70" w:name="_Toc242187770"/>
       <w:r>
         <w:rPr>
           <w:sz w:val="26"/>
@@ -20676,7 +21074,7 @@
         </w:rPr>
         <w:t>Cấu trúc bảng Người dùng (tblUser)</w:t>
       </w:r>
-      <w:bookmarkEnd w:id="67"/>
+      <w:bookmarkEnd w:id="70"/>
     </w:p>
     <w:tbl>
       <w:tblPr>
@@ -21012,21 +21410,12 @@
                 <w:szCs w:val="26"/>
               </w:rPr>
             </w:pPr>
-            <w:proofErr w:type="gramStart"/>
-            <w:r>
-              <w:rPr>
-                <w:sz w:val="26"/>
-                <w:szCs w:val="26"/>
-              </w:rPr>
-              <w:t>VARCHAR(</w:t>
-            </w:r>
-            <w:proofErr w:type="gramEnd"/>
-            <w:r>
-              <w:rPr>
-                <w:sz w:val="26"/>
-                <w:szCs w:val="26"/>
-              </w:rPr>
-              <w:t>50)</w:t>
+            <w:r>
+              <w:rPr>
+                <w:sz w:val="26"/>
+                <w:szCs w:val="26"/>
+              </w:rPr>
+              <w:t>VARCHAR(50)</w:t>
             </w:r>
           </w:p>
         </w:tc>
@@ -21141,21 +21530,12 @@
                 <w:szCs w:val="26"/>
               </w:rPr>
             </w:pPr>
-            <w:proofErr w:type="gramStart"/>
-            <w:r>
-              <w:rPr>
-                <w:sz w:val="26"/>
-                <w:szCs w:val="26"/>
-              </w:rPr>
-              <w:t>VARCHAR(</w:t>
-            </w:r>
-            <w:proofErr w:type="gramEnd"/>
-            <w:r>
-              <w:rPr>
-                <w:sz w:val="26"/>
-                <w:szCs w:val="26"/>
-              </w:rPr>
-              <w:t>255)</w:t>
+            <w:r>
+              <w:rPr>
+                <w:sz w:val="26"/>
+                <w:szCs w:val="26"/>
+              </w:rPr>
+              <w:t>VARCHAR(255)</w:t>
             </w:r>
           </w:p>
         </w:tc>
@@ -21263,21 +21643,12 @@
                 <w:szCs w:val="26"/>
               </w:rPr>
             </w:pPr>
-            <w:proofErr w:type="gramStart"/>
-            <w:r>
-              <w:rPr>
-                <w:sz w:val="26"/>
-                <w:szCs w:val="26"/>
-              </w:rPr>
-              <w:t>NVARCHAR(</w:t>
-            </w:r>
-            <w:proofErr w:type="gramEnd"/>
-            <w:r>
-              <w:rPr>
-                <w:sz w:val="26"/>
-                <w:szCs w:val="26"/>
-              </w:rPr>
-              <w:t>100)</w:t>
+            <w:r>
+              <w:rPr>
+                <w:sz w:val="26"/>
+                <w:szCs w:val="26"/>
+              </w:rPr>
+              <w:t>NVARCHAR(100)</w:t>
             </w:r>
           </w:p>
         </w:tc>
@@ -21385,21 +21756,12 @@
                 <w:szCs w:val="26"/>
               </w:rPr>
             </w:pPr>
-            <w:proofErr w:type="gramStart"/>
-            <w:r>
-              <w:rPr>
-                <w:sz w:val="26"/>
-                <w:szCs w:val="26"/>
-              </w:rPr>
-              <w:t>NVARCHAR(</w:t>
-            </w:r>
-            <w:proofErr w:type="gramEnd"/>
-            <w:r>
-              <w:rPr>
-                <w:sz w:val="26"/>
-                <w:szCs w:val="26"/>
-              </w:rPr>
-              <w:t>255)</w:t>
+            <w:r>
+              <w:rPr>
+                <w:sz w:val="26"/>
+                <w:szCs w:val="26"/>
+              </w:rPr>
+              <w:t>NVARCHAR(255)</w:t>
             </w:r>
           </w:p>
         </w:tc>
@@ -21733,21 +22095,12 @@
                 <w:szCs w:val="26"/>
               </w:rPr>
             </w:pPr>
-            <w:proofErr w:type="gramStart"/>
-            <w:r>
-              <w:rPr>
-                <w:sz w:val="26"/>
-                <w:szCs w:val="26"/>
-              </w:rPr>
-              <w:t>VARCHAR(</w:t>
-            </w:r>
-            <w:proofErr w:type="gramEnd"/>
-            <w:r>
-              <w:rPr>
-                <w:sz w:val="26"/>
-                <w:szCs w:val="26"/>
-              </w:rPr>
-              <w:t>255)</w:t>
+            <w:r>
+              <w:rPr>
+                <w:sz w:val="26"/>
+                <w:szCs w:val="26"/>
+              </w:rPr>
+              <w:t>VARCHAR(255)</w:t>
             </w:r>
           </w:p>
         </w:tc>
@@ -21855,21 +22208,12 @@
                 <w:szCs w:val="26"/>
               </w:rPr>
             </w:pPr>
-            <w:proofErr w:type="gramStart"/>
-            <w:r>
-              <w:rPr>
-                <w:sz w:val="26"/>
-                <w:szCs w:val="26"/>
-              </w:rPr>
-              <w:t>VARCHAR(</w:t>
-            </w:r>
-            <w:proofErr w:type="gramEnd"/>
-            <w:r>
-              <w:rPr>
-                <w:sz w:val="26"/>
-                <w:szCs w:val="26"/>
-              </w:rPr>
-              <w:t>100)</w:t>
+            <w:r>
+              <w:rPr>
+                <w:sz w:val="26"/>
+                <w:szCs w:val="26"/>
+              </w:rPr>
+              <w:t>VARCHAR(100)</w:t>
             </w:r>
           </w:p>
         </w:tc>
@@ -21977,21 +22321,12 @@
                 <w:szCs w:val="26"/>
               </w:rPr>
             </w:pPr>
-            <w:proofErr w:type="gramStart"/>
-            <w:r>
-              <w:rPr>
-                <w:sz w:val="26"/>
-                <w:szCs w:val="26"/>
-              </w:rPr>
-              <w:t>VARCHAR(</w:t>
-            </w:r>
-            <w:proofErr w:type="gramEnd"/>
-            <w:r>
-              <w:rPr>
-                <w:sz w:val="26"/>
-                <w:szCs w:val="26"/>
-              </w:rPr>
-              <w:t>15)</w:t>
+            <w:r>
+              <w:rPr>
+                <w:sz w:val="26"/>
+                <w:szCs w:val="26"/>
+              </w:rPr>
+              <w:t>VARCHAR(15)</w:t>
             </w:r>
           </w:p>
         </w:tc>
@@ -22099,7 +22434,7 @@
           <w:szCs w:val="26"/>
         </w:rPr>
       </w:pPr>
-      <w:bookmarkStart w:id="68" w:name="_Toc242187771"/>
+      <w:bookmarkStart w:id="71" w:name="_Toc242187771"/>
       <w:r>
         <w:rPr>
           <w:sz w:val="26"/>
@@ -22194,7 +22529,7 @@
         </w:rPr>
         <w:t xml:space="preserve"> Cấu trúc bảng Danh mục sản phẩm (tblDanhMuc)</w:t>
       </w:r>
-      <w:bookmarkEnd w:id="68"/>
+      <w:bookmarkEnd w:id="71"/>
     </w:p>
     <w:tbl>
       <w:tblPr>
@@ -22514,21 +22849,12 @@
                 <w:szCs w:val="26"/>
               </w:rPr>
             </w:pPr>
-            <w:proofErr w:type="gramStart"/>
-            <w:r>
-              <w:rPr>
-                <w:sz w:val="26"/>
-                <w:szCs w:val="26"/>
-              </w:rPr>
-              <w:t>NVARCHAR(</w:t>
-            </w:r>
-            <w:proofErr w:type="gramEnd"/>
-            <w:r>
-              <w:rPr>
-                <w:sz w:val="26"/>
-                <w:szCs w:val="26"/>
-              </w:rPr>
-              <w:t>100)</w:t>
+            <w:r>
+              <w:rPr>
+                <w:sz w:val="26"/>
+                <w:szCs w:val="26"/>
+              </w:rPr>
+              <w:t>NVARCHAR(100)</w:t>
             </w:r>
           </w:p>
         </w:tc>
@@ -22633,21 +22959,12 @@
                 <w:szCs w:val="26"/>
               </w:rPr>
             </w:pPr>
-            <w:proofErr w:type="gramStart"/>
-            <w:r>
-              <w:rPr>
-                <w:sz w:val="26"/>
-                <w:szCs w:val="26"/>
-              </w:rPr>
-              <w:t>NVARCHAR(</w:t>
-            </w:r>
-            <w:proofErr w:type="gramEnd"/>
-            <w:r>
-              <w:rPr>
-                <w:sz w:val="26"/>
-                <w:szCs w:val="26"/>
-              </w:rPr>
-              <w:t>500)</w:t>
+            <w:r>
+              <w:rPr>
+                <w:sz w:val="26"/>
+                <w:szCs w:val="26"/>
+              </w:rPr>
+              <w:t>NVARCHAR(500)</w:t>
             </w:r>
           </w:p>
         </w:tc>
@@ -22752,21 +23069,12 @@
                 <w:szCs w:val="26"/>
               </w:rPr>
             </w:pPr>
-            <w:proofErr w:type="gramStart"/>
-            <w:r>
-              <w:rPr>
-                <w:sz w:val="26"/>
-                <w:szCs w:val="26"/>
-              </w:rPr>
-              <w:t>VARCHAR(</w:t>
-            </w:r>
-            <w:proofErr w:type="gramEnd"/>
-            <w:r>
-              <w:rPr>
-                <w:sz w:val="26"/>
-                <w:szCs w:val="26"/>
-              </w:rPr>
-              <w:t>255)</w:t>
+            <w:r>
+              <w:rPr>
+                <w:sz w:val="26"/>
+                <w:szCs w:val="26"/>
+              </w:rPr>
+              <w:t>VARCHAR(255)</w:t>
             </w:r>
           </w:p>
         </w:tc>
@@ -22985,7 +23293,7 @@
           <w:szCs w:val="26"/>
         </w:rPr>
       </w:pPr>
-      <w:bookmarkStart w:id="69" w:name="_Toc242187772"/>
+      <w:bookmarkStart w:id="72" w:name="_Toc242187772"/>
       <w:r>
         <w:rPr>
           <w:sz w:val="26"/>
@@ -23079,7 +23387,7 @@
         </w:rPr>
         <w:t xml:space="preserve"> Cấu trúc bảng Thương hiệu (tblThuongHieu)</w:t>
       </w:r>
-      <w:bookmarkEnd w:id="69"/>
+      <w:bookmarkEnd w:id="72"/>
     </w:p>
     <w:tbl>
       <w:tblPr>
@@ -23400,21 +23708,12 @@
                 <w:szCs w:val="26"/>
               </w:rPr>
             </w:pPr>
-            <w:proofErr w:type="gramStart"/>
-            <w:r>
-              <w:rPr>
-                <w:sz w:val="26"/>
-                <w:szCs w:val="26"/>
-              </w:rPr>
-              <w:t>NVARCHAR(</w:t>
-            </w:r>
-            <w:proofErr w:type="gramEnd"/>
-            <w:r>
-              <w:rPr>
-                <w:sz w:val="26"/>
-                <w:szCs w:val="26"/>
-              </w:rPr>
-              <w:t>100)</w:t>
+            <w:r>
+              <w:rPr>
+                <w:sz w:val="26"/>
+                <w:szCs w:val="26"/>
+              </w:rPr>
+              <w:t>NVARCHAR(100)</w:t>
             </w:r>
           </w:p>
         </w:tc>
@@ -23519,21 +23818,12 @@
                 <w:szCs w:val="26"/>
               </w:rPr>
             </w:pPr>
-            <w:proofErr w:type="gramStart"/>
-            <w:r>
-              <w:rPr>
-                <w:sz w:val="26"/>
-                <w:szCs w:val="26"/>
-              </w:rPr>
-              <w:t>VARCHAR(</w:t>
-            </w:r>
-            <w:proofErr w:type="gramEnd"/>
-            <w:r>
-              <w:rPr>
-                <w:sz w:val="26"/>
-                <w:szCs w:val="26"/>
-              </w:rPr>
-              <w:t>255)</w:t>
+            <w:r>
+              <w:rPr>
+                <w:sz w:val="26"/>
+                <w:szCs w:val="26"/>
+              </w:rPr>
+              <w:t>VARCHAR(255)</w:t>
             </w:r>
           </w:p>
         </w:tc>
@@ -23638,21 +23928,12 @@
                 <w:szCs w:val="26"/>
               </w:rPr>
             </w:pPr>
-            <w:proofErr w:type="gramStart"/>
-            <w:r>
-              <w:rPr>
-                <w:sz w:val="26"/>
-                <w:szCs w:val="26"/>
-              </w:rPr>
-              <w:t>NVARCHAR(</w:t>
-            </w:r>
-            <w:proofErr w:type="gramEnd"/>
-            <w:r>
-              <w:rPr>
-                <w:sz w:val="26"/>
-                <w:szCs w:val="26"/>
-              </w:rPr>
-              <w:t>500)</w:t>
+            <w:r>
+              <w:rPr>
+                <w:sz w:val="26"/>
+                <w:szCs w:val="26"/>
+              </w:rPr>
+              <w:t>NVARCHAR(500)</w:t>
             </w:r>
           </w:p>
         </w:tc>
@@ -23881,7 +24162,7 @@
           <w:szCs w:val="26"/>
         </w:rPr>
       </w:pPr>
-      <w:bookmarkStart w:id="70" w:name="_Toc242187773"/>
+      <w:bookmarkStart w:id="73" w:name="_Toc242187773"/>
       <w:r>
         <w:rPr>
           <w:sz w:val="26"/>
@@ -23975,7 +24256,7 @@
         </w:rPr>
         <w:t xml:space="preserve"> Cấu trúc bảng Sản Phẩm (tblSanPham)</w:t>
       </w:r>
-      <w:bookmarkEnd w:id="70"/>
+      <w:bookmarkEnd w:id="73"/>
     </w:p>
     <w:tbl>
       <w:tblPr>
@@ -24252,13 +24533,8 @@
                 <w:szCs w:val="26"/>
               </w:rPr>
             </w:pPr>
-            <w:proofErr w:type="gramStart"/>
-            <w:r>
-              <w:t>NVARCHAR(</w:t>
-            </w:r>
-            <w:proofErr w:type="gramEnd"/>
-            <w:r>
-              <w:t>200)</w:t>
+            <w:r>
+              <w:t>NVARCHAR(200)</w:t>
             </w:r>
           </w:p>
         </w:tc>
@@ -24524,13 +24800,8 @@
                 <w:szCs w:val="26"/>
               </w:rPr>
             </w:pPr>
-            <w:proofErr w:type="gramStart"/>
-            <w:r>
-              <w:t>DECIMAL(</w:t>
-            </w:r>
-            <w:proofErr w:type="gramEnd"/>
-            <w:r>
-              <w:t>18, 0)</w:t>
+            <w:r>
+              <w:t>DECIMAL(18, 0)</w:t>
             </w:r>
           </w:p>
         </w:tc>
@@ -24616,13 +24887,8 @@
                 <w:szCs w:val="26"/>
               </w:rPr>
             </w:pPr>
-            <w:proofErr w:type="gramStart"/>
-            <w:r>
-              <w:t>DECIMAL(</w:t>
-            </w:r>
-            <w:proofErr w:type="gramEnd"/>
-            <w:r>
-              <w:t>18, 0)</w:t>
+            <w:r>
+              <w:t>DECIMAL(18, 0)</w:t>
             </w:r>
           </w:p>
         </w:tc>
@@ -24883,13 +25149,8 @@
                 <w:szCs w:val="26"/>
               </w:rPr>
             </w:pPr>
-            <w:proofErr w:type="gramStart"/>
-            <w:r>
-              <w:t>VARCHAR(</w:t>
-            </w:r>
-            <w:proofErr w:type="gramEnd"/>
-            <w:r>
-              <w:t>255)</w:t>
+            <w:r>
+              <w:t>VARCHAR(255)</w:t>
             </w:r>
           </w:p>
         </w:tc>
@@ -25079,7 +25340,7 @@
           <w:szCs w:val="26"/>
         </w:rPr>
       </w:pPr>
-      <w:bookmarkStart w:id="71" w:name="_Toc242187774"/>
+      <w:bookmarkStart w:id="74" w:name="_Toc242187774"/>
       <w:r>
         <w:rPr>
           <w:sz w:val="26"/>
@@ -25173,7 +25434,7 @@
         </w:rPr>
         <w:t xml:space="preserve"> Cấu trúc bảng Thông số kỹ thuật (tblThongSoKyThuat)</w:t>
       </w:r>
-      <w:bookmarkEnd w:id="71"/>
+      <w:bookmarkEnd w:id="74"/>
     </w:p>
     <w:tbl>
       <w:tblPr>
@@ -25598,21 +25859,12 @@
                 <w:szCs w:val="26"/>
               </w:rPr>
             </w:pPr>
-            <w:proofErr w:type="gramStart"/>
-            <w:r>
-              <w:rPr>
-                <w:sz w:val="26"/>
-                <w:szCs w:val="26"/>
-              </w:rPr>
-              <w:t>NVARCHAR(</w:t>
-            </w:r>
-            <w:proofErr w:type="gramEnd"/>
-            <w:r>
-              <w:rPr>
-                <w:sz w:val="26"/>
-                <w:szCs w:val="26"/>
-              </w:rPr>
-              <w:t>100)</w:t>
+            <w:r>
+              <w:rPr>
+                <w:sz w:val="26"/>
+                <w:szCs w:val="26"/>
+              </w:rPr>
+              <w:t>NVARCHAR(100)</w:t>
             </w:r>
           </w:p>
         </w:tc>
@@ -25714,21 +25966,12 @@
                 <w:szCs w:val="26"/>
               </w:rPr>
             </w:pPr>
-            <w:proofErr w:type="gramStart"/>
-            <w:r>
-              <w:rPr>
-                <w:sz w:val="26"/>
-                <w:szCs w:val="26"/>
-              </w:rPr>
-              <w:t>NVARCHAR(</w:t>
-            </w:r>
-            <w:proofErr w:type="gramEnd"/>
-            <w:r>
-              <w:rPr>
-                <w:sz w:val="26"/>
-                <w:szCs w:val="26"/>
-              </w:rPr>
-              <w:t>50)</w:t>
+            <w:r>
+              <w:rPr>
+                <w:sz w:val="26"/>
+                <w:szCs w:val="26"/>
+              </w:rPr>
+              <w:t>NVARCHAR(50)</w:t>
             </w:r>
           </w:p>
         </w:tc>
@@ -25830,21 +26073,12 @@
                 <w:szCs w:val="26"/>
               </w:rPr>
             </w:pPr>
-            <w:proofErr w:type="gramStart"/>
-            <w:r>
-              <w:rPr>
-                <w:sz w:val="26"/>
-                <w:szCs w:val="26"/>
-              </w:rPr>
-              <w:t>NVARCHAR(</w:t>
-            </w:r>
-            <w:proofErr w:type="gramEnd"/>
-            <w:r>
-              <w:rPr>
-                <w:sz w:val="26"/>
-                <w:szCs w:val="26"/>
-              </w:rPr>
-              <w:t>100)</w:t>
+            <w:r>
+              <w:rPr>
+                <w:sz w:val="26"/>
+                <w:szCs w:val="26"/>
+              </w:rPr>
+              <w:t>NVARCHAR(100)</w:t>
             </w:r>
           </w:p>
         </w:tc>
@@ -25946,21 +26180,12 @@
                 <w:szCs w:val="26"/>
               </w:rPr>
             </w:pPr>
-            <w:proofErr w:type="gramStart"/>
-            <w:r>
-              <w:rPr>
-                <w:sz w:val="26"/>
-                <w:szCs w:val="26"/>
-              </w:rPr>
-              <w:t>NVARCHAR(</w:t>
-            </w:r>
-            <w:proofErr w:type="gramEnd"/>
-            <w:r>
-              <w:rPr>
-                <w:sz w:val="26"/>
-                <w:szCs w:val="26"/>
-              </w:rPr>
-              <w:t>100)</w:t>
+            <w:r>
+              <w:rPr>
+                <w:sz w:val="26"/>
+                <w:szCs w:val="26"/>
+              </w:rPr>
+              <w:t>NVARCHAR(100)</w:t>
             </w:r>
           </w:p>
         </w:tc>
@@ -26062,21 +26287,12 @@
                 <w:szCs w:val="26"/>
               </w:rPr>
             </w:pPr>
-            <w:proofErr w:type="gramStart"/>
-            <w:r>
-              <w:rPr>
-                <w:sz w:val="26"/>
-                <w:szCs w:val="26"/>
-              </w:rPr>
-              <w:t>NVARCHAR(</w:t>
-            </w:r>
-            <w:proofErr w:type="gramEnd"/>
-            <w:r>
-              <w:rPr>
-                <w:sz w:val="26"/>
-                <w:szCs w:val="26"/>
-              </w:rPr>
-              <w:t>100)</w:t>
+            <w:r>
+              <w:rPr>
+                <w:sz w:val="26"/>
+                <w:szCs w:val="26"/>
+              </w:rPr>
+              <w:t>NVARCHAR(100)</w:t>
             </w:r>
           </w:p>
         </w:tc>
@@ -26179,21 +26395,12 @@
                 <w:szCs w:val="26"/>
               </w:rPr>
             </w:pPr>
-            <w:proofErr w:type="gramStart"/>
-            <w:r>
-              <w:rPr>
-                <w:sz w:val="26"/>
-                <w:szCs w:val="26"/>
-              </w:rPr>
-              <w:t>NVARCHAR(</w:t>
-            </w:r>
-            <w:proofErr w:type="gramEnd"/>
-            <w:r>
-              <w:rPr>
-                <w:sz w:val="26"/>
-                <w:szCs w:val="26"/>
-              </w:rPr>
-              <w:t>50)</w:t>
+            <w:r>
+              <w:rPr>
+                <w:sz w:val="26"/>
+                <w:szCs w:val="26"/>
+              </w:rPr>
+              <w:t>NVARCHAR(50)</w:t>
             </w:r>
           </w:p>
         </w:tc>
@@ -26295,21 +26502,12 @@
                 <w:szCs w:val="26"/>
               </w:rPr>
             </w:pPr>
-            <w:proofErr w:type="gramStart"/>
-            <w:r>
-              <w:rPr>
-                <w:sz w:val="26"/>
-                <w:szCs w:val="26"/>
-              </w:rPr>
-              <w:t>NVARCHAR(</w:t>
-            </w:r>
-            <w:proofErr w:type="gramEnd"/>
-            <w:r>
-              <w:rPr>
-                <w:sz w:val="26"/>
-                <w:szCs w:val="26"/>
-              </w:rPr>
-              <w:t>50)</w:t>
+            <w:r>
+              <w:rPr>
+                <w:sz w:val="26"/>
+                <w:szCs w:val="26"/>
+              </w:rPr>
+              <w:t>NVARCHAR(50)</w:t>
             </w:r>
           </w:p>
         </w:tc>
@@ -26411,21 +26609,12 @@
                 <w:szCs w:val="26"/>
               </w:rPr>
             </w:pPr>
-            <w:proofErr w:type="gramStart"/>
-            <w:r>
-              <w:rPr>
-                <w:sz w:val="26"/>
-                <w:szCs w:val="26"/>
-              </w:rPr>
-              <w:t>NVARCHAR(</w:t>
-            </w:r>
-            <w:proofErr w:type="gramEnd"/>
-            <w:r>
-              <w:rPr>
-                <w:sz w:val="26"/>
-                <w:szCs w:val="26"/>
-              </w:rPr>
-              <w:t>50)</w:t>
+            <w:r>
+              <w:rPr>
+                <w:sz w:val="26"/>
+                <w:szCs w:val="26"/>
+              </w:rPr>
+              <w:t>NVARCHAR(50)</w:t>
             </w:r>
           </w:p>
         </w:tc>
@@ -26527,21 +26716,12 @@
                 <w:szCs w:val="26"/>
               </w:rPr>
             </w:pPr>
-            <w:proofErr w:type="gramStart"/>
-            <w:r>
-              <w:rPr>
-                <w:sz w:val="26"/>
-                <w:szCs w:val="26"/>
-              </w:rPr>
-              <w:t>NVARCHAR(</w:t>
-            </w:r>
-            <w:proofErr w:type="gramEnd"/>
-            <w:r>
-              <w:rPr>
-                <w:sz w:val="26"/>
-                <w:szCs w:val="26"/>
-              </w:rPr>
-              <w:t>50)</w:t>
+            <w:r>
+              <w:rPr>
+                <w:sz w:val="26"/>
+                <w:szCs w:val="26"/>
+              </w:rPr>
+              <w:t>NVARCHAR(50)</w:t>
             </w:r>
           </w:p>
         </w:tc>
@@ -26643,21 +26823,12 @@
                 <w:szCs w:val="26"/>
               </w:rPr>
             </w:pPr>
-            <w:proofErr w:type="gramStart"/>
-            <w:r>
-              <w:rPr>
-                <w:sz w:val="26"/>
-                <w:szCs w:val="26"/>
-              </w:rPr>
-              <w:t>NVARCHAR(</w:t>
-            </w:r>
-            <w:proofErr w:type="gramEnd"/>
-            <w:r>
-              <w:rPr>
-                <w:sz w:val="26"/>
-                <w:szCs w:val="26"/>
-              </w:rPr>
-              <w:t>50)</w:t>
+            <w:r>
+              <w:rPr>
+                <w:sz w:val="26"/>
+                <w:szCs w:val="26"/>
+              </w:rPr>
+              <w:t>NVARCHAR(50)</w:t>
             </w:r>
           </w:p>
         </w:tc>
@@ -26759,21 +26930,12 @@
                 <w:szCs w:val="26"/>
               </w:rPr>
             </w:pPr>
-            <w:proofErr w:type="gramStart"/>
-            <w:r>
-              <w:rPr>
-                <w:sz w:val="26"/>
-                <w:szCs w:val="26"/>
-              </w:rPr>
-              <w:t>NVARCHAR(</w:t>
-            </w:r>
-            <w:proofErr w:type="gramEnd"/>
-            <w:r>
-              <w:rPr>
-                <w:sz w:val="26"/>
-                <w:szCs w:val="26"/>
-              </w:rPr>
-              <w:t>50)</w:t>
+            <w:r>
+              <w:rPr>
+                <w:sz w:val="26"/>
+                <w:szCs w:val="26"/>
+              </w:rPr>
+              <w:t>NVARCHAR(50)</w:t>
             </w:r>
           </w:p>
         </w:tc>
@@ -26882,7 +27044,7 @@
           <w:szCs w:val="26"/>
         </w:rPr>
       </w:pPr>
-      <w:bookmarkStart w:id="72" w:name="_Toc242187775"/>
+      <w:bookmarkStart w:id="75" w:name="_Toc242187775"/>
       <w:r>
         <w:rPr>
           <w:sz w:val="26"/>
@@ -26976,7 +27138,7 @@
         </w:rPr>
         <w:t xml:space="preserve"> Cấu trúc bảng Hình ảnh sản phẩm (tblHinhAnhSanPham)</w:t>
       </w:r>
-      <w:bookmarkEnd w:id="72"/>
+      <w:bookmarkEnd w:id="75"/>
     </w:p>
     <w:tbl>
       <w:tblPr>
@@ -27411,21 +27573,12 @@
                 <w:szCs w:val="26"/>
               </w:rPr>
             </w:pPr>
-            <w:proofErr w:type="gramStart"/>
-            <w:r>
-              <w:rPr>
-                <w:sz w:val="26"/>
-                <w:szCs w:val="26"/>
-              </w:rPr>
-              <w:t>VARCHAR(</w:t>
-            </w:r>
-            <w:proofErr w:type="gramEnd"/>
-            <w:r>
-              <w:rPr>
-                <w:sz w:val="26"/>
-                <w:szCs w:val="26"/>
-              </w:rPr>
-              <w:t>255)</w:t>
+            <w:r>
+              <w:rPr>
+                <w:sz w:val="26"/>
+                <w:szCs w:val="26"/>
+              </w:rPr>
+              <w:t>VARCHAR(255)</w:t>
             </w:r>
           </w:p>
         </w:tc>
@@ -27641,7 +27794,7 @@
           <w:szCs w:val="26"/>
         </w:rPr>
       </w:pPr>
-      <w:bookmarkStart w:id="73" w:name="_Toc242187776"/>
+      <w:bookmarkStart w:id="76" w:name="_Toc242187776"/>
       <w:r>
         <w:rPr>
           <w:sz w:val="26"/>
@@ -27735,7 +27888,7 @@
         </w:rPr>
         <w:t xml:space="preserve"> Cấu trúc bảng Đơn hàng (tblDonhang)</w:t>
       </w:r>
-      <w:bookmarkEnd w:id="73"/>
+      <w:bookmarkEnd w:id="76"/>
     </w:p>
     <w:tbl>
       <w:tblPr>
@@ -28161,21 +28314,12 @@
                 <w:szCs w:val="26"/>
               </w:rPr>
             </w:pPr>
-            <w:proofErr w:type="gramStart"/>
-            <w:r>
-              <w:rPr>
-                <w:sz w:val="26"/>
-                <w:szCs w:val="26"/>
-              </w:rPr>
-              <w:t>NVARCHAR(</w:t>
-            </w:r>
-            <w:proofErr w:type="gramEnd"/>
-            <w:r>
-              <w:rPr>
-                <w:sz w:val="26"/>
-                <w:szCs w:val="26"/>
-              </w:rPr>
-              <w:t>100)</w:t>
+            <w:r>
+              <w:rPr>
+                <w:sz w:val="26"/>
+                <w:szCs w:val="26"/>
+              </w:rPr>
+              <w:t>NVARCHAR(100)</w:t>
             </w:r>
           </w:p>
         </w:tc>
@@ -28277,21 +28421,12 @@
                 <w:szCs w:val="26"/>
               </w:rPr>
             </w:pPr>
-            <w:proofErr w:type="gramStart"/>
-            <w:r>
-              <w:rPr>
-                <w:sz w:val="26"/>
-                <w:szCs w:val="26"/>
-              </w:rPr>
-              <w:t>VARCHAR(</w:t>
-            </w:r>
-            <w:proofErr w:type="gramEnd"/>
-            <w:r>
-              <w:rPr>
-                <w:sz w:val="26"/>
-                <w:szCs w:val="26"/>
-              </w:rPr>
-              <w:t>15)</w:t>
+            <w:r>
+              <w:rPr>
+                <w:sz w:val="26"/>
+                <w:szCs w:val="26"/>
+              </w:rPr>
+              <w:t>VARCHAR(15)</w:t>
             </w:r>
           </w:p>
         </w:tc>
@@ -28393,21 +28528,12 @@
                 <w:szCs w:val="26"/>
               </w:rPr>
             </w:pPr>
-            <w:proofErr w:type="gramStart"/>
-            <w:r>
-              <w:rPr>
-                <w:sz w:val="26"/>
-                <w:szCs w:val="26"/>
-              </w:rPr>
-              <w:t>NVARCHAR(</w:t>
-            </w:r>
-            <w:proofErr w:type="gramEnd"/>
-            <w:r>
-              <w:rPr>
-                <w:sz w:val="26"/>
-                <w:szCs w:val="26"/>
-              </w:rPr>
-              <w:t>255)</w:t>
+            <w:r>
+              <w:rPr>
+                <w:sz w:val="26"/>
+                <w:szCs w:val="26"/>
+              </w:rPr>
+              <w:t>NVARCHAR(255)</w:t>
             </w:r>
           </w:p>
         </w:tc>
@@ -28509,21 +28635,12 @@
                 <w:szCs w:val="26"/>
               </w:rPr>
             </w:pPr>
-            <w:proofErr w:type="gramStart"/>
-            <w:r>
-              <w:rPr>
-                <w:sz w:val="26"/>
-                <w:szCs w:val="26"/>
-              </w:rPr>
-              <w:t>DECIMAL(</w:t>
-            </w:r>
-            <w:proofErr w:type="gramEnd"/>
-            <w:r>
-              <w:rPr>
-                <w:sz w:val="26"/>
-                <w:szCs w:val="26"/>
-              </w:rPr>
-              <w:t>18, 0)</w:t>
+            <w:r>
+              <w:rPr>
+                <w:sz w:val="26"/>
+                <w:szCs w:val="26"/>
+              </w:rPr>
+              <w:t>DECIMAL(18, 0)</w:t>
             </w:r>
           </w:p>
         </w:tc>
@@ -28741,21 +28858,12 @@
                 <w:szCs w:val="26"/>
               </w:rPr>
             </w:pPr>
-            <w:proofErr w:type="gramStart"/>
-            <w:r>
-              <w:rPr>
-                <w:sz w:val="26"/>
-                <w:szCs w:val="26"/>
-              </w:rPr>
-              <w:t>NVARCHAR(</w:t>
-            </w:r>
-            <w:proofErr w:type="gramEnd"/>
-            <w:r>
-              <w:rPr>
-                <w:sz w:val="26"/>
-                <w:szCs w:val="26"/>
-              </w:rPr>
-              <w:t>50)</w:t>
+            <w:r>
+              <w:rPr>
+                <w:sz w:val="26"/>
+                <w:szCs w:val="26"/>
+              </w:rPr>
+              <w:t>NVARCHAR(50)</w:t>
             </w:r>
           </w:p>
         </w:tc>
@@ -28857,21 +28965,12 @@
                 <w:szCs w:val="26"/>
               </w:rPr>
             </w:pPr>
-            <w:proofErr w:type="gramStart"/>
-            <w:r>
-              <w:rPr>
-                <w:sz w:val="26"/>
-                <w:szCs w:val="26"/>
-              </w:rPr>
-              <w:t>NVARCHAR(</w:t>
-            </w:r>
-            <w:proofErr w:type="gramEnd"/>
-            <w:r>
-              <w:rPr>
-                <w:sz w:val="26"/>
-                <w:szCs w:val="26"/>
-              </w:rPr>
-              <w:t>500)</w:t>
+            <w:r>
+              <w:rPr>
+                <w:sz w:val="26"/>
+                <w:szCs w:val="26"/>
+              </w:rPr>
+              <w:t>NVARCHAR(500)</w:t>
             </w:r>
           </w:p>
         </w:tc>
@@ -29089,7 +29188,7 @@
           <w:szCs w:val="26"/>
         </w:rPr>
       </w:pPr>
-      <w:bookmarkStart w:id="74" w:name="_Toc242187777"/>
+      <w:bookmarkStart w:id="77" w:name="_Toc242187777"/>
       <w:r>
         <w:rPr>
           <w:sz w:val="26"/>
@@ -29183,7 +29282,7 @@
         </w:rPr>
         <w:t xml:space="preserve"> Cấu trúc bảng Chi tiết đơn hàng (tblChiTietDonHang)</w:t>
       </w:r>
-      <w:bookmarkEnd w:id="74"/>
+      <w:bookmarkEnd w:id="77"/>
     </w:p>
     <w:tbl>
       <w:tblPr>
@@ -29821,21 +29920,12 @@
                 <w:szCs w:val="26"/>
               </w:rPr>
             </w:pPr>
-            <w:proofErr w:type="gramStart"/>
-            <w:r>
-              <w:rPr>
-                <w:sz w:val="26"/>
-                <w:szCs w:val="26"/>
-              </w:rPr>
-              <w:t>DECIMAL(</w:t>
-            </w:r>
-            <w:proofErr w:type="gramEnd"/>
-            <w:r>
-              <w:rPr>
-                <w:sz w:val="26"/>
-                <w:szCs w:val="26"/>
-              </w:rPr>
-              <w:t>18, 0)</w:t>
+            <w:r>
+              <w:rPr>
+                <w:sz w:val="26"/>
+                <w:szCs w:val="26"/>
+              </w:rPr>
+              <w:t>DECIMAL(18, 0)</w:t>
             </w:r>
           </w:p>
         </w:tc>
@@ -29893,13 +29983,13 @@
         <w:spacing w:before="120" w:after="120" w:line="360" w:lineRule="auto"/>
         <w:jc w:val="left"/>
       </w:pPr>
-      <w:bookmarkStart w:id="75" w:name="_Toc242187676"/>
-      <w:bookmarkStart w:id="76" w:name="_Toc242738188"/>
+      <w:bookmarkStart w:id="78" w:name="_Toc242187676"/>
+      <w:bookmarkStart w:id="79" w:name="_Toc242811568"/>
       <w:r>
         <w:t>Lược đồ Usecase</w:t>
       </w:r>
-      <w:bookmarkEnd w:id="75"/>
-      <w:bookmarkEnd w:id="76"/>
+      <w:bookmarkEnd w:id="78"/>
+      <w:bookmarkEnd w:id="79"/>
     </w:p>
     <w:p>
       <w:pPr>
@@ -29929,14 +30019,14 @@
           <w:szCs w:val="26"/>
         </w:rPr>
       </w:pPr>
-      <w:bookmarkStart w:id="77" w:name="_Toc242737828"/>
+      <w:bookmarkStart w:id="80" w:name="_Toc242737828"/>
       <w:r>
         <w:rPr>
           <w:noProof/>
         </w:rPr>
         <w:lastRenderedPageBreak/>
         <w:drawing>
-          <wp:anchor distT="0" distB="0" distL="114300" distR="114300" simplePos="0" relativeHeight="251661824" behindDoc="1" locked="0" layoutInCell="1" allowOverlap="1" wp14:anchorId="07587BD3" wp14:editId="2891C63A">
+          <wp:anchor distT="0" distB="0" distL="114300" distR="114300" simplePos="0" relativeHeight="251661824" behindDoc="1" locked="0" layoutInCell="1" allowOverlap="1" wp14:anchorId="07587BD3" wp14:editId="2BBD6344">
             <wp:simplePos x="0" y="0"/>
             <wp:positionH relativeFrom="margin">
               <wp:posOffset>24130</wp:posOffset>
@@ -30094,7 +30184,7 @@
         </w:rPr>
         <w:t>Lược đồ Use Case tổng quát của hệ thống.</w:t>
       </w:r>
-      <w:bookmarkEnd w:id="77"/>
+      <w:bookmarkEnd w:id="80"/>
     </w:p>
     <w:p>
       <w:pPr>
@@ -30120,16 +30210,16 @@
           <w:lang w:val="en-US"/>
         </w:rPr>
       </w:pPr>
-      <w:bookmarkStart w:id="78" w:name="_Toc242187677"/>
-      <w:bookmarkStart w:id="79" w:name="_Toc242738189"/>
+      <w:bookmarkStart w:id="81" w:name="_Toc242187677"/>
+      <w:bookmarkStart w:id="82" w:name="_Toc242811569"/>
       <w:r>
         <w:rPr>
           <w:lang w:val="en-US"/>
         </w:rPr>
         <w:t>Nhóm Use case của Khách hàng (User)</w:t>
       </w:r>
-      <w:bookmarkEnd w:id="78"/>
-      <w:bookmarkEnd w:id="79"/>
+      <w:bookmarkEnd w:id="81"/>
+      <w:bookmarkEnd w:id="82"/>
     </w:p>
     <w:p>
       <w:pPr>
@@ -30344,8 +30434,8 @@
           <w:lang w:val="en-US"/>
         </w:rPr>
       </w:pPr>
-      <w:bookmarkStart w:id="80" w:name="_Toc242187678"/>
-      <w:bookmarkStart w:id="81" w:name="_Toc242738190"/>
+      <w:bookmarkStart w:id="83" w:name="_Toc242187678"/>
+      <w:bookmarkStart w:id="84" w:name="_Toc242811570"/>
       <w:r>
         <w:rPr>
           <w:lang w:val="en-US"/>
@@ -30353,8 +30443,8 @@
         <w:lastRenderedPageBreak/>
         <w:t>Nhóm Use case của Quản trị viên (Admin)</w:t>
       </w:r>
-      <w:bookmarkEnd w:id="80"/>
-      <w:bookmarkEnd w:id="81"/>
+      <w:bookmarkEnd w:id="83"/>
+      <w:bookmarkEnd w:id="84"/>
     </w:p>
     <w:p>
       <w:pPr>
@@ -30717,14 +30807,14 @@
       <w:r>
         <w:br w:type="page"/>
       </w:r>
-      <w:bookmarkStart w:id="82" w:name="_Toc242187679"/>
-      <w:bookmarkStart w:id="83" w:name="_Toc242738191"/>
+      <w:bookmarkStart w:id="85" w:name="_Toc242187679"/>
+      <w:bookmarkStart w:id="86" w:name="_Toc242811571"/>
       <w:r>
         <w:lastRenderedPageBreak/>
         <w:t>KẾT QUẢ NGHIÊN CỨU</w:t>
       </w:r>
-      <w:bookmarkEnd w:id="82"/>
-      <w:bookmarkEnd w:id="83"/>
+      <w:bookmarkEnd w:id="85"/>
+      <w:bookmarkEnd w:id="86"/>
     </w:p>
     <w:p>
       <w:pPr>
@@ -30732,13 +30822,13 @@
         <w:spacing w:before="120" w:after="120" w:line="360" w:lineRule="auto"/>
         <w:jc w:val="left"/>
       </w:pPr>
-      <w:bookmarkStart w:id="84" w:name="_Toc242187680"/>
-      <w:bookmarkStart w:id="85" w:name="_Toc242738192"/>
+      <w:bookmarkStart w:id="87" w:name="_Toc242187680"/>
+      <w:bookmarkStart w:id="88" w:name="_Toc242811572"/>
       <w:r>
         <w:t>Các kết quả đạt được</w:t>
       </w:r>
-      <w:bookmarkEnd w:id="84"/>
-      <w:bookmarkEnd w:id="85"/>
+      <w:bookmarkEnd w:id="87"/>
+      <w:bookmarkEnd w:id="88"/>
     </w:p>
     <w:p>
       <w:pPr>
@@ -30822,32 +30912,32 @@
         <w:pStyle w:val="Heading2"/>
         <w:jc w:val="left"/>
       </w:pPr>
-      <w:bookmarkStart w:id="86" w:name="_Toc242187681"/>
-      <w:bookmarkStart w:id="87" w:name="_Toc242738193"/>
+      <w:bookmarkStart w:id="89" w:name="_Toc242187681"/>
+      <w:bookmarkStart w:id="90" w:name="_Toc242811573"/>
       <w:r>
         <w:t>Các giao diện chức năng phía Khách hàng</w:t>
       </w:r>
-      <w:bookmarkEnd w:id="86"/>
-      <w:bookmarkEnd w:id="87"/>
+      <w:bookmarkEnd w:id="89"/>
+      <w:bookmarkEnd w:id="90"/>
     </w:p>
     <w:p>
       <w:pPr>
         <w:pStyle w:val="Heading3"/>
         <w:spacing w:before="120" w:after="120" w:line="360" w:lineRule="auto"/>
       </w:pPr>
-      <w:bookmarkStart w:id="88" w:name="_Toc242187682"/>
-      <w:bookmarkStart w:id="89" w:name="_Toc242738194"/>
+      <w:bookmarkStart w:id="91" w:name="_Toc242187682"/>
+      <w:bookmarkStart w:id="92" w:name="_Toc242811574"/>
       <w:r>
         <w:t>Giao diện Trang chủ</w:t>
       </w:r>
-      <w:bookmarkEnd w:id="88"/>
+      <w:bookmarkEnd w:id="91"/>
       <w:r>
         <w:t xml:space="preserve"> </w:t>
       </w:r>
       <w:r>
         <w:t>(Default.aspx)</w:t>
       </w:r>
-      <w:bookmarkEnd w:id="89"/>
+      <w:bookmarkEnd w:id="92"/>
     </w:p>
     <w:p>
       <w:pPr>
@@ -30859,10 +30949,10 @@
           <w:noProof/>
         </w:rPr>
         <w:drawing>
-          <wp:inline distT="0" distB="0" distL="0" distR="0" wp14:anchorId="79B0E4A6" wp14:editId="61C9AF3E">
+          <wp:inline distT="0" distB="0" distL="0" distR="0" wp14:anchorId="6FCF9993" wp14:editId="5B215577">
             <wp:extent cx="5760720" cy="3240405"/>
             <wp:effectExtent l="0" t="0" r="0" b="0"/>
-            <wp:docPr id="2102790435" name="Picture 1"/>
+            <wp:docPr id="1863540981" name="Picture 1"/>
             <wp:cNvGraphicFramePr>
               <a:graphicFrameLocks xmlns:a="http://schemas.openxmlformats.org/drawingml/2006/main" noChangeAspect="1"/>
             </wp:cNvGraphicFramePr>
@@ -30870,11 +30960,485 @@
               <a:graphicData uri="http://schemas.openxmlformats.org/drawingml/2006/picture">
                 <pic:pic xmlns:pic="http://schemas.openxmlformats.org/drawingml/2006/picture">
                   <pic:nvPicPr>
-                    <pic:cNvPr id="2102790435" name=""/>
+                    <pic:cNvPr id="1863540981" name=""/>
                     <pic:cNvPicPr/>
                   </pic:nvPicPr>
                   <pic:blipFill>
-                    <a:blip r:embed="rId16" cstate="print">
+                    <a:blip r:embed="rId16"/>
+                    <a:stretch>
+                      <a:fillRect/>
+                    </a:stretch>
+                  </pic:blipFill>
+                  <pic:spPr>
+                    <a:xfrm>
+                      <a:off x="0" y="0"/>
+                      <a:ext cx="5760720" cy="3240405"/>
+                    </a:xfrm>
+                    <a:prstGeom prst="rect">
+                      <a:avLst/>
+                    </a:prstGeom>
+                  </pic:spPr>
+                </pic:pic>
+              </a:graphicData>
+            </a:graphic>
+          </wp:inline>
+        </w:drawing>
+      </w:r>
+    </w:p>
+    <w:p>
+      <w:pPr>
+        <w:pStyle w:val="Caption"/>
+        <w:jc w:val="center"/>
+        <w:rPr>
+          <w:sz w:val="26"/>
+          <w:szCs w:val="26"/>
+        </w:rPr>
+      </w:pPr>
+      <w:bookmarkStart w:id="93" w:name="_Toc242737829"/>
+      <w:r>
+        <w:rPr>
+          <w:sz w:val="26"/>
+          <w:szCs w:val="26"/>
+        </w:rPr>
+        <w:t xml:space="preserve">Hình </w:t>
+      </w:r>
+      <w:r>
+        <w:rPr>
+          <w:sz w:val="26"/>
+          <w:szCs w:val="26"/>
+        </w:rPr>
+        <w:fldChar w:fldCharType="begin"/>
+      </w:r>
+      <w:r>
+        <w:rPr>
+          <w:sz w:val="26"/>
+          <w:szCs w:val="26"/>
+        </w:rPr>
+        <w:instrText xml:space="preserve"> STYLEREF 1 \s </w:instrText>
+      </w:r>
+      <w:r>
+        <w:rPr>
+          <w:sz w:val="26"/>
+          <w:szCs w:val="26"/>
+        </w:rPr>
+        <w:fldChar w:fldCharType="separate"/>
+      </w:r>
+      <w:r>
+        <w:rPr>
+          <w:noProof/>
+          <w:sz w:val="26"/>
+          <w:szCs w:val="26"/>
+        </w:rPr>
+        <w:t>3</w:t>
+      </w:r>
+      <w:r>
+        <w:rPr>
+          <w:sz w:val="26"/>
+          <w:szCs w:val="26"/>
+        </w:rPr>
+        <w:fldChar w:fldCharType="end"/>
+      </w:r>
+      <w:r>
+        <w:rPr>
+          <w:sz w:val="26"/>
+          <w:szCs w:val="26"/>
+        </w:rPr>
+        <w:noBreakHyphen/>
+      </w:r>
+      <w:r>
+        <w:rPr>
+          <w:sz w:val="26"/>
+          <w:szCs w:val="26"/>
+        </w:rPr>
+        <w:fldChar w:fldCharType="begin"/>
+      </w:r>
+      <w:r>
+        <w:rPr>
+          <w:sz w:val="26"/>
+          <w:szCs w:val="26"/>
+        </w:rPr>
+        <w:instrText xml:space="preserve"> SEQ Hình \* ARABIC \s 1 </w:instrText>
+      </w:r>
+      <w:r>
+        <w:rPr>
+          <w:sz w:val="26"/>
+          <w:szCs w:val="26"/>
+        </w:rPr>
+        <w:fldChar w:fldCharType="separate"/>
+      </w:r>
+      <w:r>
+        <w:rPr>
+          <w:noProof/>
+          <w:sz w:val="26"/>
+          <w:szCs w:val="26"/>
+        </w:rPr>
+        <w:t>1</w:t>
+      </w:r>
+      <w:r>
+        <w:rPr>
+          <w:sz w:val="26"/>
+          <w:szCs w:val="26"/>
+        </w:rPr>
+        <w:fldChar w:fldCharType="end"/>
+      </w:r>
+      <w:r>
+        <w:rPr>
+          <w:sz w:val="26"/>
+          <w:szCs w:val="26"/>
+        </w:rPr>
+        <w:t xml:space="preserve"> Giao diện trang chủ của website</w:t>
+      </w:r>
+      <w:bookmarkEnd w:id="93"/>
+    </w:p>
+    <w:p>
+      <w:pPr>
+        <w:spacing w:before="120" w:after="120" w:line="360" w:lineRule="auto"/>
+        <w:ind w:firstLine="357"/>
+        <w:rPr>
+          <w:sz w:val="26"/>
+          <w:szCs w:val="26"/>
+        </w:rPr>
+      </w:pPr>
+      <w:r>
+        <w:rPr>
+          <w:sz w:val="26"/>
+          <w:szCs w:val="26"/>
+        </w:rPr>
+        <w:t xml:space="preserve">Trang chủ hiển thị banner quảng cáo, thanh tìm kiếm và danh sách các mẫu laptop nổi bật, mới nhất. Sản phẩm được bố cục dạng lưới (Card Grid) gọn gàng, có đầy đủ hình ảnh, giá gốc, giá khuyến mãi và lọc theo danh mục/thương hiệu.Trang chủ hiển </w:t>
+      </w:r>
+      <w:r>
+        <w:rPr>
+          <w:sz w:val="26"/>
+          <w:szCs w:val="26"/>
+        </w:rPr>
+        <w:lastRenderedPageBreak/>
+        <w:t>thị banner quảng cáo, thanh tìm kiếm và danh sách các mẫu laptop nổi bật, mới nhất. Sản phẩm được bố cục dạng lưới (Card Grid) gọn gàng, có đầy đủ hình ảnh, giá gốc, giá khuyến mãi và lọc theo danh mục/thương hiệu.</w:t>
+      </w:r>
+    </w:p>
+    <w:p>
+      <w:pPr>
+        <w:pStyle w:val="Heading3"/>
+      </w:pPr>
+      <w:bookmarkStart w:id="94" w:name="_Toc242187683"/>
+      <w:bookmarkStart w:id="95" w:name="_Toc242811575"/>
+      <w:r>
+        <w:t>Giao diện Xem chi tiết sản phẩm</w:t>
+      </w:r>
+      <w:bookmarkEnd w:id="94"/>
+      <w:r>
+        <w:t xml:space="preserve"> </w:t>
+      </w:r>
+      <w:r>
+        <w:t>(ChiTietSanPham.aspx)</w:t>
+      </w:r>
+      <w:bookmarkEnd w:id="95"/>
+    </w:p>
+    <w:p>
+      <w:pPr>
+        <w:spacing w:before="120" w:after="120" w:line="360" w:lineRule="auto"/>
+        <w:rPr>
+          <w:sz w:val="26"/>
+          <w:szCs w:val="26"/>
+        </w:rPr>
+      </w:pPr>
+      <w:r>
+        <w:rPr>
+          <w:noProof/>
+        </w:rPr>
+        <w:drawing>
+          <wp:inline distT="0" distB="0" distL="0" distR="0" wp14:anchorId="78A1F3D8" wp14:editId="55726387">
+            <wp:extent cx="5760720" cy="3240405"/>
+            <wp:effectExtent l="0" t="0" r="0" b="0"/>
+            <wp:docPr id="944190641" name="Picture 1"/>
+            <wp:cNvGraphicFramePr>
+              <a:graphicFrameLocks xmlns:a="http://schemas.openxmlformats.org/drawingml/2006/main" noChangeAspect="1"/>
+            </wp:cNvGraphicFramePr>
+            <a:graphic xmlns:a="http://schemas.openxmlformats.org/drawingml/2006/main">
+              <a:graphicData uri="http://schemas.openxmlformats.org/drawingml/2006/picture">
+                <pic:pic xmlns:pic="http://schemas.openxmlformats.org/drawingml/2006/picture">
+                  <pic:nvPicPr>
+                    <pic:cNvPr id="944190641" name=""/>
+                    <pic:cNvPicPr/>
+                  </pic:nvPicPr>
+                  <pic:blipFill>
+                    <a:blip r:embed="rId17"/>
+                    <a:stretch>
+                      <a:fillRect/>
+                    </a:stretch>
+                  </pic:blipFill>
+                  <pic:spPr>
+                    <a:xfrm>
+                      <a:off x="0" y="0"/>
+                      <a:ext cx="5760720" cy="3240405"/>
+                    </a:xfrm>
+                    <a:prstGeom prst="rect">
+                      <a:avLst/>
+                    </a:prstGeom>
+                  </pic:spPr>
+                </pic:pic>
+              </a:graphicData>
+            </a:graphic>
+          </wp:inline>
+        </w:drawing>
+      </w:r>
+    </w:p>
+    <w:p>
+      <w:pPr>
+        <w:pStyle w:val="Caption"/>
+        <w:jc w:val="center"/>
+        <w:rPr>
+          <w:sz w:val="26"/>
+          <w:szCs w:val="26"/>
+        </w:rPr>
+      </w:pPr>
+      <w:bookmarkStart w:id="96" w:name="_Toc242737830"/>
+      <w:r>
+        <w:rPr>
+          <w:sz w:val="26"/>
+          <w:szCs w:val="26"/>
+        </w:rPr>
+        <w:t xml:space="preserve">Hình </w:t>
+      </w:r>
+      <w:r>
+        <w:rPr>
+          <w:sz w:val="26"/>
+          <w:szCs w:val="26"/>
+        </w:rPr>
+        <w:fldChar w:fldCharType="begin"/>
+      </w:r>
+      <w:r>
+        <w:rPr>
+          <w:sz w:val="26"/>
+          <w:szCs w:val="26"/>
+        </w:rPr>
+        <w:instrText xml:space="preserve"> STYLEREF 1 \s </w:instrText>
+      </w:r>
+      <w:r>
+        <w:rPr>
+          <w:sz w:val="26"/>
+          <w:szCs w:val="26"/>
+        </w:rPr>
+        <w:fldChar w:fldCharType="separate"/>
+      </w:r>
+      <w:r>
+        <w:rPr>
+          <w:noProof/>
+          <w:sz w:val="26"/>
+          <w:szCs w:val="26"/>
+        </w:rPr>
+        <w:t>3</w:t>
+      </w:r>
+      <w:r>
+        <w:rPr>
+          <w:sz w:val="26"/>
+          <w:szCs w:val="26"/>
+        </w:rPr>
+        <w:fldChar w:fldCharType="end"/>
+      </w:r>
+      <w:r>
+        <w:rPr>
+          <w:sz w:val="26"/>
+          <w:szCs w:val="26"/>
+        </w:rPr>
+        <w:noBreakHyphen/>
+      </w:r>
+      <w:r>
+        <w:rPr>
+          <w:sz w:val="26"/>
+          <w:szCs w:val="26"/>
+        </w:rPr>
+        <w:fldChar w:fldCharType="begin"/>
+      </w:r>
+      <w:r>
+        <w:rPr>
+          <w:sz w:val="26"/>
+          <w:szCs w:val="26"/>
+        </w:rPr>
+        <w:instrText xml:space="preserve"> SEQ Hình \* ARABIC \s 1 </w:instrText>
+      </w:r>
+      <w:r>
+        <w:rPr>
+          <w:sz w:val="26"/>
+          <w:szCs w:val="26"/>
+        </w:rPr>
+        <w:fldChar w:fldCharType="separate"/>
+      </w:r>
+      <w:r>
+        <w:rPr>
+          <w:noProof/>
+          <w:sz w:val="26"/>
+          <w:szCs w:val="26"/>
+        </w:rPr>
+        <w:t>2</w:t>
+      </w:r>
+      <w:r>
+        <w:rPr>
+          <w:sz w:val="26"/>
+          <w:szCs w:val="26"/>
+        </w:rPr>
+        <w:fldChar w:fldCharType="end"/>
+      </w:r>
+      <w:r>
+        <w:rPr>
+          <w:sz w:val="26"/>
+          <w:szCs w:val="26"/>
+        </w:rPr>
+        <w:t xml:space="preserve"> Giao diện xem thông tin chi tiết và cấu hình laptop</w:t>
+      </w:r>
+      <w:bookmarkEnd w:id="96"/>
+    </w:p>
+    <w:p>
+      <w:pPr>
+        <w:spacing w:before="120" w:after="120" w:line="360" w:lineRule="auto"/>
+        <w:ind w:firstLine="357"/>
+        <w:rPr>
+          <w:sz w:val="26"/>
+          <w:szCs w:val="26"/>
+        </w:rPr>
+      </w:pPr>
+      <w:r>
+        <w:rPr>
+          <w:sz w:val="26"/>
+          <w:szCs w:val="26"/>
+        </w:rPr>
+        <w:t>Cung cấp cái nhìn chuyên sâu cho khách hàng trước khi mua. Trang hiển thị album ảnh sản phẩm từ nhiều góc chụp, giá bán, nút "Thêm vào giỏ hàng", và bảng thông số kỹ thuật phần cứng chi tiết (CPU, RAM, Ổ cứng, VGA, Màn hình...).</w:t>
+      </w:r>
+    </w:p>
+    <w:p>
+      <w:pPr>
+        <w:spacing w:before="120" w:after="120" w:line="360" w:lineRule="auto"/>
+        <w:ind w:firstLine="357"/>
+        <w:rPr>
+          <w:sz w:val="26"/>
+          <w:szCs w:val="26"/>
+        </w:rPr>
+      </w:pPr>
+      <w:bookmarkStart w:id="97" w:name="_Toc242187685"/>
+    </w:p>
+    <w:p>
+      <w:pPr>
+        <w:spacing w:before="120" w:after="120" w:line="360" w:lineRule="auto"/>
+        <w:ind w:firstLine="357"/>
+        <w:rPr>
+          <w:sz w:val="26"/>
+          <w:szCs w:val="26"/>
+        </w:rPr>
+      </w:pPr>
+    </w:p>
+    <w:p>
+      <w:pPr>
+        <w:spacing w:before="120" w:after="120" w:line="360" w:lineRule="auto"/>
+        <w:ind w:firstLine="357"/>
+        <w:rPr>
+          <w:sz w:val="26"/>
+          <w:szCs w:val="26"/>
+        </w:rPr>
+      </w:pPr>
+    </w:p>
+    <w:p>
+      <w:pPr>
+        <w:spacing w:before="120" w:after="120" w:line="360" w:lineRule="auto"/>
+        <w:ind w:firstLine="357"/>
+        <w:rPr>
+          <w:sz w:val="26"/>
+          <w:szCs w:val="26"/>
+        </w:rPr>
+      </w:pPr>
+    </w:p>
+    <w:p>
+      <w:pPr>
+        <w:spacing w:before="120" w:after="120" w:line="360" w:lineRule="auto"/>
+        <w:ind w:firstLine="357"/>
+        <w:rPr>
+          <w:sz w:val="26"/>
+          <w:szCs w:val="26"/>
+        </w:rPr>
+      </w:pPr>
+    </w:p>
+    <w:p>
+      <w:pPr>
+        <w:spacing w:before="120" w:after="120" w:line="360" w:lineRule="auto"/>
+        <w:ind w:firstLine="357"/>
+        <w:rPr>
+          <w:sz w:val="26"/>
+          <w:szCs w:val="26"/>
+        </w:rPr>
+      </w:pPr>
+    </w:p>
+    <w:p>
+      <w:pPr>
+        <w:spacing w:before="120" w:after="120" w:line="360" w:lineRule="auto"/>
+        <w:ind w:firstLine="357"/>
+        <w:rPr>
+          <w:sz w:val="26"/>
+          <w:szCs w:val="26"/>
+        </w:rPr>
+      </w:pPr>
+    </w:p>
+    <w:p>
+      <w:pPr>
+        <w:spacing w:before="120" w:after="120" w:line="360" w:lineRule="auto"/>
+        <w:ind w:firstLine="357"/>
+        <w:rPr>
+          <w:sz w:val="26"/>
+          <w:szCs w:val="26"/>
+        </w:rPr>
+      </w:pPr>
+    </w:p>
+    <w:p>
+      <w:pPr>
+        <w:spacing w:before="120" w:after="120" w:line="360" w:lineRule="auto"/>
+        <w:ind w:firstLine="357"/>
+        <w:rPr>
+          <w:sz w:val="26"/>
+          <w:szCs w:val="26"/>
+        </w:rPr>
+      </w:pPr>
+    </w:p>
+    <w:p>
+      <w:pPr>
+        <w:pStyle w:val="Heading3"/>
+      </w:pPr>
+      <w:bookmarkStart w:id="98" w:name="_Toc242187684"/>
+      <w:bookmarkStart w:id="99" w:name="_Toc242811576"/>
+      <w:r>
+        <w:rPr>
+          <w:noProof/>
+        </w:rPr>
+        <w:lastRenderedPageBreak/>
+        <w:drawing>
+          <wp:anchor distT="0" distB="0" distL="114300" distR="114300" simplePos="0" relativeHeight="251665920" behindDoc="1" locked="0" layoutInCell="1" allowOverlap="1" wp14:anchorId="7B427BE6" wp14:editId="71264304">
+            <wp:simplePos x="0" y="0"/>
+            <wp:positionH relativeFrom="column">
+              <wp:posOffset>-1905</wp:posOffset>
+            </wp:positionH>
+            <wp:positionV relativeFrom="page">
+              <wp:posOffset>1040765</wp:posOffset>
+            </wp:positionV>
+            <wp:extent cx="5760720" cy="3240405"/>
+            <wp:effectExtent l="0" t="0" r="0" b="0"/>
+            <wp:wrapTight wrapText="bothSides">
+              <wp:wrapPolygon edited="0">
+                <wp:start x="0" y="0"/>
+                <wp:lineTo x="0" y="21460"/>
+                <wp:lineTo x="21500" y="21460"/>
+                <wp:lineTo x="21500" y="0"/>
+                <wp:lineTo x="0" y="0"/>
+              </wp:wrapPolygon>
+            </wp:wrapTight>
+            <wp:docPr id="852967941" name="Picture 1"/>
+            <wp:cNvGraphicFramePr>
+              <a:graphicFrameLocks xmlns:a="http://schemas.openxmlformats.org/drawingml/2006/main" noChangeAspect="1"/>
+            </wp:cNvGraphicFramePr>
+            <a:graphic xmlns:a="http://schemas.openxmlformats.org/drawingml/2006/main">
+              <a:graphicData uri="http://schemas.openxmlformats.org/drawingml/2006/picture">
+                <pic:pic xmlns:pic="http://schemas.openxmlformats.org/drawingml/2006/picture">
+                  <pic:nvPicPr>
+                    <pic:cNvPr id="852967941" name=""/>
+                    <pic:cNvPicPr/>
+                  </pic:nvPicPr>
+                  <pic:blipFill>
+                    <a:blip r:embed="rId18" cstate="print">
                       <a:extLst>
                         <a:ext uri="{28A0092B-C50C-407E-A947-70E740481C1C}">
                           <a14:useLocalDpi xmlns:a14="http://schemas.microsoft.com/office/drawing/2010/main" val="0"/>
@@ -30897,20 +31461,38 @@
                 </pic:pic>
               </a:graphicData>
             </a:graphic>
-          </wp:inline>
+          </wp:anchor>
         </w:drawing>
       </w:r>
+      <w:r>
+        <w:t>Giao diện Giỏ hàng</w:t>
+      </w:r>
+      <w:bookmarkEnd w:id="98"/>
+      <w:r>
+        <w:t xml:space="preserve"> </w:t>
+      </w:r>
+      <w:r>
+        <w:t>(GioHang.aspx)</w:t>
+      </w:r>
+      <w:bookmarkEnd w:id="99"/>
     </w:p>
     <w:p>
       <w:pPr>
         <w:pStyle w:val="Caption"/>
+        <w:spacing w:before="120" w:after="120" w:line="360" w:lineRule="auto"/>
         <w:jc w:val="center"/>
         <w:rPr>
-          <w:sz w:val="26"/>
-          <w:szCs w:val="26"/>
-        </w:rPr>
-      </w:pPr>
-      <w:bookmarkStart w:id="90" w:name="_Toc242737829"/>
+          <w:rFonts w:eastAsia="SimSun"/>
+          <w:b/>
+          <w:bCs/>
+          <w:noProof/>
+          <w:color w:val="auto"/>
+          <w:sz w:val="26"/>
+          <w:szCs w:val="26"/>
+          <w:lang w:val="x-none" w:eastAsia="x-none"/>
+        </w:rPr>
+      </w:pPr>
+      <w:bookmarkStart w:id="100" w:name="_Toc242737831"/>
       <w:r>
         <w:rPr>
           <w:sz w:val="26"/>
@@ -30988,7 +31570,7 @@
           <w:sz w:val="26"/>
           <w:szCs w:val="26"/>
         </w:rPr>
-        <w:t>1</w:t>
+        <w:t>3</w:t>
       </w:r>
       <w:r>
         <w:rPr>
@@ -31002,9 +31584,9 @@
           <w:sz w:val="26"/>
           <w:szCs w:val="26"/>
         </w:rPr>
-        <w:t xml:space="preserve"> Giao diện trang chủ của website</w:t>
-      </w:r>
-      <w:bookmarkEnd w:id="90"/>
+        <w:t xml:space="preserve"> Giao diện quản lý giỏ hàng</w:t>
+      </w:r>
+      <w:bookmarkEnd w:id="100"/>
     </w:p>
     <w:p>
       <w:pPr>
@@ -31020,50 +31602,37 @@
           <w:sz w:val="26"/>
           <w:szCs w:val="26"/>
         </w:rPr>
-        <w:t xml:space="preserve">Trang chủ hiển thị banner quảng cáo, thanh tìm kiếm và danh sách các mẫu laptop nổi bật, mới nhất. Sản phẩm được bố cục dạng lưới (Card Grid) gọn gàng, có đầy đủ hình ảnh, giá gốc, giá khuyến mãi và lọc theo danh mục/thương </w:t>
-      </w:r>
-      <w:proofErr w:type="gramStart"/>
-      <w:r>
-        <w:rPr>
-          <w:sz w:val="26"/>
-          <w:szCs w:val="26"/>
-        </w:rPr>
-        <w:t>hiệu.Trang</w:t>
-      </w:r>
-      <w:proofErr w:type="gramEnd"/>
-      <w:r>
-        <w:rPr>
-          <w:sz w:val="26"/>
-          <w:szCs w:val="26"/>
-        </w:rPr>
-        <w:t xml:space="preserve"> chủ hiển </w:t>
-      </w:r>
-      <w:r>
-        <w:rPr>
-          <w:sz w:val="26"/>
-          <w:szCs w:val="26"/>
-        </w:rPr>
-        <w:lastRenderedPageBreak/>
-        <w:t>thị banner quảng cáo, thanh tìm kiếm và danh sách các mẫu laptop nổi bật, mới nhất. Sản phẩm được bố cục dạng lưới (Card Grid) gọn gàng, có đầy đủ hình ảnh, giá gốc, giá khuyến mãi và lọc theo danh mục/thương hiệu.</w:t>
+        <w:t>Cho phép khách hàng kiểm tra lại danh sách các mặt hàng đã chọn mua lưu trong Session, trực tiếp điều chỉnh số lượng mua, xóa từng sản phẩm hoặc dọn sạch giỏ hàng với tổng tiền được tự động tính toán.</w:t>
       </w:r>
     </w:p>
     <w:p>
       <w:pPr>
         <w:pStyle w:val="Heading3"/>
-      </w:pPr>
-      <w:bookmarkStart w:id="91" w:name="_Toc242187683"/>
-      <w:bookmarkStart w:id="92" w:name="_Toc242738195"/>
-      <w:r>
-        <w:t>Giao diện Xem chi tiết sản phẩm</w:t>
-      </w:r>
-      <w:bookmarkEnd w:id="91"/>
-      <w:r>
+        <w:spacing w:before="120" w:after="120" w:line="360" w:lineRule="auto"/>
+        <w:rPr>
+          <w:lang w:val="en-US"/>
+        </w:rPr>
+      </w:pPr>
+      <w:bookmarkStart w:id="101" w:name="_Toc242811577"/>
+      <w:r>
+        <w:rPr>
+          <w:lang w:val="en-US"/>
+        </w:rPr>
+        <w:t>Giao diện Thanh toán</w:t>
+      </w:r>
+      <w:r>
+        <w:rPr>
+          <w:lang w:val="en-US"/>
+        </w:rPr>
         <w:t xml:space="preserve"> </w:t>
       </w:r>
       <w:r>
-        <w:t>(ChiTietSanPham.aspx)</w:t>
-      </w:r>
-      <w:bookmarkEnd w:id="92"/>
+        <w:rPr>
+          <w:lang w:val="en-US"/>
+        </w:rPr>
+        <w:t>(ThanhToan.aspx)</w:t>
+      </w:r>
+      <w:bookmarkEnd w:id="101"/>
     </w:p>
     <w:p>
       <w:pPr>
@@ -31078,10 +31647,10 @@
           <w:noProof/>
         </w:rPr>
         <w:drawing>
-          <wp:inline distT="0" distB="0" distL="0" distR="0" wp14:anchorId="76001EAC" wp14:editId="3F83B5C2">
+          <wp:inline distT="0" distB="0" distL="0" distR="0" wp14:anchorId="3A61AC96" wp14:editId="68B799E6">
             <wp:extent cx="5760720" cy="3240405"/>
             <wp:effectExtent l="0" t="0" r="0" b="0"/>
-            <wp:docPr id="245137152" name="Picture 1"/>
+            <wp:docPr id="617656671" name="Picture 1"/>
             <wp:cNvGraphicFramePr>
               <a:graphicFrameLocks xmlns:a="http://schemas.openxmlformats.org/drawingml/2006/main" noChangeAspect="1"/>
             </wp:cNvGraphicFramePr>
@@ -31089,511 +31658,7 @@
               <a:graphicData uri="http://schemas.openxmlformats.org/drawingml/2006/picture">
                 <pic:pic xmlns:pic="http://schemas.openxmlformats.org/drawingml/2006/picture">
                   <pic:nvPicPr>
-                    <pic:cNvPr id="245137152" name=""/>
-                    <pic:cNvPicPr/>
-                  </pic:nvPicPr>
-                  <pic:blipFill>
-                    <a:blip r:embed="rId17"/>
-                    <a:stretch>
-                      <a:fillRect/>
-                    </a:stretch>
-                  </pic:blipFill>
-                  <pic:spPr>
-                    <a:xfrm>
-                      <a:off x="0" y="0"/>
-                      <a:ext cx="5760720" cy="3240405"/>
-                    </a:xfrm>
-                    <a:prstGeom prst="rect">
-                      <a:avLst/>
-                    </a:prstGeom>
-                  </pic:spPr>
-                </pic:pic>
-              </a:graphicData>
-            </a:graphic>
-          </wp:inline>
-        </w:drawing>
-      </w:r>
-    </w:p>
-    <w:p>
-      <w:pPr>
-        <w:pStyle w:val="Caption"/>
-        <w:jc w:val="center"/>
-        <w:rPr>
-          <w:sz w:val="26"/>
-          <w:szCs w:val="26"/>
-        </w:rPr>
-      </w:pPr>
-      <w:bookmarkStart w:id="93" w:name="_Toc242737830"/>
-      <w:r>
-        <w:rPr>
-          <w:sz w:val="26"/>
-          <w:szCs w:val="26"/>
-        </w:rPr>
-        <w:t xml:space="preserve">Hình </w:t>
-      </w:r>
-      <w:r>
-        <w:rPr>
-          <w:sz w:val="26"/>
-          <w:szCs w:val="26"/>
-        </w:rPr>
-        <w:fldChar w:fldCharType="begin"/>
-      </w:r>
-      <w:r>
-        <w:rPr>
-          <w:sz w:val="26"/>
-          <w:szCs w:val="26"/>
-        </w:rPr>
-        <w:instrText xml:space="preserve"> STYLEREF 1 \s </w:instrText>
-      </w:r>
-      <w:r>
-        <w:rPr>
-          <w:sz w:val="26"/>
-          <w:szCs w:val="26"/>
-        </w:rPr>
-        <w:fldChar w:fldCharType="separate"/>
-      </w:r>
-      <w:r>
-        <w:rPr>
-          <w:noProof/>
-          <w:sz w:val="26"/>
-          <w:szCs w:val="26"/>
-        </w:rPr>
-        <w:t>3</w:t>
-      </w:r>
-      <w:r>
-        <w:rPr>
-          <w:sz w:val="26"/>
-          <w:szCs w:val="26"/>
-        </w:rPr>
-        <w:fldChar w:fldCharType="end"/>
-      </w:r>
-      <w:r>
-        <w:rPr>
-          <w:sz w:val="26"/>
-          <w:szCs w:val="26"/>
-        </w:rPr>
-        <w:noBreakHyphen/>
-      </w:r>
-      <w:r>
-        <w:rPr>
-          <w:sz w:val="26"/>
-          <w:szCs w:val="26"/>
-        </w:rPr>
-        <w:fldChar w:fldCharType="begin"/>
-      </w:r>
-      <w:r>
-        <w:rPr>
-          <w:sz w:val="26"/>
-          <w:szCs w:val="26"/>
-        </w:rPr>
-        <w:instrText xml:space="preserve"> SEQ Hình \* ARABIC \s 1 </w:instrText>
-      </w:r>
-      <w:r>
-        <w:rPr>
-          <w:sz w:val="26"/>
-          <w:szCs w:val="26"/>
-        </w:rPr>
-        <w:fldChar w:fldCharType="separate"/>
-      </w:r>
-      <w:r>
-        <w:rPr>
-          <w:noProof/>
-          <w:sz w:val="26"/>
-          <w:szCs w:val="26"/>
-        </w:rPr>
-        <w:t>2</w:t>
-      </w:r>
-      <w:r>
-        <w:rPr>
-          <w:sz w:val="26"/>
-          <w:szCs w:val="26"/>
-        </w:rPr>
-        <w:fldChar w:fldCharType="end"/>
-      </w:r>
-      <w:r>
-        <w:rPr>
-          <w:sz w:val="26"/>
-          <w:szCs w:val="26"/>
-        </w:rPr>
-        <w:t xml:space="preserve"> Giao diện xem thông tin chi tiết và cấu hình laptop</w:t>
-      </w:r>
-      <w:bookmarkEnd w:id="93"/>
-    </w:p>
-    <w:p>
-      <w:pPr>
-        <w:spacing w:before="120" w:after="120" w:line="360" w:lineRule="auto"/>
-        <w:ind w:firstLine="357"/>
-        <w:rPr>
-          <w:sz w:val="26"/>
-          <w:szCs w:val="26"/>
-        </w:rPr>
-      </w:pPr>
-      <w:r>
-        <w:rPr>
-          <w:sz w:val="26"/>
-          <w:szCs w:val="26"/>
-        </w:rPr>
-        <w:t>Cung cấp cái nhìn chuyên sâu cho khách hàng trước khi mua. Trang hiển thị album ảnh sản phẩm từ nhiều góc chụp, giá bán, nút "Thêm vào giỏ hàng", và bảng thông số kỹ thuật phần cứng chi tiết (CPU, RAM, Ổ cứng, VGA, Màn hình...).</w:t>
-      </w:r>
-    </w:p>
-    <w:p>
-      <w:pPr>
-        <w:spacing w:before="120" w:after="120" w:line="360" w:lineRule="auto"/>
-        <w:ind w:firstLine="357"/>
-        <w:rPr>
-          <w:sz w:val="26"/>
-          <w:szCs w:val="26"/>
-        </w:rPr>
-      </w:pPr>
-      <w:bookmarkStart w:id="94" w:name="_Toc242187685"/>
-    </w:p>
-    <w:p>
-      <w:pPr>
-        <w:spacing w:before="120" w:after="120" w:line="360" w:lineRule="auto"/>
-        <w:ind w:firstLine="357"/>
-        <w:rPr>
-          <w:sz w:val="26"/>
-          <w:szCs w:val="26"/>
-        </w:rPr>
-      </w:pPr>
-    </w:p>
-    <w:p>
-      <w:pPr>
-        <w:spacing w:before="120" w:after="120" w:line="360" w:lineRule="auto"/>
-        <w:ind w:firstLine="357"/>
-        <w:rPr>
-          <w:sz w:val="26"/>
-          <w:szCs w:val="26"/>
-        </w:rPr>
-      </w:pPr>
-    </w:p>
-    <w:p>
-      <w:pPr>
-        <w:spacing w:before="120" w:after="120" w:line="360" w:lineRule="auto"/>
-        <w:ind w:firstLine="357"/>
-        <w:rPr>
-          <w:sz w:val="26"/>
-          <w:szCs w:val="26"/>
-        </w:rPr>
-      </w:pPr>
-    </w:p>
-    <w:p>
-      <w:pPr>
-        <w:spacing w:before="120" w:after="120" w:line="360" w:lineRule="auto"/>
-        <w:ind w:firstLine="357"/>
-        <w:rPr>
-          <w:sz w:val="26"/>
-          <w:szCs w:val="26"/>
-        </w:rPr>
-      </w:pPr>
-    </w:p>
-    <w:p>
-      <w:pPr>
-        <w:spacing w:before="120" w:after="120" w:line="360" w:lineRule="auto"/>
-        <w:ind w:firstLine="357"/>
-        <w:rPr>
-          <w:sz w:val="26"/>
-          <w:szCs w:val="26"/>
-        </w:rPr>
-      </w:pPr>
-    </w:p>
-    <w:p>
-      <w:pPr>
-        <w:spacing w:before="120" w:after="120" w:line="360" w:lineRule="auto"/>
-        <w:ind w:firstLine="357"/>
-        <w:rPr>
-          <w:sz w:val="26"/>
-          <w:szCs w:val="26"/>
-        </w:rPr>
-      </w:pPr>
-    </w:p>
-    <w:p>
-      <w:pPr>
-        <w:spacing w:before="120" w:after="120" w:line="360" w:lineRule="auto"/>
-        <w:ind w:firstLine="357"/>
-        <w:rPr>
-          <w:sz w:val="26"/>
-          <w:szCs w:val="26"/>
-        </w:rPr>
-      </w:pPr>
-    </w:p>
-    <w:p>
-      <w:pPr>
-        <w:spacing w:before="120" w:after="120" w:line="360" w:lineRule="auto"/>
-        <w:ind w:firstLine="357"/>
-        <w:rPr>
-          <w:sz w:val="26"/>
-          <w:szCs w:val="26"/>
-        </w:rPr>
-      </w:pPr>
-    </w:p>
-    <w:p>
-      <w:pPr>
-        <w:pStyle w:val="Heading3"/>
-      </w:pPr>
-      <w:bookmarkStart w:id="95" w:name="_Toc242187684"/>
-      <w:bookmarkStart w:id="96" w:name="_Toc242738196"/>
-      <w:r>
-        <w:rPr>
-          <w:noProof/>
-        </w:rPr>
-        <w:lastRenderedPageBreak/>
-        <w:drawing>
-          <wp:anchor distT="0" distB="0" distL="114300" distR="114300" simplePos="0" relativeHeight="251665920" behindDoc="1" locked="0" layoutInCell="1" allowOverlap="1" wp14:anchorId="5B03E30C" wp14:editId="5248CF62">
-            <wp:simplePos x="0" y="0"/>
-            <wp:positionH relativeFrom="column">
-              <wp:posOffset>24765</wp:posOffset>
-            </wp:positionH>
-            <wp:positionV relativeFrom="page">
-              <wp:posOffset>1028424</wp:posOffset>
-            </wp:positionV>
-            <wp:extent cx="5760720" cy="2739390"/>
-            <wp:effectExtent l="0" t="0" r="0" b="3810"/>
-            <wp:wrapTight wrapText="bothSides">
-              <wp:wrapPolygon edited="0">
-                <wp:start x="0" y="0"/>
-                <wp:lineTo x="0" y="21480"/>
-                <wp:lineTo x="21500" y="21480"/>
-                <wp:lineTo x="21500" y="0"/>
-                <wp:lineTo x="0" y="0"/>
-              </wp:wrapPolygon>
-            </wp:wrapTight>
-            <wp:docPr id="1136136157" name="Picture 1"/>
-            <wp:cNvGraphicFramePr>
-              <a:graphicFrameLocks xmlns:a="http://schemas.openxmlformats.org/drawingml/2006/main" noChangeAspect="1"/>
-            </wp:cNvGraphicFramePr>
-            <a:graphic xmlns:a="http://schemas.openxmlformats.org/drawingml/2006/main">
-              <a:graphicData uri="http://schemas.openxmlformats.org/drawingml/2006/picture">
-                <pic:pic xmlns:pic="http://schemas.openxmlformats.org/drawingml/2006/picture">
-                  <pic:nvPicPr>
-                    <pic:cNvPr id="1136136157" name=""/>
-                    <pic:cNvPicPr/>
-                  </pic:nvPicPr>
-                  <pic:blipFill>
-                    <a:blip r:embed="rId18" cstate="print">
-                      <a:extLst>
-                        <a:ext uri="{28A0092B-C50C-407E-A947-70E740481C1C}">
-                          <a14:useLocalDpi xmlns:a14="http://schemas.microsoft.com/office/drawing/2010/main" val="0"/>
-                        </a:ext>
-                      </a:extLst>
-                    </a:blip>
-                    <a:stretch>
-                      <a:fillRect/>
-                    </a:stretch>
-                  </pic:blipFill>
-                  <pic:spPr>
-                    <a:xfrm>
-                      <a:off x="0" y="0"/>
-                      <a:ext cx="5760720" cy="2739390"/>
-                    </a:xfrm>
-                    <a:prstGeom prst="rect">
-                      <a:avLst/>
-                    </a:prstGeom>
-                  </pic:spPr>
-                </pic:pic>
-              </a:graphicData>
-            </a:graphic>
-            <wp14:sizeRelV relativeFrom="margin">
-              <wp14:pctHeight>0</wp14:pctHeight>
-            </wp14:sizeRelV>
-          </wp:anchor>
-        </w:drawing>
-      </w:r>
-      <w:r>
-        <w:t>Giao diện Giỏ hàng</w:t>
-      </w:r>
-      <w:bookmarkEnd w:id="95"/>
-      <w:r>
-        <w:t xml:space="preserve"> </w:t>
-      </w:r>
-      <w:r>
-        <w:t>(GioHang.aspx)</w:t>
-      </w:r>
-      <w:bookmarkEnd w:id="96"/>
-    </w:p>
-    <w:p>
-      <w:pPr>
-        <w:pStyle w:val="Caption"/>
-        <w:spacing w:before="120" w:after="120" w:line="360" w:lineRule="auto"/>
-        <w:jc w:val="center"/>
-        <w:rPr>
-          <w:rFonts w:eastAsia="SimSun"/>
-          <w:b/>
-          <w:bCs/>
-          <w:noProof/>
-          <w:color w:val="auto"/>
-          <w:sz w:val="26"/>
-          <w:szCs w:val="26"/>
-          <w:lang w:val="x-none" w:eastAsia="x-none"/>
-        </w:rPr>
-      </w:pPr>
-      <w:bookmarkStart w:id="97" w:name="_Toc242737831"/>
-      <w:r>
-        <w:rPr>
-          <w:sz w:val="26"/>
-          <w:szCs w:val="26"/>
-        </w:rPr>
-        <w:t xml:space="preserve">Hình </w:t>
-      </w:r>
-      <w:r>
-        <w:rPr>
-          <w:sz w:val="26"/>
-          <w:szCs w:val="26"/>
-        </w:rPr>
-        <w:fldChar w:fldCharType="begin"/>
-      </w:r>
-      <w:r>
-        <w:rPr>
-          <w:sz w:val="26"/>
-          <w:szCs w:val="26"/>
-        </w:rPr>
-        <w:instrText xml:space="preserve"> STYLEREF 1 \s </w:instrText>
-      </w:r>
-      <w:r>
-        <w:rPr>
-          <w:sz w:val="26"/>
-          <w:szCs w:val="26"/>
-        </w:rPr>
-        <w:fldChar w:fldCharType="separate"/>
-      </w:r>
-      <w:r>
-        <w:rPr>
-          <w:noProof/>
-          <w:sz w:val="26"/>
-          <w:szCs w:val="26"/>
-        </w:rPr>
-        <w:t>3</w:t>
-      </w:r>
-      <w:r>
-        <w:rPr>
-          <w:sz w:val="26"/>
-          <w:szCs w:val="26"/>
-        </w:rPr>
-        <w:fldChar w:fldCharType="end"/>
-      </w:r>
-      <w:r>
-        <w:rPr>
-          <w:sz w:val="26"/>
-          <w:szCs w:val="26"/>
-        </w:rPr>
-        <w:noBreakHyphen/>
-      </w:r>
-      <w:r>
-        <w:rPr>
-          <w:sz w:val="26"/>
-          <w:szCs w:val="26"/>
-        </w:rPr>
-        <w:fldChar w:fldCharType="begin"/>
-      </w:r>
-      <w:r>
-        <w:rPr>
-          <w:sz w:val="26"/>
-          <w:szCs w:val="26"/>
-        </w:rPr>
-        <w:instrText xml:space="preserve"> SEQ Hình \* ARABIC \s 1 </w:instrText>
-      </w:r>
-      <w:r>
-        <w:rPr>
-          <w:sz w:val="26"/>
-          <w:szCs w:val="26"/>
-        </w:rPr>
-        <w:fldChar w:fldCharType="separate"/>
-      </w:r>
-      <w:r>
-        <w:rPr>
-          <w:noProof/>
-          <w:sz w:val="26"/>
-          <w:szCs w:val="26"/>
-        </w:rPr>
-        <w:t>3</w:t>
-      </w:r>
-      <w:r>
-        <w:rPr>
-          <w:sz w:val="26"/>
-          <w:szCs w:val="26"/>
-        </w:rPr>
-        <w:fldChar w:fldCharType="end"/>
-      </w:r>
-      <w:r>
-        <w:rPr>
-          <w:sz w:val="26"/>
-          <w:szCs w:val="26"/>
-        </w:rPr>
-        <w:t xml:space="preserve"> Giao diện quản lý giỏ hàng</w:t>
-      </w:r>
-      <w:bookmarkEnd w:id="97"/>
-    </w:p>
-    <w:p>
-      <w:pPr>
-        <w:spacing w:before="120" w:after="120" w:line="360" w:lineRule="auto"/>
-        <w:ind w:firstLine="357"/>
-        <w:rPr>
-          <w:sz w:val="26"/>
-          <w:szCs w:val="26"/>
-        </w:rPr>
-      </w:pPr>
-      <w:r>
-        <w:rPr>
-          <w:sz w:val="26"/>
-          <w:szCs w:val="26"/>
-        </w:rPr>
-        <w:t>Cho phép khách hàng kiểm tra lại danh sách các mặt hàng đã chọn mua lưu trong Session, trực tiếp điều chỉnh số lượng mua, xóa từng sản phẩm hoặc dọn sạch giỏ hàng với tổng tiền được tự động tính toán.</w:t>
-      </w:r>
-    </w:p>
-    <w:p>
-      <w:pPr>
-        <w:pStyle w:val="Heading3"/>
-        <w:spacing w:before="120" w:after="120" w:line="360" w:lineRule="auto"/>
-        <w:rPr>
-          <w:lang w:val="en-US"/>
-        </w:rPr>
-      </w:pPr>
-      <w:bookmarkStart w:id="98" w:name="_Toc242738197"/>
-      <w:r>
-        <w:rPr>
-          <w:lang w:val="en-US"/>
-        </w:rPr>
-        <w:t>Giao diện Thanh toán</w:t>
-      </w:r>
-      <w:r>
-        <w:rPr>
-          <w:lang w:val="en-US"/>
-        </w:rPr>
-        <w:t xml:space="preserve"> </w:t>
-      </w:r>
-      <w:r>
-        <w:rPr>
-          <w:lang w:val="en-US"/>
-        </w:rPr>
-        <w:t>(ThanhToan.aspx)</w:t>
-      </w:r>
-      <w:bookmarkEnd w:id="98"/>
-    </w:p>
-    <w:p>
-      <w:pPr>
-        <w:spacing w:before="120" w:after="120" w:line="360" w:lineRule="auto"/>
-        <w:rPr>
-          <w:sz w:val="26"/>
-          <w:szCs w:val="26"/>
-        </w:rPr>
-      </w:pPr>
-      <w:r>
-        <w:rPr>
-          <w:noProof/>
-        </w:rPr>
-        <w:drawing>
-          <wp:inline distT="0" distB="0" distL="0" distR="0" wp14:anchorId="3F1A475A" wp14:editId="1C59C9BA">
-            <wp:extent cx="5760720" cy="3240405"/>
-            <wp:effectExtent l="0" t="0" r="0" b="0"/>
-            <wp:docPr id="301746197" name="Picture 1"/>
-            <wp:cNvGraphicFramePr>
-              <a:graphicFrameLocks xmlns:a="http://schemas.openxmlformats.org/drawingml/2006/main" noChangeAspect="1"/>
-            </wp:cNvGraphicFramePr>
-            <a:graphic xmlns:a="http://schemas.openxmlformats.org/drawingml/2006/main">
-              <a:graphicData uri="http://schemas.openxmlformats.org/drawingml/2006/picture">
-                <pic:pic xmlns:pic="http://schemas.openxmlformats.org/drawingml/2006/picture">
-                  <pic:nvPicPr>
-                    <pic:cNvPr id="301746197" name=""/>
+                    <pic:cNvPr id="617656671" name=""/>
                     <pic:cNvPicPr/>
                   </pic:nvPicPr>
                   <pic:blipFill>
@@ -31628,7 +31693,7 @@
           <w:szCs w:val="26"/>
         </w:rPr>
       </w:pPr>
-      <w:bookmarkStart w:id="99" w:name="_Toc242737832"/>
+      <w:bookmarkStart w:id="102" w:name="_Toc242737832"/>
       <w:r>
         <w:rPr>
           <w:sz w:val="26"/>
@@ -31720,16 +31785,9 @@
           <w:sz w:val="26"/>
           <w:szCs w:val="26"/>
         </w:rPr>
-        <w:t xml:space="preserve"> </w:t>
-      </w:r>
-      <w:r>
-        <w:rPr>
-          <w:sz w:val="26"/>
-          <w:szCs w:val="26"/>
-        </w:rPr>
-        <w:t>Giao diện đặt hàng và thanh toán</w:t>
-      </w:r>
-      <w:bookmarkEnd w:id="99"/>
+        <w:t xml:space="preserve"> Giao diện đặt hàng và thanh toán</w:t>
+      </w:r>
+      <w:bookmarkEnd w:id="102"/>
     </w:p>
     <w:p>
       <w:pPr>
@@ -31760,8 +31818,8 @@
       <w:pPr>
         <w:pStyle w:val="Heading3"/>
       </w:pPr>
-      <w:bookmarkStart w:id="100" w:name="_Toc242738198"/>
-      <w:bookmarkEnd w:id="94"/>
+      <w:bookmarkStart w:id="103" w:name="_Toc242811578"/>
+      <w:bookmarkEnd w:id="97"/>
       <w:r>
         <w:t>Giao diện Đăng ký tài khoản</w:t>
       </w:r>
@@ -31771,7 +31829,7 @@
       <w:r>
         <w:t>(TrangDangKy.aspx)</w:t>
       </w:r>
-      <w:bookmarkEnd w:id="100"/>
+      <w:bookmarkEnd w:id="103"/>
     </w:p>
     <w:p>
       <w:pPr>
@@ -31832,7 +31890,7 @@
           <w:szCs w:val="26"/>
         </w:rPr>
       </w:pPr>
-      <w:bookmarkStart w:id="101" w:name="_Toc242737833"/>
+      <w:bookmarkStart w:id="104" w:name="_Toc242737833"/>
       <w:r>
         <w:rPr>
           <w:sz w:val="26"/>
@@ -31924,16 +31982,9 @@
           <w:sz w:val="26"/>
           <w:szCs w:val="26"/>
         </w:rPr>
-        <w:t xml:space="preserve"> </w:t>
-      </w:r>
-      <w:r>
-        <w:rPr>
-          <w:sz w:val="26"/>
-          <w:szCs w:val="26"/>
-        </w:rPr>
-        <w:t>Giao diện đăng ký tài khoản</w:t>
-      </w:r>
-      <w:bookmarkEnd w:id="101"/>
+        <w:t xml:space="preserve"> Giao diện đăng ký tài khoản</w:t>
+      </w:r>
+      <w:bookmarkEnd w:id="104"/>
     </w:p>
     <w:p>
       <w:pPr>
@@ -31957,12 +32008,12 @@
         <w:pStyle w:val="Heading3"/>
         <w:spacing w:before="120" w:after="120" w:line="360" w:lineRule="auto"/>
       </w:pPr>
-      <w:bookmarkStart w:id="102" w:name="_Toc242738199"/>
+      <w:bookmarkStart w:id="105" w:name="_Toc242811579"/>
       <w:r>
         <w:lastRenderedPageBreak/>
         <w:t>Giao diện Đăng nhập (TrangDangNhap.aspx)</w:t>
       </w:r>
-      <w:bookmarkEnd w:id="102"/>
+      <w:bookmarkEnd w:id="105"/>
     </w:p>
     <w:p>
       <w:pPr>
@@ -32027,7 +32078,7 @@
           <w:szCs w:val="26"/>
         </w:rPr>
       </w:pPr>
-      <w:bookmarkStart w:id="103" w:name="_Toc242737834"/>
+      <w:bookmarkStart w:id="106" w:name="_Toc242737834"/>
       <w:r>
         <w:rPr>
           <w:sz w:val="26"/>
@@ -32119,16 +32170,9 @@
           <w:sz w:val="26"/>
           <w:szCs w:val="26"/>
         </w:rPr>
-        <w:t xml:space="preserve"> </w:t>
-      </w:r>
-      <w:r>
-        <w:rPr>
-          <w:sz w:val="26"/>
-          <w:szCs w:val="26"/>
-        </w:rPr>
-        <w:t>Giao diện đăng nhập hệ thống</w:t>
-      </w:r>
-      <w:bookmarkEnd w:id="103"/>
+        <w:t xml:space="preserve"> Giao diện đăng nhập hệ thống</w:t>
+      </w:r>
+      <w:bookmarkEnd w:id="106"/>
     </w:p>
     <w:p>
       <w:pPr>
@@ -32152,7 +32196,7 @@
         <w:pStyle w:val="Heading3"/>
         <w:spacing w:before="120" w:after="120" w:line="360" w:lineRule="auto"/>
       </w:pPr>
-      <w:bookmarkStart w:id="104" w:name="_Toc242738200"/>
+      <w:bookmarkStart w:id="107" w:name="_Toc242811580"/>
       <w:r>
         <w:t>Giao diện Hồ sơ cá nhân</w:t>
       </w:r>
@@ -32162,7 +32206,7 @@
       <w:r>
         <w:t>(TrangHoSo.aspx)</w:t>
       </w:r>
-      <w:bookmarkEnd w:id="104"/>
+      <w:bookmarkEnd w:id="107"/>
     </w:p>
     <w:p>
       <w:pPr>
@@ -32174,10 +32218,10 @@
           <w:noProof/>
         </w:rPr>
         <w:drawing>
-          <wp:inline distT="0" distB="0" distL="0" distR="0" wp14:anchorId="0621BFCC" wp14:editId="653E116A">
+          <wp:inline distT="0" distB="0" distL="0" distR="0" wp14:anchorId="4BF2663A" wp14:editId="72D88AD2">
             <wp:extent cx="5760720" cy="3240405"/>
             <wp:effectExtent l="0" t="0" r="0" b="0"/>
-            <wp:docPr id="139824982" name="Picture 1"/>
+            <wp:docPr id="1124794576" name="Picture 1"/>
             <wp:cNvGraphicFramePr>
               <a:graphicFrameLocks xmlns:a="http://schemas.openxmlformats.org/drawingml/2006/main" noChangeAspect="1"/>
             </wp:cNvGraphicFramePr>
@@ -32185,7 +32229,7 @@
               <a:graphicData uri="http://schemas.openxmlformats.org/drawingml/2006/picture">
                 <pic:pic xmlns:pic="http://schemas.openxmlformats.org/drawingml/2006/picture">
                   <pic:nvPicPr>
-                    <pic:cNvPr id="139824982" name=""/>
+                    <pic:cNvPr id="1124794576" name=""/>
                     <pic:cNvPicPr/>
                   </pic:nvPicPr>
                   <pic:blipFill>
@@ -32231,7 +32275,7 @@
           <w:szCs w:val="26"/>
         </w:rPr>
       </w:pPr>
-      <w:bookmarkStart w:id="105" w:name="_Toc242737835"/>
+      <w:bookmarkStart w:id="108" w:name="_Toc242737835"/>
       <w:r>
         <w:rPr>
           <w:sz w:val="26"/>
@@ -32323,16 +32367,9 @@
           <w:sz w:val="26"/>
           <w:szCs w:val="26"/>
         </w:rPr>
-        <w:t xml:space="preserve"> </w:t>
-      </w:r>
-      <w:r>
-        <w:rPr>
-          <w:sz w:val="26"/>
-          <w:szCs w:val="26"/>
-        </w:rPr>
-        <w:t>Giao diện quản lý hồ sơ cá nhân</w:t>
-      </w:r>
-      <w:bookmarkEnd w:id="105"/>
+        <w:t xml:space="preserve"> Giao diện quản lý hồ sơ cá nhân</w:t>
+      </w:r>
+      <w:bookmarkEnd w:id="108"/>
     </w:p>
     <w:p>
       <w:pPr>
@@ -32358,24 +32395,24 @@
         <w:spacing w:before="120" w:after="120" w:line="360" w:lineRule="auto"/>
         <w:jc w:val="left"/>
       </w:pPr>
-      <w:bookmarkStart w:id="106" w:name="_Toc242187686"/>
-      <w:bookmarkStart w:id="107" w:name="_Toc242738201"/>
+      <w:bookmarkStart w:id="109" w:name="_Toc242187686"/>
+      <w:bookmarkStart w:id="110" w:name="_Toc242811581"/>
       <w:r>
         <w:t>Các giao diện chức năng phía Quản trị viên (Admin)</w:t>
       </w:r>
-      <w:bookmarkEnd w:id="106"/>
-      <w:bookmarkEnd w:id="107"/>
+      <w:bookmarkEnd w:id="109"/>
+      <w:bookmarkEnd w:id="110"/>
     </w:p>
     <w:p>
       <w:pPr>
         <w:pStyle w:val="Heading3"/>
         <w:spacing w:before="120" w:after="120" w:line="360" w:lineRule="auto"/>
       </w:pPr>
-      <w:bookmarkStart w:id="108" w:name="_Toc242738202"/>
+      <w:bookmarkStart w:id="111" w:name="_Toc242811582"/>
       <w:r>
         <w:t>Giao diện Bảng điều khiển tổng quan (TrangQuanTri.aspx)</w:t>
       </w:r>
-      <w:bookmarkEnd w:id="108"/>
+      <w:bookmarkEnd w:id="111"/>
     </w:p>
     <w:p>
       <w:pPr>
@@ -32387,10 +32424,10 @@
           <w:noProof/>
         </w:rPr>
         <w:drawing>
-          <wp:inline distT="0" distB="0" distL="0" distR="0" wp14:anchorId="2F7962DD" wp14:editId="5ED27A4C">
+          <wp:inline distT="0" distB="0" distL="0" distR="0" wp14:anchorId="54E9D561" wp14:editId="0621569F">
             <wp:extent cx="5760720" cy="3240405"/>
             <wp:effectExtent l="0" t="0" r="0" b="0"/>
-            <wp:docPr id="2116773139" name="Picture 1"/>
+            <wp:docPr id="608704744" name="Picture 1"/>
             <wp:cNvGraphicFramePr>
               <a:graphicFrameLocks xmlns:a="http://schemas.openxmlformats.org/drawingml/2006/main" noChangeAspect="1"/>
             </wp:cNvGraphicFramePr>
@@ -32398,7 +32435,7 @@
               <a:graphicData uri="http://schemas.openxmlformats.org/drawingml/2006/picture">
                 <pic:pic xmlns:pic="http://schemas.openxmlformats.org/drawingml/2006/picture">
                   <pic:nvPicPr>
-                    <pic:cNvPr id="2116773139" name=""/>
+                    <pic:cNvPr id="608704744" name=""/>
                     <pic:cNvPicPr/>
                   </pic:nvPicPr>
                   <pic:blipFill>
@@ -32440,7 +32477,7 @@
           <w:szCs w:val="26"/>
         </w:rPr>
       </w:pPr>
-      <w:bookmarkStart w:id="109" w:name="_Toc242737836"/>
+      <w:bookmarkStart w:id="112" w:name="_Toc242737836"/>
       <w:r>
         <w:rPr>
           <w:sz w:val="26"/>
@@ -32532,16 +32569,9 @@
           <w:sz w:val="26"/>
           <w:szCs w:val="26"/>
         </w:rPr>
-        <w:t xml:space="preserve"> </w:t>
-      </w:r>
-      <w:r>
-        <w:rPr>
-          <w:sz w:val="26"/>
-          <w:szCs w:val="26"/>
-        </w:rPr>
-        <w:t>Giao diện bảng điều khiển thống kê tổng quan của Admin</w:t>
-      </w:r>
-      <w:bookmarkEnd w:id="109"/>
+        <w:t xml:space="preserve"> Giao diện bảng điều khiển thống kê tổng quan của Admin</w:t>
+      </w:r>
+      <w:bookmarkEnd w:id="112"/>
     </w:p>
     <w:p>
       <w:pPr>
@@ -32565,12 +32595,12 @@
         <w:pStyle w:val="Heading3"/>
         <w:spacing w:before="120" w:after="120" w:line="360" w:lineRule="auto"/>
       </w:pPr>
-      <w:bookmarkStart w:id="110" w:name="_Toc242738203"/>
+      <w:bookmarkStart w:id="113" w:name="_Toc242811583"/>
       <w:r>
         <w:lastRenderedPageBreak/>
         <w:t>Giao diện Quản lý Sản phẩm (QuanLySanPham.aspx)</w:t>
       </w:r>
-      <w:bookmarkEnd w:id="110"/>
+      <w:bookmarkEnd w:id="113"/>
     </w:p>
     <w:p>
       <w:pPr>
@@ -32585,10 +32615,10 @@
           <w:noProof/>
         </w:rPr>
         <w:drawing>
-          <wp:inline distT="0" distB="0" distL="0" distR="0" wp14:anchorId="0EB4A568" wp14:editId="433A2CD8">
+          <wp:inline distT="0" distB="0" distL="0" distR="0" wp14:anchorId="491B57FD" wp14:editId="12C7CAB3">
             <wp:extent cx="5760720" cy="3240405"/>
             <wp:effectExtent l="0" t="0" r="0" b="0"/>
-            <wp:docPr id="1680146557" name="Picture 1"/>
+            <wp:docPr id="915371657" name="Picture 1"/>
             <wp:cNvGraphicFramePr>
               <a:graphicFrameLocks xmlns:a="http://schemas.openxmlformats.org/drawingml/2006/main" noChangeAspect="1"/>
             </wp:cNvGraphicFramePr>
@@ -32596,7 +32626,7 @@
               <a:graphicData uri="http://schemas.openxmlformats.org/drawingml/2006/picture">
                 <pic:pic xmlns:pic="http://schemas.openxmlformats.org/drawingml/2006/picture">
                   <pic:nvPicPr>
-                    <pic:cNvPr id="1680146557" name=""/>
+                    <pic:cNvPr id="915371657" name=""/>
                     <pic:cNvPicPr/>
                   </pic:nvPicPr>
                   <pic:blipFill>
@@ -32638,7 +32668,7 @@
           <w:szCs w:val="26"/>
         </w:rPr>
       </w:pPr>
-      <w:bookmarkStart w:id="111" w:name="_Toc242737837"/>
+      <w:bookmarkStart w:id="114" w:name="_Toc242737837"/>
       <w:r>
         <w:rPr>
           <w:sz w:val="26"/>
@@ -32730,16 +32760,9 @@
           <w:sz w:val="26"/>
           <w:szCs w:val="26"/>
         </w:rPr>
-        <w:t xml:space="preserve"> </w:t>
-      </w:r>
-      <w:r>
-        <w:rPr>
-          <w:sz w:val="26"/>
-          <w:szCs w:val="26"/>
-        </w:rPr>
-        <w:t>Giao diện quản laptop</w:t>
-      </w:r>
-      <w:bookmarkEnd w:id="111"/>
+        <w:t xml:space="preserve"> Giao diện quản laptop</w:t>
+      </w:r>
+      <w:bookmarkEnd w:id="114"/>
     </w:p>
     <w:p>
       <w:pPr>
@@ -32770,11 +32793,11 @@
         <w:pStyle w:val="Heading3"/>
         <w:spacing w:before="120" w:after="120" w:line="360" w:lineRule="auto"/>
       </w:pPr>
-      <w:bookmarkStart w:id="112" w:name="_Toc242738204"/>
+      <w:bookmarkStart w:id="115" w:name="_Toc242811584"/>
       <w:r>
         <w:t>Giao diện Quản lý Đơn hàng (QuanLyDonHang.aspx)</w:t>
       </w:r>
-      <w:bookmarkEnd w:id="112"/>
+      <w:bookmarkEnd w:id="115"/>
     </w:p>
     <w:p>
       <w:pPr>
@@ -32791,10 +32814,10 @@
           <w:noProof/>
         </w:rPr>
         <w:drawing>
-          <wp:inline distT="0" distB="0" distL="0" distR="0" wp14:anchorId="492BD7F8" wp14:editId="0F964C18">
+          <wp:inline distT="0" distB="0" distL="0" distR="0" wp14:anchorId="5A0BA0E8" wp14:editId="5157523D">
             <wp:extent cx="5760720" cy="3240405"/>
             <wp:effectExtent l="0" t="0" r="0" b="0"/>
-            <wp:docPr id="1788510332" name="Picture 1"/>
+            <wp:docPr id="1851436980" name="Picture 1"/>
             <wp:cNvGraphicFramePr>
               <a:graphicFrameLocks xmlns:a="http://schemas.openxmlformats.org/drawingml/2006/main" noChangeAspect="1"/>
             </wp:cNvGraphicFramePr>
@@ -32802,7 +32825,7 @@
               <a:graphicData uri="http://schemas.openxmlformats.org/drawingml/2006/picture">
                 <pic:pic xmlns:pic="http://schemas.openxmlformats.org/drawingml/2006/picture">
                   <pic:nvPicPr>
-                    <pic:cNvPr id="1788510332" name=""/>
+                    <pic:cNvPr id="1851436980" name=""/>
                     <pic:cNvPicPr/>
                   </pic:nvPicPr>
                   <pic:blipFill>
@@ -32846,7 +32869,7 @@
           <w:szCs w:val="26"/>
         </w:rPr>
       </w:pPr>
-      <w:bookmarkStart w:id="113" w:name="_Toc242737838"/>
+      <w:bookmarkStart w:id="116" w:name="_Toc242737838"/>
       <w:r>
         <w:rPr>
           <w:sz w:val="26"/>
@@ -32938,16 +32961,9 @@
           <w:sz w:val="26"/>
           <w:szCs w:val="26"/>
         </w:rPr>
-        <w:t xml:space="preserve"> </w:t>
-      </w:r>
-      <w:r>
-        <w:rPr>
-          <w:sz w:val="26"/>
-          <w:szCs w:val="26"/>
-        </w:rPr>
-        <w:t>Giao diện quản đơn hàng</w:t>
-      </w:r>
-      <w:bookmarkEnd w:id="113"/>
+        <w:t xml:space="preserve"> Giao diện quản đơn hàng</w:t>
+      </w:r>
+      <w:bookmarkEnd w:id="116"/>
     </w:p>
     <w:p>
       <w:pPr>
@@ -32972,11 +32988,11 @@
         <w:pStyle w:val="Heading3"/>
         <w:spacing w:before="120" w:after="120" w:line="360" w:lineRule="auto"/>
       </w:pPr>
-      <w:bookmarkStart w:id="114" w:name="_Toc242738205"/>
+      <w:bookmarkStart w:id="117" w:name="_Toc242811585"/>
       <w:r>
         <w:t>Giao diện Quản lý Danh mục (QuanLyDanhMuc.aspx)</w:t>
       </w:r>
-      <w:bookmarkEnd w:id="114"/>
+      <w:bookmarkEnd w:id="117"/>
     </w:p>
     <w:p>
       <w:pPr>
@@ -32992,10 +33008,10 @@
           <w:noProof/>
         </w:rPr>
         <w:drawing>
-          <wp:inline distT="0" distB="0" distL="0" distR="0" wp14:anchorId="184729F6" wp14:editId="7D217311">
+          <wp:inline distT="0" distB="0" distL="0" distR="0" wp14:anchorId="61C7D530" wp14:editId="53EEAD4A">
             <wp:extent cx="5760720" cy="3240405"/>
             <wp:effectExtent l="0" t="0" r="0" b="0"/>
-            <wp:docPr id="1569575774" name="Picture 1"/>
+            <wp:docPr id="206301124" name="Picture 1"/>
             <wp:cNvGraphicFramePr>
               <a:graphicFrameLocks xmlns:a="http://schemas.openxmlformats.org/drawingml/2006/main" noChangeAspect="1"/>
             </wp:cNvGraphicFramePr>
@@ -33003,7 +33019,7 @@
               <a:graphicData uri="http://schemas.openxmlformats.org/drawingml/2006/picture">
                 <pic:pic xmlns:pic="http://schemas.openxmlformats.org/drawingml/2006/picture">
                   <pic:nvPicPr>
-                    <pic:cNvPr id="1569575774" name=""/>
+                    <pic:cNvPr id="206301124" name=""/>
                     <pic:cNvPicPr/>
                   </pic:nvPicPr>
                   <pic:blipFill>
@@ -33045,7 +33061,7 @@
           <w:szCs w:val="26"/>
         </w:rPr>
       </w:pPr>
-      <w:bookmarkStart w:id="115" w:name="_Toc242737839"/>
+      <w:bookmarkStart w:id="118" w:name="_Toc242737839"/>
       <w:r>
         <w:rPr>
           <w:sz w:val="26"/>
@@ -33137,16 +33153,9 @@
           <w:sz w:val="26"/>
           <w:szCs w:val="26"/>
         </w:rPr>
-        <w:t xml:space="preserve"> </w:t>
-      </w:r>
-      <w:r>
-        <w:rPr>
-          <w:sz w:val="26"/>
-          <w:szCs w:val="26"/>
-        </w:rPr>
-        <w:t>Giao diện quản lý danh mục sản phẩm</w:t>
-      </w:r>
-      <w:bookmarkEnd w:id="115"/>
+        <w:t xml:space="preserve"> Giao diện quản lý danh mục sản phẩm</w:t>
+      </w:r>
+      <w:bookmarkEnd w:id="118"/>
     </w:p>
     <w:p>
       <w:pPr>
@@ -33170,12 +33179,12 @@
         <w:pStyle w:val="Heading3"/>
         <w:spacing w:before="120" w:after="120" w:line="360" w:lineRule="auto"/>
       </w:pPr>
-      <w:bookmarkStart w:id="116" w:name="_Toc242738206"/>
+      <w:bookmarkStart w:id="119" w:name="_Toc242811586"/>
       <w:r>
         <w:lastRenderedPageBreak/>
         <w:t>Giao diện Quản lý Thương hiệu (QuanLyThuongHieu.aspx)</w:t>
       </w:r>
-      <w:bookmarkEnd w:id="116"/>
+      <w:bookmarkEnd w:id="119"/>
     </w:p>
     <w:p>
       <w:pPr>
@@ -33187,10 +33196,10 @@
           <w:noProof/>
         </w:rPr>
         <w:drawing>
-          <wp:inline distT="0" distB="0" distL="0" distR="0" wp14:anchorId="6B1C5039" wp14:editId="383E8328">
+          <wp:inline distT="0" distB="0" distL="0" distR="0" wp14:anchorId="73A8067B" wp14:editId="0AD8CEC3">
             <wp:extent cx="5760720" cy="3240405"/>
             <wp:effectExtent l="0" t="0" r="0" b="0"/>
-            <wp:docPr id="1233641498" name="Picture 1"/>
+            <wp:docPr id="1177938114" name="Picture 1"/>
             <wp:cNvGraphicFramePr>
               <a:graphicFrameLocks xmlns:a="http://schemas.openxmlformats.org/drawingml/2006/main" noChangeAspect="1"/>
             </wp:cNvGraphicFramePr>
@@ -33198,7 +33207,7 @@
               <a:graphicData uri="http://schemas.openxmlformats.org/drawingml/2006/picture">
                 <pic:pic xmlns:pic="http://schemas.openxmlformats.org/drawingml/2006/picture">
                   <pic:nvPicPr>
-                    <pic:cNvPr id="1233641498" name=""/>
+                    <pic:cNvPr id="1177938114" name=""/>
                     <pic:cNvPicPr/>
                   </pic:nvPicPr>
                   <pic:blipFill>
@@ -33240,7 +33249,7 @@
           <w:szCs w:val="26"/>
         </w:rPr>
       </w:pPr>
-      <w:bookmarkStart w:id="117" w:name="_Toc242737840"/>
+      <w:bookmarkStart w:id="120" w:name="_Toc242737840"/>
       <w:r>
         <w:rPr>
           <w:sz w:val="26"/>
@@ -33332,16 +33341,9 @@
           <w:sz w:val="26"/>
           <w:szCs w:val="26"/>
         </w:rPr>
-        <w:t xml:space="preserve"> </w:t>
-      </w:r>
-      <w:r>
-        <w:rPr>
-          <w:sz w:val="26"/>
-          <w:szCs w:val="26"/>
-        </w:rPr>
-        <w:t>Giao diện quản lý thương hiệu</w:t>
-      </w:r>
-      <w:bookmarkEnd w:id="117"/>
+        <w:t xml:space="preserve"> Giao diện quản lý thương hiệu</w:t>
+      </w:r>
+      <w:bookmarkEnd w:id="120"/>
     </w:p>
     <w:p>
       <w:pPr>
@@ -33368,7 +33370,7 @@
           <w:lang w:val="en-US"/>
         </w:rPr>
       </w:pPr>
-      <w:bookmarkStart w:id="118" w:name="_Toc242738207"/>
+      <w:bookmarkStart w:id="121" w:name="_Toc242811587"/>
       <w:r>
         <w:t>Giao diện Quản lý Tài khoản</w:t>
       </w:r>
@@ -33381,7 +33383,7 @@
         </w:rPr>
         <w:t>(QuanLyTaiKhoan.aspx)</w:t>
       </w:r>
-      <w:bookmarkEnd w:id="118"/>
+      <w:bookmarkEnd w:id="121"/>
     </w:p>
     <w:p>
       <w:pPr>
@@ -33397,10 +33399,10 @@
           <w:noProof/>
         </w:rPr>
         <w:drawing>
-          <wp:inline distT="0" distB="0" distL="0" distR="0" wp14:anchorId="7A3F3EC1" wp14:editId="67577409">
+          <wp:inline distT="0" distB="0" distL="0" distR="0" wp14:anchorId="10CC2652" wp14:editId="7ED25F6B">
             <wp:extent cx="5760720" cy="3240405"/>
             <wp:effectExtent l="0" t="0" r="0" b="0"/>
-            <wp:docPr id="1051496888" name="Picture 1"/>
+            <wp:docPr id="125546712" name="Picture 1"/>
             <wp:cNvGraphicFramePr>
               <a:graphicFrameLocks xmlns:a="http://schemas.openxmlformats.org/drawingml/2006/main" noChangeAspect="1"/>
             </wp:cNvGraphicFramePr>
@@ -33408,7 +33410,7 @@
               <a:graphicData uri="http://schemas.openxmlformats.org/drawingml/2006/picture">
                 <pic:pic xmlns:pic="http://schemas.openxmlformats.org/drawingml/2006/picture">
                   <pic:nvPicPr>
-                    <pic:cNvPr id="1051496888" name=""/>
+                    <pic:cNvPr id="125546712" name=""/>
                     <pic:cNvPicPr/>
                   </pic:nvPicPr>
                   <pic:blipFill>
@@ -33450,7 +33452,7 @@
           <w:szCs w:val="26"/>
         </w:rPr>
       </w:pPr>
-      <w:bookmarkStart w:id="119" w:name="_Toc242737841"/>
+      <w:bookmarkStart w:id="122" w:name="_Toc242737841"/>
       <w:r>
         <w:rPr>
           <w:sz w:val="26"/>
@@ -33542,16 +33544,9 @@
           <w:sz w:val="26"/>
           <w:szCs w:val="26"/>
         </w:rPr>
-        <w:t xml:space="preserve"> </w:t>
-      </w:r>
-      <w:r>
-        <w:rPr>
-          <w:sz w:val="26"/>
-          <w:szCs w:val="26"/>
-        </w:rPr>
-        <w:t>Giao diện quản lý tài khoản người dùng</w:t>
-      </w:r>
-      <w:bookmarkEnd w:id="119"/>
+        <w:t xml:space="preserve"> Giao diện quản lý tài khoản người dùng</w:t>
+      </w:r>
+      <w:bookmarkEnd w:id="122"/>
     </w:p>
     <w:p>
       <w:pPr>
@@ -33579,14 +33574,14 @@
       <w:r>
         <w:br w:type="page"/>
       </w:r>
-      <w:bookmarkStart w:id="120" w:name="_Toc242187690"/>
-      <w:bookmarkStart w:id="121" w:name="_Toc242738208"/>
+      <w:bookmarkStart w:id="123" w:name="_Toc242187690"/>
+      <w:bookmarkStart w:id="124" w:name="_Toc242811588"/>
       <w:r>
         <w:lastRenderedPageBreak/>
         <w:t>KẾT LUẬN VÀ HƯỚNG PHÁT TRIỂN</w:t>
       </w:r>
-      <w:bookmarkEnd w:id="120"/>
-      <w:bookmarkEnd w:id="121"/>
+      <w:bookmarkEnd w:id="123"/>
+      <w:bookmarkEnd w:id="124"/>
     </w:p>
     <w:p>
       <w:pPr>
@@ -33594,13 +33589,13 @@
         <w:spacing w:before="120" w:after="120" w:line="360" w:lineRule="auto"/>
         <w:jc w:val="left"/>
       </w:pPr>
-      <w:bookmarkStart w:id="122" w:name="_Toc242187691"/>
-      <w:bookmarkStart w:id="123" w:name="_Toc242738209"/>
+      <w:bookmarkStart w:id="125" w:name="_Toc242187691"/>
+      <w:bookmarkStart w:id="126" w:name="_Toc242811589"/>
       <w:r>
         <w:t>Kết luận</w:t>
       </w:r>
-      <w:bookmarkEnd w:id="122"/>
-      <w:bookmarkEnd w:id="123"/>
+      <w:bookmarkEnd w:id="125"/>
+      <w:bookmarkEnd w:id="126"/>
     </w:p>
     <w:p>
       <w:pPr>
@@ -33775,13 +33770,13 @@
         <w:pStyle w:val="Heading2"/>
         <w:jc w:val="left"/>
       </w:pPr>
-      <w:bookmarkStart w:id="124" w:name="_Toc242187692"/>
-      <w:bookmarkStart w:id="125" w:name="_Toc242738210"/>
+      <w:bookmarkStart w:id="127" w:name="_Toc242187692"/>
+      <w:bookmarkStart w:id="128" w:name="_Toc242811590"/>
       <w:r>
         <w:t>Hướng phát triển</w:t>
       </w:r>
-      <w:bookmarkEnd w:id="124"/>
-      <w:bookmarkEnd w:id="125"/>
+      <w:bookmarkEnd w:id="127"/>
+      <w:bookmarkEnd w:id="128"/>
     </w:p>
     <w:p>
       <w:pPr>
@@ -33929,14 +33924,14 @@
       <w:r>
         <w:br w:type="page"/>
       </w:r>
-      <w:bookmarkStart w:id="126" w:name="_Toc242187693"/>
-      <w:bookmarkStart w:id="127" w:name="_Toc242738211"/>
+      <w:bookmarkStart w:id="129" w:name="_Toc242187693"/>
+      <w:bookmarkStart w:id="130" w:name="_Toc242811591"/>
       <w:r>
         <w:lastRenderedPageBreak/>
         <w:t>DANH MỤC TÀI LIỆU THAM KHẢO</w:t>
       </w:r>
-      <w:bookmarkEnd w:id="126"/>
-      <w:bookmarkEnd w:id="127"/>
+      <w:bookmarkEnd w:id="129"/>
+      <w:bookmarkEnd w:id="130"/>
     </w:p>
     <w:sdt>
       <w:sdtPr>
@@ -34173,23 +34168,7 @@
               <w:sz w:val="26"/>
             </w:rPr>
             <w:tab/>
-            <w:t>“HttpSessionState Class (</w:t>
-          </w:r>
-          <w:proofErr w:type="gramStart"/>
-          <w:r>
-            <w:rPr>
-              <w:color w:val="000000"/>
-              <w:sz w:val="26"/>
-            </w:rPr>
-            <w:t>System.Web.SessionState</w:t>
-          </w:r>
-          <w:proofErr w:type="gramEnd"/>
-          <w:r>
-            <w:rPr>
-              <w:color w:val="000000"/>
-              <w:sz w:val="26"/>
-            </w:rPr>
-            <w:t>) | Microsoft Learn.” Accessed: Oct. 05, 2026. [Online]. Available: https://learn.microsoft.com/en-us/dotnet/api/system.web.sessionstate.httpsessionstate?view=netframework-4.8.1</w:t>
+            <w:t>“HttpSessionState Class (System.Web.SessionState) | Microsoft Learn.” Accessed: Oct. 05, 2026. [Online]. Available: https://learn.microsoft.com/en-us/dotnet/api/system.web.sessionstate.httpsessionstate?view=netframework-4.8.1</w:t>
           </w:r>
         </w:p>
         <w:p>
@@ -34245,23 +34224,7 @@
               <w:sz w:val="26"/>
             </w:rPr>
             <w:tab/>
-            <w:t>“System.Web.</w:t>
-          </w:r>
-          <w:proofErr w:type="gramStart"/>
-          <w:r>
-            <w:rPr>
-              <w:color w:val="000000"/>
-              <w:sz w:val="26"/>
-            </w:rPr>
-            <w:t>UI.WebControls</w:t>
-          </w:r>
-          <w:proofErr w:type="gramEnd"/>
-          <w:r>
-            <w:rPr>
-              <w:color w:val="000000"/>
-              <w:sz w:val="26"/>
-            </w:rPr>
-            <w:t xml:space="preserve"> Namespace | Microsoft Learn.” Accessed: Oct. 05, 2026. [Online]. Available: https://learn.microsoft.com/en-us/dotnet/api/system.web.ui.webcontrols?view=netframework-4.8.1</w:t>
+            <w:t>“System.Web.UI.WebControls Namespace | Microsoft Learn.” Accessed: Oct. 05, 2026. [Online]. Available: https://learn.microsoft.com/en-us/dotnet/api/system.web.ui.webcontrols?view=netframework-4.8.1</w:t>
           </w:r>
         </w:p>
         <w:p>
@@ -34290,23 +34253,7 @@
               <w:sz w:val="26"/>
             </w:rPr>
             <w:tab/>
-            <w:t>“FileUpload Class (System.Web.</w:t>
-          </w:r>
-          <w:proofErr w:type="gramStart"/>
-          <w:r>
-            <w:rPr>
-              <w:color w:val="000000"/>
-              <w:sz w:val="26"/>
-            </w:rPr>
-            <w:t>UI.WebControls</w:t>
-          </w:r>
-          <w:proofErr w:type="gramEnd"/>
-          <w:r>
-            <w:rPr>
-              <w:color w:val="000000"/>
-              <w:sz w:val="26"/>
-            </w:rPr>
-            <w:t>) | Microsoft Learn.” Accessed: Oct. 05, 2026. [Online]. Available: https://learn.microsoft.com/en-us/dotnet/api/system.web.ui.webcontrols.fileupload?view=netframework-4.8.1</w:t>
+            <w:t>“FileUpload Class (System.Web.UI.WebControls) | Microsoft Learn.” Accessed: Oct. 05, 2026. [Online]. Available: https://learn.microsoft.com/en-us/dotnet/api/system.web.ui.webcontrols.fileupload?view=netframework-4.8.1</w:t>
           </w:r>
         </w:p>
         <w:p>
@@ -35400,15 +35347,15 @@
       <mc:AlternateContent>
         <mc:Choice Requires="wps">
           <w:drawing>
-            <wp:anchor distT="0" distB="0" distL="0" distR="0" simplePos="0" relativeHeight="251654144" behindDoc="1" locked="0" layoutInCell="1" allowOverlap="1" wp14:anchorId="44BC985F" wp14:editId="4FC386AF">
+            <wp:anchor distT="0" distB="0" distL="0" distR="0" simplePos="0" relativeHeight="251654144" behindDoc="1" locked="0" layoutInCell="1" allowOverlap="1" wp14:anchorId="44BC985F" wp14:editId="7B6F101B">
               <wp:simplePos x="0" y="0"/>
               <wp:positionH relativeFrom="page">
-                <wp:posOffset>5372101</wp:posOffset>
+                <wp:posOffset>5296619</wp:posOffset>
               </wp:positionH>
               <wp:positionV relativeFrom="page">
-                <wp:posOffset>342900</wp:posOffset>
+                <wp:posOffset>345056</wp:posOffset>
               </wp:positionV>
-              <wp:extent cx="1384300" cy="194310"/>
+              <wp:extent cx="1461938" cy="199677"/>
               <wp:effectExtent l="0" t="0" r="0" b="0"/>
               <wp:wrapNone/>
               <wp:docPr id="10" name="Text Box 10"/>
@@ -35424,7 +35371,7 @@
                     <wps:spPr>
                       <a:xfrm>
                         <a:off x="0" y="0"/>
-                        <a:ext cx="1384300" cy="194310"/>
+                        <a:ext cx="1461938" cy="199677"/>
                       </a:xfrm>
                       <a:prstGeom prst="rect">
                         <a:avLst/>
@@ -35437,16 +35384,11 @@
                             <w:spacing w:before="10"/>
                             <w:ind w:left="20"/>
                           </w:pPr>
-                          <w:proofErr w:type="gramStart"/>
                           <w:r>
                             <w:t>TS.</w:t>
                           </w:r>
                           <w:r>
-                            <w:t>Đoàn</w:t>
-                          </w:r>
-                          <w:proofErr w:type="gramEnd"/>
-                          <w:r>
-                            <w:t xml:space="preserve"> Phước Miền</w:t>
+                            <w:t>Đoàn Phước Miền</w:t>
                           </w:r>
                         </w:p>
                       </w:txbxContent>
@@ -35472,7 +35414,7 @@
               <v:stroke joinstyle="miter"/>
               <v:path gradientshapeok="t" o:connecttype="rect"/>
             </v:shapetype>
-            <v:shape id="Text Box 10" o:spid="_x0000_s1031" type="#_x0000_t202" style="position:absolute;margin-left:423pt;margin-top:27pt;width:109pt;height:15.3pt;z-index:-251662336;visibility:visible;mso-wrap-style:square;mso-width-percent:0;mso-height-percent:0;mso-wrap-distance-left:0;mso-wrap-distance-top:0;mso-wrap-distance-right:0;mso-wrap-distance-bottom:0;mso-position-horizontal:absolute;mso-position-horizontal-relative:page;mso-position-vertical:absolute;mso-position-vertical-relative:page;mso-width-percent:0;mso-height-percent:0;mso-width-relative:page;mso-height-relative:page;v-text-anchor:top" o:gfxdata="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" filled="f" stroked="f">
+            <v:shape id="Text Box 10" o:spid="_x0000_s1031" type="#_x0000_t202" style="position:absolute;margin-left:417.05pt;margin-top:27.15pt;width:115.1pt;height:15.7pt;z-index:-251662336;visibility:visible;mso-wrap-style:square;mso-width-percent:0;mso-height-percent:0;mso-wrap-distance-left:0;mso-wrap-distance-top:0;mso-wrap-distance-right:0;mso-wrap-distance-bottom:0;mso-position-horizontal:absolute;mso-position-horizontal-relative:page;mso-position-vertical:absolute;mso-position-vertical-relative:page;mso-width-percent:0;mso-height-percent:0;mso-width-relative:page;mso-height-relative:page;v-text-anchor:top" o:gfxdata="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" filled="f" stroked="f">
               <v:textbox inset="0,0,0,0">
                 <w:txbxContent>
                   <w:p>
@@ -38173,6 +38115,155 @@
     </w:lvl>
   </w:abstractNum>
   <w:abstractNum w:abstractNumId="18" w15:restartNumberingAfterBreak="0">
+    <w:nsid w:val="1F9A0966"/>
+    <w:multiLevelType w:val="multilevel"/>
+    <w:tmpl w:val="65F25980"/>
+    <w:lvl w:ilvl="0">
+      <w:start w:val="1"/>
+      <w:numFmt w:val="bullet"/>
+      <w:lvlText w:val=""/>
+      <w:lvlJc w:val="left"/>
+      <w:pPr>
+        <w:tabs>
+          <w:tab w:val="num" w:pos="720"/>
+        </w:tabs>
+        <w:ind w:left="720" w:hanging="360"/>
+      </w:pPr>
+      <w:rPr>
+        <w:rFonts w:ascii="Symbol" w:hAnsi="Symbol" w:hint="default"/>
+        <w:sz w:val="20"/>
+      </w:rPr>
+    </w:lvl>
+    <w:lvl w:ilvl="1" w:tentative="1">
+      <w:start w:val="1"/>
+      <w:numFmt w:val="bullet"/>
+      <w:lvlText w:val="o"/>
+      <w:lvlJc w:val="left"/>
+      <w:pPr>
+        <w:tabs>
+          <w:tab w:val="num" w:pos="1440"/>
+        </w:tabs>
+        <w:ind w:left="1440" w:hanging="360"/>
+      </w:pPr>
+      <w:rPr>
+        <w:rFonts w:ascii="Courier New" w:hAnsi="Courier New" w:hint="default"/>
+        <w:sz w:val="20"/>
+      </w:rPr>
+    </w:lvl>
+    <w:lvl w:ilvl="2" w:tentative="1">
+      <w:start w:val="1"/>
+      <w:numFmt w:val="bullet"/>
+      <w:lvlText w:val=""/>
+      <w:lvlJc w:val="left"/>
+      <w:pPr>
+        <w:tabs>
+          <w:tab w:val="num" w:pos="2160"/>
+        </w:tabs>
+        <w:ind w:left="2160" w:hanging="360"/>
+      </w:pPr>
+      <w:rPr>
+        <w:rFonts w:ascii="Wingdings" w:hAnsi="Wingdings" w:hint="default"/>
+        <w:sz w:val="20"/>
+      </w:rPr>
+    </w:lvl>
+    <w:lvl w:ilvl="3" w:tentative="1">
+      <w:start w:val="1"/>
+      <w:numFmt w:val="bullet"/>
+      <w:lvlText w:val=""/>
+      <w:lvlJc w:val="left"/>
+      <w:pPr>
+        <w:tabs>
+          <w:tab w:val="num" w:pos="2880"/>
+        </w:tabs>
+        <w:ind w:left="2880" w:hanging="360"/>
+      </w:pPr>
+      <w:rPr>
+        <w:rFonts w:ascii="Wingdings" w:hAnsi="Wingdings" w:hint="default"/>
+        <w:sz w:val="20"/>
+      </w:rPr>
+    </w:lvl>
+    <w:lvl w:ilvl="4" w:tentative="1">
+      <w:start w:val="1"/>
+      <w:numFmt w:val="bullet"/>
+      <w:lvlText w:val=""/>
+      <w:lvlJc w:val="left"/>
+      <w:pPr>
+        <w:tabs>
+          <w:tab w:val="num" w:pos="3600"/>
+        </w:tabs>
+        <w:ind w:left="3600" w:hanging="360"/>
+      </w:pPr>
+      <w:rPr>
+        <w:rFonts w:ascii="Wingdings" w:hAnsi="Wingdings" w:hint="default"/>
+        <w:sz w:val="20"/>
+      </w:rPr>
+    </w:lvl>
+    <w:lvl w:ilvl="5" w:tentative="1">
+      <w:start w:val="1"/>
+      <w:numFmt w:val="bullet"/>
+      <w:lvlText w:val=""/>
+      <w:lvlJc w:val="left"/>
+      <w:pPr>
+        <w:tabs>
+          <w:tab w:val="num" w:pos="4320"/>
+        </w:tabs>
+        <w:ind w:left="4320" w:hanging="360"/>
+      </w:pPr>
+      <w:rPr>
+        <w:rFonts w:ascii="Wingdings" w:hAnsi="Wingdings" w:hint="default"/>
+        <w:sz w:val="20"/>
+      </w:rPr>
+    </w:lvl>
+    <w:lvl w:ilvl="6" w:tentative="1">
+      <w:start w:val="1"/>
+      <w:numFmt w:val="bullet"/>
+      <w:lvlText w:val=""/>
+      <w:lvlJc w:val="left"/>
+      <w:pPr>
+        <w:tabs>
+          <w:tab w:val="num" w:pos="5040"/>
+        </w:tabs>
+        <w:ind w:left="5040" w:hanging="360"/>
+      </w:pPr>
+      <w:rPr>
+        <w:rFonts w:ascii="Wingdings" w:hAnsi="Wingdings" w:hint="default"/>
+        <w:sz w:val="20"/>
+      </w:rPr>
+    </w:lvl>
+    <w:lvl w:ilvl="7" w:tentative="1">
+      <w:start w:val="1"/>
+      <w:numFmt w:val="bullet"/>
+      <w:lvlText w:val=""/>
+      <w:lvlJc w:val="left"/>
+      <w:pPr>
+        <w:tabs>
+          <w:tab w:val="num" w:pos="5760"/>
+        </w:tabs>
+        <w:ind w:left="5760" w:hanging="360"/>
+      </w:pPr>
+      <w:rPr>
+        <w:rFonts w:ascii="Wingdings" w:hAnsi="Wingdings" w:hint="default"/>
+        <w:sz w:val="20"/>
+      </w:rPr>
+    </w:lvl>
+    <w:lvl w:ilvl="8" w:tentative="1">
+      <w:start w:val="1"/>
+      <w:numFmt w:val="bullet"/>
+      <w:lvlText w:val=""/>
+      <w:lvlJc w:val="left"/>
+      <w:pPr>
+        <w:tabs>
+          <w:tab w:val="num" w:pos="6480"/>
+        </w:tabs>
+        <w:ind w:left="6480" w:hanging="360"/>
+      </w:pPr>
+      <w:rPr>
+        <w:rFonts w:ascii="Wingdings" w:hAnsi="Wingdings" w:hint="default"/>
+        <w:sz w:val="20"/>
+      </w:rPr>
+    </w:lvl>
+  </w:abstractNum>
+  <w:abstractNum w:abstractNumId="19" w15:restartNumberingAfterBreak="0">
     <w:nsid w:val="22DB6A83"/>
     <w:multiLevelType w:val="hybridMultilevel"/>
     <w:tmpl w:val="EF288394"/>
@@ -38285,7 +38376,7 @@
       </w:rPr>
     </w:lvl>
   </w:abstractNum>
-  <w:abstractNum w:abstractNumId="19" w15:restartNumberingAfterBreak="0">
+  <w:abstractNum w:abstractNumId="20" w15:restartNumberingAfterBreak="0">
     <w:nsid w:val="26012265"/>
     <w:multiLevelType w:val="hybridMultilevel"/>
     <w:tmpl w:val="37FE9368"/>
@@ -38398,7 +38489,7 @@
       </w:rPr>
     </w:lvl>
   </w:abstractNum>
-  <w:abstractNum w:abstractNumId="20" w15:restartNumberingAfterBreak="0">
+  <w:abstractNum w:abstractNumId="21" w15:restartNumberingAfterBreak="0">
     <w:nsid w:val="26B51A66"/>
     <w:multiLevelType w:val="hybridMultilevel"/>
     <w:tmpl w:val="C256FB74"/>
@@ -38511,7 +38602,7 @@
       </w:rPr>
     </w:lvl>
   </w:abstractNum>
-  <w:abstractNum w:abstractNumId="21" w15:restartNumberingAfterBreak="0">
+  <w:abstractNum w:abstractNumId="22" w15:restartNumberingAfterBreak="0">
     <w:nsid w:val="27F057E7"/>
     <w:multiLevelType w:val="hybridMultilevel"/>
     <w:tmpl w:val="F5822364"/>
@@ -38624,7 +38715,7 @@
       </w:rPr>
     </w:lvl>
   </w:abstractNum>
-  <w:abstractNum w:abstractNumId="22" w15:restartNumberingAfterBreak="0">
+  <w:abstractNum w:abstractNumId="23" w15:restartNumberingAfterBreak="0">
     <w:nsid w:val="29A849A5"/>
     <w:multiLevelType w:val="hybridMultilevel"/>
     <w:tmpl w:val="E8C45F8A"/>
@@ -38737,7 +38828,7 @@
       </w:rPr>
     </w:lvl>
   </w:abstractNum>
-  <w:abstractNum w:abstractNumId="23" w15:restartNumberingAfterBreak="0">
+  <w:abstractNum w:abstractNumId="24" w15:restartNumberingAfterBreak="0">
     <w:nsid w:val="2D182807"/>
     <w:multiLevelType w:val="hybridMultilevel"/>
     <w:tmpl w:val="831400EE"/>
@@ -38850,7 +38941,7 @@
       </w:rPr>
     </w:lvl>
   </w:abstractNum>
-  <w:abstractNum w:abstractNumId="24" w15:restartNumberingAfterBreak="0">
+  <w:abstractNum w:abstractNumId="25" w15:restartNumberingAfterBreak="0">
     <w:nsid w:val="2D222735"/>
     <w:multiLevelType w:val="hybridMultilevel"/>
     <w:tmpl w:val="AAD4381C"/>
@@ -38963,7 +39054,7 @@
       </w:rPr>
     </w:lvl>
   </w:abstractNum>
-  <w:abstractNum w:abstractNumId="25" w15:restartNumberingAfterBreak="0">
+  <w:abstractNum w:abstractNumId="26" w15:restartNumberingAfterBreak="0">
     <w:nsid w:val="2DEF7723"/>
     <w:multiLevelType w:val="hybridMultilevel"/>
     <w:tmpl w:val="9F10B250"/>
@@ -39076,7 +39167,7 @@
       </w:rPr>
     </w:lvl>
   </w:abstractNum>
-  <w:abstractNum w:abstractNumId="26" w15:restartNumberingAfterBreak="0">
+  <w:abstractNum w:abstractNumId="27" w15:restartNumberingAfterBreak="0">
     <w:nsid w:val="2F643A2A"/>
     <w:multiLevelType w:val="hybridMultilevel"/>
     <w:tmpl w:val="6B7E2A06"/>
@@ -39189,7 +39280,7 @@
       </w:rPr>
     </w:lvl>
   </w:abstractNum>
-  <w:abstractNum w:abstractNumId="27" w15:restartNumberingAfterBreak="0">
+  <w:abstractNum w:abstractNumId="28" w15:restartNumberingAfterBreak="0">
     <w:nsid w:val="3086494B"/>
     <w:multiLevelType w:val="hybridMultilevel"/>
     <w:tmpl w:val="FFA2B70C"/>
@@ -39302,7 +39393,7 @@
       </w:rPr>
     </w:lvl>
   </w:abstractNum>
-  <w:abstractNum w:abstractNumId="28" w15:restartNumberingAfterBreak="0">
+  <w:abstractNum w:abstractNumId="29" w15:restartNumberingAfterBreak="0">
     <w:nsid w:val="30C40948"/>
     <w:multiLevelType w:val="hybridMultilevel"/>
     <w:tmpl w:val="993867C4"/>
@@ -39415,7 +39506,7 @@
       </w:rPr>
     </w:lvl>
   </w:abstractNum>
-  <w:abstractNum w:abstractNumId="29" w15:restartNumberingAfterBreak="0">
+  <w:abstractNum w:abstractNumId="30" w15:restartNumberingAfterBreak="0">
     <w:nsid w:val="32704093"/>
     <w:multiLevelType w:val="hybridMultilevel"/>
     <w:tmpl w:val="F26E2136"/>
@@ -39528,7 +39619,7 @@
       </w:rPr>
     </w:lvl>
   </w:abstractNum>
-  <w:abstractNum w:abstractNumId="30" w15:restartNumberingAfterBreak="0">
+  <w:abstractNum w:abstractNumId="31" w15:restartNumberingAfterBreak="0">
     <w:nsid w:val="32FF26D6"/>
     <w:multiLevelType w:val="hybridMultilevel"/>
     <w:tmpl w:val="2AD48F44"/>
@@ -39641,7 +39732,7 @@
       </w:rPr>
     </w:lvl>
   </w:abstractNum>
-  <w:abstractNum w:abstractNumId="31" w15:restartNumberingAfterBreak="0">
+  <w:abstractNum w:abstractNumId="32" w15:restartNumberingAfterBreak="0">
     <w:nsid w:val="38972DDB"/>
     <w:multiLevelType w:val="hybridMultilevel"/>
     <w:tmpl w:val="B138451E"/>
@@ -39754,7 +39845,7 @@
       </w:rPr>
     </w:lvl>
   </w:abstractNum>
-  <w:abstractNum w:abstractNumId="32" w15:restartNumberingAfterBreak="0">
+  <w:abstractNum w:abstractNumId="33" w15:restartNumberingAfterBreak="0">
     <w:nsid w:val="3A7C5EBD"/>
     <w:multiLevelType w:val="hybridMultilevel"/>
     <w:tmpl w:val="845C554C"/>
@@ -39867,7 +39958,7 @@
       </w:rPr>
     </w:lvl>
   </w:abstractNum>
-  <w:abstractNum w:abstractNumId="33" w15:restartNumberingAfterBreak="0">
+  <w:abstractNum w:abstractNumId="34" w15:restartNumberingAfterBreak="0">
     <w:nsid w:val="3AD37256"/>
     <w:multiLevelType w:val="hybridMultilevel"/>
     <w:tmpl w:val="D7A0CFA8"/>
@@ -39956,7 +40047,7 @@
       </w:pPr>
     </w:lvl>
   </w:abstractNum>
-  <w:abstractNum w:abstractNumId="34" w15:restartNumberingAfterBreak="0">
+  <w:abstractNum w:abstractNumId="35" w15:restartNumberingAfterBreak="0">
     <w:nsid w:val="3DDC5514"/>
     <w:multiLevelType w:val="hybridMultilevel"/>
     <w:tmpl w:val="572203EE"/>
@@ -40069,7 +40160,7 @@
       </w:rPr>
     </w:lvl>
   </w:abstractNum>
-  <w:abstractNum w:abstractNumId="35" w15:restartNumberingAfterBreak="0">
+  <w:abstractNum w:abstractNumId="36" w15:restartNumberingAfterBreak="0">
     <w:nsid w:val="3E267622"/>
     <w:multiLevelType w:val="hybridMultilevel"/>
     <w:tmpl w:val="AA0299CC"/>
@@ -40182,7 +40273,7 @@
       </w:rPr>
     </w:lvl>
   </w:abstractNum>
-  <w:abstractNum w:abstractNumId="36" w15:restartNumberingAfterBreak="0">
+  <w:abstractNum w:abstractNumId="37" w15:restartNumberingAfterBreak="0">
     <w:nsid w:val="40B363F1"/>
     <w:multiLevelType w:val="hybridMultilevel"/>
     <w:tmpl w:val="B9B4DD82"/>
@@ -40295,7 +40386,7 @@
       </w:rPr>
     </w:lvl>
   </w:abstractNum>
-  <w:abstractNum w:abstractNumId="37" w15:restartNumberingAfterBreak="0">
+  <w:abstractNum w:abstractNumId="38" w15:restartNumberingAfterBreak="0">
     <w:nsid w:val="40CD4B9C"/>
     <w:multiLevelType w:val="hybridMultilevel"/>
     <w:tmpl w:val="CDD85D42"/>
@@ -40408,7 +40499,7 @@
       </w:rPr>
     </w:lvl>
   </w:abstractNum>
-  <w:abstractNum w:abstractNumId="38" w15:restartNumberingAfterBreak="0">
+  <w:abstractNum w:abstractNumId="39" w15:restartNumberingAfterBreak="0">
     <w:nsid w:val="41324C86"/>
     <w:multiLevelType w:val="hybridMultilevel"/>
     <w:tmpl w:val="02DA9E32"/>
@@ -40521,7 +40612,7 @@
       </w:rPr>
     </w:lvl>
   </w:abstractNum>
-  <w:abstractNum w:abstractNumId="39" w15:restartNumberingAfterBreak="0">
+  <w:abstractNum w:abstractNumId="40" w15:restartNumberingAfterBreak="0">
     <w:nsid w:val="455D4260"/>
     <w:multiLevelType w:val="hybridMultilevel"/>
     <w:tmpl w:val="3ADEBD1E"/>
@@ -40634,7 +40725,7 @@
       </w:rPr>
     </w:lvl>
   </w:abstractNum>
-  <w:abstractNum w:abstractNumId="40" w15:restartNumberingAfterBreak="0">
+  <w:abstractNum w:abstractNumId="41" w15:restartNumberingAfterBreak="0">
     <w:nsid w:val="4767069E"/>
     <w:multiLevelType w:val="hybridMultilevel"/>
     <w:tmpl w:val="35B48D68"/>
@@ -40747,7 +40838,7 @@
       </w:rPr>
     </w:lvl>
   </w:abstractNum>
-  <w:abstractNum w:abstractNumId="41" w15:restartNumberingAfterBreak="0">
+  <w:abstractNum w:abstractNumId="42" w15:restartNumberingAfterBreak="0">
     <w:nsid w:val="47DF6A63"/>
     <w:multiLevelType w:val="hybridMultilevel"/>
     <w:tmpl w:val="2F846412"/>
@@ -40860,7 +40951,7 @@
       </w:rPr>
     </w:lvl>
   </w:abstractNum>
-  <w:abstractNum w:abstractNumId="42" w15:restartNumberingAfterBreak="0">
+  <w:abstractNum w:abstractNumId="43" w15:restartNumberingAfterBreak="0">
     <w:nsid w:val="484F3AAF"/>
     <w:multiLevelType w:val="hybridMultilevel"/>
     <w:tmpl w:val="5270E8B0"/>
@@ -40973,7 +41064,7 @@
       </w:rPr>
     </w:lvl>
   </w:abstractNum>
-  <w:abstractNum w:abstractNumId="43" w15:restartNumberingAfterBreak="0">
+  <w:abstractNum w:abstractNumId="44" w15:restartNumberingAfterBreak="0">
     <w:nsid w:val="49870C78"/>
     <w:multiLevelType w:val="hybridMultilevel"/>
     <w:tmpl w:val="005ADCDA"/>
@@ -41086,7 +41177,7 @@
       </w:rPr>
     </w:lvl>
   </w:abstractNum>
-  <w:abstractNum w:abstractNumId="44" w15:restartNumberingAfterBreak="0">
+  <w:abstractNum w:abstractNumId="45" w15:restartNumberingAfterBreak="0">
     <w:nsid w:val="4A444675"/>
     <w:multiLevelType w:val="hybridMultilevel"/>
     <w:tmpl w:val="81865082"/>
@@ -41199,7 +41290,7 @@
       </w:rPr>
     </w:lvl>
   </w:abstractNum>
-  <w:abstractNum w:abstractNumId="45" w15:restartNumberingAfterBreak="0">
+  <w:abstractNum w:abstractNumId="46" w15:restartNumberingAfterBreak="0">
     <w:nsid w:val="4CD717E8"/>
     <w:multiLevelType w:val="hybridMultilevel"/>
     <w:tmpl w:val="865A9142"/>
@@ -41312,7 +41403,7 @@
       </w:rPr>
     </w:lvl>
   </w:abstractNum>
-  <w:abstractNum w:abstractNumId="46" w15:restartNumberingAfterBreak="0">
+  <w:abstractNum w:abstractNumId="47" w15:restartNumberingAfterBreak="0">
     <w:nsid w:val="4D946707"/>
     <w:multiLevelType w:val="hybridMultilevel"/>
     <w:tmpl w:val="C56AF102"/>
@@ -41401,7 +41492,7 @@
       </w:pPr>
     </w:lvl>
   </w:abstractNum>
-  <w:abstractNum w:abstractNumId="47" w15:restartNumberingAfterBreak="0">
+  <w:abstractNum w:abstractNumId="48" w15:restartNumberingAfterBreak="0">
     <w:nsid w:val="4FB92500"/>
     <w:multiLevelType w:val="hybridMultilevel"/>
     <w:tmpl w:val="2F6C9D88"/>
@@ -41514,7 +41605,7 @@
       </w:rPr>
     </w:lvl>
   </w:abstractNum>
-  <w:abstractNum w:abstractNumId="48" w15:restartNumberingAfterBreak="0">
+  <w:abstractNum w:abstractNumId="49" w15:restartNumberingAfterBreak="0">
     <w:nsid w:val="54BF7D20"/>
     <w:multiLevelType w:val="hybridMultilevel"/>
     <w:tmpl w:val="1DE66616"/>
@@ -41627,7 +41718,7 @@
       </w:rPr>
     </w:lvl>
   </w:abstractNum>
-  <w:abstractNum w:abstractNumId="49" w15:restartNumberingAfterBreak="0">
+  <w:abstractNum w:abstractNumId="50" w15:restartNumberingAfterBreak="0">
     <w:nsid w:val="54DD5F71"/>
     <w:multiLevelType w:val="multilevel"/>
     <w:tmpl w:val="953CC29A"/>
@@ -41740,7 +41831,7 @@
       </w:pPr>
     </w:lvl>
   </w:abstractNum>
-  <w:abstractNum w:abstractNumId="50" w15:restartNumberingAfterBreak="0">
+  <w:abstractNum w:abstractNumId="51" w15:restartNumberingAfterBreak="0">
     <w:nsid w:val="55445536"/>
     <w:multiLevelType w:val="hybridMultilevel"/>
     <w:tmpl w:val="7540A2DC"/>
@@ -41853,7 +41944,7 @@
       </w:rPr>
     </w:lvl>
   </w:abstractNum>
-  <w:abstractNum w:abstractNumId="51" w15:restartNumberingAfterBreak="0">
+  <w:abstractNum w:abstractNumId="52" w15:restartNumberingAfterBreak="0">
     <w:nsid w:val="55AE3FBF"/>
     <w:multiLevelType w:val="hybridMultilevel"/>
     <w:tmpl w:val="ACE8CC34"/>
@@ -41966,7 +42057,7 @@
       </w:rPr>
     </w:lvl>
   </w:abstractNum>
-  <w:abstractNum w:abstractNumId="52" w15:restartNumberingAfterBreak="0">
+  <w:abstractNum w:abstractNumId="53" w15:restartNumberingAfterBreak="0">
     <w:nsid w:val="577E36A5"/>
     <w:multiLevelType w:val="hybridMultilevel"/>
     <w:tmpl w:val="3A8C97EC"/>
@@ -42079,7 +42170,7 @@
       </w:rPr>
     </w:lvl>
   </w:abstractNum>
-  <w:abstractNum w:abstractNumId="53" w15:restartNumberingAfterBreak="0">
+  <w:abstractNum w:abstractNumId="54" w15:restartNumberingAfterBreak="0">
     <w:nsid w:val="5C197EB4"/>
     <w:multiLevelType w:val="hybridMultilevel"/>
     <w:tmpl w:val="1D3A7BC8"/>
@@ -42192,7 +42283,7 @@
       </w:rPr>
     </w:lvl>
   </w:abstractNum>
-  <w:abstractNum w:abstractNumId="54" w15:restartNumberingAfterBreak="0">
+  <w:abstractNum w:abstractNumId="55" w15:restartNumberingAfterBreak="0">
     <w:nsid w:val="5C4914C5"/>
     <w:multiLevelType w:val="hybridMultilevel"/>
     <w:tmpl w:val="DC00820C"/>
@@ -42305,7 +42396,7 @@
       </w:rPr>
     </w:lvl>
   </w:abstractNum>
-  <w:abstractNum w:abstractNumId="55" w15:restartNumberingAfterBreak="0">
+  <w:abstractNum w:abstractNumId="56" w15:restartNumberingAfterBreak="0">
     <w:nsid w:val="5CCD602C"/>
     <w:multiLevelType w:val="hybridMultilevel"/>
     <w:tmpl w:val="B192C296"/>
@@ -42418,7 +42509,7 @@
       </w:rPr>
     </w:lvl>
   </w:abstractNum>
-  <w:abstractNum w:abstractNumId="56" w15:restartNumberingAfterBreak="0">
+  <w:abstractNum w:abstractNumId="57" w15:restartNumberingAfterBreak="0">
     <w:nsid w:val="5D1E0D93"/>
     <w:multiLevelType w:val="hybridMultilevel"/>
     <w:tmpl w:val="EA764CF6"/>
@@ -42531,7 +42622,7 @@
       </w:rPr>
     </w:lvl>
   </w:abstractNum>
-  <w:abstractNum w:abstractNumId="57" w15:restartNumberingAfterBreak="0">
+  <w:abstractNum w:abstractNumId="58" w15:restartNumberingAfterBreak="0">
     <w:nsid w:val="5D710F7B"/>
     <w:multiLevelType w:val="hybridMultilevel"/>
     <w:tmpl w:val="C5865C20"/>
@@ -42644,7 +42735,7 @@
       </w:rPr>
     </w:lvl>
   </w:abstractNum>
-  <w:abstractNum w:abstractNumId="58" w15:restartNumberingAfterBreak="0">
+  <w:abstractNum w:abstractNumId="59" w15:restartNumberingAfterBreak="0">
     <w:nsid w:val="5D86376E"/>
     <w:multiLevelType w:val="hybridMultilevel"/>
     <w:tmpl w:val="694AA414"/>
@@ -42757,7 +42848,7 @@
       </w:rPr>
     </w:lvl>
   </w:abstractNum>
-  <w:abstractNum w:abstractNumId="59" w15:restartNumberingAfterBreak="0">
+  <w:abstractNum w:abstractNumId="60" w15:restartNumberingAfterBreak="0">
     <w:nsid w:val="5E2E448C"/>
     <w:multiLevelType w:val="hybridMultilevel"/>
     <w:tmpl w:val="D2D0EEEA"/>
@@ -42870,7 +42961,7 @@
       </w:rPr>
     </w:lvl>
   </w:abstractNum>
-  <w:abstractNum w:abstractNumId="60" w15:restartNumberingAfterBreak="0">
+  <w:abstractNum w:abstractNumId="61" w15:restartNumberingAfterBreak="0">
     <w:nsid w:val="60590F59"/>
     <w:multiLevelType w:val="hybridMultilevel"/>
     <w:tmpl w:val="0FC8AF4E"/>
@@ -42983,7 +43074,7 @@
       </w:rPr>
     </w:lvl>
   </w:abstractNum>
-  <w:abstractNum w:abstractNumId="61" w15:restartNumberingAfterBreak="0">
+  <w:abstractNum w:abstractNumId="62" w15:restartNumberingAfterBreak="0">
     <w:nsid w:val="645C711D"/>
     <w:multiLevelType w:val="hybridMultilevel"/>
     <w:tmpl w:val="483C9224"/>
@@ -43096,7 +43187,7 @@
       </w:rPr>
     </w:lvl>
   </w:abstractNum>
-  <w:abstractNum w:abstractNumId="62" w15:restartNumberingAfterBreak="0">
+  <w:abstractNum w:abstractNumId="63" w15:restartNumberingAfterBreak="0">
     <w:nsid w:val="665639E9"/>
     <w:multiLevelType w:val="hybridMultilevel"/>
     <w:tmpl w:val="999A2BC2"/>
@@ -43209,7 +43300,7 @@
       </w:rPr>
     </w:lvl>
   </w:abstractNum>
-  <w:abstractNum w:abstractNumId="63" w15:restartNumberingAfterBreak="0">
+  <w:abstractNum w:abstractNumId="64" w15:restartNumberingAfterBreak="0">
     <w:nsid w:val="6A0E782D"/>
     <w:multiLevelType w:val="hybridMultilevel"/>
     <w:tmpl w:val="5AEA57C4"/>
@@ -43322,7 +43413,7 @@
       </w:rPr>
     </w:lvl>
   </w:abstractNum>
-  <w:abstractNum w:abstractNumId="64" w15:restartNumberingAfterBreak="0">
+  <w:abstractNum w:abstractNumId="65" w15:restartNumberingAfterBreak="0">
     <w:nsid w:val="6C0C5741"/>
     <w:multiLevelType w:val="hybridMultilevel"/>
     <w:tmpl w:val="52923A8E"/>
@@ -43435,7 +43526,7 @@
       </w:rPr>
     </w:lvl>
   </w:abstractNum>
-  <w:abstractNum w:abstractNumId="65" w15:restartNumberingAfterBreak="0">
+  <w:abstractNum w:abstractNumId="66" w15:restartNumberingAfterBreak="0">
     <w:nsid w:val="6D814F6E"/>
     <w:multiLevelType w:val="hybridMultilevel"/>
     <w:tmpl w:val="E9CE117E"/>
@@ -43548,7 +43639,7 @@
       </w:rPr>
     </w:lvl>
   </w:abstractNum>
-  <w:abstractNum w:abstractNumId="66" w15:restartNumberingAfterBreak="0">
+  <w:abstractNum w:abstractNumId="67" w15:restartNumberingAfterBreak="0">
     <w:nsid w:val="6EB72538"/>
     <w:multiLevelType w:val="hybridMultilevel"/>
     <w:tmpl w:val="9760D004"/>
@@ -43661,7 +43752,7 @@
       </w:rPr>
     </w:lvl>
   </w:abstractNum>
-  <w:abstractNum w:abstractNumId="67" w15:restartNumberingAfterBreak="0">
+  <w:abstractNum w:abstractNumId="68" w15:restartNumberingAfterBreak="0">
     <w:nsid w:val="6EFE6560"/>
     <w:multiLevelType w:val="hybridMultilevel"/>
     <w:tmpl w:val="D68C5EE0"/>
@@ -43774,7 +43865,156 @@
       </w:rPr>
     </w:lvl>
   </w:abstractNum>
-  <w:abstractNum w:abstractNumId="68" w15:restartNumberingAfterBreak="0">
+  <w:abstractNum w:abstractNumId="69" w15:restartNumberingAfterBreak="0">
+    <w:nsid w:val="6F5973A2"/>
+    <w:multiLevelType w:val="multilevel"/>
+    <w:tmpl w:val="BEEE64B2"/>
+    <w:lvl w:ilvl="0">
+      <w:start w:val="1"/>
+      <w:numFmt w:val="bullet"/>
+      <w:lvlText w:val=""/>
+      <w:lvlJc w:val="left"/>
+      <w:pPr>
+        <w:tabs>
+          <w:tab w:val="num" w:pos="720"/>
+        </w:tabs>
+        <w:ind w:left="720" w:hanging="360"/>
+      </w:pPr>
+      <w:rPr>
+        <w:rFonts w:ascii="Symbol" w:hAnsi="Symbol" w:hint="default"/>
+        <w:sz w:val="20"/>
+      </w:rPr>
+    </w:lvl>
+    <w:lvl w:ilvl="1" w:tentative="1">
+      <w:start w:val="1"/>
+      <w:numFmt w:val="bullet"/>
+      <w:lvlText w:val="o"/>
+      <w:lvlJc w:val="left"/>
+      <w:pPr>
+        <w:tabs>
+          <w:tab w:val="num" w:pos="1440"/>
+        </w:tabs>
+        <w:ind w:left="1440" w:hanging="360"/>
+      </w:pPr>
+      <w:rPr>
+        <w:rFonts w:ascii="Courier New" w:hAnsi="Courier New" w:hint="default"/>
+        <w:sz w:val="20"/>
+      </w:rPr>
+    </w:lvl>
+    <w:lvl w:ilvl="2" w:tentative="1">
+      <w:start w:val="1"/>
+      <w:numFmt w:val="bullet"/>
+      <w:lvlText w:val=""/>
+      <w:lvlJc w:val="left"/>
+      <w:pPr>
+        <w:tabs>
+          <w:tab w:val="num" w:pos="2160"/>
+        </w:tabs>
+        <w:ind w:left="2160" w:hanging="360"/>
+      </w:pPr>
+      <w:rPr>
+        <w:rFonts w:ascii="Wingdings" w:hAnsi="Wingdings" w:hint="default"/>
+        <w:sz w:val="20"/>
+      </w:rPr>
+    </w:lvl>
+    <w:lvl w:ilvl="3" w:tentative="1">
+      <w:start w:val="1"/>
+      <w:numFmt w:val="bullet"/>
+      <w:lvlText w:val=""/>
+      <w:lvlJc w:val="left"/>
+      <w:pPr>
+        <w:tabs>
+          <w:tab w:val="num" w:pos="2880"/>
+        </w:tabs>
+        <w:ind w:left="2880" w:hanging="360"/>
+      </w:pPr>
+      <w:rPr>
+        <w:rFonts w:ascii="Wingdings" w:hAnsi="Wingdings" w:hint="default"/>
+        <w:sz w:val="20"/>
+      </w:rPr>
+    </w:lvl>
+    <w:lvl w:ilvl="4" w:tentative="1">
+      <w:start w:val="1"/>
+      <w:numFmt w:val="bullet"/>
+      <w:lvlText w:val=""/>
+      <w:lvlJc w:val="left"/>
+      <w:pPr>
+        <w:tabs>
+          <w:tab w:val="num" w:pos="3600"/>
+        </w:tabs>
+        <w:ind w:left="3600" w:hanging="360"/>
+      </w:pPr>
+      <w:rPr>
+        <w:rFonts w:ascii="Wingdings" w:hAnsi="Wingdings" w:hint="default"/>
+        <w:sz w:val="20"/>
+      </w:rPr>
+    </w:lvl>
+    <w:lvl w:ilvl="5" w:tentative="1">
+      <w:start w:val="1"/>
+      <w:numFmt w:val="bullet"/>
+      <w:lvlText w:val=""/>
+      <w:lvlJc w:val="left"/>
+      <w:pPr>
+        <w:tabs>
+          <w:tab w:val="num" w:pos="4320"/>
+        </w:tabs>
+        <w:ind w:left="4320" w:hanging="360"/>
+      </w:pPr>
+      <w:rPr>
+        <w:rFonts w:ascii="Wingdings" w:hAnsi="Wingdings" w:hint="default"/>
+        <w:sz w:val="20"/>
+      </w:rPr>
+    </w:lvl>
+    <w:lvl w:ilvl="6" w:tentative="1">
+      <w:start w:val="1"/>
+      <w:numFmt w:val="bullet"/>
+      <w:lvlText w:val=""/>
+      <w:lvlJc w:val="left"/>
+      <w:pPr>
+        <w:tabs>
+          <w:tab w:val="num" w:pos="5040"/>
+        </w:tabs>
+        <w:ind w:left="5040" w:hanging="360"/>
+      </w:pPr>
+      <w:rPr>
+        <w:rFonts w:ascii="Wingdings" w:hAnsi="Wingdings" w:hint="default"/>
+        <w:sz w:val="20"/>
+      </w:rPr>
+    </w:lvl>
+    <w:lvl w:ilvl="7" w:tentative="1">
+      <w:start w:val="1"/>
+      <w:numFmt w:val="bullet"/>
+      <w:lvlText w:val=""/>
+      <w:lvlJc w:val="left"/>
+      <w:pPr>
+        <w:tabs>
+          <w:tab w:val="num" w:pos="5760"/>
+        </w:tabs>
+        <w:ind w:left="5760" w:hanging="360"/>
+      </w:pPr>
+      <w:rPr>
+        <w:rFonts w:ascii="Wingdings" w:hAnsi="Wingdings" w:hint="default"/>
+        <w:sz w:val="20"/>
+      </w:rPr>
+    </w:lvl>
+    <w:lvl w:ilvl="8" w:tentative="1">
+      <w:start w:val="1"/>
+      <w:numFmt w:val="bullet"/>
+      <w:lvlText w:val=""/>
+      <w:lvlJc w:val="left"/>
+      <w:pPr>
+        <w:tabs>
+          <w:tab w:val="num" w:pos="6480"/>
+        </w:tabs>
+        <w:ind w:left="6480" w:hanging="360"/>
+      </w:pPr>
+      <w:rPr>
+        <w:rFonts w:ascii="Wingdings" w:hAnsi="Wingdings" w:hint="default"/>
+        <w:sz w:val="20"/>
+      </w:rPr>
+    </w:lvl>
+  </w:abstractNum>
+  <w:abstractNum w:abstractNumId="70" w15:restartNumberingAfterBreak="0">
     <w:nsid w:val="6F957E16"/>
     <w:multiLevelType w:val="multilevel"/>
     <w:tmpl w:val="02A4C388"/>
@@ -43891,7 +44131,7 @@
       </w:pPr>
     </w:lvl>
   </w:abstractNum>
-  <w:abstractNum w:abstractNumId="69" w15:restartNumberingAfterBreak="0">
+  <w:abstractNum w:abstractNumId="71" w15:restartNumberingAfterBreak="0">
     <w:nsid w:val="70B9460A"/>
     <w:multiLevelType w:val="hybridMultilevel"/>
     <w:tmpl w:val="7D42C8AA"/>
@@ -43980,7 +44220,7 @@
       </w:pPr>
     </w:lvl>
   </w:abstractNum>
-  <w:abstractNum w:abstractNumId="70" w15:restartNumberingAfterBreak="0">
+  <w:abstractNum w:abstractNumId="72" w15:restartNumberingAfterBreak="0">
     <w:nsid w:val="72BD09BB"/>
     <w:multiLevelType w:val="hybridMultilevel"/>
     <w:tmpl w:val="05AA8FD4"/>
@@ -44093,7 +44333,7 @@
       </w:rPr>
     </w:lvl>
   </w:abstractNum>
-  <w:abstractNum w:abstractNumId="71" w15:restartNumberingAfterBreak="0">
+  <w:abstractNum w:abstractNumId="73" w15:restartNumberingAfterBreak="0">
     <w:nsid w:val="72FD2F74"/>
     <w:multiLevelType w:val="hybridMultilevel"/>
     <w:tmpl w:val="6B10E474"/>
@@ -44206,7 +44446,7 @@
       </w:rPr>
     </w:lvl>
   </w:abstractNum>
-  <w:abstractNum w:abstractNumId="72" w15:restartNumberingAfterBreak="0">
+  <w:abstractNum w:abstractNumId="74" w15:restartNumberingAfterBreak="0">
     <w:nsid w:val="73B66A97"/>
     <w:multiLevelType w:val="hybridMultilevel"/>
     <w:tmpl w:val="DC6CA6E8"/>
@@ -44319,7 +44559,7 @@
       </w:rPr>
     </w:lvl>
   </w:abstractNum>
-  <w:abstractNum w:abstractNumId="73" w15:restartNumberingAfterBreak="0">
+  <w:abstractNum w:abstractNumId="75" w15:restartNumberingAfterBreak="0">
     <w:nsid w:val="75A76327"/>
     <w:multiLevelType w:val="multilevel"/>
     <w:tmpl w:val="17A68978"/>
@@ -44454,7 +44694,7 @@
       </w:rPr>
     </w:lvl>
   </w:abstractNum>
-  <w:abstractNum w:abstractNumId="74" w15:restartNumberingAfterBreak="0">
+  <w:abstractNum w:abstractNumId="76" w15:restartNumberingAfterBreak="0">
     <w:nsid w:val="78CC0389"/>
     <w:multiLevelType w:val="hybridMultilevel"/>
     <w:tmpl w:val="9C82D070"/>
@@ -44567,7 +44807,7 @@
       </w:rPr>
     </w:lvl>
   </w:abstractNum>
-  <w:abstractNum w:abstractNumId="75" w15:restartNumberingAfterBreak="0">
+  <w:abstractNum w:abstractNumId="77" w15:restartNumberingAfterBreak="0">
     <w:nsid w:val="78DA0FC0"/>
     <w:multiLevelType w:val="hybridMultilevel"/>
     <w:tmpl w:val="D8388DA6"/>
@@ -44680,7 +44920,7 @@
       </w:rPr>
     </w:lvl>
   </w:abstractNum>
-  <w:abstractNum w:abstractNumId="76" w15:restartNumberingAfterBreak="0">
+  <w:abstractNum w:abstractNumId="78" w15:restartNumberingAfterBreak="0">
     <w:nsid w:val="79F90FE6"/>
     <w:multiLevelType w:val="hybridMultilevel"/>
     <w:tmpl w:val="18DE51DA"/>
@@ -44793,7 +45033,7 @@
       </w:rPr>
     </w:lvl>
   </w:abstractNum>
-  <w:abstractNum w:abstractNumId="77" w15:restartNumberingAfterBreak="0">
+  <w:abstractNum w:abstractNumId="79" w15:restartNumberingAfterBreak="0">
     <w:nsid w:val="7D894135"/>
     <w:multiLevelType w:val="hybridMultilevel"/>
     <w:tmpl w:val="A6ACADDC"/>
@@ -44906,7 +45146,7 @@
       </w:rPr>
     </w:lvl>
   </w:abstractNum>
-  <w:abstractNum w:abstractNumId="78" w15:restartNumberingAfterBreak="0">
+  <w:abstractNum w:abstractNumId="80" w15:restartNumberingAfterBreak="0">
     <w:nsid w:val="7DB90383"/>
     <w:multiLevelType w:val="hybridMultilevel"/>
     <w:tmpl w:val="9EFCC002"/>
@@ -45020,34 +45260,34 @@
     </w:lvl>
   </w:abstractNum>
   <w:num w:numId="1" w16cid:durableId="2038115881">
-    <w:abstractNumId w:val="73"/>
+    <w:abstractNumId w:val="75"/>
   </w:num>
   <w:num w:numId="2" w16cid:durableId="1919711092">
-    <w:abstractNumId w:val="55"/>
+    <w:abstractNumId w:val="56"/>
   </w:num>
   <w:num w:numId="3" w16cid:durableId="171647708">
-    <w:abstractNumId w:val="75"/>
+    <w:abstractNumId w:val="77"/>
   </w:num>
   <w:num w:numId="4" w16cid:durableId="9841767">
-    <w:abstractNumId w:val="18"/>
+    <w:abstractNumId w:val="19"/>
   </w:num>
   <w:num w:numId="5" w16cid:durableId="1653866745">
-    <w:abstractNumId w:val="66"/>
+    <w:abstractNumId w:val="67"/>
   </w:num>
   <w:num w:numId="6" w16cid:durableId="173034071">
-    <w:abstractNumId w:val="37"/>
+    <w:abstractNumId w:val="38"/>
   </w:num>
   <w:num w:numId="7" w16cid:durableId="747727114">
-    <w:abstractNumId w:val="78"/>
+    <w:abstractNumId w:val="80"/>
   </w:num>
   <w:num w:numId="8" w16cid:durableId="1603294219">
-    <w:abstractNumId w:val="72"/>
+    <w:abstractNumId w:val="74"/>
   </w:num>
   <w:num w:numId="9" w16cid:durableId="1025640688">
-    <w:abstractNumId w:val="77"/>
+    <w:abstractNumId w:val="79"/>
   </w:num>
   <w:num w:numId="10" w16cid:durableId="1545369791">
-    <w:abstractNumId w:val="74"/>
+    <w:abstractNumId w:val="76"/>
   </w:num>
   <w:num w:numId="11" w16cid:durableId="1186362038">
     <w:abstractNumId w:val="3"/>
@@ -45056,13 +45296,13 @@
     <w:abstractNumId w:val="11"/>
   </w:num>
   <w:num w:numId="13" w16cid:durableId="2111392234">
-    <w:abstractNumId w:val="60"/>
+    <w:abstractNumId w:val="61"/>
   </w:num>
   <w:num w:numId="14" w16cid:durableId="25370501">
-    <w:abstractNumId w:val="56"/>
+    <w:abstractNumId w:val="57"/>
   </w:num>
   <w:num w:numId="15" w16cid:durableId="1921869544">
-    <w:abstractNumId w:val="19"/>
+    <w:abstractNumId w:val="20"/>
   </w:num>
   <w:num w:numId="16" w16cid:durableId="1086919698">
     <w:abstractNumId w:val="12"/>
@@ -45071,52 +45311,52 @@
     <w:abstractNumId w:val="16"/>
   </w:num>
   <w:num w:numId="18" w16cid:durableId="490953151">
-    <w:abstractNumId w:val="44"/>
+    <w:abstractNumId w:val="45"/>
   </w:num>
   <w:num w:numId="19" w16cid:durableId="754976712">
+    <w:abstractNumId w:val="22"/>
+  </w:num>
+  <w:num w:numId="20" w16cid:durableId="1350914061">
+    <w:abstractNumId w:val="52"/>
+  </w:num>
+  <w:num w:numId="21" w16cid:durableId="2098818020">
+    <w:abstractNumId w:val="43"/>
+  </w:num>
+  <w:num w:numId="22" w16cid:durableId="669210792">
+    <w:abstractNumId w:val="68"/>
+  </w:num>
+  <w:num w:numId="23" w16cid:durableId="2126382357">
     <w:abstractNumId w:val="21"/>
   </w:num>
-  <w:num w:numId="20" w16cid:durableId="1350914061">
-    <w:abstractNumId w:val="51"/>
-  </w:num>
-  <w:num w:numId="21" w16cid:durableId="2098818020">
-    <w:abstractNumId w:val="42"/>
-  </w:num>
-  <w:num w:numId="22" w16cid:durableId="669210792">
-    <w:abstractNumId w:val="67"/>
-  </w:num>
-  <w:num w:numId="23" w16cid:durableId="2126382357">
-    <w:abstractNumId w:val="20"/>
-  </w:num>
   <w:num w:numId="24" w16cid:durableId="351954055">
-    <w:abstractNumId w:val="48"/>
+    <w:abstractNumId w:val="49"/>
   </w:num>
   <w:num w:numId="25" w16cid:durableId="1031998170">
     <w:abstractNumId w:val="9"/>
   </w:num>
   <w:num w:numId="26" w16cid:durableId="2083018258">
-    <w:abstractNumId w:val="24"/>
+    <w:abstractNumId w:val="25"/>
   </w:num>
   <w:num w:numId="27" w16cid:durableId="1480263011">
-    <w:abstractNumId w:val="57"/>
+    <w:abstractNumId w:val="58"/>
   </w:num>
   <w:num w:numId="28" w16cid:durableId="1293561411">
-    <w:abstractNumId w:val="71"/>
+    <w:abstractNumId w:val="73"/>
   </w:num>
   <w:num w:numId="29" w16cid:durableId="259531235">
-    <w:abstractNumId w:val="40"/>
+    <w:abstractNumId w:val="41"/>
   </w:num>
   <w:num w:numId="30" w16cid:durableId="1678074002">
     <w:abstractNumId w:val="13"/>
   </w:num>
   <w:num w:numId="31" w16cid:durableId="1431849927">
-    <w:abstractNumId w:val="50"/>
+    <w:abstractNumId w:val="51"/>
   </w:num>
   <w:num w:numId="32" w16cid:durableId="641274568">
-    <w:abstractNumId w:val="29"/>
+    <w:abstractNumId w:val="30"/>
   </w:num>
   <w:num w:numId="33" w16cid:durableId="1061514299">
-    <w:abstractNumId w:val="52"/>
+    <w:abstractNumId w:val="53"/>
   </w:num>
   <w:num w:numId="34" w16cid:durableId="1182938645">
     <w:abstractNumId w:val="6"/>
@@ -45125,40 +45365,40 @@
     <w:abstractNumId w:val="4"/>
   </w:num>
   <w:num w:numId="36" w16cid:durableId="970789840">
-    <w:abstractNumId w:val="35"/>
+    <w:abstractNumId w:val="36"/>
   </w:num>
   <w:num w:numId="37" w16cid:durableId="1945109370">
     <w:abstractNumId w:val="10"/>
   </w:num>
   <w:num w:numId="38" w16cid:durableId="574515288">
-    <w:abstractNumId w:val="43"/>
+    <w:abstractNumId w:val="44"/>
   </w:num>
   <w:num w:numId="39" w16cid:durableId="121310783">
-    <w:abstractNumId w:val="41"/>
+    <w:abstractNumId w:val="42"/>
   </w:num>
   <w:num w:numId="40" w16cid:durableId="172963826">
-    <w:abstractNumId w:val="64"/>
+    <w:abstractNumId w:val="65"/>
   </w:num>
   <w:num w:numId="41" w16cid:durableId="1038821090">
-    <w:abstractNumId w:val="65"/>
+    <w:abstractNumId w:val="66"/>
   </w:num>
   <w:num w:numId="42" w16cid:durableId="2070111068">
     <w:abstractNumId w:val="14"/>
   </w:num>
   <w:num w:numId="43" w16cid:durableId="1635986950">
-    <w:abstractNumId w:val="39"/>
+    <w:abstractNumId w:val="40"/>
   </w:num>
   <w:num w:numId="44" w16cid:durableId="1643148037">
-    <w:abstractNumId w:val="45"/>
+    <w:abstractNumId w:val="46"/>
   </w:num>
   <w:num w:numId="45" w16cid:durableId="1312250273">
+    <w:abstractNumId w:val="33"/>
+  </w:num>
+  <w:num w:numId="46" w16cid:durableId="1306474383">
     <w:abstractNumId w:val="32"/>
   </w:num>
-  <w:num w:numId="46" w16cid:durableId="1306474383">
-    <w:abstractNumId w:val="31"/>
-  </w:num>
   <w:num w:numId="47" w16cid:durableId="668480053">
-    <w:abstractNumId w:val="62"/>
+    <w:abstractNumId w:val="63"/>
   </w:num>
   <w:num w:numId="48" w16cid:durableId="99961397">
     <w:abstractNumId w:val="7"/>
@@ -45167,19 +45407,19 @@
     <w:abstractNumId w:val="15"/>
   </w:num>
   <w:num w:numId="50" w16cid:durableId="644823379">
-    <w:abstractNumId w:val="53"/>
+    <w:abstractNumId w:val="54"/>
   </w:num>
   <w:num w:numId="51" w16cid:durableId="1018459296">
-    <w:abstractNumId w:val="58"/>
+    <w:abstractNumId w:val="59"/>
   </w:num>
   <w:num w:numId="52" w16cid:durableId="1894193671">
-    <w:abstractNumId w:val="23"/>
+    <w:abstractNumId w:val="24"/>
   </w:num>
   <w:num w:numId="53" w16cid:durableId="1769698292">
-    <w:abstractNumId w:val="25"/>
+    <w:abstractNumId w:val="26"/>
   </w:num>
   <w:num w:numId="54" w16cid:durableId="1518622006">
-    <w:abstractNumId w:val="34"/>
+    <w:abstractNumId w:val="35"/>
   </w:num>
   <w:num w:numId="55" w16cid:durableId="48725277">
     <w:abstractNumId w:val="2"/>
@@ -45188,61 +45428,61 @@
     <w:abstractNumId w:val="5"/>
   </w:num>
   <w:num w:numId="57" w16cid:durableId="170068586">
-    <w:abstractNumId w:val="49"/>
+    <w:abstractNumId w:val="50"/>
   </w:num>
   <w:num w:numId="58" w16cid:durableId="291441325">
-    <w:abstractNumId w:val="36"/>
+    <w:abstractNumId w:val="37"/>
   </w:num>
   <w:num w:numId="59" w16cid:durableId="1674070610">
-    <w:abstractNumId w:val="70"/>
+    <w:abstractNumId w:val="72"/>
   </w:num>
   <w:num w:numId="60" w16cid:durableId="652486956">
-    <w:abstractNumId w:val="26"/>
+    <w:abstractNumId w:val="27"/>
   </w:num>
   <w:num w:numId="61" w16cid:durableId="1325619805">
-    <w:abstractNumId w:val="76"/>
+    <w:abstractNumId w:val="78"/>
   </w:num>
   <w:num w:numId="62" w16cid:durableId="358241327">
-    <w:abstractNumId w:val="61"/>
+    <w:abstractNumId w:val="62"/>
   </w:num>
   <w:num w:numId="63" w16cid:durableId="585849298">
     <w:abstractNumId w:val="8"/>
   </w:num>
   <w:num w:numId="64" w16cid:durableId="227377057">
-    <w:abstractNumId w:val="22"/>
+    <w:abstractNumId w:val="23"/>
   </w:num>
   <w:num w:numId="65" w16cid:durableId="1678387675">
     <w:abstractNumId w:val="1"/>
   </w:num>
   <w:num w:numId="66" w16cid:durableId="580532645">
-    <w:abstractNumId w:val="27"/>
+    <w:abstractNumId w:val="28"/>
   </w:num>
   <w:num w:numId="67" w16cid:durableId="853572787">
-    <w:abstractNumId w:val="30"/>
+    <w:abstractNumId w:val="31"/>
   </w:num>
   <w:num w:numId="68" w16cid:durableId="129136183">
-    <w:abstractNumId w:val="63"/>
+    <w:abstractNumId w:val="64"/>
   </w:num>
   <w:num w:numId="69" w16cid:durableId="1797289625">
-    <w:abstractNumId w:val="33"/>
+    <w:abstractNumId w:val="34"/>
   </w:num>
   <w:num w:numId="70" w16cid:durableId="717364581">
-    <w:abstractNumId w:val="69"/>
+    <w:abstractNumId w:val="71"/>
   </w:num>
   <w:num w:numId="71" w16cid:durableId="348486239">
-    <w:abstractNumId w:val="59"/>
+    <w:abstractNumId w:val="60"/>
   </w:num>
   <w:num w:numId="72" w16cid:durableId="711461563">
-    <w:abstractNumId w:val="47"/>
+    <w:abstractNumId w:val="48"/>
   </w:num>
   <w:num w:numId="73" w16cid:durableId="318464008">
-    <w:abstractNumId w:val="54"/>
+    <w:abstractNumId w:val="55"/>
   </w:num>
   <w:num w:numId="74" w16cid:durableId="595091899">
-    <w:abstractNumId w:val="68"/>
+    <w:abstractNumId w:val="70"/>
   </w:num>
   <w:num w:numId="75" w16cid:durableId="1782794245">
-    <w:abstractNumId w:val="28"/>
+    <w:abstractNumId w:val="29"/>
   </w:num>
   <w:num w:numId="76" w16cid:durableId="1772892930">
     <w:abstractNumId w:val="0"/>
@@ -45251,10 +45491,16 @@
     <w:abstractNumId w:val="17"/>
   </w:num>
   <w:num w:numId="78" w16cid:durableId="297151378">
-    <w:abstractNumId w:val="38"/>
+    <w:abstractNumId w:val="39"/>
   </w:num>
   <w:num w:numId="79" w16cid:durableId="150681845">
-    <w:abstractNumId w:val="46"/>
+    <w:abstractNumId w:val="47"/>
+  </w:num>
+  <w:num w:numId="80" w16cid:durableId="2009285318">
+    <w:abstractNumId w:val="18"/>
+  </w:num>
+  <w:num w:numId="81" w16cid:durableId="1149979765">
+    <w:abstractNumId w:val="69"/>
   </w:num>
   <w:numIdMacAtCleanup w:val="78"/>
 </w:numbering>
@@ -46447,11 +46693,13 @@
     <w:rsid w:val="00207A4E"/>
     <w:rsid w:val="003A6774"/>
     <w:rsid w:val="00466679"/>
+    <w:rsid w:val="00474673"/>
     <w:rsid w:val="00486CE7"/>
     <w:rsid w:val="004A2C06"/>
     <w:rsid w:val="004D5C2F"/>
     <w:rsid w:val="0053320E"/>
     <w:rsid w:val="00654583"/>
+    <w:rsid w:val="00695C84"/>
     <w:rsid w:val="006A4775"/>
     <w:rsid w:val="006F1FC9"/>
     <w:rsid w:val="00746F44"/>
@@ -46462,9 +46710,11 @@
     <w:rsid w:val="009C1A1B"/>
     <w:rsid w:val="00A03741"/>
     <w:rsid w:val="00AB043B"/>
+    <w:rsid w:val="00AF6DCF"/>
     <w:rsid w:val="00B0366E"/>
     <w:rsid w:val="00BC76F3"/>
     <w:rsid w:val="00BF6B1B"/>
+    <w:rsid w:val="00C071FD"/>
     <w:rsid w:val="00C608A5"/>
     <w:rsid w:val="00DC58AD"/>
     <w:rsid w:val="00DD74EF"/>

--- a/thesis/doc/ĐỒ-ÁN-MÔN-HỌC-CHUYÊN-ĐỀ-ASP.NET.docx
+++ b/thesis/doc/ĐỒ-ÁN-MÔN-HỌC-CHUYÊN-ĐỀ-ASP.NET.docx
@@ -4077,6 +4077,7 @@
       <w:pPr>
         <w:spacing w:before="120" w:after="120" w:line="360" w:lineRule="auto"/>
         <w:ind w:firstLine="357"/>
+        <w:jc w:val="both"/>
         <w:rPr>
           <w:bCs/>
           <w:spacing w:val="-5"/>
@@ -4098,6 +4099,7 @@
       <w:pPr>
         <w:spacing w:before="120" w:after="120" w:line="360" w:lineRule="auto"/>
         <w:ind w:firstLine="357"/>
+        <w:jc w:val="both"/>
         <w:rPr>
           <w:bCs/>
           <w:spacing w:val="-5"/>
@@ -4173,6 +4175,7 @@
       <w:pPr>
         <w:spacing w:before="120" w:after="120" w:line="360" w:lineRule="auto"/>
         <w:ind w:firstLine="357"/>
+        <w:jc w:val="both"/>
         <w:rPr>
           <w:bCs/>
           <w:spacing w:val="-5"/>
@@ -4212,6 +4215,7 @@
       <w:pPr>
         <w:spacing w:before="120" w:after="120" w:line="360" w:lineRule="auto"/>
         <w:ind w:firstLine="357"/>
+        <w:jc w:val="both"/>
         <w:rPr>
           <w:bCs/>
           <w:spacing w:val="-5"/>
@@ -4233,6 +4237,7 @@
       <w:pPr>
         <w:spacing w:before="120" w:after="120" w:line="360" w:lineRule="auto"/>
         <w:ind w:firstLine="357"/>
+        <w:jc w:val="both"/>
         <w:rPr>
           <w:bCs/>
           <w:spacing w:val="-5"/>
@@ -4294,6 +4299,7 @@
           <w:ilvl w:val="0"/>
           <w:numId w:val="0"/>
         </w:numPr>
+        <w:spacing w:before="120" w:after="120" w:line="360" w:lineRule="auto"/>
       </w:pPr>
       <w:bookmarkStart w:id="1" w:name="_Toc242811533"/>
       <w:r>
@@ -4305,6 +4311,98 @@
     <w:p>
       <w:pPr>
         <w:spacing w:before="120" w:after="120" w:line="360" w:lineRule="auto"/>
+        <w:ind w:firstLine="357"/>
+        <w:jc w:val="both"/>
+        <w:rPr>
+          <w:sz w:val="26"/>
+          <w:szCs w:val="26"/>
+        </w:rPr>
+      </w:pPr>
+      <w:r>
+        <w:rPr>
+          <w:sz w:val="26"/>
+          <w:szCs w:val="26"/>
+        </w:rPr>
+        <w:t xml:space="preserve">Chào mừng Thầy Cô và các bạn đến với </w:t>
+      </w:r>
+      <w:r>
+        <w:rPr>
+          <w:spacing w:val="-5"/>
+          <w:sz w:val="26"/>
+          <w:szCs w:val="26"/>
+        </w:rPr>
+        <w:t xml:space="preserve">đồ án "Xây dựng Website Bán Laptop" </w:t>
+      </w:r>
+    </w:p>
+    <w:p>
+      <w:pPr>
+        <w:spacing w:before="120" w:after="120" w:line="360" w:lineRule="auto"/>
+        <w:ind w:firstLine="357"/>
+        <w:jc w:val="both"/>
+        <w:rPr>
+          <w:sz w:val="26"/>
+          <w:szCs w:val="26"/>
+        </w:rPr>
+      </w:pPr>
+      <w:r>
+        <w:rPr>
+          <w:sz w:val="26"/>
+          <w:szCs w:val="26"/>
+        </w:rPr>
+        <w:t>Website này là sản phẩm thuộc Đồ án môn học</w:t>
+      </w:r>
+      <w:r>
+        <w:rPr>
+          <w:sz w:val="26"/>
+          <w:szCs w:val="26"/>
+        </w:rPr>
+        <w:t xml:space="preserve"> Chuyên đề</w:t>
+      </w:r>
+      <w:r>
+        <w:rPr>
+          <w:sz w:val="26"/>
+          <w:szCs w:val="26"/>
+        </w:rPr>
+        <w:t xml:space="preserve"> ASP.NET, được nghiên cứu và phát triển bởi sinh viên Nguyễn Khắc Anh Văn.</w:t>
+      </w:r>
+    </w:p>
+    <w:p>
+      <w:pPr>
+        <w:spacing w:before="120" w:after="120" w:line="360" w:lineRule="auto"/>
+        <w:ind w:firstLine="357"/>
+        <w:jc w:val="both"/>
+        <w:rPr>
+          <w:sz w:val="26"/>
+          <w:szCs w:val="26"/>
+        </w:rPr>
+      </w:pPr>
+      <w:r>
+        <w:rPr>
+          <w:sz w:val="26"/>
+          <w:szCs w:val="26"/>
+        </w:rPr>
+        <w:t xml:space="preserve">Để đề tài mang tính thực tiễn cao và gắn liền với mô hình kinh doanh thực tế, hệ thống quản lý bán laptop này được xây dựng và vận hành dưới thương hiệu Camera Máy Tính Đăng Khoa </w:t>
+      </w:r>
+      <w:r>
+        <w:rPr>
+          <w:sz w:val="26"/>
+          <w:szCs w:val="26"/>
+        </w:rPr>
+        <w:t>-</w:t>
+      </w:r>
+      <w:r>
+        <w:rPr>
+          <w:sz w:val="26"/>
+          <w:szCs w:val="26"/>
+        </w:rPr>
+        <w:t xml:space="preserve"> thương hiệu cửa hàng thuộc sở hữu chính thức của cá nhân tôi (Nguyễn Khắc Anh Văn).</w:t>
+      </w:r>
+    </w:p>
+    <w:p>
+      <w:pPr>
+        <w:spacing w:before="120" w:after="120" w:line="360" w:lineRule="auto"/>
+        <w:ind w:firstLine="357"/>
+        <w:jc w:val="both"/>
         <w:rPr>
           <w:b/>
           <w:bCs/>
@@ -4312,90 +4410,15 @@
           <w:szCs w:val="26"/>
         </w:rPr>
       </w:pPr>
-    </w:p>
-    <w:p>
-      <w:pPr>
-        <w:spacing w:before="120" w:after="120" w:line="360" w:lineRule="auto"/>
-        <w:rPr>
-          <w:sz w:val="26"/>
-          <w:szCs w:val="26"/>
-        </w:rPr>
-      </w:pPr>
-      <w:r>
-        <w:rPr>
-          <w:sz w:val="26"/>
-          <w:szCs w:val="26"/>
-        </w:rPr>
-        <w:t>LỜI GIỚI THIỆU &amp; THÔNG TIN SỞ HỮU</w:t>
-      </w:r>
-    </w:p>
-    <w:p>
-      <w:pPr>
-        <w:spacing w:before="120" w:after="120" w:line="360" w:lineRule="auto"/>
-        <w:rPr>
-          <w:sz w:val="26"/>
-          <w:szCs w:val="26"/>
-        </w:rPr>
-      </w:pPr>
-      <w:r>
-        <w:rPr>
-          <w:sz w:val="26"/>
-          <w:szCs w:val="26"/>
-        </w:rPr>
-        <w:t xml:space="preserve">Chào mừng Thầy Cô và các bạn đến với </w:t>
-      </w:r>
-      <w:r>
-        <w:rPr>
-          <w:spacing w:val="-5"/>
-          <w:sz w:val="26"/>
-          <w:szCs w:val="26"/>
-        </w:rPr>
-        <w:t xml:space="preserve">đồ án "Xây dựng Website Bán Laptop" </w:t>
-      </w:r>
-    </w:p>
-    <w:p>
-      <w:pPr>
-        <w:spacing w:before="120" w:after="120" w:line="360" w:lineRule="auto"/>
-        <w:rPr>
-          <w:sz w:val="26"/>
-          <w:szCs w:val="26"/>
-        </w:rPr>
-      </w:pPr>
-      <w:r>
-        <w:rPr>
-          <w:sz w:val="26"/>
-          <w:szCs w:val="26"/>
-        </w:rPr>
-        <w:t>Website này là sản phẩm thuộc Chuyên đề Báo cáo / Đồ án môn học ASP.NET, được nghiên cứu và phát triển bởi sinh viên Nguyễn Khắc Anh Văn.</w:t>
-      </w:r>
-    </w:p>
-    <w:p>
-      <w:pPr>
-        <w:spacing w:before="120" w:after="120" w:line="360" w:lineRule="auto"/>
-        <w:rPr>
-          <w:sz w:val="26"/>
-          <w:szCs w:val="26"/>
-        </w:rPr>
-      </w:pPr>
-      <w:r>
-        <w:rPr>
-          <w:sz w:val="26"/>
-          <w:szCs w:val="26"/>
-        </w:rPr>
-        <w:t>Để đề tài mang tính thực tiễn cao và gắn liền với mô hình kinh doanh thực tế, hệ thống quản lý bán laptop này được xây dựng và vận hành dưới thương hiệu Camera Máy Tính Đăng Khoa — thương hiệu cửa hàng thuộc sở hữu chính thức của cá nhân tôi (Nguyễn Khắc Anh Văn).</w:t>
-      </w:r>
-    </w:p>
-    <w:p>
-      <w:pPr>
-        <w:spacing w:before="120" w:after="120" w:line="360" w:lineRule="auto"/>
-        <w:ind w:left="720"/>
+      <w:r>
         <w:rPr>
           <w:b/>
           <w:bCs/>
           <w:sz w:val="26"/>
           <w:szCs w:val="26"/>
         </w:rPr>
-      </w:pPr>
+        <w:t>Về Thương Hiệu Camera Máy Tính Đăng Khoa</w:t>
+      </w:r>
       <w:r>
         <w:rPr>
           <w:b/>
@@ -4403,57 +4426,46 @@
           <w:sz w:val="26"/>
           <w:szCs w:val="26"/>
         </w:rPr>
-        <w:t>Về Thương Hiệu Camera Máy Tính Đăng Khoa</w:t>
+        <w:t xml:space="preserve"> - </w:t>
+      </w:r>
+      <w:r>
+        <w:rPr>
+          <w:sz w:val="26"/>
+          <w:szCs w:val="26"/>
+        </w:rPr>
+        <w:t>Camera Máy Tính Đăng Khoa là đơn vị chuyên cung cấp các giải pháp công nghệ, thiết bị vi tính, laptop chính hãng, hệ thống camera giám sát và các dịch vụ kỹ thuật CNTT.</w:t>
       </w:r>
     </w:p>
     <w:p>
       <w:pPr>
         <w:spacing w:before="120" w:after="120" w:line="360" w:lineRule="auto"/>
-        <w:rPr>
-          <w:sz w:val="26"/>
-          <w:szCs w:val="26"/>
-        </w:rPr>
-      </w:pPr>
-      <w:r>
-        <w:rPr>
-          <w:sz w:val="26"/>
-          <w:szCs w:val="26"/>
-        </w:rPr>
-        <w:t>Camera Máy Tính Đăng Khoa là đơn vị chuyên cung cấp các giải pháp công nghệ, thiết bị vi tính, laptop chính hãng, hệ thống camera giám sát và các dịch vụ kỹ thuật CNTT.</w:t>
-      </w:r>
-    </w:p>
-    <w:p>
-      <w:pPr>
-        <w:spacing w:before="120" w:after="120" w:line="360" w:lineRule="auto"/>
-        <w:ind w:left="720"/>
-        <w:rPr>
-          <w:sz w:val="26"/>
-          <w:szCs w:val="26"/>
-        </w:rPr>
-      </w:pPr>
-      <w:r>
-        <w:rPr>
-          <w:sz w:val="26"/>
-          <w:szCs w:val="26"/>
-        </w:rPr>
-        <w:t>Thông Tin Sinh Viên Thực Hiện &amp; Chủ Sở Hữu</w:t>
-      </w:r>
-    </w:p>
-    <w:p>
-      <w:pPr>
-        <w:spacing w:before="120" w:after="120" w:line="360" w:lineRule="auto"/>
-        <w:ind w:left="720"/>
-        <w:rPr>
-          <w:sz w:val="26"/>
-          <w:szCs w:val="26"/>
-        </w:rPr>
-      </w:pPr>
-      <w:r>
-        <w:rPr>
-          <w:sz w:val="26"/>
-          <w:szCs w:val="26"/>
-        </w:rPr>
-        <w:t>Họ và tên: Nguyễn Khắc Anh Văn</w:t>
+        <w:ind w:firstLine="357"/>
+        <w:jc w:val="both"/>
+        <w:rPr>
+          <w:sz w:val="26"/>
+          <w:szCs w:val="26"/>
+        </w:rPr>
+      </w:pPr>
+      <w:r>
+        <w:rPr>
+          <w:sz w:val="26"/>
+          <w:szCs w:val="26"/>
+        </w:rPr>
+        <w:t xml:space="preserve">Thông </w:t>
+      </w:r>
+      <w:r>
+        <w:rPr>
+          <w:sz w:val="26"/>
+          <w:szCs w:val="26"/>
+        </w:rPr>
+        <w:t xml:space="preserve">tin sinh viên thực hiện đề tài: </w:t>
+      </w:r>
+      <w:r>
+        <w:rPr>
+          <w:sz w:val="26"/>
+          <w:szCs w:val="26"/>
+        </w:rPr>
+        <w:t>Nguyễn Khắc Anh Văn</w:t>
       </w:r>
       <w:r>
         <w:rPr>
@@ -4462,22 +4474,26 @@
         </w:rPr>
         <w:t xml:space="preserve"> lớp DT24TT80161</w:t>
       </w:r>
-    </w:p>
-    <w:p>
-      <w:pPr>
-        <w:spacing w:before="120" w:after="120" w:line="360" w:lineRule="auto"/>
-        <w:ind w:left="720"/>
-        <w:rPr>
-          <w:sz w:val="26"/>
-          <w:szCs w:val="26"/>
-        </w:rPr>
-      </w:pPr>
-      <w:r>
-        <w:rPr>
-          <w:sz w:val="26"/>
-          <w:szCs w:val="26"/>
-        </w:rPr>
-        <w:t>Chức danh / Vai trò: Sinh viên thực hiện đề tài / Chủ sở hữu thương hiệu Camera Máy Tính Đăng Khoa</w:t>
+      <w:r>
+        <w:rPr>
+          <w:sz w:val="26"/>
+          <w:szCs w:val="26"/>
+        </w:rPr>
+        <w:t xml:space="preserve"> (</w:t>
+      </w:r>
+      <w:r>
+        <w:rPr>
+          <w:sz w:val="26"/>
+          <w:szCs w:val="26"/>
+        </w:rPr>
+        <w:t>Chủ sở hữu thương hiệu Camera Máy Tính Đăng Khoa</w:t>
+      </w:r>
+      <w:r>
+        <w:rPr>
+          <w:sz w:val="26"/>
+          <w:szCs w:val="26"/>
+        </w:rPr>
+        <w:t>)</w:t>
       </w:r>
       <w:r>
         <w:rPr>
@@ -13735,7 +13751,7 @@
           <w:ilvl w:val="0"/>
           <w:numId w:val="0"/>
         </w:numPr>
-        <w:jc w:val="left"/>
+        <w:jc w:val="both"/>
       </w:pPr>
       <w:bookmarkStart w:id="11" w:name="_Toc242187647"/>
       <w:bookmarkStart w:id="12" w:name="_Toc242811539"/>
@@ -13752,6 +13768,7 @@
       <w:pPr>
         <w:spacing w:before="120" w:after="120" w:line="360" w:lineRule="auto"/>
         <w:ind w:firstLine="357"/>
+        <w:jc w:val="both"/>
         <w:rPr>
           <w:bCs/>
           <w:spacing w:val="-4"/>
@@ -13779,6 +13796,7 @@
       <w:pPr>
         <w:spacing w:before="120" w:after="120" w:line="360" w:lineRule="auto"/>
         <w:ind w:firstLine="357"/>
+        <w:jc w:val="both"/>
         <w:rPr>
           <w:bCs/>
           <w:spacing w:val="-4"/>
@@ -13803,6 +13821,7 @@
         </w:numPr>
         <w:spacing w:before="120" w:after="120" w:line="360" w:lineRule="auto"/>
         <w:ind w:left="357" w:hanging="357"/>
+        <w:jc w:val="both"/>
         <w:rPr>
           <w:b/>
           <w:spacing w:val="-4"/>
@@ -13826,6 +13845,7 @@
           <w:numId w:val="3"/>
         </w:numPr>
         <w:spacing w:before="120" w:after="120" w:line="360" w:lineRule="auto"/>
+        <w:jc w:val="both"/>
         <w:rPr>
           <w:b/>
           <w:spacing w:val="-4"/>
@@ -13838,7 +13858,7 @@
           <w:spacing w:val="-4"/>
           <w:sz w:val="26"/>
         </w:rPr>
-        <w:t>Hiển thị đa thiết bị: Xây dựng giao diện có khả năng hiển thị tương thích trên cả màn hình máy tính (laptop/desktop) và thiết bị di động thông qua việc sử dụng Master Page (Site.Master và Site.Mobile.Master).</w:t>
+        <w:t>Tìm kiếm và xem sản phẩm: Cho phép người dùng xem danh sách laptop, phân loại theo hãng sản xuất/danh mục, tìm kiếm theo tên và xem chi tiết cấu hình, hình ảnh, giá bán của từng sản phẩm.</w:t>
       </w:r>
     </w:p>
     <w:p>
@@ -13849,6 +13869,7 @@
           <w:numId w:val="3"/>
         </w:numPr>
         <w:spacing w:before="120" w:after="120" w:line="360" w:lineRule="auto"/>
+        <w:jc w:val="both"/>
         <w:rPr>
           <w:b/>
           <w:spacing w:val="-4"/>
@@ -13861,7 +13882,7 @@
           <w:spacing w:val="-4"/>
           <w:sz w:val="26"/>
         </w:rPr>
-        <w:t>Tìm kiếm và xem sản phẩm: Cho phép người dùng xem danh sách laptop, phân loại theo hãng sản xuất/danh mục, tìm kiếm theo tên và xem chi tiết cấu hình, hình ảnh, giá bán của từng sản phẩm.</w:t>
+        <w:t>Chức năng mua sắm cơ bản: Thực hiện đầy đủ các thao tác gồm thêm sản phẩm vào giỏ hàng, cập nhật số lượng, xóa sản phẩm và tiến hành điền thông tin đặt hàng/thanh toán.</w:t>
       </w:r>
     </w:p>
     <w:p>
@@ -13872,29 +13893,7 @@
           <w:numId w:val="3"/>
         </w:numPr>
         <w:spacing w:before="120" w:after="120" w:line="360" w:lineRule="auto"/>
-        <w:rPr>
-          <w:b/>
-          <w:spacing w:val="-4"/>
-          <w:sz w:val="26"/>
-        </w:rPr>
-      </w:pPr>
-      <w:r>
-        <w:rPr>
-          <w:bCs/>
-          <w:spacing w:val="-4"/>
-          <w:sz w:val="26"/>
-        </w:rPr>
-        <w:t>Chức năng mua sắm cơ bản: Thực hiện đầy đủ các thao tác gồm thêm sản phẩm vào giỏ hàng, cập nhật số lượng, xóa sản phẩm và tiến hành điền thông tin đặt hàng/thanh toán.</w:t>
-      </w:r>
-    </w:p>
-    <w:p>
-      <w:pPr>
-        <w:pStyle w:val="ListParagraph"/>
-        <w:numPr>
-          <w:ilvl w:val="0"/>
-          <w:numId w:val="3"/>
-        </w:numPr>
-        <w:spacing w:before="120" w:after="120" w:line="360" w:lineRule="auto"/>
+        <w:jc w:val="both"/>
         <w:rPr>
           <w:b/>
           <w:spacing w:val="-4"/>
@@ -13919,6 +13918,7 @@
         </w:numPr>
         <w:spacing w:before="120" w:after="120" w:line="360" w:lineRule="auto"/>
         <w:ind w:left="357" w:hanging="357"/>
+        <w:jc w:val="both"/>
         <w:rPr>
           <w:b/>
           <w:spacing w:val="-4"/>
@@ -13938,6 +13938,7 @@
       <w:pPr>
         <w:spacing w:before="120" w:after="120" w:line="360" w:lineRule="auto"/>
         <w:ind w:firstLine="357"/>
+        <w:jc w:val="both"/>
         <w:rPr>
           <w:bCs/>
           <w:spacing w:val="-4"/>
@@ -13961,6 +13962,7 @@
           <w:numId w:val="4"/>
         </w:numPr>
         <w:spacing w:before="120" w:after="120" w:line="360" w:lineRule="auto"/>
+        <w:jc w:val="both"/>
         <w:rPr>
           <w:bCs/>
           <w:spacing w:val="-4"/>
@@ -13984,6 +13986,7 @@
           <w:numId w:val="4"/>
         </w:numPr>
         <w:spacing w:before="120" w:after="120" w:line="360" w:lineRule="auto"/>
+        <w:jc w:val="both"/>
         <w:rPr>
           <w:bCs/>
           <w:spacing w:val="-4"/>
@@ -14007,6 +14010,7 @@
           <w:numId w:val="4"/>
         </w:numPr>
         <w:spacing w:before="120" w:after="120" w:line="360" w:lineRule="auto"/>
+        <w:jc w:val="both"/>
         <w:rPr>
           <w:bCs/>
           <w:spacing w:val="-4"/>
@@ -14030,6 +14034,7 @@
           <w:numId w:val="4"/>
         </w:numPr>
         <w:spacing w:before="120" w:after="120" w:line="360" w:lineRule="auto"/>
+        <w:jc w:val="both"/>
         <w:rPr>
           <w:bCs/>
           <w:spacing w:val="-4"/>
@@ -14054,6 +14059,7 @@
         </w:numPr>
         <w:spacing w:before="120" w:after="120" w:line="360" w:lineRule="auto"/>
         <w:ind w:left="357" w:hanging="357"/>
+        <w:jc w:val="both"/>
         <w:rPr>
           <w:b/>
           <w:spacing w:val="-4"/>
@@ -14073,6 +14079,7 @@
       <w:pPr>
         <w:spacing w:before="120" w:after="120" w:line="360" w:lineRule="auto"/>
         <w:ind w:firstLine="357"/>
+        <w:jc w:val="both"/>
         <w:rPr>
           <w:bCs/>
           <w:spacing w:val="-4"/>
@@ -14085,7 +14092,6 @@
           <w:spacing w:val="-4"/>
           <w:sz w:val="26"/>
         </w:rPr>
-        <w:lastRenderedPageBreak/>
         <w:t>Nắm vững chu trình hoạt động của trang (Page Life Cycle) và cơ chế xử lý sự kiện trong ASP.NET Web Forms.</w:t>
       </w:r>
     </w:p>
@@ -14093,6 +14099,7 @@
       <w:pPr>
         <w:spacing w:before="120" w:after="120" w:line="360" w:lineRule="auto"/>
         <w:ind w:firstLine="357"/>
+        <w:jc w:val="both"/>
         <w:rPr>
           <w:bCs/>
           <w:spacing w:val="-4"/>
@@ -14112,6 +14119,7 @@
       <w:pPr>
         <w:spacing w:before="120" w:after="120" w:line="360" w:lineRule="auto"/>
         <w:ind w:firstLine="357"/>
+        <w:jc w:val="both"/>
         <w:rPr>
           <w:bCs/>
           <w:spacing w:val="-4"/>
@@ -14124,6 +14132,7 @@
           <w:spacing w:val="-4"/>
           <w:sz w:val="26"/>
         </w:rPr>
+        <w:lastRenderedPageBreak/>
         <w:t>Sử dụng các Validation Controls (như RequiredFieldValidator,</w:t>
       </w:r>
       <w:r>
@@ -14147,6 +14156,7 @@
       <w:pPr>
         <w:spacing w:before="120" w:after="120" w:line="360" w:lineRule="auto"/>
         <w:ind w:firstLine="357"/>
+        <w:jc w:val="both"/>
         <w:rPr>
           <w:bCs/>
           <w:spacing w:val="-4"/>
@@ -14198,6 +14208,7 @@
       <w:pPr>
         <w:spacing w:before="120" w:after="120" w:line="360" w:lineRule="auto"/>
         <w:ind w:firstLine="357"/>
+        <w:jc w:val="both"/>
         <w:rPr>
           <w:bCs/>
           <w:spacing w:val="-4"/>
@@ -14220,7 +14231,7 @@
           <w:ilvl w:val="0"/>
           <w:numId w:val="0"/>
         </w:numPr>
-        <w:jc w:val="left"/>
+        <w:jc w:val="both"/>
       </w:pPr>
       <w:bookmarkStart w:id="13" w:name="_Toc242187648"/>
       <w:bookmarkStart w:id="14" w:name="_Toc242811540"/>
@@ -14242,6 +14253,7 @@
         </w:numPr>
         <w:spacing w:before="120" w:after="120" w:line="360" w:lineRule="auto"/>
         <w:ind w:left="357" w:hanging="357"/>
+        <w:jc w:val="both"/>
         <w:rPr>
           <w:b/>
           <w:bCs/>
@@ -14263,6 +14275,7 @@
       <w:pPr>
         <w:spacing w:before="120" w:after="120" w:line="360" w:lineRule="auto"/>
         <w:ind w:firstLine="357"/>
+        <w:jc w:val="both"/>
         <w:rPr>
           <w:spacing w:val="-4"/>
           <w:sz w:val="26"/>
@@ -14284,6 +14297,7 @@
           <w:numId w:val="6"/>
         </w:numPr>
         <w:spacing w:before="120" w:after="120" w:line="360" w:lineRule="auto"/>
+        <w:jc w:val="both"/>
         <w:rPr>
           <w:spacing w:val="-4"/>
           <w:sz w:val="26"/>
@@ -14305,6 +14319,7 @@
           <w:numId w:val="5"/>
         </w:numPr>
         <w:spacing w:before="120" w:after="120" w:line="360" w:lineRule="auto"/>
+        <w:jc w:val="both"/>
         <w:rPr>
           <w:spacing w:val="-4"/>
           <w:sz w:val="26"/>
@@ -14326,6 +14341,7 @@
           <w:numId w:val="5"/>
         </w:numPr>
         <w:spacing w:before="120" w:after="120" w:line="360" w:lineRule="auto"/>
+        <w:jc w:val="both"/>
         <w:rPr>
           <w:spacing w:val="-4"/>
           <w:sz w:val="26"/>
@@ -14347,6 +14363,7 @@
           <w:numId w:val="5"/>
         </w:numPr>
         <w:spacing w:before="120" w:after="120" w:line="360" w:lineRule="auto"/>
+        <w:jc w:val="both"/>
         <w:rPr>
           <w:spacing w:val="-4"/>
           <w:sz w:val="26"/>
@@ -14368,6 +14385,7 @@
           <w:numId w:val="5"/>
         </w:numPr>
         <w:spacing w:before="120" w:after="120" w:line="360" w:lineRule="auto"/>
+        <w:jc w:val="both"/>
         <w:rPr>
           <w:spacing w:val="-4"/>
           <w:sz w:val="26"/>
@@ -14389,6 +14407,7 @@
           <w:numId w:val="5"/>
         </w:numPr>
         <w:spacing w:before="120" w:after="120" w:line="360" w:lineRule="auto"/>
+        <w:jc w:val="both"/>
         <w:rPr>
           <w:spacing w:val="-4"/>
           <w:sz w:val="26"/>
@@ -14410,6 +14429,7 @@
           <w:numId w:val="5"/>
         </w:numPr>
         <w:spacing w:before="120" w:after="120" w:line="360" w:lineRule="auto"/>
+        <w:jc w:val="both"/>
         <w:rPr>
           <w:spacing w:val="-4"/>
           <w:sz w:val="26"/>
@@ -14431,6 +14451,7 @@
           <w:numId w:val="5"/>
         </w:numPr>
         <w:spacing w:before="120" w:after="120" w:line="360" w:lineRule="auto"/>
+        <w:jc w:val="both"/>
         <w:rPr>
           <w:spacing w:val="-4"/>
           <w:sz w:val="26"/>
@@ -14441,7 +14462,6 @@
           <w:spacing w:val="-4"/>
           <w:sz w:val="26"/>
         </w:rPr>
-        <w:lastRenderedPageBreak/>
         <w:t>Advanced Controls / Controls chức năng: FileUpload phục vụ việc tải ảnh đại diện và tải nhiều ảnh cùng lúc (AllowMultiple) cho sản phẩm, danh mục, thương hiệu và hồ sơ người dùng.</w:t>
       </w:r>
     </w:p>
@@ -14453,6 +14473,7 @@
           <w:numId w:val="5"/>
         </w:numPr>
         <w:spacing w:before="120" w:after="120" w:line="360" w:lineRule="auto"/>
+        <w:jc w:val="both"/>
         <w:rPr>
           <w:spacing w:val="-4"/>
           <w:sz w:val="26"/>
@@ -14475,6 +14496,7 @@
         </w:numPr>
         <w:spacing w:before="120" w:after="120" w:line="360" w:lineRule="auto"/>
         <w:ind w:left="357" w:hanging="357"/>
+        <w:jc w:val="both"/>
         <w:rPr>
           <w:b/>
           <w:bCs/>
@@ -14500,6 +14522,7 @@
           <w:numId w:val="6"/>
         </w:numPr>
         <w:spacing w:before="120" w:after="120" w:line="360" w:lineRule="auto"/>
+        <w:jc w:val="both"/>
         <w:rPr>
           <w:spacing w:val="-4"/>
           <w:sz w:val="26"/>
@@ -14510,6 +14533,7 @@
           <w:spacing w:val="-4"/>
           <w:sz w:val="26"/>
         </w:rPr>
+        <w:lastRenderedPageBreak/>
         <w:t>Mô hình ứng dụng:</w:t>
       </w:r>
     </w:p>
@@ -14522,6 +14546,7 @@
         </w:numPr>
         <w:spacing w:before="120" w:after="120" w:line="360" w:lineRule="auto"/>
         <w:ind w:left="1077" w:hanging="357"/>
+        <w:jc w:val="both"/>
         <w:rPr>
           <w:spacing w:val="-4"/>
           <w:sz w:val="26"/>
@@ -14543,6 +14568,7 @@
           <w:numId w:val="6"/>
         </w:numPr>
         <w:spacing w:before="120" w:after="120" w:line="360" w:lineRule="auto"/>
+        <w:jc w:val="both"/>
         <w:rPr>
           <w:spacing w:val="-4"/>
           <w:sz w:val="26"/>
@@ -14565,6 +14591,7 @@
         </w:numPr>
         <w:spacing w:before="120" w:after="120" w:line="360" w:lineRule="auto"/>
         <w:ind w:left="1077" w:hanging="357"/>
+        <w:jc w:val="both"/>
         <w:rPr>
           <w:spacing w:val="-4"/>
           <w:sz w:val="26"/>
@@ -14587,6 +14614,7 @@
         </w:numPr>
         <w:spacing w:before="120" w:after="120" w:line="360" w:lineRule="auto"/>
         <w:ind w:left="1797" w:hanging="357"/>
+        <w:jc w:val="both"/>
         <w:rPr>
           <w:spacing w:val="-4"/>
           <w:sz w:val="26"/>
@@ -14597,7 +14625,7 @@
           <w:spacing w:val="-4"/>
           <w:sz w:val="26"/>
         </w:rPr>
-        <w:t>Hiển thị giao diện tương thích trên máy tính và thiết bị di động (thông qua Site.Master và Site.Mobile.Master).</w:t>
+        <w:t>Xem danh sách laptop, lọc theo hãng sản xuất/danh mục, tìm kiếm theo tên.</w:t>
       </w:r>
     </w:p>
     <w:p>
@@ -14609,6 +14637,7 @@
         </w:numPr>
         <w:spacing w:before="120" w:after="120" w:line="360" w:lineRule="auto"/>
         <w:ind w:left="1797" w:hanging="357"/>
+        <w:jc w:val="both"/>
         <w:rPr>
           <w:spacing w:val="-4"/>
           <w:sz w:val="26"/>
@@ -14619,7 +14648,7 @@
           <w:spacing w:val="-4"/>
           <w:sz w:val="26"/>
         </w:rPr>
-        <w:t>Xem danh sách laptop, lọc theo hãng sản xuất/danh mục, tìm kiếm theo tên.</w:t>
+        <w:t>Xem trang chi tiết sản phẩm (cấu hình, mô tả, album ảnh chi tiết).</w:t>
       </w:r>
     </w:p>
     <w:p>
@@ -14631,6 +14660,7 @@
         </w:numPr>
         <w:spacing w:before="120" w:after="120" w:line="360" w:lineRule="auto"/>
         <w:ind w:left="1797" w:hanging="357"/>
+        <w:jc w:val="both"/>
         <w:rPr>
           <w:spacing w:val="-4"/>
           <w:sz w:val="26"/>
@@ -14641,7 +14671,7 @@
           <w:spacing w:val="-4"/>
           <w:sz w:val="26"/>
         </w:rPr>
-        <w:t>Xem trang chi tiết sản phẩm (cấu hình, mô tả, album ảnh chi tiết).</w:t>
+        <w:t>Quản lý giỏ hàng (thêm sản phẩm, tăng/giảm số lượng, xóa sản phẩm).</w:t>
       </w:r>
     </w:p>
     <w:p>
@@ -14653,6 +14683,7 @@
         </w:numPr>
         <w:spacing w:before="120" w:after="120" w:line="360" w:lineRule="auto"/>
         <w:ind w:left="1797" w:hanging="357"/>
+        <w:jc w:val="both"/>
         <w:rPr>
           <w:spacing w:val="-4"/>
           <w:sz w:val="26"/>
@@ -14663,7 +14694,7 @@
           <w:spacing w:val="-4"/>
           <w:sz w:val="26"/>
         </w:rPr>
-        <w:t>Quản lý giỏ hàng (thêm sản phẩm, tăng/giảm số lượng, xóa sản phẩm).</w:t>
+        <w:t>Tiến hành đặt hàng bằng cách cung cấp thông tin giao nhận cơ bản (hình thức thanh toán khi nhận hàng - COD).</w:t>
       </w:r>
     </w:p>
     <w:p>
@@ -14675,28 +14706,7 @@
         </w:numPr>
         <w:spacing w:before="120" w:after="120" w:line="360" w:lineRule="auto"/>
         <w:ind w:left="1797" w:hanging="357"/>
-        <w:rPr>
-          <w:spacing w:val="-4"/>
-          <w:sz w:val="26"/>
-        </w:rPr>
-      </w:pPr>
-      <w:r>
-        <w:rPr>
-          <w:spacing w:val="-4"/>
-          <w:sz w:val="26"/>
-        </w:rPr>
-        <w:t>Tiến hành đặt hàng bằng cách cung cấp thông tin giao nhận cơ bản (hình thức thanh toán khi nhận hàng - COD).</w:t>
-      </w:r>
-    </w:p>
-    <w:p>
-      <w:pPr>
-        <w:pStyle w:val="ListParagraph"/>
-        <w:numPr>
-          <w:ilvl w:val="2"/>
-          <w:numId w:val="6"/>
-        </w:numPr>
-        <w:spacing w:before="120" w:after="120" w:line="360" w:lineRule="auto"/>
-        <w:ind w:left="1797" w:hanging="357"/>
+        <w:jc w:val="both"/>
         <w:rPr>
           <w:spacing w:val="-4"/>
           <w:sz w:val="26"/>
@@ -14718,6 +14728,7 @@
           <w:numId w:val="7"/>
         </w:numPr>
         <w:spacing w:before="120" w:after="120" w:line="360" w:lineRule="auto"/>
+        <w:jc w:val="both"/>
         <w:rPr>
           <w:spacing w:val="-4"/>
           <w:sz w:val="26"/>
@@ -14742,6 +14753,7 @@
         </w:numPr>
         <w:spacing w:before="120" w:after="120" w:line="360" w:lineRule="auto"/>
         <w:ind w:left="1797" w:hanging="357"/>
+        <w:jc w:val="both"/>
         <w:rPr>
           <w:spacing w:val="-4"/>
           <w:sz w:val="26"/>
@@ -14766,6 +14778,7 @@
         </w:numPr>
         <w:spacing w:before="120" w:after="120" w:line="360" w:lineRule="auto"/>
         <w:ind w:left="1797" w:hanging="357"/>
+        <w:jc w:val="both"/>
         <w:rPr>
           <w:spacing w:val="-4"/>
           <w:sz w:val="26"/>
@@ -14790,6 +14803,7 @@
         </w:numPr>
         <w:spacing w:before="120" w:after="120" w:line="360" w:lineRule="auto"/>
         <w:ind w:left="1797" w:hanging="357"/>
+        <w:jc w:val="both"/>
         <w:rPr>
           <w:spacing w:val="-4"/>
           <w:sz w:val="26"/>
@@ -14814,6 +14828,7 @@
         </w:numPr>
         <w:spacing w:before="120" w:after="120" w:line="360" w:lineRule="auto"/>
         <w:ind w:left="1797" w:hanging="357"/>
+        <w:jc w:val="both"/>
         <w:rPr>
           <w:spacing w:val="-4"/>
           <w:sz w:val="26"/>
@@ -14837,6 +14852,7 @@
           <w:numId w:val="7"/>
         </w:numPr>
         <w:spacing w:before="120" w:after="120" w:line="360" w:lineRule="auto"/>
+        <w:jc w:val="both"/>
         <w:rPr>
           <w:spacing w:val="-4"/>
           <w:sz w:val="26"/>
@@ -14868,6 +14884,7 @@
           <w:numId w:val="8"/>
         </w:numPr>
         <w:spacing w:before="120" w:after="120" w:line="360" w:lineRule="auto"/>
+        <w:jc w:val="both"/>
         <w:rPr>
           <w:spacing w:val="-4"/>
           <w:sz w:val="26"/>
@@ -14903,7 +14920,6 @@
           <w:sz w:val="26"/>
           <w:lang w:val="fr-FR"/>
         </w:rPr>
-        <w:lastRenderedPageBreak/>
         <w:t>Chưa xây dựng tính năng theo dõi tra cứu lịch sử mua hàng chi tiết cho khách hàng.</w:t>
       </w:r>
     </w:p>
@@ -14915,6 +14931,7 @@
           <w:numId w:val="8"/>
         </w:numPr>
         <w:spacing w:before="120" w:after="120" w:line="360" w:lineRule="auto"/>
+        <w:jc w:val="both"/>
         <w:rPr>
           <w:spacing w:val="-4"/>
           <w:sz w:val="26"/>
@@ -14939,6 +14956,7 @@
         </w:numPr>
         <w:spacing w:before="120" w:after="120" w:line="360" w:lineRule="auto"/>
         <w:ind w:left="357" w:hanging="357"/>
+        <w:jc w:val="both"/>
         <w:rPr>
           <w:b/>
           <w:bCs/>
@@ -14967,6 +14985,7 @@
         </w:numPr>
         <w:spacing w:before="120" w:after="120" w:line="360" w:lineRule="auto"/>
         <w:ind w:left="1077" w:hanging="357"/>
+        <w:jc w:val="both"/>
         <w:rPr>
           <w:spacing w:val="-4"/>
           <w:sz w:val="26"/>
@@ -14989,6 +15008,7 @@
         </w:numPr>
         <w:spacing w:before="120" w:after="120" w:line="360" w:lineRule="auto"/>
         <w:ind w:left="1077" w:hanging="357"/>
+        <w:jc w:val="both"/>
         <w:rPr>
           <w:spacing w:val="-4"/>
           <w:sz w:val="26"/>
@@ -15009,11 +15029,12 @@
           <w:ilvl w:val="0"/>
           <w:numId w:val="0"/>
         </w:numPr>
-        <w:jc w:val="left"/>
+        <w:jc w:val="both"/>
       </w:pPr>
       <w:bookmarkStart w:id="15" w:name="_Toc242187649"/>
       <w:bookmarkStart w:id="16" w:name="_Toc242811541"/>
       <w:r>
+        <w:lastRenderedPageBreak/>
         <w:t xml:space="preserve">4. </w:t>
       </w:r>
       <w:r>
@@ -15026,6 +15047,7 @@
       <w:pPr>
         <w:spacing w:before="120" w:after="120" w:line="360" w:lineRule="auto"/>
         <w:ind w:firstLine="357"/>
+        <w:jc w:val="both"/>
         <w:rPr>
           <w:bCs/>
           <w:spacing w:val="-4"/>
@@ -15050,6 +15072,7 @@
         </w:numPr>
         <w:spacing w:before="120" w:after="120" w:line="360" w:lineRule="auto"/>
         <w:ind w:left="357" w:hanging="357"/>
+        <w:jc w:val="both"/>
         <w:rPr>
           <w:b/>
           <w:spacing w:val="-4"/>
@@ -15073,6 +15096,7 @@
           <w:numId w:val="10"/>
         </w:numPr>
         <w:spacing w:before="120" w:after="120" w:line="360" w:lineRule="auto"/>
+        <w:jc w:val="both"/>
         <w:rPr>
           <w:bCs/>
           <w:spacing w:val="-4"/>
@@ -15096,6 +15120,7 @@
           <w:numId w:val="10"/>
         </w:numPr>
         <w:spacing w:before="120" w:after="120" w:line="360" w:lineRule="auto"/>
+        <w:jc w:val="both"/>
         <w:rPr>
           <w:bCs/>
           <w:spacing w:val="-4"/>
@@ -15120,6 +15145,7 @@
         </w:numPr>
         <w:spacing w:before="120" w:after="120" w:line="360" w:lineRule="auto"/>
         <w:ind w:left="1077" w:hanging="357"/>
+        <w:jc w:val="both"/>
         <w:rPr>
           <w:bCs/>
           <w:spacing w:val="-4"/>
@@ -15144,6 +15170,7 @@
         </w:numPr>
         <w:spacing w:before="120" w:after="120" w:line="360" w:lineRule="auto"/>
         <w:ind w:left="1077" w:hanging="357"/>
+        <w:jc w:val="both"/>
         <w:rPr>
           <w:bCs/>
           <w:spacing w:val="-4"/>
@@ -15168,6 +15195,7 @@
         </w:numPr>
         <w:spacing w:before="120" w:after="120" w:line="360" w:lineRule="auto"/>
         <w:ind w:left="1077" w:hanging="357"/>
+        <w:jc w:val="both"/>
         <w:rPr>
           <w:bCs/>
           <w:spacing w:val="-4"/>
@@ -15192,6 +15220,7 @@
         </w:numPr>
         <w:spacing w:before="120" w:after="120" w:line="360" w:lineRule="auto"/>
         <w:ind w:left="1077" w:hanging="357"/>
+        <w:jc w:val="both"/>
         <w:rPr>
           <w:bCs/>
           <w:spacing w:val="-4"/>
@@ -15215,6 +15244,7 @@
           <w:numId w:val="10"/>
         </w:numPr>
         <w:spacing w:before="120" w:after="120" w:line="360" w:lineRule="auto"/>
+        <w:jc w:val="both"/>
         <w:rPr>
           <w:bCs/>
           <w:spacing w:val="-4"/>
@@ -15251,7 +15281,6 @@
           <w:spacing w:val="-4"/>
           <w:sz w:val="26"/>
         </w:rPr>
-        <w:lastRenderedPageBreak/>
         <w:t>Phương pháp phân tích và thiết kế hệ thống</w:t>
       </w:r>
     </w:p>
@@ -15263,6 +15292,7 @@
           <w:numId w:val="11"/>
         </w:numPr>
         <w:spacing w:before="120" w:after="120" w:line="360" w:lineRule="auto"/>
+        <w:jc w:val="both"/>
         <w:rPr>
           <w:bCs/>
           <w:spacing w:val="-4"/>
@@ -15286,6 +15316,7 @@
           <w:numId w:val="11"/>
         </w:numPr>
         <w:spacing w:before="120" w:after="120" w:line="360" w:lineRule="auto"/>
+        <w:jc w:val="both"/>
         <w:rPr>
           <w:bCs/>
           <w:spacing w:val="-4"/>
@@ -15309,6 +15340,7 @@
           <w:numId w:val="11"/>
         </w:numPr>
         <w:spacing w:before="120" w:after="120" w:line="360" w:lineRule="auto"/>
+        <w:jc w:val="both"/>
         <w:rPr>
           <w:bCs/>
           <w:spacing w:val="-4"/>
@@ -15321,7 +15353,23 @@
           <w:spacing w:val="-4"/>
           <w:sz w:val="26"/>
         </w:rPr>
-        <w:t>Thiết kế giao diện: Ứng dụng HTML5, CSS3, Bootstrap để tạo giao diện, kết hợp cơ chế Master Page (Site.Master, Site.Mobile.Master và Admin.Master) để đồng bộ bố cục và tối ưu khả năng hiển thị đa thiết bị.</w:t>
+        <w:t>Thiết kế giao diện: Ứng dụng HTML5, CSS3, Bootstrap để tạo giao diện, kết hợp cơ chế Master Page (Site.Master</w:t>
+      </w:r>
+      <w:r>
+        <w:rPr>
+          <w:bCs/>
+          <w:spacing w:val="-4"/>
+          <w:sz w:val="26"/>
+        </w:rPr>
+        <w:t xml:space="preserve"> </w:t>
+      </w:r>
+      <w:r>
+        <w:rPr>
+          <w:bCs/>
+          <w:spacing w:val="-4"/>
+          <w:sz w:val="26"/>
+        </w:rPr>
+        <w:t>và Admin.Master) để đồng bộ bố cục và tối ưu khả năng hiển thị đa thiết bị.</w:t>
       </w:r>
     </w:p>
     <w:p>
@@ -15333,6 +15381,7 @@
         </w:numPr>
         <w:spacing w:before="120" w:after="120" w:line="360" w:lineRule="auto"/>
         <w:ind w:left="357" w:hanging="357"/>
+        <w:jc w:val="both"/>
         <w:rPr>
           <w:b/>
           <w:spacing w:val="-4"/>
@@ -15356,6 +15405,7 @@
           <w:numId w:val="12"/>
         </w:numPr>
         <w:spacing w:before="120" w:after="120" w:line="360" w:lineRule="auto"/>
+        <w:jc w:val="both"/>
         <w:rPr>
           <w:bCs/>
           <w:spacing w:val="-4"/>
@@ -15368,6 +15418,7 @@
           <w:spacing w:val="-4"/>
           <w:sz w:val="26"/>
         </w:rPr>
+        <w:lastRenderedPageBreak/>
         <w:t>Môi trường phát triển: Sử dụng môi trường lập trình Microsoft Visual Studio với ngôn ngữ C# trên nền tảng .NET Framework và hệ quản trị cơ sở dữ liệu Microsoft SQL Server.</w:t>
       </w:r>
     </w:p>
@@ -15379,6 +15430,7 @@
           <w:numId w:val="12"/>
         </w:numPr>
         <w:spacing w:before="120" w:after="120" w:line="360" w:lineRule="auto"/>
+        <w:jc w:val="both"/>
         <w:rPr>
           <w:bCs/>
           <w:spacing w:val="-4"/>
@@ -15403,6 +15455,7 @@
         </w:numPr>
         <w:spacing w:before="120" w:after="120" w:line="360" w:lineRule="auto"/>
         <w:ind w:left="1077" w:hanging="357"/>
+        <w:jc w:val="both"/>
         <w:rPr>
           <w:bCs/>
           <w:spacing w:val="-4"/>
@@ -15427,6 +15480,7 @@
         </w:numPr>
         <w:spacing w:before="120" w:after="120" w:line="360" w:lineRule="auto"/>
         <w:ind w:left="1077" w:hanging="357"/>
+        <w:jc w:val="both"/>
         <w:rPr>
           <w:bCs/>
           <w:spacing w:val="-4"/>
@@ -15451,6 +15505,7 @@
         </w:numPr>
         <w:spacing w:before="120" w:after="120" w:line="360" w:lineRule="auto"/>
         <w:ind w:left="1077" w:hanging="357"/>
+        <w:jc w:val="both"/>
         <w:rPr>
           <w:bCs/>
           <w:spacing w:val="-4"/>
@@ -15475,6 +15530,7 @@
         </w:numPr>
         <w:spacing w:before="120" w:after="120" w:line="360" w:lineRule="auto"/>
         <w:ind w:left="357" w:hanging="357"/>
+        <w:jc w:val="both"/>
         <w:rPr>
           <w:b/>
           <w:spacing w:val="-4"/>
@@ -15498,6 +15554,7 @@
           <w:numId w:val="13"/>
         </w:numPr>
         <w:spacing w:before="120" w:after="120" w:line="360" w:lineRule="auto"/>
+        <w:jc w:val="both"/>
         <w:rPr>
           <w:bCs/>
           <w:spacing w:val="-4"/>
@@ -15521,6 +15578,7 @@
           <w:numId w:val="13"/>
         </w:numPr>
         <w:spacing w:before="120" w:after="120" w:line="360" w:lineRule="auto"/>
+        <w:jc w:val="both"/>
         <w:rPr>
           <w:bCs/>
           <w:spacing w:val="-4"/>
@@ -15544,6 +15602,7 @@
           <w:numId w:val="13"/>
         </w:numPr>
         <w:spacing w:before="120" w:after="120" w:line="360" w:lineRule="auto"/>
+        <w:jc w:val="both"/>
         <w:rPr>
           <w:bCs/>
           <w:spacing w:val="-4"/>
@@ -15585,7 +15644,7 @@
       <w:pPr>
         <w:pStyle w:val="Heading2"/>
         <w:spacing w:before="120" w:after="120" w:line="360" w:lineRule="auto"/>
-        <w:jc w:val="left"/>
+        <w:jc w:val="both"/>
         <w:rPr>
           <w:lang w:val="en-US"/>
         </w:rPr>
@@ -15605,6 +15664,7 @@
       <w:pPr>
         <w:pStyle w:val="Heading3"/>
         <w:spacing w:before="120" w:after="120" w:line="360" w:lineRule="auto"/>
+        <w:jc w:val="both"/>
       </w:pPr>
       <w:bookmarkStart w:id="21" w:name="_Toc242187652"/>
       <w:bookmarkStart w:id="22" w:name="_Toc242811544"/>
@@ -15623,6 +15683,7 @@
         </w:numPr>
         <w:spacing w:before="120" w:after="120" w:line="360" w:lineRule="auto"/>
         <w:ind w:left="357" w:hanging="357"/>
+        <w:jc w:val="both"/>
         <w:rPr>
           <w:sz w:val="26"/>
           <w:szCs w:val="26"/>
@@ -15684,6 +15745,7 @@
         </w:numPr>
         <w:spacing w:before="120" w:after="120" w:line="360" w:lineRule="auto"/>
         <w:ind w:left="357" w:hanging="357"/>
+        <w:jc w:val="both"/>
         <w:rPr>
           <w:b/>
           <w:bCs/>
@@ -15709,6 +15771,7 @@
           <w:numId w:val="14"/>
         </w:numPr>
         <w:spacing w:before="120" w:after="120" w:line="360" w:lineRule="auto"/>
+        <w:jc w:val="both"/>
         <w:rPr>
           <w:sz w:val="26"/>
           <w:szCs w:val="26"/>
@@ -15730,6 +15793,7 @@
           <w:numId w:val="14"/>
         </w:numPr>
         <w:spacing w:before="120" w:after="120" w:line="360" w:lineRule="auto"/>
+        <w:jc w:val="both"/>
         <w:rPr>
           <w:sz w:val="26"/>
           <w:szCs w:val="26"/>
@@ -15751,6 +15815,7 @@
           <w:numId w:val="14"/>
         </w:numPr>
         <w:spacing w:before="120" w:after="120" w:line="360" w:lineRule="auto"/>
+        <w:jc w:val="both"/>
         <w:rPr>
           <w:sz w:val="26"/>
           <w:szCs w:val="26"/>
@@ -15772,6 +15837,7 @@
           <w:numId w:val="14"/>
         </w:numPr>
         <w:spacing w:before="120" w:after="120" w:line="360" w:lineRule="auto"/>
+        <w:jc w:val="both"/>
         <w:rPr>
           <w:sz w:val="26"/>
           <w:szCs w:val="26"/>
@@ -15794,6 +15860,7 @@
         </w:numPr>
         <w:spacing w:before="120" w:after="120" w:line="360" w:lineRule="auto"/>
         <w:ind w:left="357" w:hanging="357"/>
+        <w:jc w:val="both"/>
         <w:rPr>
           <w:b/>
           <w:bCs/>
@@ -15819,6 +15886,7 @@
           <w:numId w:val="16"/>
         </w:numPr>
         <w:spacing w:before="120" w:after="120" w:line="360" w:lineRule="auto"/>
+        <w:jc w:val="both"/>
         <w:rPr>
           <w:sz w:val="26"/>
           <w:szCs w:val="26"/>
@@ -15840,6 +15908,7 @@
           <w:numId w:val="16"/>
         </w:numPr>
         <w:spacing w:before="120" w:after="120" w:line="360" w:lineRule="auto"/>
+        <w:jc w:val="both"/>
         <w:rPr>
           <w:sz w:val="26"/>
           <w:szCs w:val="26"/>
@@ -15857,6 +15926,7 @@
       <w:pPr>
         <w:pStyle w:val="Heading3"/>
         <w:spacing w:before="120" w:after="120" w:line="360" w:lineRule="auto"/>
+        <w:jc w:val="both"/>
         <w:rPr>
           <w:lang w:val="en-US"/>
         </w:rPr>
@@ -15881,6 +15951,7 @@
         </w:numPr>
         <w:spacing w:before="120" w:after="120" w:line="360" w:lineRule="auto"/>
         <w:ind w:left="357" w:hanging="357"/>
+        <w:jc w:val="both"/>
         <w:rPr>
           <w:sz w:val="26"/>
           <w:szCs w:val="26"/>
@@ -15977,6 +16048,7 @@
           <w:numId w:val="17"/>
         </w:numPr>
         <w:spacing w:before="120" w:after="120" w:line="360" w:lineRule="auto"/>
+        <w:jc w:val="both"/>
         <w:rPr>
           <w:sz w:val="26"/>
           <w:szCs w:val="26"/>
@@ -15998,6 +16070,7 @@
           <w:numId w:val="17"/>
         </w:numPr>
         <w:spacing w:before="120" w:after="120" w:line="360" w:lineRule="auto"/>
+        <w:jc w:val="both"/>
         <w:rPr>
           <w:sz w:val="26"/>
           <w:szCs w:val="26"/>
@@ -16019,6 +16092,7 @@
           <w:numId w:val="17"/>
         </w:numPr>
         <w:spacing w:before="120" w:after="120" w:line="360" w:lineRule="auto"/>
+        <w:jc w:val="both"/>
         <w:rPr>
           <w:sz w:val="26"/>
           <w:szCs w:val="26"/>
@@ -16041,6 +16115,7 @@
         </w:numPr>
         <w:spacing w:before="120" w:after="120" w:line="360" w:lineRule="auto"/>
         <w:ind w:left="357" w:hanging="357"/>
+        <w:jc w:val="both"/>
         <w:rPr>
           <w:b/>
           <w:bCs/>
@@ -16066,6 +16141,7 @@
           <w:numId w:val="19"/>
         </w:numPr>
         <w:spacing w:before="120" w:after="120" w:line="360" w:lineRule="auto"/>
+        <w:jc w:val="both"/>
         <w:rPr>
           <w:sz w:val="26"/>
           <w:szCs w:val="26"/>
@@ -16087,6 +16163,7 @@
           <w:numId w:val="19"/>
         </w:numPr>
         <w:spacing w:before="120" w:after="120" w:line="360" w:lineRule="auto"/>
+        <w:jc w:val="both"/>
         <w:rPr>
           <w:sz w:val="26"/>
           <w:szCs w:val="26"/>
@@ -16104,6 +16181,7 @@
       <w:pPr>
         <w:pStyle w:val="Heading3"/>
         <w:spacing w:before="120" w:after="120" w:line="360" w:lineRule="auto"/>
+        <w:jc w:val="both"/>
       </w:pPr>
       <w:bookmarkStart w:id="25" w:name="_Toc242187654"/>
       <w:bookmarkStart w:id="26" w:name="_Toc242811546"/>
@@ -16122,6 +16200,7 @@
         </w:numPr>
         <w:spacing w:before="120" w:after="120" w:line="360" w:lineRule="auto"/>
         <w:ind w:left="357" w:hanging="357"/>
+        <w:jc w:val="both"/>
         <w:rPr>
           <w:sz w:val="26"/>
           <w:szCs w:val="26"/>
@@ -16183,6 +16262,7 @@
         </w:numPr>
         <w:spacing w:before="120" w:after="120" w:line="360" w:lineRule="auto"/>
         <w:ind w:left="357" w:hanging="357"/>
+        <w:jc w:val="both"/>
         <w:rPr>
           <w:b/>
           <w:bCs/>
@@ -16208,6 +16288,7 @@
           <w:numId w:val="76"/>
         </w:numPr>
         <w:spacing w:before="120" w:after="120" w:line="360" w:lineRule="auto"/>
+        <w:jc w:val="both"/>
         <w:rPr>
           <w:sz w:val="26"/>
           <w:szCs w:val="26"/>
@@ -16229,6 +16310,7 @@
           <w:numId w:val="76"/>
         </w:numPr>
         <w:spacing w:before="120" w:after="120" w:line="360" w:lineRule="auto"/>
+        <w:jc w:val="both"/>
         <w:rPr>
           <w:sz w:val="26"/>
           <w:szCs w:val="26"/>
@@ -16250,6 +16332,7 @@
           <w:numId w:val="76"/>
         </w:numPr>
         <w:spacing w:before="120" w:after="120" w:line="360" w:lineRule="auto"/>
+        <w:jc w:val="both"/>
         <w:rPr>
           <w:sz w:val="26"/>
           <w:szCs w:val="26"/>
@@ -16281,7 +16364,6 @@
           <w:sz w:val="26"/>
           <w:szCs w:val="26"/>
         </w:rPr>
-        <w:lastRenderedPageBreak/>
         <w:t>Cộng đồng lớn mạnh: Dễ dàng tìm kiếm tài liệu, mẫu giao diện (themes) và nhận hỗ trợ từ cộng đồng lập trình viên.</w:t>
       </w:r>
     </w:p>
@@ -16294,6 +16376,7 @@
         </w:numPr>
         <w:spacing w:before="120" w:after="120" w:line="360" w:lineRule="auto"/>
         <w:ind w:left="357" w:hanging="357"/>
+        <w:jc w:val="both"/>
         <w:rPr>
           <w:b/>
           <w:bCs/>
@@ -16308,6 +16391,7 @@
           <w:sz w:val="26"/>
           <w:szCs w:val="26"/>
         </w:rPr>
+        <w:lastRenderedPageBreak/>
         <w:t>Nhược điểm:</w:t>
       </w:r>
     </w:p>
@@ -16319,6 +16403,7 @@
           <w:numId w:val="78"/>
         </w:numPr>
         <w:spacing w:before="120" w:after="120" w:line="360" w:lineRule="auto"/>
+        <w:jc w:val="both"/>
         <w:rPr>
           <w:sz w:val="26"/>
           <w:szCs w:val="26"/>
@@ -16340,6 +16425,7 @@
           <w:numId w:val="78"/>
         </w:numPr>
         <w:spacing w:before="120" w:after="120" w:line="360" w:lineRule="auto"/>
+        <w:jc w:val="both"/>
         <w:rPr>
           <w:sz w:val="26"/>
           <w:szCs w:val="26"/>
@@ -16357,6 +16443,7 @@
       <w:pPr>
         <w:pStyle w:val="Heading3"/>
         <w:spacing w:before="120" w:after="120" w:line="360" w:lineRule="auto"/>
+        <w:jc w:val="both"/>
         <w:rPr>
           <w:lang w:val="en-US"/>
         </w:rPr>
@@ -16381,6 +16468,7 @@
         </w:numPr>
         <w:spacing w:before="120" w:after="120" w:line="360" w:lineRule="auto"/>
         <w:ind w:left="357" w:hanging="357"/>
+        <w:jc w:val="both"/>
         <w:rPr>
           <w:sz w:val="26"/>
           <w:szCs w:val="26"/>
@@ -16442,6 +16530,7 @@
         </w:numPr>
         <w:spacing w:before="120" w:after="120" w:line="360" w:lineRule="auto"/>
         <w:ind w:left="357" w:hanging="357"/>
+        <w:jc w:val="both"/>
         <w:rPr>
           <w:b/>
           <w:bCs/>
@@ -16467,6 +16556,7 @@
           <w:numId w:val="20"/>
         </w:numPr>
         <w:spacing w:before="120" w:after="120" w:line="360" w:lineRule="auto"/>
+        <w:jc w:val="both"/>
         <w:rPr>
           <w:sz w:val="26"/>
           <w:szCs w:val="26"/>
@@ -16488,6 +16578,7 @@
           <w:numId w:val="20"/>
         </w:numPr>
         <w:spacing w:before="120" w:after="120" w:line="360" w:lineRule="auto"/>
+        <w:jc w:val="both"/>
         <w:rPr>
           <w:sz w:val="26"/>
           <w:szCs w:val="26"/>
@@ -16509,6 +16600,7 @@
           <w:numId w:val="20"/>
         </w:numPr>
         <w:spacing w:before="120" w:after="120" w:line="360" w:lineRule="auto"/>
+        <w:jc w:val="both"/>
         <w:rPr>
           <w:sz w:val="26"/>
           <w:szCs w:val="26"/>
@@ -16531,6 +16623,7 @@
         </w:numPr>
         <w:spacing w:before="120" w:after="120" w:line="360" w:lineRule="auto"/>
         <w:ind w:left="357" w:hanging="357"/>
+        <w:jc w:val="both"/>
         <w:rPr>
           <w:b/>
           <w:bCs/>
@@ -16556,6 +16649,7 @@
           <w:numId w:val="22"/>
         </w:numPr>
         <w:spacing w:before="120" w:after="120" w:line="360" w:lineRule="auto"/>
+        <w:jc w:val="both"/>
         <w:rPr>
           <w:sz w:val="26"/>
           <w:szCs w:val="26"/>
@@ -16577,6 +16671,7 @@
           <w:numId w:val="22"/>
         </w:numPr>
         <w:spacing w:before="120" w:after="120" w:line="360" w:lineRule="auto"/>
+        <w:jc w:val="both"/>
         <w:rPr>
           <w:sz w:val="26"/>
           <w:szCs w:val="26"/>
@@ -16669,6 +16764,7 @@
           <w:numId w:val="23"/>
         </w:numPr>
         <w:spacing w:before="120" w:after="120" w:line="360" w:lineRule="auto"/>
+        <w:jc w:val="both"/>
         <w:rPr>
           <w:b/>
           <w:bCs/>
@@ -16722,6 +16818,7 @@
           <w:numId w:val="23"/>
         </w:numPr>
         <w:spacing w:before="120" w:after="120" w:line="360" w:lineRule="auto"/>
+        <w:jc w:val="both"/>
         <w:rPr>
           <w:b/>
           <w:bCs/>
@@ -16776,6 +16873,7 @@
         </w:numPr>
         <w:spacing w:before="120" w:after="120" w:line="360" w:lineRule="auto"/>
         <w:ind w:left="357" w:hanging="357"/>
+        <w:jc w:val="both"/>
         <w:rPr>
           <w:b/>
           <w:bCs/>
@@ -16801,6 +16899,7 @@
           <w:numId w:val="24"/>
         </w:numPr>
         <w:spacing w:before="120" w:after="120" w:line="360" w:lineRule="auto"/>
+        <w:jc w:val="both"/>
         <w:rPr>
           <w:sz w:val="26"/>
           <w:szCs w:val="26"/>
@@ -16822,6 +16921,7 @@
           <w:numId w:val="24"/>
         </w:numPr>
         <w:spacing w:before="120" w:after="120" w:line="360" w:lineRule="auto"/>
+        <w:jc w:val="both"/>
         <w:rPr>
           <w:sz w:val="26"/>
           <w:szCs w:val="26"/>
@@ -16843,6 +16943,7 @@
           <w:numId w:val="24"/>
         </w:numPr>
         <w:spacing w:before="120" w:after="120" w:line="360" w:lineRule="auto"/>
+        <w:jc w:val="both"/>
         <w:rPr>
           <w:sz w:val="26"/>
           <w:szCs w:val="26"/>
@@ -16865,6 +16966,7 @@
         </w:numPr>
         <w:spacing w:before="120" w:after="120" w:line="360" w:lineRule="auto"/>
         <w:ind w:left="357" w:hanging="357"/>
+        <w:jc w:val="both"/>
         <w:rPr>
           <w:b/>
           <w:bCs/>
@@ -16890,6 +16992,7 @@
           <w:numId w:val="25"/>
         </w:numPr>
         <w:spacing w:before="120" w:after="120" w:line="360" w:lineRule="auto"/>
+        <w:jc w:val="both"/>
         <w:rPr>
           <w:sz w:val="26"/>
           <w:szCs w:val="26"/>
@@ -16911,6 +17014,7 @@
           <w:numId w:val="25"/>
         </w:numPr>
         <w:spacing w:before="120" w:after="120" w:line="360" w:lineRule="auto"/>
+        <w:jc w:val="both"/>
         <w:rPr>
           <w:sz w:val="26"/>
           <w:szCs w:val="26"/>
@@ -16927,6 +17031,7 @@
     <w:p>
       <w:pPr>
         <w:pStyle w:val="Heading3"/>
+        <w:jc w:val="both"/>
         <w:rPr>
           <w:lang w:val="en-US"/>
         </w:rPr>
@@ -16951,6 +17056,7 @@
         </w:numPr>
         <w:spacing w:before="120" w:after="120" w:line="360" w:lineRule="auto"/>
         <w:ind w:left="357" w:hanging="357"/>
+        <w:jc w:val="both"/>
         <w:rPr>
           <w:sz w:val="26"/>
           <w:szCs w:val="26"/>
@@ -16970,7 +17076,7 @@
           <w:sz w:val="26"/>
           <w:szCs w:val="26"/>
         </w:rPr>
-        <w:t xml:space="preserve"> ASP.NET Web Forms là một mô hình phát triển ứng dụng web thuộc nền tảng ASP.NET. Nó áp dụng phương pháp lập trình hướng sự kiện (Event-</w:t>
+        <w:t xml:space="preserve"> ASP.NET Web Forms là một mô hình phát triển ứng dụng web thuộc nền tảng ASP.NET. Nó áp dụng phương pháp lập trình hướng sự kiện (Event-driven) </w:t>
       </w:r>
       <w:r>
         <w:rPr>
@@ -16978,7 +17084,7 @@
           <w:szCs w:val="26"/>
         </w:rPr>
         <w:lastRenderedPageBreak/>
-        <w:t>driven) tương tự như phát triển ứng dụng Desktop (Windows Forms), sử dụng các Web Server Controls để tự động sinh ra mã HTML gửi về trình duyệt [5].</w:t>
+        <w:t>tương tự như phát triển ứng dụng Desktop (Windows Forms), sử dụng các Web Server Controls để tự động sinh ra mã HTML gửi về trình duyệt [5].</w:t>
       </w:r>
     </w:p>
     <w:p>
@@ -16990,6 +17096,7 @@
         </w:numPr>
         <w:spacing w:before="120" w:after="120" w:line="360" w:lineRule="auto"/>
         <w:ind w:left="357" w:hanging="357"/>
+        <w:jc w:val="both"/>
         <w:rPr>
           <w:b/>
           <w:bCs/>
@@ -17015,6 +17122,7 @@
           <w:numId w:val="26"/>
         </w:numPr>
         <w:spacing w:before="120" w:after="120" w:line="360" w:lineRule="auto"/>
+        <w:jc w:val="both"/>
         <w:rPr>
           <w:sz w:val="26"/>
           <w:szCs w:val="26"/>
@@ -17036,6 +17144,7 @@
           <w:numId w:val="26"/>
         </w:numPr>
         <w:spacing w:before="120" w:after="120" w:line="360" w:lineRule="auto"/>
+        <w:jc w:val="both"/>
         <w:rPr>
           <w:sz w:val="26"/>
           <w:szCs w:val="26"/>
@@ -17057,6 +17166,7 @@
           <w:numId w:val="26"/>
         </w:numPr>
         <w:spacing w:before="120" w:after="120" w:line="360" w:lineRule="auto"/>
+        <w:jc w:val="both"/>
         <w:rPr>
           <w:sz w:val="26"/>
           <w:szCs w:val="26"/>
@@ -17079,6 +17189,7 @@
         </w:numPr>
         <w:spacing w:before="120" w:after="120" w:line="360" w:lineRule="auto"/>
         <w:ind w:left="357" w:hanging="357"/>
+        <w:jc w:val="both"/>
         <w:rPr>
           <w:b/>
           <w:bCs/>
@@ -17104,6 +17215,7 @@
           <w:numId w:val="28"/>
         </w:numPr>
         <w:spacing w:before="120" w:after="120" w:line="360" w:lineRule="auto"/>
+        <w:jc w:val="both"/>
         <w:rPr>
           <w:sz w:val="26"/>
           <w:szCs w:val="26"/>
@@ -17125,6 +17237,7 @@
           <w:numId w:val="28"/>
         </w:numPr>
         <w:spacing w:before="120" w:after="120" w:line="360" w:lineRule="auto"/>
+        <w:jc w:val="both"/>
         <w:rPr>
           <w:sz w:val="26"/>
           <w:szCs w:val="26"/>
@@ -17141,6 +17254,7 @@
     <w:p>
       <w:pPr>
         <w:pStyle w:val="Heading3"/>
+        <w:jc w:val="both"/>
         <w:rPr>
           <w:lang w:val="en-US"/>
         </w:rPr>
@@ -17171,6 +17285,7 @@
         </w:numPr>
         <w:spacing w:before="120" w:after="120" w:line="360" w:lineRule="auto"/>
         <w:ind w:left="357" w:hanging="357"/>
+        <w:jc w:val="both"/>
         <w:rPr>
           <w:b/>
           <w:bCs/>
@@ -17196,6 +17311,7 @@
           <w:numId w:val="29"/>
         </w:numPr>
         <w:spacing w:before="120" w:after="120" w:line="360" w:lineRule="auto"/>
+        <w:jc w:val="both"/>
         <w:rPr>
           <w:sz w:val="26"/>
           <w:szCs w:val="26"/>
@@ -17247,6 +17363,7 @@
           <w:numId w:val="29"/>
         </w:numPr>
         <w:spacing w:before="120" w:after="120" w:line="360" w:lineRule="auto"/>
+        <w:jc w:val="both"/>
         <w:rPr>
           <w:sz w:val="26"/>
           <w:szCs w:val="26"/>
@@ -17299,6 +17416,7 @@
         </w:numPr>
         <w:spacing w:before="120" w:after="120" w:line="360" w:lineRule="auto"/>
         <w:ind w:left="357" w:hanging="357"/>
+        <w:jc w:val="both"/>
         <w:rPr>
           <w:b/>
           <w:bCs/>
@@ -17324,6 +17442,7 @@
           <w:numId w:val="30"/>
         </w:numPr>
         <w:spacing w:before="120" w:after="120" w:line="360" w:lineRule="auto"/>
+        <w:jc w:val="both"/>
         <w:rPr>
           <w:sz w:val="26"/>
           <w:szCs w:val="26"/>
@@ -17345,6 +17464,7 @@
           <w:numId w:val="30"/>
         </w:numPr>
         <w:spacing w:before="120" w:after="120" w:line="360" w:lineRule="auto"/>
+        <w:jc w:val="both"/>
         <w:rPr>
           <w:sz w:val="26"/>
           <w:szCs w:val="26"/>
@@ -17392,6 +17512,7 @@
           <w:numId w:val="31"/>
         </w:numPr>
         <w:spacing w:before="120" w:after="120" w:line="360" w:lineRule="auto"/>
+        <w:jc w:val="both"/>
         <w:rPr>
           <w:sz w:val="26"/>
           <w:szCs w:val="26"/>
@@ -17414,6 +17535,7 @@
           <w:numId w:val="31"/>
         </w:numPr>
         <w:spacing w:before="120" w:after="120" w:line="360" w:lineRule="auto"/>
+        <w:jc w:val="both"/>
         <w:rPr>
           <w:sz w:val="26"/>
           <w:szCs w:val="26"/>
@@ -17430,6 +17552,7 @@
     <w:p>
       <w:pPr>
         <w:pStyle w:val="Heading3"/>
+        <w:jc w:val="both"/>
         <w:rPr>
           <w:lang w:val="en-US"/>
         </w:rPr>
@@ -17454,6 +17577,7 @@
         </w:numPr>
         <w:spacing w:before="120" w:after="120" w:line="360" w:lineRule="auto"/>
         <w:ind w:left="357" w:hanging="357"/>
+        <w:jc w:val="both"/>
         <w:rPr>
           <w:sz w:val="26"/>
           <w:szCs w:val="26"/>
@@ -17484,6 +17608,7 @@
           <w:numId w:val="32"/>
         </w:numPr>
         <w:spacing w:before="120" w:after="120" w:line="360" w:lineRule="auto"/>
+        <w:jc w:val="both"/>
         <w:rPr>
           <w:sz w:val="26"/>
           <w:szCs w:val="26"/>
@@ -17542,6 +17667,7 @@
           <w:numId w:val="32"/>
         </w:numPr>
         <w:spacing w:before="120" w:after="120" w:line="360" w:lineRule="auto"/>
+        <w:jc w:val="both"/>
         <w:rPr>
           <w:sz w:val="26"/>
           <w:szCs w:val="26"/>
@@ -17601,6 +17727,7 @@
         </w:numPr>
         <w:spacing w:before="120" w:after="120" w:line="360" w:lineRule="auto"/>
         <w:ind w:left="357" w:hanging="357"/>
+        <w:jc w:val="both"/>
         <w:rPr>
           <w:sz w:val="26"/>
           <w:szCs w:val="26"/>
@@ -17624,6 +17751,7 @@
           <w:numId w:val="33"/>
         </w:numPr>
         <w:spacing w:before="120" w:after="120" w:line="360" w:lineRule="auto"/>
+        <w:jc w:val="both"/>
         <w:rPr>
           <w:sz w:val="26"/>
           <w:szCs w:val="26"/>
@@ -17645,6 +17773,7 @@
           <w:numId w:val="33"/>
         </w:numPr>
         <w:spacing w:before="120" w:after="120" w:line="360" w:lineRule="auto"/>
+        <w:jc w:val="both"/>
         <w:rPr>
           <w:sz w:val="26"/>
           <w:szCs w:val="26"/>
@@ -17667,6 +17796,7 @@
         </w:numPr>
         <w:spacing w:before="120" w:after="120" w:line="360" w:lineRule="auto"/>
         <w:ind w:left="357" w:hanging="357"/>
+        <w:jc w:val="both"/>
         <w:rPr>
           <w:sz w:val="26"/>
           <w:szCs w:val="26"/>
@@ -17690,6 +17820,7 @@
           <w:numId w:val="34"/>
         </w:numPr>
         <w:spacing w:before="120" w:after="120" w:line="360" w:lineRule="auto"/>
+        <w:jc w:val="both"/>
         <w:rPr>
           <w:sz w:val="26"/>
           <w:szCs w:val="26"/>
@@ -17711,6 +17842,7 @@
           <w:numId w:val="34"/>
         </w:numPr>
         <w:spacing w:before="120" w:after="120" w:line="360" w:lineRule="auto"/>
+        <w:jc w:val="both"/>
         <w:rPr>
           <w:sz w:val="26"/>
           <w:szCs w:val="26"/>
@@ -17727,6 +17859,7 @@
     <w:p>
       <w:pPr>
         <w:pStyle w:val="Heading3"/>
+        <w:jc w:val="both"/>
         <w:rPr>
           <w:lang w:val="en-US"/>
         </w:rPr>
@@ -17751,6 +17884,7 @@
         </w:numPr>
         <w:spacing w:before="120" w:after="120" w:line="360" w:lineRule="auto"/>
         <w:ind w:left="357" w:hanging="357"/>
+        <w:jc w:val="both"/>
         <w:rPr>
           <w:sz w:val="26"/>
           <w:szCs w:val="26"/>
@@ -17770,7 +17904,7 @@
           <w:sz w:val="26"/>
           <w:szCs w:val="26"/>
         </w:rPr>
-        <w:t xml:space="preserve"> Master Page trong ASP.NET là một kỹ thuật cho phép tạo ra một khung giao diện (template) dùng chung cho toàn bộ website (bao gồm thanh menu, </w:t>
+        <w:t xml:space="preserve"> Master Page trong ASP.NET là một kỹ thuật cho phép tạo ra một khung giao diện (template) dùng chung cho toàn bộ website (bao gồm thanh menu, banner, </w:t>
       </w:r>
       <w:r>
         <w:rPr>
@@ -17778,7 +17912,7 @@
           <w:szCs w:val="26"/>
         </w:rPr>
         <w:lastRenderedPageBreak/>
-        <w:t xml:space="preserve">banner, footer) </w:t>
+        <w:t xml:space="preserve">footer) </w:t>
       </w:r>
       <w:sdt>
         <w:sdtPr>
@@ -17820,6 +17954,7 @@
         </w:numPr>
         <w:spacing w:before="120" w:after="120" w:line="360" w:lineRule="auto"/>
         <w:ind w:left="357" w:hanging="357"/>
+        <w:jc w:val="both"/>
         <w:rPr>
           <w:sz w:val="26"/>
           <w:szCs w:val="26"/>
@@ -17843,6 +17978,7 @@
           <w:numId w:val="35"/>
         </w:numPr>
         <w:spacing w:before="120" w:after="120" w:line="360" w:lineRule="auto"/>
+        <w:jc w:val="both"/>
         <w:rPr>
           <w:sz w:val="26"/>
           <w:szCs w:val="26"/>
@@ -17864,6 +18000,7 @@
           <w:numId w:val="35"/>
         </w:numPr>
         <w:spacing w:before="120" w:after="120" w:line="360" w:lineRule="auto"/>
+        <w:jc w:val="both"/>
         <w:rPr>
           <w:sz w:val="26"/>
           <w:szCs w:val="26"/>
@@ -17885,6 +18022,7 @@
           <w:numId w:val="35"/>
         </w:numPr>
         <w:spacing w:before="120" w:after="120" w:line="360" w:lineRule="auto"/>
+        <w:jc w:val="both"/>
         <w:rPr>
           <w:sz w:val="26"/>
           <w:szCs w:val="26"/>
@@ -17907,6 +18045,7 @@
         </w:numPr>
         <w:spacing w:before="120" w:after="120" w:line="360" w:lineRule="auto"/>
         <w:ind w:left="357" w:hanging="357"/>
+        <w:jc w:val="both"/>
         <w:rPr>
           <w:sz w:val="26"/>
           <w:szCs w:val="26"/>
@@ -17930,6 +18069,7 @@
           <w:numId w:val="36"/>
         </w:numPr>
         <w:spacing w:before="120" w:after="120" w:line="360" w:lineRule="auto"/>
+        <w:jc w:val="both"/>
         <w:rPr>
           <w:sz w:val="26"/>
           <w:szCs w:val="26"/>
@@ -17951,6 +18091,7 @@
           <w:numId w:val="36"/>
         </w:numPr>
         <w:spacing w:before="120" w:after="120" w:line="360" w:lineRule="auto"/>
+        <w:jc w:val="both"/>
         <w:rPr>
           <w:sz w:val="26"/>
           <w:szCs w:val="26"/>
@@ -17968,7 +18109,7 @@
       <w:pPr>
         <w:pStyle w:val="Heading2"/>
         <w:spacing w:before="120" w:after="120" w:line="360" w:lineRule="auto"/>
-        <w:jc w:val="left"/>
+        <w:jc w:val="both"/>
         <w:rPr>
           <w:lang w:val="en-US"/>
         </w:rPr>
@@ -17988,6 +18129,7 @@
       <w:pPr>
         <w:spacing w:before="120" w:after="120" w:line="360" w:lineRule="auto"/>
         <w:ind w:firstLine="357"/>
+        <w:jc w:val="both"/>
         <w:rPr>
           <w:sz w:val="26"/>
           <w:szCs w:val="26"/>
@@ -18034,6 +18176,7 @@
     <w:p>
       <w:pPr>
         <w:pStyle w:val="Heading3"/>
+        <w:jc w:val="both"/>
         <w:rPr>
           <w:lang w:val="en-US"/>
         </w:rPr>
@@ -18058,6 +18201,7 @@
         </w:numPr>
         <w:spacing w:before="120" w:after="120" w:line="360" w:lineRule="auto"/>
         <w:ind w:left="357" w:hanging="357"/>
+        <w:jc w:val="both"/>
         <w:rPr>
           <w:sz w:val="26"/>
           <w:szCs w:val="26"/>
@@ -18088,6 +18232,7 @@
           <w:numId w:val="38"/>
         </w:numPr>
         <w:spacing w:before="120" w:after="120" w:line="360" w:lineRule="auto"/>
+        <w:jc w:val="both"/>
         <w:rPr>
           <w:sz w:val="26"/>
           <w:szCs w:val="26"/>
@@ -18109,6 +18254,7 @@
           <w:numId w:val="38"/>
         </w:numPr>
         <w:spacing w:before="120" w:after="120" w:line="360" w:lineRule="auto"/>
+        <w:jc w:val="both"/>
         <w:rPr>
           <w:sz w:val="26"/>
           <w:szCs w:val="26"/>
@@ -18130,6 +18276,7 @@
           <w:numId w:val="38"/>
         </w:numPr>
         <w:spacing w:before="120" w:after="120" w:line="360" w:lineRule="auto"/>
+        <w:jc w:val="both"/>
         <w:rPr>
           <w:sz w:val="26"/>
           <w:szCs w:val="26"/>
@@ -18151,6 +18298,7 @@
           <w:numId w:val="38"/>
         </w:numPr>
         <w:spacing w:before="120" w:after="120" w:line="360" w:lineRule="auto"/>
+        <w:jc w:val="both"/>
         <w:rPr>
           <w:sz w:val="26"/>
           <w:szCs w:val="26"/>
@@ -18173,6 +18321,7 @@
         </w:numPr>
         <w:spacing w:before="120" w:after="120" w:line="360" w:lineRule="auto"/>
         <w:ind w:left="357" w:hanging="357"/>
+        <w:jc w:val="both"/>
         <w:rPr>
           <w:sz w:val="26"/>
           <w:szCs w:val="26"/>
@@ -18185,7 +18334,6 @@
           <w:sz w:val="26"/>
           <w:szCs w:val="26"/>
         </w:rPr>
-        <w:lastRenderedPageBreak/>
         <w:t>Ưu điểm:</w:t>
       </w:r>
     </w:p>
@@ -18197,16 +18345,18 @@
           <w:numId w:val="39"/>
         </w:numPr>
         <w:spacing w:before="120" w:after="120" w:line="360" w:lineRule="auto"/>
-        <w:rPr>
-          <w:sz w:val="26"/>
-          <w:szCs w:val="26"/>
-        </w:rPr>
-      </w:pPr>
-      <w:r>
-        <w:rPr>
-          <w:sz w:val="26"/>
-          <w:szCs w:val="26"/>
-        </w:rPr>
+        <w:jc w:val="both"/>
+        <w:rPr>
+          <w:sz w:val="26"/>
+          <w:szCs w:val="26"/>
+        </w:rPr>
+      </w:pPr>
+      <w:r>
+        <w:rPr>
+          <w:sz w:val="26"/>
+          <w:szCs w:val="26"/>
+        </w:rPr>
+        <w:lastRenderedPageBreak/>
         <w:t>Dễ sử dụng và lập trình: Cung cấp sẵn rất nhiều thuộc tính (Properties) và sự kiện (Events) dễ dàng thao tác trực tiếp trên giao diện kéo thả hoặc thông qua mã C#.</w:t>
       </w:r>
     </w:p>
@@ -18218,6 +18368,7 @@
           <w:numId w:val="39"/>
         </w:numPr>
         <w:spacing w:before="120" w:after="120" w:line="360" w:lineRule="auto"/>
+        <w:jc w:val="both"/>
         <w:rPr>
           <w:sz w:val="26"/>
           <w:szCs w:val="26"/>
@@ -18240,6 +18391,7 @@
         </w:numPr>
         <w:spacing w:before="120" w:after="120" w:line="360" w:lineRule="auto"/>
         <w:ind w:left="357" w:hanging="357"/>
+        <w:jc w:val="both"/>
         <w:rPr>
           <w:sz w:val="26"/>
           <w:szCs w:val="26"/>
@@ -18263,6 +18415,7 @@
           <w:numId w:val="40"/>
         </w:numPr>
         <w:spacing w:before="120" w:after="120" w:line="360" w:lineRule="auto"/>
+        <w:jc w:val="both"/>
         <w:rPr>
           <w:sz w:val="26"/>
           <w:szCs w:val="26"/>
@@ -18284,6 +18437,7 @@
           <w:numId w:val="40"/>
         </w:numPr>
         <w:spacing w:before="120" w:after="120" w:line="360" w:lineRule="auto"/>
+        <w:jc w:val="both"/>
         <w:rPr>
           <w:sz w:val="26"/>
           <w:szCs w:val="26"/>
@@ -18300,6 +18454,7 @@
     <w:p>
       <w:pPr>
         <w:pStyle w:val="Heading3"/>
+        <w:jc w:val="both"/>
       </w:pPr>
       <w:bookmarkStart w:id="45" w:name="_Toc242187664"/>
       <w:bookmarkStart w:id="46" w:name="_Toc242811556"/>
@@ -18318,6 +18473,7 @@
         </w:numPr>
         <w:spacing w:before="120" w:after="120" w:line="360" w:lineRule="auto"/>
         <w:ind w:left="357" w:hanging="357"/>
+        <w:jc w:val="both"/>
         <w:rPr>
           <w:rFonts w:eastAsia="SimSun"/>
           <w:sz w:val="26"/>
@@ -18384,6 +18540,7 @@
           <w:numId w:val="41"/>
         </w:numPr>
         <w:spacing w:before="120" w:after="120" w:line="360" w:lineRule="auto"/>
+        <w:jc w:val="both"/>
         <w:rPr>
           <w:rFonts w:eastAsia="SimSun"/>
           <w:sz w:val="26"/>
@@ -18407,6 +18564,7 @@
           <w:numId w:val="41"/>
         </w:numPr>
         <w:spacing w:before="120" w:after="120" w:line="360" w:lineRule="auto"/>
+        <w:jc w:val="both"/>
         <w:rPr>
           <w:rFonts w:eastAsia="SimSun"/>
           <w:sz w:val="26"/>
@@ -18430,6 +18588,7 @@
           <w:numId w:val="41"/>
         </w:numPr>
         <w:spacing w:before="120" w:after="120" w:line="360" w:lineRule="auto"/>
+        <w:jc w:val="both"/>
         <w:rPr>
           <w:rFonts w:eastAsia="SimSun"/>
           <w:sz w:val="26"/>
@@ -18454,6 +18613,7 @@
         </w:numPr>
         <w:spacing w:before="120" w:after="120" w:line="360" w:lineRule="auto"/>
         <w:ind w:left="357" w:hanging="357"/>
+        <w:jc w:val="both"/>
         <w:rPr>
           <w:rFonts w:eastAsia="SimSun"/>
           <w:b/>
@@ -18481,6 +18641,7 @@
           <w:numId w:val="42"/>
         </w:numPr>
         <w:spacing w:before="120" w:after="120" w:line="360" w:lineRule="auto"/>
+        <w:jc w:val="both"/>
         <w:rPr>
           <w:rFonts w:eastAsia="SimSun"/>
           <w:sz w:val="26"/>
@@ -18504,6 +18665,7 @@
           <w:numId w:val="42"/>
         </w:numPr>
         <w:spacing w:before="120" w:after="120" w:line="360" w:lineRule="auto"/>
+        <w:jc w:val="both"/>
         <w:rPr>
           <w:rFonts w:eastAsia="SimSun"/>
           <w:sz w:val="26"/>
@@ -18516,7 +18678,6 @@
           <w:sz w:val="26"/>
           <w:szCs w:val="26"/>
         </w:rPr>
-        <w:lastRenderedPageBreak/>
         <w:t>Giảm thiểu code thủ công: Thay vì phải viết hàng tá câu lệnh if-else trong mã C# để bắt lỗi từng ô nhập liệu, lập trình viên chỉ cần kéo thả và cấu hình vài thuộc tính.</w:t>
       </w:r>
     </w:p>
@@ -18529,6 +18690,7 @@
         </w:numPr>
         <w:spacing w:before="120" w:after="120" w:line="360" w:lineRule="auto"/>
         <w:ind w:left="357" w:hanging="357"/>
+        <w:jc w:val="both"/>
         <w:rPr>
           <w:rFonts w:eastAsia="SimSun"/>
           <w:b/>
@@ -18556,6 +18718,7 @@
           <w:numId w:val="43"/>
         </w:numPr>
         <w:spacing w:before="120" w:after="120" w:line="360" w:lineRule="auto"/>
+        <w:jc w:val="both"/>
         <w:rPr>
           <w:rFonts w:eastAsia="SimSun"/>
           <w:sz w:val="26"/>
@@ -18568,6 +18731,7 @@
           <w:sz w:val="26"/>
           <w:szCs w:val="26"/>
         </w:rPr>
+        <w:lastRenderedPageBreak/>
         <w:t>Giao diện thông báo lỗi mặc định khá thô: Lập trình viên phải tùy chỉnh lại bằng CSS khá nhiều để các dòng chữ báo lỗi hiển thị đẹp mắt và thân thiện với người dùng.</w:t>
       </w:r>
     </w:p>
@@ -18579,6 +18743,7 @@
           <w:numId w:val="43"/>
         </w:numPr>
         <w:spacing w:before="120" w:after="120" w:line="360" w:lineRule="auto"/>
+        <w:jc w:val="both"/>
         <w:rPr>
           <w:rFonts w:eastAsia="SimSun"/>
           <w:sz w:val="26"/>
@@ -18597,6 +18762,7 @@
     <w:p>
       <w:pPr>
         <w:pStyle w:val="Heading3"/>
+        <w:jc w:val="both"/>
       </w:pPr>
       <w:bookmarkStart w:id="47" w:name="_Toc242187665"/>
       <w:bookmarkStart w:id="48" w:name="_Toc242811557"/>
@@ -18615,6 +18781,7 @@
         </w:numPr>
         <w:spacing w:before="120" w:after="120" w:line="360" w:lineRule="auto"/>
         <w:ind w:left="357" w:hanging="357"/>
+        <w:jc w:val="both"/>
         <w:rPr>
           <w:rFonts w:eastAsia="SimSun"/>
           <w:sz w:val="26"/>
@@ -18681,6 +18848,7 @@
           <w:numId w:val="44"/>
         </w:numPr>
         <w:spacing w:before="120" w:after="120" w:line="360" w:lineRule="auto"/>
+        <w:jc w:val="both"/>
         <w:rPr>
           <w:rFonts w:eastAsia="SimSun"/>
           <w:sz w:val="26"/>
@@ -18704,6 +18872,7 @@
           <w:numId w:val="44"/>
         </w:numPr>
         <w:spacing w:before="120" w:after="120" w:line="360" w:lineRule="auto"/>
+        <w:jc w:val="both"/>
         <w:rPr>
           <w:rFonts w:eastAsia="SimSun"/>
           <w:sz w:val="26"/>
@@ -18728,6 +18897,7 @@
         </w:numPr>
         <w:spacing w:before="120" w:after="120" w:line="360" w:lineRule="auto"/>
         <w:ind w:left="357" w:hanging="357"/>
+        <w:jc w:val="both"/>
         <w:rPr>
           <w:rFonts w:eastAsia="SimSun"/>
           <w:b/>
@@ -18755,6 +18925,7 @@
           <w:numId w:val="45"/>
         </w:numPr>
         <w:spacing w:before="120" w:after="120" w:line="360" w:lineRule="auto"/>
+        <w:jc w:val="both"/>
         <w:rPr>
           <w:rFonts w:eastAsia="SimSun"/>
           <w:sz w:val="26"/>
@@ -18778,6 +18949,7 @@
           <w:numId w:val="45"/>
         </w:numPr>
         <w:spacing w:before="120" w:after="120" w:line="360" w:lineRule="auto"/>
+        <w:jc w:val="both"/>
         <w:rPr>
           <w:rFonts w:eastAsia="SimSun"/>
           <w:sz w:val="26"/>
@@ -18801,6 +18973,7 @@
           <w:numId w:val="45"/>
         </w:numPr>
         <w:spacing w:before="120" w:after="120" w:line="360" w:lineRule="auto"/>
+        <w:jc w:val="both"/>
         <w:rPr>
           <w:rFonts w:eastAsia="SimSun"/>
           <w:sz w:val="26"/>
@@ -18825,6 +18998,7 @@
         </w:numPr>
         <w:spacing w:before="120" w:after="120" w:line="360" w:lineRule="auto"/>
         <w:ind w:left="357" w:hanging="357"/>
+        <w:jc w:val="both"/>
         <w:rPr>
           <w:rFonts w:eastAsia="SimSun"/>
           <w:b/>
@@ -18852,6 +19026,7 @@
           <w:numId w:val="46"/>
         </w:numPr>
         <w:spacing w:before="120" w:after="120" w:line="360" w:lineRule="auto"/>
+        <w:jc w:val="both"/>
         <w:rPr>
           <w:rFonts w:eastAsia="SimSun"/>
           <w:sz w:val="26"/>
@@ -18875,6 +19050,7 @@
           <w:numId w:val="46"/>
         </w:numPr>
         <w:spacing w:before="120" w:after="120" w:line="360" w:lineRule="auto"/>
+        <w:jc w:val="both"/>
         <w:rPr>
           <w:rFonts w:eastAsia="SimSun"/>
           <w:sz w:val="26"/>
@@ -18887,17 +19063,18 @@
           <w:sz w:val="26"/>
           <w:szCs w:val="26"/>
         </w:rPr>
-        <w:lastRenderedPageBreak/>
         <w:t>Cấu trúc GridView cứng nhắc: GridView luôn sinh ra thẻ &lt;table&gt; trong HTML, rất khó để tùy chỉnh cho giao diện đáp ứng (Responsive) hiển thị đẹp trên điện thoại di động nếu không có các kỹ thuật CSS nâng cao.</w:t>
       </w:r>
     </w:p>
     <w:p>
       <w:pPr>
         <w:pStyle w:val="Heading3"/>
+        <w:jc w:val="both"/>
       </w:pPr>
       <w:bookmarkStart w:id="49" w:name="_Toc242187666"/>
       <w:bookmarkStart w:id="50" w:name="_Toc242811558"/>
       <w:r>
+        <w:lastRenderedPageBreak/>
         <w:t xml:space="preserve">Control nâng cao </w:t>
       </w:r>
       <w:r>
@@ -18918,6 +19095,7 @@
         </w:numPr>
         <w:spacing w:before="120" w:after="120" w:line="360" w:lineRule="auto"/>
         <w:ind w:left="357" w:hanging="357"/>
+        <w:jc w:val="both"/>
         <w:rPr>
           <w:sz w:val="26"/>
           <w:szCs w:val="26"/>
@@ -18979,6 +19157,7 @@
         </w:numPr>
         <w:spacing w:before="120" w:after="120" w:line="360" w:lineRule="auto"/>
         <w:ind w:left="357" w:hanging="357"/>
+        <w:jc w:val="both"/>
         <w:rPr>
           <w:b/>
           <w:bCs/>
@@ -19004,6 +19183,7 @@
           <w:numId w:val="47"/>
         </w:numPr>
         <w:spacing w:before="120" w:after="120" w:line="360" w:lineRule="auto"/>
+        <w:jc w:val="both"/>
         <w:rPr>
           <w:sz w:val="26"/>
           <w:szCs w:val="26"/>
@@ -19025,6 +19205,7 @@
           <w:numId w:val="47"/>
         </w:numPr>
         <w:spacing w:before="120" w:after="120" w:line="360" w:lineRule="auto"/>
+        <w:jc w:val="both"/>
         <w:rPr>
           <w:sz w:val="26"/>
           <w:szCs w:val="26"/>
@@ -19046,6 +19227,7 @@
           <w:numId w:val="47"/>
         </w:numPr>
         <w:spacing w:before="120" w:after="120" w:line="360" w:lineRule="auto"/>
+        <w:jc w:val="both"/>
         <w:rPr>
           <w:sz w:val="26"/>
           <w:szCs w:val="26"/>
@@ -19068,6 +19250,7 @@
         </w:numPr>
         <w:spacing w:before="120" w:after="120" w:line="360" w:lineRule="auto"/>
         <w:ind w:left="357" w:hanging="357"/>
+        <w:jc w:val="both"/>
         <w:rPr>
           <w:b/>
           <w:bCs/>
@@ -19093,6 +19276,7 @@
           <w:numId w:val="49"/>
         </w:numPr>
         <w:spacing w:before="120" w:after="120" w:line="360" w:lineRule="auto"/>
+        <w:jc w:val="both"/>
         <w:rPr>
           <w:sz w:val="26"/>
           <w:szCs w:val="26"/>
@@ -19114,6 +19298,7 @@
           <w:numId w:val="49"/>
         </w:numPr>
         <w:spacing w:before="120" w:after="120" w:line="360" w:lineRule="auto"/>
+        <w:jc w:val="both"/>
         <w:rPr>
           <w:sz w:val="26"/>
           <w:szCs w:val="26"/>
@@ -19130,7 +19315,7 @@
     <w:p>
       <w:pPr>
         <w:pStyle w:val="Heading2"/>
-        <w:jc w:val="left"/>
+        <w:jc w:val="both"/>
       </w:pPr>
       <w:bookmarkStart w:id="51" w:name="_Toc242187667"/>
       <w:bookmarkStart w:id="52" w:name="_Toc242811559"/>
@@ -19147,6 +19332,7 @@
     <w:p>
       <w:pPr>
         <w:pStyle w:val="Heading3"/>
+        <w:jc w:val="both"/>
         <w:rPr>
           <w:lang w:val="en-US"/>
         </w:rPr>
@@ -19171,6 +19357,7 @@
         </w:numPr>
         <w:spacing w:before="120" w:after="120" w:line="360" w:lineRule="auto"/>
         <w:ind w:left="357" w:hanging="357"/>
+        <w:jc w:val="both"/>
         <w:rPr>
           <w:rFonts w:eastAsia="SimSun"/>
           <w:sz w:val="26"/>
@@ -19238,6 +19425,7 @@
         </w:numPr>
         <w:spacing w:before="120" w:after="120" w:line="360" w:lineRule="auto"/>
         <w:ind w:left="357" w:hanging="357"/>
+        <w:jc w:val="both"/>
         <w:rPr>
           <w:rFonts w:eastAsia="SimSun"/>
           <w:sz w:val="26"/>
@@ -19263,6 +19451,7 @@
           <w:numId w:val="50"/>
         </w:numPr>
         <w:spacing w:before="120" w:after="120" w:line="360" w:lineRule="auto"/>
+        <w:jc w:val="both"/>
         <w:rPr>
           <w:rFonts w:eastAsia="SimSun"/>
           <w:sz w:val="26"/>
@@ -19275,7 +19464,6 @@
           <w:sz w:val="26"/>
           <w:szCs w:val="26"/>
         </w:rPr>
-        <w:lastRenderedPageBreak/>
         <w:t>Hiệu năng và khả năng mở rộng cao: Khả năng xử lý hàng triệu giao dịch (transactions) mỗi giây mà vẫn duy trì độ trễ thấp. Hệ thống có thể mở rộng linh hoạt theo tài nguyên phần cứng.</w:t>
       </w:r>
     </w:p>
@@ -19287,6 +19475,7 @@
           <w:numId w:val="50"/>
         </w:numPr>
         <w:spacing w:before="120" w:after="120" w:line="360" w:lineRule="auto"/>
+        <w:jc w:val="both"/>
         <w:rPr>
           <w:rFonts w:eastAsia="SimSun"/>
           <w:sz w:val="26"/>
@@ -19299,6 +19488,7 @@
           <w:sz w:val="26"/>
           <w:szCs w:val="26"/>
         </w:rPr>
+        <w:lastRenderedPageBreak/>
         <w:t>Tích hợp hoàn hảo với hệ sinh thái .NET: Vì cùng do Microsoft phát triển, SQL Server tương thích và tối ưu hóa tuyệt đối khi làm việc cùng các framework như ASP.NET hay Entity Framework.</w:t>
       </w:r>
     </w:p>
@@ -19310,6 +19500,7 @@
           <w:numId w:val="50"/>
         </w:numPr>
         <w:spacing w:before="120" w:after="120" w:line="360" w:lineRule="auto"/>
+        <w:jc w:val="both"/>
         <w:rPr>
           <w:rFonts w:eastAsia="SimSun"/>
           <w:sz w:val="26"/>
@@ -19333,6 +19524,7 @@
           <w:numId w:val="50"/>
         </w:numPr>
         <w:spacing w:before="120" w:after="120" w:line="360" w:lineRule="auto"/>
+        <w:jc w:val="both"/>
         <w:rPr>
           <w:rFonts w:eastAsia="SimSun"/>
           <w:sz w:val="26"/>
@@ -19357,6 +19549,7 @@
         </w:numPr>
         <w:spacing w:before="120" w:after="120" w:line="360" w:lineRule="auto"/>
         <w:ind w:left="357" w:hanging="357"/>
+        <w:jc w:val="both"/>
         <w:rPr>
           <w:rFonts w:eastAsia="SimSun"/>
           <w:sz w:val="26"/>
@@ -19382,6 +19575,7 @@
           <w:numId w:val="52"/>
         </w:numPr>
         <w:spacing w:before="120" w:after="120" w:line="360" w:lineRule="auto"/>
+        <w:jc w:val="both"/>
         <w:rPr>
           <w:rFonts w:eastAsia="SimSun"/>
           <w:sz w:val="26"/>
@@ -19405,6 +19599,7 @@
           <w:numId w:val="52"/>
         </w:numPr>
         <w:spacing w:before="120" w:after="120" w:line="360" w:lineRule="auto"/>
+        <w:jc w:val="both"/>
         <w:rPr>
           <w:rFonts w:eastAsia="SimSun"/>
           <w:sz w:val="26"/>
@@ -19423,6 +19618,7 @@
     <w:p>
       <w:pPr>
         <w:pStyle w:val="Heading3"/>
+        <w:jc w:val="both"/>
         <w:rPr>
           <w:lang w:val="en-US"/>
         </w:rPr>
@@ -19447,6 +19643,7 @@
         </w:numPr>
         <w:spacing w:before="120" w:after="120" w:line="360" w:lineRule="auto"/>
         <w:ind w:left="357" w:hanging="357"/>
+        <w:jc w:val="both"/>
         <w:rPr>
           <w:sz w:val="26"/>
           <w:szCs w:val="26"/>
@@ -19507,6 +19704,7 @@
           <w:numId w:val="53"/>
         </w:numPr>
         <w:spacing w:before="120" w:after="120" w:line="360" w:lineRule="auto"/>
+        <w:jc w:val="both"/>
         <w:rPr>
           <w:sz w:val="26"/>
           <w:szCs w:val="26"/>
@@ -19528,6 +19726,7 @@
           <w:numId w:val="53"/>
         </w:numPr>
         <w:spacing w:before="120" w:after="120" w:line="360" w:lineRule="auto"/>
+        <w:jc w:val="both"/>
         <w:rPr>
           <w:sz w:val="26"/>
           <w:szCs w:val="26"/>
@@ -19550,6 +19749,7 @@
         </w:numPr>
         <w:spacing w:before="120" w:after="120" w:line="360" w:lineRule="auto"/>
         <w:ind w:left="357" w:hanging="357"/>
+        <w:jc w:val="both"/>
         <w:rPr>
           <w:b/>
           <w:bCs/>
@@ -19575,18 +19775,26 @@
           <w:numId w:val="54"/>
         </w:numPr>
         <w:spacing w:before="120" w:after="120" w:line="360" w:lineRule="auto"/>
-        <w:rPr>
-          <w:sz w:val="26"/>
-          <w:szCs w:val="26"/>
-        </w:rPr>
-      </w:pPr>
+        <w:jc w:val="both"/>
+        <w:rPr>
+          <w:sz w:val="26"/>
+          <w:szCs w:val="26"/>
+        </w:rPr>
+      </w:pPr>
+      <w:r>
+        <w:rPr>
+          <w:sz w:val="26"/>
+          <w:szCs w:val="26"/>
+        </w:rPr>
+        <w:t xml:space="preserve">Kiến trúc ngắt kết nối (Disconnected): Đặc tính nổi bật nhất của ADO.NET. Việc dùng SqlDataAdapter để đổ dữ liệu vào DataTable rồi ngắt kết nối giúp giải </w:t>
+      </w:r>
       <w:r>
         <w:rPr>
           <w:sz w:val="26"/>
           <w:szCs w:val="26"/>
         </w:rPr>
         <w:lastRenderedPageBreak/>
-        <w:t>Kiến trúc ngắt kết nối (Disconnected): Đặc tính nổi bật nhất của ADO.NET. Việc dùng SqlDataAdapter để đổ dữ liệu vào DataTable rồi ngắt kết nối giúp giải phóng tài nguyên máy chủ cơ sở dữ liệu, cho phép Server phục vụ hàng ngàn người dùng cùng lúc mà không bị nghẽn kết nối.</w:t>
+        <w:t>phóng tài nguyên máy chủ cơ sở dữ liệu, cho phép Server phục vụ hàng ngàn người dùng cùng lúc mà không bị nghẽn kết nối.</w:t>
       </w:r>
     </w:p>
     <w:p>
@@ -19597,6 +19805,7 @@
           <w:numId w:val="54"/>
         </w:numPr>
         <w:spacing w:before="120" w:after="120" w:line="360" w:lineRule="auto"/>
+        <w:jc w:val="both"/>
         <w:rPr>
           <w:sz w:val="26"/>
           <w:szCs w:val="26"/>
@@ -19618,6 +19827,7 @@
           <w:numId w:val="54"/>
         </w:numPr>
         <w:spacing w:before="120" w:after="120" w:line="360" w:lineRule="auto"/>
+        <w:jc w:val="both"/>
         <w:rPr>
           <w:sz w:val="26"/>
           <w:szCs w:val="26"/>
@@ -19639,6 +19849,7 @@
           <w:numId w:val="54"/>
         </w:numPr>
         <w:spacing w:before="120" w:after="120" w:line="360" w:lineRule="auto"/>
+        <w:jc w:val="both"/>
         <w:rPr>
           <w:sz w:val="26"/>
           <w:szCs w:val="26"/>
@@ -19661,6 +19872,7 @@
         </w:numPr>
         <w:spacing w:before="120" w:after="120" w:line="360" w:lineRule="auto"/>
         <w:ind w:left="357" w:hanging="357"/>
+        <w:jc w:val="both"/>
         <w:rPr>
           <w:b/>
           <w:bCs/>
@@ -19686,6 +19898,7 @@
           <w:numId w:val="55"/>
         </w:numPr>
         <w:spacing w:before="120" w:after="120" w:line="360" w:lineRule="auto"/>
+        <w:jc w:val="both"/>
         <w:rPr>
           <w:sz w:val="26"/>
           <w:szCs w:val="26"/>
@@ -19707,6 +19920,7 @@
           <w:numId w:val="55"/>
         </w:numPr>
         <w:spacing w:before="120" w:after="120" w:line="360" w:lineRule="auto"/>
+        <w:jc w:val="both"/>
         <w:rPr>
           <w:sz w:val="26"/>
           <w:szCs w:val="26"/>
@@ -19744,7 +19958,7 @@
       <w:pPr>
         <w:pStyle w:val="Heading2"/>
         <w:spacing w:before="120" w:after="120" w:line="360" w:lineRule="auto"/>
-        <w:jc w:val="left"/>
+        <w:jc w:val="both"/>
       </w:pPr>
       <w:bookmarkStart w:id="59" w:name="_Toc242187671"/>
       <w:bookmarkStart w:id="60" w:name="_Toc242811563"/>
@@ -19763,6 +19977,7 @@
         </w:numPr>
         <w:spacing w:before="120" w:after="120" w:line="360" w:lineRule="auto"/>
         <w:ind w:left="357" w:hanging="357"/>
+        <w:jc w:val="both"/>
         <w:rPr>
           <w:sz w:val="26"/>
           <w:szCs w:val="26"/>
@@ -19793,6 +20008,7 @@
           <w:numId w:val="58"/>
         </w:numPr>
         <w:spacing w:before="120" w:after="120" w:line="360" w:lineRule="auto"/>
+        <w:jc w:val="both"/>
         <w:rPr>
           <w:sz w:val="26"/>
           <w:szCs w:val="26"/>
@@ -19814,6 +20030,7 @@
           <w:numId w:val="58"/>
         </w:numPr>
         <w:spacing w:before="120" w:after="120" w:line="360" w:lineRule="auto"/>
+        <w:jc w:val="both"/>
         <w:rPr>
           <w:sz w:val="26"/>
           <w:szCs w:val="26"/>
@@ -19836,6 +20053,7 @@
         </w:numPr>
         <w:spacing w:before="120" w:after="120" w:line="360" w:lineRule="auto"/>
         <w:ind w:left="357" w:hanging="357"/>
+        <w:jc w:val="both"/>
         <w:rPr>
           <w:sz w:val="26"/>
           <w:szCs w:val="26"/>
@@ -19867,6 +20085,7 @@
         </w:numPr>
         <w:spacing w:before="120" w:after="120" w:line="360" w:lineRule="auto"/>
         <w:ind w:left="357" w:hanging="357"/>
+        <w:jc w:val="both"/>
         <w:rPr>
           <w:sz w:val="26"/>
           <w:szCs w:val="26"/>
@@ -19905,6 +20124,7 @@
           <w:numId w:val="57"/>
         </w:numPr>
         <w:spacing w:before="120" w:after="120" w:line="360" w:lineRule="auto"/>
+        <w:jc w:val="both"/>
         <w:rPr>
           <w:sz w:val="26"/>
           <w:szCs w:val="26"/>
@@ -19925,6 +20145,7 @@
           <w:numId w:val="57"/>
         </w:numPr>
         <w:spacing w:before="120" w:after="120" w:line="360" w:lineRule="auto"/>
+        <w:jc w:val="both"/>
         <w:rPr>
           <w:sz w:val="26"/>
           <w:szCs w:val="26"/>
@@ -19945,6 +20166,7 @@
           <w:numId w:val="57"/>
         </w:numPr>
         <w:spacing w:before="120" w:after="120" w:line="360" w:lineRule="auto"/>
+        <w:jc w:val="both"/>
         <w:rPr>
           <w:sz w:val="26"/>
           <w:szCs w:val="26"/>
@@ -19962,7 +20184,7 @@
           <w:sz w:val="26"/>
           <w:szCs w:val="26"/>
         </w:rPr>
-        <w:t xml:space="preserve">uản trị và vận hành (Admin): Cung cấp bảng điều khiển khép kín, an toàn để người quản trị giám sát toàn bộ hoạt động kinh doanh: quản lý vòng đời của </w:t>
+        <w:t xml:space="preserve">uản trị và vận hành (Admin): Cung cấp bảng điều khiển khép kín, an toàn để người quản trị giám sát toàn bộ hoạt động kinh doanh: quản lý vòng đời của một </w:t>
       </w:r>
       <w:r>
         <w:rPr>
@@ -19970,14 +20192,14 @@
           <w:szCs w:val="26"/>
         </w:rPr>
         <w:lastRenderedPageBreak/>
-        <w:t>một đơn hàng (từ lúc chờ xác nhận đến khi giao thành công/hủy), quản lý kho hàng, quản lý người dùng và theo dõi doanh thu theo thời gian thực.</w:t>
+        <w:t>đơn hàng (từ lúc chờ xác nhận đến khi giao thành công/hủy), quản lý kho hàng, quản lý người dùng và theo dõi doanh thu theo thời gian thực.</w:t>
       </w:r>
     </w:p>
     <w:p>
       <w:pPr>
         <w:pStyle w:val="Heading2"/>
         <w:spacing w:before="120" w:after="120" w:line="360" w:lineRule="auto"/>
-        <w:jc w:val="left"/>
+        <w:jc w:val="both"/>
       </w:pPr>
       <w:bookmarkStart w:id="61" w:name="_Toc242187672"/>
       <w:bookmarkStart w:id="62" w:name="_Toc242811564"/>
@@ -19991,6 +20213,7 @@
       <w:pPr>
         <w:spacing w:before="120" w:after="120" w:line="360" w:lineRule="auto"/>
         <w:ind w:firstLine="360"/>
+        <w:jc w:val="both"/>
         <w:rPr>
           <w:sz w:val="26"/>
           <w:szCs w:val="26"/>
@@ -20007,6 +20230,7 @@
     <w:p>
       <w:pPr>
         <w:pStyle w:val="Heading3"/>
+        <w:jc w:val="both"/>
       </w:pPr>
       <w:bookmarkStart w:id="63" w:name="_Toc242187673"/>
       <w:bookmarkStart w:id="64" w:name="_Toc242811565"/>
@@ -20020,6 +20244,7 @@
       <w:pPr>
         <w:spacing w:before="120" w:after="120" w:line="360" w:lineRule="auto"/>
         <w:ind w:firstLine="360"/>
+        <w:jc w:val="both"/>
         <w:rPr>
           <w:sz w:val="26"/>
           <w:szCs w:val="26"/>
@@ -20042,6 +20267,7 @@
         </w:numPr>
         <w:spacing w:before="120" w:after="120" w:line="360" w:lineRule="auto"/>
         <w:ind w:left="357" w:hanging="357"/>
+        <w:jc w:val="both"/>
         <w:rPr>
           <w:b/>
           <w:bCs/>
@@ -20067,6 +20293,7 @@
           <w:numId w:val="59"/>
         </w:numPr>
         <w:spacing w:before="120" w:after="120" w:line="360" w:lineRule="auto"/>
+        <w:jc w:val="both"/>
         <w:rPr>
           <w:sz w:val="26"/>
           <w:szCs w:val="26"/>
@@ -20097,6 +20324,7 @@
           <w:numId w:val="59"/>
         </w:numPr>
         <w:spacing w:before="120" w:after="120" w:line="360" w:lineRule="auto"/>
+        <w:jc w:val="both"/>
         <w:rPr>
           <w:sz w:val="26"/>
           <w:szCs w:val="26"/>
@@ -20128,6 +20356,7 @@
         </w:numPr>
         <w:spacing w:before="120" w:after="120" w:line="360" w:lineRule="auto"/>
         <w:ind w:left="357" w:hanging="357"/>
+        <w:jc w:val="both"/>
         <w:rPr>
           <w:sz w:val="26"/>
           <w:szCs w:val="26"/>
@@ -20151,6 +20380,7 @@
           <w:numId w:val="56"/>
         </w:numPr>
         <w:spacing w:before="120" w:after="120" w:line="360" w:lineRule="auto"/>
+        <w:jc w:val="both"/>
         <w:rPr>
           <w:sz w:val="26"/>
           <w:szCs w:val="26"/>
@@ -20181,6 +20411,7 @@
           <w:numId w:val="56"/>
         </w:numPr>
         <w:spacing w:before="120" w:after="120" w:line="360" w:lineRule="auto"/>
+        <w:jc w:val="both"/>
         <w:rPr>
           <w:sz w:val="26"/>
           <w:szCs w:val="26"/>
@@ -20211,6 +20442,7 @@
           <w:numId w:val="56"/>
         </w:numPr>
         <w:spacing w:before="120" w:after="120" w:line="360" w:lineRule="auto"/>
+        <w:jc w:val="both"/>
         <w:rPr>
           <w:sz w:val="26"/>
           <w:szCs w:val="26"/>
@@ -20242,6 +20474,7 @@
         </w:numPr>
         <w:spacing w:before="120" w:after="120" w:line="360" w:lineRule="auto"/>
         <w:ind w:left="357" w:hanging="357"/>
+        <w:jc w:val="both"/>
         <w:rPr>
           <w:sz w:val="26"/>
           <w:szCs w:val="26"/>
@@ -20265,6 +20498,7 @@
           <w:numId w:val="56"/>
         </w:numPr>
         <w:spacing w:before="120" w:after="120" w:line="360" w:lineRule="auto"/>
+        <w:jc w:val="both"/>
         <w:rPr>
           <w:sz w:val="26"/>
           <w:szCs w:val="26"/>
@@ -20295,6 +20529,7 @@
           <w:numId w:val="56"/>
         </w:numPr>
         <w:spacing w:before="120" w:after="120" w:line="360" w:lineRule="auto"/>
+        <w:jc w:val="both"/>
         <w:rPr>
           <w:sz w:val="26"/>
           <w:szCs w:val="26"/>
@@ -20321,6 +20556,7 @@
     <w:p>
       <w:pPr>
         <w:pStyle w:val="Heading3"/>
+        <w:jc w:val="both"/>
       </w:pPr>
       <w:bookmarkStart w:id="65" w:name="_Toc242187674"/>
       <w:bookmarkStart w:id="66" w:name="_Toc242811566"/>
@@ -20334,6 +20570,7 @@
       <w:pPr>
         <w:spacing w:before="120" w:after="120" w:line="360" w:lineRule="auto"/>
         <w:ind w:firstLine="360"/>
+        <w:jc w:val="both"/>
         <w:rPr>
           <w:sz w:val="26"/>
           <w:szCs w:val="26"/>
@@ -20356,6 +20593,7 @@
         </w:numPr>
         <w:spacing w:before="120" w:after="120" w:line="360" w:lineRule="auto"/>
         <w:ind w:left="357" w:hanging="357"/>
+        <w:jc w:val="both"/>
         <w:rPr>
           <w:sz w:val="26"/>
           <w:szCs w:val="26"/>
@@ -20379,6 +20617,7 @@
           <w:numId w:val="56"/>
         </w:numPr>
         <w:spacing w:before="120" w:after="120" w:line="360" w:lineRule="auto"/>
+        <w:jc w:val="both"/>
         <w:rPr>
           <w:sz w:val="26"/>
           <w:szCs w:val="26"/>
@@ -20409,6 +20648,7 @@
           <w:numId w:val="56"/>
         </w:numPr>
         <w:spacing w:before="120" w:after="120" w:line="360" w:lineRule="auto"/>
+        <w:jc w:val="both"/>
         <w:rPr>
           <w:sz w:val="26"/>
           <w:szCs w:val="26"/>
@@ -20440,6 +20680,7 @@
         </w:numPr>
         <w:spacing w:before="120" w:after="120" w:line="360" w:lineRule="auto"/>
         <w:ind w:left="357" w:hanging="357"/>
+        <w:jc w:val="both"/>
         <w:rPr>
           <w:sz w:val="26"/>
           <w:szCs w:val="26"/>
@@ -20463,6 +20704,7 @@
           <w:numId w:val="56"/>
         </w:numPr>
         <w:spacing w:before="120" w:after="120" w:line="360" w:lineRule="auto"/>
+        <w:jc w:val="both"/>
         <w:rPr>
           <w:sz w:val="26"/>
           <w:szCs w:val="26"/>
@@ -20493,6 +20735,7 @@
           <w:numId w:val="56"/>
         </w:numPr>
         <w:spacing w:before="120" w:after="120" w:line="360" w:lineRule="auto"/>
+        <w:jc w:val="both"/>
         <w:rPr>
           <w:sz w:val="26"/>
           <w:szCs w:val="26"/>
@@ -20516,6 +20759,7 @@
           <w:numId w:val="56"/>
         </w:numPr>
         <w:spacing w:before="120" w:after="120" w:line="360" w:lineRule="auto"/>
+        <w:jc w:val="both"/>
         <w:rPr>
           <w:sz w:val="26"/>
           <w:szCs w:val="26"/>
@@ -20537,6 +20781,7 @@
           <w:numId w:val="56"/>
         </w:numPr>
         <w:spacing w:before="120" w:after="120" w:line="360" w:lineRule="auto"/>
+        <w:jc w:val="both"/>
         <w:rPr>
           <w:sz w:val="26"/>
           <w:szCs w:val="26"/>
@@ -20558,6 +20803,7 @@
           <w:numId w:val="56"/>
         </w:numPr>
         <w:spacing w:before="120" w:after="120" w:line="360" w:lineRule="auto"/>
+        <w:jc w:val="both"/>
         <w:rPr>
           <w:sz w:val="26"/>
           <w:szCs w:val="26"/>
@@ -20580,6 +20826,7 @@
         </w:numPr>
         <w:spacing w:before="120" w:after="120" w:line="360" w:lineRule="auto"/>
         <w:ind w:left="357" w:hanging="357"/>
+        <w:jc w:val="both"/>
         <w:rPr>
           <w:sz w:val="26"/>
           <w:szCs w:val="26"/>
@@ -20603,6 +20850,7 @@
           <w:numId w:val="56"/>
         </w:numPr>
         <w:spacing w:before="120" w:after="120" w:line="360" w:lineRule="auto"/>
+        <w:jc w:val="both"/>
         <w:rPr>
           <w:sz w:val="26"/>
           <w:szCs w:val="26"/>
@@ -20633,6 +20881,7 @@
           <w:numId w:val="56"/>
         </w:numPr>
         <w:spacing w:before="120" w:after="120" w:line="360" w:lineRule="auto"/>
+        <w:jc w:val="both"/>
         <w:rPr>
           <w:sz w:val="26"/>
           <w:szCs w:val="26"/>
@@ -20714,7 +20963,7 @@
       <w:pPr>
         <w:pStyle w:val="Heading2"/>
         <w:spacing w:before="120" w:after="120" w:line="360" w:lineRule="auto"/>
-        <w:jc w:val="left"/>
+        <w:jc w:val="both"/>
       </w:pPr>
       <w:bookmarkStart w:id="67" w:name="_Toc242187675"/>
       <w:bookmarkStart w:id="68" w:name="_Toc242811567"/>
@@ -20728,6 +20977,7 @@
       <w:pPr>
         <w:spacing w:before="120" w:after="120" w:line="360" w:lineRule="auto"/>
         <w:ind w:firstLine="357"/>
+        <w:jc w:val="both"/>
         <w:rPr>
           <w:sz w:val="26"/>
           <w:szCs w:val="26"/>
@@ -30206,6 +30456,7 @@
     <w:p>
       <w:pPr>
         <w:pStyle w:val="Heading3"/>
+        <w:jc w:val="both"/>
         <w:rPr>
           <w:lang w:val="en-US"/>
         </w:rPr>
@@ -30225,6 +30476,7 @@
       <w:pPr>
         <w:spacing w:before="120" w:after="120" w:line="360" w:lineRule="auto"/>
         <w:ind w:firstLine="360"/>
+        <w:jc w:val="both"/>
         <w:rPr>
           <w:sz w:val="26"/>
           <w:szCs w:val="26"/>
@@ -30246,6 +30498,7 @@
           <w:numId w:val="71"/>
         </w:numPr>
         <w:spacing w:before="120" w:after="120" w:line="360" w:lineRule="auto"/>
+        <w:jc w:val="both"/>
         <w:rPr>
           <w:sz w:val="26"/>
           <w:szCs w:val="26"/>
@@ -30276,6 +30529,7 @@
           <w:numId w:val="71"/>
         </w:numPr>
         <w:spacing w:before="120" w:after="120" w:line="360" w:lineRule="auto"/>
+        <w:jc w:val="both"/>
         <w:rPr>
           <w:sz w:val="26"/>
           <w:szCs w:val="26"/>
@@ -30306,6 +30560,7 @@
           <w:numId w:val="71"/>
         </w:numPr>
         <w:spacing w:before="120" w:after="120" w:line="360" w:lineRule="auto"/>
+        <w:jc w:val="both"/>
         <w:rPr>
           <w:sz w:val="26"/>
           <w:szCs w:val="26"/>
@@ -30336,6 +30591,7 @@
           <w:numId w:val="71"/>
         </w:numPr>
         <w:spacing w:before="120" w:after="120" w:line="360" w:lineRule="auto"/>
+        <w:jc w:val="both"/>
         <w:rPr>
           <w:sz w:val="26"/>
           <w:szCs w:val="26"/>
@@ -30366,6 +30622,7 @@
           <w:numId w:val="71"/>
         </w:numPr>
         <w:spacing w:before="120" w:after="120" w:line="360" w:lineRule="auto"/>
+        <w:jc w:val="both"/>
         <w:rPr>
           <w:sz w:val="26"/>
           <w:szCs w:val="26"/>
@@ -30405,6 +30662,7 @@
           <w:numId w:val="71"/>
         </w:numPr>
         <w:spacing w:before="120" w:after="120" w:line="360" w:lineRule="auto"/>
+        <w:jc w:val="both"/>
         <w:rPr>
           <w:sz w:val="26"/>
           <w:szCs w:val="26"/>
@@ -30430,6 +30688,7 @@
     <w:p>
       <w:pPr>
         <w:pStyle w:val="Heading3"/>
+        <w:jc w:val="both"/>
         <w:rPr>
           <w:lang w:val="en-US"/>
         </w:rPr>
@@ -30450,6 +30709,7 @@
       <w:pPr>
         <w:spacing w:before="120" w:after="120" w:line="360" w:lineRule="auto"/>
         <w:ind w:firstLine="360"/>
+        <w:jc w:val="both"/>
         <w:rPr>
           <w:sz w:val="26"/>
           <w:szCs w:val="26"/>
@@ -30471,6 +30731,7 @@
           <w:numId w:val="72"/>
         </w:numPr>
         <w:spacing w:before="120" w:after="120" w:line="360" w:lineRule="auto"/>
+        <w:jc w:val="both"/>
         <w:rPr>
           <w:sz w:val="26"/>
           <w:szCs w:val="26"/>
@@ -30501,6 +30762,7 @@
           <w:numId w:val="72"/>
         </w:numPr>
         <w:spacing w:before="120" w:after="120" w:line="360" w:lineRule="auto"/>
+        <w:jc w:val="both"/>
         <w:rPr>
           <w:sz w:val="26"/>
           <w:szCs w:val="26"/>
@@ -30531,6 +30793,7 @@
           <w:numId w:val="72"/>
         </w:numPr>
         <w:spacing w:before="120" w:after="120" w:line="360" w:lineRule="auto"/>
+        <w:jc w:val="both"/>
         <w:rPr>
           <w:sz w:val="26"/>
           <w:szCs w:val="26"/>
@@ -30561,6 +30824,7 @@
           <w:numId w:val="72"/>
         </w:numPr>
         <w:spacing w:before="120" w:after="120" w:line="360" w:lineRule="auto"/>
+        <w:jc w:val="both"/>
         <w:rPr>
           <w:sz w:val="26"/>
           <w:szCs w:val="26"/>
@@ -30584,6 +30848,7 @@
           <w:numId w:val="72"/>
         </w:numPr>
         <w:spacing w:before="120" w:after="120" w:line="360" w:lineRule="auto"/>
+        <w:jc w:val="both"/>
         <w:rPr>
           <w:sz w:val="26"/>
           <w:szCs w:val="26"/>
@@ -30605,6 +30870,7 @@
           <w:numId w:val="72"/>
         </w:numPr>
         <w:spacing w:before="120" w:after="120" w:line="360" w:lineRule="auto"/>
+        <w:jc w:val="both"/>
         <w:rPr>
           <w:sz w:val="26"/>
           <w:szCs w:val="26"/>
@@ -30635,6 +30901,7 @@
           <w:numId w:val="72"/>
         </w:numPr>
         <w:spacing w:before="120" w:after="120" w:line="360" w:lineRule="auto"/>
+        <w:jc w:val="both"/>
         <w:rPr>
           <w:sz w:val="26"/>
           <w:szCs w:val="26"/>
@@ -30665,6 +30932,7 @@
           <w:numId w:val="72"/>
         </w:numPr>
         <w:spacing w:before="120" w:after="120" w:line="360" w:lineRule="auto"/>
+        <w:jc w:val="both"/>
         <w:rPr>
           <w:sz w:val="26"/>
           <w:szCs w:val="26"/>
@@ -30768,6 +31036,7 @@
           <w:numId w:val="72"/>
         </w:numPr>
         <w:spacing w:before="120" w:after="120" w:line="360" w:lineRule="auto"/>
+        <w:jc w:val="both"/>
         <w:rPr>
           <w:sz w:val="26"/>
           <w:szCs w:val="26"/>
@@ -30793,6 +31062,7 @@
     <w:p>
       <w:pPr>
         <w:spacing w:before="120" w:after="120" w:line="360" w:lineRule="auto"/>
+        <w:jc w:val="both"/>
         <w:rPr>
           <w:sz w:val="26"/>
           <w:szCs w:val="26"/>
@@ -30820,7 +31090,7 @@
       <w:pPr>
         <w:pStyle w:val="Heading2"/>
         <w:spacing w:before="120" w:after="120" w:line="360" w:lineRule="auto"/>
-        <w:jc w:val="left"/>
+        <w:jc w:val="both"/>
       </w:pPr>
       <w:bookmarkStart w:id="87" w:name="_Toc242187680"/>
       <w:bookmarkStart w:id="88" w:name="_Toc242811572"/>
@@ -30834,6 +31104,7 @@
       <w:pPr>
         <w:spacing w:before="120" w:after="120" w:line="360" w:lineRule="auto"/>
         <w:ind w:firstLine="360"/>
+        <w:jc w:val="both"/>
         <w:rPr>
           <w:sz w:val="26"/>
           <w:szCs w:val="26"/>
@@ -30855,6 +31126,7 @@
           <w:numId w:val="73"/>
         </w:numPr>
         <w:spacing w:before="120" w:after="120" w:line="360" w:lineRule="auto"/>
+        <w:jc w:val="both"/>
         <w:rPr>
           <w:sz w:val="26"/>
           <w:szCs w:val="26"/>
@@ -30885,6 +31157,7 @@
           <w:numId w:val="73"/>
         </w:numPr>
         <w:spacing w:before="120" w:after="120" w:line="360" w:lineRule="auto"/>
+        <w:jc w:val="both"/>
         <w:rPr>
           <w:sz w:val="26"/>
           <w:szCs w:val="26"/>
@@ -30910,7 +31183,7 @@
     <w:p>
       <w:pPr>
         <w:pStyle w:val="Heading2"/>
-        <w:jc w:val="left"/>
+        <w:jc w:val="both"/>
       </w:pPr>
       <w:bookmarkStart w:id="89" w:name="_Toc242187681"/>
       <w:bookmarkStart w:id="90" w:name="_Toc242811573"/>
@@ -30924,6 +31197,7 @@
       <w:pPr>
         <w:pStyle w:val="Heading3"/>
         <w:spacing w:before="120" w:after="120" w:line="360" w:lineRule="auto"/>
+        <w:jc w:val="both"/>
       </w:pPr>
       <w:bookmarkStart w:id="91" w:name="_Toc242187682"/>
       <w:bookmarkStart w:id="92" w:name="_Toc242811574"/>
@@ -30949,10 +31223,10 @@
           <w:noProof/>
         </w:rPr>
         <w:drawing>
-          <wp:inline distT="0" distB="0" distL="0" distR="0" wp14:anchorId="6FCF9993" wp14:editId="5B215577">
+          <wp:inline distT="0" distB="0" distL="0" distR="0" wp14:anchorId="480BEDD6" wp14:editId="540278A7">
             <wp:extent cx="5760720" cy="3240405"/>
             <wp:effectExtent l="0" t="0" r="0" b="0"/>
-            <wp:docPr id="1863540981" name="Picture 1"/>
+            <wp:docPr id="196528670" name="Picture 1"/>
             <wp:cNvGraphicFramePr>
               <a:graphicFrameLocks xmlns:a="http://schemas.openxmlformats.org/drawingml/2006/main" noChangeAspect="1"/>
             </wp:cNvGraphicFramePr>
@@ -30960,7 +31234,7 @@
               <a:graphicData uri="http://schemas.openxmlformats.org/drawingml/2006/picture">
                 <pic:pic xmlns:pic="http://schemas.openxmlformats.org/drawingml/2006/picture">
                   <pic:nvPicPr>
-                    <pic:cNvPr id="1863540981" name=""/>
+                    <pic:cNvPr id="196528670" name=""/>
                     <pic:cNvPicPr/>
                   </pic:nvPicPr>
                   <pic:blipFill>
@@ -31094,17 +31368,18 @@
       <w:pPr>
         <w:spacing w:before="120" w:after="120" w:line="360" w:lineRule="auto"/>
         <w:ind w:firstLine="357"/>
-        <w:rPr>
-          <w:sz w:val="26"/>
-          <w:szCs w:val="26"/>
-        </w:rPr>
-      </w:pPr>
-      <w:r>
-        <w:rPr>
-          <w:sz w:val="26"/>
-          <w:szCs w:val="26"/>
-        </w:rPr>
-        <w:t xml:space="preserve">Trang chủ hiển thị banner quảng cáo, thanh tìm kiếm và danh sách các mẫu laptop nổi bật, mới nhất. Sản phẩm được bố cục dạng lưới (Card Grid) gọn gàng, có đầy đủ hình ảnh, giá gốc, giá khuyến mãi và lọc theo danh mục/thương hiệu.Trang chủ hiển </w:t>
+        <w:jc w:val="both"/>
+        <w:rPr>
+          <w:sz w:val="26"/>
+          <w:szCs w:val="26"/>
+        </w:rPr>
+      </w:pPr>
+      <w:r>
+        <w:rPr>
+          <w:sz w:val="26"/>
+          <w:szCs w:val="26"/>
+        </w:rPr>
+        <w:t xml:space="preserve">Trang chủ hiển thị banner quảng cáo, thanh tìm kiếm và danh sách các mẫu laptop nổi bật, mới nhất. Sản phẩm được bố cục dạng lưới (Card Grid) gọn gàng, có đầy đủ hình ảnh, giá gốc, giá khuyến mãi và lọc theo danh mục/thương hiệu.Trang chủ hiển thị </w:t>
       </w:r>
       <w:r>
         <w:rPr>
@@ -31112,12 +31387,13 @@
           <w:szCs w:val="26"/>
         </w:rPr>
         <w:lastRenderedPageBreak/>
-        <w:t>thị banner quảng cáo, thanh tìm kiếm và danh sách các mẫu laptop nổi bật, mới nhất. Sản phẩm được bố cục dạng lưới (Card Grid) gọn gàng, có đầy đủ hình ảnh, giá gốc, giá khuyến mãi và lọc theo danh mục/thương hiệu.</w:t>
+        <w:t>banner quảng cáo, thanh tìm kiếm và danh sách các mẫu laptop nổi bật, mới nhất. Sản phẩm được bố cục dạng lưới (Card Grid) gọn gàng, có đầy đủ hình ảnh, giá gốc, giá khuyến mãi và lọc theo danh mục/thương hiệu.</w:t>
       </w:r>
     </w:p>
     <w:p>
       <w:pPr>
         <w:pStyle w:val="Heading3"/>
+        <w:spacing w:before="120" w:after="120" w:line="360" w:lineRule="auto"/>
       </w:pPr>
       <w:bookmarkStart w:id="94" w:name="_Toc242187683"/>
       <w:bookmarkStart w:id="95" w:name="_Toc242811575"/>
@@ -31146,10 +31422,10 @@
           <w:noProof/>
         </w:rPr>
         <w:drawing>
-          <wp:inline distT="0" distB="0" distL="0" distR="0" wp14:anchorId="78A1F3D8" wp14:editId="55726387">
+          <wp:inline distT="0" distB="0" distL="0" distR="0" wp14:anchorId="0BC52EA3" wp14:editId="656DCC6D">
             <wp:extent cx="5760720" cy="3240405"/>
             <wp:effectExtent l="0" t="0" r="0" b="0"/>
-            <wp:docPr id="944190641" name="Picture 1"/>
+            <wp:docPr id="389021613" name="Picture 1"/>
             <wp:cNvGraphicFramePr>
               <a:graphicFrameLocks xmlns:a="http://schemas.openxmlformats.org/drawingml/2006/main" noChangeAspect="1"/>
             </wp:cNvGraphicFramePr>
@@ -31157,7 +31433,7 @@
               <a:graphicData uri="http://schemas.openxmlformats.org/drawingml/2006/picture">
                 <pic:pic xmlns:pic="http://schemas.openxmlformats.org/drawingml/2006/picture">
                   <pic:nvPicPr>
-                    <pic:cNvPr id="944190641" name=""/>
+                    <pic:cNvPr id="389021613" name=""/>
                     <pic:cNvPicPr/>
                   </pic:nvPicPr>
                   <pic:blipFill>
@@ -31291,6 +31567,7 @@
       <w:pPr>
         <w:spacing w:before="120" w:after="120" w:line="360" w:lineRule="auto"/>
         <w:ind w:firstLine="357"/>
+        <w:jc w:val="both"/>
         <w:rPr>
           <w:sz w:val="26"/>
           <w:szCs w:val="26"/>
@@ -31308,6 +31585,7 @@
       <w:pPr>
         <w:spacing w:before="120" w:after="120" w:line="360" w:lineRule="auto"/>
         <w:ind w:firstLine="357"/>
+        <w:jc w:val="both"/>
         <w:rPr>
           <w:sz w:val="26"/>
           <w:szCs w:val="26"/>
@@ -31398,35 +31676,43 @@
     <w:p>
       <w:pPr>
         <w:pStyle w:val="Heading3"/>
+        <w:spacing w:before="120" w:after="120" w:line="360" w:lineRule="auto"/>
       </w:pPr>
       <w:bookmarkStart w:id="98" w:name="_Toc242187684"/>
       <w:bookmarkStart w:id="99" w:name="_Toc242811576"/>
       <w:r>
+        <w:lastRenderedPageBreak/>
+        <w:t>Giao diện Giỏ hàng</w:t>
+      </w:r>
+      <w:bookmarkEnd w:id="98"/>
+      <w:r>
+        <w:t xml:space="preserve"> </w:t>
+      </w:r>
+      <w:r>
+        <w:t>(GioHang.aspx)</w:t>
+      </w:r>
+      <w:bookmarkEnd w:id="99"/>
+    </w:p>
+    <w:p>
+      <w:pPr>
+        <w:pStyle w:val="Caption"/>
+        <w:spacing w:before="120" w:after="120" w:line="360" w:lineRule="auto"/>
+        <w:jc w:val="center"/>
+        <w:rPr>
+          <w:sz w:val="26"/>
+          <w:szCs w:val="26"/>
+        </w:rPr>
+      </w:pPr>
+      <w:bookmarkStart w:id="100" w:name="_Toc242737831"/>
+      <w:r>
         <w:rPr>
           <w:noProof/>
         </w:rPr>
-        <w:lastRenderedPageBreak/>
         <w:drawing>
-          <wp:anchor distT="0" distB="0" distL="114300" distR="114300" simplePos="0" relativeHeight="251665920" behindDoc="1" locked="0" layoutInCell="1" allowOverlap="1" wp14:anchorId="7B427BE6" wp14:editId="71264304">
-            <wp:simplePos x="0" y="0"/>
-            <wp:positionH relativeFrom="column">
-              <wp:posOffset>-1905</wp:posOffset>
-            </wp:positionH>
-            <wp:positionV relativeFrom="page">
-              <wp:posOffset>1040765</wp:posOffset>
-            </wp:positionV>
+          <wp:inline distT="0" distB="0" distL="0" distR="0" wp14:anchorId="0E388194" wp14:editId="47832EC2">
             <wp:extent cx="5760720" cy="3240405"/>
             <wp:effectExtent l="0" t="0" r="0" b="0"/>
-            <wp:wrapTight wrapText="bothSides">
-              <wp:wrapPolygon edited="0">
-                <wp:start x="0" y="0"/>
-                <wp:lineTo x="0" y="21460"/>
-                <wp:lineTo x="21500" y="21460"/>
-                <wp:lineTo x="21500" y="0"/>
-                <wp:lineTo x="0" y="0"/>
-              </wp:wrapPolygon>
-            </wp:wrapTight>
-            <wp:docPr id="852967941" name="Picture 1"/>
+            <wp:docPr id="1038480963" name="Picture 1"/>
             <wp:cNvGraphicFramePr>
               <a:graphicFrameLocks xmlns:a="http://schemas.openxmlformats.org/drawingml/2006/main" noChangeAspect="1"/>
             </wp:cNvGraphicFramePr>
@@ -31434,17 +31720,11 @@
               <a:graphicData uri="http://schemas.openxmlformats.org/drawingml/2006/picture">
                 <pic:pic xmlns:pic="http://schemas.openxmlformats.org/drawingml/2006/picture">
                   <pic:nvPicPr>
-                    <pic:cNvPr id="852967941" name=""/>
+                    <pic:cNvPr id="1038480963" name=""/>
                     <pic:cNvPicPr/>
                   </pic:nvPicPr>
                   <pic:blipFill>
-                    <a:blip r:embed="rId18" cstate="print">
-                      <a:extLst>
-                        <a:ext uri="{28A0092B-C50C-407E-A947-70E740481C1C}">
-                          <a14:useLocalDpi xmlns:a14="http://schemas.microsoft.com/office/drawing/2010/main" val="0"/>
-                        </a:ext>
-                      </a:extLst>
-                    </a:blip>
+                    <a:blip r:embed="rId18"/>
                     <a:stretch>
                       <a:fillRect/>
                     </a:stretch>
@@ -31461,20 +31741,9 @@
                 </pic:pic>
               </a:graphicData>
             </a:graphic>
-          </wp:anchor>
+          </wp:inline>
         </w:drawing>
       </w:r>
-      <w:r>
-        <w:t>Giao diện Giỏ hàng</w:t>
-      </w:r>
-      <w:bookmarkEnd w:id="98"/>
-      <w:r>
-        <w:t xml:space="preserve"> </w:t>
-      </w:r>
-      <w:r>
-        <w:t>(GioHang.aspx)</w:t>
-      </w:r>
-      <w:bookmarkEnd w:id="99"/>
     </w:p>
     <w:p>
       <w:pPr>
@@ -31492,7 +31761,6 @@
           <w:lang w:val="x-none" w:eastAsia="x-none"/>
         </w:rPr>
       </w:pPr>
-      <w:bookmarkStart w:id="100" w:name="_Toc242737831"/>
       <w:r>
         <w:rPr>
           <w:sz w:val="26"/>
@@ -31592,6 +31860,7 @@
       <w:pPr>
         <w:spacing w:before="120" w:after="120" w:line="360" w:lineRule="auto"/>
         <w:ind w:firstLine="357"/>
+        <w:jc w:val="both"/>
         <w:rPr>
           <w:sz w:val="26"/>
           <w:szCs w:val="26"/>
@@ -31647,10 +31916,10 @@
           <w:noProof/>
         </w:rPr>
         <w:drawing>
-          <wp:inline distT="0" distB="0" distL="0" distR="0" wp14:anchorId="3A61AC96" wp14:editId="68B799E6">
+          <wp:inline distT="0" distB="0" distL="0" distR="0" wp14:anchorId="4BFA9CC7" wp14:editId="089A23A3">
             <wp:extent cx="5760720" cy="3240405"/>
             <wp:effectExtent l="0" t="0" r="0" b="0"/>
-            <wp:docPr id="617656671" name="Picture 1"/>
+            <wp:docPr id="679871091" name="Picture 1"/>
             <wp:cNvGraphicFramePr>
               <a:graphicFrameLocks xmlns:a="http://schemas.openxmlformats.org/drawingml/2006/main" noChangeAspect="1"/>
             </wp:cNvGraphicFramePr>
@@ -31658,7 +31927,7 @@
               <a:graphicData uri="http://schemas.openxmlformats.org/drawingml/2006/picture">
                 <pic:pic xmlns:pic="http://schemas.openxmlformats.org/drawingml/2006/picture">
                   <pic:nvPicPr>
-                    <pic:cNvPr id="617656671" name=""/>
+                    <pic:cNvPr id="679871091" name=""/>
                     <pic:cNvPicPr/>
                   </pic:nvPicPr>
                   <pic:blipFill>
@@ -31793,6 +32062,7 @@
       <w:pPr>
         <w:spacing w:before="120" w:after="120" w:line="360" w:lineRule="auto"/>
         <w:ind w:firstLine="357"/>
+        <w:jc w:val="both"/>
         <w:rPr>
           <w:sz w:val="26"/>
           <w:szCs w:val="26"/>
@@ -31990,6 +32260,7 @@
       <w:pPr>
         <w:spacing w:before="120" w:after="120" w:line="360" w:lineRule="auto"/>
         <w:ind w:firstLine="357"/>
+        <w:jc w:val="both"/>
         <w:rPr>
           <w:sz w:val="26"/>
           <w:szCs w:val="26"/>
@@ -32178,6 +32449,7 @@
       <w:pPr>
         <w:spacing w:before="120" w:after="120" w:line="360" w:lineRule="auto"/>
         <w:ind w:firstLine="357"/>
+        <w:jc w:val="both"/>
         <w:rPr>
           <w:sz w:val="26"/>
           <w:szCs w:val="26"/>
@@ -32218,10 +32490,10 @@
           <w:noProof/>
         </w:rPr>
         <w:drawing>
-          <wp:inline distT="0" distB="0" distL="0" distR="0" wp14:anchorId="4BF2663A" wp14:editId="72D88AD2">
+          <wp:inline distT="0" distB="0" distL="0" distR="0" wp14:anchorId="46F9DB86" wp14:editId="067DBCAC">
             <wp:extent cx="5760720" cy="3240405"/>
             <wp:effectExtent l="0" t="0" r="0" b="0"/>
-            <wp:docPr id="1124794576" name="Picture 1"/>
+            <wp:docPr id="1547689150" name="Picture 1"/>
             <wp:cNvGraphicFramePr>
               <a:graphicFrameLocks xmlns:a="http://schemas.openxmlformats.org/drawingml/2006/main" noChangeAspect="1"/>
             </wp:cNvGraphicFramePr>
@@ -32229,7 +32501,7 @@
               <a:graphicData uri="http://schemas.openxmlformats.org/drawingml/2006/picture">
                 <pic:pic xmlns:pic="http://schemas.openxmlformats.org/drawingml/2006/picture">
                   <pic:nvPicPr>
-                    <pic:cNvPr id="1124794576" name=""/>
+                    <pic:cNvPr id="1547689150" name=""/>
                     <pic:cNvPicPr/>
                   </pic:nvPicPr>
                   <pic:blipFill>
@@ -32375,6 +32647,7 @@
       <w:pPr>
         <w:spacing w:before="120" w:after="120" w:line="360" w:lineRule="auto"/>
         <w:ind w:firstLine="357"/>
+        <w:jc w:val="both"/>
         <w:rPr>
           <w:sz w:val="26"/>
           <w:szCs w:val="26"/>
@@ -32577,6 +32850,7 @@
       <w:pPr>
         <w:spacing w:before="120" w:after="120" w:line="360" w:lineRule="auto"/>
         <w:ind w:firstLine="357"/>
+        <w:jc w:val="both"/>
         <w:rPr>
           <w:sz w:val="26"/>
           <w:szCs w:val="26"/>
@@ -32768,6 +33042,7 @@
       <w:pPr>
         <w:spacing w:before="120" w:after="120" w:line="360" w:lineRule="auto"/>
         <w:ind w:firstLine="357"/>
+        <w:jc w:val="both"/>
         <w:rPr>
           <w:sz w:val="26"/>
           <w:szCs w:val="26"/>
@@ -32969,6 +33244,7 @@
       <w:pPr>
         <w:spacing w:before="120" w:after="120" w:line="360" w:lineRule="auto"/>
         <w:ind w:firstLine="357"/>
+        <w:jc w:val="both"/>
         <w:rPr>
           <w:sz w:val="26"/>
           <w:szCs w:val="26"/>
@@ -33161,6 +33437,7 @@
       <w:pPr>
         <w:spacing w:before="120" w:after="120" w:line="360" w:lineRule="auto"/>
         <w:ind w:firstLine="357"/>
+        <w:jc w:val="both"/>
         <w:rPr>
           <w:sz w:val="26"/>
           <w:szCs w:val="26"/>
@@ -33349,6 +33626,7 @@
       <w:pPr>
         <w:spacing w:before="120" w:after="120" w:line="360" w:lineRule="auto"/>
         <w:ind w:firstLine="357"/>
+        <w:jc w:val="both"/>
         <w:rPr>
           <w:sz w:val="26"/>
           <w:szCs w:val="26"/>
@@ -33552,6 +33830,7 @@
       <w:pPr>
         <w:spacing w:before="120" w:after="120" w:line="360" w:lineRule="auto"/>
         <w:ind w:firstLine="357"/>
+        <w:jc w:val="both"/>
         <w:rPr>
           <w:sz w:val="26"/>
           <w:szCs w:val="26"/>
@@ -33601,6 +33880,7 @@
       <w:pPr>
         <w:spacing w:before="120" w:after="120" w:line="360" w:lineRule="auto"/>
         <w:ind w:firstLine="360"/>
+        <w:jc w:val="both"/>
         <w:rPr>
           <w:sz w:val="26"/>
           <w:szCs w:val="26"/>
@@ -33622,6 +33902,7 @@
           <w:numId w:val="75"/>
         </w:numPr>
         <w:spacing w:before="120" w:after="120" w:line="360" w:lineRule="auto"/>
+        <w:jc w:val="both"/>
         <w:rPr>
           <w:sz w:val="26"/>
           <w:szCs w:val="26"/>
@@ -33645,6 +33926,7 @@
           <w:numId w:val="75"/>
         </w:numPr>
         <w:spacing w:before="120" w:after="120" w:line="360" w:lineRule="auto"/>
+        <w:jc w:val="both"/>
         <w:rPr>
           <w:sz w:val="26"/>
           <w:szCs w:val="26"/>
@@ -33666,6 +33948,7 @@
           <w:numId w:val="75"/>
         </w:numPr>
         <w:spacing w:before="120" w:after="120" w:line="360" w:lineRule="auto"/>
+        <w:jc w:val="both"/>
         <w:rPr>
           <w:sz w:val="26"/>
           <w:szCs w:val="26"/>
@@ -33687,17 +33970,25 @@
           <w:numId w:val="75"/>
         </w:numPr>
         <w:spacing w:before="120" w:after="120" w:line="360" w:lineRule="auto"/>
-        <w:rPr>
-          <w:sz w:val="26"/>
-          <w:szCs w:val="26"/>
-        </w:rPr>
-      </w:pPr>
-      <w:r>
-        <w:rPr>
-          <w:sz w:val="26"/>
-          <w:szCs w:val="26"/>
-        </w:rPr>
-        <w:t>Vận dụng thành công các công nghệ: nền tảng ASP.NET Web Forms, hệ quản trị cơ sở dữ liệu SQL Server, kỹ thuật truy xuất dữ liệu ADO.NET cùng thư viện Bootstrap để thiết kế giao diện tương thích đa thiết bị (Responsive).</w:t>
+        <w:jc w:val="both"/>
+        <w:rPr>
+          <w:sz w:val="26"/>
+          <w:szCs w:val="26"/>
+        </w:rPr>
+      </w:pPr>
+      <w:r>
+        <w:rPr>
+          <w:sz w:val="26"/>
+          <w:szCs w:val="26"/>
+        </w:rPr>
+        <w:t>Vận dụng thành công các công nghệ: nền tảng ASP.NET Web Forms, hệ quản trị cơ sở dữ liệu SQL Server, kỹ thuật truy xuất dữ liệu ADO.NET cùng thư viện Bootstrap để thiết kế giao diện</w:t>
+      </w:r>
+      <w:r>
+        <w:rPr>
+          <w:sz w:val="26"/>
+          <w:szCs w:val="26"/>
+        </w:rPr>
+        <w:t>.</w:t>
       </w:r>
     </w:p>
     <w:p>
@@ -33708,6 +33999,7 @@
           <w:numId w:val="75"/>
         </w:numPr>
         <w:spacing w:before="120" w:after="120" w:line="360" w:lineRule="auto"/>
+        <w:jc w:val="both"/>
         <w:rPr>
           <w:sz w:val="26"/>
           <w:szCs w:val="26"/>
@@ -33731,6 +34023,7 @@
           <w:numId w:val="75"/>
         </w:numPr>
         <w:spacing w:before="120" w:after="120" w:line="360" w:lineRule="auto"/>
+        <w:jc w:val="both"/>
         <w:rPr>
           <w:sz w:val="26"/>
           <w:szCs w:val="26"/>
@@ -33752,6 +34045,7 @@
           <w:numId w:val="75"/>
         </w:numPr>
         <w:spacing w:before="120" w:after="120" w:line="360" w:lineRule="auto"/>
+        <w:jc w:val="both"/>
         <w:rPr>
           <w:sz w:val="26"/>
           <w:szCs w:val="26"/>
@@ -33768,7 +34062,7 @@
     <w:p>
       <w:pPr>
         <w:pStyle w:val="Heading2"/>
-        <w:jc w:val="left"/>
+        <w:jc w:val="both"/>
       </w:pPr>
       <w:bookmarkStart w:id="127" w:name="_Toc242187692"/>
       <w:bookmarkStart w:id="128" w:name="_Toc242811590"/>
@@ -33782,6 +34076,7 @@
       <w:pPr>
         <w:spacing w:before="120" w:after="120" w:line="360" w:lineRule="auto"/>
         <w:ind w:firstLine="360"/>
+        <w:jc w:val="both"/>
         <w:rPr>
           <w:sz w:val="26"/>
           <w:szCs w:val="26"/>
@@ -33802,6 +34097,7 @@
           <w:numId w:val="74"/>
         </w:numPr>
         <w:spacing w:before="120" w:after="120" w:line="360" w:lineRule="auto"/>
+        <w:jc w:val="both"/>
         <w:rPr>
           <w:sz w:val="26"/>
           <w:szCs w:val="26"/>
@@ -33814,14 +34110,14 @@
           <w:sz w:val="26"/>
           <w:szCs w:val="26"/>
         </w:rPr>
-        <w:t>Tích hợp thanh toán trực tuyến:</w:t>
-      </w:r>
-      <w:r>
-        <w:rPr>
-          <w:sz w:val="26"/>
-          <w:szCs w:val="26"/>
-        </w:rPr>
-        <w:t> Nghiên cứu API và tích hợp các cổng thanh toán điện tử phổ biến tại Việt Nam (như VNPay, MoMo, ZaloPay) để đa dạng hóa phương thức thanh toán thay vì chỉ hỗ trợ hình thức nhận hàng trả tiền (COD).</w:t>
+        <w:t>Phát triển giao diện tương thích đa thiết bị (Responsive Web Design):</w:t>
+      </w:r>
+      <w:r>
+        <w:rPr>
+          <w:sz w:val="26"/>
+          <w:szCs w:val="26"/>
+        </w:rPr>
+        <w:t xml:space="preserve"> Nghiên cứu hoàn thiện giao diện thích ứng linh hoạt trên nhiều kích thước màn hình khác nhau (điện thoại thông minh, máy tính bảng) thông qua CSS Media Queries, hệ thống lưới Bootstrap Grid hoặc triển khai triệt để cơ chế chuyển đổi giao diện di động (Site.Mobile.Master) để tối ưu hóa trải nghiệm người dùng di động.</w:t>
       </w:r>
     </w:p>
     <w:p>
@@ -33831,6 +34127,7 @@
           <w:numId w:val="74"/>
         </w:numPr>
         <w:spacing w:before="120" w:after="120" w:line="360" w:lineRule="auto"/>
+        <w:jc w:val="both"/>
         <w:rPr>
           <w:sz w:val="26"/>
           <w:szCs w:val="26"/>
@@ -33844,14 +34141,14 @@
           <w:szCs w:val="26"/>
         </w:rPr>
         <w:lastRenderedPageBreak/>
-        <w:t>Mở rộng tính năng cho khách hàng:</w:t>
-      </w:r>
-      <w:r>
-        <w:rPr>
-          <w:sz w:val="26"/>
-          <w:szCs w:val="26"/>
-        </w:rPr>
-        <w:t> Xây dựng module theo dõi và tra cứu lịch sử mua hàng chi tiết; bổ sung tính năng đánh giá (Review) và chấm điểm (Rating) sản phẩm sau khi mua.</w:t>
+        <w:t>Tích hợp thanh toán trực tuyến:</w:t>
+      </w:r>
+      <w:r>
+        <w:rPr>
+          <w:sz w:val="26"/>
+          <w:szCs w:val="26"/>
+        </w:rPr>
+        <w:t> Nghiên cứu API và tích hợp các cổng thanh toán điện tử phổ biến tại Việt Nam (như VNPay, MoMo, ZaloPay) để đa dạng hóa phương thức thanh toán thay vì chỉ hỗ trợ hình thức nhận hàng trả tiền (COD).</w:t>
       </w:r>
     </w:p>
     <w:p>
@@ -33861,6 +34158,7 @@
           <w:numId w:val="74"/>
         </w:numPr>
         <w:spacing w:before="120" w:after="120" w:line="360" w:lineRule="auto"/>
+        <w:jc w:val="both"/>
         <w:rPr>
           <w:sz w:val="26"/>
           <w:szCs w:val="26"/>
@@ -33873,14 +34171,14 @@
           <w:sz w:val="26"/>
           <w:szCs w:val="26"/>
         </w:rPr>
-        <w:t>Tối ưu hóa trải nghiệm người dùng (UX):</w:t>
-      </w:r>
-      <w:r>
-        <w:rPr>
-          <w:sz w:val="26"/>
-          <w:szCs w:val="26"/>
-        </w:rPr>
-        <w:t> Áp dụng kỹ thuật AJAX để thao tác thêm giỏ hàng, lọc sản phẩm mà không cần tải lại trang. Nghiên cứu tích hợp hệ thống gợi ý sản phẩm (Recommender System) dựa trên lịch sử tìm kiếm của khách hàng.</w:t>
+        <w:t>Mở rộng tính năng cho khách hàng:</w:t>
+      </w:r>
+      <w:r>
+        <w:rPr>
+          <w:sz w:val="26"/>
+          <w:szCs w:val="26"/>
+        </w:rPr>
+        <w:t> Xây dựng module theo dõi và tra cứu lịch sử mua hàng chi tiết; bổ sung tính năng đánh giá (Review) và chấm điểm (Rating) sản phẩm sau khi mua.</w:t>
       </w:r>
     </w:p>
     <w:p>
@@ -33890,6 +34188,37 @@
           <w:numId w:val="74"/>
         </w:numPr>
         <w:spacing w:before="120" w:after="120" w:line="360" w:lineRule="auto"/>
+        <w:jc w:val="both"/>
+        <w:rPr>
+          <w:sz w:val="26"/>
+          <w:szCs w:val="26"/>
+        </w:rPr>
+      </w:pPr>
+      <w:r>
+        <w:rPr>
+          <w:b/>
+          <w:bCs/>
+          <w:sz w:val="26"/>
+          <w:szCs w:val="26"/>
+        </w:rPr>
+        <w:t>Tối ưu hóa trải nghiệm người dùng (UX):</w:t>
+      </w:r>
+      <w:r>
+        <w:rPr>
+          <w:sz w:val="26"/>
+          <w:szCs w:val="26"/>
+        </w:rPr>
+        <w:t> Áp dụng kỹ thuật AJAX để thao tác thêm giỏ hàng, lọc sản phẩm mà không cần tải lại trang. Nghiên cứu tích hợp hệ thống gợi ý sản phẩm (Recommender System) dựa trên lịch sử tìm kiếm của khách hàng.</w:t>
+      </w:r>
+    </w:p>
+    <w:p>
+      <w:pPr>
+        <w:numPr>
+          <w:ilvl w:val="0"/>
+          <w:numId w:val="74"/>
+        </w:numPr>
+        <w:spacing w:before="120" w:after="120" w:line="360" w:lineRule="auto"/>
+        <w:jc w:val="both"/>
         <w:rPr>
           <w:sz w:val="26"/>
           <w:szCs w:val="26"/>
@@ -33953,6 +34282,7 @@
             <w:autoSpaceDN w:val="0"/>
             <w:spacing w:before="120" w:after="120" w:line="360" w:lineRule="auto"/>
             <w:ind w:hanging="641"/>
+            <w:jc w:val="both"/>
             <w:divId w:val="354380750"/>
             <w:rPr>
               <w:color w:val="000000"/>
@@ -33981,6 +34311,7 @@
             <w:autoSpaceDN w:val="0"/>
             <w:spacing w:before="120" w:after="120" w:line="360" w:lineRule="auto"/>
             <w:ind w:hanging="641"/>
+            <w:jc w:val="both"/>
             <w:divId w:val="1270428914"/>
             <w:rPr>
               <w:color w:val="000000"/>
@@ -34009,6 +34340,7 @@
             <w:autoSpaceDN w:val="0"/>
             <w:spacing w:before="120" w:after="120" w:line="360" w:lineRule="auto"/>
             <w:ind w:hanging="641"/>
+            <w:jc w:val="both"/>
             <w:divId w:val="179854536"/>
             <w:rPr>
               <w:color w:val="000000"/>
@@ -34037,6 +34369,7 @@
             <w:autoSpaceDN w:val="0"/>
             <w:spacing w:before="120" w:after="120" w:line="360" w:lineRule="auto"/>
             <w:ind w:hanging="641"/>
+            <w:jc w:val="both"/>
             <w:divId w:val="186987548"/>
             <w:rPr>
               <w:color w:val="000000"/>
@@ -34065,6 +34398,7 @@
             <w:autoSpaceDN w:val="0"/>
             <w:spacing w:before="120" w:after="120" w:line="360" w:lineRule="auto"/>
             <w:ind w:hanging="641"/>
+            <w:jc w:val="both"/>
             <w:divId w:val="1575163002"/>
             <w:rPr>
               <w:color w:val="000000"/>
@@ -34093,6 +34427,7 @@
             <w:autoSpaceDN w:val="0"/>
             <w:spacing w:before="120" w:after="120" w:line="360" w:lineRule="auto"/>
             <w:ind w:hanging="641"/>
+            <w:jc w:val="both"/>
             <w:divId w:val="779226388"/>
             <w:rPr>
               <w:color w:val="000000"/>
@@ -34121,6 +34456,7 @@
             <w:autoSpaceDN w:val="0"/>
             <w:spacing w:before="120" w:after="120" w:line="360" w:lineRule="auto"/>
             <w:ind w:hanging="641"/>
+            <w:jc w:val="both"/>
             <w:divId w:val="450324897"/>
             <w:rPr>
               <w:color w:val="000000"/>
@@ -34149,6 +34485,7 @@
             <w:autoSpaceDN w:val="0"/>
             <w:spacing w:before="120" w:after="120" w:line="360" w:lineRule="auto"/>
             <w:ind w:hanging="641"/>
+            <w:jc w:val="both"/>
             <w:divId w:val="1473867259"/>
             <w:rPr>
               <w:color w:val="000000"/>
@@ -34177,6 +34514,7 @@
             <w:autoSpaceDN w:val="0"/>
             <w:spacing w:before="120" w:after="120" w:line="360" w:lineRule="auto"/>
             <w:ind w:hanging="641"/>
+            <w:jc w:val="both"/>
             <w:divId w:val="1446388105"/>
             <w:rPr>
               <w:color w:val="000000"/>
@@ -34205,6 +34543,7 @@
             <w:autoSpaceDN w:val="0"/>
             <w:spacing w:before="120" w:after="120" w:line="360" w:lineRule="auto"/>
             <w:ind w:hanging="641"/>
+            <w:jc w:val="both"/>
             <w:divId w:val="1247347880"/>
             <w:rPr>
               <w:color w:val="000000"/>
@@ -34233,6 +34572,7 @@
             <w:autoSpaceDN w:val="0"/>
             <w:spacing w:before="120" w:after="120" w:line="360" w:lineRule="auto"/>
             <w:ind w:hanging="641"/>
+            <w:jc w:val="both"/>
             <w:divId w:val="1445076265"/>
             <w:rPr>
               <w:color w:val="000000"/>
@@ -34262,6 +34602,7 @@
             <w:autoSpaceDN w:val="0"/>
             <w:spacing w:before="120" w:after="120" w:line="360" w:lineRule="auto"/>
             <w:ind w:hanging="641"/>
+            <w:jc w:val="both"/>
             <w:divId w:val="43220820"/>
             <w:rPr>
               <w:color w:val="000000"/>
@@ -34290,6 +34631,7 @@
             <w:autoSpaceDN w:val="0"/>
             <w:spacing w:before="120" w:after="120" w:line="360" w:lineRule="auto"/>
             <w:ind w:hanging="641"/>
+            <w:jc w:val="both"/>
             <w:divId w:val="843861000"/>
             <w:rPr>
               <w:color w:val="000000"/>
@@ -46697,13 +47039,18 @@
     <w:rsid w:val="00486CE7"/>
     <w:rsid w:val="004A2C06"/>
     <w:rsid w:val="004D5C2F"/>
+    <w:rsid w:val="004E22F5"/>
     <w:rsid w:val="0053320E"/>
+    <w:rsid w:val="005732CB"/>
+    <w:rsid w:val="00614BD1"/>
     <w:rsid w:val="00654583"/>
-    <w:rsid w:val="00695C84"/>
+    <w:rsid w:val="00681C17"/>
     <w:rsid w:val="006A4775"/>
     <w:rsid w:val="006F1FC9"/>
     <w:rsid w:val="00746F44"/>
+    <w:rsid w:val="007B4423"/>
     <w:rsid w:val="00893B58"/>
+    <w:rsid w:val="008A1F63"/>
     <w:rsid w:val="008D07A4"/>
     <w:rsid w:val="0090479D"/>
     <w:rsid w:val="009B5DBF"/>
@@ -46722,6 +47069,7 @@
     <w:rsid w:val="00EC26E0"/>
     <w:rsid w:val="00F42D80"/>
     <w:rsid w:val="00F81017"/>
+    <w:rsid w:val="00F85852"/>
   </w:rsids>
   <m:mathPr>
     <m:mathFont m:val="Cambria Math"/>
